--- a/docs/Тест План по Автоматизации Тестирования - TeamCity.docx
+++ b/docs/Тест План по Автоматизации Тестирования - TeamCity.docx
@@ -2170,54 +2170,10 @@
       </w:pPr>
       <w:r>
         <w:rPr>
-          <w:rFonts w:ascii="Calibri" w:hAnsi="Calibri" w:eastAsia="Calibri" w:cs="Calibri"/>
-          <w:b w:val="0"/>
-          <w:bCs w:val="0"/>
-          <w:i w:val="0"/>
-          <w:iCs w:val="0"/>
-          <w:smallCaps w:val="0"/>
-          <w:strike w:val="0"/>
-          <w:color w:val="000000"/>
+          <w:rFonts w:ascii="Calibri" w:hAnsi="Calibri"/>
           <w:sz w:val="22"/>
-          <w:szCs w:val="22"/>
-          <w:u w:val="none"/>
-          <w:shd w:val="clear" w:color="auto" w:fill="auto"/>
-          <w:vertAlign w:val="baseline"/>
-          <w:rtl w:val="0"/>
         </w:rPr>
-        <w:t xml:space="preserve">Покрыть сквозной жизненный цикл TeamCity: первый запуск, администратор, agent, project, build configuration, build run.</w:t>
-      </w:r>
-      <w:r>
-        <w:rPr>
-          <w:b w:val="0"/>
-          <w:bCs w:val="0"/>
-          <w:i w:val="0"/>
-          <w:iCs w:val="0"/>
-          <w:smallCaps w:val="0"/>
-          <w:strike w:val="0"/>
-          <w:color w:val="000000"/>
-          <w:sz w:val="22"/>
-          <w:szCs w:val="22"/>
-          <w:u w:val="none"/>
-          <w:shd w:val="clear" w:color="auto" w:fill="auto"/>
-          <w:vertAlign w:val="baseline"/>
-        </w:rPr>
-      </w:r>
-      <w:r>
-        <w:rPr>
-          <w:b w:val="0"/>
-          <w:bCs w:val="0"/>
-          <w:i w:val="0"/>
-          <w:iCs w:val="0"/>
-          <w:smallCaps w:val="0"/>
-          <w:strike w:val="0"/>
-          <w:color w:val="000000"/>
-          <w:sz w:val="22"/>
-          <w:szCs w:val="22"/>
-          <w:u w:val="none"/>
-          <w:shd w:val="clear" w:color="auto" w:fill="auto"/>
-          <w:vertAlign w:val="baseline"/>
-        </w:rPr>
+        <w:t>Покрыть сквозной жизненный цикл TeamCity: первый запуск, администратор, роли и права доступа, agent, project, build configuration, build run.</w:t>
       </w:r>
     </w:p>
     <w:p>
@@ -2483,7 +2439,7 @@
           <w:p>
             <w:pPr>
               <w:pBdr/>
-              <w:spacing w:after="0" w:line="259" w:lineRule="auto"/>
+              <w:spacing w:after="0" w:line="252" w:lineRule="auto"/>
               <w:ind/>
               <w:rPr/>
             </w:pPr>
@@ -2491,11 +2447,17 @@
               <w:rPr>
                 <w:rFonts w:ascii="Calibri" w:hAnsi="Calibri"/>
                 <w:b/>
-                <w:sz w:val="19"/>
+                <w:sz w:val="18"/>
               </w:rPr>
               <w:t xml:space="preserve">Цель тест-плана</w:t>
             </w:r>
-            <w:r/>
+            <w:r>
+              <w:rPr>
+                <w:rFonts w:ascii="Calibri" w:hAnsi="Calibri"/>
+                <w:b/>
+                <w:sz w:val="18"/>
+              </w:rPr>
+            </w:r>
           </w:p>
         </w:tc>
         <w:tc>
@@ -2513,7 +2475,7 @@
           <w:p>
             <w:pPr>
               <w:pBdr/>
-              <w:spacing w:after="0" w:line="259" w:lineRule="auto"/>
+              <w:spacing w:after="0" w:line="252" w:lineRule="auto"/>
               <w:ind/>
               <w:rPr/>
             </w:pPr>
@@ -2521,11 +2483,17 @@
               <w:rPr>
                 <w:rFonts w:ascii="Calibri" w:hAnsi="Calibri"/>
                 <w:b/>
-                <w:sz w:val="19"/>
+                <w:sz w:val="18"/>
               </w:rPr>
               <w:t xml:space="preserve">Метрика</w:t>
             </w:r>
-            <w:r/>
+            <w:r>
+              <w:rPr>
+                <w:rFonts w:ascii="Calibri" w:hAnsi="Calibri"/>
+                <w:b/>
+                <w:sz w:val="18"/>
+              </w:rPr>
+            </w:r>
           </w:p>
         </w:tc>
         <w:tc>
@@ -2543,7 +2511,7 @@
           <w:p>
             <w:pPr>
               <w:pBdr/>
-              <w:spacing w:after="0" w:line="259" w:lineRule="auto"/>
+              <w:spacing w:after="0" w:line="252" w:lineRule="auto"/>
               <w:ind/>
               <w:rPr/>
             </w:pPr>
@@ -2551,11 +2519,17 @@
               <w:rPr>
                 <w:rFonts w:ascii="Calibri" w:hAnsi="Calibri"/>
                 <w:b/>
-                <w:sz w:val="19"/>
+                <w:sz w:val="18"/>
               </w:rPr>
               <w:t xml:space="preserve">Целевое значение / критерий</w:t>
             </w:r>
-            <w:r/>
+            <w:r>
+              <w:rPr>
+                <w:rFonts w:ascii="Calibri" w:hAnsi="Calibri"/>
+                <w:b/>
+                <w:sz w:val="18"/>
+              </w:rPr>
+            </w:r>
           </w:p>
         </w:tc>
       </w:tr>
@@ -2578,18 +2552,23 @@
           <w:p>
             <w:pPr>
               <w:pBdr/>
-              <w:spacing w:after="0" w:line="259" w:lineRule="auto"/>
+              <w:spacing w:after="0" w:line="252" w:lineRule="auto"/>
               <w:ind/>
               <w:rPr/>
             </w:pPr>
             <w:r>
               <w:rPr>
                 <w:rFonts w:ascii="Calibri" w:hAnsi="Calibri"/>
-                <w:sz w:val="19"/>
+                <w:sz w:val="18"/>
               </w:rPr>
               <w:t xml:space="preserve">Сконцентрироваться на наиболее критичной функциональности продукта.</w:t>
             </w:r>
-            <w:r/>
+            <w:r>
+              <w:rPr>
+                <w:rFonts w:ascii="Calibri" w:hAnsi="Calibri"/>
+                <w:sz w:val="18"/>
+              </w:rPr>
+            </w:r>
           </w:p>
         </w:tc>
         <w:tc>
@@ -2606,19 +2585,16 @@
           </w:tcPr>
           <w:p>
             <w:pPr>
-              <w:pBdr/>
-              <w:spacing w:after="0" w:line="259" w:lineRule="auto"/>
-              <w:ind/>
-              <w:rPr/>
+              <w:spacing w:after="0" w:line="252" w:lineRule="auto"/>
             </w:pPr>
             <w:r>
               <w:rPr>
                 <w:rFonts w:ascii="Calibri" w:hAnsi="Calibri"/>
-                <w:sz w:val="19"/>
-              </w:rPr>
-              <w:t xml:space="preserve">P0 coverage</w:t>
-            </w:r>
-            <w:r/>
+                <w:b w:val="0"/>
+                <w:sz w:val="18"/>
+              </w:rPr>
+              <w:t>P0/P1 coverage</w:t>
+            </w:r>
           </w:p>
         </w:tc>
         <w:tc>
@@ -2635,27 +2611,16 @@
           </w:tcPr>
           <w:p>
             <w:pPr>
-              <w:pBdr/>
-              <w:spacing w:after="0" w:line="259" w:lineRule="auto"/>
-              <w:ind/>
-              <w:rPr/>
+              <w:spacing w:after="0" w:line="252" w:lineRule="auto"/>
             </w:pPr>
             <w:r>
               <w:rPr>
                 <w:rFonts w:ascii="Calibri" w:hAnsi="Calibri"/>
-                <w:sz w:val="19"/>
-                <w:lang w:val="ru-RU"/>
-              </w:rPr>
-              <w:t xml:space="preserve">90</w:t>
-            </w:r>
-            <w:r>
-              <w:rPr>
-                <w:rFonts w:ascii="Calibri" w:hAnsi="Calibri"/>
-                <w:sz w:val="19"/>
-              </w:rPr>
-              <w:t xml:space="preserve">% критичного MVP-flow покрыто автотестами: first start, admin, agent, project, build configuration, build run, build result.</w:t>
-            </w:r>
-            <w:r/>
+                <w:b w:val="0"/>
+                <w:sz w:val="18"/>
+              </w:rPr>
+              <w:t>100% утвержденных P0/P1 сценариев покрыто автотестами: first start, admin, roles/permissions, agent, project, build configuration, build run, build result.</w:t>
+            </w:r>
           </w:p>
         </w:tc>
       </w:tr>
@@ -2679,7 +2644,7 @@
             <w:pPr>
               <w:pBdr/>
               <w:shd w:val="clear" w:color="e6b9b8" w:themeColor="accent2" w:themeTint="66" w:fill="e6b9b8" w:themeFill="accent2" w:themeFillTint="66"/>
-              <w:spacing w:after="0" w:line="259" w:lineRule="auto"/>
+              <w:spacing w:after="0" w:line="252" w:lineRule="auto"/>
               <w:ind/>
               <w:rPr>
                 <w:rFonts w:ascii="Calibri" w:hAnsi="Calibri"/>
@@ -2689,26 +2654,26 @@
             <w:r>
               <w:rPr>
                 <w:rFonts w:ascii="Calibri" w:hAnsi="Calibri"/>
-                <w:sz w:val="19"/>
+                <w:sz w:val="18"/>
               </w:rPr>
             </w:r>
             <w:r>
               <w:rPr>
                 <w:rFonts w:ascii="Calibri" w:hAnsi="Calibri"/>
-                <w:sz w:val="19"/>
+                <w:sz w:val="18"/>
               </w:rPr>
               <w:t xml:space="preserve">Оценить влияние автоматизации на delivery </w:t>
             </w:r>
             <w:r>
               <w:rPr>
                 <w:rFonts w:ascii="Calibri" w:hAnsi="Calibri"/>
-                <w:sz w:val="19"/>
+                <w:sz w:val="18"/>
               </w:rPr>
             </w:r>
             <w:r>
               <w:rPr>
                 <w:rFonts w:ascii="Calibri" w:hAnsi="Calibri"/>
-                <w:sz w:val="19"/>
+                <w:sz w:val="18"/>
               </w:rPr>
             </w:r>
           </w:p>
@@ -2731,7 +2696,7 @@
             <w:pPr>
               <w:pBdr/>
               <w:shd w:val="clear" w:color="e6b9b8" w:themeColor="accent2" w:themeTint="66" w:fill="e6b9b8" w:themeFill="accent2" w:themeFillTint="66"/>
-              <w:spacing w:after="0" w:line="259" w:lineRule="auto"/>
+              <w:spacing w:after="0" w:line="252" w:lineRule="auto"/>
               <w:ind/>
               <w:rPr>
                 <w:rFonts w:ascii="Calibri" w:hAnsi="Calibri"/>
@@ -2741,26 +2706,26 @@
             <w:r>
               <w:rPr>
                 <w:rFonts w:ascii="Calibri" w:hAnsi="Calibri"/>
-                <w:sz w:val="19"/>
+                <w:sz w:val="18"/>
               </w:rPr>
             </w:r>
             <w:r>
               <w:rPr>
                 <w:rFonts w:ascii="Calibri" w:hAnsi="Calibri"/>
-                <w:sz w:val="19"/>
+                <w:sz w:val="18"/>
               </w:rPr>
               <w:t xml:space="preserve">Time To Market </w:t>
             </w:r>
             <w:r>
               <w:rPr>
                 <w:rFonts w:ascii="Calibri" w:hAnsi="Calibri"/>
-                <w:sz w:val="19"/>
+                <w:sz w:val="18"/>
               </w:rPr>
             </w:r>
             <w:r>
               <w:rPr>
                 <w:rFonts w:ascii="Calibri" w:hAnsi="Calibri"/>
-                <w:sz w:val="19"/>
+                <w:sz w:val="18"/>
               </w:rPr>
             </w:r>
           </w:p>
@@ -2783,7 +2748,7 @@
             <w:pPr>
               <w:pBdr/>
               <w:shd w:val="clear" w:color="e6b9b8" w:themeColor="accent2" w:themeTint="66" w:fill="e6b9b8" w:themeFill="accent2" w:themeFillTint="66"/>
-              <w:spacing w:after="0" w:line="259" w:lineRule="auto"/>
+              <w:spacing w:after="0" w:line="252" w:lineRule="auto"/>
               <w:ind/>
               <w:rPr>
                 <w:rFonts w:ascii="Calibri" w:hAnsi="Calibri"/>
@@ -2795,13 +2760,13 @@
             <w:r>
               <w:rPr>
                 <w:rFonts w:ascii="Calibri" w:hAnsi="Calibri"/>
-                <w:sz w:val="19"/>
+                <w:sz w:val="18"/>
               </w:rPr>
             </w:r>
             <w:r>
               <w:rPr>
                 <w:rFonts w:ascii="Calibri" w:hAnsi="Calibri"/>
-                <w:sz w:val="19"/>
+                <w:sz w:val="18"/>
                 <w:szCs w:val="19"/>
               </w:rPr>
               <w:t xml:space="preserve">Ускорить на 20%</w:t>
@@ -2809,7 +2774,7 @@
             <w:r>
               <w:rPr>
                 <w:rFonts w:ascii="Calibri" w:hAnsi="Calibri"/>
-                <w:sz w:val="19"/>
+                <w:sz w:val="18"/>
                 <w:szCs w:val="19"/>
               </w:rPr>
               <w:t xml:space="preserve"> </w:t>
@@ -2817,7 +2782,7 @@
             <w:r>
               <w:rPr>
                 <w:rFonts w:ascii="Calibri" w:hAnsi="Calibri"/>
-                <w:sz w:val="19"/>
+                <w:sz w:val="18"/>
                 <w:szCs w:val="19"/>
               </w:rPr>
               <w:t xml:space="preserve">время доставки новой функциональности в продакшн версию продукта.</w:t>
@@ -2825,7 +2790,7 @@
             <w:r>
               <w:rPr>
                 <w:rFonts w:ascii="Calibri" w:hAnsi="Calibri"/>
-                <w:sz w:val="19"/>
+                <w:sz w:val="18"/>
                 <w:szCs w:val="19"/>
                 <w:lang w:val="ru-RU"/>
               </w:rPr>
@@ -2834,14 +2799,14 @@
             <w:r>
               <w:rPr>
                 <w:rFonts w:ascii="Calibri" w:hAnsi="Calibri"/>
-                <w:sz w:val="19"/>
+                <w:sz w:val="18"/>
                 <w:szCs w:val="19"/>
               </w:rPr>
             </w:r>
             <w:r>
               <w:rPr>
                 <w:rFonts w:ascii="Calibri" w:hAnsi="Calibri"/>
-                <w:sz w:val="19"/>
+                <w:sz w:val="18"/>
                 <w:szCs w:val="19"/>
                 <w14:ligatures w14:val="none"/>
               </w:rPr>
@@ -2868,18 +2833,23 @@
           <w:p>
             <w:pPr>
               <w:pBdr/>
-              <w:spacing w:after="0" w:line="259" w:lineRule="auto"/>
+              <w:spacing w:after="0" w:line="252" w:lineRule="auto"/>
               <w:ind/>
               <w:rPr/>
             </w:pPr>
             <w:r>
               <w:rPr>
                 <w:rFonts w:ascii="Calibri" w:hAnsi="Calibri"/>
-                <w:sz w:val="19"/>
+                <w:sz w:val="18"/>
               </w:rPr>
               <w:t xml:space="preserve">Подготовить pipeline, который поднимает стенд и запускает автотесты воспроизводимо.</w:t>
             </w:r>
-            <w:r/>
+            <w:r>
+              <w:rPr>
+                <w:rFonts w:ascii="Calibri" w:hAnsi="Calibri"/>
+                <w:sz w:val="18"/>
+              </w:rPr>
+            </w:r>
           </w:p>
         </w:tc>
         <w:tc>
@@ -2897,18 +2867,23 @@
           <w:p>
             <w:pPr>
               <w:pBdr/>
-              <w:spacing w:after="0" w:line="259" w:lineRule="auto"/>
+              <w:spacing w:after="0" w:line="252" w:lineRule="auto"/>
               <w:ind/>
               <w:rPr/>
             </w:pPr>
             <w:r>
               <w:rPr>
                 <w:rFonts w:ascii="Calibri" w:hAnsi="Calibri"/>
-                <w:sz w:val="19"/>
+                <w:sz w:val="18"/>
               </w:rPr>
               <w:t xml:space="preserve">Pipeline readiness</w:t>
             </w:r>
-            <w:r/>
+            <w:r>
+              <w:rPr>
+                <w:rFonts w:ascii="Calibri" w:hAnsi="Calibri"/>
+                <w:sz w:val="18"/>
+              </w:rPr>
+            </w:r>
           </w:p>
         </w:tc>
         <w:tc>
@@ -2926,18 +2901,23 @@
           <w:p>
             <w:pPr>
               <w:pBdr/>
-              <w:spacing w:after="0" w:line="259" w:lineRule="auto"/>
+              <w:spacing w:after="0" w:line="252" w:lineRule="auto"/>
               <w:ind/>
               <w:rPr/>
             </w:pPr>
             <w:r>
               <w:rPr>
                 <w:rFonts w:ascii="Calibri" w:hAnsi="Calibri"/>
-                <w:sz w:val="19"/>
+                <w:sz w:val="18"/>
               </w:rPr>
               <w:t xml:space="preserve">К концу 4-й недели pipeline поднимает стенд, выполняет bootstrap, запускает UI/API suites и публикует отчет.</w:t>
             </w:r>
-            <w:r/>
+            <w:r>
+              <w:rPr>
+                <w:rFonts w:ascii="Calibri" w:hAnsi="Calibri"/>
+                <w:sz w:val="18"/>
+              </w:rPr>
+            </w:r>
           </w:p>
         </w:tc>
       </w:tr>
@@ -2960,18 +2940,23 @@
           <w:p>
             <w:pPr>
               <w:pBdr/>
-              <w:spacing w:after="0" w:line="259" w:lineRule="auto"/>
+              <w:spacing w:after="0" w:line="252" w:lineRule="auto"/>
               <w:ind/>
               <w:rPr/>
             </w:pPr>
             <w:r>
               <w:rPr>
                 <w:rFonts w:ascii="Calibri" w:hAnsi="Calibri"/>
-                <w:sz w:val="19"/>
+                <w:sz w:val="18"/>
               </w:rPr>
               <w:t xml:space="preserve">Быстро обнаруживать критичные поломки.</w:t>
             </w:r>
-            <w:r/>
+            <w:r>
+              <w:rPr>
+                <w:rFonts w:ascii="Calibri" w:hAnsi="Calibri"/>
+                <w:sz w:val="18"/>
+              </w:rPr>
+            </w:r>
           </w:p>
         </w:tc>
         <w:tc>
@@ -2989,20 +2974,20 @@
           <w:p>
             <w:pPr>
               <w:pBdr/>
-              <w:spacing w:after="0" w:line="259" w:lineRule="auto"/>
+              <w:spacing w:after="0" w:line="252" w:lineRule="auto"/>
               <w:ind/>
               <w:rPr/>
             </w:pPr>
             <w:r>
               <w:rPr>
                 <w:rFonts w:ascii="Calibri" w:hAnsi="Calibri"/>
-                <w:sz w:val="19"/>
+                <w:sz w:val="18"/>
               </w:rPr>
             </w:r>
             <w:r>
               <w:rPr>
                 <w:rFonts w:ascii="Calibri" w:hAnsi="Calibri"/>
-                <w:sz w:val="19"/>
+                <w:sz w:val="18"/>
                 <w:szCs w:val="19"/>
               </w:rPr>
               <w:t xml:space="preserve">Mean Time to Detect</w:t>
@@ -3010,10 +2995,15 @@
             <w:r>
               <w:rPr>
                 <w:rFonts w:ascii="Calibri" w:hAnsi="Calibri"/>
-                <w:sz w:val="19"/>
-              </w:rPr>
-            </w:r>
-            <w:r/>
+                <w:sz w:val="18"/>
+              </w:rPr>
+            </w:r>
+            <w:r>
+              <w:rPr>
+                <w:rFonts w:ascii="Calibri" w:hAnsi="Calibri"/>
+                <w:sz w:val="18"/>
+              </w:rPr>
+            </w:r>
           </w:p>
         </w:tc>
         <w:tc>
@@ -3031,7 +3021,7 @@
           <w:p>
             <w:pPr>
               <w:pBdr/>
-              <w:spacing w:after="0" w:line="259" w:lineRule="auto"/>
+              <w:spacing w:after="0" w:line="252" w:lineRule="auto"/>
               <w:ind/>
               <w:rPr>
                 <w:rFonts w:ascii="Calibri" w:hAnsi="Calibri"/>
@@ -3043,13 +3033,13 @@
             <w:r>
               <w:rPr>
                 <w:rFonts w:ascii="Calibri" w:hAnsi="Calibri"/>
-                <w:sz w:val="19"/>
+                <w:sz w:val="18"/>
               </w:rPr>
             </w:r>
             <w:r>
               <w:rPr>
                 <w:rFonts w:ascii="Calibri" w:hAnsi="Calibri"/>
-                <w:sz w:val="19"/>
+                <w:sz w:val="18"/>
                 <w:szCs w:val="19"/>
               </w:rPr>
               <w:t xml:space="preserve">Уменьшить среднее время обнаружения ошибок до 2 часов для регрессионного тестирования. </w:t>
@@ -3057,14 +3047,14 @@
             <w:r>
               <w:rPr>
                 <w:rFonts w:ascii="Calibri" w:hAnsi="Calibri"/>
-                <w:sz w:val="19"/>
+                <w:sz w:val="18"/>
                 <w:szCs w:val="19"/>
               </w:rPr>
             </w:r>
             <w:r>
               <w:rPr>
                 <w:rFonts w:ascii="Calibri" w:hAnsi="Calibri"/>
-                <w:sz w:val="19"/>
+                <w:sz w:val="18"/>
                 <w:szCs w:val="19"/>
                 <w14:ligatures w14:val="none"/>
               </w:rPr>
@@ -3091,18 +3081,23 @@
           <w:p>
             <w:pPr>
               <w:pBdr/>
-              <w:spacing w:after="0" w:line="259" w:lineRule="auto"/>
+              <w:spacing w:after="0" w:line="252" w:lineRule="auto"/>
               <w:ind/>
               <w:rPr/>
             </w:pPr>
             <w:r>
               <w:rPr>
                 <w:rFonts w:ascii="Calibri" w:hAnsi="Calibri"/>
-                <w:sz w:val="19"/>
+                <w:sz w:val="18"/>
               </w:rPr>
               <w:t xml:space="preserve">Сохранять доверие к автотестам.</w:t>
             </w:r>
-            <w:r/>
+            <w:r>
+              <w:rPr>
+                <w:rFonts w:ascii="Calibri" w:hAnsi="Calibri"/>
+                <w:sz w:val="18"/>
+              </w:rPr>
+            </w:r>
           </w:p>
         </w:tc>
         <w:tc>
@@ -3120,18 +3115,23 @@
           <w:p>
             <w:pPr>
               <w:pBdr/>
-              <w:spacing w:after="0" w:line="259" w:lineRule="auto"/>
+              <w:spacing w:after="0" w:line="252" w:lineRule="auto"/>
               <w:ind/>
               <w:rPr/>
             </w:pPr>
             <w:r>
               <w:rPr>
                 <w:rFonts w:ascii="Calibri" w:hAnsi="Calibri"/>
-                <w:sz w:val="19"/>
+                <w:sz w:val="18"/>
               </w:rPr>
               <w:t xml:space="preserve">Pass Rate / Flaky Rate</w:t>
             </w:r>
-            <w:r/>
+            <w:r>
+              <w:rPr>
+                <w:rFonts w:ascii="Calibri" w:hAnsi="Calibri"/>
+                <w:sz w:val="18"/>
+              </w:rPr>
+            </w:r>
           </w:p>
         </w:tc>
         <w:tc>
@@ -3149,18 +3149,23 @@
           <w:p>
             <w:pPr>
               <w:pBdr/>
-              <w:spacing w:after="0" w:line="259" w:lineRule="auto"/>
+              <w:spacing w:after="0" w:line="252" w:lineRule="auto"/>
               <w:ind/>
               <w:rPr/>
             </w:pPr>
             <w:r>
               <w:rPr>
                 <w:rFonts w:ascii="Calibri" w:hAnsi="Calibri"/>
-                <w:sz w:val="19"/>
+                <w:sz w:val="18"/>
               </w:rPr>
               <w:t xml:space="preserve">Pass Rate &gt;= 95% на стабильном стенде; Flaky Rate &lt;= 3%.</w:t>
             </w:r>
-            <w:r/>
+            <w:r>
+              <w:rPr>
+                <w:rFonts w:ascii="Calibri" w:hAnsi="Calibri"/>
+                <w:sz w:val="18"/>
+              </w:rPr>
+            </w:r>
           </w:p>
         </w:tc>
       </w:tr>
@@ -3183,18 +3188,23 @@
           <w:p>
             <w:pPr>
               <w:pBdr/>
-              <w:spacing w:after="0" w:line="259" w:lineRule="auto"/>
+              <w:spacing w:after="0" w:line="252" w:lineRule="auto"/>
               <w:ind/>
               <w:rPr/>
             </w:pPr>
             <w:r>
               <w:rPr>
                 <w:rFonts w:ascii="Calibri" w:hAnsi="Calibri"/>
-                <w:sz w:val="19"/>
+                <w:sz w:val="18"/>
               </w:rPr>
               <w:t xml:space="preserve">Контролировать длительность быстрого smoke-прогона.</w:t>
             </w:r>
-            <w:r/>
+            <w:r>
+              <w:rPr>
+                <w:rFonts w:ascii="Calibri" w:hAnsi="Calibri"/>
+                <w:sz w:val="18"/>
+              </w:rPr>
+            </w:r>
           </w:p>
         </w:tc>
         <w:tc>
@@ -3212,18 +3222,23 @@
           <w:p>
             <w:pPr>
               <w:pBdr/>
-              <w:spacing w:after="0" w:line="259" w:lineRule="auto"/>
+              <w:spacing w:after="0" w:line="252" w:lineRule="auto"/>
               <w:ind/>
               <w:rPr/>
             </w:pPr>
             <w:r>
               <w:rPr>
                 <w:rFonts w:ascii="Calibri" w:hAnsi="Calibri"/>
-                <w:sz w:val="19"/>
+                <w:sz w:val="18"/>
               </w:rPr>
               <w:t xml:space="preserve">Smoke duration</w:t>
             </w:r>
-            <w:r/>
+            <w:r>
+              <w:rPr>
+                <w:rFonts w:ascii="Calibri" w:hAnsi="Calibri"/>
+                <w:sz w:val="18"/>
+              </w:rPr>
+            </w:r>
           </w:p>
         </w:tc>
         <w:tc>
@@ -3241,18 +3256,23 @@
           <w:p>
             <w:pPr>
               <w:pBdr/>
-              <w:spacing w:after="0" w:line="259" w:lineRule="auto"/>
+              <w:spacing w:after="0" w:line="252" w:lineRule="auto"/>
               <w:ind/>
               <w:rPr/>
             </w:pPr>
             <w:r>
               <w:rPr>
                 <w:rFonts w:ascii="Calibri" w:hAnsi="Calibri"/>
-                <w:sz w:val="19"/>
+                <w:sz w:val="18"/>
               </w:rPr>
               <w:t xml:space="preserve">&lt;= 20 минут для fast CI.</w:t>
             </w:r>
-            <w:r/>
+            <w:r>
+              <w:rPr>
+                <w:rFonts w:ascii="Calibri" w:hAnsi="Calibri"/>
+                <w:sz w:val="18"/>
+              </w:rPr>
+            </w:r>
           </w:p>
         </w:tc>
       </w:tr>
@@ -3572,7 +3592,7 @@
               <w:rPr>
                 <w:rFonts w:ascii="Calibri" w:hAnsi="Calibri"/>
                 <w:b/>
-                <w:sz w:val="17"/>
+                <w:sz w:val="16"/>
               </w:rPr>
               <w:t>Приоритет</w:t>
             </w:r>
@@ -3604,7 +3624,7 @@
               <w:rPr>
                 <w:rFonts w:ascii="Calibri" w:hAnsi="Calibri"/>
                 <w:b/>
-                <w:sz w:val="17"/>
+                <w:sz w:val="16"/>
               </w:rPr>
               <w:t>Вид тестирования</w:t>
             </w:r>
@@ -3636,7 +3656,7 @@
               <w:rPr>
                 <w:rFonts w:ascii="Calibri" w:hAnsi="Calibri"/>
                 <w:b/>
-                <w:sz w:val="17"/>
+                <w:sz w:val="16"/>
               </w:rPr>
               <w:t>Решение для проекта</w:t>
             </w:r>
@@ -3652,6 +3672,7 @@
               <w:end w:w="90" w:type="dxa"/>
             </w:tcMar>
             <w:shd w:fill="F2F2F2"/>
+            <w:vAlign w:val="center"/>
           </w:tcPr>
           <w:p>
             <w:pPr>
@@ -3661,7 +3682,7 @@
               <w:rPr>
                 <w:rFonts w:ascii="Calibri" w:hAnsi="Calibri"/>
                 <w:b/>
-                <w:sz w:val="17"/>
+                <w:sz w:val="16"/>
               </w:rPr>
               <w:t>Кто отвечает</w:t>
             </w:r>
@@ -3697,7 +3718,7 @@
             <w:r>
               <w:rPr>
                 <w:rFonts w:ascii="Calibri" w:hAnsi="Calibri" w:eastAsia="Calibri" w:cs="Calibri"/>
-                <w:sz w:val="17"/>
+                <w:sz w:val="16"/>
                 <w:szCs w:val="19"/>
                 <w:rtl w:val="0"/>
               </w:rPr>
@@ -3706,14 +3727,14 @@
             <w:r>
               <w:rPr>
                 <w:rFonts w:ascii="Calibri" w:hAnsi="Calibri"/>
-                <w:sz w:val="17"/>
+                <w:sz w:val="16"/>
                 <w:rtl w:val="0"/>
               </w:rPr>
             </w:r>
             <w:r>
               <w:rPr>
                 <w:rFonts w:ascii="Calibri" w:hAnsi="Calibri"/>
-                <w:sz w:val="17"/>
+                <w:sz w:val="16"/>
               </w:rPr>
             </w:r>
           </w:p>
@@ -3743,7 +3764,7 @@
             <w:r>
               <w:rPr>
                 <w:rFonts w:ascii="Calibri" w:hAnsi="Calibri" w:eastAsia="Calibri" w:cs="Calibri"/>
-                <w:sz w:val="17"/>
+                <w:sz w:val="16"/>
                 <w:szCs w:val="19"/>
                 <w:rtl w:val="0"/>
               </w:rPr>
@@ -3752,14 +3773,14 @@
             <w:r>
               <w:rPr>
                 <w:rFonts w:ascii="Calibri" w:hAnsi="Calibri"/>
-                <w:sz w:val="17"/>
+                <w:sz w:val="16"/>
                 <w:rtl w:val="0"/>
               </w:rPr>
             </w:r>
             <w:r>
               <w:rPr>
                 <w:rFonts w:ascii="Calibri" w:hAnsi="Calibri"/>
-                <w:sz w:val="17"/>
+                <w:sz w:val="16"/>
               </w:rPr>
             </w:r>
           </w:p>
@@ -3789,7 +3810,7 @@
             <w:r>
               <w:rPr>
                 <w:rFonts w:ascii="Calibri" w:hAnsi="Calibri" w:eastAsia="Calibri" w:cs="Calibri"/>
-                <w:sz w:val="17"/>
+                <w:sz w:val="16"/>
                 <w:szCs w:val="19"/>
                 <w:rtl w:val="0"/>
               </w:rPr>
@@ -3798,14 +3819,14 @@
             <w:r>
               <w:rPr>
                 <w:rFonts w:ascii="Calibri" w:hAnsi="Calibri"/>
-                <w:sz w:val="17"/>
+                <w:sz w:val="16"/>
                 <w:rtl w:val="0"/>
               </w:rPr>
             </w:r>
             <w:r>
               <w:rPr>
                 <w:rFonts w:ascii="Calibri" w:hAnsi="Calibri"/>
-                <w:sz w:val="17"/>
+                <w:sz w:val="16"/>
               </w:rPr>
             </w:r>
           </w:p>
@@ -3820,6 +3841,7 @@
               <w:end w:w="90" w:type="dxa"/>
             </w:tcMar>
             <w:shd w:fill="FFFFFF"/>
+            <w:vAlign w:val="center"/>
           </w:tcPr>
           <w:p>
             <w:pPr>
@@ -3829,7 +3851,7 @@
               <w:rPr>
                 <w:rFonts w:ascii="Calibri" w:hAnsi="Calibri"/>
                 <w:b w:val="0"/>
-                <w:sz w:val="17"/>
+                <w:sz w:val="16"/>
               </w:rPr>
               <w:t>Вся команда; интегратор недели</w:t>
             </w:r>
@@ -3865,7 +3887,7 @@
             <w:r>
               <w:rPr>
                 <w:rFonts w:ascii="Calibri" w:hAnsi="Calibri" w:eastAsia="Calibri" w:cs="Calibri"/>
-                <w:sz w:val="17"/>
+                <w:sz w:val="16"/>
                 <w:szCs w:val="19"/>
                 <w:rtl w:val="0"/>
               </w:rPr>
@@ -3874,14 +3896,14 @@
             <w:r>
               <w:rPr>
                 <w:rFonts w:ascii="Calibri" w:hAnsi="Calibri"/>
-                <w:sz w:val="17"/>
+                <w:sz w:val="16"/>
                 <w:rtl w:val="0"/>
               </w:rPr>
             </w:r>
             <w:r>
               <w:rPr>
                 <w:rFonts w:ascii="Calibri" w:hAnsi="Calibri"/>
-                <w:sz w:val="17"/>
+                <w:sz w:val="16"/>
               </w:rPr>
             </w:r>
           </w:p>
@@ -3911,7 +3933,7 @@
             <w:r>
               <w:rPr>
                 <w:rFonts w:ascii="Calibri" w:hAnsi="Calibri" w:eastAsia="Calibri" w:cs="Calibri"/>
-                <w:sz w:val="17"/>
+                <w:sz w:val="16"/>
                 <w:szCs w:val="19"/>
                 <w:rtl w:val="0"/>
               </w:rPr>
@@ -3920,14 +3942,14 @@
             <w:r>
               <w:rPr>
                 <w:rFonts w:ascii="Calibri" w:hAnsi="Calibri"/>
-                <w:sz w:val="17"/>
+                <w:sz w:val="16"/>
                 <w:rtl w:val="0"/>
               </w:rPr>
             </w:r>
             <w:r>
               <w:rPr>
                 <w:rFonts w:ascii="Calibri" w:hAnsi="Calibri"/>
-                <w:sz w:val="17"/>
+                <w:sz w:val="16"/>
               </w:rPr>
             </w:r>
           </w:p>
@@ -3957,7 +3979,7 @@
             <w:r>
               <w:rPr>
                 <w:rFonts w:ascii="Calibri" w:hAnsi="Calibri" w:eastAsia="Calibri" w:cs="Calibri"/>
-                <w:sz w:val="17"/>
+                <w:sz w:val="16"/>
                 <w:szCs w:val="19"/>
                 <w:rtl w:val="0"/>
               </w:rPr>
@@ -3966,14 +3988,14 @@
             <w:r>
               <w:rPr>
                 <w:rFonts w:ascii="Calibri" w:hAnsi="Calibri"/>
-                <w:sz w:val="17"/>
+                <w:sz w:val="16"/>
                 <w:rtl w:val="0"/>
               </w:rPr>
             </w:r>
             <w:r>
               <w:rPr>
                 <w:rFonts w:ascii="Calibri" w:hAnsi="Calibri"/>
-                <w:sz w:val="17"/>
+                <w:sz w:val="16"/>
               </w:rPr>
             </w:r>
           </w:p>
@@ -3988,6 +4010,7 @@
               <w:end w:w="90" w:type="dxa"/>
             </w:tcMar>
             <w:shd w:fill="FFFFFF"/>
+            <w:vAlign w:val="center"/>
           </w:tcPr>
           <w:p>
             <w:pPr>
@@ -3997,7 +4020,7 @@
               <w:rPr>
                 <w:rFonts w:ascii="Calibri" w:hAnsi="Calibri"/>
                 <w:b w:val="0"/>
-                <w:sz w:val="17"/>
+                <w:sz w:val="16"/>
               </w:rPr>
               <w:t>QA Automation Engineers, по API-сущностям</w:t>
             </w:r>
@@ -4033,7 +4056,7 @@
             <w:r>
               <w:rPr>
                 <w:rFonts w:ascii="Calibri" w:hAnsi="Calibri" w:eastAsia="Calibri" w:cs="Calibri"/>
-                <w:sz w:val="17"/>
+                <w:sz w:val="16"/>
                 <w:szCs w:val="19"/>
                 <w:rtl w:val="0"/>
               </w:rPr>
@@ -4042,14 +4065,14 @@
             <w:r>
               <w:rPr>
                 <w:rFonts w:ascii="Calibri" w:hAnsi="Calibri"/>
-                <w:sz w:val="17"/>
+                <w:sz w:val="16"/>
                 <w:rtl w:val="0"/>
               </w:rPr>
             </w:r>
             <w:r>
               <w:rPr>
                 <w:rFonts w:ascii="Calibri" w:hAnsi="Calibri"/>
-                <w:sz w:val="17"/>
+                <w:sz w:val="16"/>
               </w:rPr>
             </w:r>
           </w:p>
@@ -4079,7 +4102,7 @@
             <w:r>
               <w:rPr>
                 <w:rFonts w:ascii="Calibri" w:hAnsi="Calibri" w:eastAsia="Calibri" w:cs="Calibri"/>
-                <w:sz w:val="17"/>
+                <w:sz w:val="16"/>
                 <w:szCs w:val="19"/>
                 <w:rtl w:val="0"/>
               </w:rPr>
@@ -4088,14 +4111,14 @@
             <w:r>
               <w:rPr>
                 <w:rFonts w:ascii="Calibri" w:hAnsi="Calibri"/>
-                <w:sz w:val="17"/>
+                <w:sz w:val="16"/>
                 <w:rtl w:val="0"/>
               </w:rPr>
             </w:r>
             <w:r>
               <w:rPr>
                 <w:rFonts w:ascii="Calibri" w:hAnsi="Calibri"/>
-                <w:sz w:val="17"/>
+                <w:sz w:val="16"/>
               </w:rPr>
             </w:r>
           </w:p>
@@ -4125,7 +4148,7 @@
             <w:r>
               <w:rPr>
                 <w:rFonts w:ascii="Calibri" w:hAnsi="Calibri" w:eastAsia="Calibri" w:cs="Calibri"/>
-                <w:sz w:val="17"/>
+                <w:sz w:val="16"/>
                 <w:szCs w:val="19"/>
                 <w:rtl w:val="0"/>
               </w:rPr>
@@ -4134,14 +4157,14 @@
             <w:r>
               <w:rPr>
                 <w:rFonts w:ascii="Calibri" w:hAnsi="Calibri"/>
-                <w:sz w:val="17"/>
+                <w:sz w:val="16"/>
                 <w:rtl w:val="0"/>
               </w:rPr>
             </w:r>
             <w:r>
               <w:rPr>
                 <w:rFonts w:ascii="Calibri" w:hAnsi="Calibri"/>
-                <w:sz w:val="17"/>
+                <w:sz w:val="16"/>
               </w:rPr>
             </w:r>
           </w:p>
@@ -4156,6 +4179,7 @@
               <w:end w:w="90" w:type="dxa"/>
             </w:tcMar>
             <w:shd w:fill="FFFFFF"/>
+            <w:vAlign w:val="center"/>
           </w:tcPr>
           <w:p>
             <w:pPr>
@@ -4165,9 +4189,127 @@
               <w:rPr>
                 <w:rFonts w:ascii="Calibri" w:hAnsi="Calibri"/>
                 <w:b w:val="0"/>
-                <w:sz w:val="17"/>
+                <w:sz w:val="16"/>
               </w:rPr>
               <w:t>QA Automation Engineers, по UI-flow</w:t>
+            </w:r>
+          </w:p>
+        </w:tc>
+      </w:tr>
+      <w:tr>
+        <w:trPr>
+          <w:cantSplit/>
+        </w:trPr>
+        <w:tc>
+          <w:tcPr>
+            <w:shd w:val="clear" w:color="auto" w:fill="FFFFFF"/>
+            <w:tcBorders/>
+            <w:tcMar>
+              <w:left w:w="120" w:type="dxa"/>
+              <w:top w:w="80" w:type="dxa"/>
+              <w:right w:w="120" w:type="dxa"/>
+              <w:bottom w:w="80" w:type="dxa"/>
+              <w:start w:w="90" w:type="dxa"/>
+              <w:end w:w="90" w:type="dxa"/>
+            </w:tcMar>
+            <w:vAlign w:val="center"/>
+            <w:tcW w:w="1300" w:type="dxa"/>
+          </w:tcPr>
+          <w:p>
+            <w:pPr>
+              <w:spacing w:after="0" w:line="252" w:lineRule="auto"/>
+            </w:pPr>
+            <w:r>
+              <w:rPr>
+                <w:rFonts w:ascii="Calibri" w:hAnsi="Calibri"/>
+                <w:b w:val="0"/>
+                <w:sz w:val="16"/>
+              </w:rPr>
+              <w:t>P1</w:t>
+            </w:r>
+          </w:p>
+        </w:tc>
+        <w:tc>
+          <w:tcPr>
+            <w:shd w:val="clear" w:color="auto" w:fill="FFFFFF"/>
+            <w:tcBorders/>
+            <w:tcMar>
+              <w:left w:w="120" w:type="dxa"/>
+              <w:top w:w="80" w:type="dxa"/>
+              <w:right w:w="120" w:type="dxa"/>
+              <w:bottom w:w="80" w:type="dxa"/>
+              <w:start w:w="90" w:type="dxa"/>
+              <w:end w:w="90" w:type="dxa"/>
+            </w:tcMar>
+            <w:vAlign w:val="center"/>
+            <w:tcW w:w="2150" w:type="dxa"/>
+          </w:tcPr>
+          <w:p>
+            <w:pPr>
+              <w:spacing w:after="0" w:line="252" w:lineRule="auto"/>
+            </w:pPr>
+            <w:r>
+              <w:rPr>
+                <w:rFonts w:ascii="Calibri" w:hAnsi="Calibri"/>
+                <w:b w:val="0"/>
+                <w:sz w:val="16"/>
+              </w:rPr>
+              <w:t>Roles / Permissions Testing</w:t>
+            </w:r>
+          </w:p>
+        </w:tc>
+        <w:tc>
+          <w:tcPr>
+            <w:shd w:val="clear" w:color="auto" w:fill="FFFFFF"/>
+            <w:tcBorders/>
+            <w:tcMar>
+              <w:left w:w="120" w:type="dxa"/>
+              <w:top w:w="80" w:type="dxa"/>
+              <w:right w:w="120" w:type="dxa"/>
+              <w:bottom w:w="80" w:type="dxa"/>
+              <w:start w:w="90" w:type="dxa"/>
+              <w:end w:w="90" w:type="dxa"/>
+            </w:tcMar>
+            <w:vAlign w:val="center"/>
+            <w:tcW w:w="3450" w:type="dxa"/>
+          </w:tcPr>
+          <w:p>
+            <w:pPr>
+              <w:spacing w:after="0" w:line="252" w:lineRule="auto"/>
+            </w:pPr>
+            <w:r>
+              <w:rPr>
+                <w:rFonts w:ascii="Calibri" w:hAnsi="Calibri"/>
+                <w:b w:val="0"/>
+                <w:sz w:val="16"/>
+              </w:rPr>
+              <w:t>Критичные проверки прав: admin имеет полный доступ; ограниченный пользователь не может выполнять admin/build/agent действия вне разрешений.</w:t>
+            </w:r>
+          </w:p>
+        </w:tc>
+        <w:tc>
+          <w:tcPr>
+            <w:tcW w:type="dxa" w:w="2460"/>
+            <w:tcMar>
+              <w:top w:w="80" w:type="dxa"/>
+              <w:start w:w="90" w:type="dxa"/>
+              <w:bottom w:w="80" w:type="dxa"/>
+              <w:end w:w="90" w:type="dxa"/>
+            </w:tcMar>
+            <w:shd w:fill="FFFFFF"/>
+            <w:vAlign w:val="center"/>
+          </w:tcPr>
+          <w:p>
+            <w:pPr>
+              <w:spacing w:after="0" w:line="252" w:lineRule="auto"/>
+            </w:pPr>
+            <w:r>
+              <w:rPr>
+                <w:rFonts w:ascii="Calibri" w:hAnsi="Calibri"/>
+                <w:b w:val="0"/>
+                <w:sz w:val="16"/>
+              </w:rPr>
+              <w:t>QA Automation Engineers, по ролям и правам</w:t>
             </w:r>
           </w:p>
         </w:tc>
@@ -4201,7 +4343,7 @@
             <w:r>
               <w:rPr>
                 <w:rFonts w:ascii="Calibri" w:hAnsi="Calibri" w:eastAsia="Calibri" w:cs="Calibri"/>
-                <w:sz w:val="17"/>
+                <w:sz w:val="16"/>
                 <w:szCs w:val="19"/>
                 <w:rtl w:val="0"/>
               </w:rPr>
@@ -4210,14 +4352,14 @@
             <w:r>
               <w:rPr>
                 <w:rFonts w:ascii="Calibri" w:hAnsi="Calibri"/>
-                <w:sz w:val="17"/>
+                <w:sz w:val="16"/>
                 <w:rtl w:val="0"/>
               </w:rPr>
             </w:r>
             <w:r>
               <w:rPr>
                 <w:rFonts w:ascii="Calibri" w:hAnsi="Calibri"/>
-                <w:sz w:val="17"/>
+                <w:sz w:val="16"/>
               </w:rPr>
             </w:r>
           </w:p>
@@ -4247,7 +4389,7 @@
             <w:r>
               <w:rPr>
                 <w:rFonts w:ascii="Calibri" w:hAnsi="Calibri" w:eastAsia="Calibri" w:cs="Calibri"/>
-                <w:sz w:val="17"/>
+                <w:sz w:val="16"/>
                 <w:szCs w:val="19"/>
                 <w:rtl w:val="0"/>
               </w:rPr>
@@ -4256,14 +4398,14 @@
             <w:r>
               <w:rPr>
                 <w:rFonts w:ascii="Calibri" w:hAnsi="Calibri"/>
-                <w:sz w:val="17"/>
+                <w:sz w:val="16"/>
                 <w:rtl w:val="0"/>
               </w:rPr>
             </w:r>
             <w:r>
               <w:rPr>
                 <w:rFonts w:ascii="Calibri" w:hAnsi="Calibri"/>
-                <w:sz w:val="17"/>
+                <w:sz w:val="16"/>
               </w:rPr>
             </w:r>
           </w:p>
@@ -4293,7 +4435,7 @@
             <w:r>
               <w:rPr>
                 <w:rFonts w:ascii="Calibri" w:hAnsi="Calibri" w:eastAsia="Calibri" w:cs="Calibri"/>
-                <w:sz w:val="17"/>
+                <w:sz w:val="16"/>
                 <w:szCs w:val="19"/>
                 <w:rtl w:val="0"/>
               </w:rPr>
@@ -4302,14 +4444,14 @@
             <w:r>
               <w:rPr>
                 <w:rFonts w:ascii="Calibri" w:hAnsi="Calibri"/>
-                <w:sz w:val="17"/>
+                <w:sz w:val="16"/>
                 <w:rtl w:val="0"/>
               </w:rPr>
             </w:r>
             <w:r>
               <w:rPr>
                 <w:rFonts w:ascii="Calibri" w:hAnsi="Calibri"/>
-                <w:sz w:val="17"/>
+                <w:sz w:val="16"/>
               </w:rPr>
             </w:r>
           </w:p>
@@ -4324,6 +4466,7 @@
               <w:end w:w="90" w:type="dxa"/>
             </w:tcMar>
             <w:shd w:fill="FFFFFF"/>
+            <w:vAlign w:val="center"/>
           </w:tcPr>
           <w:p>
             <w:pPr>
@@ -4333,7 +4476,7 @@
               <w:rPr>
                 <w:rFonts w:ascii="Calibri" w:hAnsi="Calibri"/>
                 <w:b w:val="0"/>
-                <w:sz w:val="17"/>
+                <w:sz w:val="16"/>
               </w:rPr>
               <w:t>Вся команда; bootstrap-owner недели</w:t>
             </w:r>
@@ -4369,7 +4512,7 @@
             <w:r>
               <w:rPr>
                 <w:rFonts w:ascii="Calibri" w:hAnsi="Calibri" w:eastAsia="Calibri" w:cs="Calibri"/>
-                <w:sz w:val="17"/>
+                <w:sz w:val="16"/>
                 <w:szCs w:val="19"/>
                 <w:rtl w:val="0"/>
               </w:rPr>
@@ -4378,14 +4521,14 @@
             <w:r>
               <w:rPr>
                 <w:rFonts w:ascii="Calibri" w:hAnsi="Calibri"/>
-                <w:sz w:val="17"/>
+                <w:sz w:val="16"/>
                 <w:rtl w:val="0"/>
               </w:rPr>
             </w:r>
             <w:r>
               <w:rPr>
                 <w:rFonts w:ascii="Calibri" w:hAnsi="Calibri"/>
-                <w:sz w:val="17"/>
+                <w:sz w:val="16"/>
               </w:rPr>
             </w:r>
           </w:p>
@@ -4415,7 +4558,7 @@
             <w:r>
               <w:rPr>
                 <w:rFonts w:ascii="Calibri" w:hAnsi="Calibri" w:eastAsia="Calibri" w:cs="Calibri"/>
-                <w:sz w:val="17"/>
+                <w:sz w:val="16"/>
                 <w:szCs w:val="19"/>
                 <w:rtl w:val="0"/>
               </w:rPr>
@@ -4424,14 +4567,14 @@
             <w:r>
               <w:rPr>
                 <w:rFonts w:ascii="Calibri" w:hAnsi="Calibri"/>
-                <w:sz w:val="17"/>
+                <w:sz w:val="16"/>
                 <w:rtl w:val="0"/>
               </w:rPr>
             </w:r>
             <w:r>
               <w:rPr>
                 <w:rFonts w:ascii="Calibri" w:hAnsi="Calibri"/>
-                <w:sz w:val="17"/>
+                <w:sz w:val="16"/>
               </w:rPr>
             </w:r>
           </w:p>
@@ -4461,7 +4604,7 @@
             <w:r>
               <w:rPr>
                 <w:rFonts w:ascii="Calibri" w:hAnsi="Calibri" w:eastAsia="Calibri" w:cs="Calibri"/>
-                <w:sz w:val="17"/>
+                <w:sz w:val="16"/>
                 <w:szCs w:val="19"/>
                 <w:rtl w:val="0"/>
               </w:rPr>
@@ -4470,14 +4613,14 @@
             <w:r>
               <w:rPr>
                 <w:rFonts w:ascii="Calibri" w:hAnsi="Calibri"/>
-                <w:sz w:val="17"/>
+                <w:sz w:val="16"/>
                 <w:rtl w:val="0"/>
               </w:rPr>
             </w:r>
             <w:r>
               <w:rPr>
                 <w:rFonts w:ascii="Calibri" w:hAnsi="Calibri"/>
-                <w:sz w:val="17"/>
+                <w:sz w:val="16"/>
               </w:rPr>
             </w:r>
           </w:p>
@@ -4492,6 +4635,7 @@
               <w:end w:w="90" w:type="dxa"/>
             </w:tcMar>
             <w:shd w:fill="FFFFFF"/>
+            <w:vAlign w:val="center"/>
           </w:tcPr>
           <w:p>
             <w:pPr>
@@ -4501,7 +4645,7 @@
               <w:rPr>
                 <w:rFonts w:ascii="Calibri" w:hAnsi="Calibri"/>
                 <w:b w:val="0"/>
-                <w:sz w:val="17"/>
+                <w:sz w:val="16"/>
               </w:rPr>
               <w:t>Вся команда</w:t>
             </w:r>
@@ -4537,7 +4681,7 @@
             <w:r>
               <w:rPr>
                 <w:rFonts w:ascii="Calibri" w:hAnsi="Calibri" w:eastAsia="Calibri" w:cs="Calibri"/>
-                <w:sz w:val="17"/>
+                <w:sz w:val="16"/>
                 <w:szCs w:val="19"/>
                 <w:rtl w:val="0"/>
               </w:rPr>
@@ -4546,14 +4690,14 @@
             <w:r>
               <w:rPr>
                 <w:rFonts w:ascii="Calibri" w:hAnsi="Calibri"/>
-                <w:sz w:val="17"/>
+                <w:sz w:val="16"/>
                 <w:rtl w:val="0"/>
               </w:rPr>
             </w:r>
             <w:r>
               <w:rPr>
                 <w:rFonts w:ascii="Calibri" w:hAnsi="Calibri"/>
-                <w:sz w:val="17"/>
+                <w:sz w:val="16"/>
               </w:rPr>
             </w:r>
           </w:p>
@@ -4583,7 +4727,7 @@
             <w:r>
               <w:rPr>
                 <w:rFonts w:ascii="Calibri" w:hAnsi="Calibri" w:eastAsia="Calibri" w:cs="Calibri"/>
-                <w:sz w:val="17"/>
+                <w:sz w:val="16"/>
                 <w:szCs w:val="19"/>
                 <w:rtl w:val="0"/>
               </w:rPr>
@@ -4592,14 +4736,14 @@
             <w:r>
               <w:rPr>
                 <w:rFonts w:ascii="Calibri" w:hAnsi="Calibri"/>
-                <w:sz w:val="17"/>
+                <w:sz w:val="16"/>
                 <w:rtl w:val="0"/>
               </w:rPr>
             </w:r>
             <w:r>
               <w:rPr>
                 <w:rFonts w:ascii="Calibri" w:hAnsi="Calibri"/>
-                <w:sz w:val="17"/>
+                <w:sz w:val="16"/>
               </w:rPr>
             </w:r>
           </w:p>
@@ -4629,7 +4773,7 @@
             <w:r>
               <w:rPr>
                 <w:rFonts w:ascii="Calibri" w:hAnsi="Calibri" w:eastAsia="Calibri" w:cs="Calibri"/>
-                <w:sz w:val="17"/>
+                <w:sz w:val="16"/>
                 <w:szCs w:val="19"/>
                 <w:rtl w:val="0"/>
               </w:rPr>
@@ -4638,14 +4782,14 @@
             <w:r>
               <w:rPr>
                 <w:rFonts w:ascii="Calibri" w:hAnsi="Calibri"/>
-                <w:sz w:val="17"/>
+                <w:sz w:val="16"/>
                 <w:rtl w:val="0"/>
               </w:rPr>
             </w:r>
             <w:r>
               <w:rPr>
                 <w:rFonts w:ascii="Calibri" w:hAnsi="Calibri"/>
-                <w:sz w:val="17"/>
+                <w:sz w:val="16"/>
               </w:rPr>
             </w:r>
           </w:p>
@@ -4660,6 +4804,7 @@
               <w:end w:w="90" w:type="dxa"/>
             </w:tcMar>
             <w:shd w:fill="FFFFFF"/>
+            <w:vAlign w:val="center"/>
           </w:tcPr>
           <w:p>
             <w:pPr>
@@ -4669,7 +4814,7 @@
               <w:rPr>
                 <w:rFonts w:ascii="Calibri" w:hAnsi="Calibri"/>
                 <w:b w:val="0"/>
-                <w:sz w:val="17"/>
+                <w:sz w:val="16"/>
               </w:rPr>
               <w:t>QA Automation Engineers, по ротации</w:t>
             </w:r>
@@ -4705,7 +4850,7 @@
             <w:r>
               <w:rPr>
                 <w:rFonts w:ascii="Calibri" w:hAnsi="Calibri" w:eastAsia="Calibri" w:cs="Calibri"/>
-                <w:sz w:val="17"/>
+                <w:sz w:val="16"/>
                 <w:szCs w:val="19"/>
                 <w:rtl w:val="0"/>
               </w:rPr>
@@ -4714,14 +4859,14 @@
             <w:r>
               <w:rPr>
                 <w:rFonts w:ascii="Calibri" w:hAnsi="Calibri"/>
-                <w:sz w:val="17"/>
+                <w:sz w:val="16"/>
                 <w:rtl w:val="0"/>
               </w:rPr>
             </w:r>
             <w:r>
               <w:rPr>
                 <w:rFonts w:ascii="Calibri" w:hAnsi="Calibri"/>
-                <w:sz w:val="17"/>
+                <w:sz w:val="16"/>
               </w:rPr>
             </w:r>
           </w:p>
@@ -4751,7 +4896,7 @@
             <w:r>
               <w:rPr>
                 <w:rFonts w:ascii="Calibri" w:hAnsi="Calibri" w:eastAsia="Calibri" w:cs="Calibri"/>
-                <w:sz w:val="17"/>
+                <w:sz w:val="16"/>
                 <w:szCs w:val="19"/>
                 <w:rtl w:val="0"/>
               </w:rPr>
@@ -4760,14 +4905,14 @@
             <w:r>
               <w:rPr>
                 <w:rFonts w:ascii="Calibri" w:hAnsi="Calibri"/>
-                <w:sz w:val="17"/>
+                <w:sz w:val="16"/>
                 <w:rtl w:val="0"/>
               </w:rPr>
             </w:r>
             <w:r>
               <w:rPr>
                 <w:rFonts w:ascii="Calibri" w:hAnsi="Calibri"/>
-                <w:sz w:val="17"/>
+                <w:sz w:val="16"/>
               </w:rPr>
             </w:r>
           </w:p>
@@ -4797,7 +4942,7 @@
             <w:r>
               <w:rPr>
                 <w:rFonts w:ascii="Calibri" w:hAnsi="Calibri" w:eastAsia="Calibri" w:cs="Calibri"/>
-                <w:sz w:val="17"/>
+                <w:sz w:val="16"/>
                 <w:szCs w:val="19"/>
                 <w:rtl w:val="0"/>
               </w:rPr>
@@ -4806,14 +4951,14 @@
             <w:r>
               <w:rPr>
                 <w:rFonts w:ascii="Calibri" w:hAnsi="Calibri"/>
-                <w:sz w:val="17"/>
+                <w:sz w:val="16"/>
                 <w:rtl w:val="0"/>
               </w:rPr>
             </w:r>
             <w:r>
               <w:rPr>
                 <w:rFonts w:ascii="Calibri" w:hAnsi="Calibri"/>
-                <w:sz w:val="17"/>
+                <w:sz w:val="16"/>
               </w:rPr>
             </w:r>
           </w:p>
@@ -4828,6 +4973,7 @@
               <w:end w:w="90" w:type="dxa"/>
             </w:tcMar>
             <w:shd w:fill="FFFFFF"/>
+            <w:vAlign w:val="center"/>
           </w:tcPr>
           <w:p>
             <w:pPr>
@@ -4837,7 +4983,7 @@
               <w:rPr>
                 <w:rFonts w:ascii="Calibri" w:hAnsi="Calibri"/>
                 <w:b w:val="0"/>
-                <w:sz w:val="17"/>
+                <w:sz w:val="16"/>
               </w:rPr>
               <w:t>Вся команда после MVP</w:t>
             </w:r>
@@ -4873,7 +5019,7 @@
             <w:r>
               <w:rPr>
                 <w:rFonts w:ascii="Calibri" w:hAnsi="Calibri" w:eastAsia="Calibri" w:cs="Calibri"/>
-                <w:sz w:val="17"/>
+                <w:sz w:val="16"/>
                 <w:szCs w:val="19"/>
                 <w:rtl w:val="0"/>
               </w:rPr>
@@ -4882,14 +5028,14 @@
             <w:r>
               <w:rPr>
                 <w:rFonts w:ascii="Calibri" w:hAnsi="Calibri"/>
-                <w:sz w:val="17"/>
+                <w:sz w:val="16"/>
                 <w:rtl w:val="0"/>
               </w:rPr>
             </w:r>
             <w:r>
               <w:rPr>
                 <w:rFonts w:ascii="Calibri" w:hAnsi="Calibri"/>
-                <w:sz w:val="17"/>
+                <w:sz w:val="16"/>
               </w:rPr>
             </w:r>
           </w:p>
@@ -4919,7 +5065,7 @@
             <w:r>
               <w:rPr>
                 <w:rFonts w:ascii="Calibri" w:hAnsi="Calibri" w:eastAsia="Calibri" w:cs="Calibri"/>
-                <w:sz w:val="17"/>
+                <w:sz w:val="16"/>
                 <w:szCs w:val="19"/>
                 <w:rtl w:val="0"/>
               </w:rPr>
@@ -4928,14 +5074,14 @@
             <w:r>
               <w:rPr>
                 <w:rFonts w:ascii="Calibri" w:hAnsi="Calibri"/>
-                <w:sz w:val="17"/>
+                <w:sz w:val="16"/>
                 <w:rtl w:val="0"/>
               </w:rPr>
             </w:r>
             <w:r>
               <w:rPr>
                 <w:rFonts w:ascii="Calibri" w:hAnsi="Calibri"/>
-                <w:sz w:val="17"/>
+                <w:sz w:val="16"/>
               </w:rPr>
             </w:r>
           </w:p>
@@ -4957,32 +5103,15 @@
           </w:tcPr>
           <w:p>
             <w:pPr>
-              <w:pBdr/>
               <w:spacing w:after="0" w:line="252" w:lineRule="auto"/>
-              <w:ind/>
-              <w:rPr/>
             </w:pPr>
             <w:r>
               <w:rPr>
-                <w:rFonts w:ascii="Calibri" w:hAnsi="Calibri" w:eastAsia="Calibri" w:cs="Calibri"/>
-                <w:sz w:val="17"/>
-                <w:szCs w:val="19"/>
-                <w:rtl w:val="0"/>
-              </w:rPr>
-              <w:t xml:space="preserve">Минимально: admin/login/token/agent authorization; полный security scope не описан.</w:t>
-            </w:r>
-            <w:r>
-              <w:rPr>
                 <w:rFonts w:ascii="Calibri" w:hAnsi="Calibri"/>
-                <w:sz w:val="17"/>
-                <w:rtl w:val="0"/>
-              </w:rPr>
-            </w:r>
-            <w:r>
-              <w:rPr>
-                <w:rFonts w:ascii="Calibri" w:hAnsi="Calibri"/>
-                <w:sz w:val="17"/>
-              </w:rPr>
+                <w:b w:val="0"/>
+                <w:sz w:val="16"/>
+              </w:rPr>
+              <w:t>Минимально: login, token usage, agent authorization; полный security scope не описан.</w:t>
             </w:r>
           </w:p>
         </w:tc>
@@ -4996,6 +5125,7 @@
               <w:end w:w="90" w:type="dxa"/>
             </w:tcMar>
             <w:shd w:fill="FFFFFF"/>
+            <w:vAlign w:val="center"/>
           </w:tcPr>
           <w:p>
             <w:pPr>
@@ -5005,7 +5135,7 @@
               <w:rPr>
                 <w:rFonts w:ascii="Calibri" w:hAnsi="Calibri"/>
                 <w:b w:val="0"/>
-                <w:sz w:val="17"/>
+                <w:sz w:val="16"/>
               </w:rPr>
               <w:t>QA Automation Engineers; scope уточняется</w:t>
             </w:r>
@@ -5041,7 +5171,7 @@
             <w:r>
               <w:rPr>
                 <w:rFonts w:ascii="Calibri" w:hAnsi="Calibri" w:eastAsia="Calibri" w:cs="Calibri"/>
-                <w:sz w:val="17"/>
+                <w:sz w:val="16"/>
                 <w:szCs w:val="19"/>
                 <w:rtl w:val="0"/>
               </w:rPr>
@@ -5050,14 +5180,14 @@
             <w:r>
               <w:rPr>
                 <w:rFonts w:ascii="Calibri" w:hAnsi="Calibri"/>
-                <w:sz w:val="17"/>
+                <w:sz w:val="16"/>
                 <w:rtl w:val="0"/>
               </w:rPr>
             </w:r>
             <w:r>
               <w:rPr>
                 <w:rFonts w:ascii="Calibri" w:hAnsi="Calibri"/>
-                <w:sz w:val="17"/>
+                <w:sz w:val="16"/>
               </w:rPr>
             </w:r>
           </w:p>
@@ -5087,7 +5217,7 @@
             <w:r>
               <w:rPr>
                 <w:rFonts w:ascii="Calibri" w:hAnsi="Calibri" w:eastAsia="Calibri" w:cs="Calibri"/>
-                <w:sz w:val="17"/>
+                <w:sz w:val="16"/>
                 <w:szCs w:val="19"/>
                 <w:rtl w:val="0"/>
               </w:rPr>
@@ -5096,14 +5226,14 @@
             <w:r>
               <w:rPr>
                 <w:rFonts w:ascii="Calibri" w:hAnsi="Calibri"/>
-                <w:sz w:val="17"/>
+                <w:sz w:val="16"/>
                 <w:rtl w:val="0"/>
               </w:rPr>
             </w:r>
             <w:r>
               <w:rPr>
                 <w:rFonts w:ascii="Calibri" w:hAnsi="Calibri"/>
-                <w:sz w:val="17"/>
+                <w:sz w:val="16"/>
               </w:rPr>
             </w:r>
           </w:p>
@@ -5133,7 +5263,7 @@
             <w:r>
               <w:rPr>
                 <w:rFonts w:ascii="Calibri" w:hAnsi="Calibri"/>
-                <w:sz w:val="19"/>
+                <w:sz w:val="16"/>
               </w:rPr>
               <w:t>Unit tests продукта существуют, но не входят в scope команды на старте; проект проверяет TeamCity как black-box через UI/API/E2E.</w:t>
             </w:r>
@@ -5149,6 +5279,7 @@
               <w:end w:w="90" w:type="dxa"/>
             </w:tcMar>
             <w:shd w:fill="FFFFFF"/>
+            <w:vAlign w:val="center"/>
           </w:tcPr>
           <w:p>
             <w:pPr>
@@ -5158,7 +5289,7 @@
               <w:rPr>
                 <w:rFonts w:ascii="Calibri" w:hAnsi="Calibri"/>
                 <w:b w:val="0"/>
-                <w:sz w:val="17"/>
+                <w:sz w:val="16"/>
               </w:rPr>
               <w:t>Команда продукта; вне scope проекта</w:t>
             </w:r>
@@ -5194,7 +5325,7 @@
             <w:r>
               <w:rPr>
                 <w:rFonts w:ascii="Calibri" w:hAnsi="Calibri" w:eastAsia="Calibri" w:cs="Calibri"/>
-                <w:sz w:val="17"/>
+                <w:sz w:val="16"/>
                 <w:szCs w:val="19"/>
                 <w:rtl w:val="0"/>
               </w:rPr>
@@ -5203,14 +5334,14 @@
             <w:r>
               <w:rPr>
                 <w:rFonts w:ascii="Calibri" w:hAnsi="Calibri"/>
-                <w:sz w:val="17"/>
+                <w:sz w:val="16"/>
                 <w:rtl w:val="0"/>
               </w:rPr>
             </w:r>
             <w:r>
               <w:rPr>
                 <w:rFonts w:ascii="Calibri" w:hAnsi="Calibri"/>
-                <w:sz w:val="17"/>
+                <w:sz w:val="16"/>
               </w:rPr>
             </w:r>
           </w:p>
@@ -5240,7 +5371,7 @@
             <w:r>
               <w:rPr>
                 <w:rFonts w:ascii="Calibri" w:hAnsi="Calibri" w:eastAsia="Calibri" w:cs="Calibri"/>
-                <w:sz w:val="17"/>
+                <w:sz w:val="16"/>
                 <w:szCs w:val="19"/>
                 <w:rtl w:val="0"/>
               </w:rPr>
@@ -5249,14 +5380,14 @@
             <w:r>
               <w:rPr>
                 <w:rFonts w:ascii="Calibri" w:hAnsi="Calibri"/>
-                <w:sz w:val="17"/>
+                <w:sz w:val="16"/>
                 <w:rtl w:val="0"/>
               </w:rPr>
             </w:r>
             <w:r>
               <w:rPr>
                 <w:rFonts w:ascii="Calibri" w:hAnsi="Calibri"/>
-                <w:sz w:val="17"/>
+                <w:sz w:val="16"/>
               </w:rPr>
             </w:r>
           </w:p>
@@ -5286,7 +5417,7 @@
             <w:r>
               <w:rPr>
                 <w:rFonts w:ascii="Calibri" w:hAnsi="Calibri" w:eastAsia="Calibri" w:cs="Calibri"/>
-                <w:sz w:val="17"/>
+                <w:sz w:val="16"/>
                 <w:szCs w:val="19"/>
                 <w:rtl w:val="0"/>
               </w:rPr>
@@ -5295,14 +5426,14 @@
             <w:r>
               <w:rPr>
                 <w:rFonts w:ascii="Calibri" w:hAnsi="Calibri"/>
-                <w:sz w:val="17"/>
+                <w:sz w:val="16"/>
                 <w:rtl w:val="0"/>
               </w:rPr>
             </w:r>
             <w:r>
               <w:rPr>
                 <w:rFonts w:ascii="Calibri" w:hAnsi="Calibri"/>
-                <w:sz w:val="17"/>
+                <w:sz w:val="16"/>
               </w:rPr>
             </w:r>
           </w:p>
@@ -5317,6 +5448,7 @@
               <w:end w:w="90" w:type="dxa"/>
             </w:tcMar>
             <w:shd w:fill="FFFFFF"/>
+            <w:vAlign w:val="center"/>
           </w:tcPr>
           <w:p>
             <w:pPr>
@@ -5326,7 +5458,7 @@
               <w:rPr>
                 <w:rFonts w:ascii="Calibri" w:hAnsi="Calibri"/>
                 <w:b w:val="0"/>
-                <w:sz w:val="17"/>
+                <w:sz w:val="16"/>
               </w:rPr>
               <w:t>Не назначается на первые 4 недели</w:t>
             </w:r>
@@ -5423,7 +5555,7 @@
           <w:p>
             <w:pPr>
               <w:pBdr/>
-              <w:spacing w:after="0" w:line="259" w:lineRule="auto"/>
+              <w:spacing w:after="0" w:line="252" w:lineRule="auto"/>
               <w:ind/>
               <w:rPr/>
             </w:pPr>
@@ -5432,7 +5564,7 @@
                 <w:rFonts w:ascii="Calibri" w:hAnsi="Calibri" w:eastAsia="Calibri" w:cs="Calibri"/>
                 <w:b/>
                 <w:bCs/>
-                <w:sz w:val="19"/>
+                <w:sz w:val="18"/>
                 <w:szCs w:val="19"/>
                 <w:rtl w:val="0"/>
               </w:rPr>
@@ -5440,10 +5572,19 @@
             </w:r>
             <w:r>
               <w:rPr>
+                <w:rFonts w:ascii="Calibri" w:hAnsi="Calibri"/>
+                <w:b/>
+                <w:sz w:val="18"/>
                 <w:rtl w:val="0"/>
               </w:rPr>
             </w:r>
-            <w:r/>
+            <w:r>
+              <w:rPr>
+                <w:rFonts w:ascii="Calibri" w:hAnsi="Calibri"/>
+                <w:b/>
+                <w:sz w:val="18"/>
+              </w:rPr>
+            </w:r>
           </w:p>
         </w:tc>
         <w:tc>
@@ -5461,7 +5602,7 @@
           <w:p>
             <w:pPr>
               <w:pBdr/>
-              <w:spacing w:after="0" w:line="259" w:lineRule="auto"/>
+              <w:spacing w:after="0" w:line="252" w:lineRule="auto"/>
               <w:ind/>
               <w:rPr/>
             </w:pPr>
@@ -5470,7 +5611,7 @@
                 <w:rFonts w:ascii="Calibri" w:hAnsi="Calibri" w:eastAsia="Calibri" w:cs="Calibri"/>
                 <w:b/>
                 <w:bCs/>
-                <w:sz w:val="19"/>
+                <w:sz w:val="18"/>
                 <w:szCs w:val="19"/>
                 <w:rtl w:val="0"/>
               </w:rPr>
@@ -5478,10 +5619,19 @@
             </w:r>
             <w:r>
               <w:rPr>
+                <w:rFonts w:ascii="Calibri" w:hAnsi="Calibri"/>
+                <w:b/>
+                <w:sz w:val="18"/>
                 <w:rtl w:val="0"/>
               </w:rPr>
             </w:r>
-            <w:r/>
+            <w:r>
+              <w:rPr>
+                <w:rFonts w:ascii="Calibri" w:hAnsi="Calibri"/>
+                <w:b/>
+                <w:sz w:val="18"/>
+              </w:rPr>
+            </w:r>
           </w:p>
         </w:tc>
         <w:tc>
@@ -5499,7 +5649,7 @@
           <w:p>
             <w:pPr>
               <w:pBdr/>
-              <w:spacing w:after="0" w:line="259" w:lineRule="auto"/>
+              <w:spacing w:after="0" w:line="252" w:lineRule="auto"/>
               <w:ind/>
               <w:rPr/>
             </w:pPr>
@@ -5508,7 +5658,7 @@
                 <w:rFonts w:ascii="Calibri" w:hAnsi="Calibri" w:eastAsia="Calibri" w:cs="Calibri"/>
                 <w:b/>
                 <w:bCs/>
-                <w:sz w:val="19"/>
+                <w:sz w:val="18"/>
                 <w:szCs w:val="19"/>
                 <w:rtl w:val="0"/>
               </w:rPr>
@@ -5516,10 +5666,19 @@
             </w:r>
             <w:r>
               <w:rPr>
+                <w:rFonts w:ascii="Calibri" w:hAnsi="Calibri"/>
+                <w:b/>
+                <w:sz w:val="18"/>
                 <w:rtl w:val="0"/>
               </w:rPr>
             </w:r>
-            <w:r/>
+            <w:r>
+              <w:rPr>
+                <w:rFonts w:ascii="Calibri" w:hAnsi="Calibri"/>
+                <w:b/>
+                <w:sz w:val="18"/>
+              </w:rPr>
+            </w:r>
           </w:p>
         </w:tc>
       </w:tr>
@@ -5542,14 +5701,14 @@
           <w:p>
             <w:pPr>
               <w:pBdr/>
-              <w:spacing w:after="0" w:line="259" w:lineRule="auto"/>
+              <w:spacing w:after="0" w:line="252" w:lineRule="auto"/>
               <w:ind/>
               <w:rPr/>
             </w:pPr>
             <w:r>
               <w:rPr>
                 <w:rFonts w:ascii="Calibri" w:hAnsi="Calibri" w:eastAsia="Calibri" w:cs="Calibri"/>
-                <w:sz w:val="19"/>
+                <w:sz w:val="18"/>
                 <w:szCs w:val="19"/>
                 <w:rtl w:val="0"/>
               </w:rPr>
@@ -5557,10 +5716,17 @@
             </w:r>
             <w:r>
               <w:rPr>
+                <w:rFonts w:ascii="Calibri" w:hAnsi="Calibri"/>
+                <w:sz w:val="18"/>
                 <w:rtl w:val="0"/>
               </w:rPr>
             </w:r>
-            <w:r/>
+            <w:r>
+              <w:rPr>
+                <w:rFonts w:ascii="Calibri" w:hAnsi="Calibri"/>
+                <w:sz w:val="18"/>
+              </w:rPr>
+            </w:r>
           </w:p>
         </w:tc>
         <w:tc>
@@ -5578,14 +5744,14 @@
           <w:p>
             <w:pPr>
               <w:pBdr/>
-              <w:spacing w:after="0" w:line="259" w:lineRule="auto"/>
+              <w:spacing w:after="0" w:line="252" w:lineRule="auto"/>
               <w:ind/>
               <w:rPr/>
             </w:pPr>
             <w:r>
               <w:rPr>
                 <w:rFonts w:ascii="Calibri" w:hAnsi="Calibri" w:eastAsia="Calibri" w:cs="Calibri"/>
-                <w:sz w:val="19"/>
+                <w:sz w:val="18"/>
                 <w:szCs w:val="19"/>
                 <w:rtl w:val="0"/>
               </w:rPr>
@@ -5593,10 +5759,17 @@
             </w:r>
             <w:r>
               <w:rPr>
+                <w:rFonts w:ascii="Calibri" w:hAnsi="Calibri"/>
+                <w:sz w:val="18"/>
                 <w:rtl w:val="0"/>
               </w:rPr>
             </w:r>
-            <w:r/>
+            <w:r>
+              <w:rPr>
+                <w:rFonts w:ascii="Calibri" w:hAnsi="Calibri"/>
+                <w:sz w:val="18"/>
+              </w:rPr>
+            </w:r>
           </w:p>
         </w:tc>
         <w:tc>
@@ -5614,14 +5787,14 @@
           <w:p>
             <w:pPr>
               <w:pBdr/>
-              <w:spacing w:after="0" w:line="259" w:lineRule="auto"/>
+              <w:spacing w:after="0" w:line="252" w:lineRule="auto"/>
               <w:ind/>
               <w:rPr/>
             </w:pPr>
             <w:r>
               <w:rPr>
                 <w:rFonts w:ascii="Calibri" w:hAnsi="Calibri" w:eastAsia="Calibri" w:cs="Calibri"/>
-                <w:sz w:val="19"/>
+                <w:sz w:val="18"/>
                 <w:szCs w:val="19"/>
                 <w:rtl w:val="0"/>
               </w:rPr>
@@ -5629,10 +5802,17 @@
             </w:r>
             <w:r>
               <w:rPr>
+                <w:rFonts w:ascii="Calibri" w:hAnsi="Calibri"/>
+                <w:sz w:val="18"/>
                 <w:rtl w:val="0"/>
               </w:rPr>
             </w:r>
-            <w:r/>
+            <w:r>
+              <w:rPr>
+                <w:rFonts w:ascii="Calibri" w:hAnsi="Calibri"/>
+                <w:sz w:val="18"/>
+              </w:rPr>
+            </w:r>
           </w:p>
         </w:tc>
       </w:tr>
@@ -5655,14 +5835,14 @@
           <w:p>
             <w:pPr>
               <w:pBdr/>
-              <w:spacing w:after="0" w:line="259" w:lineRule="auto"/>
+              <w:spacing w:after="0" w:line="252" w:lineRule="auto"/>
               <w:ind/>
               <w:rPr/>
             </w:pPr>
             <w:r>
               <w:rPr>
                 <w:rFonts w:ascii="Calibri" w:hAnsi="Calibri" w:eastAsia="Calibri" w:cs="Calibri"/>
-                <w:sz w:val="19"/>
+                <w:sz w:val="18"/>
                 <w:szCs w:val="19"/>
                 <w:rtl w:val="0"/>
               </w:rPr>
@@ -5670,10 +5850,17 @@
             </w:r>
             <w:r>
               <w:rPr>
+                <w:rFonts w:ascii="Calibri" w:hAnsi="Calibri"/>
+                <w:sz w:val="18"/>
                 <w:rtl w:val="0"/>
               </w:rPr>
             </w:r>
-            <w:r/>
+            <w:r>
+              <w:rPr>
+                <w:rFonts w:ascii="Calibri" w:hAnsi="Calibri"/>
+                <w:sz w:val="18"/>
+              </w:rPr>
+            </w:r>
           </w:p>
         </w:tc>
         <w:tc>
@@ -5691,14 +5878,14 @@
           <w:p>
             <w:pPr>
               <w:pBdr/>
-              <w:spacing w:after="0" w:line="259" w:lineRule="auto"/>
+              <w:spacing w:after="0" w:line="252" w:lineRule="auto"/>
               <w:ind/>
               <w:rPr/>
             </w:pPr>
             <w:r>
               <w:rPr>
                 <w:rFonts w:ascii="Calibri" w:hAnsi="Calibri" w:eastAsia="Calibri" w:cs="Calibri"/>
-                <w:sz w:val="19"/>
+                <w:sz w:val="18"/>
                 <w:szCs w:val="19"/>
                 <w:rtl w:val="0"/>
               </w:rPr>
@@ -5706,10 +5893,17 @@
             </w:r>
             <w:r>
               <w:rPr>
+                <w:rFonts w:ascii="Calibri" w:hAnsi="Calibri"/>
+                <w:sz w:val="18"/>
                 <w:rtl w:val="0"/>
               </w:rPr>
             </w:r>
-            <w:r/>
+            <w:r>
+              <w:rPr>
+                <w:rFonts w:ascii="Calibri" w:hAnsi="Calibri"/>
+                <w:sz w:val="18"/>
+              </w:rPr>
+            </w:r>
           </w:p>
         </w:tc>
         <w:tc>
@@ -5726,26 +5920,16 @@
           </w:tcPr>
           <w:p>
             <w:pPr>
-              <w:pBdr/>
-              <w:spacing w:after="0" w:line="259" w:lineRule="auto"/>
-              <w:ind/>
-              <w:rPr/>
+              <w:spacing w:after="0" w:line="252" w:lineRule="auto"/>
             </w:pPr>
             <w:r>
               <w:rPr>
-                <w:rFonts w:ascii="Calibri" w:hAnsi="Calibri" w:eastAsia="Calibri" w:cs="Calibri"/>
-                <w:sz w:val="19"/>
-                <w:szCs w:val="19"/>
-                <w:rtl w:val="0"/>
-              </w:rPr>
-              <w:t xml:space="preserve">Используется для критичных UI flows: setup wizard, first admin, agent authorization.</w:t>
-            </w:r>
-            <w:r>
-              <w:rPr>
-                <w:rtl w:val="0"/>
-              </w:rPr>
-            </w:r>
-            <w:r/>
+                <w:rFonts w:ascii="Calibri" w:hAnsi="Calibri"/>
+                <w:b w:val="0"/>
+                <w:sz w:val="18"/>
+              </w:rPr>
+              <w:t>Используется для критичных UI flows: setup wizard, first admin, agent authorization и базовые role-based UI checks.</w:t>
+            </w:r>
           </w:p>
         </w:tc>
       </w:tr>
@@ -5768,14 +5952,14 @@
           <w:p>
             <w:pPr>
               <w:pBdr/>
-              <w:spacing w:after="0" w:line="259" w:lineRule="auto"/>
+              <w:spacing w:after="0" w:line="252" w:lineRule="auto"/>
               <w:ind/>
               <w:rPr/>
             </w:pPr>
             <w:r>
               <w:rPr>
                 <w:rFonts w:ascii="Calibri" w:hAnsi="Calibri" w:eastAsia="Calibri" w:cs="Calibri"/>
-                <w:sz w:val="19"/>
+                <w:sz w:val="18"/>
                 <w:szCs w:val="19"/>
                 <w:rtl w:val="0"/>
               </w:rPr>
@@ -5783,10 +5967,17 @@
             </w:r>
             <w:r>
               <w:rPr>
+                <w:rFonts w:ascii="Calibri" w:hAnsi="Calibri"/>
+                <w:sz w:val="18"/>
                 <w:rtl w:val="0"/>
               </w:rPr>
             </w:r>
-            <w:r/>
+            <w:r>
+              <w:rPr>
+                <w:rFonts w:ascii="Calibri" w:hAnsi="Calibri"/>
+                <w:sz w:val="18"/>
+              </w:rPr>
+            </w:r>
           </w:p>
         </w:tc>
         <w:tc>
@@ -5804,14 +5995,14 @@
           <w:p>
             <w:pPr>
               <w:pBdr/>
-              <w:spacing w:after="0" w:line="259" w:lineRule="auto"/>
+              <w:spacing w:after="0" w:line="252" w:lineRule="auto"/>
               <w:ind/>
               <w:rPr/>
             </w:pPr>
             <w:r>
               <w:rPr>
                 <w:rFonts w:ascii="Calibri" w:hAnsi="Calibri" w:eastAsia="Calibri" w:cs="Calibri"/>
-                <w:sz w:val="19"/>
+                <w:sz w:val="18"/>
                 <w:szCs w:val="19"/>
                 <w:rtl w:val="0"/>
               </w:rPr>
@@ -5819,10 +6010,17 @@
             </w:r>
             <w:r>
               <w:rPr>
+                <w:rFonts w:ascii="Calibri" w:hAnsi="Calibri"/>
+                <w:sz w:val="18"/>
                 <w:rtl w:val="0"/>
               </w:rPr>
             </w:r>
-            <w:r/>
+            <w:r>
+              <w:rPr>
+                <w:rFonts w:ascii="Calibri" w:hAnsi="Calibri"/>
+                <w:sz w:val="18"/>
+              </w:rPr>
+            </w:r>
           </w:p>
         </w:tc>
         <w:tc>
@@ -5839,26 +6037,16 @@
           </w:tcPr>
           <w:p>
             <w:pPr>
-              <w:pBdr/>
-              <w:spacing w:after="0" w:line="259" w:lineRule="auto"/>
-              <w:ind/>
-              <w:rPr/>
+              <w:spacing w:after="0" w:line="252" w:lineRule="auto"/>
             </w:pPr>
             <w:r>
               <w:rPr>
-                <w:rFonts w:ascii="Calibri" w:hAnsi="Calibri" w:eastAsia="Calibri" w:cs="Calibri"/>
-                <w:sz w:val="19"/>
-                <w:szCs w:val="19"/>
-                <w:rtl w:val="0"/>
-              </w:rPr>
-              <w:t xml:space="preserve">Pytest зафиксирован как подход; конкретная HTTP-библиотека не выбрана, можно использовать requests/httpx.</w:t>
-            </w:r>
-            <w:r>
-              <w:rPr>
-                <w:rtl w:val="0"/>
-              </w:rPr>
-            </w:r>
-            <w:r/>
+                <w:rFonts w:ascii="Calibri" w:hAnsi="Calibri"/>
+                <w:b w:val="0"/>
+                <w:sz w:val="18"/>
+              </w:rPr>
+              <w:t>Pytest зафиксирован как подход; конкретная HTTP-библиотека не выбрана, можно использовать requests/httpx; API также покрывает negative permission checks.</w:t>
+            </w:r>
           </w:p>
         </w:tc>
       </w:tr>
@@ -5881,14 +6069,14 @@
           <w:p>
             <w:pPr>
               <w:pBdr/>
-              <w:spacing w:after="0" w:line="259" w:lineRule="auto"/>
+              <w:spacing w:after="0" w:line="252" w:lineRule="auto"/>
               <w:ind/>
               <w:rPr/>
             </w:pPr>
             <w:r>
               <w:rPr>
                 <w:rFonts w:ascii="Calibri" w:hAnsi="Calibri" w:eastAsia="Calibri" w:cs="Calibri"/>
-                <w:sz w:val="19"/>
+                <w:sz w:val="18"/>
                 <w:szCs w:val="19"/>
                 <w:rtl w:val="0"/>
               </w:rPr>
@@ -5896,10 +6084,17 @@
             </w:r>
             <w:r>
               <w:rPr>
+                <w:rFonts w:ascii="Calibri" w:hAnsi="Calibri"/>
+                <w:sz w:val="18"/>
                 <w:rtl w:val="0"/>
               </w:rPr>
             </w:r>
-            <w:r/>
+            <w:r>
+              <w:rPr>
+                <w:rFonts w:ascii="Calibri" w:hAnsi="Calibri"/>
+                <w:sz w:val="18"/>
+              </w:rPr>
+            </w:r>
           </w:p>
         </w:tc>
         <w:tc>
@@ -5917,14 +6112,14 @@
           <w:p>
             <w:pPr>
               <w:pBdr/>
-              <w:spacing w:after="0" w:line="259" w:lineRule="auto"/>
+              <w:spacing w:after="0" w:line="252" w:lineRule="auto"/>
               <w:ind/>
               <w:rPr/>
             </w:pPr>
             <w:r>
               <w:rPr>
                 <w:rFonts w:ascii="Calibri" w:hAnsi="Calibri" w:eastAsia="Calibri" w:cs="Calibri"/>
-                <w:sz w:val="19"/>
+                <w:sz w:val="18"/>
                 <w:szCs w:val="19"/>
                 <w:rtl w:val="0"/>
               </w:rPr>
@@ -5932,10 +6127,17 @@
             </w:r>
             <w:r>
               <w:rPr>
+                <w:rFonts w:ascii="Calibri" w:hAnsi="Calibri"/>
+                <w:sz w:val="18"/>
                 <w:rtl w:val="0"/>
               </w:rPr>
             </w:r>
-            <w:r/>
+            <w:r>
+              <w:rPr>
+                <w:rFonts w:ascii="Calibri" w:hAnsi="Calibri"/>
+                <w:sz w:val="18"/>
+              </w:rPr>
+            </w:r>
           </w:p>
         </w:tc>
         <w:tc>
@@ -5953,14 +6155,14 @@
           <w:p>
             <w:pPr>
               <w:pBdr/>
-              <w:spacing w:after="0" w:line="259" w:lineRule="auto"/>
+              <w:spacing w:after="0" w:line="252" w:lineRule="auto"/>
               <w:ind/>
               <w:rPr/>
             </w:pPr>
             <w:r>
               <w:rPr>
                 <w:rFonts w:ascii="Calibri" w:hAnsi="Calibri" w:eastAsia="Calibri" w:cs="Calibri"/>
-                <w:sz w:val="19"/>
+                <w:sz w:val="18"/>
                 <w:szCs w:val="19"/>
                 <w:rtl w:val="0"/>
               </w:rPr>
@@ -5968,10 +6170,17 @@
             </w:r>
             <w:r>
               <w:rPr>
+                <w:rFonts w:ascii="Calibri" w:hAnsi="Calibri"/>
+                <w:sz w:val="18"/>
                 <w:rtl w:val="0"/>
               </w:rPr>
             </w:r>
-            <w:r/>
+            <w:r>
+              <w:rPr>
+                <w:rFonts w:ascii="Calibri" w:hAnsi="Calibri"/>
+                <w:sz w:val="18"/>
+              </w:rPr>
+            </w:r>
           </w:p>
         </w:tc>
       </w:tr>
@@ -5994,14 +6203,14 @@
           <w:p>
             <w:pPr>
               <w:pBdr/>
-              <w:spacing w:after="0" w:line="259" w:lineRule="auto"/>
+              <w:spacing w:after="0" w:line="252" w:lineRule="auto"/>
               <w:ind/>
               <w:rPr/>
             </w:pPr>
             <w:r>
               <w:rPr>
                 <w:rFonts w:ascii="Calibri" w:hAnsi="Calibri" w:eastAsia="Calibri" w:cs="Calibri"/>
-                <w:sz w:val="19"/>
+                <w:sz w:val="18"/>
                 <w:szCs w:val="19"/>
                 <w:rtl w:val="0"/>
               </w:rPr>
@@ -6009,10 +6218,17 @@
             </w:r>
             <w:r>
               <w:rPr>
+                <w:rFonts w:ascii="Calibri" w:hAnsi="Calibri"/>
+                <w:sz w:val="18"/>
                 <w:rtl w:val="0"/>
               </w:rPr>
             </w:r>
-            <w:r/>
+            <w:r>
+              <w:rPr>
+                <w:rFonts w:ascii="Calibri" w:hAnsi="Calibri"/>
+                <w:sz w:val="18"/>
+              </w:rPr>
+            </w:r>
           </w:p>
         </w:tc>
         <w:tc>
@@ -6030,14 +6246,14 @@
           <w:p>
             <w:pPr>
               <w:pBdr/>
-              <w:spacing w:after="0" w:line="259" w:lineRule="auto"/>
+              <w:spacing w:after="0" w:line="252" w:lineRule="auto"/>
               <w:ind/>
               <w:rPr/>
             </w:pPr>
             <w:r>
               <w:rPr>
                 <w:rFonts w:ascii="Calibri" w:hAnsi="Calibri" w:eastAsia="Calibri" w:cs="Calibri"/>
-                <w:sz w:val="19"/>
+                <w:sz w:val="18"/>
                 <w:szCs w:val="19"/>
                 <w:rtl w:val="0"/>
               </w:rPr>
@@ -6045,10 +6261,17 @@
             </w:r>
             <w:r>
               <w:rPr>
+                <w:rFonts w:ascii="Calibri" w:hAnsi="Calibri"/>
+                <w:sz w:val="18"/>
                 <w:rtl w:val="0"/>
               </w:rPr>
             </w:r>
-            <w:r/>
+            <w:r>
+              <w:rPr>
+                <w:rFonts w:ascii="Calibri" w:hAnsi="Calibri"/>
+                <w:sz w:val="18"/>
+              </w:rPr>
+            </w:r>
           </w:p>
         </w:tc>
         <w:tc>
@@ -6066,14 +6289,14 @@
           <w:p>
             <w:pPr>
               <w:pBdr/>
-              <w:spacing w:after="0" w:line="259" w:lineRule="auto"/>
+              <w:spacing w:after="0" w:line="252" w:lineRule="auto"/>
               <w:ind/>
               <w:rPr/>
             </w:pPr>
             <w:r>
               <w:rPr>
                 <w:rFonts w:ascii="Calibri" w:hAnsi="Calibri" w:eastAsia="Calibri" w:cs="Calibri"/>
-                <w:sz w:val="19"/>
+                <w:sz w:val="18"/>
                 <w:szCs w:val="19"/>
                 <w:rtl w:val="0"/>
               </w:rPr>
@@ -6081,10 +6304,17 @@
             </w:r>
             <w:r>
               <w:rPr>
+                <w:rFonts w:ascii="Calibri" w:hAnsi="Calibri"/>
+                <w:sz w:val="18"/>
                 <w:rtl w:val="0"/>
               </w:rPr>
             </w:r>
-            <w:r/>
+            <w:r>
+              <w:rPr>
+                <w:rFonts w:ascii="Calibri" w:hAnsi="Calibri"/>
+                <w:sz w:val="18"/>
+              </w:rPr>
+            </w:r>
           </w:p>
         </w:tc>
       </w:tr>
@@ -6107,14 +6337,14 @@
           <w:p>
             <w:pPr>
               <w:pBdr/>
-              <w:spacing w:after="0" w:line="259" w:lineRule="auto"/>
+              <w:spacing w:after="0" w:line="252" w:lineRule="auto"/>
               <w:ind/>
               <w:rPr/>
             </w:pPr>
             <w:r>
               <w:rPr>
                 <w:rFonts w:ascii="Calibri" w:hAnsi="Calibri" w:eastAsia="Calibri" w:cs="Calibri"/>
-                <w:sz w:val="19"/>
+                <w:sz w:val="18"/>
                 <w:szCs w:val="19"/>
                 <w:rtl w:val="0"/>
               </w:rPr>
@@ -6122,10 +6352,17 @@
             </w:r>
             <w:r>
               <w:rPr>
+                <w:rFonts w:ascii="Calibri" w:hAnsi="Calibri"/>
+                <w:sz w:val="18"/>
                 <w:rtl w:val="0"/>
               </w:rPr>
             </w:r>
-            <w:r/>
+            <w:r>
+              <w:rPr>
+                <w:rFonts w:ascii="Calibri" w:hAnsi="Calibri"/>
+                <w:sz w:val="18"/>
+              </w:rPr>
+            </w:r>
           </w:p>
         </w:tc>
         <w:tc>
@@ -6143,14 +6380,14 @@
           <w:p>
             <w:pPr>
               <w:pBdr/>
-              <w:spacing w:after="0" w:line="259" w:lineRule="auto"/>
+              <w:spacing w:after="0" w:line="252" w:lineRule="auto"/>
               <w:ind/>
               <w:rPr/>
             </w:pPr>
             <w:r>
               <w:rPr>
                 <w:rFonts w:ascii="Calibri" w:hAnsi="Calibri" w:eastAsia="Calibri" w:cs="Calibri"/>
-                <w:sz w:val="19"/>
+                <w:sz w:val="18"/>
                 <w:szCs w:val="19"/>
                 <w:rtl w:val="0"/>
               </w:rPr>
@@ -6158,10 +6395,17 @@
             </w:r>
             <w:r>
               <w:rPr>
+                <w:rFonts w:ascii="Calibri" w:hAnsi="Calibri"/>
+                <w:sz w:val="18"/>
                 <w:rtl w:val="0"/>
               </w:rPr>
             </w:r>
-            <w:r/>
+            <w:r>
+              <w:rPr>
+                <w:rFonts w:ascii="Calibri" w:hAnsi="Calibri"/>
+                <w:sz w:val="18"/>
+              </w:rPr>
+            </w:r>
           </w:p>
         </w:tc>
         <w:tc>
@@ -6179,14 +6423,14 @@
           <w:p>
             <w:pPr>
               <w:pBdr/>
-              <w:spacing w:after="0" w:line="259" w:lineRule="auto"/>
+              <w:spacing w:after="0" w:line="252" w:lineRule="auto"/>
               <w:ind/>
               <w:rPr/>
             </w:pPr>
             <w:r>
               <w:rPr>
                 <w:rFonts w:ascii="Calibri" w:hAnsi="Calibri" w:eastAsia="Calibri" w:cs="Calibri"/>
-                <w:sz w:val="19"/>
+                <w:sz w:val="18"/>
                 <w:szCs w:val="19"/>
                 <w:rtl w:val="0"/>
               </w:rPr>
@@ -6194,10 +6438,17 @@
             </w:r>
             <w:r>
               <w:rPr>
+                <w:rFonts w:ascii="Calibri" w:hAnsi="Calibri"/>
+                <w:sz w:val="18"/>
                 <w:rtl w:val="0"/>
               </w:rPr>
             </w:r>
-            <w:r/>
+            <w:r>
+              <w:rPr>
+                <w:rFonts w:ascii="Calibri" w:hAnsi="Calibri"/>
+                <w:sz w:val="18"/>
+              </w:rPr>
+            </w:r>
           </w:p>
         </w:tc>
       </w:tr>
@@ -6220,14 +6471,14 @@
           <w:p>
             <w:pPr>
               <w:pBdr/>
-              <w:spacing w:after="0" w:line="259" w:lineRule="auto"/>
+              <w:spacing w:after="0" w:line="252" w:lineRule="auto"/>
               <w:ind/>
               <w:rPr/>
             </w:pPr>
             <w:r>
               <w:rPr>
                 <w:rFonts w:ascii="Calibri" w:hAnsi="Calibri" w:eastAsia="Calibri" w:cs="Calibri"/>
-                <w:sz w:val="19"/>
+                <w:sz w:val="18"/>
                 <w:szCs w:val="19"/>
                 <w:rtl w:val="0"/>
               </w:rPr>
@@ -6235,10 +6486,17 @@
             </w:r>
             <w:r>
               <w:rPr>
+                <w:rFonts w:ascii="Calibri" w:hAnsi="Calibri"/>
+                <w:sz w:val="18"/>
                 <w:rtl w:val="0"/>
               </w:rPr>
             </w:r>
-            <w:r/>
+            <w:r>
+              <w:rPr>
+                <w:rFonts w:ascii="Calibri" w:hAnsi="Calibri"/>
+                <w:sz w:val="18"/>
+              </w:rPr>
+            </w:r>
           </w:p>
         </w:tc>
         <w:tc>
@@ -6256,14 +6514,14 @@
           <w:p>
             <w:pPr>
               <w:pBdr/>
-              <w:spacing w:after="0" w:line="259" w:lineRule="auto"/>
+              <w:spacing w:after="0" w:line="252" w:lineRule="auto"/>
               <w:ind/>
               <w:rPr/>
             </w:pPr>
             <w:r>
               <w:rPr>
                 <w:rFonts w:ascii="Calibri" w:hAnsi="Calibri" w:eastAsia="Calibri" w:cs="Calibri"/>
-                <w:sz w:val="19"/>
+                <w:sz w:val="18"/>
                 <w:szCs w:val="19"/>
                 <w:rtl w:val="0"/>
               </w:rPr>
@@ -6271,10 +6529,17 @@
             </w:r>
             <w:r>
               <w:rPr>
+                <w:rFonts w:ascii="Calibri" w:hAnsi="Calibri"/>
+                <w:sz w:val="18"/>
                 <w:rtl w:val="0"/>
               </w:rPr>
             </w:r>
-            <w:r/>
+            <w:r>
+              <w:rPr>
+                <w:rFonts w:ascii="Calibri" w:hAnsi="Calibri"/>
+                <w:sz w:val="18"/>
+              </w:rPr>
+            </w:r>
           </w:p>
         </w:tc>
         <w:tc>
@@ -6292,14 +6557,14 @@
           <w:p>
             <w:pPr>
               <w:pBdr/>
-              <w:spacing w:after="0" w:line="259" w:lineRule="auto"/>
+              <w:spacing w:after="0" w:line="252" w:lineRule="auto"/>
               <w:ind/>
               <w:rPr/>
             </w:pPr>
             <w:r>
               <w:rPr>
                 <w:rFonts w:ascii="Calibri" w:hAnsi="Calibri" w:eastAsia="Calibri" w:cs="Calibri"/>
-                <w:sz w:val="19"/>
+                <w:sz w:val="18"/>
                 <w:szCs w:val="19"/>
                 <w:rtl w:val="0"/>
               </w:rPr>
@@ -6307,10 +6572,17 @@
             </w:r>
             <w:r>
               <w:rPr>
+                <w:rFonts w:ascii="Calibri" w:hAnsi="Calibri"/>
+                <w:sz w:val="18"/>
                 <w:rtl w:val="0"/>
               </w:rPr>
             </w:r>
-            <w:r/>
+            <w:r>
+              <w:rPr>
+                <w:rFonts w:ascii="Calibri" w:hAnsi="Calibri"/>
+                <w:sz w:val="18"/>
+              </w:rPr>
+            </w:r>
           </w:p>
         </w:tc>
       </w:tr>
@@ -7470,7 +7742,7 @@
           <w:p>
             <w:pPr>
               <w:pBdr/>
-              <w:spacing w:after="0" w:line="259" w:lineRule="auto"/>
+              <w:spacing w:after="0" w:line="252" w:lineRule="auto"/>
               <w:ind/>
               <w:rPr/>
             </w:pPr>
@@ -7479,7 +7751,7 @@
                 <w:rFonts w:ascii="Calibri" w:hAnsi="Calibri" w:eastAsia="Calibri" w:cs="Calibri"/>
                 <w:b/>
                 <w:bCs/>
-                <w:sz w:val="19"/>
+                <w:sz w:val="18"/>
                 <w:szCs w:val="19"/>
                 <w:rtl w:val="0"/>
               </w:rPr>
@@ -7487,10 +7759,19 @@
             </w:r>
             <w:r>
               <w:rPr>
+                <w:rFonts w:ascii="Calibri" w:hAnsi="Calibri"/>
+                <w:b/>
+                <w:sz w:val="18"/>
                 <w:rtl w:val="0"/>
               </w:rPr>
             </w:r>
-            <w:r/>
+            <w:r>
+              <w:rPr>
+                <w:rFonts w:ascii="Calibri" w:hAnsi="Calibri"/>
+                <w:b/>
+                <w:sz w:val="18"/>
+              </w:rPr>
+            </w:r>
           </w:p>
         </w:tc>
         <w:tc>
@@ -7508,7 +7789,7 @@
           <w:p>
             <w:pPr>
               <w:pBdr/>
-              <w:spacing w:after="0" w:line="259" w:lineRule="auto"/>
+              <w:spacing w:after="0" w:line="252" w:lineRule="auto"/>
               <w:ind/>
               <w:rPr/>
             </w:pPr>
@@ -7517,7 +7798,7 @@
                 <w:rFonts w:ascii="Calibri" w:hAnsi="Calibri" w:eastAsia="Calibri" w:cs="Calibri"/>
                 <w:b/>
                 <w:bCs/>
-                <w:sz w:val="19"/>
+                <w:sz w:val="18"/>
                 <w:szCs w:val="19"/>
                 <w:rtl w:val="0"/>
               </w:rPr>
@@ -7525,10 +7806,19 @@
             </w:r>
             <w:r>
               <w:rPr>
+                <w:rFonts w:ascii="Calibri" w:hAnsi="Calibri"/>
+                <w:b/>
+                <w:sz w:val="18"/>
                 <w:rtl w:val="0"/>
               </w:rPr>
             </w:r>
-            <w:r/>
+            <w:r>
+              <w:rPr>
+                <w:rFonts w:ascii="Calibri" w:hAnsi="Calibri"/>
+                <w:b/>
+                <w:sz w:val="18"/>
+              </w:rPr>
+            </w:r>
           </w:p>
         </w:tc>
         <w:tc>
@@ -7546,7 +7836,7 @@
           <w:p>
             <w:pPr>
               <w:pBdr/>
-              <w:spacing w:after="0" w:line="259" w:lineRule="auto"/>
+              <w:spacing w:after="0" w:line="252" w:lineRule="auto"/>
               <w:ind/>
               <w:rPr/>
             </w:pPr>
@@ -7555,7 +7845,7 @@
                 <w:rFonts w:ascii="Calibri" w:hAnsi="Calibri" w:eastAsia="Calibri" w:cs="Calibri"/>
                 <w:b/>
                 <w:bCs/>
-                <w:sz w:val="19"/>
+                <w:sz w:val="18"/>
                 <w:szCs w:val="19"/>
                 <w:rtl w:val="0"/>
               </w:rPr>
@@ -7563,10 +7853,19 @@
             </w:r>
             <w:r>
               <w:rPr>
+                <w:rFonts w:ascii="Calibri" w:hAnsi="Calibri"/>
+                <w:b/>
+                <w:sz w:val="18"/>
                 <w:rtl w:val="0"/>
               </w:rPr>
             </w:r>
-            <w:r/>
+            <w:r>
+              <w:rPr>
+                <w:rFonts w:ascii="Calibri" w:hAnsi="Calibri"/>
+                <w:b/>
+                <w:sz w:val="18"/>
+              </w:rPr>
+            </w:r>
           </w:p>
         </w:tc>
       </w:tr>
@@ -7589,14 +7888,14 @@
           <w:p>
             <w:pPr>
               <w:pBdr/>
-              <w:spacing w:after="0" w:line="259" w:lineRule="auto"/>
+              <w:spacing w:after="0" w:line="252" w:lineRule="auto"/>
               <w:ind/>
               <w:rPr/>
             </w:pPr>
             <w:r>
               <w:rPr>
                 <w:rFonts w:ascii="Calibri" w:hAnsi="Calibri" w:eastAsia="Calibri" w:cs="Calibri"/>
-                <w:sz w:val="19"/>
+                <w:sz w:val="18"/>
                 <w:szCs w:val="19"/>
                 <w:rtl w:val="0"/>
               </w:rPr>
@@ -7604,10 +7903,17 @@
             </w:r>
             <w:r>
               <w:rPr>
+                <w:rFonts w:ascii="Calibri" w:hAnsi="Calibri"/>
+                <w:sz w:val="18"/>
                 <w:rtl w:val="0"/>
               </w:rPr>
             </w:r>
-            <w:r/>
+            <w:r>
+              <w:rPr>
+                <w:rFonts w:ascii="Calibri" w:hAnsi="Calibri"/>
+                <w:sz w:val="18"/>
+              </w:rPr>
+            </w:r>
           </w:p>
         </w:tc>
         <w:tc>
@@ -7625,14 +7931,14 @@
           <w:p>
             <w:pPr>
               <w:pBdr/>
-              <w:spacing w:after="0" w:line="259" w:lineRule="auto"/>
+              <w:spacing w:after="0" w:line="252" w:lineRule="auto"/>
               <w:ind/>
               <w:rPr/>
             </w:pPr>
             <w:r>
               <w:rPr>
                 <w:rFonts w:ascii="Calibri" w:hAnsi="Calibri" w:eastAsia="Calibri" w:cs="Calibri"/>
-                <w:sz w:val="19"/>
+                <w:sz w:val="18"/>
                 <w:szCs w:val="19"/>
                 <w:rtl w:val="0"/>
               </w:rPr>
@@ -7640,10 +7946,17 @@
             </w:r>
             <w:r>
               <w:rPr>
+                <w:rFonts w:ascii="Calibri" w:hAnsi="Calibri"/>
+                <w:sz w:val="18"/>
                 <w:rtl w:val="0"/>
               </w:rPr>
             </w:r>
-            <w:r/>
+            <w:r>
+              <w:rPr>
+                <w:rFonts w:ascii="Calibri" w:hAnsi="Calibri"/>
+                <w:sz w:val="18"/>
+              </w:rPr>
+            </w:r>
           </w:p>
         </w:tc>
         <w:tc>
@@ -7661,14 +7974,14 @@
           <w:p>
             <w:pPr>
               <w:pBdr/>
-              <w:spacing w:after="0" w:line="259" w:lineRule="auto"/>
+              <w:spacing w:after="0" w:line="252" w:lineRule="auto"/>
               <w:ind/>
               <w:rPr/>
             </w:pPr>
             <w:r>
               <w:rPr>
                 <w:rFonts w:ascii="Calibri" w:hAnsi="Calibri" w:eastAsia="Calibri" w:cs="Calibri"/>
-                <w:sz w:val="19"/>
+                <w:sz w:val="18"/>
                 <w:szCs w:val="19"/>
                 <w:rtl w:val="0"/>
               </w:rPr>
@@ -7676,10 +7989,17 @@
             </w:r>
             <w:r>
               <w:rPr>
+                <w:rFonts w:ascii="Calibri" w:hAnsi="Calibri"/>
+                <w:sz w:val="18"/>
                 <w:rtl w:val="0"/>
               </w:rPr>
             </w:r>
-            <w:r/>
+            <w:r>
+              <w:rPr>
+                <w:rFonts w:ascii="Calibri" w:hAnsi="Calibri"/>
+                <w:sz w:val="18"/>
+              </w:rPr>
+            </w:r>
           </w:p>
         </w:tc>
       </w:tr>
@@ -7702,14 +8022,14 @@
           <w:p>
             <w:pPr>
               <w:pBdr/>
-              <w:spacing w:after="0" w:line="259" w:lineRule="auto"/>
+              <w:spacing w:after="0" w:line="252" w:lineRule="auto"/>
               <w:ind/>
               <w:rPr/>
             </w:pPr>
             <w:r>
               <w:rPr>
                 <w:rFonts w:ascii="Calibri" w:hAnsi="Calibri" w:eastAsia="Calibri" w:cs="Calibri"/>
-                <w:sz w:val="19"/>
+                <w:sz w:val="18"/>
                 <w:szCs w:val="19"/>
                 <w:rtl w:val="0"/>
               </w:rPr>
@@ -7717,10 +8037,17 @@
             </w:r>
             <w:r>
               <w:rPr>
+                <w:rFonts w:ascii="Calibri" w:hAnsi="Calibri"/>
+                <w:sz w:val="18"/>
                 <w:rtl w:val="0"/>
               </w:rPr>
             </w:r>
-            <w:r/>
+            <w:r>
+              <w:rPr>
+                <w:rFonts w:ascii="Calibri" w:hAnsi="Calibri"/>
+                <w:sz w:val="18"/>
+              </w:rPr>
+            </w:r>
           </w:p>
         </w:tc>
         <w:tc>
@@ -7738,14 +8065,14 @@
           <w:p>
             <w:pPr>
               <w:pBdr/>
-              <w:spacing w:after="0" w:line="259" w:lineRule="auto"/>
+              <w:spacing w:after="0" w:line="252" w:lineRule="auto"/>
               <w:ind/>
               <w:rPr/>
             </w:pPr>
             <w:r>
               <w:rPr>
                 <w:rFonts w:ascii="Calibri" w:hAnsi="Calibri" w:eastAsia="Calibri" w:cs="Calibri"/>
-                <w:sz w:val="19"/>
+                <w:sz w:val="18"/>
                 <w:szCs w:val="19"/>
                 <w:rtl w:val="0"/>
               </w:rPr>
@@ -7753,10 +8080,17 @@
             </w:r>
             <w:r>
               <w:rPr>
+                <w:rFonts w:ascii="Calibri" w:hAnsi="Calibri"/>
+                <w:sz w:val="18"/>
                 <w:rtl w:val="0"/>
               </w:rPr>
             </w:r>
-            <w:r/>
+            <w:r>
+              <w:rPr>
+                <w:rFonts w:ascii="Calibri" w:hAnsi="Calibri"/>
+                <w:sz w:val="18"/>
+              </w:rPr>
+            </w:r>
           </w:p>
         </w:tc>
         <w:tc>
@@ -7774,14 +8108,14 @@
           <w:p>
             <w:pPr>
               <w:pBdr/>
-              <w:spacing w:after="0" w:line="259" w:lineRule="auto"/>
+              <w:spacing w:after="0" w:line="252" w:lineRule="auto"/>
               <w:ind/>
               <w:rPr/>
             </w:pPr>
             <w:r>
               <w:rPr>
                 <w:rFonts w:ascii="Calibri" w:hAnsi="Calibri" w:eastAsia="Calibri" w:cs="Calibri"/>
-                <w:sz w:val="19"/>
+                <w:sz w:val="18"/>
                 <w:szCs w:val="19"/>
                 <w:rtl w:val="0"/>
               </w:rPr>
@@ -7789,10 +8123,17 @@
             </w:r>
             <w:r>
               <w:rPr>
+                <w:rFonts w:ascii="Calibri" w:hAnsi="Calibri"/>
+                <w:sz w:val="18"/>
                 <w:rtl w:val="0"/>
               </w:rPr>
             </w:r>
-            <w:r/>
+            <w:r>
+              <w:rPr>
+                <w:rFonts w:ascii="Calibri" w:hAnsi="Calibri"/>
+                <w:sz w:val="18"/>
+              </w:rPr>
+            </w:r>
           </w:p>
         </w:tc>
       </w:tr>
@@ -7815,14 +8156,14 @@
           <w:p>
             <w:pPr>
               <w:pBdr/>
-              <w:spacing w:after="0" w:line="259" w:lineRule="auto"/>
+              <w:spacing w:after="0" w:line="252" w:lineRule="auto"/>
               <w:ind/>
               <w:rPr/>
             </w:pPr>
             <w:r>
               <w:rPr>
                 <w:rFonts w:ascii="Calibri" w:hAnsi="Calibri" w:eastAsia="Calibri" w:cs="Calibri"/>
-                <w:sz w:val="19"/>
+                <w:sz w:val="18"/>
                 <w:szCs w:val="19"/>
                 <w:rtl w:val="0"/>
               </w:rPr>
@@ -7830,10 +8171,17 @@
             </w:r>
             <w:r>
               <w:rPr>
+                <w:rFonts w:ascii="Calibri" w:hAnsi="Calibri"/>
+                <w:sz w:val="18"/>
                 <w:rtl w:val="0"/>
               </w:rPr>
             </w:r>
-            <w:r/>
+            <w:r>
+              <w:rPr>
+                <w:rFonts w:ascii="Calibri" w:hAnsi="Calibri"/>
+                <w:sz w:val="18"/>
+              </w:rPr>
+            </w:r>
           </w:p>
         </w:tc>
         <w:tc>
@@ -7851,14 +8199,14 @@
           <w:p>
             <w:pPr>
               <w:pBdr/>
-              <w:spacing w:after="0" w:line="259" w:lineRule="auto"/>
+              <w:spacing w:after="0" w:line="252" w:lineRule="auto"/>
               <w:ind/>
               <w:rPr/>
             </w:pPr>
             <w:r>
               <w:rPr>
                 <w:rFonts w:ascii="Calibri" w:hAnsi="Calibri" w:eastAsia="Calibri" w:cs="Calibri"/>
-                <w:sz w:val="19"/>
+                <w:sz w:val="18"/>
                 <w:szCs w:val="19"/>
                 <w:rtl w:val="0"/>
               </w:rPr>
@@ -7866,10 +8214,17 @@
             </w:r>
             <w:r>
               <w:rPr>
+                <w:rFonts w:ascii="Calibri" w:hAnsi="Calibri"/>
+                <w:sz w:val="18"/>
                 <w:rtl w:val="0"/>
               </w:rPr>
             </w:r>
-            <w:r/>
+            <w:r>
+              <w:rPr>
+                <w:rFonts w:ascii="Calibri" w:hAnsi="Calibri"/>
+                <w:sz w:val="18"/>
+              </w:rPr>
+            </w:r>
           </w:p>
         </w:tc>
         <w:tc>
@@ -7887,14 +8242,14 @@
           <w:p>
             <w:pPr>
               <w:pBdr/>
-              <w:spacing w:after="0" w:line="259" w:lineRule="auto"/>
+              <w:spacing w:after="0" w:line="252" w:lineRule="auto"/>
               <w:ind/>
               <w:rPr/>
             </w:pPr>
             <w:r>
               <w:rPr>
                 <w:rFonts w:ascii="Calibri" w:hAnsi="Calibri" w:eastAsia="Calibri" w:cs="Calibri"/>
-                <w:sz w:val="19"/>
+                <w:sz w:val="18"/>
                 <w:szCs w:val="19"/>
                 <w:rtl w:val="0"/>
               </w:rPr>
@@ -7902,10 +8257,17 @@
             </w:r>
             <w:r>
               <w:rPr>
+                <w:rFonts w:ascii="Calibri" w:hAnsi="Calibri"/>
+                <w:sz w:val="18"/>
                 <w:rtl w:val="0"/>
               </w:rPr>
             </w:r>
-            <w:r/>
+            <w:r>
+              <w:rPr>
+                <w:rFonts w:ascii="Calibri" w:hAnsi="Calibri"/>
+                <w:sz w:val="18"/>
+              </w:rPr>
+            </w:r>
           </w:p>
         </w:tc>
       </w:tr>
@@ -7928,14 +8290,14 @@
           <w:p>
             <w:pPr>
               <w:pBdr/>
-              <w:spacing w:after="0" w:line="259" w:lineRule="auto"/>
+              <w:spacing w:after="0" w:line="252" w:lineRule="auto"/>
               <w:ind/>
               <w:rPr/>
             </w:pPr>
             <w:r>
               <w:rPr>
                 <w:rFonts w:ascii="Calibri" w:hAnsi="Calibri" w:eastAsia="Calibri" w:cs="Calibri"/>
-                <w:sz w:val="19"/>
+                <w:sz w:val="18"/>
                 <w:szCs w:val="19"/>
                 <w:rtl w:val="0"/>
               </w:rPr>
@@ -7943,10 +8305,17 @@
             </w:r>
             <w:r>
               <w:rPr>
+                <w:rFonts w:ascii="Calibri" w:hAnsi="Calibri"/>
+                <w:sz w:val="18"/>
                 <w:rtl w:val="0"/>
               </w:rPr>
             </w:r>
-            <w:r/>
+            <w:r>
+              <w:rPr>
+                <w:rFonts w:ascii="Calibri" w:hAnsi="Calibri"/>
+                <w:sz w:val="18"/>
+              </w:rPr>
+            </w:r>
           </w:p>
         </w:tc>
         <w:tc>
@@ -7964,14 +8333,14 @@
           <w:p>
             <w:pPr>
               <w:pBdr/>
-              <w:spacing w:after="0" w:line="259" w:lineRule="auto"/>
+              <w:spacing w:after="0" w:line="252" w:lineRule="auto"/>
               <w:ind/>
               <w:rPr/>
             </w:pPr>
             <w:r>
               <w:rPr>
                 <w:rFonts w:ascii="Calibri" w:hAnsi="Calibri" w:eastAsia="Calibri" w:cs="Calibri"/>
-                <w:sz w:val="19"/>
+                <w:sz w:val="18"/>
                 <w:szCs w:val="19"/>
                 <w:rtl w:val="0"/>
               </w:rPr>
@@ -7979,10 +8348,17 @@
             </w:r>
             <w:r>
               <w:rPr>
+                <w:rFonts w:ascii="Calibri" w:hAnsi="Calibri"/>
+                <w:sz w:val="18"/>
                 <w:rtl w:val="0"/>
               </w:rPr>
             </w:r>
-            <w:r/>
+            <w:r>
+              <w:rPr>
+                <w:rFonts w:ascii="Calibri" w:hAnsi="Calibri"/>
+                <w:sz w:val="18"/>
+              </w:rPr>
+            </w:r>
           </w:p>
         </w:tc>
         <w:tc>
@@ -8000,14 +8376,14 @@
           <w:p>
             <w:pPr>
               <w:pBdr/>
-              <w:spacing w:after="0" w:line="259" w:lineRule="auto"/>
+              <w:spacing w:after="0" w:line="252" w:lineRule="auto"/>
               <w:ind/>
               <w:rPr/>
             </w:pPr>
             <w:r>
               <w:rPr>
                 <w:rFonts w:ascii="Calibri" w:hAnsi="Calibri" w:eastAsia="Calibri" w:cs="Calibri"/>
-                <w:sz w:val="19"/>
+                <w:sz w:val="18"/>
                 <w:szCs w:val="19"/>
                 <w:rtl w:val="0"/>
               </w:rPr>
@@ -8015,10 +8391,100 @@
             </w:r>
             <w:r>
               <w:rPr>
+                <w:rFonts w:ascii="Calibri" w:hAnsi="Calibri"/>
+                <w:sz w:val="18"/>
                 <w:rtl w:val="0"/>
               </w:rPr>
             </w:r>
-            <w:r/>
+            <w:r>
+              <w:rPr>
+                <w:rFonts w:ascii="Calibri" w:hAnsi="Calibri"/>
+                <w:sz w:val="18"/>
+              </w:rPr>
+            </w:r>
+          </w:p>
+        </w:tc>
+      </w:tr>
+      <w:tr>
+        <w:trPr>
+          <w:cantSplit/>
+        </w:trPr>
+        <w:tc>
+          <w:tcPr>
+            <w:shd w:val="clear" w:color="auto" w:fill="ffffff"/>
+            <w:tcBorders/>
+            <w:tcMar>
+              <w:left w:w="120" w:type="dxa"/>
+              <w:top w:w="80" w:type="dxa"/>
+              <w:right w:w="120" w:type="dxa"/>
+              <w:bottom w:w="80" w:type="dxa"/>
+            </w:tcMar>
+            <w:vAlign w:val="center"/>
+          </w:tcPr>
+          <w:p>
+            <w:pPr>
+              <w:spacing w:after="0" w:line="252" w:lineRule="auto"/>
+            </w:pPr>
+            <w:r>
+              <w:rPr>
+                <w:rFonts w:ascii="Calibri" w:hAnsi="Calibri"/>
+                <w:b w:val="0"/>
+                <w:sz w:val="18"/>
+              </w:rPr>
+              <w:t>Проверить базовые роли и права доступа</w:t>
+            </w:r>
+          </w:p>
+        </w:tc>
+        <w:tc>
+          <w:tcPr>
+            <w:shd w:val="clear" w:color="auto" w:fill="ffffff"/>
+            <w:tcBorders/>
+            <w:tcMar>
+              <w:left w:w="120" w:type="dxa"/>
+              <w:top w:w="80" w:type="dxa"/>
+              <w:right w:w="120" w:type="dxa"/>
+              <w:bottom w:w="80" w:type="dxa"/>
+            </w:tcMar>
+            <w:vAlign w:val="center"/>
+          </w:tcPr>
+          <w:p>
+            <w:pPr>
+              <w:spacing w:after="0" w:line="252" w:lineRule="auto"/>
+            </w:pPr>
+            <w:r>
+              <w:rPr>
+                <w:rFonts w:ascii="Calibri" w:hAnsi="Calibri"/>
+                <w:b w:val="0"/>
+                <w:sz w:val="18"/>
+              </w:rPr>
+              <w:t>Admin выполняет критичные admin-действия; ограниченный пользователь не получает доступ к запрещенным действиям.</w:t>
+            </w:r>
+          </w:p>
+        </w:tc>
+        <w:tc>
+          <w:tcPr>
+            <w:shd w:val="clear" w:color="auto" w:fill="ffffff"/>
+            <w:tcBorders/>
+            <w:tcMar>
+              <w:left w:w="120" w:type="dxa"/>
+              <w:top w:w="80" w:type="dxa"/>
+              <w:right w:w="120" w:type="dxa"/>
+              <w:bottom w:w="80" w:type="dxa"/>
+            </w:tcMar>
+            <w:vAlign w:val="center"/>
+          </w:tcPr>
+          <w:p>
+            <w:pPr>
+              <w:spacing w:after="0" w:line="252" w:lineRule="auto"/>
+            </w:pPr>
+            <w:r>
+              <w:rPr>
+                <w:rFonts w:ascii="Calibri" w:hAnsi="Calibri"/>
+                <w:b w:val="0"/>
+                <w:sz w:val="18"/>
+              </w:rPr>
+              <w:t>UI/API</w:t>
+            </w:r>
           </w:p>
         </w:tc>
       </w:tr>
@@ -8041,14 +8507,14 @@
           <w:p>
             <w:pPr>
               <w:pBdr/>
-              <w:spacing w:after="0" w:line="259" w:lineRule="auto"/>
+              <w:spacing w:after="0" w:line="252" w:lineRule="auto"/>
               <w:ind/>
               <w:rPr/>
             </w:pPr>
             <w:r>
               <w:rPr>
                 <w:rFonts w:ascii="Calibri" w:hAnsi="Calibri" w:eastAsia="Calibri" w:cs="Calibri"/>
-                <w:sz w:val="19"/>
+                <w:sz w:val="18"/>
                 <w:szCs w:val="19"/>
                 <w:rtl w:val="0"/>
               </w:rPr>
@@ -8056,10 +8522,17 @@
             </w:r>
             <w:r>
               <w:rPr>
+                <w:rFonts w:ascii="Calibri" w:hAnsi="Calibri"/>
+                <w:sz w:val="18"/>
                 <w:rtl w:val="0"/>
               </w:rPr>
             </w:r>
-            <w:r/>
+            <w:r>
+              <w:rPr>
+                <w:rFonts w:ascii="Calibri" w:hAnsi="Calibri"/>
+                <w:sz w:val="18"/>
+              </w:rPr>
+            </w:r>
           </w:p>
         </w:tc>
         <w:tc>
@@ -8077,14 +8550,14 @@
           <w:p>
             <w:pPr>
               <w:pBdr/>
-              <w:spacing w:after="0" w:line="259" w:lineRule="auto"/>
+              <w:spacing w:after="0" w:line="252" w:lineRule="auto"/>
               <w:ind/>
               <w:rPr/>
             </w:pPr>
             <w:r>
               <w:rPr>
                 <w:rFonts w:ascii="Calibri" w:hAnsi="Calibri" w:eastAsia="Calibri" w:cs="Calibri"/>
-                <w:sz w:val="19"/>
+                <w:sz w:val="18"/>
                 <w:szCs w:val="19"/>
                 <w:rtl w:val="0"/>
               </w:rPr>
@@ -8092,10 +8565,17 @@
             </w:r>
             <w:r>
               <w:rPr>
+                <w:rFonts w:ascii="Calibri" w:hAnsi="Calibri"/>
+                <w:sz w:val="18"/>
                 <w:rtl w:val="0"/>
               </w:rPr>
             </w:r>
-            <w:r/>
+            <w:r>
+              <w:rPr>
+                <w:rFonts w:ascii="Calibri" w:hAnsi="Calibri"/>
+                <w:sz w:val="18"/>
+              </w:rPr>
+            </w:r>
           </w:p>
         </w:tc>
         <w:tc>
@@ -8113,14 +8593,14 @@
           <w:p>
             <w:pPr>
               <w:pBdr/>
-              <w:spacing w:after="0" w:line="259" w:lineRule="auto"/>
+              <w:spacing w:after="0" w:line="252" w:lineRule="auto"/>
               <w:ind/>
               <w:rPr/>
             </w:pPr>
             <w:r>
               <w:rPr>
                 <w:rFonts w:ascii="Calibri" w:hAnsi="Calibri" w:eastAsia="Calibri" w:cs="Calibri"/>
-                <w:sz w:val="19"/>
+                <w:sz w:val="18"/>
                 <w:szCs w:val="19"/>
                 <w:rtl w:val="0"/>
               </w:rPr>
@@ -8128,10 +8608,17 @@
             </w:r>
             <w:r>
               <w:rPr>
+                <w:rFonts w:ascii="Calibri" w:hAnsi="Calibri"/>
+                <w:sz w:val="18"/>
                 <w:rtl w:val="0"/>
               </w:rPr>
             </w:r>
-            <w:r/>
+            <w:r>
+              <w:rPr>
+                <w:rFonts w:ascii="Calibri" w:hAnsi="Calibri"/>
+                <w:sz w:val="18"/>
+              </w:rPr>
+            </w:r>
           </w:p>
         </w:tc>
       </w:tr>
@@ -8154,14 +8641,14 @@
           <w:p>
             <w:pPr>
               <w:pBdr/>
-              <w:spacing w:after="0" w:line="259" w:lineRule="auto"/>
+              <w:spacing w:after="0" w:line="252" w:lineRule="auto"/>
               <w:ind/>
               <w:rPr/>
             </w:pPr>
             <w:r>
               <w:rPr>
                 <w:rFonts w:ascii="Calibri" w:hAnsi="Calibri" w:eastAsia="Calibri" w:cs="Calibri"/>
-                <w:sz w:val="19"/>
+                <w:sz w:val="18"/>
                 <w:szCs w:val="19"/>
                 <w:rtl w:val="0"/>
               </w:rPr>
@@ -8169,10 +8656,17 @@
             </w:r>
             <w:r>
               <w:rPr>
+                <w:rFonts w:ascii="Calibri" w:hAnsi="Calibri"/>
+                <w:sz w:val="18"/>
                 <w:rtl w:val="0"/>
               </w:rPr>
             </w:r>
-            <w:r/>
+            <w:r>
+              <w:rPr>
+                <w:rFonts w:ascii="Calibri" w:hAnsi="Calibri"/>
+                <w:sz w:val="18"/>
+              </w:rPr>
+            </w:r>
           </w:p>
         </w:tc>
         <w:tc>
@@ -8190,14 +8684,14 @@
           <w:p>
             <w:pPr>
               <w:pBdr/>
-              <w:spacing w:after="0" w:line="259" w:lineRule="auto"/>
+              <w:spacing w:after="0" w:line="252" w:lineRule="auto"/>
               <w:ind/>
               <w:rPr/>
             </w:pPr>
             <w:r>
               <w:rPr>
                 <w:rFonts w:ascii="Calibri" w:hAnsi="Calibri" w:eastAsia="Calibri" w:cs="Calibri"/>
-                <w:sz w:val="19"/>
+                <w:sz w:val="18"/>
                 <w:szCs w:val="19"/>
                 <w:rtl w:val="0"/>
               </w:rPr>
@@ -8205,10 +8699,17 @@
             </w:r>
             <w:r>
               <w:rPr>
+                <w:rFonts w:ascii="Calibri" w:hAnsi="Calibri"/>
+                <w:sz w:val="18"/>
                 <w:rtl w:val="0"/>
               </w:rPr>
             </w:r>
-            <w:r/>
+            <w:r>
+              <w:rPr>
+                <w:rFonts w:ascii="Calibri" w:hAnsi="Calibri"/>
+                <w:sz w:val="18"/>
+              </w:rPr>
+            </w:r>
           </w:p>
         </w:tc>
         <w:tc>
@@ -8226,14 +8727,14 @@
           <w:p>
             <w:pPr>
               <w:pBdr/>
-              <w:spacing w:after="0" w:line="259" w:lineRule="auto"/>
+              <w:spacing w:after="0" w:line="252" w:lineRule="auto"/>
               <w:ind/>
               <w:rPr/>
             </w:pPr>
             <w:r>
               <w:rPr>
                 <w:rFonts w:ascii="Calibri" w:hAnsi="Calibri" w:eastAsia="Calibri" w:cs="Calibri"/>
-                <w:sz w:val="19"/>
+                <w:sz w:val="18"/>
                 <w:szCs w:val="19"/>
                 <w:rtl w:val="0"/>
               </w:rPr>
@@ -8241,10 +8742,17 @@
             </w:r>
             <w:r>
               <w:rPr>
+                <w:rFonts w:ascii="Calibri" w:hAnsi="Calibri"/>
+                <w:sz w:val="18"/>
                 <w:rtl w:val="0"/>
               </w:rPr>
             </w:r>
-            <w:r/>
+            <w:r>
+              <w:rPr>
+                <w:rFonts w:ascii="Calibri" w:hAnsi="Calibri"/>
+                <w:sz w:val="18"/>
+              </w:rPr>
+            </w:r>
           </w:p>
         </w:tc>
       </w:tr>
@@ -8267,14 +8775,14 @@
           <w:p>
             <w:pPr>
               <w:pBdr/>
-              <w:spacing w:after="0" w:line="259" w:lineRule="auto"/>
+              <w:spacing w:after="0" w:line="252" w:lineRule="auto"/>
               <w:ind/>
               <w:rPr/>
             </w:pPr>
             <w:r>
               <w:rPr>
                 <w:rFonts w:ascii="Calibri" w:hAnsi="Calibri" w:eastAsia="Calibri" w:cs="Calibri"/>
-                <w:sz w:val="19"/>
+                <w:sz w:val="18"/>
                 <w:szCs w:val="19"/>
                 <w:rtl w:val="0"/>
               </w:rPr>
@@ -8282,10 +8790,17 @@
             </w:r>
             <w:r>
               <w:rPr>
+                <w:rFonts w:ascii="Calibri" w:hAnsi="Calibri"/>
+                <w:sz w:val="18"/>
                 <w:rtl w:val="0"/>
               </w:rPr>
             </w:r>
-            <w:r/>
+            <w:r>
+              <w:rPr>
+                <w:rFonts w:ascii="Calibri" w:hAnsi="Calibri"/>
+                <w:sz w:val="18"/>
+              </w:rPr>
+            </w:r>
           </w:p>
         </w:tc>
         <w:tc>
@@ -8303,14 +8818,14 @@
           <w:p>
             <w:pPr>
               <w:pBdr/>
-              <w:spacing w:after="0" w:line="259" w:lineRule="auto"/>
+              <w:spacing w:after="0" w:line="252" w:lineRule="auto"/>
               <w:ind/>
               <w:rPr/>
             </w:pPr>
             <w:r>
               <w:rPr>
                 <w:rFonts w:ascii="Calibri" w:hAnsi="Calibri" w:eastAsia="Calibri" w:cs="Calibri"/>
-                <w:sz w:val="19"/>
+                <w:sz w:val="18"/>
                 <w:szCs w:val="19"/>
                 <w:rtl w:val="0"/>
               </w:rPr>
@@ -8318,10 +8833,17 @@
             </w:r>
             <w:r>
               <w:rPr>
+                <w:rFonts w:ascii="Calibri" w:hAnsi="Calibri"/>
+                <w:sz w:val="18"/>
                 <w:rtl w:val="0"/>
               </w:rPr>
             </w:r>
-            <w:r/>
+            <w:r>
+              <w:rPr>
+                <w:rFonts w:ascii="Calibri" w:hAnsi="Calibri"/>
+                <w:sz w:val="18"/>
+              </w:rPr>
+            </w:r>
           </w:p>
         </w:tc>
         <w:tc>
@@ -8339,14 +8861,14 @@
           <w:p>
             <w:pPr>
               <w:pBdr/>
-              <w:spacing w:after="0" w:line="259" w:lineRule="auto"/>
+              <w:spacing w:after="0" w:line="252" w:lineRule="auto"/>
               <w:ind/>
               <w:rPr/>
             </w:pPr>
             <w:r>
               <w:rPr>
                 <w:rFonts w:ascii="Calibri" w:hAnsi="Calibri" w:eastAsia="Calibri" w:cs="Calibri"/>
-                <w:sz w:val="19"/>
+                <w:sz w:val="18"/>
                 <w:szCs w:val="19"/>
                 <w:rtl w:val="0"/>
               </w:rPr>
@@ -8354,10 +8876,17 @@
             </w:r>
             <w:r>
               <w:rPr>
+                <w:rFonts w:ascii="Calibri" w:hAnsi="Calibri"/>
+                <w:sz w:val="18"/>
                 <w:rtl w:val="0"/>
               </w:rPr>
             </w:r>
-            <w:r/>
+            <w:r>
+              <w:rPr>
+                <w:rFonts w:ascii="Calibri" w:hAnsi="Calibri"/>
+                <w:sz w:val="18"/>
+              </w:rPr>
+            </w:r>
           </w:p>
         </w:tc>
       </w:tr>
@@ -8380,14 +8909,14 @@
           <w:p>
             <w:pPr>
               <w:pBdr/>
-              <w:spacing w:after="0" w:line="259" w:lineRule="auto"/>
+              <w:spacing w:after="0" w:line="252" w:lineRule="auto"/>
               <w:ind/>
               <w:rPr/>
             </w:pPr>
             <w:r>
               <w:rPr>
                 <w:rFonts w:ascii="Calibri" w:hAnsi="Calibri" w:eastAsia="Calibri" w:cs="Calibri"/>
-                <w:sz w:val="19"/>
+                <w:sz w:val="18"/>
                 <w:szCs w:val="19"/>
                 <w:rtl w:val="0"/>
               </w:rPr>
@@ -8395,10 +8924,17 @@
             </w:r>
             <w:r>
               <w:rPr>
+                <w:rFonts w:ascii="Calibri" w:hAnsi="Calibri"/>
+                <w:sz w:val="18"/>
                 <w:rtl w:val="0"/>
               </w:rPr>
             </w:r>
-            <w:r/>
+            <w:r>
+              <w:rPr>
+                <w:rFonts w:ascii="Calibri" w:hAnsi="Calibri"/>
+                <w:sz w:val="18"/>
+              </w:rPr>
+            </w:r>
           </w:p>
         </w:tc>
         <w:tc>
@@ -8416,14 +8952,14 @@
           <w:p>
             <w:pPr>
               <w:pBdr/>
-              <w:spacing w:after="0" w:line="259" w:lineRule="auto"/>
+              <w:spacing w:after="0" w:line="252" w:lineRule="auto"/>
               <w:ind/>
               <w:rPr/>
             </w:pPr>
             <w:r>
               <w:rPr>
                 <w:rFonts w:ascii="Calibri" w:hAnsi="Calibri" w:eastAsia="Calibri" w:cs="Calibri"/>
-                <w:sz w:val="19"/>
+                <w:sz w:val="18"/>
                 <w:szCs w:val="19"/>
                 <w:rtl w:val="0"/>
               </w:rPr>
@@ -8431,10 +8967,17 @@
             </w:r>
             <w:r>
               <w:rPr>
+                <w:rFonts w:ascii="Calibri" w:hAnsi="Calibri"/>
+                <w:sz w:val="18"/>
                 <w:rtl w:val="0"/>
               </w:rPr>
             </w:r>
-            <w:r/>
+            <w:r>
+              <w:rPr>
+                <w:rFonts w:ascii="Calibri" w:hAnsi="Calibri"/>
+                <w:sz w:val="18"/>
+              </w:rPr>
+            </w:r>
           </w:p>
         </w:tc>
         <w:tc>
@@ -8452,14 +8995,14 @@
           <w:p>
             <w:pPr>
               <w:pBdr/>
-              <w:spacing w:after="0" w:line="259" w:lineRule="auto"/>
+              <w:spacing w:after="0" w:line="252" w:lineRule="auto"/>
               <w:ind/>
               <w:rPr/>
             </w:pPr>
             <w:r>
               <w:rPr>
                 <w:rFonts w:ascii="Calibri" w:hAnsi="Calibri" w:eastAsia="Calibri" w:cs="Calibri"/>
-                <w:sz w:val="19"/>
+                <w:sz w:val="18"/>
                 <w:szCs w:val="19"/>
                 <w:rtl w:val="0"/>
               </w:rPr>
@@ -8467,10 +9010,17 @@
             </w:r>
             <w:r>
               <w:rPr>
+                <w:rFonts w:ascii="Calibri" w:hAnsi="Calibri"/>
+                <w:sz w:val="18"/>
                 <w:rtl w:val="0"/>
               </w:rPr>
             </w:r>
-            <w:r/>
+            <w:r>
+              <w:rPr>
+                <w:rFonts w:ascii="Calibri" w:hAnsi="Calibri"/>
+                <w:sz w:val="18"/>
+              </w:rPr>
+            </w:r>
           </w:p>
         </w:tc>
       </w:tr>
@@ -8493,14 +9043,14 @@
           <w:p>
             <w:pPr>
               <w:pBdr/>
-              <w:spacing w:after="0" w:line="259" w:lineRule="auto"/>
+              <w:spacing w:after="0" w:line="252" w:lineRule="auto"/>
               <w:ind/>
               <w:rPr/>
             </w:pPr>
             <w:r>
               <w:rPr>
                 <w:rFonts w:ascii="Calibri" w:hAnsi="Calibri" w:eastAsia="Calibri" w:cs="Calibri"/>
-                <w:sz w:val="19"/>
+                <w:sz w:val="18"/>
                 <w:szCs w:val="19"/>
                 <w:rtl w:val="0"/>
               </w:rPr>
@@ -8508,10 +9058,17 @@
             </w:r>
             <w:r>
               <w:rPr>
+                <w:rFonts w:ascii="Calibri" w:hAnsi="Calibri"/>
+                <w:sz w:val="18"/>
                 <w:rtl w:val="0"/>
               </w:rPr>
             </w:r>
-            <w:r/>
+            <w:r>
+              <w:rPr>
+                <w:rFonts w:ascii="Calibri" w:hAnsi="Calibri"/>
+                <w:sz w:val="18"/>
+              </w:rPr>
+            </w:r>
           </w:p>
         </w:tc>
         <w:tc>
@@ -8529,14 +9086,14 @@
           <w:p>
             <w:pPr>
               <w:pBdr/>
-              <w:spacing w:after="0" w:line="259" w:lineRule="auto"/>
+              <w:spacing w:after="0" w:line="252" w:lineRule="auto"/>
               <w:ind/>
               <w:rPr/>
             </w:pPr>
             <w:r>
               <w:rPr>
                 <w:rFonts w:ascii="Calibri" w:hAnsi="Calibri" w:eastAsia="Calibri" w:cs="Calibri"/>
-                <w:sz w:val="19"/>
+                <w:sz w:val="18"/>
                 <w:szCs w:val="19"/>
                 <w:rtl w:val="0"/>
               </w:rPr>
@@ -8544,10 +9101,17 @@
             </w:r>
             <w:r>
               <w:rPr>
+                <w:rFonts w:ascii="Calibri" w:hAnsi="Calibri"/>
+                <w:sz w:val="18"/>
                 <w:rtl w:val="0"/>
               </w:rPr>
             </w:r>
-            <w:r/>
+            <w:r>
+              <w:rPr>
+                <w:rFonts w:ascii="Calibri" w:hAnsi="Calibri"/>
+                <w:sz w:val="18"/>
+              </w:rPr>
+            </w:r>
           </w:p>
         </w:tc>
         <w:tc>
@@ -8565,14 +9129,14 @@
           <w:p>
             <w:pPr>
               <w:pBdr/>
-              <w:spacing w:after="0" w:line="259" w:lineRule="auto"/>
+              <w:spacing w:after="0" w:line="252" w:lineRule="auto"/>
               <w:ind/>
               <w:rPr/>
             </w:pPr>
             <w:r>
               <w:rPr>
                 <w:rFonts w:ascii="Calibri" w:hAnsi="Calibri" w:eastAsia="Calibri" w:cs="Calibri"/>
-                <w:sz w:val="19"/>
+                <w:sz w:val="18"/>
                 <w:szCs w:val="19"/>
                 <w:rtl w:val="0"/>
               </w:rPr>
@@ -8580,10 +9144,17 @@
             </w:r>
             <w:r>
               <w:rPr>
+                <w:rFonts w:ascii="Calibri" w:hAnsi="Calibri"/>
+                <w:sz w:val="18"/>
                 <w:rtl w:val="0"/>
               </w:rPr>
             </w:r>
-            <w:r/>
+            <w:r>
+              <w:rPr>
+                <w:rFonts w:ascii="Calibri" w:hAnsi="Calibri"/>
+                <w:sz w:val="18"/>
+              </w:rPr>
+            </w:r>
           </w:p>
         </w:tc>
       </w:tr>
@@ -9293,7 +9864,7 @@
           <w:p>
             <w:pPr>
               <w:pBdr/>
-              <w:spacing w:after="0" w:line="259" w:lineRule="auto"/>
+              <w:spacing w:after="0" w:line="252" w:lineRule="auto"/>
               <w:ind/>
               <w:rPr/>
             </w:pPr>
@@ -9302,7 +9873,7 @@
                 <w:rFonts w:ascii="Calibri" w:hAnsi="Calibri" w:eastAsia="Calibri" w:cs="Calibri"/>
                 <w:b/>
                 <w:bCs/>
-                <w:sz w:val="19"/>
+                <w:sz w:val="18"/>
                 <w:szCs w:val="19"/>
                 <w:rtl w:val="0"/>
               </w:rPr>
@@ -9310,10 +9881,19 @@
             </w:r>
             <w:r>
               <w:rPr>
+                <w:rFonts w:ascii="Calibri" w:hAnsi="Calibri"/>
+                <w:b/>
+                <w:sz w:val="18"/>
                 <w:rtl w:val="0"/>
               </w:rPr>
             </w:r>
-            <w:r/>
+            <w:r>
+              <w:rPr>
+                <w:rFonts w:ascii="Calibri" w:hAnsi="Calibri"/>
+                <w:b/>
+                <w:sz w:val="18"/>
+              </w:rPr>
+            </w:r>
           </w:p>
         </w:tc>
         <w:tc>
@@ -9331,7 +9911,7 @@
           <w:p>
             <w:pPr>
               <w:pBdr/>
-              <w:spacing w:after="0" w:line="259" w:lineRule="auto"/>
+              <w:spacing w:after="0" w:line="252" w:lineRule="auto"/>
               <w:ind/>
               <w:rPr/>
             </w:pPr>
@@ -9340,7 +9920,7 @@
                 <w:rFonts w:ascii="Calibri" w:hAnsi="Calibri" w:eastAsia="Calibri" w:cs="Calibri"/>
                 <w:b/>
                 <w:bCs/>
-                <w:sz w:val="19"/>
+                <w:sz w:val="18"/>
                 <w:szCs w:val="19"/>
                 <w:rtl w:val="0"/>
               </w:rPr>
@@ -9348,10 +9928,19 @@
             </w:r>
             <w:r>
               <w:rPr>
+                <w:rFonts w:ascii="Calibri" w:hAnsi="Calibri"/>
+                <w:b/>
+                <w:sz w:val="18"/>
                 <w:rtl w:val="0"/>
               </w:rPr>
             </w:r>
-            <w:r/>
+            <w:r>
+              <w:rPr>
+                <w:rFonts w:ascii="Calibri" w:hAnsi="Calibri"/>
+                <w:b/>
+                <w:sz w:val="18"/>
+              </w:rPr>
+            </w:r>
           </w:p>
         </w:tc>
       </w:tr>
@@ -9374,14 +9963,14 @@
           <w:p>
             <w:pPr>
               <w:pBdr/>
-              <w:spacing w:after="0" w:line="259" w:lineRule="auto"/>
+              <w:spacing w:after="0" w:line="252" w:lineRule="auto"/>
               <w:ind/>
               <w:rPr/>
             </w:pPr>
             <w:r>
               <w:rPr>
                 <w:rFonts w:ascii="Calibri" w:hAnsi="Calibri" w:eastAsia="Calibri" w:cs="Calibri"/>
-                <w:sz w:val="19"/>
+                <w:sz w:val="18"/>
                 <w:szCs w:val="19"/>
                 <w:rtl w:val="0"/>
               </w:rPr>
@@ -9389,10 +9978,17 @@
             </w:r>
             <w:r>
               <w:rPr>
+                <w:rFonts w:ascii="Calibri" w:hAnsi="Calibri"/>
+                <w:sz w:val="18"/>
                 <w:rtl w:val="0"/>
               </w:rPr>
             </w:r>
-            <w:r/>
+            <w:r>
+              <w:rPr>
+                <w:rFonts w:ascii="Calibri" w:hAnsi="Calibri"/>
+                <w:sz w:val="18"/>
+              </w:rPr>
+            </w:r>
           </w:p>
         </w:tc>
         <w:tc>
@@ -9410,14 +10006,14 @@
           <w:p>
             <w:pPr>
               <w:pBdr/>
-              <w:spacing w:after="0" w:line="259" w:lineRule="auto"/>
+              <w:spacing w:after="0" w:line="252" w:lineRule="auto"/>
               <w:ind/>
               <w:rPr/>
             </w:pPr>
             <w:r>
               <w:rPr>
                 <w:rFonts w:ascii="Calibri" w:hAnsi="Calibri" w:eastAsia="Calibri" w:cs="Calibri"/>
-                <w:sz w:val="19"/>
+                <w:sz w:val="18"/>
                 <w:szCs w:val="19"/>
                 <w:rtl w:val="0"/>
               </w:rPr>
@@ -9425,10 +10021,17 @@
             </w:r>
             <w:r>
               <w:rPr>
+                <w:rFonts w:ascii="Calibri" w:hAnsi="Calibri"/>
+                <w:sz w:val="18"/>
                 <w:rtl w:val="0"/>
               </w:rPr>
             </w:r>
-            <w:r/>
+            <w:r>
+              <w:rPr>
+                <w:rFonts w:ascii="Calibri" w:hAnsi="Calibri"/>
+                <w:sz w:val="18"/>
+              </w:rPr>
+            </w:r>
           </w:p>
         </w:tc>
       </w:tr>
@@ -9451,14 +10054,14 @@
           <w:p>
             <w:pPr>
               <w:pBdr/>
-              <w:spacing w:after="0" w:line="259" w:lineRule="auto"/>
+              <w:spacing w:after="0" w:line="252" w:lineRule="auto"/>
               <w:ind/>
               <w:rPr/>
             </w:pPr>
             <w:r>
               <w:rPr>
                 <w:rFonts w:ascii="Calibri" w:hAnsi="Calibri" w:eastAsia="Calibri" w:cs="Calibri"/>
-                <w:sz w:val="19"/>
+                <w:sz w:val="18"/>
                 <w:szCs w:val="19"/>
                 <w:rtl w:val="0"/>
               </w:rPr>
@@ -9466,10 +10069,17 @@
             </w:r>
             <w:r>
               <w:rPr>
+                <w:rFonts w:ascii="Calibri" w:hAnsi="Calibri"/>
+                <w:sz w:val="18"/>
                 <w:rtl w:val="0"/>
               </w:rPr>
             </w:r>
-            <w:r/>
+            <w:r>
+              <w:rPr>
+                <w:rFonts w:ascii="Calibri" w:hAnsi="Calibri"/>
+                <w:sz w:val="18"/>
+              </w:rPr>
+            </w:r>
           </w:p>
         </w:tc>
         <w:tc>
@@ -9487,14 +10097,14 @@
           <w:p>
             <w:pPr>
               <w:pBdr/>
-              <w:spacing w:after="0" w:line="259" w:lineRule="auto"/>
+              <w:spacing w:after="0" w:line="252" w:lineRule="auto"/>
               <w:ind/>
               <w:rPr/>
             </w:pPr>
             <w:r>
               <w:rPr>
                 <w:rFonts w:ascii="Calibri" w:hAnsi="Calibri" w:eastAsia="Calibri" w:cs="Calibri"/>
-                <w:sz w:val="19"/>
+                <w:sz w:val="18"/>
                 <w:szCs w:val="19"/>
                 <w:rtl w:val="0"/>
               </w:rPr>
@@ -9502,10 +10112,17 @@
             </w:r>
             <w:r>
               <w:rPr>
+                <w:rFonts w:ascii="Calibri" w:hAnsi="Calibri"/>
+                <w:sz w:val="18"/>
                 <w:rtl w:val="0"/>
               </w:rPr>
             </w:r>
-            <w:r/>
+            <w:r>
+              <w:rPr>
+                <w:rFonts w:ascii="Calibri" w:hAnsi="Calibri"/>
+                <w:sz w:val="18"/>
+              </w:rPr>
+            </w:r>
           </w:p>
         </w:tc>
       </w:tr>
@@ -9528,14 +10145,14 @@
           <w:p>
             <w:pPr>
               <w:pBdr/>
-              <w:spacing w:after="0" w:line="259" w:lineRule="auto"/>
+              <w:spacing w:after="0" w:line="252" w:lineRule="auto"/>
               <w:ind/>
               <w:rPr/>
             </w:pPr>
             <w:r>
               <w:rPr>
                 <w:rFonts w:ascii="Calibri" w:hAnsi="Calibri" w:eastAsia="Calibri" w:cs="Calibri"/>
-                <w:sz w:val="19"/>
+                <w:sz w:val="18"/>
                 <w:szCs w:val="19"/>
                 <w:rtl w:val="0"/>
               </w:rPr>
@@ -9543,10 +10160,17 @@
             </w:r>
             <w:r>
               <w:rPr>
+                <w:rFonts w:ascii="Calibri" w:hAnsi="Calibri"/>
+                <w:sz w:val="18"/>
                 <w:rtl w:val="0"/>
               </w:rPr>
             </w:r>
-            <w:r/>
+            <w:r>
+              <w:rPr>
+                <w:rFonts w:ascii="Calibri" w:hAnsi="Calibri"/>
+                <w:sz w:val="18"/>
+              </w:rPr>
+            </w:r>
           </w:p>
         </w:tc>
         <w:tc>
@@ -9564,14 +10188,14 @@
           <w:p>
             <w:pPr>
               <w:pBdr/>
-              <w:spacing w:after="0" w:line="259" w:lineRule="auto"/>
+              <w:spacing w:after="0" w:line="252" w:lineRule="auto"/>
               <w:ind/>
               <w:rPr/>
             </w:pPr>
             <w:r>
               <w:rPr>
                 <w:rFonts w:ascii="Calibri" w:hAnsi="Calibri" w:eastAsia="Calibri" w:cs="Calibri"/>
-                <w:sz w:val="19"/>
+                <w:sz w:val="18"/>
                 <w:szCs w:val="19"/>
                 <w:rtl w:val="0"/>
               </w:rPr>
@@ -9579,10 +10203,17 @@
             </w:r>
             <w:r>
               <w:rPr>
+                <w:rFonts w:ascii="Calibri" w:hAnsi="Calibri"/>
+                <w:sz w:val="18"/>
                 <w:rtl w:val="0"/>
               </w:rPr>
             </w:r>
-            <w:r/>
+            <w:r>
+              <w:rPr>
+                <w:rFonts w:ascii="Calibri" w:hAnsi="Calibri"/>
+                <w:sz w:val="18"/>
+              </w:rPr>
+            </w:r>
           </w:p>
         </w:tc>
       </w:tr>
@@ -9605,14 +10236,14 @@
           <w:p>
             <w:pPr>
               <w:pBdr/>
-              <w:spacing w:after="0" w:line="259" w:lineRule="auto"/>
+              <w:spacing w:after="0" w:line="252" w:lineRule="auto"/>
               <w:ind/>
               <w:rPr/>
             </w:pPr>
             <w:r>
               <w:rPr>
                 <w:rFonts w:ascii="Calibri" w:hAnsi="Calibri" w:eastAsia="Calibri" w:cs="Calibri"/>
-                <w:sz w:val="19"/>
+                <w:sz w:val="18"/>
                 <w:szCs w:val="19"/>
                 <w:rtl w:val="0"/>
               </w:rPr>
@@ -9620,10 +10251,17 @@
             </w:r>
             <w:r>
               <w:rPr>
+                <w:rFonts w:ascii="Calibri" w:hAnsi="Calibri"/>
+                <w:sz w:val="18"/>
                 <w:rtl w:val="0"/>
               </w:rPr>
             </w:r>
-            <w:r/>
+            <w:r>
+              <w:rPr>
+                <w:rFonts w:ascii="Calibri" w:hAnsi="Calibri"/>
+                <w:sz w:val="18"/>
+              </w:rPr>
+            </w:r>
           </w:p>
         </w:tc>
         <w:tc>
@@ -9641,14 +10279,14 @@
           <w:p>
             <w:pPr>
               <w:pBdr/>
-              <w:spacing w:after="0" w:line="259" w:lineRule="auto"/>
+              <w:spacing w:after="0" w:line="252" w:lineRule="auto"/>
               <w:ind/>
               <w:rPr/>
             </w:pPr>
             <w:r>
               <w:rPr>
                 <w:rFonts w:ascii="Calibri" w:hAnsi="Calibri" w:eastAsia="Calibri" w:cs="Calibri"/>
-                <w:sz w:val="19"/>
+                <w:sz w:val="18"/>
                 <w:szCs w:val="19"/>
                 <w:rtl w:val="0"/>
               </w:rPr>
@@ -9656,10 +10294,74 @@
             </w:r>
             <w:r>
               <w:rPr>
+                <w:rFonts w:ascii="Calibri" w:hAnsi="Calibri"/>
+                <w:sz w:val="18"/>
                 <w:rtl w:val="0"/>
               </w:rPr>
             </w:r>
-            <w:r/>
+            <w:r>
+              <w:rPr>
+                <w:rFonts w:ascii="Calibri" w:hAnsi="Calibri"/>
+                <w:sz w:val="18"/>
+              </w:rPr>
+            </w:r>
+          </w:p>
+        </w:tc>
+      </w:tr>
+      <w:tr>
+        <w:trPr>
+          <w:cantSplit/>
+        </w:trPr>
+        <w:tc>
+          <w:tcPr>
+            <w:shd w:val="clear" w:color="auto" w:fill="ffffff"/>
+            <w:tcBorders/>
+            <w:tcMar>
+              <w:left w:w="120" w:type="dxa"/>
+              <w:top w:w="80" w:type="dxa"/>
+              <w:right w:w="120" w:type="dxa"/>
+              <w:bottom w:w="80" w:type="dxa"/>
+            </w:tcMar>
+            <w:vAlign w:val="center"/>
+          </w:tcPr>
+          <w:p>
+            <w:pPr>
+              <w:spacing w:after="0" w:line="252" w:lineRule="auto"/>
+            </w:pPr>
+            <w:r>
+              <w:rPr>
+                <w:rFonts w:ascii="Calibri" w:hAnsi="Calibri"/>
+                <w:b w:val="0"/>
+                <w:sz w:val="18"/>
+              </w:rPr>
+              <w:t>Roles / Permissions</w:t>
+            </w:r>
+          </w:p>
+        </w:tc>
+        <w:tc>
+          <w:tcPr>
+            <w:shd w:val="clear" w:color="auto" w:fill="ffffff"/>
+            <w:tcBorders/>
+            <w:tcMar>
+              <w:left w:w="120" w:type="dxa"/>
+              <w:top w:w="80" w:type="dxa"/>
+              <w:right w:w="120" w:type="dxa"/>
+              <w:bottom w:w="80" w:type="dxa"/>
+            </w:tcMar>
+            <w:vAlign w:val="center"/>
+          </w:tcPr>
+          <w:p>
+            <w:pPr>
+              <w:spacing w:after="0" w:line="252" w:lineRule="auto"/>
+            </w:pPr>
+            <w:r>
+              <w:rPr>
+                <w:rFonts w:ascii="Calibri" w:hAnsi="Calibri"/>
+                <w:b w:val="0"/>
+                <w:sz w:val="18"/>
+              </w:rPr>
+              <w:t>Admin user + ограниченные test users; финальная матрица ролей уточняется TODO.</w:t>
+            </w:r>
           </w:p>
         </w:tc>
       </w:tr>
@@ -9753,7 +10455,7 @@
           <w:p>
             <w:pPr>
               <w:pBdr/>
-              <w:spacing w:after="0" w:line="259" w:lineRule="auto"/>
+              <w:spacing w:after="0" w:line="252" w:lineRule="auto"/>
               <w:ind/>
               <w:rPr/>
             </w:pPr>
@@ -9762,7 +10464,7 @@
                 <w:rFonts w:ascii="Calibri" w:hAnsi="Calibri" w:eastAsia="Calibri" w:cs="Calibri"/>
                 <w:b/>
                 <w:bCs/>
-                <w:sz w:val="19"/>
+                <w:sz w:val="18"/>
                 <w:szCs w:val="19"/>
                 <w:rtl w:val="0"/>
               </w:rPr>
@@ -9770,10 +10472,19 @@
             </w:r>
             <w:r>
               <w:rPr>
+                <w:rFonts w:ascii="Calibri" w:hAnsi="Calibri"/>
+                <w:b/>
+                <w:sz w:val="18"/>
                 <w:rtl w:val="0"/>
               </w:rPr>
             </w:r>
-            <w:r/>
+            <w:r>
+              <w:rPr>
+                <w:rFonts w:ascii="Calibri" w:hAnsi="Calibri"/>
+                <w:b/>
+                <w:sz w:val="18"/>
+              </w:rPr>
+            </w:r>
           </w:p>
         </w:tc>
         <w:tc>
@@ -9791,7 +10502,7 @@
           <w:p>
             <w:pPr>
               <w:pBdr/>
-              <w:spacing w:after="0" w:line="259" w:lineRule="auto"/>
+              <w:spacing w:after="0" w:line="252" w:lineRule="auto"/>
               <w:ind/>
               <w:rPr/>
             </w:pPr>
@@ -9800,7 +10511,7 @@
                 <w:rFonts w:ascii="Calibri" w:hAnsi="Calibri" w:eastAsia="Calibri" w:cs="Calibri"/>
                 <w:b/>
                 <w:bCs/>
-                <w:sz w:val="19"/>
+                <w:sz w:val="18"/>
                 <w:szCs w:val="19"/>
                 <w:rtl w:val="0"/>
               </w:rPr>
@@ -9808,10 +10519,19 @@
             </w:r>
             <w:r>
               <w:rPr>
+                <w:rFonts w:ascii="Calibri" w:hAnsi="Calibri"/>
+                <w:b/>
+                <w:sz w:val="18"/>
                 <w:rtl w:val="0"/>
               </w:rPr>
             </w:r>
-            <w:r/>
+            <w:r>
+              <w:rPr>
+                <w:rFonts w:ascii="Calibri" w:hAnsi="Calibri"/>
+                <w:b/>
+                <w:sz w:val="18"/>
+              </w:rPr>
+            </w:r>
           </w:p>
         </w:tc>
         <w:tc>
@@ -9829,7 +10549,7 @@
           <w:p>
             <w:pPr>
               <w:pBdr/>
-              <w:spacing w:after="0" w:line="259" w:lineRule="auto"/>
+              <w:spacing w:after="0" w:line="252" w:lineRule="auto"/>
               <w:ind/>
               <w:rPr/>
             </w:pPr>
@@ -9838,7 +10558,7 @@
                 <w:rFonts w:ascii="Calibri" w:hAnsi="Calibri" w:eastAsia="Calibri" w:cs="Calibri"/>
                 <w:b/>
                 <w:bCs/>
-                <w:sz w:val="19"/>
+                <w:sz w:val="18"/>
                 <w:szCs w:val="19"/>
                 <w:rtl w:val="0"/>
               </w:rPr>
@@ -9846,10 +10566,19 @@
             </w:r>
             <w:r>
               <w:rPr>
+                <w:rFonts w:ascii="Calibri" w:hAnsi="Calibri"/>
+                <w:b/>
+                <w:sz w:val="18"/>
                 <w:rtl w:val="0"/>
               </w:rPr>
             </w:r>
-            <w:r/>
+            <w:r>
+              <w:rPr>
+                <w:rFonts w:ascii="Calibri" w:hAnsi="Calibri"/>
+                <w:b/>
+                <w:sz w:val="18"/>
+              </w:rPr>
+            </w:r>
           </w:p>
         </w:tc>
       </w:tr>
@@ -9872,14 +10601,14 @@
           <w:p>
             <w:pPr>
               <w:pBdr/>
-              <w:spacing w:after="0" w:line="259" w:lineRule="auto"/>
+              <w:spacing w:after="0" w:line="252" w:lineRule="auto"/>
               <w:ind/>
               <w:rPr/>
             </w:pPr>
             <w:r>
               <w:rPr>
                 <w:rFonts w:ascii="Calibri" w:hAnsi="Calibri" w:eastAsia="Calibri" w:cs="Calibri"/>
-                <w:sz w:val="19"/>
+                <w:sz w:val="18"/>
                 <w:szCs w:val="19"/>
                 <w:rtl w:val="0"/>
               </w:rPr>
@@ -9887,10 +10616,17 @@
             </w:r>
             <w:r>
               <w:rPr>
+                <w:rFonts w:ascii="Calibri" w:hAnsi="Calibri"/>
+                <w:sz w:val="18"/>
                 <w:rtl w:val="0"/>
               </w:rPr>
             </w:r>
-            <w:r/>
+            <w:r>
+              <w:rPr>
+                <w:rFonts w:ascii="Calibri" w:hAnsi="Calibri"/>
+                <w:sz w:val="18"/>
+              </w:rPr>
+            </w:r>
           </w:p>
         </w:tc>
         <w:tc>
@@ -9908,14 +10644,14 @@
           <w:p>
             <w:pPr>
               <w:pBdr/>
-              <w:spacing w:after="0" w:line="259" w:lineRule="auto"/>
+              <w:spacing w:after="0" w:line="252" w:lineRule="auto"/>
               <w:ind/>
               <w:rPr/>
             </w:pPr>
             <w:r>
               <w:rPr>
                 <w:rFonts w:ascii="Calibri" w:hAnsi="Calibri" w:eastAsia="Calibri" w:cs="Calibri"/>
-                <w:sz w:val="19"/>
+                <w:sz w:val="18"/>
                 <w:szCs w:val="19"/>
                 <w:rtl w:val="0"/>
               </w:rPr>
@@ -9923,10 +10659,17 @@
             </w:r>
             <w:r>
               <w:rPr>
+                <w:rFonts w:ascii="Calibri" w:hAnsi="Calibri"/>
+                <w:sz w:val="18"/>
                 <w:rtl w:val="0"/>
               </w:rPr>
             </w:r>
-            <w:r/>
+            <w:r>
+              <w:rPr>
+                <w:rFonts w:ascii="Calibri" w:hAnsi="Calibri"/>
+                <w:sz w:val="18"/>
+              </w:rPr>
+            </w:r>
           </w:p>
         </w:tc>
         <w:tc>
@@ -9944,14 +10687,14 @@
           <w:p>
             <w:pPr>
               <w:pBdr/>
-              <w:spacing w:after="0" w:line="259" w:lineRule="auto"/>
+              <w:spacing w:after="0" w:line="252" w:lineRule="auto"/>
               <w:ind/>
               <w:rPr/>
             </w:pPr>
             <w:r>
               <w:rPr>
                 <w:rFonts w:ascii="Calibri" w:hAnsi="Calibri" w:eastAsia="Calibri" w:cs="Calibri"/>
-                <w:sz w:val="19"/>
+                <w:sz w:val="18"/>
                 <w:szCs w:val="19"/>
                 <w:rtl w:val="0"/>
               </w:rPr>
@@ -9959,10 +10702,100 @@
             </w:r>
             <w:r>
               <w:rPr>
+                <w:rFonts w:ascii="Calibri" w:hAnsi="Calibri"/>
+                <w:sz w:val="18"/>
                 <w:rtl w:val="0"/>
               </w:rPr>
             </w:r>
-            <w:r/>
+            <w:r>
+              <w:rPr>
+                <w:rFonts w:ascii="Calibri" w:hAnsi="Calibri"/>
+                <w:sz w:val="18"/>
+              </w:rPr>
+            </w:r>
+          </w:p>
+        </w:tc>
+      </w:tr>
+      <w:tr>
+        <w:trPr>
+          <w:cantSplit/>
+        </w:trPr>
+        <w:tc>
+          <w:tcPr>
+            <w:shd w:val="clear" w:color="auto" w:fill="ffffff"/>
+            <w:tcBorders/>
+            <w:tcMar>
+              <w:left w:w="120" w:type="dxa"/>
+              <w:top w:w="80" w:type="dxa"/>
+              <w:right w:w="120" w:type="dxa"/>
+              <w:bottom w:w="80" w:type="dxa"/>
+            </w:tcMar>
+            <w:vAlign w:val="center"/>
+          </w:tcPr>
+          <w:p>
+            <w:pPr>
+              <w:spacing w:after="0" w:line="252" w:lineRule="auto"/>
+            </w:pPr>
+            <w:r>
+              <w:rPr>
+                <w:rFonts w:ascii="Calibri" w:hAnsi="Calibri"/>
+                <w:b w:val="0"/>
+                <w:sz w:val="18"/>
+              </w:rPr>
+              <w:t>Roles / Permissions</w:t>
+            </w:r>
+          </w:p>
+        </w:tc>
+        <w:tc>
+          <w:tcPr>
+            <w:shd w:val="clear" w:color="auto" w:fill="ffffff"/>
+            <w:tcBorders/>
+            <w:tcMar>
+              <w:left w:w="120" w:type="dxa"/>
+              <w:top w:w="80" w:type="dxa"/>
+              <w:right w:w="120" w:type="dxa"/>
+              <w:bottom w:w="80" w:type="dxa"/>
+            </w:tcMar>
+            <w:vAlign w:val="center"/>
+          </w:tcPr>
+          <w:p>
+            <w:pPr>
+              <w:spacing w:after="0" w:line="252" w:lineRule="auto"/>
+            </w:pPr>
+            <w:r>
+              <w:rPr>
+                <w:rFonts w:ascii="Calibri" w:hAnsi="Calibri"/>
+                <w:b w:val="0"/>
+                <w:sz w:val="18"/>
+              </w:rPr>
+              <w:t>Admin full access, ограниченный пользователь, negative checks для project, build configuration, build run и agent authorization.</w:t>
+            </w:r>
+          </w:p>
+        </w:tc>
+        <w:tc>
+          <w:tcPr>
+            <w:shd w:val="clear" w:color="auto" w:fill="ffffff"/>
+            <w:tcBorders/>
+            <w:tcMar>
+              <w:left w:w="120" w:type="dxa"/>
+              <w:top w:w="80" w:type="dxa"/>
+              <w:right w:w="120" w:type="dxa"/>
+              <w:bottom w:w="80" w:type="dxa"/>
+            </w:tcMar>
+            <w:vAlign w:val="center"/>
+          </w:tcPr>
+          <w:p>
+            <w:pPr>
+              <w:spacing w:after="0" w:line="252" w:lineRule="auto"/>
+            </w:pPr>
+            <w:r>
+              <w:rPr>
+                <w:rFonts w:ascii="Calibri" w:hAnsi="Calibri"/>
+                <w:b w:val="0"/>
+                <w:sz w:val="18"/>
+              </w:rPr>
+              <w:t>Полная матрица всех ролей, групп и enterprise auth flows.</w:t>
+            </w:r>
           </w:p>
         </w:tc>
       </w:tr>
@@ -9985,14 +10818,14 @@
           <w:p>
             <w:pPr>
               <w:pBdr/>
-              <w:spacing w:after="0" w:line="259" w:lineRule="auto"/>
+              <w:spacing w:after="0" w:line="252" w:lineRule="auto"/>
               <w:ind/>
               <w:rPr/>
             </w:pPr>
             <w:r>
               <w:rPr>
                 <w:rFonts w:ascii="Calibri" w:hAnsi="Calibri" w:eastAsia="Calibri" w:cs="Calibri"/>
-                <w:sz w:val="19"/>
+                <w:sz w:val="18"/>
                 <w:szCs w:val="19"/>
                 <w:rtl w:val="0"/>
               </w:rPr>
@@ -10000,10 +10833,17 @@
             </w:r>
             <w:r>
               <w:rPr>
+                <w:rFonts w:ascii="Calibri" w:hAnsi="Calibri"/>
+                <w:sz w:val="18"/>
                 <w:rtl w:val="0"/>
               </w:rPr>
             </w:r>
-            <w:r/>
+            <w:r>
+              <w:rPr>
+                <w:rFonts w:ascii="Calibri" w:hAnsi="Calibri"/>
+                <w:sz w:val="18"/>
+              </w:rPr>
+            </w:r>
           </w:p>
         </w:tc>
         <w:tc>
@@ -10021,14 +10861,14 @@
           <w:p>
             <w:pPr>
               <w:pBdr/>
-              <w:spacing w:after="0" w:line="259" w:lineRule="auto"/>
+              <w:spacing w:after="0" w:line="252" w:lineRule="auto"/>
               <w:ind/>
               <w:rPr/>
             </w:pPr>
             <w:r>
               <w:rPr>
                 <w:rFonts w:ascii="Calibri" w:hAnsi="Calibri" w:eastAsia="Calibri" w:cs="Calibri"/>
-                <w:sz w:val="19"/>
+                <w:sz w:val="18"/>
                 <w:szCs w:val="19"/>
                 <w:rtl w:val="0"/>
               </w:rPr>
@@ -10036,10 +10876,17 @@
             </w:r>
             <w:r>
               <w:rPr>
+                <w:rFonts w:ascii="Calibri" w:hAnsi="Calibri"/>
+                <w:sz w:val="18"/>
                 <w:rtl w:val="0"/>
               </w:rPr>
             </w:r>
-            <w:r/>
+            <w:r>
+              <w:rPr>
+                <w:rFonts w:ascii="Calibri" w:hAnsi="Calibri"/>
+                <w:sz w:val="18"/>
+              </w:rPr>
+            </w:r>
           </w:p>
         </w:tc>
         <w:tc>
@@ -10057,14 +10904,14 @@
           <w:p>
             <w:pPr>
               <w:pBdr/>
-              <w:spacing w:after="0" w:line="259" w:lineRule="auto"/>
+              <w:spacing w:after="0" w:line="252" w:lineRule="auto"/>
               <w:ind/>
               <w:rPr/>
             </w:pPr>
             <w:r>
               <w:rPr>
                 <w:rFonts w:ascii="Calibri" w:hAnsi="Calibri" w:eastAsia="Calibri" w:cs="Calibri"/>
-                <w:sz w:val="19"/>
+                <w:sz w:val="18"/>
                 <w:szCs w:val="19"/>
                 <w:rtl w:val="0"/>
               </w:rPr>
@@ -10072,10 +10919,17 @@
             </w:r>
             <w:r>
               <w:rPr>
+                <w:rFonts w:ascii="Calibri" w:hAnsi="Calibri"/>
+                <w:sz w:val="18"/>
                 <w:rtl w:val="0"/>
               </w:rPr>
             </w:r>
-            <w:r/>
+            <w:r>
+              <w:rPr>
+                <w:rFonts w:ascii="Calibri" w:hAnsi="Calibri"/>
+                <w:sz w:val="18"/>
+              </w:rPr>
+            </w:r>
           </w:p>
         </w:tc>
       </w:tr>
@@ -10098,14 +10952,14 @@
           <w:p>
             <w:pPr>
               <w:pBdr/>
-              <w:spacing w:after="0" w:line="259" w:lineRule="auto"/>
+              <w:spacing w:after="0" w:line="252" w:lineRule="auto"/>
               <w:ind/>
               <w:rPr/>
             </w:pPr>
             <w:r>
               <w:rPr>
                 <w:rFonts w:ascii="Calibri" w:hAnsi="Calibri" w:eastAsia="Calibri" w:cs="Calibri"/>
-                <w:sz w:val="19"/>
+                <w:sz w:val="18"/>
                 <w:szCs w:val="19"/>
                 <w:rtl w:val="0"/>
               </w:rPr>
@@ -10113,10 +10967,17 @@
             </w:r>
             <w:r>
               <w:rPr>
+                <w:rFonts w:ascii="Calibri" w:hAnsi="Calibri"/>
+                <w:sz w:val="18"/>
                 <w:rtl w:val="0"/>
               </w:rPr>
             </w:r>
-            <w:r/>
+            <w:r>
+              <w:rPr>
+                <w:rFonts w:ascii="Calibri" w:hAnsi="Calibri"/>
+                <w:sz w:val="18"/>
+              </w:rPr>
+            </w:r>
           </w:p>
         </w:tc>
         <w:tc>
@@ -10134,14 +10995,14 @@
           <w:p>
             <w:pPr>
               <w:pBdr/>
-              <w:spacing w:after="0" w:line="259" w:lineRule="auto"/>
+              <w:spacing w:after="0" w:line="252" w:lineRule="auto"/>
               <w:ind/>
               <w:rPr/>
             </w:pPr>
             <w:r>
               <w:rPr>
                 <w:rFonts w:ascii="Calibri" w:hAnsi="Calibri" w:eastAsia="Calibri" w:cs="Calibri"/>
-                <w:sz w:val="19"/>
+                <w:sz w:val="18"/>
                 <w:szCs w:val="19"/>
                 <w:rtl w:val="0"/>
               </w:rPr>
@@ -10149,10 +11010,17 @@
             </w:r>
             <w:r>
               <w:rPr>
+                <w:rFonts w:ascii="Calibri" w:hAnsi="Calibri"/>
+                <w:sz w:val="18"/>
                 <w:rtl w:val="0"/>
               </w:rPr>
             </w:r>
-            <w:r/>
+            <w:r>
+              <w:rPr>
+                <w:rFonts w:ascii="Calibri" w:hAnsi="Calibri"/>
+                <w:sz w:val="18"/>
+              </w:rPr>
+            </w:r>
           </w:p>
         </w:tc>
         <w:tc>
@@ -10170,14 +11038,14 @@
           <w:p>
             <w:pPr>
               <w:pBdr/>
-              <w:spacing w:after="0" w:line="259" w:lineRule="auto"/>
+              <w:spacing w:after="0" w:line="252" w:lineRule="auto"/>
               <w:ind/>
               <w:rPr/>
             </w:pPr>
             <w:r>
               <w:rPr>
                 <w:rFonts w:ascii="Calibri" w:hAnsi="Calibri" w:eastAsia="Calibri" w:cs="Calibri"/>
-                <w:sz w:val="19"/>
+                <w:sz w:val="18"/>
                 <w:szCs w:val="19"/>
                 <w:rtl w:val="0"/>
               </w:rPr>
@@ -10185,10 +11053,17 @@
             </w:r>
             <w:r>
               <w:rPr>
+                <w:rFonts w:ascii="Calibri" w:hAnsi="Calibri"/>
+                <w:sz w:val="18"/>
                 <w:rtl w:val="0"/>
               </w:rPr>
             </w:r>
-            <w:r/>
+            <w:r>
+              <w:rPr>
+                <w:rFonts w:ascii="Calibri" w:hAnsi="Calibri"/>
+                <w:sz w:val="18"/>
+              </w:rPr>
+            </w:r>
           </w:p>
         </w:tc>
       </w:tr>
@@ -10211,14 +11086,14 @@
           <w:p>
             <w:pPr>
               <w:pBdr/>
-              <w:spacing w:after="0" w:line="259" w:lineRule="auto"/>
+              <w:spacing w:after="0" w:line="252" w:lineRule="auto"/>
               <w:ind/>
               <w:rPr/>
             </w:pPr>
             <w:r>
               <w:rPr>
                 <w:rFonts w:ascii="Calibri" w:hAnsi="Calibri" w:eastAsia="Calibri" w:cs="Calibri"/>
-                <w:sz w:val="19"/>
+                <w:sz w:val="18"/>
                 <w:szCs w:val="19"/>
                 <w:rtl w:val="0"/>
               </w:rPr>
@@ -10226,10 +11101,17 @@
             </w:r>
             <w:r>
               <w:rPr>
+                <w:rFonts w:ascii="Calibri" w:hAnsi="Calibri"/>
+                <w:sz w:val="18"/>
                 <w:rtl w:val="0"/>
               </w:rPr>
             </w:r>
-            <w:r/>
+            <w:r>
+              <w:rPr>
+                <w:rFonts w:ascii="Calibri" w:hAnsi="Calibri"/>
+                <w:sz w:val="18"/>
+              </w:rPr>
+            </w:r>
           </w:p>
         </w:tc>
         <w:tc>
@@ -10247,14 +11129,14 @@
           <w:p>
             <w:pPr>
               <w:pBdr/>
-              <w:spacing w:after="0" w:line="259" w:lineRule="auto"/>
+              <w:spacing w:after="0" w:line="252" w:lineRule="auto"/>
               <w:ind/>
               <w:rPr/>
             </w:pPr>
             <w:r>
               <w:rPr>
                 <w:rFonts w:ascii="Calibri" w:hAnsi="Calibri" w:eastAsia="Calibri" w:cs="Calibri"/>
-                <w:sz w:val="19"/>
+                <w:sz w:val="18"/>
                 <w:szCs w:val="19"/>
                 <w:rtl w:val="0"/>
               </w:rPr>
@@ -10262,10 +11144,17 @@
             </w:r>
             <w:r>
               <w:rPr>
+                <w:rFonts w:ascii="Calibri" w:hAnsi="Calibri"/>
+                <w:sz w:val="18"/>
                 <w:rtl w:val="0"/>
               </w:rPr>
             </w:r>
-            <w:r/>
+            <w:r>
+              <w:rPr>
+                <w:rFonts w:ascii="Calibri" w:hAnsi="Calibri"/>
+                <w:sz w:val="18"/>
+              </w:rPr>
+            </w:r>
           </w:p>
         </w:tc>
         <w:tc>
@@ -10283,14 +11172,14 @@
           <w:p>
             <w:pPr>
               <w:pBdr/>
-              <w:spacing w:after="0" w:line="259" w:lineRule="auto"/>
+              <w:spacing w:after="0" w:line="252" w:lineRule="auto"/>
               <w:ind/>
               <w:rPr/>
             </w:pPr>
             <w:r>
               <w:rPr>
                 <w:rFonts w:ascii="Calibri" w:hAnsi="Calibri" w:eastAsia="Calibri" w:cs="Calibri"/>
-                <w:sz w:val="19"/>
+                <w:sz w:val="18"/>
                 <w:szCs w:val="19"/>
                 <w:rtl w:val="0"/>
               </w:rPr>
@@ -10298,10 +11187,17 @@
             </w:r>
             <w:r>
               <w:rPr>
+                <w:rFonts w:ascii="Calibri" w:hAnsi="Calibri"/>
+                <w:sz w:val="18"/>
                 <w:rtl w:val="0"/>
               </w:rPr>
             </w:r>
-            <w:r/>
+            <w:r>
+              <w:rPr>
+                <w:rFonts w:ascii="Calibri" w:hAnsi="Calibri"/>
+                <w:sz w:val="18"/>
+              </w:rPr>
+            </w:r>
           </w:p>
         </w:tc>
       </w:tr>
@@ -10324,14 +11220,14 @@
           <w:p>
             <w:pPr>
               <w:pBdr/>
-              <w:spacing w:after="0" w:line="259" w:lineRule="auto"/>
+              <w:spacing w:after="0" w:line="252" w:lineRule="auto"/>
               <w:ind/>
               <w:rPr/>
             </w:pPr>
             <w:r>
               <w:rPr>
                 <w:rFonts w:ascii="Calibri" w:hAnsi="Calibri" w:eastAsia="Calibri" w:cs="Calibri"/>
-                <w:sz w:val="19"/>
+                <w:sz w:val="18"/>
                 <w:szCs w:val="19"/>
                 <w:rtl w:val="0"/>
               </w:rPr>
@@ -10339,10 +11235,17 @@
             </w:r>
             <w:r>
               <w:rPr>
+                <w:rFonts w:ascii="Calibri" w:hAnsi="Calibri"/>
+                <w:sz w:val="18"/>
                 <w:rtl w:val="0"/>
               </w:rPr>
             </w:r>
-            <w:r/>
+            <w:r>
+              <w:rPr>
+                <w:rFonts w:ascii="Calibri" w:hAnsi="Calibri"/>
+                <w:sz w:val="18"/>
+              </w:rPr>
+            </w:r>
           </w:p>
         </w:tc>
         <w:tc>
@@ -10360,14 +11263,14 @@
           <w:p>
             <w:pPr>
               <w:pBdr/>
-              <w:spacing w:after="0" w:line="259" w:lineRule="auto"/>
+              <w:spacing w:after="0" w:line="252" w:lineRule="auto"/>
               <w:ind/>
               <w:rPr/>
             </w:pPr>
             <w:r>
               <w:rPr>
                 <w:rFonts w:ascii="Calibri" w:hAnsi="Calibri" w:eastAsia="Calibri" w:cs="Calibri"/>
-                <w:sz w:val="19"/>
+                <w:sz w:val="18"/>
                 <w:szCs w:val="19"/>
                 <w:rtl w:val="0"/>
               </w:rPr>
@@ -10375,10 +11278,17 @@
             </w:r>
             <w:r>
               <w:rPr>
+                <w:rFonts w:ascii="Calibri" w:hAnsi="Calibri"/>
+                <w:sz w:val="18"/>
                 <w:rtl w:val="0"/>
               </w:rPr>
             </w:r>
-            <w:r/>
+            <w:r>
+              <w:rPr>
+                <w:rFonts w:ascii="Calibri" w:hAnsi="Calibri"/>
+                <w:sz w:val="18"/>
+              </w:rPr>
+            </w:r>
           </w:p>
         </w:tc>
         <w:tc>
@@ -10396,14 +11306,14 @@
           <w:p>
             <w:pPr>
               <w:pBdr/>
-              <w:spacing w:after="0" w:line="259" w:lineRule="auto"/>
+              <w:spacing w:after="0" w:line="252" w:lineRule="auto"/>
               <w:ind/>
               <w:rPr/>
             </w:pPr>
             <w:r>
               <w:rPr>
                 <w:rFonts w:ascii="Calibri" w:hAnsi="Calibri" w:eastAsia="Calibri" w:cs="Calibri"/>
-                <w:sz w:val="19"/>
+                <w:sz w:val="18"/>
                 <w:szCs w:val="19"/>
                 <w:rtl w:val="0"/>
               </w:rPr>
@@ -10411,10 +11321,17 @@
             </w:r>
             <w:r>
               <w:rPr>
+                <w:rFonts w:ascii="Calibri" w:hAnsi="Calibri"/>
+                <w:sz w:val="18"/>
                 <w:rtl w:val="0"/>
               </w:rPr>
             </w:r>
-            <w:r/>
+            <w:r>
+              <w:rPr>
+                <w:rFonts w:ascii="Calibri" w:hAnsi="Calibri"/>
+                <w:sz w:val="18"/>
+              </w:rPr>
+            </w:r>
           </w:p>
         </w:tc>
       </w:tr>
@@ -10437,14 +11354,14 @@
           <w:p>
             <w:pPr>
               <w:pBdr/>
-              <w:spacing w:after="0" w:line="259" w:lineRule="auto"/>
+              <w:spacing w:after="0" w:line="252" w:lineRule="auto"/>
               <w:ind/>
               <w:rPr/>
             </w:pPr>
             <w:r>
               <w:rPr>
                 <w:rFonts w:ascii="Calibri" w:hAnsi="Calibri" w:eastAsia="Calibri" w:cs="Calibri"/>
-                <w:sz w:val="19"/>
+                <w:sz w:val="18"/>
                 <w:szCs w:val="19"/>
                 <w:rtl w:val="0"/>
               </w:rPr>
@@ -10452,10 +11369,17 @@
             </w:r>
             <w:r>
               <w:rPr>
+                <w:rFonts w:ascii="Calibri" w:hAnsi="Calibri"/>
+                <w:sz w:val="18"/>
                 <w:rtl w:val="0"/>
               </w:rPr>
             </w:r>
-            <w:r/>
+            <w:r>
+              <w:rPr>
+                <w:rFonts w:ascii="Calibri" w:hAnsi="Calibri"/>
+                <w:sz w:val="18"/>
+              </w:rPr>
+            </w:r>
           </w:p>
         </w:tc>
         <w:tc>
@@ -10473,14 +11397,14 @@
           <w:p>
             <w:pPr>
               <w:pBdr/>
-              <w:spacing w:after="0" w:line="259" w:lineRule="auto"/>
+              <w:spacing w:after="0" w:line="252" w:lineRule="auto"/>
               <w:ind/>
               <w:rPr/>
             </w:pPr>
             <w:r>
               <w:rPr>
                 <w:rFonts w:ascii="Calibri" w:hAnsi="Calibri" w:eastAsia="Calibri" w:cs="Calibri"/>
-                <w:sz w:val="19"/>
+                <w:sz w:val="18"/>
                 <w:szCs w:val="19"/>
                 <w:rtl w:val="0"/>
               </w:rPr>
@@ -10488,10 +11412,17 @@
             </w:r>
             <w:r>
               <w:rPr>
+                <w:rFonts w:ascii="Calibri" w:hAnsi="Calibri"/>
+                <w:sz w:val="18"/>
                 <w:rtl w:val="0"/>
               </w:rPr>
             </w:r>
-            <w:r/>
+            <w:r>
+              <w:rPr>
+                <w:rFonts w:ascii="Calibri" w:hAnsi="Calibri"/>
+                <w:sz w:val="18"/>
+              </w:rPr>
+            </w:r>
           </w:p>
         </w:tc>
         <w:tc>
@@ -10509,14 +11440,14 @@
           <w:p>
             <w:pPr>
               <w:pBdr/>
-              <w:spacing w:after="0" w:line="259" w:lineRule="auto"/>
+              <w:spacing w:after="0" w:line="252" w:lineRule="auto"/>
               <w:ind/>
               <w:rPr/>
             </w:pPr>
             <w:r>
               <w:rPr>
                 <w:rFonts w:ascii="Calibri" w:hAnsi="Calibri" w:eastAsia="Calibri" w:cs="Calibri"/>
-                <w:sz w:val="19"/>
+                <w:sz w:val="18"/>
                 <w:szCs w:val="19"/>
                 <w:rtl w:val="0"/>
               </w:rPr>
@@ -10524,10 +11455,17 @@
             </w:r>
             <w:r>
               <w:rPr>
+                <w:rFonts w:ascii="Calibri" w:hAnsi="Calibri"/>
+                <w:sz w:val="18"/>
                 <w:rtl w:val="0"/>
               </w:rPr>
             </w:r>
-            <w:r/>
+            <w:r>
+              <w:rPr>
+                <w:rFonts w:ascii="Calibri" w:hAnsi="Calibri"/>
+                <w:sz w:val="18"/>
+              </w:rPr>
+            </w:r>
           </w:p>
         </w:tc>
       </w:tr>
@@ -10550,14 +11488,14 @@
           <w:p>
             <w:pPr>
               <w:pBdr/>
-              <w:spacing w:after="0" w:line="259" w:lineRule="auto"/>
+              <w:spacing w:after="0" w:line="252" w:lineRule="auto"/>
               <w:ind/>
               <w:rPr/>
             </w:pPr>
             <w:r>
               <w:rPr>
                 <w:rFonts w:ascii="Calibri" w:hAnsi="Calibri" w:eastAsia="Calibri" w:cs="Calibri"/>
-                <w:sz w:val="19"/>
+                <w:sz w:val="18"/>
                 <w:szCs w:val="19"/>
                 <w:rtl w:val="0"/>
               </w:rPr>
@@ -10565,10 +11503,43 @@
             </w:r>
             <w:r>
               <w:rPr>
+                <w:rFonts w:ascii="Calibri" w:hAnsi="Calibri"/>
+                <w:sz w:val="18"/>
                 <w:rtl w:val="0"/>
               </w:rPr>
             </w:r>
-            <w:r/>
+            <w:r>
+              <w:rPr>
+                <w:rFonts w:ascii="Calibri" w:hAnsi="Calibri"/>
+                <w:sz w:val="18"/>
+              </w:rPr>
+            </w:r>
+          </w:p>
+        </w:tc>
+        <w:tc>
+          <w:tcPr>
+            <w:shd w:val="clear" w:color="auto" w:fill="ffffff"/>
+            <w:tcBorders/>
+            <w:tcMar>
+              <w:left w:w="120" w:type="dxa"/>
+              <w:top w:w="80" w:type="dxa"/>
+              <w:right w:w="120" w:type="dxa"/>
+              <w:bottom w:w="80" w:type="dxa"/>
+            </w:tcMar>
+            <w:vAlign w:val="center"/>
+          </w:tcPr>
+          <w:p>
+            <w:pPr>
+              <w:spacing w:after="0" w:line="252" w:lineRule="auto"/>
+            </w:pPr>
+            <w:r>
+              <w:rPr>
+                <w:rFonts w:ascii="Calibri" w:hAnsi="Calibri"/>
+                <w:b w:val="0"/>
+                <w:sz w:val="18"/>
+              </w:rPr>
+              <w:t>Admin login, token usage, agent authorization; RBAC вынесен в отдельную группу.</w:t>
+            </w:r>
           </w:p>
         </w:tc>
         <w:tc>
@@ -10586,61 +11557,32 @@
           <w:p>
             <w:pPr>
               <w:pBdr/>
-              <w:spacing w:after="0" w:line="259" w:lineRule="auto"/>
+              <w:spacing w:after="0" w:line="252" w:lineRule="auto"/>
               <w:ind/>
               <w:rPr/>
             </w:pPr>
             <w:r>
               <w:rPr>
                 <w:rFonts w:ascii="Calibri" w:hAnsi="Calibri" w:eastAsia="Calibri" w:cs="Calibri"/>
-                <w:sz w:val="19"/>
+                <w:sz w:val="18"/>
                 <w:szCs w:val="19"/>
                 <w:rtl w:val="0"/>
               </w:rPr>
-              <w:t xml:space="preserve">Admin login, token usage, agent authorization.</w:t>
-            </w:r>
-            <w:r>
-              <w:rPr>
+              <w:t xml:space="preserve">Полный pentest/security audit.</w:t>
+            </w:r>
+            <w:r>
+              <w:rPr>
+                <w:rFonts w:ascii="Calibri" w:hAnsi="Calibri"/>
+                <w:sz w:val="18"/>
                 <w:rtl w:val="0"/>
               </w:rPr>
             </w:r>
-            <w:r/>
-          </w:p>
-        </w:tc>
-        <w:tc>
-          <w:tcPr>
-            <w:shd w:val="clear" w:color="auto" w:fill="ffffff"/>
-            <w:tcBorders/>
-            <w:tcMar>
-              <w:left w:w="120" w:type="dxa"/>
-              <w:top w:w="80" w:type="dxa"/>
-              <w:right w:w="120" w:type="dxa"/>
-              <w:bottom w:w="80" w:type="dxa"/>
-            </w:tcMar>
-            <w:vAlign w:val="center"/>
-          </w:tcPr>
-          <w:p>
-            <w:pPr>
-              <w:pBdr/>
-              <w:spacing w:after="0" w:line="259" w:lineRule="auto"/>
-              <w:ind/>
-              <w:rPr/>
-            </w:pPr>
-            <w:r>
-              <w:rPr>
-                <w:rFonts w:ascii="Calibri" w:hAnsi="Calibri" w:eastAsia="Calibri" w:cs="Calibri"/>
-                <w:sz w:val="19"/>
-                <w:szCs w:val="19"/>
-                <w:rtl w:val="0"/>
-              </w:rPr>
-              <w:t xml:space="preserve">Полный pentest/security audit.</w:t>
-            </w:r>
-            <w:r>
-              <w:rPr>
-                <w:rtl w:val="0"/>
-              </w:rPr>
-            </w:r>
-            <w:r/>
+            <w:r>
+              <w:rPr>
+                <w:rFonts w:ascii="Calibri" w:hAnsi="Calibri"/>
+                <w:sz w:val="18"/>
+              </w:rPr>
+            </w:r>
           </w:p>
         </w:tc>
       </w:tr>
@@ -10663,14 +11605,14 @@
           <w:p>
             <w:pPr>
               <w:pBdr/>
-              <w:spacing w:after="0" w:line="259" w:lineRule="auto"/>
+              <w:spacing w:after="0" w:line="252" w:lineRule="auto"/>
               <w:ind/>
               <w:rPr/>
             </w:pPr>
             <w:r>
               <w:rPr>
                 <w:rFonts w:ascii="Calibri" w:hAnsi="Calibri" w:eastAsia="Calibri" w:cs="Calibri"/>
-                <w:sz w:val="19"/>
+                <w:sz w:val="18"/>
                 <w:szCs w:val="19"/>
                 <w:rtl w:val="0"/>
               </w:rPr>
@@ -10678,10 +11620,17 @@
             </w:r>
             <w:r>
               <w:rPr>
+                <w:rFonts w:ascii="Calibri" w:hAnsi="Calibri"/>
+                <w:sz w:val="18"/>
                 <w:rtl w:val="0"/>
               </w:rPr>
             </w:r>
-            <w:r/>
+            <w:r>
+              <w:rPr>
+                <w:rFonts w:ascii="Calibri" w:hAnsi="Calibri"/>
+                <w:sz w:val="18"/>
+              </w:rPr>
+            </w:r>
           </w:p>
         </w:tc>
         <w:tc>
@@ -10699,14 +11648,14 @@
           <w:p>
             <w:pPr>
               <w:pBdr/>
-              <w:spacing w:after="0" w:line="259" w:lineRule="auto"/>
+              <w:spacing w:after="0" w:line="252" w:lineRule="auto"/>
               <w:ind/>
               <w:rPr/>
             </w:pPr>
             <w:r>
               <w:rPr>
                 <w:rFonts w:ascii="Calibri" w:hAnsi="Calibri" w:eastAsia="Calibri" w:cs="Calibri"/>
-                <w:sz w:val="19"/>
+                <w:sz w:val="18"/>
                 <w:szCs w:val="19"/>
                 <w:rtl w:val="0"/>
               </w:rPr>
@@ -10714,10 +11663,17 @@
             </w:r>
             <w:r>
               <w:rPr>
+                <w:rFonts w:ascii="Calibri" w:hAnsi="Calibri"/>
+                <w:sz w:val="18"/>
                 <w:rtl w:val="0"/>
               </w:rPr>
             </w:r>
-            <w:r/>
+            <w:r>
+              <w:rPr>
+                <w:rFonts w:ascii="Calibri" w:hAnsi="Calibri"/>
+                <w:sz w:val="18"/>
+              </w:rPr>
+            </w:r>
           </w:p>
         </w:tc>
         <w:tc>
@@ -10735,14 +11691,14 @@
           <w:p>
             <w:pPr>
               <w:pBdr/>
-              <w:spacing w:after="0" w:line="259" w:lineRule="auto"/>
+              <w:spacing w:after="0" w:line="252" w:lineRule="auto"/>
               <w:ind/>
               <w:rPr/>
             </w:pPr>
             <w:r>
               <w:rPr>
                 <w:rFonts w:ascii="Calibri" w:hAnsi="Calibri" w:eastAsia="Calibri" w:cs="Calibri"/>
-                <w:sz w:val="19"/>
+                <w:sz w:val="18"/>
                 <w:szCs w:val="19"/>
                 <w:rtl w:val="0"/>
               </w:rPr>
@@ -10750,10 +11706,17 @@
             </w:r>
             <w:r>
               <w:rPr>
+                <w:rFonts w:ascii="Calibri" w:hAnsi="Calibri"/>
+                <w:sz w:val="18"/>
                 <w:rtl w:val="0"/>
               </w:rPr>
             </w:r>
-            <w:r/>
+            <w:r>
+              <w:rPr>
+                <w:rFonts w:ascii="Calibri" w:hAnsi="Calibri"/>
+                <w:sz w:val="18"/>
+              </w:rPr>
+            </w:r>
           </w:p>
         </w:tc>
       </w:tr>
@@ -10847,7 +11810,7 @@
           <w:p>
             <w:pPr>
               <w:pBdr/>
-              <w:spacing w:after="0" w:line="259" w:lineRule="auto"/>
+              <w:spacing w:after="0" w:line="252" w:lineRule="auto"/>
               <w:ind/>
               <w:rPr/>
             </w:pPr>
@@ -10856,7 +11819,7 @@
                 <w:rFonts w:ascii="Calibri" w:hAnsi="Calibri" w:eastAsia="Calibri" w:cs="Calibri"/>
                 <w:b/>
                 <w:bCs/>
-                <w:sz w:val="19"/>
+                <w:sz w:val="18"/>
                 <w:szCs w:val="19"/>
                 <w:rtl w:val="0"/>
               </w:rPr>
@@ -10864,10 +11827,19 @@
             </w:r>
             <w:r>
               <w:rPr>
+                <w:rFonts w:ascii="Calibri" w:hAnsi="Calibri"/>
+                <w:b/>
+                <w:sz w:val="18"/>
                 <w:rtl w:val="0"/>
               </w:rPr>
             </w:r>
-            <w:r/>
+            <w:r>
+              <w:rPr>
+                <w:rFonts w:ascii="Calibri" w:hAnsi="Calibri"/>
+                <w:b/>
+                <w:sz w:val="18"/>
+              </w:rPr>
+            </w:r>
           </w:p>
         </w:tc>
         <w:tc>
@@ -10885,7 +11857,7 @@
           <w:p>
             <w:pPr>
               <w:pBdr/>
-              <w:spacing w:after="0" w:line="259" w:lineRule="auto"/>
+              <w:spacing w:after="0" w:line="252" w:lineRule="auto"/>
               <w:ind/>
               <w:rPr/>
             </w:pPr>
@@ -10894,7 +11866,7 @@
                 <w:rFonts w:ascii="Calibri" w:hAnsi="Calibri" w:eastAsia="Calibri" w:cs="Calibri"/>
                 <w:b/>
                 <w:bCs/>
-                <w:sz w:val="19"/>
+                <w:sz w:val="18"/>
                 <w:szCs w:val="19"/>
                 <w:rtl w:val="0"/>
               </w:rPr>
@@ -10902,10 +11874,19 @@
             </w:r>
             <w:r>
               <w:rPr>
+                <w:rFonts w:ascii="Calibri" w:hAnsi="Calibri"/>
+                <w:b/>
+                <w:sz w:val="18"/>
                 <w:rtl w:val="0"/>
               </w:rPr>
             </w:r>
-            <w:r/>
+            <w:r>
+              <w:rPr>
+                <w:rFonts w:ascii="Calibri" w:hAnsi="Calibri"/>
+                <w:b/>
+                <w:sz w:val="18"/>
+              </w:rPr>
+            </w:r>
           </w:p>
         </w:tc>
         <w:tc>
@@ -10923,7 +11904,7 @@
           <w:p>
             <w:pPr>
               <w:pBdr/>
-              <w:spacing w:after="0" w:line="259" w:lineRule="auto"/>
+              <w:spacing w:after="0" w:line="252" w:lineRule="auto"/>
               <w:ind/>
               <w:rPr/>
             </w:pPr>
@@ -10932,7 +11913,7 @@
                 <w:rFonts w:ascii="Calibri" w:hAnsi="Calibri" w:eastAsia="Calibri" w:cs="Calibri"/>
                 <w:b/>
                 <w:bCs/>
-                <w:sz w:val="19"/>
+                <w:sz w:val="18"/>
                 <w:szCs w:val="19"/>
                 <w:rtl w:val="0"/>
               </w:rPr>
@@ -10940,10 +11921,19 @@
             </w:r>
             <w:r>
               <w:rPr>
+                <w:rFonts w:ascii="Calibri" w:hAnsi="Calibri"/>
+                <w:b/>
+                <w:sz w:val="18"/>
                 <w:rtl w:val="0"/>
               </w:rPr>
             </w:r>
-            <w:r/>
+            <w:r>
+              <w:rPr>
+                <w:rFonts w:ascii="Calibri" w:hAnsi="Calibri"/>
+                <w:b/>
+                <w:sz w:val="18"/>
+              </w:rPr>
+            </w:r>
           </w:p>
         </w:tc>
       </w:tr>
@@ -10966,14 +11956,14 @@
           <w:p>
             <w:pPr>
               <w:pBdr/>
-              <w:spacing w:after="0" w:line="259" w:lineRule="auto"/>
+              <w:spacing w:after="0" w:line="252" w:lineRule="auto"/>
               <w:ind/>
               <w:rPr/>
             </w:pPr>
             <w:r>
               <w:rPr>
                 <w:rFonts w:ascii="Calibri" w:hAnsi="Calibri" w:eastAsia="Calibri" w:cs="Calibri"/>
-                <w:sz w:val="19"/>
+                <w:sz w:val="18"/>
                 <w:szCs w:val="19"/>
                 <w:rtl w:val="0"/>
               </w:rPr>
@@ -10981,10 +11971,17 @@
             </w:r>
             <w:r>
               <w:rPr>
+                <w:rFonts w:ascii="Calibri" w:hAnsi="Calibri"/>
+                <w:sz w:val="18"/>
                 <w:rtl w:val="0"/>
               </w:rPr>
             </w:r>
-            <w:r/>
+            <w:r>
+              <w:rPr>
+                <w:rFonts w:ascii="Calibri" w:hAnsi="Calibri"/>
+                <w:sz w:val="18"/>
+              </w:rPr>
+            </w:r>
           </w:p>
         </w:tc>
         <w:tc>
@@ -11002,14 +11999,14 @@
           <w:p>
             <w:pPr>
               <w:pBdr/>
-              <w:spacing w:after="0" w:line="259" w:lineRule="auto"/>
+              <w:spacing w:after="0" w:line="252" w:lineRule="auto"/>
               <w:ind/>
               <w:rPr/>
             </w:pPr>
             <w:r>
               <w:rPr>
                 <w:rFonts w:ascii="Calibri" w:hAnsi="Calibri" w:eastAsia="Calibri" w:cs="Calibri"/>
-                <w:sz w:val="19"/>
+                <w:sz w:val="18"/>
                 <w:szCs w:val="19"/>
                 <w:rtl w:val="0"/>
               </w:rPr>
@@ -11017,10 +12014,17 @@
             </w:r>
             <w:r>
               <w:rPr>
+                <w:rFonts w:ascii="Calibri" w:hAnsi="Calibri"/>
+                <w:sz w:val="18"/>
                 <w:rtl w:val="0"/>
               </w:rPr>
             </w:r>
-            <w:r/>
+            <w:r>
+              <w:rPr>
+                <w:rFonts w:ascii="Calibri" w:hAnsi="Calibri"/>
+                <w:sz w:val="18"/>
+              </w:rPr>
+            </w:r>
           </w:p>
         </w:tc>
         <w:tc>
@@ -11037,26 +12041,16 @@
           </w:tcPr>
           <w:p>
             <w:pPr>
-              <w:pBdr/>
-              <w:spacing w:after="0" w:line="259" w:lineRule="auto"/>
-              <w:ind/>
-              <w:rPr/>
+              <w:spacing w:after="0" w:line="252" w:lineRule="auto"/>
             </w:pPr>
             <w:r>
               <w:rPr>
-                <w:rFonts w:ascii="Calibri" w:hAnsi="Calibri" w:eastAsia="Calibri" w:cs="Calibri"/>
-                <w:sz w:val="19"/>
-                <w:szCs w:val="19"/>
-                <w:rtl w:val="0"/>
-              </w:rPr>
-              <w:t xml:space="preserve">Описаны P0/P1 сценарии: setup, first admin, agent, project, build configuration, build run, REST checks. Зафиксированы риски тестируемости.</w:t>
-            </w:r>
-            <w:r>
-              <w:rPr>
-                <w:rtl w:val="0"/>
-              </w:rPr>
-            </w:r>
-            <w:r/>
+                <w:rFonts w:ascii="Calibri" w:hAnsi="Calibri"/>
+                <w:b w:val="0"/>
+                <w:sz w:val="18"/>
+              </w:rPr>
+              <w:t>Описаны P0/P1 сценарии: setup, first admin, roles/permissions, agent, project, build configuration, build run, REST checks. Зафиксированы риски и TODO.</w:t>
+            </w:r>
           </w:p>
         </w:tc>
       </w:tr>
@@ -11079,14 +12073,14 @@
           <w:p>
             <w:pPr>
               <w:pBdr/>
-              <w:spacing w:after="0" w:line="259" w:lineRule="auto"/>
+              <w:spacing w:after="0" w:line="252" w:lineRule="auto"/>
               <w:ind/>
               <w:rPr/>
             </w:pPr>
             <w:r>
               <w:rPr>
                 <w:rFonts w:ascii="Calibri" w:hAnsi="Calibri" w:eastAsia="Calibri" w:cs="Calibri"/>
-                <w:sz w:val="19"/>
+                <w:sz w:val="18"/>
                 <w:szCs w:val="19"/>
                 <w:rtl w:val="0"/>
               </w:rPr>
@@ -11094,10 +12088,17 @@
             </w:r>
             <w:r>
               <w:rPr>
+                <w:rFonts w:ascii="Calibri" w:hAnsi="Calibri"/>
+                <w:sz w:val="18"/>
                 <w:rtl w:val="0"/>
               </w:rPr>
             </w:r>
-            <w:r/>
+            <w:r>
+              <w:rPr>
+                <w:rFonts w:ascii="Calibri" w:hAnsi="Calibri"/>
+                <w:sz w:val="18"/>
+              </w:rPr>
+            </w:r>
           </w:p>
         </w:tc>
         <w:tc>
@@ -11115,14 +12116,14 @@
           <w:p>
             <w:pPr>
               <w:pBdr/>
-              <w:spacing w:after="0" w:line="259" w:lineRule="auto"/>
+              <w:spacing w:after="0" w:line="252" w:lineRule="auto"/>
               <w:ind/>
               <w:rPr/>
             </w:pPr>
             <w:r>
               <w:rPr>
                 <w:rFonts w:ascii="Calibri" w:hAnsi="Calibri" w:eastAsia="Calibri" w:cs="Calibri"/>
-                <w:sz w:val="19"/>
+                <w:sz w:val="18"/>
                 <w:szCs w:val="19"/>
                 <w:rtl w:val="0"/>
               </w:rPr>
@@ -11130,10 +12131,17 @@
             </w:r>
             <w:r>
               <w:rPr>
+                <w:rFonts w:ascii="Calibri" w:hAnsi="Calibri"/>
+                <w:sz w:val="18"/>
                 <w:rtl w:val="0"/>
               </w:rPr>
             </w:r>
-            <w:r/>
+            <w:r>
+              <w:rPr>
+                <w:rFonts w:ascii="Calibri" w:hAnsi="Calibri"/>
+                <w:sz w:val="18"/>
+              </w:rPr>
+            </w:r>
           </w:p>
         </w:tc>
         <w:tc>
@@ -11150,26 +12158,16 @@
           </w:tcPr>
           <w:p>
             <w:pPr>
-              <w:pBdr/>
-              <w:spacing w:after="0" w:line="259" w:lineRule="auto"/>
-              <w:ind/>
-              <w:rPr/>
+              <w:spacing w:after="0" w:line="252" w:lineRule="auto"/>
             </w:pPr>
             <w:r>
               <w:rPr>
-                <w:rFonts w:ascii="Calibri" w:hAnsi="Calibri" w:eastAsia="Calibri" w:cs="Calibri"/>
-                <w:sz w:val="19"/>
-                <w:szCs w:val="19"/>
-                <w:rtl w:val="0"/>
-              </w:rPr>
-              <w:t xml:space="preserve">Автоматизирован критичный UI flow: startup confirmation, database selection, first admin, login, agent authorization.</w:t>
-            </w:r>
-            <w:r>
-              <w:rPr>
-                <w:rtl w:val="0"/>
-              </w:rPr>
-            </w:r>
-            <w:r/>
+                <w:rFonts w:ascii="Calibri" w:hAnsi="Calibri"/>
+                <w:b w:val="0"/>
+                <w:sz w:val="18"/>
+              </w:rPr>
+              <w:t>Автоматизирован критичный UI flow: startup confirmation, database selection, first admin, login, agent authorization, базовые role-based UI checks.</w:t>
+            </w:r>
           </w:p>
         </w:tc>
       </w:tr>
@@ -11192,14 +12190,14 @@
           <w:p>
             <w:pPr>
               <w:pBdr/>
-              <w:spacing w:after="0" w:line="259" w:lineRule="auto"/>
+              <w:spacing w:after="0" w:line="252" w:lineRule="auto"/>
               <w:ind/>
               <w:rPr/>
             </w:pPr>
             <w:r>
               <w:rPr>
                 <w:rFonts w:ascii="Calibri" w:hAnsi="Calibri" w:eastAsia="Calibri" w:cs="Calibri"/>
-                <w:sz w:val="19"/>
+                <w:sz w:val="18"/>
                 <w:szCs w:val="19"/>
                 <w:rtl w:val="0"/>
               </w:rPr>
@@ -11207,10 +12205,17 @@
             </w:r>
             <w:r>
               <w:rPr>
+                <w:rFonts w:ascii="Calibri" w:hAnsi="Calibri"/>
+                <w:sz w:val="18"/>
                 <w:rtl w:val="0"/>
               </w:rPr>
             </w:r>
-            <w:r/>
+            <w:r>
+              <w:rPr>
+                <w:rFonts w:ascii="Calibri" w:hAnsi="Calibri"/>
+                <w:sz w:val="18"/>
+              </w:rPr>
+            </w:r>
           </w:p>
         </w:tc>
         <w:tc>
@@ -11228,14 +12233,14 @@
           <w:p>
             <w:pPr>
               <w:pBdr/>
-              <w:spacing w:after="0" w:line="259" w:lineRule="auto"/>
+              <w:spacing w:after="0" w:line="252" w:lineRule="auto"/>
               <w:ind/>
               <w:rPr/>
             </w:pPr>
             <w:r>
               <w:rPr>
                 <w:rFonts w:ascii="Calibri" w:hAnsi="Calibri" w:eastAsia="Calibri" w:cs="Calibri"/>
-                <w:sz w:val="19"/>
+                <w:sz w:val="18"/>
                 <w:szCs w:val="19"/>
                 <w:rtl w:val="0"/>
               </w:rPr>
@@ -11243,10 +12248,17 @@
             </w:r>
             <w:r>
               <w:rPr>
+                <w:rFonts w:ascii="Calibri" w:hAnsi="Calibri"/>
+                <w:sz w:val="18"/>
                 <w:rtl w:val="0"/>
               </w:rPr>
             </w:r>
-            <w:r/>
+            <w:r>
+              <w:rPr>
+                <w:rFonts w:ascii="Calibri" w:hAnsi="Calibri"/>
+                <w:sz w:val="18"/>
+              </w:rPr>
+            </w:r>
           </w:p>
         </w:tc>
         <w:tc>
@@ -11263,26 +12275,16 @@
           </w:tcPr>
           <w:p>
             <w:pPr>
-              <w:pBdr/>
-              <w:spacing w:after="0" w:line="259" w:lineRule="auto"/>
-              <w:ind/>
-              <w:rPr/>
+              <w:spacing w:after="0" w:line="252" w:lineRule="auto"/>
             </w:pPr>
             <w:r>
               <w:rPr>
-                <w:rFonts w:ascii="Calibri" w:hAnsi="Calibri" w:eastAsia="Calibri" w:cs="Calibri"/>
-                <w:sz w:val="19"/>
-                <w:szCs w:val="19"/>
-                <w:rtl w:val="0"/>
-              </w:rPr>
-              <w:t xml:space="preserve">Автоматизированы REST API сценарии: server readiness, project, build configuration, run build, build status, cleanup.</w:t>
-            </w:r>
-            <w:r>
-              <w:rPr>
-                <w:rtl w:val="0"/>
-              </w:rPr>
-            </w:r>
-            <w:r/>
+                <w:rFonts w:ascii="Calibri" w:hAnsi="Calibri"/>
+                <w:b w:val="0"/>
+                <w:sz w:val="18"/>
+              </w:rPr>
+              <w:t>Автоматизированы REST API сценарии: server readiness, project, build configuration, run build, build status, permission negative checks, cleanup.</w:t>
+            </w:r>
           </w:p>
         </w:tc>
       </w:tr>
@@ -11305,14 +12307,14 @@
           <w:p>
             <w:pPr>
               <w:pBdr/>
-              <w:spacing w:after="0" w:line="259" w:lineRule="auto"/>
+              <w:spacing w:after="0" w:line="252" w:lineRule="auto"/>
               <w:ind/>
               <w:rPr/>
             </w:pPr>
             <w:r>
               <w:rPr>
                 <w:rFonts w:ascii="Calibri" w:hAnsi="Calibri" w:eastAsia="Calibri" w:cs="Calibri"/>
-                <w:sz w:val="19"/>
+                <w:sz w:val="18"/>
                 <w:szCs w:val="19"/>
                 <w:rtl w:val="0"/>
               </w:rPr>
@@ -11320,10 +12322,17 @@
             </w:r>
             <w:r>
               <w:rPr>
+                <w:rFonts w:ascii="Calibri" w:hAnsi="Calibri"/>
+                <w:sz w:val="18"/>
                 <w:rtl w:val="0"/>
               </w:rPr>
             </w:r>
-            <w:r/>
+            <w:r>
+              <w:rPr>
+                <w:rFonts w:ascii="Calibri" w:hAnsi="Calibri"/>
+                <w:sz w:val="18"/>
+              </w:rPr>
+            </w:r>
           </w:p>
         </w:tc>
         <w:tc>
@@ -11341,14 +12350,14 @@
           <w:p>
             <w:pPr>
               <w:pBdr/>
-              <w:spacing w:after="0" w:line="259" w:lineRule="auto"/>
+              <w:spacing w:after="0" w:line="252" w:lineRule="auto"/>
               <w:ind/>
               <w:rPr/>
             </w:pPr>
             <w:r>
               <w:rPr>
                 <w:rFonts w:ascii="Calibri" w:hAnsi="Calibri" w:eastAsia="Calibri" w:cs="Calibri"/>
-                <w:sz w:val="19"/>
+                <w:sz w:val="18"/>
                 <w:szCs w:val="19"/>
                 <w:rtl w:val="0"/>
               </w:rPr>
@@ -11356,10 +12365,17 @@
             </w:r>
             <w:r>
               <w:rPr>
+                <w:rFonts w:ascii="Calibri" w:hAnsi="Calibri"/>
+                <w:sz w:val="18"/>
                 <w:rtl w:val="0"/>
               </w:rPr>
             </w:r>
-            <w:r/>
+            <w:r>
+              <w:rPr>
+                <w:rFonts w:ascii="Calibri" w:hAnsi="Calibri"/>
+                <w:sz w:val="18"/>
+              </w:rPr>
+            </w:r>
           </w:p>
         </w:tc>
         <w:tc>
@@ -11377,14 +12393,14 @@
           <w:p>
             <w:pPr>
               <w:pBdr/>
-              <w:spacing w:after="0" w:line="259" w:lineRule="auto"/>
+              <w:spacing w:after="0" w:line="252" w:lineRule="auto"/>
               <w:ind/>
               <w:rPr/>
             </w:pPr>
             <w:r>
               <w:rPr>
                 <w:rFonts w:ascii="Calibri" w:hAnsi="Calibri" w:eastAsia="Calibri" w:cs="Calibri"/>
-                <w:sz w:val="19"/>
+                <w:sz w:val="18"/>
                 <w:szCs w:val="19"/>
                 <w:rtl w:val="0"/>
               </w:rPr>
@@ -11392,10 +12408,17 @@
             </w:r>
             <w:r>
               <w:rPr>
+                <w:rFonts w:ascii="Calibri" w:hAnsi="Calibri"/>
+                <w:sz w:val="18"/>
                 <w:rtl w:val="0"/>
               </w:rPr>
             </w:r>
-            <w:r/>
+            <w:r>
+              <w:rPr>
+                <w:rFonts w:ascii="Calibri" w:hAnsi="Calibri"/>
+                <w:sz w:val="18"/>
+              </w:rPr>
+            </w:r>
           </w:p>
         </w:tc>
       </w:tr>
@@ -11489,7 +12512,7 @@
           <w:p>
             <w:pPr>
               <w:pBdr/>
-              <w:spacing w:after="0" w:line="259" w:lineRule="auto"/>
+              <w:spacing w:after="0" w:line="252" w:lineRule="auto"/>
               <w:ind/>
               <w:rPr/>
             </w:pPr>
@@ -11498,7 +12521,7 @@
                 <w:rFonts w:ascii="Calibri" w:hAnsi="Calibri" w:eastAsia="Calibri" w:cs="Calibri"/>
                 <w:b/>
                 <w:bCs/>
-                <w:sz w:val="19"/>
+                <w:sz w:val="18"/>
                 <w:szCs w:val="19"/>
                 <w:rtl w:val="0"/>
               </w:rPr>
@@ -11506,10 +12529,19 @@
             </w:r>
             <w:r>
               <w:rPr>
+                <w:rFonts w:ascii="Calibri" w:hAnsi="Calibri"/>
+                <w:b/>
+                <w:sz w:val="18"/>
                 <w:rtl w:val="0"/>
               </w:rPr>
             </w:r>
-            <w:r/>
+            <w:r>
+              <w:rPr>
+                <w:rFonts w:ascii="Calibri" w:hAnsi="Calibri"/>
+                <w:b/>
+                <w:sz w:val="18"/>
+              </w:rPr>
+            </w:r>
           </w:p>
         </w:tc>
         <w:tc>
@@ -11527,7 +12559,7 @@
           <w:p>
             <w:pPr>
               <w:pBdr/>
-              <w:spacing w:after="0" w:line="259" w:lineRule="auto"/>
+              <w:spacing w:after="0" w:line="252" w:lineRule="auto"/>
               <w:ind/>
               <w:rPr/>
             </w:pPr>
@@ -11536,7 +12568,7 @@
                 <w:rFonts w:ascii="Calibri" w:hAnsi="Calibri" w:eastAsia="Calibri" w:cs="Calibri"/>
                 <w:b/>
                 <w:bCs/>
-                <w:sz w:val="19"/>
+                <w:sz w:val="18"/>
                 <w:szCs w:val="19"/>
                 <w:rtl w:val="0"/>
               </w:rPr>
@@ -11544,10 +12576,19 @@
             </w:r>
             <w:r>
               <w:rPr>
+                <w:rFonts w:ascii="Calibri" w:hAnsi="Calibri"/>
+                <w:b/>
+                <w:sz w:val="18"/>
                 <w:rtl w:val="0"/>
               </w:rPr>
             </w:r>
-            <w:r/>
+            <w:r>
+              <w:rPr>
+                <w:rFonts w:ascii="Calibri" w:hAnsi="Calibri"/>
+                <w:b/>
+                <w:sz w:val="18"/>
+              </w:rPr>
+            </w:r>
           </w:p>
         </w:tc>
         <w:tc>
@@ -11565,7 +12606,7 @@
           <w:p>
             <w:pPr>
               <w:pBdr/>
-              <w:spacing w:after="0" w:line="259" w:lineRule="auto"/>
+              <w:spacing w:after="0" w:line="252" w:lineRule="auto"/>
               <w:ind/>
               <w:rPr/>
             </w:pPr>
@@ -11574,7 +12615,7 @@
                 <w:rFonts w:ascii="Calibri" w:hAnsi="Calibri" w:eastAsia="Calibri" w:cs="Calibri"/>
                 <w:b/>
                 <w:bCs/>
-                <w:sz w:val="19"/>
+                <w:sz w:val="18"/>
                 <w:szCs w:val="19"/>
                 <w:rtl w:val="0"/>
               </w:rPr>
@@ -11582,10 +12623,19 @@
             </w:r>
             <w:r>
               <w:rPr>
+                <w:rFonts w:ascii="Calibri" w:hAnsi="Calibri"/>
+                <w:b/>
+                <w:sz w:val="18"/>
                 <w:rtl w:val="0"/>
               </w:rPr>
             </w:r>
-            <w:r/>
+            <w:r>
+              <w:rPr>
+                <w:rFonts w:ascii="Calibri" w:hAnsi="Calibri"/>
+                <w:b/>
+                <w:sz w:val="18"/>
+              </w:rPr>
+            </w:r>
           </w:p>
         </w:tc>
       </w:tr>
@@ -11608,14 +12658,14 @@
           <w:p>
             <w:pPr>
               <w:pBdr/>
-              <w:spacing w:after="0" w:line="259" w:lineRule="auto"/>
+              <w:spacing w:after="0" w:line="252" w:lineRule="auto"/>
               <w:ind/>
               <w:rPr/>
             </w:pPr>
             <w:r>
               <w:rPr>
                 <w:rFonts w:ascii="Calibri" w:hAnsi="Calibri" w:eastAsia="Calibri" w:cs="Calibri"/>
-                <w:sz w:val="19"/>
+                <w:sz w:val="18"/>
                 <w:szCs w:val="19"/>
                 <w:rtl w:val="0"/>
               </w:rPr>
@@ -11623,10 +12673,17 @@
             </w:r>
             <w:r>
               <w:rPr>
+                <w:rFonts w:ascii="Calibri" w:hAnsi="Calibri"/>
+                <w:sz w:val="18"/>
                 <w:rtl w:val="0"/>
               </w:rPr>
             </w:r>
-            <w:r/>
+            <w:r>
+              <w:rPr>
+                <w:rFonts w:ascii="Calibri" w:hAnsi="Calibri"/>
+                <w:sz w:val="18"/>
+              </w:rPr>
+            </w:r>
           </w:p>
         </w:tc>
         <w:tc>
@@ -11644,14 +12701,14 @@
           <w:p>
             <w:pPr>
               <w:pBdr/>
-              <w:spacing w:after="0" w:line="259" w:lineRule="auto"/>
+              <w:spacing w:after="0" w:line="252" w:lineRule="auto"/>
               <w:ind/>
               <w:rPr/>
             </w:pPr>
             <w:r>
               <w:rPr>
                 <w:rFonts w:ascii="Calibri" w:hAnsi="Calibri" w:eastAsia="Calibri" w:cs="Calibri"/>
-                <w:sz w:val="19"/>
+                <w:sz w:val="18"/>
                 <w:szCs w:val="19"/>
                 <w:rtl w:val="0"/>
               </w:rPr>
@@ -11659,10 +12716,17 @@
             </w:r>
             <w:r>
               <w:rPr>
+                <w:rFonts w:ascii="Calibri" w:hAnsi="Calibri"/>
+                <w:sz w:val="18"/>
                 <w:rtl w:val="0"/>
               </w:rPr>
             </w:r>
-            <w:r/>
+            <w:r>
+              <w:rPr>
+                <w:rFonts w:ascii="Calibri" w:hAnsi="Calibri"/>
+                <w:sz w:val="18"/>
+              </w:rPr>
+            </w:r>
           </w:p>
         </w:tc>
         <w:tc>
@@ -11680,14 +12744,14 @@
           <w:p>
             <w:pPr>
               <w:pBdr/>
-              <w:spacing w:after="0" w:line="259" w:lineRule="auto"/>
+              <w:spacing w:after="0" w:line="252" w:lineRule="auto"/>
               <w:ind/>
               <w:rPr/>
             </w:pPr>
             <w:r>
               <w:rPr>
                 <w:rFonts w:ascii="Calibri" w:hAnsi="Calibri" w:eastAsia="Calibri" w:cs="Calibri"/>
-                <w:sz w:val="19"/>
+                <w:sz w:val="18"/>
                 <w:szCs w:val="19"/>
                 <w:rtl w:val="0"/>
               </w:rPr>
@@ -11695,10 +12759,17 @@
             </w:r>
             <w:r>
               <w:rPr>
+                <w:rFonts w:ascii="Calibri" w:hAnsi="Calibri"/>
+                <w:sz w:val="18"/>
                 <w:rtl w:val="0"/>
               </w:rPr>
             </w:r>
-            <w:r/>
+            <w:r>
+              <w:rPr>
+                <w:rFonts w:ascii="Calibri" w:hAnsi="Calibri"/>
+                <w:sz w:val="18"/>
+              </w:rPr>
+            </w:r>
           </w:p>
         </w:tc>
       </w:tr>
@@ -11721,14 +12792,14 @@
           <w:p>
             <w:pPr>
               <w:pBdr/>
-              <w:spacing w:after="0" w:line="259" w:lineRule="auto"/>
+              <w:spacing w:after="0" w:line="252" w:lineRule="auto"/>
               <w:ind/>
               <w:rPr/>
             </w:pPr>
             <w:r>
               <w:rPr>
                 <w:rFonts w:ascii="Calibri" w:hAnsi="Calibri" w:eastAsia="Calibri" w:cs="Calibri"/>
-                <w:sz w:val="19"/>
+                <w:sz w:val="18"/>
                 <w:szCs w:val="19"/>
                 <w:rtl w:val="0"/>
               </w:rPr>
@@ -11736,10 +12807,17 @@
             </w:r>
             <w:r>
               <w:rPr>
+                <w:rFonts w:ascii="Calibri" w:hAnsi="Calibri"/>
+                <w:sz w:val="18"/>
                 <w:rtl w:val="0"/>
               </w:rPr>
             </w:r>
-            <w:r/>
+            <w:r>
+              <w:rPr>
+                <w:rFonts w:ascii="Calibri" w:hAnsi="Calibri"/>
+                <w:sz w:val="18"/>
+              </w:rPr>
+            </w:r>
           </w:p>
         </w:tc>
         <w:tc>
@@ -11757,14 +12835,14 @@
           <w:p>
             <w:pPr>
               <w:pBdr/>
-              <w:spacing w:after="0" w:line="259" w:lineRule="auto"/>
+              <w:spacing w:after="0" w:line="252" w:lineRule="auto"/>
               <w:ind/>
               <w:rPr/>
             </w:pPr>
             <w:r>
               <w:rPr>
                 <w:rFonts w:ascii="Calibri" w:hAnsi="Calibri" w:eastAsia="Calibri" w:cs="Calibri"/>
-                <w:sz w:val="19"/>
+                <w:sz w:val="18"/>
                 <w:szCs w:val="19"/>
                 <w:rtl w:val="0"/>
               </w:rPr>
@@ -11772,10 +12850,17 @@
             </w:r>
             <w:r>
               <w:rPr>
+                <w:rFonts w:ascii="Calibri" w:hAnsi="Calibri"/>
+                <w:sz w:val="18"/>
                 <w:rtl w:val="0"/>
               </w:rPr>
             </w:r>
-            <w:r/>
+            <w:r>
+              <w:rPr>
+                <w:rFonts w:ascii="Calibri" w:hAnsi="Calibri"/>
+                <w:sz w:val="18"/>
+              </w:rPr>
+            </w:r>
           </w:p>
         </w:tc>
         <w:tc>
@@ -11793,14 +12878,14 @@
           <w:p>
             <w:pPr>
               <w:pBdr/>
-              <w:spacing w:after="0" w:line="259" w:lineRule="auto"/>
+              <w:spacing w:after="0" w:line="252" w:lineRule="auto"/>
               <w:ind/>
               <w:rPr/>
             </w:pPr>
             <w:r>
               <w:rPr>
                 <w:rFonts w:ascii="Calibri" w:hAnsi="Calibri" w:eastAsia="Calibri" w:cs="Calibri"/>
-                <w:sz w:val="19"/>
+                <w:sz w:val="18"/>
                 <w:szCs w:val="19"/>
                 <w:rtl w:val="0"/>
               </w:rPr>
@@ -11808,10 +12893,17 @@
             </w:r>
             <w:r>
               <w:rPr>
+                <w:rFonts w:ascii="Calibri" w:hAnsi="Calibri"/>
+                <w:sz w:val="18"/>
                 <w:rtl w:val="0"/>
               </w:rPr>
             </w:r>
-            <w:r/>
+            <w:r>
+              <w:rPr>
+                <w:rFonts w:ascii="Calibri" w:hAnsi="Calibri"/>
+                <w:sz w:val="18"/>
+              </w:rPr>
+            </w:r>
           </w:p>
         </w:tc>
       </w:tr>
@@ -11834,14 +12926,14 @@
           <w:p>
             <w:pPr>
               <w:pBdr/>
-              <w:spacing w:after="0" w:line="259" w:lineRule="auto"/>
+              <w:spacing w:after="0" w:line="252" w:lineRule="auto"/>
               <w:ind/>
               <w:rPr/>
             </w:pPr>
             <w:r>
               <w:rPr>
                 <w:rFonts w:ascii="Calibri" w:hAnsi="Calibri" w:eastAsia="Calibri" w:cs="Calibri"/>
-                <w:sz w:val="19"/>
+                <w:sz w:val="18"/>
                 <w:szCs w:val="19"/>
                 <w:rtl w:val="0"/>
               </w:rPr>
@@ -11849,10 +12941,17 @@
             </w:r>
             <w:r>
               <w:rPr>
+                <w:rFonts w:ascii="Calibri" w:hAnsi="Calibri"/>
+                <w:sz w:val="18"/>
                 <w:rtl w:val="0"/>
               </w:rPr>
             </w:r>
-            <w:r/>
+            <w:r>
+              <w:rPr>
+                <w:rFonts w:ascii="Calibri" w:hAnsi="Calibri"/>
+                <w:sz w:val="18"/>
+              </w:rPr>
+            </w:r>
           </w:p>
         </w:tc>
         <w:tc>
@@ -11870,14 +12969,14 @@
           <w:p>
             <w:pPr>
               <w:pBdr/>
-              <w:spacing w:after="0" w:line="259" w:lineRule="auto"/>
+              <w:spacing w:after="0" w:line="252" w:lineRule="auto"/>
               <w:ind/>
               <w:rPr/>
             </w:pPr>
             <w:r>
               <w:rPr>
                 <w:rFonts w:ascii="Calibri" w:hAnsi="Calibri" w:eastAsia="Calibri" w:cs="Calibri"/>
-                <w:sz w:val="19"/>
+                <w:sz w:val="18"/>
                 <w:szCs w:val="19"/>
                 <w:rtl w:val="0"/>
               </w:rPr>
@@ -11885,10 +12984,17 @@
             </w:r>
             <w:r>
               <w:rPr>
+                <w:rFonts w:ascii="Calibri" w:hAnsi="Calibri"/>
+                <w:sz w:val="18"/>
                 <w:rtl w:val="0"/>
               </w:rPr>
             </w:r>
-            <w:r/>
+            <w:r>
+              <w:rPr>
+                <w:rFonts w:ascii="Calibri" w:hAnsi="Calibri"/>
+                <w:sz w:val="18"/>
+              </w:rPr>
+            </w:r>
           </w:p>
         </w:tc>
         <w:tc>
@@ -11906,14 +13012,14 @@
           <w:p>
             <w:pPr>
               <w:pBdr/>
-              <w:spacing w:after="0" w:line="259" w:lineRule="auto"/>
+              <w:spacing w:after="0" w:line="252" w:lineRule="auto"/>
               <w:ind/>
               <w:rPr/>
             </w:pPr>
             <w:r>
               <w:rPr>
                 <w:rFonts w:ascii="Calibri" w:hAnsi="Calibri" w:eastAsia="Calibri" w:cs="Calibri"/>
-                <w:sz w:val="19"/>
+                <w:sz w:val="18"/>
                 <w:szCs w:val="19"/>
                 <w:rtl w:val="0"/>
               </w:rPr>
@@ -11921,10 +13027,17 @@
             </w:r>
             <w:r>
               <w:rPr>
+                <w:rFonts w:ascii="Calibri" w:hAnsi="Calibri"/>
+                <w:sz w:val="18"/>
                 <w:rtl w:val="0"/>
               </w:rPr>
             </w:r>
-            <w:r/>
+            <w:r>
+              <w:rPr>
+                <w:rFonts w:ascii="Calibri" w:hAnsi="Calibri"/>
+                <w:sz w:val="18"/>
+              </w:rPr>
+            </w:r>
           </w:p>
         </w:tc>
       </w:tr>
@@ -11947,14 +13060,14 @@
           <w:p>
             <w:pPr>
               <w:pBdr/>
-              <w:spacing w:after="0" w:line="259" w:lineRule="auto"/>
+              <w:spacing w:after="0" w:line="252" w:lineRule="auto"/>
               <w:ind/>
               <w:rPr/>
             </w:pPr>
             <w:r>
               <w:rPr>
                 <w:rFonts w:ascii="Calibri" w:hAnsi="Calibri" w:eastAsia="Calibri" w:cs="Calibri"/>
-                <w:sz w:val="19"/>
+                <w:sz w:val="18"/>
                 <w:szCs w:val="19"/>
                 <w:rtl w:val="0"/>
               </w:rPr>
@@ -11962,10 +13075,17 @@
             </w:r>
             <w:r>
               <w:rPr>
+                <w:rFonts w:ascii="Calibri" w:hAnsi="Calibri"/>
+                <w:sz w:val="18"/>
                 <w:rtl w:val="0"/>
               </w:rPr>
             </w:r>
-            <w:r/>
+            <w:r>
+              <w:rPr>
+                <w:rFonts w:ascii="Calibri" w:hAnsi="Calibri"/>
+                <w:sz w:val="18"/>
+              </w:rPr>
+            </w:r>
           </w:p>
         </w:tc>
         <w:tc>
@@ -11983,14 +13103,14 @@
           <w:p>
             <w:pPr>
               <w:pBdr/>
-              <w:spacing w:after="0" w:line="259" w:lineRule="auto"/>
+              <w:spacing w:after="0" w:line="252" w:lineRule="auto"/>
               <w:ind/>
               <w:rPr/>
             </w:pPr>
             <w:r>
               <w:rPr>
                 <w:rFonts w:ascii="Calibri" w:hAnsi="Calibri" w:eastAsia="Calibri" w:cs="Calibri"/>
-                <w:sz w:val="19"/>
+                <w:sz w:val="18"/>
                 <w:szCs w:val="19"/>
                 <w:rtl w:val="0"/>
               </w:rPr>
@@ -11998,10 +13118,17 @@
             </w:r>
             <w:r>
               <w:rPr>
+                <w:rFonts w:ascii="Calibri" w:hAnsi="Calibri"/>
+                <w:sz w:val="18"/>
                 <w:rtl w:val="0"/>
               </w:rPr>
             </w:r>
-            <w:r/>
+            <w:r>
+              <w:rPr>
+                <w:rFonts w:ascii="Calibri" w:hAnsi="Calibri"/>
+                <w:sz w:val="18"/>
+              </w:rPr>
+            </w:r>
           </w:p>
         </w:tc>
         <w:tc>
@@ -12018,26 +13145,16 @@
           </w:tcPr>
           <w:p>
             <w:pPr>
-              <w:pBdr/>
-              <w:spacing w:after="0" w:line="259" w:lineRule="auto"/>
-              <w:ind/>
-              <w:rPr/>
+              <w:spacing w:after="0" w:line="252" w:lineRule="auto"/>
             </w:pPr>
             <w:r>
               <w:rPr>
-                <w:rFonts w:ascii="Calibri" w:hAnsi="Calibri" w:eastAsia="Calibri" w:cs="Calibri"/>
-                <w:sz w:val="19"/>
-                <w:szCs w:val="19"/>
-                <w:rtl w:val="0"/>
-              </w:rPr>
-              <w:t xml:space="preserve">Нужны временные credentials/token через переменные окружения CI.</w:t>
-            </w:r>
-            <w:r>
-              <w:rPr>
-                <w:rtl w:val="0"/>
-              </w:rPr>
-            </w:r>
-            <w:r/>
+                <w:rFonts w:ascii="Calibri" w:hAnsi="Calibri"/>
+                <w:b w:val="0"/>
+                <w:sz w:val="18"/>
+              </w:rPr>
+              <w:t>Нужны временные credentials/token для admin и ограниченных test users через переменные окружения CI.</w:t>
+            </w:r>
           </w:p>
         </w:tc>
       </w:tr>
@@ -12060,14 +13177,14 @@
           <w:p>
             <w:pPr>
               <w:pBdr/>
-              <w:spacing w:after="0" w:line="259" w:lineRule="auto"/>
+              <w:spacing w:after="0" w:line="252" w:lineRule="auto"/>
               <w:ind/>
               <w:rPr/>
             </w:pPr>
             <w:r>
               <w:rPr>
                 <w:rFonts w:ascii="Calibri" w:hAnsi="Calibri" w:eastAsia="Calibri" w:cs="Calibri"/>
-                <w:sz w:val="19"/>
+                <w:sz w:val="18"/>
                 <w:szCs w:val="19"/>
                 <w:rtl w:val="0"/>
               </w:rPr>
@@ -12075,10 +13192,17 @@
             </w:r>
             <w:r>
               <w:rPr>
+                <w:rFonts w:ascii="Calibri" w:hAnsi="Calibri"/>
+                <w:sz w:val="18"/>
                 <w:rtl w:val="0"/>
               </w:rPr>
             </w:r>
-            <w:r/>
+            <w:r>
+              <w:rPr>
+                <w:rFonts w:ascii="Calibri" w:hAnsi="Calibri"/>
+                <w:sz w:val="18"/>
+              </w:rPr>
+            </w:r>
           </w:p>
         </w:tc>
         <w:tc>
@@ -12096,14 +13220,14 @@
           <w:p>
             <w:pPr>
               <w:pBdr/>
-              <w:spacing w:after="0" w:line="259" w:lineRule="auto"/>
+              <w:spacing w:after="0" w:line="252" w:lineRule="auto"/>
               <w:ind/>
               <w:rPr/>
             </w:pPr>
             <w:r>
               <w:rPr>
                 <w:rFonts w:ascii="Calibri" w:hAnsi="Calibri" w:eastAsia="Calibri" w:cs="Calibri"/>
-                <w:sz w:val="19"/>
+                <w:sz w:val="18"/>
                 <w:szCs w:val="19"/>
                 <w:rtl w:val="0"/>
               </w:rPr>
@@ -12111,10 +13235,17 @@
             </w:r>
             <w:r>
               <w:rPr>
+                <w:rFonts w:ascii="Calibri" w:hAnsi="Calibri"/>
+                <w:sz w:val="18"/>
                 <w:rtl w:val="0"/>
               </w:rPr>
             </w:r>
-            <w:r/>
+            <w:r>
+              <w:rPr>
+                <w:rFonts w:ascii="Calibri" w:hAnsi="Calibri"/>
+                <w:sz w:val="18"/>
+              </w:rPr>
+            </w:r>
           </w:p>
         </w:tc>
         <w:tc>
@@ -12132,14 +13263,14 @@
           <w:p>
             <w:pPr>
               <w:pBdr/>
-              <w:spacing w:after="0" w:line="259" w:lineRule="auto"/>
+              <w:spacing w:after="0" w:line="252" w:lineRule="auto"/>
               <w:ind/>
               <w:rPr/>
             </w:pPr>
             <w:r>
               <w:rPr>
                 <w:rFonts w:ascii="Calibri" w:hAnsi="Calibri" w:eastAsia="Calibri" w:cs="Calibri"/>
-                <w:sz w:val="19"/>
+                <w:sz w:val="18"/>
                 <w:szCs w:val="19"/>
                 <w:rtl w:val="0"/>
               </w:rPr>
@@ -12147,10 +13278,17 @@
             </w:r>
             <w:r>
               <w:rPr>
+                <w:rFonts w:ascii="Calibri" w:hAnsi="Calibri"/>
+                <w:sz w:val="18"/>
                 <w:rtl w:val="0"/>
               </w:rPr>
             </w:r>
-            <w:r/>
+            <w:r>
+              <w:rPr>
+                <w:rFonts w:ascii="Calibri" w:hAnsi="Calibri"/>
+                <w:sz w:val="18"/>
+              </w:rPr>
+            </w:r>
           </w:p>
         </w:tc>
       </w:tr>
@@ -12173,14 +13311,14 @@
           <w:p>
             <w:pPr>
               <w:pBdr/>
-              <w:spacing w:after="0" w:line="259" w:lineRule="auto"/>
+              <w:spacing w:after="0" w:line="252" w:lineRule="auto"/>
               <w:ind/>
               <w:rPr/>
             </w:pPr>
             <w:r>
               <w:rPr>
                 <w:rFonts w:ascii="Calibri" w:hAnsi="Calibri" w:eastAsia="Calibri" w:cs="Calibri"/>
-                <w:sz w:val="19"/>
+                <w:sz w:val="18"/>
                 <w:szCs w:val="19"/>
                 <w:rtl w:val="0"/>
               </w:rPr>
@@ -12188,10 +13326,17 @@
             </w:r>
             <w:r>
               <w:rPr>
+                <w:rFonts w:ascii="Calibri" w:hAnsi="Calibri"/>
+                <w:sz w:val="18"/>
                 <w:rtl w:val="0"/>
               </w:rPr>
             </w:r>
-            <w:r/>
+            <w:r>
+              <w:rPr>
+                <w:rFonts w:ascii="Calibri" w:hAnsi="Calibri"/>
+                <w:sz w:val="18"/>
+              </w:rPr>
+            </w:r>
           </w:p>
         </w:tc>
         <w:tc>
@@ -12209,14 +13354,14 @@
           <w:p>
             <w:pPr>
               <w:pBdr/>
-              <w:spacing w:after="0" w:line="259" w:lineRule="auto"/>
+              <w:spacing w:after="0" w:line="252" w:lineRule="auto"/>
               <w:ind/>
               <w:rPr/>
             </w:pPr>
             <w:r>
               <w:rPr>
                 <w:rFonts w:ascii="Calibri" w:hAnsi="Calibri" w:eastAsia="Calibri" w:cs="Calibri"/>
-                <w:sz w:val="19"/>
+                <w:sz w:val="18"/>
                 <w:szCs w:val="19"/>
                 <w:rtl w:val="0"/>
               </w:rPr>
@@ -12224,10 +13369,17 @@
             </w:r>
             <w:r>
               <w:rPr>
+                <w:rFonts w:ascii="Calibri" w:hAnsi="Calibri"/>
+                <w:sz w:val="18"/>
                 <w:rtl w:val="0"/>
               </w:rPr>
             </w:r>
-            <w:r/>
+            <w:r>
+              <w:rPr>
+                <w:rFonts w:ascii="Calibri" w:hAnsi="Calibri"/>
+                <w:sz w:val="18"/>
+              </w:rPr>
+            </w:r>
           </w:p>
         </w:tc>
         <w:tc>
@@ -12245,14 +13397,14 @@
           <w:p>
             <w:pPr>
               <w:pBdr/>
-              <w:spacing w:after="0" w:line="259" w:lineRule="auto"/>
+              <w:spacing w:after="0" w:line="252" w:lineRule="auto"/>
               <w:ind/>
               <w:rPr/>
             </w:pPr>
             <w:r>
               <w:rPr>
                 <w:rFonts w:ascii="Calibri" w:hAnsi="Calibri"/>
-                <w:sz w:val="19"/>
+                <w:sz w:val="18"/>
               </w:rPr>
               <w:t>Unit tests существуют на стороне продукта, но исходный код и их coverage вне зоны проекта; для нашего black-box scope quality gate оценивается по P0/P1 UI/API/E2E pass rate.</w:t>
             </w:r>
@@ -12373,7 +13525,7 @@
           <w:p>
             <w:pPr>
               <w:pBdr/>
-              <w:spacing w:after="0" w:line="259" w:lineRule="auto"/>
+              <w:spacing w:after="0" w:line="252" w:lineRule="auto"/>
               <w:ind/>
               <w:rPr/>
             </w:pPr>
@@ -12382,7 +13534,7 @@
                 <w:rFonts w:ascii="Calibri" w:hAnsi="Calibri" w:eastAsia="Calibri" w:cs="Calibri"/>
                 <w:b/>
                 <w:bCs/>
-                <w:sz w:val="19"/>
+                <w:sz w:val="18"/>
                 <w:szCs w:val="19"/>
                 <w:rtl w:val="0"/>
               </w:rPr>
@@ -12390,10 +13542,19 @@
             </w:r>
             <w:r>
               <w:rPr>
+                <w:rFonts w:ascii="Calibri" w:hAnsi="Calibri"/>
+                <w:b/>
+                <w:sz w:val="18"/>
                 <w:rtl w:val="0"/>
               </w:rPr>
             </w:r>
-            <w:r/>
+            <w:r>
+              <w:rPr>
+                <w:rFonts w:ascii="Calibri" w:hAnsi="Calibri"/>
+                <w:b/>
+                <w:sz w:val="18"/>
+              </w:rPr>
+            </w:r>
           </w:p>
         </w:tc>
         <w:tc>
@@ -12411,7 +13572,7 @@
           <w:p>
             <w:pPr>
               <w:pBdr/>
-              <w:spacing w:after="0" w:line="259" w:lineRule="auto"/>
+              <w:spacing w:after="0" w:line="252" w:lineRule="auto"/>
               <w:ind/>
               <w:rPr/>
             </w:pPr>
@@ -12420,7 +13581,7 @@
                 <w:rFonts w:ascii="Calibri" w:hAnsi="Calibri" w:eastAsia="Calibri" w:cs="Calibri"/>
                 <w:b/>
                 <w:bCs/>
-                <w:sz w:val="19"/>
+                <w:sz w:val="18"/>
                 <w:szCs w:val="19"/>
                 <w:rtl w:val="0"/>
               </w:rPr>
@@ -12428,10 +13589,19 @@
             </w:r>
             <w:r>
               <w:rPr>
+                <w:rFonts w:ascii="Calibri" w:hAnsi="Calibri"/>
+                <w:b/>
+                <w:sz w:val="18"/>
                 <w:rtl w:val="0"/>
               </w:rPr>
             </w:r>
-            <w:r/>
+            <w:r>
+              <w:rPr>
+                <w:rFonts w:ascii="Calibri" w:hAnsi="Calibri"/>
+                <w:b/>
+                <w:sz w:val="18"/>
+              </w:rPr>
+            </w:r>
           </w:p>
         </w:tc>
         <w:tc>
@@ -12449,7 +13619,7 @@
           <w:p>
             <w:pPr>
               <w:pBdr/>
-              <w:spacing w:after="0" w:line="259" w:lineRule="auto"/>
+              <w:spacing w:after="0" w:line="252" w:lineRule="auto"/>
               <w:ind/>
               <w:rPr/>
             </w:pPr>
@@ -12458,7 +13628,7 @@
                 <w:rFonts w:ascii="Calibri" w:hAnsi="Calibri" w:eastAsia="Calibri" w:cs="Calibri"/>
                 <w:b/>
                 <w:bCs/>
-                <w:sz w:val="19"/>
+                <w:sz w:val="18"/>
                 <w:szCs w:val="19"/>
                 <w:rtl w:val="0"/>
               </w:rPr>
@@ -12466,10 +13636,19 @@
             </w:r>
             <w:r>
               <w:rPr>
+                <w:rFonts w:ascii="Calibri" w:hAnsi="Calibri"/>
+                <w:b/>
+                <w:sz w:val="18"/>
                 <w:rtl w:val="0"/>
               </w:rPr>
             </w:r>
-            <w:r/>
+            <w:r>
+              <w:rPr>
+                <w:rFonts w:ascii="Calibri" w:hAnsi="Calibri"/>
+                <w:b/>
+                <w:sz w:val="18"/>
+              </w:rPr>
+            </w:r>
           </w:p>
         </w:tc>
       </w:tr>
@@ -12492,14 +13671,14 @@
           <w:p>
             <w:pPr>
               <w:pBdr/>
-              <w:spacing w:after="0" w:line="259" w:lineRule="auto"/>
+              <w:spacing w:after="0" w:line="252" w:lineRule="auto"/>
               <w:ind/>
               <w:rPr/>
             </w:pPr>
             <w:r>
               <w:rPr>
                 <w:rFonts w:ascii="Calibri" w:hAnsi="Calibri" w:eastAsia="Calibri" w:cs="Calibri"/>
-                <w:sz w:val="19"/>
+                <w:sz w:val="18"/>
                 <w:szCs w:val="19"/>
                 <w:rtl w:val="0"/>
               </w:rPr>
@@ -12507,10 +13686,17 @@
             </w:r>
             <w:r>
               <w:rPr>
+                <w:rFonts w:ascii="Calibri" w:hAnsi="Calibri"/>
+                <w:sz w:val="18"/>
                 <w:rtl w:val="0"/>
               </w:rPr>
             </w:r>
-            <w:r/>
+            <w:r>
+              <w:rPr>
+                <w:rFonts w:ascii="Calibri" w:hAnsi="Calibri"/>
+                <w:sz w:val="18"/>
+              </w:rPr>
+            </w:r>
           </w:p>
         </w:tc>
         <w:tc>
@@ -12528,14 +13714,14 @@
           <w:p>
             <w:pPr>
               <w:pBdr/>
-              <w:spacing w:after="0" w:line="259" w:lineRule="auto"/>
+              <w:spacing w:after="0" w:line="252" w:lineRule="auto"/>
               <w:ind/>
               <w:rPr/>
             </w:pPr>
             <w:r>
               <w:rPr>
                 <w:rFonts w:ascii="Calibri" w:hAnsi="Calibri" w:eastAsia="Calibri" w:cs="Calibri"/>
-                <w:sz w:val="19"/>
+                <w:sz w:val="18"/>
                 <w:szCs w:val="19"/>
                 <w:rtl w:val="0"/>
               </w:rPr>
@@ -12543,10 +13729,17 @@
             </w:r>
             <w:r>
               <w:rPr>
+                <w:rFonts w:ascii="Calibri" w:hAnsi="Calibri"/>
+                <w:sz w:val="18"/>
                 <w:rtl w:val="0"/>
               </w:rPr>
             </w:r>
-            <w:r/>
+            <w:r>
+              <w:rPr>
+                <w:rFonts w:ascii="Calibri" w:hAnsi="Calibri"/>
+                <w:sz w:val="18"/>
+              </w:rPr>
+            </w:r>
           </w:p>
         </w:tc>
         <w:tc>
@@ -12563,26 +13756,16 @@
           </w:tcPr>
           <w:p>
             <w:pPr>
-              <w:pBdr/>
-              <w:spacing w:after="0" w:line="259" w:lineRule="auto"/>
-              <w:ind/>
-              <w:rPr/>
+              <w:spacing w:after="0" w:line="252" w:lineRule="auto"/>
             </w:pPr>
             <w:r>
               <w:rPr>
-                <w:rFonts w:ascii="Calibri" w:hAnsi="Calibri" w:eastAsia="Calibri" w:cs="Calibri"/>
-                <w:sz w:val="19"/>
-                <w:szCs w:val="19"/>
-                <w:rtl w:val="0"/>
-              </w:rPr>
-              <w:t xml:space="preserve">Все 3 QA делят P0/P1 сценарии по частям: setup/admin, agent, API/build lifecycle, bootstrap. Каждый описывает свою часть и участвует в общем review scope.</w:t>
-            </w:r>
-            <w:r>
-              <w:rPr>
-                <w:rtl w:val="0"/>
-              </w:rPr>
-            </w:r>
-            <w:r/>
+                <w:rFonts w:ascii="Calibri" w:hAnsi="Calibri"/>
+                <w:b w:val="0"/>
+                <w:sz w:val="18"/>
+              </w:rPr>
+              <w:t>Все 3 QA делят P0/P1 сценарии по частям: setup/admin, roles/permissions, agent, API/build lifecycle, bootstrap. Каждый описывает свою часть и участвует в общем review scope.</w:t>
+            </w:r>
           </w:p>
         </w:tc>
       </w:tr>
@@ -12605,14 +13788,14 @@
           <w:p>
             <w:pPr>
               <w:pBdr/>
-              <w:spacing w:after="0" w:line="259" w:lineRule="auto"/>
+              <w:spacing w:after="0" w:line="252" w:lineRule="auto"/>
               <w:ind/>
               <w:rPr/>
             </w:pPr>
             <w:r>
               <w:rPr>
                 <w:rFonts w:ascii="Calibri" w:hAnsi="Calibri" w:eastAsia="Calibri" w:cs="Calibri"/>
-                <w:sz w:val="19"/>
+                <w:sz w:val="18"/>
                 <w:szCs w:val="19"/>
                 <w:rtl w:val="0"/>
               </w:rPr>
@@ -12620,10 +13803,17 @@
             </w:r>
             <w:r>
               <w:rPr>
+                <w:rFonts w:ascii="Calibri" w:hAnsi="Calibri"/>
+                <w:sz w:val="18"/>
                 <w:rtl w:val="0"/>
               </w:rPr>
             </w:r>
-            <w:r/>
+            <w:r>
+              <w:rPr>
+                <w:rFonts w:ascii="Calibri" w:hAnsi="Calibri"/>
+                <w:sz w:val="18"/>
+              </w:rPr>
+            </w:r>
           </w:p>
         </w:tc>
         <w:tc>
@@ -12641,14 +13831,14 @@
           <w:p>
             <w:pPr>
               <w:pBdr/>
-              <w:spacing w:after="0" w:line="259" w:lineRule="auto"/>
+              <w:spacing w:after="0" w:line="252" w:lineRule="auto"/>
               <w:ind/>
               <w:rPr/>
             </w:pPr>
             <w:r>
               <w:rPr>
                 <w:rFonts w:ascii="Calibri" w:hAnsi="Calibri" w:eastAsia="Calibri" w:cs="Calibri"/>
-                <w:sz w:val="19"/>
+                <w:sz w:val="18"/>
                 <w:szCs w:val="19"/>
                 <w:rtl w:val="0"/>
               </w:rPr>
@@ -12656,10 +13846,17 @@
             </w:r>
             <w:r>
               <w:rPr>
+                <w:rFonts w:ascii="Calibri" w:hAnsi="Calibri"/>
+                <w:sz w:val="18"/>
                 <w:rtl w:val="0"/>
               </w:rPr>
             </w:r>
-            <w:r/>
+            <w:r>
+              <w:rPr>
+                <w:rFonts w:ascii="Calibri" w:hAnsi="Calibri"/>
+                <w:sz w:val="18"/>
+              </w:rPr>
+            </w:r>
           </w:p>
         </w:tc>
         <w:tc>
@@ -12677,14 +13874,14 @@
           <w:p>
             <w:pPr>
               <w:pBdr/>
-              <w:spacing w:after="0" w:line="259" w:lineRule="auto"/>
+              <w:spacing w:after="0" w:line="252" w:lineRule="auto"/>
               <w:ind/>
               <w:rPr/>
             </w:pPr>
             <w:r>
               <w:rPr>
                 <w:rFonts w:ascii="Calibri" w:hAnsi="Calibri" w:eastAsia="Calibri" w:cs="Calibri"/>
-                <w:sz w:val="19"/>
+                <w:sz w:val="18"/>
                 <w:szCs w:val="19"/>
                 <w:rtl w:val="0"/>
               </w:rPr>
@@ -12692,10 +13889,17 @@
             </w:r>
             <w:r>
               <w:rPr>
+                <w:rFonts w:ascii="Calibri" w:hAnsi="Calibri"/>
+                <w:sz w:val="18"/>
                 <w:rtl w:val="0"/>
               </w:rPr>
             </w:r>
-            <w:r/>
+            <w:r>
+              <w:rPr>
+                <w:rFonts w:ascii="Calibri" w:hAnsi="Calibri"/>
+                <w:sz w:val="18"/>
+              </w:rPr>
+            </w:r>
           </w:p>
         </w:tc>
       </w:tr>
@@ -12718,14 +13922,14 @@
           <w:p>
             <w:pPr>
               <w:pBdr/>
-              <w:spacing w:after="0" w:line="259" w:lineRule="auto"/>
+              <w:spacing w:after="0" w:line="252" w:lineRule="auto"/>
               <w:ind/>
               <w:rPr/>
             </w:pPr>
             <w:r>
               <w:rPr>
                 <w:rFonts w:ascii="Calibri" w:hAnsi="Calibri" w:eastAsia="Calibri" w:cs="Calibri"/>
-                <w:sz w:val="19"/>
+                <w:sz w:val="18"/>
                 <w:szCs w:val="19"/>
                 <w:rtl w:val="0"/>
               </w:rPr>
@@ -12733,10 +13937,17 @@
             </w:r>
             <w:r>
               <w:rPr>
+                <w:rFonts w:ascii="Calibri" w:hAnsi="Calibri"/>
+                <w:sz w:val="18"/>
                 <w:rtl w:val="0"/>
               </w:rPr>
             </w:r>
-            <w:r/>
+            <w:r>
+              <w:rPr>
+                <w:rFonts w:ascii="Calibri" w:hAnsi="Calibri"/>
+                <w:sz w:val="18"/>
+              </w:rPr>
+            </w:r>
           </w:p>
         </w:tc>
         <w:tc>
@@ -12754,14 +13965,14 @@
           <w:p>
             <w:pPr>
               <w:pBdr/>
-              <w:spacing w:after="0" w:line="259" w:lineRule="auto"/>
+              <w:spacing w:after="0" w:line="252" w:lineRule="auto"/>
               <w:ind/>
               <w:rPr/>
             </w:pPr>
             <w:r>
               <w:rPr>
                 <w:rFonts w:ascii="Calibri" w:hAnsi="Calibri" w:eastAsia="Calibri" w:cs="Calibri"/>
-                <w:sz w:val="19"/>
+                <w:sz w:val="18"/>
                 <w:szCs w:val="19"/>
                 <w:rtl w:val="0"/>
               </w:rPr>
@@ -12769,10 +13980,17 @@
             </w:r>
             <w:r>
               <w:rPr>
+                <w:rFonts w:ascii="Calibri" w:hAnsi="Calibri"/>
+                <w:sz w:val="18"/>
                 <w:rtl w:val="0"/>
               </w:rPr>
             </w:r>
-            <w:r/>
+            <w:r>
+              <w:rPr>
+                <w:rFonts w:ascii="Calibri" w:hAnsi="Calibri"/>
+                <w:sz w:val="18"/>
+              </w:rPr>
+            </w:r>
           </w:p>
         </w:tc>
         <w:tc>
@@ -12789,26 +14007,16 @@
           </w:tcPr>
           <w:p>
             <w:pPr>
-              <w:pBdr/>
-              <w:spacing w:after="0" w:line="259" w:lineRule="auto"/>
-              <w:ind/>
-              <w:rPr/>
+              <w:spacing w:after="0" w:line="252" w:lineRule="auto"/>
             </w:pPr>
             <w:r>
               <w:rPr>
-                <w:rFonts w:ascii="Calibri" w:hAnsi="Calibri" w:eastAsia="Calibri" w:cs="Calibri"/>
-                <w:sz w:val="19"/>
-                <w:szCs w:val="19"/>
-                <w:rtl w:val="0"/>
-              </w:rPr>
-              <w:t xml:space="preserve">Pytest/API задачи делятся поровну по сущностям и flow: server readiness, project, build configuration, build run, status, cleanup.</w:t>
-            </w:r>
-            <w:r>
-              <w:rPr>
-                <w:rtl w:val="0"/>
-              </w:rPr>
-            </w:r>
-            <w:r/>
+                <w:rFonts w:ascii="Calibri" w:hAnsi="Calibri"/>
+                <w:b w:val="0"/>
+                <w:sz w:val="18"/>
+              </w:rPr>
+              <w:t>Pytest/API задачи делятся поровну по сущностям и flow: server readiness, project, build configuration, build run, status, role/permission negative checks, cleanup.</w:t>
+            </w:r>
           </w:p>
         </w:tc>
       </w:tr>
@@ -12831,14 +14039,14 @@
           <w:p>
             <w:pPr>
               <w:pBdr/>
-              <w:spacing w:after="0" w:line="259" w:lineRule="auto"/>
+              <w:spacing w:after="0" w:line="252" w:lineRule="auto"/>
               <w:ind/>
               <w:rPr/>
             </w:pPr>
             <w:r>
               <w:rPr>
                 <w:rFonts w:ascii="Calibri" w:hAnsi="Calibri" w:eastAsia="Calibri" w:cs="Calibri"/>
-                <w:sz w:val="19"/>
+                <w:sz w:val="18"/>
                 <w:szCs w:val="19"/>
                 <w:rtl w:val="0"/>
               </w:rPr>
@@ -12846,10 +14054,17 @@
             </w:r>
             <w:r>
               <w:rPr>
+                <w:rFonts w:ascii="Calibri" w:hAnsi="Calibri"/>
+                <w:sz w:val="18"/>
                 <w:rtl w:val="0"/>
               </w:rPr>
             </w:r>
-            <w:r/>
+            <w:r>
+              <w:rPr>
+                <w:rFonts w:ascii="Calibri" w:hAnsi="Calibri"/>
+                <w:sz w:val="18"/>
+              </w:rPr>
+            </w:r>
           </w:p>
         </w:tc>
         <w:tc>
@@ -12867,14 +14082,14 @@
           <w:p>
             <w:pPr>
               <w:pBdr/>
-              <w:spacing w:after="0" w:line="259" w:lineRule="auto"/>
+              <w:spacing w:after="0" w:line="252" w:lineRule="auto"/>
               <w:ind/>
               <w:rPr/>
             </w:pPr>
             <w:r>
               <w:rPr>
                 <w:rFonts w:ascii="Calibri" w:hAnsi="Calibri" w:eastAsia="Calibri" w:cs="Calibri"/>
-                <w:sz w:val="19"/>
+                <w:sz w:val="18"/>
                 <w:szCs w:val="19"/>
                 <w:rtl w:val="0"/>
               </w:rPr>
@@ -12882,10 +14097,17 @@
             </w:r>
             <w:r>
               <w:rPr>
+                <w:rFonts w:ascii="Calibri" w:hAnsi="Calibri"/>
+                <w:sz w:val="18"/>
                 <w:rtl w:val="0"/>
               </w:rPr>
             </w:r>
-            <w:r/>
+            <w:r>
+              <w:rPr>
+                <w:rFonts w:ascii="Calibri" w:hAnsi="Calibri"/>
+                <w:sz w:val="18"/>
+              </w:rPr>
+            </w:r>
           </w:p>
         </w:tc>
         <w:tc>
@@ -12903,14 +14125,14 @@
           <w:p>
             <w:pPr>
               <w:pBdr/>
-              <w:spacing w:after="0" w:line="259" w:lineRule="auto"/>
+              <w:spacing w:after="0" w:line="252" w:lineRule="auto"/>
               <w:ind/>
               <w:rPr/>
             </w:pPr>
             <w:r>
               <w:rPr>
                 <w:rFonts w:ascii="Calibri" w:hAnsi="Calibri" w:eastAsia="Calibri" w:cs="Calibri"/>
-                <w:sz w:val="19"/>
+                <w:sz w:val="18"/>
                 <w:szCs w:val="19"/>
                 <w:rtl w:val="0"/>
               </w:rPr>
@@ -12918,10 +14140,17 @@
             </w:r>
             <w:r>
               <w:rPr>
+                <w:rFonts w:ascii="Calibri" w:hAnsi="Calibri"/>
+                <w:sz w:val="18"/>
                 <w:rtl w:val="0"/>
               </w:rPr>
             </w:r>
-            <w:r/>
+            <w:r>
+              <w:rPr>
+                <w:rFonts w:ascii="Calibri" w:hAnsi="Calibri"/>
+                <w:sz w:val="18"/>
+              </w:rPr>
+            </w:r>
           </w:p>
         </w:tc>
       </w:tr>
@@ -13015,7 +14244,7 @@
           <w:p>
             <w:pPr>
               <w:pBdr/>
-              <w:spacing w:after="0" w:line="259" w:lineRule="auto"/>
+              <w:spacing w:after="0" w:line="252" w:lineRule="auto"/>
               <w:ind/>
               <w:rPr/>
             </w:pPr>
@@ -13024,7 +14253,7 @@
                 <w:rFonts w:ascii="Calibri" w:hAnsi="Calibri" w:eastAsia="Calibri" w:cs="Calibri"/>
                 <w:b/>
                 <w:bCs/>
-                <w:sz w:val="19"/>
+                <w:sz w:val="18"/>
                 <w:szCs w:val="19"/>
                 <w:rtl w:val="0"/>
               </w:rPr>
@@ -13032,10 +14261,19 @@
             </w:r>
             <w:r>
               <w:rPr>
+                <w:rFonts w:ascii="Calibri" w:hAnsi="Calibri"/>
+                <w:b/>
+                <w:sz w:val="18"/>
                 <w:rtl w:val="0"/>
               </w:rPr>
             </w:r>
-            <w:r/>
+            <w:r>
+              <w:rPr>
+                <w:rFonts w:ascii="Calibri" w:hAnsi="Calibri"/>
+                <w:b/>
+                <w:sz w:val="18"/>
+              </w:rPr>
+            </w:r>
           </w:p>
         </w:tc>
         <w:tc>
@@ -13053,7 +14291,7 @@
           <w:p>
             <w:pPr>
               <w:pBdr/>
-              <w:spacing w:after="0" w:line="259" w:lineRule="auto"/>
+              <w:spacing w:after="0" w:line="252" w:lineRule="auto"/>
               <w:ind/>
               <w:rPr/>
             </w:pPr>
@@ -13062,7 +14300,7 @@
                 <w:rFonts w:ascii="Calibri" w:hAnsi="Calibri" w:eastAsia="Calibri" w:cs="Calibri"/>
                 <w:b/>
                 <w:bCs/>
-                <w:sz w:val="19"/>
+                <w:sz w:val="18"/>
                 <w:szCs w:val="19"/>
                 <w:rtl w:val="0"/>
               </w:rPr>
@@ -13070,10 +14308,19 @@
             </w:r>
             <w:r>
               <w:rPr>
+                <w:rFonts w:ascii="Calibri" w:hAnsi="Calibri"/>
+                <w:b/>
+                <w:sz w:val="18"/>
                 <w:rtl w:val="0"/>
               </w:rPr>
             </w:r>
-            <w:r/>
+            <w:r>
+              <w:rPr>
+                <w:rFonts w:ascii="Calibri" w:hAnsi="Calibri"/>
+                <w:b/>
+                <w:sz w:val="18"/>
+              </w:rPr>
+            </w:r>
           </w:p>
         </w:tc>
         <w:tc>
@@ -13091,7 +14338,7 @@
           <w:p>
             <w:pPr>
               <w:pBdr/>
-              <w:spacing w:after="0" w:line="259" w:lineRule="auto"/>
+              <w:spacing w:after="0" w:line="252" w:lineRule="auto"/>
               <w:ind/>
               <w:rPr/>
             </w:pPr>
@@ -13100,7 +14347,7 @@
                 <w:rFonts w:ascii="Calibri" w:hAnsi="Calibri" w:eastAsia="Calibri" w:cs="Calibri"/>
                 <w:b/>
                 <w:bCs/>
-                <w:sz w:val="19"/>
+                <w:sz w:val="18"/>
                 <w:szCs w:val="19"/>
                 <w:rtl w:val="0"/>
               </w:rPr>
@@ -13108,10 +14355,19 @@
             </w:r>
             <w:r>
               <w:rPr>
+                <w:rFonts w:ascii="Calibri" w:hAnsi="Calibri"/>
+                <w:b/>
+                <w:sz w:val="18"/>
                 <w:rtl w:val="0"/>
               </w:rPr>
             </w:r>
-            <w:r/>
+            <w:r>
+              <w:rPr>
+                <w:rFonts w:ascii="Calibri" w:hAnsi="Calibri"/>
+                <w:b/>
+                <w:sz w:val="18"/>
+              </w:rPr>
+            </w:r>
           </w:p>
         </w:tc>
       </w:tr>
@@ -13134,14 +14390,14 @@
           <w:p>
             <w:pPr>
               <w:pBdr/>
-              <w:spacing w:after="0" w:line="259" w:lineRule="auto"/>
+              <w:spacing w:after="0" w:line="252" w:lineRule="auto"/>
               <w:ind/>
               <w:rPr/>
             </w:pPr>
             <w:r>
               <w:rPr>
                 <w:rFonts w:ascii="Calibri" w:hAnsi="Calibri" w:eastAsia="Calibri" w:cs="Calibri"/>
-                <w:sz w:val="19"/>
+                <w:sz w:val="18"/>
                 <w:szCs w:val="19"/>
                 <w:rtl w:val="0"/>
               </w:rPr>
@@ -13149,10 +14405,17 @@
             </w:r>
             <w:r>
               <w:rPr>
+                <w:rFonts w:ascii="Calibri" w:hAnsi="Calibri"/>
+                <w:sz w:val="18"/>
                 <w:rtl w:val="0"/>
               </w:rPr>
             </w:r>
-            <w:r/>
+            <w:r>
+              <w:rPr>
+                <w:rFonts w:ascii="Calibri" w:hAnsi="Calibri"/>
+                <w:sz w:val="18"/>
+              </w:rPr>
+            </w:r>
           </w:p>
         </w:tc>
         <w:tc>
@@ -13170,14 +14433,14 @@
           <w:p>
             <w:pPr>
               <w:pBdr/>
-              <w:spacing w:after="0" w:line="259" w:lineRule="auto"/>
+              <w:spacing w:after="0" w:line="252" w:lineRule="auto"/>
               <w:ind/>
               <w:rPr/>
             </w:pPr>
             <w:r>
               <w:rPr>
                 <w:rFonts w:ascii="Calibri" w:hAnsi="Calibri" w:eastAsia="Calibri" w:cs="Calibri"/>
-                <w:sz w:val="19"/>
+                <w:sz w:val="18"/>
                 <w:szCs w:val="19"/>
                 <w:rtl w:val="0"/>
               </w:rPr>
@@ -13185,10 +14448,17 @@
             </w:r>
             <w:r>
               <w:rPr>
+                <w:rFonts w:ascii="Calibri" w:hAnsi="Calibri"/>
+                <w:sz w:val="18"/>
                 <w:rtl w:val="0"/>
               </w:rPr>
             </w:r>
-            <w:r/>
+            <w:r>
+              <w:rPr>
+                <w:rFonts w:ascii="Calibri" w:hAnsi="Calibri"/>
+                <w:sz w:val="18"/>
+              </w:rPr>
+            </w:r>
           </w:p>
         </w:tc>
         <w:tc>
@@ -13206,14 +14476,14 @@
           <w:p>
             <w:pPr>
               <w:pBdr/>
-              <w:spacing w:after="0" w:line="259" w:lineRule="auto"/>
+              <w:spacing w:after="0" w:line="252" w:lineRule="auto"/>
               <w:ind/>
               <w:rPr/>
             </w:pPr>
             <w:r>
               <w:rPr>
                 <w:rFonts w:ascii="Calibri" w:hAnsi="Calibri" w:eastAsia="Calibri" w:cs="Calibri"/>
-                <w:sz w:val="19"/>
+                <w:sz w:val="18"/>
                 <w:szCs w:val="19"/>
                 <w:rtl w:val="0"/>
               </w:rPr>
@@ -13221,10 +14491,17 @@
             </w:r>
             <w:r>
               <w:rPr>
+                <w:rFonts w:ascii="Calibri" w:hAnsi="Calibri"/>
+                <w:sz w:val="18"/>
                 <w:rtl w:val="0"/>
               </w:rPr>
             </w:r>
-            <w:r/>
+            <w:r>
+              <w:rPr>
+                <w:rFonts w:ascii="Calibri" w:hAnsi="Calibri"/>
+                <w:sz w:val="18"/>
+              </w:rPr>
+            </w:r>
           </w:p>
         </w:tc>
       </w:tr>
@@ -13247,14 +14524,14 @@
           <w:p>
             <w:pPr>
               <w:pBdr/>
-              <w:spacing w:after="0" w:line="259" w:lineRule="auto"/>
+              <w:spacing w:after="0" w:line="252" w:lineRule="auto"/>
               <w:ind/>
               <w:rPr/>
             </w:pPr>
             <w:r>
               <w:rPr>
                 <w:rFonts w:ascii="Calibri" w:hAnsi="Calibri" w:eastAsia="Calibri" w:cs="Calibri"/>
-                <w:sz w:val="19"/>
+                <w:sz w:val="18"/>
                 <w:szCs w:val="19"/>
                 <w:rtl w:val="0"/>
               </w:rPr>
@@ -13262,10 +14539,17 @@
             </w:r>
             <w:r>
               <w:rPr>
+                <w:rFonts w:ascii="Calibri" w:hAnsi="Calibri"/>
+                <w:sz w:val="18"/>
                 <w:rtl w:val="0"/>
               </w:rPr>
             </w:r>
-            <w:r/>
+            <w:r>
+              <w:rPr>
+                <w:rFonts w:ascii="Calibri" w:hAnsi="Calibri"/>
+                <w:sz w:val="18"/>
+              </w:rPr>
+            </w:r>
           </w:p>
         </w:tc>
         <w:tc>
@@ -13283,14 +14567,14 @@
           <w:p>
             <w:pPr>
               <w:pBdr/>
-              <w:spacing w:after="0" w:line="259" w:lineRule="auto"/>
+              <w:spacing w:after="0" w:line="252" w:lineRule="auto"/>
               <w:ind/>
               <w:rPr/>
             </w:pPr>
             <w:r>
               <w:rPr>
                 <w:rFonts w:ascii="Calibri" w:hAnsi="Calibri" w:eastAsia="Calibri" w:cs="Calibri"/>
-                <w:sz w:val="19"/>
+                <w:sz w:val="18"/>
                 <w:szCs w:val="19"/>
                 <w:rtl w:val="0"/>
               </w:rPr>
@@ -13298,10 +14582,17 @@
             </w:r>
             <w:r>
               <w:rPr>
+                <w:rFonts w:ascii="Calibri" w:hAnsi="Calibri"/>
+                <w:sz w:val="18"/>
                 <w:rtl w:val="0"/>
               </w:rPr>
             </w:r>
-            <w:r/>
+            <w:r>
+              <w:rPr>
+                <w:rFonts w:ascii="Calibri" w:hAnsi="Calibri"/>
+                <w:sz w:val="18"/>
+              </w:rPr>
+            </w:r>
           </w:p>
         </w:tc>
         <w:tc>
@@ -13319,14 +14610,14 @@
           <w:p>
             <w:pPr>
               <w:pBdr/>
-              <w:spacing w:after="0" w:line="259" w:lineRule="auto"/>
+              <w:spacing w:after="0" w:line="252" w:lineRule="auto"/>
               <w:ind/>
               <w:rPr/>
             </w:pPr>
             <w:r>
               <w:rPr>
                 <w:rFonts w:ascii="Calibri" w:hAnsi="Calibri" w:eastAsia="Calibri" w:cs="Calibri"/>
-                <w:sz w:val="19"/>
+                <w:sz w:val="18"/>
                 <w:szCs w:val="19"/>
                 <w:rtl w:val="0"/>
               </w:rPr>
@@ -13334,10 +14625,17 @@
             </w:r>
             <w:r>
               <w:rPr>
+                <w:rFonts w:ascii="Calibri" w:hAnsi="Calibri"/>
+                <w:sz w:val="18"/>
                 <w:rtl w:val="0"/>
               </w:rPr>
             </w:r>
-            <w:r/>
+            <w:r>
+              <w:rPr>
+                <w:rFonts w:ascii="Calibri" w:hAnsi="Calibri"/>
+                <w:sz w:val="18"/>
+              </w:rPr>
+            </w:r>
           </w:p>
         </w:tc>
       </w:tr>
@@ -13360,14 +14658,14 @@
           <w:p>
             <w:pPr>
               <w:pBdr/>
-              <w:spacing w:after="0" w:line="259" w:lineRule="auto"/>
+              <w:spacing w:after="0" w:line="252" w:lineRule="auto"/>
               <w:ind/>
               <w:rPr/>
             </w:pPr>
             <w:r>
               <w:rPr>
                 <w:rFonts w:ascii="Calibri" w:hAnsi="Calibri" w:eastAsia="Calibri" w:cs="Calibri"/>
-                <w:sz w:val="19"/>
+                <w:sz w:val="18"/>
                 <w:szCs w:val="19"/>
                 <w:rtl w:val="0"/>
               </w:rPr>
@@ -13375,10 +14673,17 @@
             </w:r>
             <w:r>
               <w:rPr>
+                <w:rFonts w:ascii="Calibri" w:hAnsi="Calibri"/>
+                <w:sz w:val="18"/>
                 <w:rtl w:val="0"/>
               </w:rPr>
             </w:r>
-            <w:r/>
+            <w:r>
+              <w:rPr>
+                <w:rFonts w:ascii="Calibri" w:hAnsi="Calibri"/>
+                <w:sz w:val="18"/>
+              </w:rPr>
+            </w:r>
           </w:p>
         </w:tc>
         <w:tc>
@@ -13396,14 +14701,14 @@
           <w:p>
             <w:pPr>
               <w:pBdr/>
-              <w:spacing w:after="0" w:line="259" w:lineRule="auto"/>
+              <w:spacing w:after="0" w:line="252" w:lineRule="auto"/>
               <w:ind/>
               <w:rPr/>
             </w:pPr>
             <w:r>
               <w:rPr>
                 <w:rFonts w:ascii="Calibri" w:hAnsi="Calibri" w:eastAsia="Calibri" w:cs="Calibri"/>
-                <w:sz w:val="19"/>
+                <w:sz w:val="18"/>
                 <w:szCs w:val="19"/>
                 <w:rtl w:val="0"/>
               </w:rPr>
@@ -13411,10 +14716,17 @@
             </w:r>
             <w:r>
               <w:rPr>
+                <w:rFonts w:ascii="Calibri" w:hAnsi="Calibri"/>
+                <w:sz w:val="18"/>
                 <w:rtl w:val="0"/>
               </w:rPr>
             </w:r>
-            <w:r/>
+            <w:r>
+              <w:rPr>
+                <w:rFonts w:ascii="Calibri" w:hAnsi="Calibri"/>
+                <w:sz w:val="18"/>
+              </w:rPr>
+            </w:r>
           </w:p>
         </w:tc>
         <w:tc>
@@ -13432,14 +14744,14 @@
           <w:p>
             <w:pPr>
               <w:pBdr/>
-              <w:spacing w:after="0" w:line="259" w:lineRule="auto"/>
+              <w:spacing w:after="0" w:line="252" w:lineRule="auto"/>
               <w:ind/>
               <w:rPr/>
             </w:pPr>
             <w:r>
               <w:rPr>
                 <w:rFonts w:ascii="Calibri" w:hAnsi="Calibri" w:eastAsia="Calibri" w:cs="Calibri"/>
-                <w:sz w:val="19"/>
+                <w:sz w:val="18"/>
                 <w:szCs w:val="19"/>
                 <w:rtl w:val="0"/>
               </w:rPr>
@@ -13447,10 +14759,17 @@
             </w:r>
             <w:r>
               <w:rPr>
+                <w:rFonts w:ascii="Calibri" w:hAnsi="Calibri"/>
+                <w:sz w:val="18"/>
                 <w:rtl w:val="0"/>
               </w:rPr>
             </w:r>
-            <w:r/>
+            <w:r>
+              <w:rPr>
+                <w:rFonts w:ascii="Calibri" w:hAnsi="Calibri"/>
+                <w:sz w:val="18"/>
+              </w:rPr>
+            </w:r>
           </w:p>
         </w:tc>
       </w:tr>
@@ -13473,14 +14792,14 @@
           <w:p>
             <w:pPr>
               <w:pBdr/>
-              <w:spacing w:after="0" w:line="259" w:lineRule="auto"/>
+              <w:spacing w:after="0" w:line="252" w:lineRule="auto"/>
               <w:ind/>
               <w:rPr/>
             </w:pPr>
             <w:r>
               <w:rPr>
                 <w:rFonts w:ascii="Calibri" w:hAnsi="Calibri" w:eastAsia="Calibri" w:cs="Calibri"/>
-                <w:sz w:val="19"/>
+                <w:sz w:val="18"/>
                 <w:szCs w:val="19"/>
                 <w:rtl w:val="0"/>
               </w:rPr>
@@ -13488,10 +14807,17 @@
             </w:r>
             <w:r>
               <w:rPr>
+                <w:rFonts w:ascii="Calibri" w:hAnsi="Calibri"/>
+                <w:sz w:val="18"/>
                 <w:rtl w:val="0"/>
               </w:rPr>
             </w:r>
-            <w:r/>
+            <w:r>
+              <w:rPr>
+                <w:rFonts w:ascii="Calibri" w:hAnsi="Calibri"/>
+                <w:sz w:val="18"/>
+              </w:rPr>
+            </w:r>
           </w:p>
         </w:tc>
         <w:tc>
@@ -13509,14 +14835,14 @@
           <w:p>
             <w:pPr>
               <w:pBdr/>
-              <w:spacing w:after="0" w:line="259" w:lineRule="auto"/>
+              <w:spacing w:after="0" w:line="252" w:lineRule="auto"/>
               <w:ind/>
               <w:rPr/>
             </w:pPr>
             <w:r>
               <w:rPr>
                 <w:rFonts w:ascii="Calibri" w:hAnsi="Calibri" w:eastAsia="Calibri" w:cs="Calibri"/>
-                <w:sz w:val="19"/>
+                <w:sz w:val="18"/>
                 <w:szCs w:val="19"/>
                 <w:rtl w:val="0"/>
               </w:rPr>
@@ -13524,10 +14850,17 @@
             </w:r>
             <w:r>
               <w:rPr>
+                <w:rFonts w:ascii="Calibri" w:hAnsi="Calibri"/>
+                <w:sz w:val="18"/>
                 <w:rtl w:val="0"/>
               </w:rPr>
             </w:r>
-            <w:r/>
+            <w:r>
+              <w:rPr>
+                <w:rFonts w:ascii="Calibri" w:hAnsi="Calibri"/>
+                <w:sz w:val="18"/>
+              </w:rPr>
+            </w:r>
           </w:p>
         </w:tc>
         <w:tc>
@@ -13545,14 +14878,14 @@
           <w:p>
             <w:pPr>
               <w:pBdr/>
-              <w:spacing w:after="0" w:line="259" w:lineRule="auto"/>
+              <w:spacing w:after="0" w:line="252" w:lineRule="auto"/>
               <w:ind/>
               <w:rPr/>
             </w:pPr>
             <w:r>
               <w:rPr>
                 <w:rFonts w:ascii="Calibri" w:hAnsi="Calibri" w:eastAsia="Calibri" w:cs="Calibri"/>
-                <w:sz w:val="19"/>
+                <w:sz w:val="18"/>
                 <w:szCs w:val="19"/>
                 <w:rtl w:val="0"/>
               </w:rPr>
@@ -13560,10 +14893,17 @@
             </w:r>
             <w:r>
               <w:rPr>
+                <w:rFonts w:ascii="Calibri" w:hAnsi="Calibri"/>
+                <w:sz w:val="18"/>
                 <w:rtl w:val="0"/>
               </w:rPr>
             </w:r>
-            <w:r/>
+            <w:r>
+              <w:rPr>
+                <w:rFonts w:ascii="Calibri" w:hAnsi="Calibri"/>
+                <w:sz w:val="18"/>
+              </w:rPr>
+            </w:r>
           </w:p>
         </w:tc>
       </w:tr>
@@ -13586,14 +14926,14 @@
           <w:p>
             <w:pPr>
               <w:pBdr/>
-              <w:spacing w:after="0" w:line="259" w:lineRule="auto"/>
+              <w:spacing w:after="0" w:line="252" w:lineRule="auto"/>
               <w:ind/>
               <w:rPr/>
             </w:pPr>
             <w:r>
               <w:rPr>
                 <w:rFonts w:ascii="Calibri" w:hAnsi="Calibri" w:eastAsia="Calibri" w:cs="Calibri"/>
-                <w:sz w:val="19"/>
+                <w:sz w:val="18"/>
                 <w:szCs w:val="19"/>
                 <w:rtl w:val="0"/>
               </w:rPr>
@@ -13601,10 +14941,17 @@
             </w:r>
             <w:r>
               <w:rPr>
+                <w:rFonts w:ascii="Calibri" w:hAnsi="Calibri"/>
+                <w:sz w:val="18"/>
                 <w:rtl w:val="0"/>
               </w:rPr>
             </w:r>
-            <w:r/>
+            <w:r>
+              <w:rPr>
+                <w:rFonts w:ascii="Calibri" w:hAnsi="Calibri"/>
+                <w:sz w:val="18"/>
+              </w:rPr>
+            </w:r>
           </w:p>
         </w:tc>
         <w:tc>
@@ -13622,14 +14969,14 @@
           <w:p>
             <w:pPr>
               <w:pBdr/>
-              <w:spacing w:after="0" w:line="259" w:lineRule="auto"/>
+              <w:spacing w:after="0" w:line="252" w:lineRule="auto"/>
               <w:ind/>
               <w:rPr/>
             </w:pPr>
             <w:r>
               <w:rPr>
                 <w:rFonts w:ascii="Calibri" w:hAnsi="Calibri" w:eastAsia="Calibri" w:cs="Calibri"/>
-                <w:sz w:val="19"/>
+                <w:sz w:val="18"/>
                 <w:szCs w:val="19"/>
                 <w:rtl w:val="0"/>
               </w:rPr>
@@ -13637,10 +14984,17 @@
             </w:r>
             <w:r>
               <w:rPr>
+                <w:rFonts w:ascii="Calibri" w:hAnsi="Calibri"/>
+                <w:sz w:val="18"/>
                 <w:rtl w:val="0"/>
               </w:rPr>
             </w:r>
-            <w:r/>
+            <w:r>
+              <w:rPr>
+                <w:rFonts w:ascii="Calibri" w:hAnsi="Calibri"/>
+                <w:sz w:val="18"/>
+              </w:rPr>
+            </w:r>
           </w:p>
         </w:tc>
         <w:tc>
@@ -13658,14 +15012,14 @@
           <w:p>
             <w:pPr>
               <w:pBdr/>
-              <w:spacing w:after="0" w:line="259" w:lineRule="auto"/>
+              <w:spacing w:after="0" w:line="252" w:lineRule="auto"/>
               <w:ind/>
               <w:rPr/>
             </w:pPr>
             <w:r>
               <w:rPr>
                 <w:rFonts w:ascii="Calibri" w:hAnsi="Calibri" w:eastAsia="Calibri" w:cs="Calibri"/>
-                <w:sz w:val="19"/>
+                <w:sz w:val="18"/>
                 <w:szCs w:val="19"/>
                 <w:rtl w:val="0"/>
               </w:rPr>
@@ -13673,10 +15027,17 @@
             </w:r>
             <w:r>
               <w:rPr>
+                <w:rFonts w:ascii="Calibri" w:hAnsi="Calibri"/>
+                <w:sz w:val="18"/>
                 <w:rtl w:val="0"/>
               </w:rPr>
             </w:r>
-            <w:r/>
+            <w:r>
+              <w:rPr>
+                <w:rFonts w:ascii="Calibri" w:hAnsi="Calibri"/>
+                <w:sz w:val="18"/>
+              </w:rPr>
+            </w:r>
           </w:p>
         </w:tc>
       </w:tr>
@@ -13699,14 +15060,14 @@
           <w:p>
             <w:pPr>
               <w:pBdr/>
-              <w:spacing w:after="0" w:line="259" w:lineRule="auto"/>
+              <w:spacing w:after="0" w:line="252" w:lineRule="auto"/>
               <w:ind/>
               <w:rPr/>
             </w:pPr>
             <w:r>
               <w:rPr>
                 <w:rFonts w:ascii="Calibri" w:hAnsi="Calibri" w:eastAsia="Calibri" w:cs="Calibri"/>
-                <w:sz w:val="19"/>
+                <w:sz w:val="18"/>
                 <w:szCs w:val="19"/>
                 <w:rtl w:val="0"/>
               </w:rPr>
@@ -13714,10 +15075,17 @@
             </w:r>
             <w:r>
               <w:rPr>
+                <w:rFonts w:ascii="Calibri" w:hAnsi="Calibri"/>
+                <w:sz w:val="18"/>
                 <w:rtl w:val="0"/>
               </w:rPr>
             </w:r>
-            <w:r/>
+            <w:r>
+              <w:rPr>
+                <w:rFonts w:ascii="Calibri" w:hAnsi="Calibri"/>
+                <w:sz w:val="18"/>
+              </w:rPr>
+            </w:r>
           </w:p>
         </w:tc>
         <w:tc>
@@ -13735,14 +15103,14 @@
           <w:p>
             <w:pPr>
               <w:pBdr/>
-              <w:spacing w:after="0" w:line="259" w:lineRule="auto"/>
+              <w:spacing w:after="0" w:line="252" w:lineRule="auto"/>
               <w:ind/>
               <w:rPr/>
             </w:pPr>
             <w:r>
               <w:rPr>
                 <w:rFonts w:ascii="Calibri" w:hAnsi="Calibri" w:eastAsia="Calibri" w:cs="Calibri"/>
-                <w:sz w:val="19"/>
+                <w:sz w:val="18"/>
                 <w:szCs w:val="19"/>
                 <w:rtl w:val="0"/>
               </w:rPr>
@@ -13750,10 +15118,17 @@
             </w:r>
             <w:r>
               <w:rPr>
+                <w:rFonts w:ascii="Calibri" w:hAnsi="Calibri"/>
+                <w:sz w:val="18"/>
                 <w:rtl w:val="0"/>
               </w:rPr>
             </w:r>
-            <w:r/>
+            <w:r>
+              <w:rPr>
+                <w:rFonts w:ascii="Calibri" w:hAnsi="Calibri"/>
+                <w:sz w:val="18"/>
+              </w:rPr>
+            </w:r>
           </w:p>
         </w:tc>
         <w:tc>
@@ -13771,14 +15146,14 @@
           <w:p>
             <w:pPr>
               <w:pBdr/>
-              <w:spacing w:after="0" w:line="259" w:lineRule="auto"/>
+              <w:spacing w:after="0" w:line="252" w:lineRule="auto"/>
               <w:ind/>
               <w:rPr/>
             </w:pPr>
             <w:r>
               <w:rPr>
                 <w:rFonts w:ascii="Calibri" w:hAnsi="Calibri" w:eastAsia="Calibri" w:cs="Calibri"/>
-                <w:sz w:val="19"/>
+                <w:sz w:val="18"/>
                 <w:szCs w:val="19"/>
                 <w:rtl w:val="0"/>
               </w:rPr>
@@ -13786,10 +15161,17 @@
             </w:r>
             <w:r>
               <w:rPr>
+                <w:rFonts w:ascii="Calibri" w:hAnsi="Calibri"/>
+                <w:sz w:val="18"/>
                 <w:rtl w:val="0"/>
               </w:rPr>
             </w:r>
-            <w:r/>
+            <w:r>
+              <w:rPr>
+                <w:rFonts w:ascii="Calibri" w:hAnsi="Calibri"/>
+                <w:sz w:val="18"/>
+              </w:rPr>
+            </w:r>
           </w:p>
         </w:tc>
       </w:tr>
@@ -13812,14 +15194,14 @@
           <w:p>
             <w:pPr>
               <w:pBdr/>
-              <w:spacing w:after="0" w:line="259" w:lineRule="auto"/>
+              <w:spacing w:after="0" w:line="252" w:lineRule="auto"/>
               <w:ind/>
               <w:rPr/>
             </w:pPr>
             <w:r>
               <w:rPr>
                 <w:rFonts w:ascii="Calibri" w:hAnsi="Calibri" w:eastAsia="Calibri" w:cs="Calibri"/>
-                <w:sz w:val="19"/>
+                <w:sz w:val="18"/>
                 <w:szCs w:val="19"/>
                 <w:rtl w:val="0"/>
               </w:rPr>
@@ -13827,10 +15209,17 @@
             </w:r>
             <w:r>
               <w:rPr>
+                <w:rFonts w:ascii="Calibri" w:hAnsi="Calibri"/>
+                <w:sz w:val="18"/>
                 <w:rtl w:val="0"/>
               </w:rPr>
             </w:r>
-            <w:r/>
+            <w:r>
+              <w:rPr>
+                <w:rFonts w:ascii="Calibri" w:hAnsi="Calibri"/>
+                <w:sz w:val="18"/>
+              </w:rPr>
+            </w:r>
           </w:p>
         </w:tc>
         <w:tc>
@@ -13848,14 +15237,14 @@
           <w:p>
             <w:pPr>
               <w:pBdr/>
-              <w:spacing w:after="0" w:line="259" w:lineRule="auto"/>
+              <w:spacing w:after="0" w:line="252" w:lineRule="auto"/>
               <w:ind/>
               <w:rPr/>
             </w:pPr>
             <w:r>
               <w:rPr>
                 <w:rFonts w:ascii="Calibri" w:hAnsi="Calibri" w:eastAsia="Calibri" w:cs="Calibri"/>
-                <w:sz w:val="19"/>
+                <w:sz w:val="18"/>
                 <w:szCs w:val="19"/>
                 <w:rtl w:val="0"/>
               </w:rPr>
@@ -13863,10 +15252,17 @@
             </w:r>
             <w:r>
               <w:rPr>
+                <w:rFonts w:ascii="Calibri" w:hAnsi="Calibri"/>
+                <w:sz w:val="18"/>
                 <w:rtl w:val="0"/>
               </w:rPr>
             </w:r>
-            <w:r/>
+            <w:r>
+              <w:rPr>
+                <w:rFonts w:ascii="Calibri" w:hAnsi="Calibri"/>
+                <w:sz w:val="18"/>
+              </w:rPr>
+            </w:r>
           </w:p>
         </w:tc>
         <w:tc>
@@ -13884,14 +15280,14 @@
           <w:p>
             <w:pPr>
               <w:pBdr/>
-              <w:spacing w:after="0" w:line="259" w:lineRule="auto"/>
+              <w:spacing w:after="0" w:line="252" w:lineRule="auto"/>
               <w:ind/>
               <w:rPr/>
             </w:pPr>
             <w:r>
               <w:rPr>
                 <w:rFonts w:ascii="Calibri" w:hAnsi="Calibri" w:eastAsia="Calibri" w:cs="Calibri"/>
-                <w:sz w:val="19"/>
+                <w:sz w:val="18"/>
                 <w:szCs w:val="19"/>
                 <w:rtl w:val="0"/>
               </w:rPr>
@@ -13899,10 +15295,100 @@
             </w:r>
             <w:r>
               <w:rPr>
+                <w:rFonts w:ascii="Calibri" w:hAnsi="Calibri"/>
+                <w:sz w:val="18"/>
                 <w:rtl w:val="0"/>
               </w:rPr>
             </w:r>
-            <w:r/>
+            <w:r>
+              <w:rPr>
+                <w:rFonts w:ascii="Calibri" w:hAnsi="Calibri"/>
+                <w:sz w:val="18"/>
+              </w:rPr>
+            </w:r>
+          </w:p>
+        </w:tc>
+      </w:tr>
+      <w:tr>
+        <w:trPr>
+          <w:cantSplit/>
+        </w:trPr>
+        <w:tc>
+          <w:tcPr>
+            <w:shd w:val="clear" w:color="auto" w:fill="ffffff"/>
+            <w:tcBorders/>
+            <w:tcMar>
+              <w:left w:w="120" w:type="dxa"/>
+              <w:top w:w="80" w:type="dxa"/>
+              <w:right w:w="120" w:type="dxa"/>
+              <w:bottom w:w="80" w:type="dxa"/>
+            </w:tcMar>
+            <w:vAlign w:val="center"/>
+          </w:tcPr>
+          <w:p>
+            <w:pPr>
+              <w:spacing w:after="0" w:line="252" w:lineRule="auto"/>
+            </w:pPr>
+            <w:r>
+              <w:rPr>
+                <w:rFonts w:ascii="Calibri" w:hAnsi="Calibri"/>
+                <w:b w:val="0"/>
+                <w:sz w:val="18"/>
+              </w:rPr>
+              <w:t>Ролевые ограничения не проверены</w:t>
+            </w:r>
+          </w:p>
+        </w:tc>
+        <w:tc>
+          <w:tcPr>
+            <w:shd w:val="clear" w:color="auto" w:fill="ffffff"/>
+            <w:tcBorders/>
+            <w:tcMar>
+              <w:left w:w="120" w:type="dxa"/>
+              <w:top w:w="80" w:type="dxa"/>
+              <w:right w:w="120" w:type="dxa"/>
+              <w:bottom w:w="80" w:type="dxa"/>
+            </w:tcMar>
+            <w:vAlign w:val="center"/>
+          </w:tcPr>
+          <w:p>
+            <w:pPr>
+              <w:spacing w:after="0" w:line="252" w:lineRule="auto"/>
+            </w:pPr>
+            <w:r>
+              <w:rPr>
+                <w:rFonts w:ascii="Calibri" w:hAnsi="Calibri"/>
+                <w:b w:val="0"/>
+                <w:sz w:val="18"/>
+              </w:rPr>
+              <w:t>Пользователь с ограниченной ролью может получить лишний доступ к критичным действиям.</w:t>
+            </w:r>
+          </w:p>
+        </w:tc>
+        <w:tc>
+          <w:tcPr>
+            <w:shd w:val="clear" w:color="auto" w:fill="ffffff"/>
+            <w:tcBorders/>
+            <w:tcMar>
+              <w:left w:w="120" w:type="dxa"/>
+              <w:top w:w="80" w:type="dxa"/>
+              <w:right w:w="120" w:type="dxa"/>
+              <w:bottom w:w="80" w:type="dxa"/>
+            </w:tcMar>
+            <w:vAlign w:val="center"/>
+          </w:tcPr>
+          <w:p>
+            <w:pPr>
+              <w:spacing w:after="0" w:line="252" w:lineRule="auto"/>
+            </w:pPr>
+            <w:r>
+              <w:rPr>
+                <w:rFonts w:ascii="Calibri" w:hAnsi="Calibri"/>
+                <w:b w:val="0"/>
+                <w:sz w:val="18"/>
+              </w:rPr>
+              <w:t>Добавить P1 Roles / Permissions suite с positive admin checks и negative checks для ограниченных пользователей.</w:t>
+            </w:r>
           </w:p>
         </w:tc>
       </w:tr>
@@ -13925,14 +15411,14 @@
           <w:p>
             <w:pPr>
               <w:pBdr/>
-              <w:spacing w:after="0" w:line="259" w:lineRule="auto"/>
+              <w:spacing w:after="0" w:line="252" w:lineRule="auto"/>
               <w:ind/>
               <w:rPr/>
             </w:pPr>
             <w:r>
               <w:rPr>
                 <w:rFonts w:ascii="Calibri" w:hAnsi="Calibri" w:eastAsia="Calibri" w:cs="Calibri"/>
-                <w:sz w:val="19"/>
+                <w:sz w:val="18"/>
                 <w:szCs w:val="19"/>
                 <w:rtl w:val="0"/>
               </w:rPr>
@@ -13940,10 +15426,17 @@
             </w:r>
             <w:r>
               <w:rPr>
+                <w:rFonts w:ascii="Calibri" w:hAnsi="Calibri"/>
+                <w:sz w:val="18"/>
                 <w:rtl w:val="0"/>
               </w:rPr>
             </w:r>
-            <w:r/>
+            <w:r>
+              <w:rPr>
+                <w:rFonts w:ascii="Calibri" w:hAnsi="Calibri"/>
+                <w:sz w:val="18"/>
+              </w:rPr>
+            </w:r>
           </w:p>
         </w:tc>
         <w:tc>
@@ -13961,14 +15454,14 @@
           <w:p>
             <w:pPr>
               <w:pBdr/>
-              <w:spacing w:after="0" w:line="259" w:lineRule="auto"/>
+              <w:spacing w:after="0" w:line="252" w:lineRule="auto"/>
               <w:ind/>
               <w:rPr/>
             </w:pPr>
             <w:r>
               <w:rPr>
                 <w:rFonts w:ascii="Calibri" w:hAnsi="Calibri" w:eastAsia="Calibri" w:cs="Calibri"/>
-                <w:sz w:val="19"/>
+                <w:sz w:val="18"/>
                 <w:szCs w:val="19"/>
                 <w:rtl w:val="0"/>
               </w:rPr>
@@ -13976,10 +15469,17 @@
             </w:r>
             <w:r>
               <w:rPr>
+                <w:rFonts w:ascii="Calibri" w:hAnsi="Calibri"/>
+                <w:sz w:val="18"/>
                 <w:rtl w:val="0"/>
               </w:rPr>
             </w:r>
-            <w:r/>
+            <w:r>
+              <w:rPr>
+                <w:rFonts w:ascii="Calibri" w:hAnsi="Calibri"/>
+                <w:sz w:val="18"/>
+              </w:rPr>
+            </w:r>
           </w:p>
         </w:tc>
         <w:tc>
@@ -13997,14 +15497,14 @@
           <w:p>
             <w:pPr>
               <w:pBdr/>
-              <w:spacing w:after="0" w:line="259" w:lineRule="auto"/>
+              <w:spacing w:after="0" w:line="252" w:lineRule="auto"/>
               <w:ind/>
               <w:rPr/>
             </w:pPr>
             <w:r>
               <w:rPr>
                 <w:rFonts w:ascii="Calibri" w:hAnsi="Calibri" w:eastAsia="Calibri" w:cs="Calibri"/>
-                <w:sz w:val="19"/>
+                <w:sz w:val="18"/>
                 <w:szCs w:val="19"/>
                 <w:rtl w:val="0"/>
               </w:rPr>
@@ -14012,10 +15512,17 @@
             </w:r>
             <w:r>
               <w:rPr>
+                <w:rFonts w:ascii="Calibri" w:hAnsi="Calibri"/>
+                <w:sz w:val="18"/>
                 <w:rtl w:val="0"/>
               </w:rPr>
             </w:r>
-            <w:r/>
+            <w:r>
+              <w:rPr>
+                <w:rFonts w:ascii="Calibri" w:hAnsi="Calibri"/>
+                <w:sz w:val="18"/>
+              </w:rPr>
+            </w:r>
           </w:p>
         </w:tc>
       </w:tr>

--- a/docs/Тест План по Автоматизации Тестирования - TeamCity.docx
+++ b/docs/Тест План по Автоматизации Тестирования - TeamCity.docx
@@ -489,6 +489,170 @@
             <w:u w:val="single"/>
           </w:rPr>
           <w:t xml:space="preserve">Виды и уровни тестирования</w:t>
+        </w:r>
+      </w:hyperlink>
+      <w:r>
+        <w:rPr>
+          <w:rFonts w:ascii="Calibri" w:hAnsi="Calibri" w:eastAsia="Calibri" w:cs="Calibri"/>
+          <w:b w:val="0"/>
+          <w:bCs w:val="0"/>
+          <w:i w:val="0"/>
+          <w:iCs w:val="0"/>
+          <w:smallCaps w:val="0"/>
+          <w:strike w:val="0"/>
+          <w:color w:val="000000"/>
+          <w:sz w:val="22"/>
+          <w:szCs w:val="22"/>
+          <w:u w:val="none"/>
+          <w:shd w:val="clear" w:color="auto" w:fill="auto"/>
+          <w:vertAlign w:val="baseline"/>
+        </w:rPr>
+      </w:r>
+      <w:r>
+        <w:rPr>
+          <w:rFonts w:ascii="Calibri" w:hAnsi="Calibri" w:eastAsia="Calibri" w:cs="Calibri"/>
+          <w:b w:val="0"/>
+          <w:bCs w:val="0"/>
+          <w:i w:val="0"/>
+          <w:iCs w:val="0"/>
+          <w:smallCaps w:val="0"/>
+          <w:strike w:val="0"/>
+          <w:color w:val="000000"/>
+          <w:sz w:val="22"/>
+          <w:szCs w:val="22"/>
+          <w:u w:val="none"/>
+          <w:shd w:val="clear" w:color="auto" w:fill="auto"/>
+          <w:vertAlign w:val="baseline"/>
+        </w:rPr>
+      </w:r>
+    </w:p>
+    <w:p>
+      <w:pPr>
+        <w:keepNext w:val="false"/>
+        <w:keepLines w:val="false"/>
+        <w:pageBreakBefore w:val="false"/>
+        <w:widowControl w:val="true"/>
+        <w:numPr>
+          <w:ilvl w:val="0"/>
+          <w:numId w:val="2"/>
+        </w:numPr>
+        <w:pBdr>
+          <w:top w:val="none" w:color="000000" w:sz="0" w:space="0"/>
+          <w:left w:val="none" w:color="000000" w:sz="0" w:space="0"/>
+          <w:bottom w:val="none" w:color="000000" w:sz="0" w:space="0"/>
+          <w:right w:val="none" w:color="000000" w:sz="0" w:space="0"/>
+          <w:between w:val="none" w:color="000000" w:sz="0" w:space="0"/>
+        </w:pBdr>
+        <w:shd w:val="clear" w:color="auto" w:fill="auto"/>
+        <w:spacing w:after="0" w:before="0" w:line="259" w:lineRule="auto"/>
+        <w:ind w:right="0" w:hanging="360" w:left="1080"/>
+        <w:jc w:val="left"/>
+        <w:rPr>
+          <w:rFonts w:ascii="Calibri" w:hAnsi="Calibri" w:eastAsia="Calibri" w:cs="Calibri"/>
+          <w:b w:val="0"/>
+          <w:bCs w:val="0"/>
+          <w:i w:val="0"/>
+          <w:iCs w:val="0"/>
+          <w:smallCaps w:val="0"/>
+          <w:strike w:val="0"/>
+          <w:color w:val="000000"/>
+          <w:sz w:val="22"/>
+          <w:szCs w:val="22"/>
+          <w:u w:val="none"/>
+          <w:shd w:val="clear" w:color="auto" w:fill="auto"/>
+          <w:vertAlign w:val="baseline"/>
+        </w:rPr>
+      </w:pPr>
+      <w:r/>
+      <w:hyperlink w:tooltip="#toc_sec_quality_metrics" w:anchor="toc_sec_quality_metrics" w:history="1">
+        <w:r>
+          <w:rPr>
+            <w:color w:val="0563c1"/>
+            <w:u w:val="single"/>
+          </w:rPr>
+          <w:t xml:space="preserve">Метрики качества автоматизации</w:t>
+        </w:r>
+      </w:hyperlink>
+      <w:r>
+        <w:rPr>
+          <w:rFonts w:ascii="Calibri" w:hAnsi="Calibri" w:eastAsia="Calibri" w:cs="Calibri"/>
+          <w:b w:val="0"/>
+          <w:bCs w:val="0"/>
+          <w:i w:val="0"/>
+          <w:iCs w:val="0"/>
+          <w:smallCaps w:val="0"/>
+          <w:strike w:val="0"/>
+          <w:color w:val="000000"/>
+          <w:sz w:val="22"/>
+          <w:szCs w:val="22"/>
+          <w:u w:val="none"/>
+          <w:shd w:val="clear" w:color="auto" w:fill="auto"/>
+          <w:vertAlign w:val="baseline"/>
+        </w:rPr>
+      </w:r>
+      <w:r>
+        <w:rPr>
+          <w:rFonts w:ascii="Calibri" w:hAnsi="Calibri" w:eastAsia="Calibri" w:cs="Calibri"/>
+          <w:b w:val="0"/>
+          <w:bCs w:val="0"/>
+          <w:i w:val="0"/>
+          <w:iCs w:val="0"/>
+          <w:smallCaps w:val="0"/>
+          <w:strike w:val="0"/>
+          <w:color w:val="000000"/>
+          <w:sz w:val="22"/>
+          <w:szCs w:val="22"/>
+          <w:u w:val="none"/>
+          <w:shd w:val="clear" w:color="auto" w:fill="auto"/>
+          <w:vertAlign w:val="baseline"/>
+        </w:rPr>
+      </w:r>
+    </w:p>
+    <w:p>
+      <w:pPr>
+        <w:keepNext w:val="false"/>
+        <w:keepLines w:val="false"/>
+        <w:pageBreakBefore w:val="false"/>
+        <w:widowControl w:val="true"/>
+        <w:numPr>
+          <w:ilvl w:val="0"/>
+          <w:numId w:val="2"/>
+        </w:numPr>
+        <w:pBdr>
+          <w:top w:val="none" w:color="000000" w:sz="0" w:space="0"/>
+          <w:left w:val="none" w:color="000000" w:sz="0" w:space="0"/>
+          <w:bottom w:val="none" w:color="000000" w:sz="0" w:space="0"/>
+          <w:right w:val="none" w:color="000000" w:sz="0" w:space="0"/>
+          <w:between w:val="none" w:color="000000" w:sz="0" w:space="0"/>
+        </w:pBdr>
+        <w:shd w:val="clear" w:color="auto" w:fill="auto"/>
+        <w:spacing w:after="0" w:before="0" w:line="259" w:lineRule="auto"/>
+        <w:ind w:right="0" w:hanging="360" w:left="1080"/>
+        <w:jc w:val="left"/>
+        <w:rPr>
+          <w:rFonts w:ascii="Calibri" w:hAnsi="Calibri" w:eastAsia="Calibri" w:cs="Calibri"/>
+          <w:b w:val="0"/>
+          <w:bCs w:val="0"/>
+          <w:i w:val="0"/>
+          <w:iCs w:val="0"/>
+          <w:smallCaps w:val="0"/>
+          <w:strike w:val="0"/>
+          <w:color w:val="000000"/>
+          <w:sz w:val="22"/>
+          <w:szCs w:val="22"/>
+          <w:u w:val="none"/>
+          <w:shd w:val="clear" w:color="auto" w:fill="auto"/>
+          <w:vertAlign w:val="baseline"/>
+        </w:rPr>
+      </w:pPr>
+      <w:r/>
+      <w:hyperlink w:tooltip="#toc_sec_roi" w:anchor="toc_sec_roi" w:history="1">
+        <w:r>
+          <w:rPr>
+            <w:color w:val="0563c1"/>
+            <w:u w:val="single"/>
+          </w:rPr>
+          <w:t xml:space="preserve">Расчет ROI автоматизации</w:t>
         </w:r>
       </w:hyperlink>
       <w:r>
@@ -2553,6 +2717,22 @@
           <w:vertAlign w:val="baseline"/>
         </w:rPr>
       </w:r>
+      <w:r>
+        <w:rPr>
+          <w:b w:val="0"/>
+          <w:bCs w:val="0"/>
+          <w:i w:val="0"/>
+          <w:iCs w:val="0"/>
+          <w:smallCaps w:val="0"/>
+          <w:strike w:val="0"/>
+          <w:color w:val="000000"/>
+          <w:sz w:val="22"/>
+          <w:szCs w:val="22"/>
+          <w:u w:val="none"/>
+          <w:shd w:val="clear" w:color="auto" w:fill="auto"/>
+          <w:vertAlign w:val="baseline"/>
+        </w:rPr>
+      </w:r>
     </w:p>
     <w:p>
       <w:pPr>
@@ -2740,8 +2920,6 @@
         <w:ind/>
         <w:rPr/>
       </w:pPr>
-      <w:r/>
-      <w:bookmarkStart w:id="1003" w:name="toc_sec_03"/>
       <w:r>
         <w:rPr>
           <w:rFonts w:ascii="Calibri" w:hAnsi="Calibri" w:eastAsia="Calibri" w:cs="Calibri"/>
@@ -3066,7 +3244,6 @@
               <w:rPr>
                 <w:sz w:val="21"/>
                 <w:szCs w:val="21"/>
-                <w:lang w:val="undefined"/>
               </w:rPr>
               <w:t xml:space="preserve">Быстро обнаруживать критичные поломки.</w:t>
             </w:r>
@@ -3074,14 +3251,14 @@
               <w:rPr>
                 <w:sz w:val="21"/>
                 <w:szCs w:val="21"/>
-                <w:lang w:val="undefined" w:bidi="undefined"/>
+                <w14:ligatures w14:val="none"/>
               </w:rPr>
             </w:r>
             <w:r>
               <w:rPr>
                 <w:sz w:val="21"/>
                 <w:szCs w:val="21"/>
-                <w:lang w:val="undefined"/>
+                <w14:ligatures w14:val="none"/>
               </w:rPr>
             </w:r>
           </w:p>
@@ -3113,14 +3290,12 @@
               <w:rPr>
                 <w:sz w:val="21"/>
                 <w:szCs w:val="21"/>
-                <w:lang w:val="undefined" w:bidi="undefined"/>
               </w:rPr>
             </w:r>
             <w:r>
               <w:rPr>
                 <w:sz w:val="21"/>
                 <w:szCs w:val="21"/>
-                <w:lang w:val="undefined"/>
               </w:rPr>
               <w:t xml:space="preserve">Mean Time to Detect</w:t>
             </w:r>
@@ -3128,14 +3303,14 @@
               <w:rPr>
                 <w:sz w:val="21"/>
                 <w:szCs w:val="21"/>
-                <w:lang w:val="undefined" w:bidi="undefined"/>
+                <w14:ligatures w14:val="none"/>
               </w:rPr>
             </w:r>
             <w:r>
               <w:rPr>
                 <w:sz w:val="21"/>
                 <w:szCs w:val="21"/>
-                <w:lang w:val="undefined"/>
+                <w14:ligatures w14:val="none"/>
               </w:rPr>
             </w:r>
           </w:p>
@@ -3167,14 +3342,12 @@
               <w:rPr>
                 <w:sz w:val="21"/>
                 <w:szCs w:val="21"/>
-                <w:lang w:val="undefined" w:bidi="undefined"/>
               </w:rPr>
             </w:r>
             <w:r>
               <w:rPr>
                 <w:sz w:val="21"/>
                 <w:szCs w:val="21"/>
-                <w:lang w:val="undefined"/>
               </w:rPr>
               <w:t xml:space="preserve">Уменьшить среднее время обнаружения ошибок до 2 часов для регрессионного тестирования. </w:t>
             </w:r>
@@ -3182,14 +3355,14 @@
               <w:rPr>
                 <w:sz w:val="21"/>
                 <w:szCs w:val="21"/>
-                <w:lang w:val="undefined" w:bidi="undefined"/>
+                <w14:ligatures w14:val="none"/>
               </w:rPr>
             </w:r>
             <w:r>
               <w:rPr>
                 <w:sz w:val="21"/>
                 <w:szCs w:val="21"/>
-                <w:lang w:val="undefined"/>
+                <w14:ligatures w14:val="none"/>
               </w:rPr>
             </w:r>
           </w:p>
@@ -3226,7 +3399,6 @@
               <w:rPr>
                 <w:sz w:val="21"/>
                 <w:szCs w:val="21"/>
-                <w:lang w:val="undefined"/>
               </w:rPr>
               <w:t xml:space="preserve">Быстро обнаруживать критичные поломки.</w:t>
             </w:r>
@@ -3234,14 +3406,14 @@
               <w:rPr>
                 <w:sz w:val="21"/>
                 <w:szCs w:val="21"/>
-                <w:lang w:val="undefined" w:bidi="undefined"/>
+                <w14:ligatures w14:val="none"/>
               </w:rPr>
             </w:r>
             <w:r>
               <w:rPr>
                 <w:sz w:val="21"/>
                 <w:szCs w:val="21"/>
-                <w:lang w:val="undefined"/>
+                <w14:ligatures w14:val="none"/>
               </w:rPr>
             </w:r>
           </w:p>
@@ -3260,20 +3432,20 @@
               <w:rPr>
                 <w:sz w:val="21"/>
                 <w:szCs w:val="21"/>
-                <w:lang w:bidi="undefined"/>
               </w:rPr>
             </w:r>
             <w:r>
               <w:rPr>
                 <w:sz w:val="21"/>
                 <w:szCs w:val="21"/>
-                <w:lang w:val="undefined" w:bidi="undefined"/>
+                <w14:ligatures w14:val="none"/>
               </w:rPr>
             </w:r>
             <w:r>
               <w:rPr>
                 <w:sz w:val="21"/>
                 <w:szCs w:val="21"/>
+                <w14:ligatures w14:val="none"/>
               </w:rPr>
             </w:r>
           </w:p>
@@ -3313,7 +3485,6 @@
               <w:rPr>
                 <w:sz w:val="21"/>
                 <w:szCs w:val="21"/>
-                <w:lang w:val="undefined"/>
               </w:rPr>
               <w:t xml:space="preserve">Bug Fix Time</w:t>
             </w:r>
@@ -3321,12 +3492,14 @@
               <w:rPr>
                 <w:sz w:val="21"/>
                 <w:szCs w:val="21"/>
+                <w14:ligatures w14:val="none"/>
               </w:rPr>
             </w:r>
             <w:r>
               <w:rPr>
                 <w:sz w:val="21"/>
                 <w:szCs w:val="21"/>
+                <w14:ligatures w14:val="none"/>
               </w:rPr>
             </w:r>
           </w:p>
@@ -3366,7 +3539,6 @@
               <w:rPr>
                 <w:sz w:val="21"/>
                 <w:szCs w:val="21"/>
-                <w:lang w:val="undefined"/>
               </w:rPr>
               <w:t xml:space="preserve">Сократить время исправления критических багов до 24 часов</w:t>
             </w:r>
@@ -3374,12 +3546,14 @@
               <w:rPr>
                 <w:sz w:val="21"/>
                 <w:szCs w:val="21"/>
+                <w14:ligatures w14:val="none"/>
               </w:rPr>
             </w:r>
             <w:r>
               <w:rPr>
                 <w:sz w:val="21"/>
                 <w:szCs w:val="21"/>
+                <w14:ligatures w14:val="none"/>
               </w:rPr>
             </w:r>
           </w:p>
@@ -3959,15 +4133,8 @@
           <w:highlight w:val="none"/>
           <w:lang w:val="en-US"/>
         </w:rPr>
-      </w:r>
-      <w:r>
-        <w:rPr>
-          <w:highlight w:val="none"/>
-          <w:lang w:val="en-US"/>
-        </w:rPr>
         <w:t xml:space="preserve">TODO</w:t>
       </w:r>
-      <w:r/>
       <w:r>
         <w:rPr>
           <w:lang w:val="ru-RU"/>
@@ -5747,6 +5914,1773 @@
         <w:rPr>
           <w:rtl w:val="0"/>
         </w:rPr>
+      </w:r>
+      <w:r/>
+    </w:p>
+    <w:p>
+      <w:pPr>
+        <w:pStyle w:val="894"/>
+        <w:pBdr/>
+        <w:spacing/>
+        <w:ind/>
+        <w:rPr/>
+      </w:pPr>
+      <w:r/>
+      <w:bookmarkStart w:id="1019" w:name="toc_sec_quality_metrics"/>
+      <w:r>
+        <w:t xml:space="preserve">Метрики качества автоматизации</w:t>
+      </w:r>
+      <w:bookmarkEnd w:id="1019"/>
+      <w:r/>
+      <w:r/>
+    </w:p>
+    <w:tbl>
+      <w:tblPr>
+        <w:tblStyle w:val="903"/>
+        <w:jc w:val="center"/>
+        <w:tblInd w:w="0" w:type="dxa"/>
+        <w:tblW w:w="9360" w:type="dxa"/>
+        <w:tblBorders/>
+        <w:tblLayout w:type="fixed"/>
+        <w:tblLook w:val="04A0" w:firstRow="1" w:lastRow="0" w:firstColumn="1" w:lastColumn="0" w:noHBand="0" w:noVBand="1"/>
+      </w:tblPr>
+      <w:tblGrid>
+        <w:gridCol w:w="3000"/>
+        <w:gridCol w:w="1900"/>
+        <w:gridCol w:w="4460"/>
+      </w:tblGrid>
+      <w:tr>
+        <w:trPr>
+          <w:cantSplit/>
+          <w:tblHeader/>
+        </w:trPr>
+        <w:tc>
+          <w:tcPr>
+            <w:tcBorders/>
+            <w:tcMar>
+              <w:left w:w="120" w:type="dxa"/>
+              <w:top w:w="90" w:type="dxa"/>
+              <w:right w:w="120" w:type="dxa"/>
+              <w:bottom w:w="90" w:type="dxa"/>
+            </w:tcMar>
+            <w:tcW w:w="3000" w:type="dxa"/>
+            <w:vAlign w:val="center"/>
+          </w:tcPr>
+          <w:p>
+            <w:pPr>
+              <w:pBdr/>
+              <w:spacing w:after="0" w:line="259" w:lineRule="auto"/>
+              <w:ind/>
+              <w:jc w:val="left"/>
+              <w:rPr/>
+            </w:pPr>
+            <w:r>
+              <w:rPr>
+                <w:b/>
+                <w:sz w:val="18"/>
+              </w:rPr>
+              <w:t xml:space="preserve">Цель</w:t>
+            </w:r>
+            <w:r/>
+          </w:p>
+        </w:tc>
+        <w:tc>
+          <w:tcPr>
+            <w:tcBorders/>
+            <w:tcMar>
+              <w:left w:w="120" w:type="dxa"/>
+              <w:top w:w="90" w:type="dxa"/>
+              <w:right w:w="120" w:type="dxa"/>
+              <w:bottom w:w="90" w:type="dxa"/>
+            </w:tcMar>
+            <w:tcW w:w="1900" w:type="dxa"/>
+            <w:vAlign w:val="center"/>
+          </w:tcPr>
+          <w:p>
+            <w:pPr>
+              <w:pBdr/>
+              <w:spacing w:after="0" w:line="259" w:lineRule="auto"/>
+              <w:ind/>
+              <w:jc w:val="left"/>
+              <w:rPr/>
+            </w:pPr>
+            <w:r>
+              <w:rPr>
+                <w:b/>
+                <w:sz w:val="18"/>
+              </w:rPr>
+              <w:t xml:space="preserve">Метрика</w:t>
+            </w:r>
+            <w:r/>
+          </w:p>
+        </w:tc>
+        <w:tc>
+          <w:tcPr>
+            <w:tcBorders/>
+            <w:tcMar>
+              <w:left w:w="120" w:type="dxa"/>
+              <w:top w:w="90" w:type="dxa"/>
+              <w:right w:w="120" w:type="dxa"/>
+              <w:bottom w:w="90" w:type="dxa"/>
+            </w:tcMar>
+            <w:tcW w:w="4460" w:type="dxa"/>
+            <w:vAlign w:val="center"/>
+          </w:tcPr>
+          <w:p>
+            <w:pPr>
+              <w:pBdr/>
+              <w:spacing w:after="0" w:line="259" w:lineRule="auto"/>
+              <w:ind/>
+              <w:jc w:val="left"/>
+              <w:rPr/>
+            </w:pPr>
+            <w:r>
+              <w:rPr>
+                <w:b/>
+                <w:sz w:val="18"/>
+              </w:rPr>
+              <w:t xml:space="preserve">Целевое значение / критерий</w:t>
+            </w:r>
+            <w:r/>
+          </w:p>
+        </w:tc>
+      </w:tr>
+      <w:tr>
+        <w:trPr>
+          <w:cantSplit/>
+        </w:trPr>
+        <w:tc>
+          <w:tcPr>
+            <w:tcBorders/>
+            <w:tcMar>
+              <w:left w:w="120" w:type="dxa"/>
+              <w:top w:w="90" w:type="dxa"/>
+              <w:right w:w="120" w:type="dxa"/>
+              <w:bottom w:w="90" w:type="dxa"/>
+            </w:tcMar>
+            <w:tcW w:w="3000" w:type="dxa"/>
+            <w:vAlign w:val="center"/>
+          </w:tcPr>
+          <w:p>
+            <w:pPr>
+              <w:pBdr/>
+              <w:spacing w:after="0" w:line="259" w:lineRule="auto"/>
+              <w:ind/>
+              <w:jc w:val="left"/>
+              <w:rPr/>
+            </w:pPr>
+            <w:r>
+              <w:rPr>
+                <w:sz w:val="18"/>
+              </w:rPr>
+              <w:t xml:space="preserve">Сконцентрироваться на наиболее критичной функциональности продукта.</w:t>
+            </w:r>
+            <w:r/>
+          </w:p>
+        </w:tc>
+        <w:tc>
+          <w:tcPr>
+            <w:tcBorders/>
+            <w:tcMar>
+              <w:left w:w="120" w:type="dxa"/>
+              <w:top w:w="90" w:type="dxa"/>
+              <w:right w:w="120" w:type="dxa"/>
+              <w:bottom w:w="90" w:type="dxa"/>
+            </w:tcMar>
+            <w:tcW w:w="1900" w:type="dxa"/>
+            <w:vAlign w:val="center"/>
+          </w:tcPr>
+          <w:p>
+            <w:pPr>
+              <w:pBdr/>
+              <w:spacing w:after="0" w:line="259" w:lineRule="auto"/>
+              <w:ind/>
+              <w:jc w:val="center"/>
+              <w:rPr/>
+            </w:pPr>
+            <w:r>
+              <w:rPr>
+                <w:sz w:val="18"/>
+              </w:rPr>
+              <w:t xml:space="preserve">P0/P1 coverage</w:t>
+            </w:r>
+            <w:r/>
+          </w:p>
+        </w:tc>
+        <w:tc>
+          <w:tcPr>
+            <w:tcBorders/>
+            <w:tcMar>
+              <w:left w:w="120" w:type="dxa"/>
+              <w:top w:w="90" w:type="dxa"/>
+              <w:right w:w="120" w:type="dxa"/>
+              <w:bottom w:w="90" w:type="dxa"/>
+            </w:tcMar>
+            <w:tcW w:w="4460" w:type="dxa"/>
+            <w:vAlign w:val="center"/>
+          </w:tcPr>
+          <w:p>
+            <w:pPr>
+              <w:pBdr/>
+              <w:spacing w:after="0" w:line="259" w:lineRule="auto"/>
+              <w:ind/>
+              <w:jc w:val="left"/>
+              <w:rPr/>
+            </w:pPr>
+            <w:r>
+              <w:rPr>
+                <w:sz w:val="18"/>
+              </w:rPr>
+              <w:t xml:space="preserve">100% утвержденных P0/P1 сценариев покрыто автотестами: first start, admin, roles/permissions, agent, project, build configuration, build run, build result.</w:t>
+            </w:r>
+            <w:r/>
+          </w:p>
+        </w:tc>
+      </w:tr>
+      <w:tr>
+        <w:trPr>
+          <w:cantSplit/>
+        </w:trPr>
+        <w:tc>
+          <w:tcPr>
+            <w:tcBorders/>
+            <w:tcMar>
+              <w:left w:w="120" w:type="dxa"/>
+              <w:top w:w="90" w:type="dxa"/>
+              <w:right w:w="120" w:type="dxa"/>
+              <w:bottom w:w="90" w:type="dxa"/>
+            </w:tcMar>
+            <w:tcW w:w="3000" w:type="dxa"/>
+            <w:vAlign w:val="center"/>
+          </w:tcPr>
+          <w:p>
+            <w:pPr>
+              <w:pBdr/>
+              <w:spacing w:after="0" w:line="259" w:lineRule="auto"/>
+              <w:ind/>
+              <w:jc w:val="left"/>
+              <w:rPr/>
+            </w:pPr>
+            <w:r>
+              <w:rPr>
+                <w:sz w:val="18"/>
+              </w:rPr>
+              <w:t xml:space="preserve">Подготовить pipeline, который поднимает стенд и запускает автотесты воспроизводимо.</w:t>
+            </w:r>
+            <w:r/>
+          </w:p>
+        </w:tc>
+        <w:tc>
+          <w:tcPr>
+            <w:tcBorders/>
+            <w:tcMar>
+              <w:left w:w="120" w:type="dxa"/>
+              <w:top w:w="90" w:type="dxa"/>
+              <w:right w:w="120" w:type="dxa"/>
+              <w:bottom w:w="90" w:type="dxa"/>
+            </w:tcMar>
+            <w:tcW w:w="1900" w:type="dxa"/>
+            <w:vAlign w:val="center"/>
+          </w:tcPr>
+          <w:p>
+            <w:pPr>
+              <w:pBdr/>
+              <w:spacing w:after="0" w:line="259" w:lineRule="auto"/>
+              <w:ind/>
+              <w:jc w:val="center"/>
+              <w:rPr/>
+            </w:pPr>
+            <w:r>
+              <w:rPr>
+                <w:sz w:val="18"/>
+              </w:rPr>
+              <w:t xml:space="preserve">Pipeline readiness</w:t>
+            </w:r>
+            <w:r/>
+          </w:p>
+        </w:tc>
+        <w:tc>
+          <w:tcPr>
+            <w:tcBorders/>
+            <w:tcMar>
+              <w:left w:w="120" w:type="dxa"/>
+              <w:top w:w="90" w:type="dxa"/>
+              <w:right w:w="120" w:type="dxa"/>
+              <w:bottom w:w="90" w:type="dxa"/>
+            </w:tcMar>
+            <w:tcW w:w="4460" w:type="dxa"/>
+            <w:vAlign w:val="center"/>
+          </w:tcPr>
+          <w:p>
+            <w:pPr>
+              <w:pBdr/>
+              <w:spacing w:after="0" w:line="259" w:lineRule="auto"/>
+              <w:ind/>
+              <w:jc w:val="left"/>
+              <w:rPr/>
+            </w:pPr>
+            <w:r>
+              <w:rPr>
+                <w:sz w:val="18"/>
+              </w:rPr>
+              <w:t xml:space="preserve">К концу 4-й недели pipeline поднимает стенд, выполняет bootstrap, запускает UI/API suites и публикует отчет.</w:t>
+            </w:r>
+            <w:r/>
+          </w:p>
+        </w:tc>
+      </w:tr>
+      <w:tr>
+        <w:trPr>
+          <w:cantSplit/>
+        </w:trPr>
+        <w:tc>
+          <w:tcPr>
+            <w:tcBorders/>
+            <w:tcMar>
+              <w:left w:w="120" w:type="dxa"/>
+              <w:top w:w="90" w:type="dxa"/>
+              <w:right w:w="120" w:type="dxa"/>
+              <w:bottom w:w="90" w:type="dxa"/>
+            </w:tcMar>
+            <w:tcW w:w="3000" w:type="dxa"/>
+            <w:vAlign w:val="center"/>
+          </w:tcPr>
+          <w:p>
+            <w:pPr>
+              <w:pBdr/>
+              <w:spacing w:after="0" w:line="259" w:lineRule="auto"/>
+              <w:ind/>
+              <w:jc w:val="left"/>
+              <w:rPr/>
+            </w:pPr>
+            <w:r>
+              <w:rPr>
+                <w:sz w:val="18"/>
+              </w:rPr>
+              <w:t xml:space="preserve">Сохранять доверие к автотестам.</w:t>
+            </w:r>
+            <w:r/>
+          </w:p>
+        </w:tc>
+        <w:tc>
+          <w:tcPr>
+            <w:tcBorders/>
+            <w:tcMar>
+              <w:left w:w="120" w:type="dxa"/>
+              <w:top w:w="90" w:type="dxa"/>
+              <w:right w:w="120" w:type="dxa"/>
+              <w:bottom w:w="90" w:type="dxa"/>
+            </w:tcMar>
+            <w:tcW w:w="1900" w:type="dxa"/>
+            <w:vAlign w:val="center"/>
+          </w:tcPr>
+          <w:p>
+            <w:pPr>
+              <w:pBdr/>
+              <w:spacing w:after="0" w:line="259" w:lineRule="auto"/>
+              <w:ind/>
+              <w:jc w:val="center"/>
+              <w:rPr/>
+            </w:pPr>
+            <w:r>
+              <w:rPr>
+                <w:sz w:val="18"/>
+              </w:rPr>
+              <w:t xml:space="preserve">Pass Rate / Flaky Rate</w:t>
+            </w:r>
+            <w:r/>
+          </w:p>
+        </w:tc>
+        <w:tc>
+          <w:tcPr>
+            <w:tcBorders/>
+            <w:tcMar>
+              <w:left w:w="120" w:type="dxa"/>
+              <w:top w:w="90" w:type="dxa"/>
+              <w:right w:w="120" w:type="dxa"/>
+              <w:bottom w:w="90" w:type="dxa"/>
+            </w:tcMar>
+            <w:tcW w:w="4460" w:type="dxa"/>
+            <w:vAlign w:val="center"/>
+          </w:tcPr>
+          <w:p>
+            <w:pPr>
+              <w:pBdr/>
+              <w:spacing w:after="0" w:line="259" w:lineRule="auto"/>
+              <w:ind/>
+              <w:jc w:val="left"/>
+              <w:rPr/>
+            </w:pPr>
+            <w:r>
+              <w:rPr>
+                <w:sz w:val="18"/>
+              </w:rPr>
+              <w:t xml:space="preserve">Pass Rate &gt;= 95% на стабильном стенде; Flaky Rate &lt;= 3%.</w:t>
+            </w:r>
+            <w:r/>
+          </w:p>
+        </w:tc>
+      </w:tr>
+      <w:tr>
+        <w:trPr>
+          <w:cantSplit/>
+        </w:trPr>
+        <w:tc>
+          <w:tcPr>
+            <w:tcBorders/>
+            <w:tcMar>
+              <w:left w:w="120" w:type="dxa"/>
+              <w:top w:w="90" w:type="dxa"/>
+              <w:right w:w="120" w:type="dxa"/>
+              <w:bottom w:w="90" w:type="dxa"/>
+            </w:tcMar>
+            <w:tcW w:w="3000" w:type="dxa"/>
+            <w:vAlign w:val="center"/>
+          </w:tcPr>
+          <w:p>
+            <w:pPr>
+              <w:pBdr/>
+              <w:spacing w:after="0" w:line="259" w:lineRule="auto"/>
+              <w:ind/>
+              <w:jc w:val="left"/>
+              <w:rPr/>
+            </w:pPr>
+            <w:r>
+              <w:rPr>
+                <w:sz w:val="18"/>
+              </w:rPr>
+              <w:t xml:space="preserve">Контролировать длительность быстрого smoke-прогона.</w:t>
+            </w:r>
+            <w:r/>
+          </w:p>
+        </w:tc>
+        <w:tc>
+          <w:tcPr>
+            <w:tcBorders/>
+            <w:tcMar>
+              <w:left w:w="120" w:type="dxa"/>
+              <w:top w:w="90" w:type="dxa"/>
+              <w:right w:w="120" w:type="dxa"/>
+              <w:bottom w:w="90" w:type="dxa"/>
+            </w:tcMar>
+            <w:tcW w:w="1900" w:type="dxa"/>
+            <w:vAlign w:val="center"/>
+          </w:tcPr>
+          <w:p>
+            <w:pPr>
+              <w:pBdr/>
+              <w:spacing w:after="0" w:line="259" w:lineRule="auto"/>
+              <w:ind/>
+              <w:jc w:val="center"/>
+              <w:rPr/>
+            </w:pPr>
+            <w:r>
+              <w:rPr>
+                <w:sz w:val="18"/>
+              </w:rPr>
+              <w:t xml:space="preserve">Smoke duration</w:t>
+            </w:r>
+            <w:r/>
+          </w:p>
+        </w:tc>
+        <w:tc>
+          <w:tcPr>
+            <w:tcBorders/>
+            <w:tcMar>
+              <w:left w:w="120" w:type="dxa"/>
+              <w:top w:w="90" w:type="dxa"/>
+              <w:right w:w="120" w:type="dxa"/>
+              <w:bottom w:w="90" w:type="dxa"/>
+            </w:tcMar>
+            <w:tcW w:w="4460" w:type="dxa"/>
+            <w:vAlign w:val="center"/>
+          </w:tcPr>
+          <w:p>
+            <w:pPr>
+              <w:pBdr/>
+              <w:spacing w:after="0" w:line="259" w:lineRule="auto"/>
+              <w:ind/>
+              <w:jc w:val="left"/>
+              <w:rPr/>
+            </w:pPr>
+            <w:r>
+              <w:rPr>
+                <w:sz w:val="18"/>
+              </w:rPr>
+              <w:t xml:space="preserve">&lt;= 20 минут для fast CI.</w:t>
+            </w:r>
+            <w:r/>
+          </w:p>
+        </w:tc>
+      </w:tr>
+    </w:tbl>
+    <w:p>
+      <w:pPr>
+        <w:pBdr/>
+        <w:spacing w:after="120"/>
+        <w:ind/>
+        <w:rPr/>
+      </w:pPr>
+      <w:r/>
+      <w:r/>
+    </w:p>
+    <w:p>
+      <w:pPr>
+        <w:pStyle w:val="894"/>
+        <w:pBdr/>
+        <w:spacing/>
+        <w:ind/>
+        <w:rPr/>
+      </w:pPr>
+      <w:r/>
+      <w:bookmarkStart w:id="1020" w:name="toc_sec_roi"/>
+      <w:r>
+        <w:t xml:space="preserve">Расчет ROI автоматизации</w:t>
+      </w:r>
+      <w:bookmarkEnd w:id="1020"/>
+      <w:r/>
+      <w:r/>
+    </w:p>
+    <w:p>
+      <w:pPr>
+        <w:pBdr/>
+        <w:spacing w:after="120"/>
+        <w:ind/>
+        <w:rPr/>
+      </w:pPr>
+      <w:r>
+        <w:t xml:space="preserve">В этом разделе ROI рассматривается как срок окупаемости автоматизации: сколько времени нужно, чтобы экономия на ручной P0/P1-регрессии покрыла первоначальные затраты на MVP-suite.</w:t>
+      </w:r>
+      <w:r/>
+    </w:p>
+    <w:p>
+      <w:pPr>
+        <w:pBdr/>
+        <w:spacing w:after="120"/>
+        <w:ind/>
+        <w:rPr>
+          <w:b/>
+          <w:bCs/>
+        </w:rPr>
+      </w:pPr>
+      <w:r>
+        <w:rPr>
+          <w:b/>
+          <w:bCs/>
+        </w:rPr>
+        <w:t xml:space="preserve">Формула расчета: </w:t>
+      </w:r>
+      <w:r>
+        <w:rPr>
+          <w:b/>
+          <w:bCs/>
+        </w:rPr>
+      </w:r>
+      <w:r>
+        <w:rPr>
+          <w:b/>
+          <w:bCs/>
+        </w:rPr>
+      </w:r>
+    </w:p>
+    <w:p>
+      <w:pPr>
+        <w:pBdr/>
+        <w:spacing w:after="120"/>
+        <w:ind/>
+        <w:rPr/>
+      </w:pPr>
+      <w:r>
+        <w:t xml:space="preserve">с</w:t>
+      </w:r>
+      <w:r>
+        <w:t xml:space="preserve">рок окупаемости = затраты на автоматизацию / годовая экономия ручной регрессии. </w:t>
+      </w:r>
+      <w:r/>
+    </w:p>
+    <w:p>
+      <w:pPr>
+        <w:pBdr/>
+        <w:spacing w:after="120"/>
+        <w:ind/>
+        <w:rPr/>
+      </w:pPr>
+      <w:r>
+        <w:t xml:space="preserve">Все значения предварительные и относятся к MVP-scope: first start, admin, roles/permissions, agent, project, build configuration, build run и базовая проверка результата build.</w:t>
+      </w:r>
+      <w:r/>
+    </w:p>
+    <w:tbl>
+      <w:tblPr>
+        <w:tblStyle w:val="903"/>
+        <w:jc w:val="center"/>
+        <w:tblInd w:w="0" w:type="dxa"/>
+        <w:tblW w:w="9360" w:type="dxa"/>
+        <w:tblBorders/>
+        <w:tblLayout w:type="fixed"/>
+        <w:tblLook w:val="04A0" w:firstRow="1" w:lastRow="0" w:firstColumn="1" w:lastColumn="0" w:noHBand="0" w:noVBand="1"/>
+      </w:tblPr>
+      <w:tblGrid>
+        <w:gridCol w:w="3000"/>
+        <w:gridCol w:w="4300"/>
+        <w:gridCol w:w="2060"/>
+      </w:tblGrid>
+      <w:tr>
+        <w:trPr>
+          <w:cantSplit/>
+          <w:tblHeader/>
+        </w:trPr>
+        <w:tc>
+          <w:tcPr>
+            <w:tcBorders/>
+            <w:tcMar>
+              <w:left w:w="120" w:type="dxa"/>
+              <w:top w:w="90" w:type="dxa"/>
+              <w:right w:w="120" w:type="dxa"/>
+              <w:bottom w:w="90" w:type="dxa"/>
+            </w:tcMar>
+            <w:tcW w:w="3000" w:type="dxa"/>
+            <w:vAlign w:val="center"/>
+          </w:tcPr>
+          <w:p>
+            <w:pPr>
+              <w:pBdr/>
+              <w:spacing w:after="0" w:line="259" w:lineRule="auto"/>
+              <w:ind/>
+              <w:jc w:val="left"/>
+              <w:rPr/>
+            </w:pPr>
+            <w:r>
+              <w:rPr>
+                <w:b/>
+                <w:sz w:val="17"/>
+              </w:rPr>
+              <w:t xml:space="preserve">Показатель</w:t>
+            </w:r>
+            <w:r/>
+          </w:p>
+        </w:tc>
+        <w:tc>
+          <w:tcPr>
+            <w:tcBorders/>
+            <w:tcMar>
+              <w:left w:w="120" w:type="dxa"/>
+              <w:top w:w="90" w:type="dxa"/>
+              <w:right w:w="120" w:type="dxa"/>
+              <w:bottom w:w="90" w:type="dxa"/>
+            </w:tcMar>
+            <w:tcW w:w="4300" w:type="dxa"/>
+            <w:vAlign w:val="center"/>
+          </w:tcPr>
+          <w:p>
+            <w:pPr>
+              <w:pBdr/>
+              <w:spacing w:after="0" w:line="259" w:lineRule="auto"/>
+              <w:ind/>
+              <w:jc w:val="left"/>
+              <w:rPr/>
+            </w:pPr>
+            <w:r>
+              <w:rPr>
+                <w:b/>
+                <w:sz w:val="17"/>
+              </w:rPr>
+              <w:t xml:space="preserve">Как считаем</w:t>
+            </w:r>
+            <w:r/>
+          </w:p>
+        </w:tc>
+        <w:tc>
+          <w:tcPr>
+            <w:tcBorders/>
+            <w:tcMar>
+              <w:left w:w="120" w:type="dxa"/>
+              <w:top w:w="90" w:type="dxa"/>
+              <w:right w:w="120" w:type="dxa"/>
+              <w:bottom w:w="90" w:type="dxa"/>
+            </w:tcMar>
+            <w:tcW w:w="2060" w:type="dxa"/>
+            <w:vAlign w:val="center"/>
+          </w:tcPr>
+          <w:p>
+            <w:pPr>
+              <w:pBdr/>
+              <w:spacing w:after="0" w:line="259" w:lineRule="auto"/>
+              <w:ind/>
+              <w:jc w:val="left"/>
+              <w:rPr/>
+            </w:pPr>
+            <w:r>
+              <w:rPr>
+                <w:b/>
+                <w:sz w:val="17"/>
+              </w:rPr>
+              <w:t xml:space="preserve">Результат</w:t>
+            </w:r>
+            <w:r/>
+          </w:p>
+        </w:tc>
+      </w:tr>
+      <w:tr>
+        <w:trPr>
+          <w:cantSplit/>
+        </w:trPr>
+        <w:tc>
+          <w:tcPr>
+            <w:tcBorders/>
+            <w:tcMar>
+              <w:left w:w="120" w:type="dxa"/>
+              <w:top w:w="90" w:type="dxa"/>
+              <w:right w:w="120" w:type="dxa"/>
+              <w:bottom w:w="90" w:type="dxa"/>
+            </w:tcMar>
+            <w:tcW w:w="3000" w:type="dxa"/>
+            <w:vAlign w:val="center"/>
+          </w:tcPr>
+          <w:p>
+            <w:pPr>
+              <w:pBdr/>
+              <w:spacing w:after="0" w:line="259" w:lineRule="auto"/>
+              <w:ind/>
+              <w:jc w:val="left"/>
+              <w:rPr/>
+            </w:pPr>
+            <w:r>
+              <w:rPr>
+                <w:sz w:val="17"/>
+              </w:rPr>
+              <w:t xml:space="preserve">Затраты на </w:t>
+            </w:r>
+            <w:r>
+              <w:rPr>
+                <w:sz w:val="17"/>
+                <w:lang w:val="ru-RU"/>
+              </w:rPr>
+              <w:t xml:space="preserve">автоматизацию </w:t>
+            </w:r>
+            <w:r>
+              <w:rPr>
+                <w:sz w:val="17"/>
+              </w:rPr>
+              <w:t xml:space="preserve">MVP-suite</w:t>
+            </w:r>
+            <w:r/>
+          </w:p>
+        </w:tc>
+        <w:tc>
+          <w:tcPr>
+            <w:tcBorders/>
+            <w:tcMar>
+              <w:left w:w="120" w:type="dxa"/>
+              <w:top w:w="90" w:type="dxa"/>
+              <w:right w:w="120" w:type="dxa"/>
+              <w:bottom w:w="90" w:type="dxa"/>
+            </w:tcMar>
+            <w:tcW w:w="4300" w:type="dxa"/>
+            <w:vAlign w:val="center"/>
+          </w:tcPr>
+          <w:p>
+            <w:pPr>
+              <w:pBdr/>
+              <w:spacing w:after="0" w:line="259" w:lineRule="auto"/>
+              <w:ind/>
+              <w:jc w:val="left"/>
+              <w:rPr/>
+            </w:pPr>
+            <w:r>
+              <w:rPr>
+                <w:sz w:val="17"/>
+              </w:rPr>
+              <w:t xml:space="preserve">3 QA Automation Engineers * 4 недели * 40 часов</w:t>
+            </w:r>
+            <w:r/>
+          </w:p>
+        </w:tc>
+        <w:tc>
+          <w:tcPr>
+            <w:tcBorders/>
+            <w:tcMar>
+              <w:left w:w="120" w:type="dxa"/>
+              <w:top w:w="90" w:type="dxa"/>
+              <w:right w:w="120" w:type="dxa"/>
+              <w:bottom w:w="90" w:type="dxa"/>
+            </w:tcMar>
+            <w:tcW w:w="2060" w:type="dxa"/>
+            <w:vAlign w:val="center"/>
+          </w:tcPr>
+          <w:p>
+            <w:pPr>
+              <w:pBdr/>
+              <w:spacing w:after="0" w:line="259" w:lineRule="auto"/>
+              <w:ind/>
+              <w:jc w:val="center"/>
+              <w:rPr/>
+            </w:pPr>
+            <w:r>
+              <w:rPr>
+                <w:sz w:val="17"/>
+              </w:rPr>
+              <w:t xml:space="preserve">480 часов</w:t>
+            </w:r>
+            <w:r/>
+          </w:p>
+        </w:tc>
+      </w:tr>
+      <w:tr>
+        <w:trPr>
+          <w:cantSplit/>
+        </w:trPr>
+        <w:tc>
+          <w:tcPr>
+            <w:tcBorders/>
+            <w:tcMar>
+              <w:left w:w="120" w:type="dxa"/>
+              <w:top w:w="90" w:type="dxa"/>
+              <w:right w:w="120" w:type="dxa"/>
+              <w:bottom w:w="90" w:type="dxa"/>
+            </w:tcMar>
+            <w:tcW w:w="3000" w:type="dxa"/>
+            <w:vAlign w:val="center"/>
+          </w:tcPr>
+          <w:p>
+            <w:pPr>
+              <w:pBdr/>
+              <w:spacing w:after="0" w:line="259" w:lineRule="auto"/>
+              <w:ind/>
+              <w:jc w:val="left"/>
+              <w:rPr/>
+            </w:pPr>
+            <w:r>
+              <w:rPr>
+                <w:sz w:val="17"/>
+              </w:rPr>
+              <w:t xml:space="preserve">Одна ручная P0/P1-регрессия на одном окружении</w:t>
+            </w:r>
+            <w:r/>
+          </w:p>
+        </w:tc>
+        <w:tc>
+          <w:tcPr>
+            <w:tcBorders/>
+            <w:tcMar>
+              <w:left w:w="120" w:type="dxa"/>
+              <w:top w:w="90" w:type="dxa"/>
+              <w:right w:w="120" w:type="dxa"/>
+              <w:bottom w:w="90" w:type="dxa"/>
+            </w:tcMar>
+            <w:tcW w:w="4300" w:type="dxa"/>
+            <w:vAlign w:val="center"/>
+          </w:tcPr>
+          <w:p>
+            <w:pPr>
+              <w:pBdr/>
+              <w:spacing w:after="0" w:line="259" w:lineRule="auto"/>
+              <w:ind/>
+              <w:jc w:val="left"/>
+              <w:rPr/>
+            </w:pPr>
+            <w:r>
+              <w:rPr>
+                <w:sz w:val="17"/>
+              </w:rPr>
+              <w:t xml:space="preserve">setup/admin + roles/permissions + agent + project/build configuration + build run + отчетность</w:t>
+            </w:r>
+            <w:r/>
+          </w:p>
+        </w:tc>
+        <w:tc>
+          <w:tcPr>
+            <w:tcBorders/>
+            <w:tcMar>
+              <w:left w:w="120" w:type="dxa"/>
+              <w:top w:w="90" w:type="dxa"/>
+              <w:right w:w="120" w:type="dxa"/>
+              <w:bottom w:w="90" w:type="dxa"/>
+            </w:tcMar>
+            <w:tcW w:w="2060" w:type="dxa"/>
+            <w:vAlign w:val="center"/>
+          </w:tcPr>
+          <w:p>
+            <w:pPr>
+              <w:pBdr/>
+              <w:spacing w:after="0" w:line="259" w:lineRule="auto"/>
+              <w:ind/>
+              <w:jc w:val="center"/>
+              <w:rPr/>
+            </w:pPr>
+            <w:r>
+              <w:rPr>
+                <w:sz w:val="17"/>
+              </w:rPr>
+              <w:t xml:space="preserve">16 часов</w:t>
+            </w:r>
+            <w:r/>
+          </w:p>
+        </w:tc>
+      </w:tr>
+      <w:tr>
+        <w:trPr>
+          <w:cantSplit/>
+        </w:trPr>
+        <w:tc>
+          <w:tcPr>
+            <w:tcBorders/>
+            <w:tcMar>
+              <w:left w:w="120" w:type="dxa"/>
+              <w:top w:w="90" w:type="dxa"/>
+              <w:right w:w="120" w:type="dxa"/>
+              <w:bottom w:w="90" w:type="dxa"/>
+            </w:tcMar>
+            <w:tcW w:w="3000" w:type="dxa"/>
+            <w:vAlign w:val="center"/>
+          </w:tcPr>
+          <w:p>
+            <w:pPr>
+              <w:pBdr/>
+              <w:spacing w:after="0" w:line="259" w:lineRule="auto"/>
+              <w:ind/>
+              <w:jc w:val="left"/>
+              <w:rPr/>
+            </w:pPr>
+            <w:r>
+              <w:rPr>
+                <w:sz w:val="17"/>
+              </w:rPr>
+              <w:t xml:space="preserve">Базовый регрессионный цикл</w:t>
+            </w:r>
+            <w:r/>
+          </w:p>
+        </w:tc>
+        <w:tc>
+          <w:tcPr>
+            <w:tcBorders/>
+            <w:tcMar>
+              <w:left w:w="120" w:type="dxa"/>
+              <w:top w:w="90" w:type="dxa"/>
+              <w:right w:w="120" w:type="dxa"/>
+              <w:bottom w:w="90" w:type="dxa"/>
+            </w:tcMar>
+            <w:tcW w:w="4300" w:type="dxa"/>
+            <w:vAlign w:val="center"/>
+          </w:tcPr>
+          <w:p>
+            <w:pPr>
+              <w:pBdr/>
+              <w:spacing w:after="0" w:line="259" w:lineRule="auto"/>
+              <w:ind/>
+              <w:jc w:val="left"/>
+              <w:rPr/>
+            </w:pPr>
+            <w:r>
+              <w:rPr>
+                <w:sz w:val="17"/>
+              </w:rPr>
+              <w:t xml:space="preserve">2 окружения: HSQLDB fast path + PostgreSQL production-like</w:t>
+            </w:r>
+            <w:r/>
+          </w:p>
+        </w:tc>
+        <w:tc>
+          <w:tcPr>
+            <w:tcBorders/>
+            <w:tcMar>
+              <w:left w:w="120" w:type="dxa"/>
+              <w:top w:w="90" w:type="dxa"/>
+              <w:right w:w="120" w:type="dxa"/>
+              <w:bottom w:w="90" w:type="dxa"/>
+            </w:tcMar>
+            <w:tcW w:w="2060" w:type="dxa"/>
+            <w:vAlign w:val="center"/>
+          </w:tcPr>
+          <w:p>
+            <w:pPr>
+              <w:pBdr/>
+              <w:spacing w:after="0" w:line="259" w:lineRule="auto"/>
+              <w:ind/>
+              <w:jc w:val="center"/>
+              <w:rPr/>
+            </w:pPr>
+            <w:r>
+              <w:rPr>
+                <w:sz w:val="17"/>
+              </w:rPr>
+              <w:t xml:space="preserve">1</w:t>
+            </w:r>
+            <w:r>
+              <w:rPr>
+                <w:sz w:val="17"/>
+                <w:lang w:val="ru-RU"/>
+              </w:rPr>
+              <w:t xml:space="preserve">8 </w:t>
+            </w:r>
+            <w:r>
+              <w:rPr>
+                <w:sz w:val="17"/>
+              </w:rPr>
+              <w:t xml:space="preserve">часа за цикл</w:t>
+            </w:r>
+            <w:r/>
+          </w:p>
+        </w:tc>
+      </w:tr>
+      <w:tr>
+        <w:trPr>
+          <w:cantSplit/>
+        </w:trPr>
+        <w:tc>
+          <w:tcPr>
+            <w:tcBorders/>
+            <w:tcMar>
+              <w:left w:w="120" w:type="dxa"/>
+              <w:top w:w="90" w:type="dxa"/>
+              <w:right w:w="120" w:type="dxa"/>
+              <w:bottom w:w="90" w:type="dxa"/>
+            </w:tcMar>
+            <w:tcW w:w="3000" w:type="dxa"/>
+            <w:vAlign w:val="center"/>
+          </w:tcPr>
+          <w:p>
+            <w:pPr>
+              <w:pBdr/>
+              <w:spacing w:after="0" w:line="259" w:lineRule="auto"/>
+              <w:ind/>
+              <w:jc w:val="left"/>
+              <w:rPr/>
+            </w:pPr>
+            <w:r>
+              <w:rPr>
+                <w:sz w:val="17"/>
+              </w:rPr>
+              <w:t xml:space="preserve">Экономия при 1 цикле в месяц</w:t>
+            </w:r>
+            <w:r/>
+          </w:p>
+        </w:tc>
+        <w:tc>
+          <w:tcPr>
+            <w:tcBorders/>
+            <w:tcMar>
+              <w:left w:w="120" w:type="dxa"/>
+              <w:top w:w="90" w:type="dxa"/>
+              <w:right w:w="120" w:type="dxa"/>
+              <w:bottom w:w="90" w:type="dxa"/>
+            </w:tcMar>
+            <w:tcW w:w="4300" w:type="dxa"/>
+            <w:vAlign w:val="center"/>
+          </w:tcPr>
+          <w:p>
+            <w:pPr>
+              <w:pBdr/>
+              <w:spacing w:after="0" w:line="259" w:lineRule="auto"/>
+              <w:ind/>
+              <w:jc w:val="left"/>
+              <w:rPr/>
+            </w:pPr>
+            <w:r>
+              <w:rPr>
+                <w:sz w:val="17"/>
+                <w:lang w:val="ru-RU"/>
+              </w:rPr>
+              <w:t xml:space="preserve">18</w:t>
+            </w:r>
+            <w:r>
+              <w:rPr>
+                <w:sz w:val="17"/>
+              </w:rPr>
+              <w:t xml:space="preserve"> часа * 12 месяцев</w:t>
+            </w:r>
+            <w:r/>
+          </w:p>
+        </w:tc>
+        <w:tc>
+          <w:tcPr>
+            <w:tcBorders/>
+            <w:tcMar>
+              <w:left w:w="120" w:type="dxa"/>
+              <w:top w:w="90" w:type="dxa"/>
+              <w:right w:w="120" w:type="dxa"/>
+              <w:bottom w:w="90" w:type="dxa"/>
+            </w:tcMar>
+            <w:tcW w:w="2060" w:type="dxa"/>
+            <w:vAlign w:val="center"/>
+          </w:tcPr>
+          <w:p>
+            <w:pPr>
+              <w:pBdr/>
+              <w:spacing w:after="0" w:line="259" w:lineRule="auto"/>
+              <w:ind/>
+              <w:jc w:val="center"/>
+              <w:rPr/>
+            </w:pPr>
+            <w:r>
+              <w:rPr>
+                <w:sz w:val="17"/>
+                <w:lang w:val="ru-RU"/>
+              </w:rPr>
+              <w:t xml:space="preserve">216</w:t>
+            </w:r>
+            <w:r>
+              <w:rPr>
+                <w:sz w:val="17"/>
+              </w:rPr>
+              <w:t xml:space="preserve"> часа/год</w:t>
+            </w:r>
+            <w:r/>
+          </w:p>
+        </w:tc>
+      </w:tr>
+      <w:tr>
+        <w:trPr>
+          <w:cantSplit/>
+        </w:trPr>
+        <w:tc>
+          <w:tcPr>
+            <w:tcBorders/>
+            <w:tcMar>
+              <w:left w:w="120" w:type="dxa"/>
+              <w:top w:w="90" w:type="dxa"/>
+              <w:right w:w="120" w:type="dxa"/>
+              <w:bottom w:w="90" w:type="dxa"/>
+            </w:tcMar>
+            <w:tcW w:w="3000" w:type="dxa"/>
+            <w:vAlign w:val="center"/>
+          </w:tcPr>
+          <w:p>
+            <w:pPr>
+              <w:pBdr/>
+              <w:spacing w:after="0" w:line="259" w:lineRule="auto"/>
+              <w:ind/>
+              <w:jc w:val="left"/>
+              <w:rPr/>
+            </w:pPr>
+            <w:r>
+              <w:rPr>
+                <w:sz w:val="17"/>
+              </w:rPr>
+              <w:t xml:space="preserve">Срок окупаемости при 1 цикле в месяц</w:t>
+            </w:r>
+            <w:r/>
+          </w:p>
+        </w:tc>
+        <w:tc>
+          <w:tcPr>
+            <w:tcBorders/>
+            <w:tcMar>
+              <w:left w:w="120" w:type="dxa"/>
+              <w:top w:w="90" w:type="dxa"/>
+              <w:right w:w="120" w:type="dxa"/>
+              <w:bottom w:w="90" w:type="dxa"/>
+            </w:tcMar>
+            <w:tcW w:w="4300" w:type="dxa"/>
+            <w:vAlign w:val="center"/>
+          </w:tcPr>
+          <w:p>
+            <w:pPr>
+              <w:pBdr/>
+              <w:spacing w:after="0" w:line="259" w:lineRule="auto"/>
+              <w:ind/>
+              <w:jc w:val="left"/>
+              <w:rPr/>
+            </w:pPr>
+            <w:r>
+              <w:rPr>
+                <w:sz w:val="17"/>
+              </w:rPr>
+              <w:t xml:space="preserve">480 / </w:t>
+            </w:r>
+            <w:r>
+              <w:rPr>
+                <w:sz w:val="17"/>
+                <w:lang w:val="ru-RU"/>
+              </w:rPr>
+              <w:t xml:space="preserve">216</w:t>
+            </w:r>
+            <w:r/>
+          </w:p>
+        </w:tc>
+        <w:tc>
+          <w:tcPr>
+            <w:tcBorders/>
+            <w:tcMar>
+              <w:left w:w="120" w:type="dxa"/>
+              <w:top w:w="90" w:type="dxa"/>
+              <w:right w:w="120" w:type="dxa"/>
+              <w:bottom w:w="90" w:type="dxa"/>
+            </w:tcMar>
+            <w:tcW w:w="2060" w:type="dxa"/>
+            <w:vAlign w:val="center"/>
+          </w:tcPr>
+          <w:p>
+            <w:pPr>
+              <w:pBdr/>
+              <w:spacing w:after="0" w:line="259" w:lineRule="auto"/>
+              <w:ind/>
+              <w:jc w:val="center"/>
+              <w:rPr/>
+            </w:pPr>
+            <w:r>
+              <w:rPr>
+                <w:sz w:val="17"/>
+                <w:lang w:val="ru-RU"/>
+              </w:rPr>
+              <w:t xml:space="preserve">2</w:t>
+            </w:r>
+            <w:r>
+              <w:rPr>
+                <w:sz w:val="17"/>
+                <w:lang w:val="en-US"/>
+              </w:rPr>
+              <w:t xml:space="preserve">,22 </w:t>
+            </w:r>
+            <w:r>
+              <w:rPr>
+                <w:sz w:val="17"/>
+              </w:rPr>
+              <w:t xml:space="preserve"> года</w:t>
+            </w:r>
+            <w:r/>
+          </w:p>
+        </w:tc>
+      </w:tr>
+      <w:tr>
+        <w:trPr>
+          <w:cantSplit/>
+        </w:trPr>
+        <w:tc>
+          <w:tcPr>
+            <w:tcBorders/>
+            <w:tcMar>
+              <w:left w:w="120" w:type="dxa"/>
+              <w:top w:w="90" w:type="dxa"/>
+              <w:right w:w="120" w:type="dxa"/>
+              <w:bottom w:w="90" w:type="dxa"/>
+            </w:tcMar>
+            <w:tcW w:w="3000" w:type="dxa"/>
+            <w:vAlign w:val="center"/>
+          </w:tcPr>
+          <w:p>
+            <w:pPr>
+              <w:pBdr/>
+              <w:spacing w:after="0" w:line="259" w:lineRule="auto"/>
+              <w:ind/>
+              <w:jc w:val="left"/>
+              <w:rPr/>
+            </w:pPr>
+            <w:r>
+              <w:rPr>
+                <w:sz w:val="17"/>
+              </w:rPr>
+              <w:t xml:space="preserve">Экономия при 2 циклах в месяц</w:t>
+            </w:r>
+            <w:r/>
+          </w:p>
+        </w:tc>
+        <w:tc>
+          <w:tcPr>
+            <w:tcBorders/>
+            <w:tcMar>
+              <w:left w:w="120" w:type="dxa"/>
+              <w:top w:w="90" w:type="dxa"/>
+              <w:right w:w="120" w:type="dxa"/>
+              <w:bottom w:w="90" w:type="dxa"/>
+            </w:tcMar>
+            <w:tcW w:w="4300" w:type="dxa"/>
+            <w:vAlign w:val="center"/>
+          </w:tcPr>
+          <w:p>
+            <w:pPr>
+              <w:pBdr/>
+              <w:spacing w:after="0" w:line="259" w:lineRule="auto"/>
+              <w:ind/>
+              <w:jc w:val="left"/>
+              <w:rPr/>
+            </w:pPr>
+            <w:r>
+              <w:rPr>
+                <w:sz w:val="17"/>
+                <w:lang w:val="en-US"/>
+              </w:rPr>
+              <w:t xml:space="preserve">18</w:t>
+            </w:r>
+            <w:r>
+              <w:rPr>
+                <w:sz w:val="17"/>
+              </w:rPr>
+              <w:t xml:space="preserve"> часа * 2 * 12 месяцев</w:t>
+            </w:r>
+            <w:r/>
+          </w:p>
+        </w:tc>
+        <w:tc>
+          <w:tcPr>
+            <w:tcBorders/>
+            <w:tcMar>
+              <w:left w:w="120" w:type="dxa"/>
+              <w:top w:w="90" w:type="dxa"/>
+              <w:right w:w="120" w:type="dxa"/>
+              <w:bottom w:w="90" w:type="dxa"/>
+            </w:tcMar>
+            <w:tcW w:w="2060" w:type="dxa"/>
+            <w:vAlign w:val="center"/>
+          </w:tcPr>
+          <w:p>
+            <w:pPr>
+              <w:pBdr/>
+              <w:spacing w:after="0" w:line="259" w:lineRule="auto"/>
+              <w:ind/>
+              <w:jc w:val="center"/>
+              <w:rPr/>
+            </w:pPr>
+            <w:r>
+              <w:rPr>
+                <w:sz w:val="17"/>
+                <w:lang w:val="en-US"/>
+              </w:rPr>
+              <w:t xml:space="preserve">432</w:t>
+            </w:r>
+            <w:r>
+              <w:rPr>
+                <w:sz w:val="17"/>
+              </w:rPr>
+              <w:t xml:space="preserve"> часов/год</w:t>
+            </w:r>
+            <w:r/>
+          </w:p>
+        </w:tc>
+      </w:tr>
+      <w:tr>
+        <w:trPr>
+          <w:cantSplit/>
+        </w:trPr>
+        <w:tc>
+          <w:tcPr>
+            <w:tcBorders/>
+            <w:tcMar>
+              <w:left w:w="120" w:type="dxa"/>
+              <w:top w:w="90" w:type="dxa"/>
+              <w:right w:w="120" w:type="dxa"/>
+              <w:bottom w:w="90" w:type="dxa"/>
+            </w:tcMar>
+            <w:tcW w:w="3000" w:type="dxa"/>
+            <w:vAlign w:val="center"/>
+          </w:tcPr>
+          <w:p>
+            <w:pPr>
+              <w:pBdr/>
+              <w:spacing w:after="0" w:line="259" w:lineRule="auto"/>
+              <w:ind/>
+              <w:jc w:val="left"/>
+              <w:rPr/>
+            </w:pPr>
+            <w:r>
+              <w:rPr>
+                <w:sz w:val="17"/>
+              </w:rPr>
+              <w:t xml:space="preserve">Срок окупаемости при 2 циклах в месяц</w:t>
+            </w:r>
+            <w:r/>
+          </w:p>
+        </w:tc>
+        <w:tc>
+          <w:tcPr>
+            <w:tcBorders/>
+            <w:tcMar>
+              <w:left w:w="120" w:type="dxa"/>
+              <w:top w:w="90" w:type="dxa"/>
+              <w:right w:w="120" w:type="dxa"/>
+              <w:bottom w:w="90" w:type="dxa"/>
+            </w:tcMar>
+            <w:tcW w:w="4300" w:type="dxa"/>
+            <w:vAlign w:val="center"/>
+          </w:tcPr>
+          <w:p>
+            <w:pPr>
+              <w:pBdr/>
+              <w:spacing w:after="0" w:line="259" w:lineRule="auto"/>
+              <w:ind/>
+              <w:jc w:val="left"/>
+              <w:rPr/>
+            </w:pPr>
+            <w:r>
+              <w:rPr>
+                <w:sz w:val="17"/>
+              </w:rPr>
+              <w:t xml:space="preserve">480 / </w:t>
+            </w:r>
+            <w:r>
+              <w:rPr>
+                <w:sz w:val="17"/>
+                <w:lang w:val="en-US"/>
+              </w:rPr>
+              <w:t xml:space="preserve">432</w:t>
+            </w:r>
+            <w:r/>
+          </w:p>
+        </w:tc>
+        <w:tc>
+          <w:tcPr>
+            <w:tcBorders/>
+            <w:tcMar>
+              <w:left w:w="120" w:type="dxa"/>
+              <w:top w:w="90" w:type="dxa"/>
+              <w:right w:w="120" w:type="dxa"/>
+              <w:bottom w:w="90" w:type="dxa"/>
+            </w:tcMar>
+            <w:tcW w:w="2060" w:type="dxa"/>
+            <w:vAlign w:val="center"/>
+          </w:tcPr>
+          <w:p>
+            <w:pPr>
+              <w:pBdr/>
+              <w:spacing w:after="0" w:line="259" w:lineRule="auto"/>
+              <w:ind/>
+              <w:jc w:val="center"/>
+              <w:rPr>
+                <w:sz w:val="17"/>
+                <w:szCs w:val="17"/>
+                <w14:ligatures w14:val="none"/>
+              </w:rPr>
+            </w:pPr>
+            <w:r>
+              <w:rPr>
+                <w:sz w:val="17"/>
+                <w:lang w:val="en-US"/>
+              </w:rPr>
+              <w:t xml:space="preserve">1,11</w:t>
+            </w:r>
+            <w:r>
+              <w:rPr>
+                <w:sz w:val="17"/>
+              </w:rPr>
+              <w:t xml:space="preserve"> года, около </w:t>
+            </w:r>
+            <w:r>
+              <w:rPr>
+                <w:sz w:val="17"/>
+                <w:szCs w:val="17"/>
+              </w:rPr>
+              <w:t xml:space="preserve">13,3 месяца</w:t>
+            </w:r>
+            <w:r>
+              <w:rPr>
+                <w:sz w:val="17"/>
+                <w:szCs w:val="17"/>
+              </w:rPr>
+            </w:r>
+            <w:r>
+              <w:rPr>
+                <w:sz w:val="17"/>
+                <w:szCs w:val="17"/>
+                <w14:ligatures w14:val="none"/>
+              </w:rPr>
+            </w:r>
+          </w:p>
+        </w:tc>
+      </w:tr>
+      <w:tr>
+        <w:trPr>
+          <w:cantSplit/>
+        </w:trPr>
+        <w:tc>
+          <w:tcPr>
+            <w:tcBorders/>
+            <w:tcMar>
+              <w:left w:w="120" w:type="dxa"/>
+              <w:top w:w="90" w:type="dxa"/>
+              <w:right w:w="120" w:type="dxa"/>
+              <w:bottom w:w="90" w:type="dxa"/>
+            </w:tcMar>
+            <w:tcW w:w="3000" w:type="dxa"/>
+            <w:vAlign w:val="center"/>
+          </w:tcPr>
+          <w:p>
+            <w:pPr>
+              <w:pBdr/>
+              <w:spacing w:after="0" w:line="259" w:lineRule="auto"/>
+              <w:ind/>
+              <w:jc w:val="left"/>
+              <w:rPr/>
+            </w:pPr>
+            <w:r>
+              <w:rPr>
+                <w:sz w:val="17"/>
+              </w:rPr>
+              <w:t xml:space="preserve">Risk-adjusted срок окупаемости</w:t>
+            </w:r>
+            <w:r/>
+          </w:p>
+        </w:tc>
+        <w:tc>
+          <w:tcPr>
+            <w:tcBorders/>
+            <w:tcMar>
+              <w:left w:w="120" w:type="dxa"/>
+              <w:top w:w="90" w:type="dxa"/>
+              <w:right w:w="120" w:type="dxa"/>
+              <w:bottom w:w="90" w:type="dxa"/>
+            </w:tcMar>
+            <w:tcW w:w="4300" w:type="dxa"/>
+            <w:vAlign w:val="center"/>
+          </w:tcPr>
+          <w:p>
+            <w:pPr>
+              <w:pBdr/>
+              <w:spacing w:after="0" w:line="259" w:lineRule="auto"/>
+              <w:ind/>
+              <w:jc w:val="left"/>
+              <w:rPr/>
+            </w:pPr>
+            <w:r>
+              <w:rPr>
+                <w:sz w:val="17"/>
+                <w:lang w:val="ru-RU"/>
+              </w:rPr>
+              <w:t xml:space="preserve">1</w:t>
+            </w:r>
+            <w:r>
+              <w:rPr>
+                <w:sz w:val="17"/>
+                <w:lang w:val="en-US"/>
+              </w:rPr>
+              <w:t xml:space="preserve">,11</w:t>
+            </w:r>
+            <w:r>
+              <w:rPr>
+                <w:sz w:val="17"/>
+              </w:rPr>
+              <w:t xml:space="preserve"> * 2, если закладываем риск нестабильности и доработок</w:t>
+            </w:r>
+            <w:r/>
+          </w:p>
+        </w:tc>
+        <w:tc>
+          <w:tcPr>
+            <w:tcBorders/>
+            <w:tcMar>
+              <w:left w:w="120" w:type="dxa"/>
+              <w:top w:w="90" w:type="dxa"/>
+              <w:right w:w="120" w:type="dxa"/>
+              <w:bottom w:w="90" w:type="dxa"/>
+            </w:tcMar>
+            <w:tcW w:w="2060" w:type="dxa"/>
+            <w:vAlign w:val="center"/>
+          </w:tcPr>
+          <w:p>
+            <w:pPr>
+              <w:pBdr/>
+              <w:spacing w:after="0" w:line="259" w:lineRule="auto"/>
+              <w:ind/>
+              <w:jc w:val="center"/>
+              <w:rPr/>
+            </w:pPr>
+            <w:r>
+              <w:rPr>
+                <w:sz w:val="17"/>
+              </w:rPr>
+              <w:t xml:space="preserve">около </w:t>
+            </w:r>
+            <w:r>
+              <w:rPr>
+                <w:sz w:val="17"/>
+                <w:lang w:val="en-US"/>
+              </w:rPr>
+              <w:t xml:space="preserve">2</w:t>
+            </w:r>
+            <w:r>
+              <w:rPr>
+                <w:sz w:val="17"/>
+              </w:rPr>
+              <w:t xml:space="preserve">.</w:t>
+            </w:r>
+            <w:r>
+              <w:rPr>
+                <w:sz w:val="17"/>
+                <w:lang w:val="en-US"/>
+              </w:rPr>
+              <w:t xml:space="preserve">22</w:t>
+            </w:r>
+            <w:r>
+              <w:rPr>
+                <w:sz w:val="17"/>
+              </w:rPr>
+              <w:t xml:space="preserve"> года</w:t>
+            </w:r>
+            <w:r/>
+          </w:p>
+        </w:tc>
+      </w:tr>
+      <w:tr>
+        <w:trPr>
+          <w:cantSplit/>
+        </w:trPr>
+        <w:tc>
+          <w:tcPr>
+            <w:tcBorders/>
+            <w:tcMar>
+              <w:left w:w="120" w:type="dxa"/>
+              <w:top w:w="90" w:type="dxa"/>
+              <w:right w:w="120" w:type="dxa"/>
+              <w:bottom w:w="90" w:type="dxa"/>
+            </w:tcMar>
+            <w:tcW w:w="3000" w:type="dxa"/>
+            <w:vAlign w:val="center"/>
+          </w:tcPr>
+          <w:p>
+            <w:pPr>
+              <w:pBdr/>
+              <w:spacing w:after="0" w:line="259" w:lineRule="auto"/>
+              <w:ind/>
+              <w:jc w:val="left"/>
+              <w:rPr/>
+            </w:pPr>
+            <w:r>
+              <w:rPr>
+                <w:sz w:val="17"/>
+              </w:rPr>
+              <w:t xml:space="preserve">DB compatibility ускоряет окупаемость</w:t>
+            </w:r>
+            <w:r/>
+          </w:p>
+        </w:tc>
+        <w:tc>
+          <w:tcPr>
+            <w:tcBorders/>
+            <w:tcMar>
+              <w:left w:w="120" w:type="dxa"/>
+              <w:top w:w="90" w:type="dxa"/>
+              <w:right w:w="120" w:type="dxa"/>
+              <w:bottom w:w="90" w:type="dxa"/>
+            </w:tcMar>
+            <w:tcW w:w="4300" w:type="dxa"/>
+            <w:vAlign w:val="center"/>
+          </w:tcPr>
+          <w:p>
+            <w:pPr>
+              <w:pBdr/>
+              <w:spacing w:after="0" w:line="259" w:lineRule="auto"/>
+              <w:ind/>
+              <w:jc w:val="left"/>
+              <w:rPr/>
+            </w:pPr>
+            <w:r>
+              <w:rPr>
+                <w:sz w:val="17"/>
+              </w:rPr>
+              <w:t xml:space="preserve">6 DB-профилей * 16 часов * 12 месяцев</w:t>
+            </w:r>
+            <w:r/>
+          </w:p>
+        </w:tc>
+        <w:tc>
+          <w:tcPr>
+            <w:tcBorders/>
+            <w:tcMar>
+              <w:left w:w="120" w:type="dxa"/>
+              <w:top w:w="90" w:type="dxa"/>
+              <w:right w:w="120" w:type="dxa"/>
+              <w:bottom w:w="90" w:type="dxa"/>
+            </w:tcMar>
+            <w:tcW w:w="2060" w:type="dxa"/>
+            <w:vAlign w:val="center"/>
+          </w:tcPr>
+          <w:p>
+            <w:pPr>
+              <w:pBdr/>
+              <w:spacing w:after="0" w:line="259" w:lineRule="auto"/>
+              <w:ind/>
+              <w:jc w:val="center"/>
+              <w:rPr/>
+            </w:pPr>
+            <w:r>
+              <w:rPr>
+                <w:sz w:val="17"/>
+              </w:rPr>
+              <w:t xml:space="preserve">1152 часа/год; 480 / 1152 = 0.42 года без risk factor</w:t>
+            </w:r>
+            <w:r/>
+          </w:p>
+        </w:tc>
+      </w:tr>
+    </w:tbl>
+    <w:p>
+      <w:pPr>
+        <w:pBdr/>
+        <w:spacing w:after="120"/>
+        <w:ind/>
+        <w:rPr/>
+      </w:pPr>
+      <w:r/>
+      <w:r/>
+    </w:p>
+    <w:p>
+      <w:pPr>
+        <w:pBdr/>
+        <w:spacing w:after="120"/>
+        <w:ind/>
+        <w:rPr/>
+      </w:pPr>
+      <w:r>
+        <w:t xml:space="preserve">Вывод: при двух регрессионных циклах в месяц базовый MVP-suite окупается примерно за </w:t>
+      </w:r>
+      <w:r>
+        <w:rPr>
+          <w:lang w:val="en-US"/>
+        </w:rPr>
+        <w:t xml:space="preserve">13  </w:t>
+      </w:r>
+      <w:r>
+        <w:rPr>
+          <w:lang w:val="ru-RU"/>
+        </w:rPr>
+        <w:t xml:space="preserve">месяцев</w:t>
+      </w:r>
+      <w:r>
+        <w:t xml:space="preserve">. Если применить коэффициент риска 2, ориентир становится около </w:t>
+      </w:r>
+      <w:r>
+        <w:rPr>
+          <w:lang w:val="ru-RU"/>
+        </w:rPr>
+        <w:t xml:space="preserve">26</w:t>
+      </w:r>
+      <w:r>
+        <w:t xml:space="preserve"> </w:t>
+      </w:r>
+      <w:r>
+        <w:rPr>
+          <w:lang w:val="ru-RU"/>
+        </w:rPr>
+        <w:t xml:space="preserve">месяцев</w:t>
+      </w:r>
+      <w:r>
+        <w:t xml:space="preserve">. </w:t>
+      </w:r>
+      <w:r/>
+    </w:p>
+    <w:p>
+      <w:pPr>
+        <w:pBdr/>
+        <w:spacing w:after="120"/>
+        <w:ind/>
+        <w:rPr/>
+      </w:pPr>
+      <w:r>
+        <w:t xml:space="preserve">Если набор автотестов живет дольше </w:t>
+      </w:r>
+      <w:r>
+        <w:rPr>
+          <w:lang w:val="ru-RU"/>
+        </w:rPr>
+        <w:t xml:space="preserve">2 лет</w:t>
+      </w:r>
+      <w:r>
+        <w:t xml:space="preserve">, эффект от автоматизации становится положительным</w:t>
+      </w:r>
+      <w:r>
+        <w:rPr>
+          <w:lang w:val="ru-RU"/>
+        </w:rPr>
+        <w:t xml:space="preserve">.</w:t>
       </w:r>
       <w:r/>
     </w:p>
@@ -5957,7 +7891,6 @@
                 <w:sz w:val="18"/>
                 <w:szCs w:val="18"/>
                 <w:rtl w:val="0"/>
-                <w:lang w:val="undefined"/>
               </w:rPr>
               <w:t xml:space="preserve">Язык программирования</w:t>
             </w:r>
@@ -5966,7 +7899,7 @@
                 <w:rFonts w:ascii="Calibri" w:hAnsi="Calibri" w:eastAsia="Calibri" w:cs="Calibri"/>
                 <w:sz w:val="18"/>
                 <w:szCs w:val="18"/>
-                <w:lang w:val="undefined" w:bidi="undefined"/>
+                <w14:ligatures w14:val="none"/>
               </w:rPr>
             </w:r>
             <w:r>
@@ -5974,7 +7907,7 @@
                 <w:rFonts w:ascii="Calibri" w:hAnsi="Calibri" w:eastAsia="Calibri" w:cs="Calibri"/>
                 <w:sz w:val="18"/>
                 <w:szCs w:val="18"/>
-                <w:lang w:val="undefined"/>
+                <w14:ligatures w14:val="none"/>
               </w:rPr>
             </w:r>
           </w:p>
@@ -6009,7 +7942,6 @@
                 <w:sz w:val="18"/>
                 <w:szCs w:val="18"/>
                 <w:rtl w:val="0"/>
-                <w:lang w:val="undefined"/>
               </w:rPr>
               <w:t xml:space="preserve">Python</w:t>
             </w:r>
@@ -6018,7 +7950,7 @@
                 <w:rFonts w:ascii="Calibri" w:hAnsi="Calibri" w:eastAsia="Calibri" w:cs="Calibri"/>
                 <w:sz w:val="18"/>
                 <w:szCs w:val="18"/>
-                <w:lang w:val="undefined" w:bidi="undefined"/>
+                <w14:ligatures w14:val="none"/>
               </w:rPr>
             </w:r>
             <w:r>
@@ -6026,7 +7958,7 @@
                 <w:rFonts w:ascii="Calibri" w:hAnsi="Calibri" w:eastAsia="Calibri" w:cs="Calibri"/>
                 <w:sz w:val="18"/>
                 <w:szCs w:val="18"/>
-                <w:lang w:val="undefined"/>
+                <w14:ligatures w14:val="none"/>
               </w:rPr>
             </w:r>
           </w:p>
@@ -6065,7 +7997,6 @@
                 <w:rFonts w:ascii="Calibri" w:hAnsi="Calibri" w:eastAsia="Calibri" w:cs="Calibri"/>
                 <w:sz w:val="18"/>
                 <w:szCs w:val="18"/>
-                <w:lang w:val="undefined"/>
               </w:rPr>
               <w:t xml:space="preserve">В команде уже есть 3 инженера-автоматизатора с экспертизой в Python, поэтому не требуется дополнительное обучение и можно быстрее развивать автотесты.</w:t>
             </w:r>
@@ -6074,7 +8005,15 @@
                 <w:rFonts w:ascii="Calibri" w:hAnsi="Calibri" w:eastAsia="Calibri" w:cs="Calibri"/>
                 <w:sz w:val="18"/>
                 <w:szCs w:val="18"/>
-                <w:lang w:val="undefined"/>
+                <w14:ligatures w14:val="none"/>
+              </w:rPr>
+            </w:r>
+            <w:r>
+              <w:rPr>
+                <w:rFonts w:ascii="Calibri" w:hAnsi="Calibri" w:eastAsia="Calibri" w:cs="Calibri"/>
+                <w:sz w:val="18"/>
+                <w:szCs w:val="18"/>
+                <w14:ligatures w14:val="none"/>
               </w:rPr>
             </w:r>
           </w:p>
@@ -6100,7 +8039,6 @@
                 <w:rFonts w:ascii="Calibri" w:hAnsi="Calibri" w:eastAsia="Calibri" w:cs="Calibri"/>
                 <w:sz w:val="18"/>
                 <w:szCs w:val="18"/>
-                <w:lang w:val="undefined" w:bidi="undefined"/>
               </w:rPr>
             </w:r>
             <w:r>
@@ -6108,7 +8046,6 @@
                 <w:rFonts w:ascii="Calibri" w:hAnsi="Calibri" w:eastAsia="Calibri" w:cs="Calibri"/>
                 <w:sz w:val="18"/>
                 <w:szCs w:val="18"/>
-                <w:lang w:val="undefined"/>
               </w:rPr>
               <w:t xml:space="preserve">Python хорошо поддерживает pytest, Selenium/Playwright, API-тесты, Allure и работу с внешними сервисами.</w:t>
             </w:r>
@@ -6117,7 +8054,7 @@
                 <w:rFonts w:ascii="Calibri" w:hAnsi="Calibri" w:eastAsia="Calibri" w:cs="Calibri"/>
                 <w:sz w:val="18"/>
                 <w:szCs w:val="18"/>
-                <w:lang w:val="undefined" w:bidi="undefined"/>
+                <w14:ligatures w14:val="none"/>
               </w:rPr>
             </w:r>
             <w:r>
@@ -6125,15 +8062,7 @@
                 <w:rFonts w:ascii="Calibri" w:hAnsi="Calibri" w:eastAsia="Calibri" w:cs="Calibri"/>
                 <w:sz w:val="18"/>
                 <w:szCs w:val="18"/>
-                <w:lang w:val="undefined" w:bidi="undefined"/>
-              </w:rPr>
-            </w:r>
-            <w:r>
-              <w:rPr>
-                <w:rFonts w:ascii="Calibri" w:hAnsi="Calibri" w:eastAsia="Calibri" w:cs="Calibri"/>
-                <w:sz w:val="18"/>
-                <w:szCs w:val="18"/>
-                <w:lang w:val="undefined"/>
+                <w14:ligatures w14:val="none"/>
               </w:rPr>
             </w:r>
           </w:p>
@@ -6174,7 +8103,6 @@
                 <w:sz w:val="18"/>
                 <w:szCs w:val="18"/>
                 <w:rtl w:val="0"/>
-                <w:lang w:val="undefined"/>
               </w:rPr>
               <w:t xml:space="preserve">Test runner</w:t>
             </w:r>
@@ -6184,7 +8112,16 @@
                 <w:sz w:val="18"/>
                 <w:szCs w:val="18"/>
                 <w:rtl w:val="0"/>
-                <w:lang w:val="undefined"/>
+                <w14:ligatures w14:val="none"/>
+              </w:rPr>
+            </w:r>
+            <w:r>
+              <w:rPr>
+                <w:rFonts w:ascii="Calibri" w:hAnsi="Calibri" w:eastAsia="Calibri" w:cs="Calibri"/>
+                <w:sz w:val="18"/>
+                <w:szCs w:val="18"/>
+                <w:rtl w:val="0"/>
+                <w14:ligatures w14:val="none"/>
               </w:rPr>
             </w:r>
           </w:p>
@@ -6222,7 +8159,6 @@
                 <w:sz w:val="18"/>
                 <w:szCs w:val="18"/>
                 <w:rtl w:val="0"/>
-                <w:lang w:val="undefined"/>
               </w:rPr>
               <w:t xml:space="preserve">Pytest</w:t>
             </w:r>
@@ -6232,7 +8168,16 @@
                 <w:sz w:val="18"/>
                 <w:szCs w:val="18"/>
                 <w:rtl w:val="0"/>
-                <w:lang w:val="undefined"/>
+                <w14:ligatures w14:val="none"/>
+              </w:rPr>
+            </w:r>
+            <w:r>
+              <w:rPr>
+                <w:rFonts w:ascii="Calibri" w:hAnsi="Calibri" w:eastAsia="Calibri" w:cs="Calibri"/>
+                <w:sz w:val="18"/>
+                <w:szCs w:val="18"/>
+                <w:rtl w:val="0"/>
+                <w14:ligatures w14:val="none"/>
               </w:rPr>
             </w:r>
           </w:p>
@@ -6273,7 +8218,6 @@
                 <w:rFonts w:ascii="Calibri" w:hAnsi="Calibri" w:eastAsia="Calibri" w:cs="Calibri"/>
                 <w:sz w:val="18"/>
                 <w:szCs w:val="18"/>
-                <w:lang w:val="undefined" w:bidi="undefined"/>
               </w:rPr>
             </w:r>
             <w:r>
@@ -6281,7 +8225,6 @@
                 <w:rFonts w:ascii="Calibri" w:hAnsi="Calibri" w:eastAsia="Calibri" w:cs="Calibri"/>
                 <w:sz w:val="18"/>
                 <w:szCs w:val="18"/>
-                <w:lang w:val="undefined"/>
               </w:rPr>
               <w:t xml:space="preserve">Для организации автотестов выбран </w:t>
             </w:r>
@@ -6290,7 +8233,6 @@
                 <w:rFonts w:ascii="Calibri" w:hAnsi="Calibri" w:eastAsia="Calibri" w:cs="Calibri"/>
                 <w:sz w:val="18"/>
                 <w:szCs w:val="18"/>
-                <w:lang w:val="undefined"/>
               </w:rPr>
               <w:t xml:space="preserve">pytest</w:t>
             </w:r>
@@ -6299,7 +8241,6 @@
                 <w:rFonts w:ascii="Calibri" w:hAnsi="Calibri" w:eastAsia="Calibri" w:cs="Calibri"/>
                 <w:sz w:val="18"/>
                 <w:szCs w:val="18"/>
-                <w:lang w:val="undefined"/>
               </w:rPr>
               <w:t xml:space="preserve">, потому что он проще и гибче стандартного </w:t>
             </w:r>
@@ -6308,7 +8249,6 @@
                 <w:rFonts w:ascii="Calibri" w:hAnsi="Calibri" w:eastAsia="Calibri" w:cs="Calibri"/>
                 <w:sz w:val="18"/>
                 <w:szCs w:val="18"/>
-                <w:lang w:val="undefined"/>
               </w:rPr>
               <w:t xml:space="preserve">unittest</w:t>
             </w:r>
@@ -6317,7 +8257,6 @@
                 <w:rFonts w:ascii="Calibri" w:hAnsi="Calibri" w:eastAsia="Calibri" w:cs="Calibri"/>
                 <w:sz w:val="18"/>
                 <w:szCs w:val="18"/>
-                <w:lang w:val="undefined"/>
               </w:rPr>
               <w:t xml:space="preserve"> и лучше подходит для масштабируемого test framework. В отличие от </w:t>
             </w:r>
@@ -6326,7 +8265,6 @@
                 <w:rFonts w:ascii="Calibri" w:hAnsi="Calibri" w:eastAsia="Calibri" w:cs="Calibri"/>
                 <w:sz w:val="18"/>
                 <w:szCs w:val="18"/>
-                <w:lang w:val="undefined"/>
               </w:rPr>
               <w:t xml:space="preserve">unittest</w:t>
             </w:r>
@@ -6335,7 +8273,6 @@
                 <w:rFonts w:ascii="Calibri" w:hAnsi="Calibri" w:eastAsia="Calibri" w:cs="Calibri"/>
                 <w:sz w:val="18"/>
                 <w:szCs w:val="18"/>
-                <w:lang w:val="undefined"/>
               </w:rPr>
               <w:t xml:space="preserve">, pytest дает более удобные фикстуры, параметризацию, маркировку тестов и лаконичный синтаксис. По сравнению с BDD-фреймворками вроде </w:t>
             </w:r>
@@ -6344,7 +8281,6 @@
                 <w:rFonts w:ascii="Calibri" w:hAnsi="Calibri" w:eastAsia="Calibri" w:cs="Calibri"/>
                 <w:sz w:val="18"/>
                 <w:szCs w:val="18"/>
-                <w:lang w:val="undefined"/>
               </w:rPr>
               <w:t xml:space="preserve">behave</w:t>
             </w:r>
@@ -6353,7 +8289,6 @@
                 <w:rFonts w:ascii="Calibri" w:hAnsi="Calibri" w:eastAsia="Calibri" w:cs="Calibri"/>
                 <w:sz w:val="18"/>
                 <w:szCs w:val="18"/>
-                <w:lang w:val="undefined"/>
               </w:rPr>
               <w:t xml:space="preserve">, pytest меньше усложняет структуру проекта и лучше подходит для технических автотестов.</w:t>
             </w:r>
@@ -6362,7 +8297,7 @@
                 <w:rFonts w:ascii="Calibri" w:hAnsi="Calibri" w:eastAsia="Calibri" w:cs="Calibri"/>
                 <w:sz w:val="18"/>
                 <w:szCs w:val="18"/>
-                <w:lang w:val="undefined" w:bidi="undefined"/>
+                <w14:ligatures w14:val="none"/>
               </w:rPr>
             </w:r>
             <w:r>
@@ -6370,7 +8305,7 @@
                 <w:rFonts w:ascii="Calibri" w:hAnsi="Calibri" w:eastAsia="Calibri" w:cs="Calibri"/>
                 <w:sz w:val="18"/>
                 <w:szCs w:val="18"/>
-                <w:lang w:val="undefined"/>
+                <w14:ligatures w14:val="none"/>
               </w:rPr>
             </w:r>
           </w:p>
@@ -6410,7 +8345,6 @@
                 <w:sz w:val="18"/>
                 <w:szCs w:val="18"/>
                 <w:rtl w:val="0"/>
-                <w:lang w:val="undefined"/>
               </w:rPr>
               <w:t xml:space="preserve">UI automation</w:t>
             </w:r>
@@ -6419,7 +8353,7 @@
                 <w:rFonts w:ascii="Calibri" w:hAnsi="Calibri" w:eastAsia="Calibri" w:cs="Calibri"/>
                 <w:sz w:val="18"/>
                 <w:szCs w:val="18"/>
-                <w:lang w:val="undefined" w:bidi="undefined"/>
+                <w14:ligatures w14:val="none"/>
               </w:rPr>
             </w:r>
             <w:r>
@@ -6427,7 +8361,7 @@
                 <w:rFonts w:ascii="Calibri" w:hAnsi="Calibri" w:eastAsia="Calibri" w:cs="Calibri"/>
                 <w:sz w:val="18"/>
                 <w:szCs w:val="18"/>
-                <w:lang w:val="undefined"/>
+                <w14:ligatures w14:val="none"/>
               </w:rPr>
             </w:r>
           </w:p>
@@ -6462,7 +8396,6 @@
                 <w:sz w:val="18"/>
                 <w:szCs w:val="18"/>
                 <w:rtl w:val="0"/>
-                <w:lang w:val="undefined"/>
               </w:rPr>
               <w:t xml:space="preserve">Playwright</w:t>
             </w:r>
@@ -6471,7 +8404,7 @@
                 <w:rFonts w:ascii="Calibri" w:hAnsi="Calibri" w:eastAsia="Calibri" w:cs="Calibri"/>
                 <w:sz w:val="18"/>
                 <w:szCs w:val="18"/>
-                <w:lang w:val="undefined" w:bidi="undefined"/>
+                <w14:ligatures w14:val="none"/>
               </w:rPr>
             </w:r>
             <w:r>
@@ -6479,7 +8412,7 @@
                 <w:rFonts w:ascii="Calibri" w:hAnsi="Calibri" w:eastAsia="Calibri" w:cs="Calibri"/>
                 <w:sz w:val="18"/>
                 <w:szCs w:val="18"/>
-                <w:lang w:val="undefined"/>
+                <w14:ligatures w14:val="none"/>
               </w:rPr>
             </w:r>
           </w:p>
@@ -6513,7 +8446,6 @@
                 <w:rFonts w:ascii="Calibri" w:hAnsi="Calibri" w:eastAsia="Calibri" w:cs="Calibri"/>
                 <w:sz w:val="18"/>
                 <w:szCs w:val="18"/>
-                <w:lang w:val="undefined" w:bidi="undefined"/>
               </w:rPr>
             </w:r>
             <w:r>
@@ -6521,7 +8453,6 @@
                 <w:rFonts w:ascii="Calibri" w:hAnsi="Calibri" w:eastAsia="Calibri" w:cs="Calibri"/>
                 <w:sz w:val="18"/>
                 <w:szCs w:val="18"/>
-                <w:lang w:val="undefined"/>
               </w:rPr>
               <w:t xml:space="preserve">Playwright выбран как более подходящий инструмент для нашего проекта по сравнению с Selenium и Cypress. По сравнению с Selenium он дает более стабильную работу с UI за счет auto-wait, удобных локаторов и встроенных инструментов диагностики: trace, screensh</w:t>
             </w:r>
@@ -6530,7 +8461,6 @@
                 <w:rFonts w:ascii="Calibri" w:hAnsi="Calibri" w:eastAsia="Calibri" w:cs="Calibri"/>
                 <w:sz w:val="18"/>
                 <w:szCs w:val="18"/>
-                <w:lang w:val="undefined"/>
               </w:rPr>
               <w:t xml:space="preserve">ots и video. Cypress силен для frontend-тестирования в JavaScript/TypeScript-стеке, но для нашей команды менее удобен, потому что основной стек автоматизации — Python. Поэтому Playwright лучше соответствует текущим компетенциям команды, проще интегрируется</w:t>
             </w:r>
@@ -6539,7 +8469,6 @@
                 <w:rFonts w:ascii="Calibri" w:hAnsi="Calibri" w:eastAsia="Calibri" w:cs="Calibri"/>
                 <w:sz w:val="18"/>
                 <w:szCs w:val="18"/>
-                <w:lang w:val="undefined"/>
               </w:rPr>
               <w:t xml:space="preserve"> в существующий Python-фреймворк и хорошо подходит для запуска в TeamCity.</w:t>
             </w:r>
@@ -6548,7 +8477,7 @@
                 <w:rFonts w:ascii="Calibri" w:hAnsi="Calibri" w:eastAsia="Calibri" w:cs="Calibri"/>
                 <w:sz w:val="18"/>
                 <w:szCs w:val="18"/>
-                <w:lang w:val="undefined" w:bidi="undefined"/>
+                <w14:ligatures w14:val="none"/>
               </w:rPr>
             </w:r>
             <w:r>
@@ -6556,7 +8485,7 @@
                 <w:rFonts w:ascii="Calibri" w:hAnsi="Calibri" w:eastAsia="Calibri" w:cs="Calibri"/>
                 <w:sz w:val="18"/>
                 <w:szCs w:val="18"/>
-                <w:lang w:val="undefined"/>
+                <w14:ligatures w14:val="none"/>
               </w:rPr>
             </w:r>
           </w:p>
@@ -6596,7 +8525,6 @@
                 <w:sz w:val="18"/>
                 <w:szCs w:val="18"/>
                 <w:rtl w:val="0"/>
-                <w:lang w:val="undefined"/>
               </w:rPr>
               <w:t xml:space="preserve">API automation</w:t>
             </w:r>
@@ -6605,7 +8533,7 @@
                 <w:rFonts w:ascii="Calibri" w:hAnsi="Calibri" w:eastAsia="Calibri" w:cs="Calibri"/>
                 <w:sz w:val="18"/>
                 <w:szCs w:val="18"/>
-                <w:lang w:val="undefined" w:bidi="undefined"/>
+                <w14:ligatures w14:val="none"/>
               </w:rPr>
             </w:r>
             <w:r>
@@ -6613,7 +8541,7 @@
                 <w:rFonts w:ascii="Calibri" w:hAnsi="Calibri" w:eastAsia="Calibri" w:cs="Calibri"/>
                 <w:sz w:val="18"/>
                 <w:szCs w:val="18"/>
-                <w:lang w:val="undefined"/>
+                <w14:ligatures w14:val="none"/>
               </w:rPr>
             </w:r>
           </w:p>
@@ -6648,7 +8576,6 @@
                 <w:sz w:val="18"/>
                 <w:szCs w:val="18"/>
                 <w:rtl w:val="0"/>
-                <w:lang w:val="undefined" w:bidi="undefined"/>
               </w:rPr>
             </w:r>
             <w:r>
@@ -6656,7 +8583,6 @@
                 <w:rFonts w:ascii="Calibri" w:hAnsi="Calibri" w:eastAsia="Calibri" w:cs="Calibri"/>
                 <w:sz w:val="18"/>
                 <w:szCs w:val="18"/>
-                <w:lang w:val="undefined"/>
               </w:rPr>
               <w:t xml:space="preserve">requests</w:t>
             </w:r>
@@ -6665,7 +8591,6 @@
                 <w:rFonts w:ascii="Calibri" w:hAnsi="Calibri" w:eastAsia="Calibri" w:cs="Calibri"/>
                 <w:sz w:val="18"/>
                 <w:szCs w:val="18"/>
-                <w:lang w:val="undefined"/>
               </w:rPr>
               <w:t xml:space="preserve"> </w:t>
             </w:r>
@@ -6674,7 +8599,7 @@
                 <w:rFonts w:ascii="Calibri" w:hAnsi="Calibri" w:eastAsia="Calibri" w:cs="Calibri"/>
                 <w:sz w:val="18"/>
                 <w:szCs w:val="18"/>
-                <w:lang w:val="undefined" w:bidi="undefined"/>
+                <w14:ligatures w14:val="none"/>
               </w:rPr>
             </w:r>
             <w:r>
@@ -6682,16 +8607,7 @@
                 <w:rFonts w:ascii="Calibri" w:hAnsi="Calibri" w:eastAsia="Calibri" w:cs="Calibri"/>
                 <w:sz w:val="18"/>
                 <w:szCs w:val="18"/>
-                <w:rtl w:val="0"/>
-                <w:lang w:val="undefined" w:bidi="undefined"/>
-              </w:rPr>
-            </w:r>
-            <w:r>
-              <w:rPr>
-                <w:rFonts w:ascii="Calibri" w:hAnsi="Calibri" w:eastAsia="Calibri" w:cs="Calibri"/>
-                <w:sz w:val="18"/>
-                <w:szCs w:val="18"/>
-                <w:lang w:val="undefined"/>
+                <w14:ligatures w14:val="none"/>
               </w:rPr>
             </w:r>
           </w:p>
@@ -6730,7 +8646,6 @@
                 <w:rFonts w:ascii="Calibri" w:hAnsi="Calibri" w:eastAsia="Calibri" w:cs="Calibri"/>
                 <w:sz w:val="18"/>
                 <w:szCs w:val="18"/>
-                <w:lang w:val="undefined"/>
               </w:rPr>
               <w:t xml:space="preserve">Для автоматизации API выбран </w:t>
             </w:r>
@@ -6739,7 +8654,6 @@
                 <w:rFonts w:ascii="Calibri" w:hAnsi="Calibri" w:eastAsia="Calibri" w:cs="Calibri"/>
                 <w:sz w:val="18"/>
                 <w:szCs w:val="18"/>
-                <w:lang w:val="undefined"/>
               </w:rPr>
               <w:t xml:space="preserve">requests</w:t>
             </w:r>
@@ -6748,7 +8662,6 @@
                 <w:rFonts w:ascii="Calibri" w:hAnsi="Calibri" w:eastAsia="Calibri" w:cs="Calibri"/>
                 <w:sz w:val="18"/>
                 <w:szCs w:val="18"/>
-                <w:lang w:val="undefined"/>
               </w:rPr>
               <w:t xml:space="preserve"> как основной HTTP-клиент в Python.</w:t>
             </w:r>
@@ -6757,7 +8670,15 @@
                 <w:rFonts w:ascii="Calibri" w:hAnsi="Calibri" w:eastAsia="Calibri" w:cs="Calibri"/>
                 <w:sz w:val="18"/>
                 <w:szCs w:val="18"/>
-                <w:lang w:val="undefined"/>
+                <w14:ligatures w14:val="none"/>
+              </w:rPr>
+            </w:r>
+            <w:r>
+              <w:rPr>
+                <w:rFonts w:ascii="Calibri" w:hAnsi="Calibri" w:eastAsia="Calibri" w:cs="Calibri"/>
+                <w:sz w:val="18"/>
+                <w:szCs w:val="18"/>
+                <w14:ligatures w14:val="none"/>
               </w:rPr>
             </w:r>
           </w:p>
@@ -6783,7 +8704,6 @@
                 <w:rFonts w:ascii="Calibri" w:hAnsi="Calibri" w:eastAsia="Calibri" w:cs="Calibri"/>
                 <w:sz w:val="18"/>
                 <w:szCs w:val="18"/>
-                <w:lang w:val="undefined"/>
               </w:rPr>
               <w:t xml:space="preserve">requests</w:t>
             </w:r>
@@ -6792,7 +8712,6 @@
                 <w:rFonts w:ascii="Calibri" w:hAnsi="Calibri" w:eastAsia="Calibri" w:cs="Calibri"/>
                 <w:sz w:val="18"/>
                 <w:szCs w:val="18"/>
-                <w:lang w:val="undefined"/>
               </w:rPr>
               <w:t xml:space="preserve"> хорошо подходит для REST API-тестирования, так как предоставляет простой и понятный интерфейс для выполнения HTTP-запросов, работы с headers, query parameters, body, JSON, cookies, sessions и авторизацией.</w:t>
             </w:r>
@@ -6801,7 +8720,15 @@
                 <w:rFonts w:ascii="Calibri" w:hAnsi="Calibri" w:eastAsia="Calibri" w:cs="Calibri"/>
                 <w:sz w:val="18"/>
                 <w:szCs w:val="18"/>
-                <w:lang w:val="undefined"/>
+                <w14:ligatures w14:val="none"/>
+              </w:rPr>
+            </w:r>
+            <w:r>
+              <w:rPr>
+                <w:rFonts w:ascii="Calibri" w:hAnsi="Calibri" w:eastAsia="Calibri" w:cs="Calibri"/>
+                <w:sz w:val="18"/>
+                <w:szCs w:val="18"/>
+                <w14:ligatures w14:val="none"/>
               </w:rPr>
             </w:r>
           </w:p>
@@ -6827,7 +8754,6 @@
                 <w:rFonts w:ascii="Calibri" w:hAnsi="Calibri" w:eastAsia="Calibri" w:cs="Calibri"/>
                 <w:sz w:val="18"/>
                 <w:szCs w:val="18"/>
-                <w:lang w:val="undefined"/>
               </w:rPr>
               <w:t xml:space="preserve">Инструмент является зрелым, широко распространенным и хорошо документированным, поэтому его легко поддерживать внутри команды. Он не требует сложной настройки, хорошо интегрируется в Python-based automation framework и позволяет быстро реализовывать переис</w:t>
             </w:r>
@@ -6836,7 +8762,6 @@
                 <w:rFonts w:ascii="Calibri" w:hAnsi="Calibri" w:eastAsia="Calibri" w:cs="Calibri"/>
                 <w:sz w:val="18"/>
                 <w:szCs w:val="18"/>
-                <w:lang w:val="undefined"/>
               </w:rPr>
               <w:t xml:space="preserve">пользуемые API-клиенты для тестов.</w:t>
             </w:r>
@@ -6845,7 +8770,15 @@
                 <w:rFonts w:ascii="Calibri" w:hAnsi="Calibri" w:eastAsia="Calibri" w:cs="Calibri"/>
                 <w:sz w:val="18"/>
                 <w:szCs w:val="18"/>
-                <w:lang w:val="undefined"/>
+                <w14:ligatures w14:val="none"/>
+              </w:rPr>
+            </w:r>
+            <w:r>
+              <w:rPr>
+                <w:rFonts w:ascii="Calibri" w:hAnsi="Calibri" w:eastAsia="Calibri" w:cs="Calibri"/>
+                <w:sz w:val="18"/>
+                <w:szCs w:val="18"/>
+                <w14:ligatures w14:val="none"/>
               </w:rPr>
             </w:r>
           </w:p>
@@ -6871,7 +8804,6 @@
                 <w:rFonts w:ascii="Calibri" w:hAnsi="Calibri" w:eastAsia="Calibri" w:cs="Calibri"/>
                 <w:sz w:val="18"/>
                 <w:szCs w:val="18"/>
-                <w:lang w:val="undefined"/>
               </w:rPr>
               <w:t xml:space="preserve">Альтернативы, например </w:t>
             </w:r>
@@ -6880,7 +8812,6 @@
                 <w:rFonts w:ascii="Calibri" w:hAnsi="Calibri" w:eastAsia="Calibri" w:cs="Calibri"/>
                 <w:sz w:val="18"/>
                 <w:szCs w:val="18"/>
-                <w:lang w:val="undefined"/>
               </w:rPr>
               <w:t xml:space="preserve">httpx</w:t>
             </w:r>
@@ -6889,7 +8820,6 @@
                 <w:rFonts w:ascii="Calibri" w:hAnsi="Calibri" w:eastAsia="Calibri" w:cs="Calibri"/>
                 <w:sz w:val="18"/>
                 <w:szCs w:val="18"/>
-                <w:lang w:val="undefined"/>
               </w:rPr>
               <w:t xml:space="preserve">, могут быть рассмотрены при необходимости async-запросов или HTTP/2, но для стандартной REST API-автоматизации </w:t>
             </w:r>
@@ -6898,7 +8828,6 @@
                 <w:rFonts w:ascii="Calibri" w:hAnsi="Calibri" w:eastAsia="Calibri" w:cs="Calibri"/>
                 <w:sz w:val="18"/>
                 <w:szCs w:val="18"/>
-                <w:lang w:val="undefined"/>
               </w:rPr>
               <w:t xml:space="preserve">requests</w:t>
             </w:r>
@@ -6907,7 +8836,6 @@
                 <w:rFonts w:ascii="Calibri" w:hAnsi="Calibri" w:eastAsia="Calibri" w:cs="Calibri"/>
                 <w:sz w:val="18"/>
                 <w:szCs w:val="18"/>
-                <w:lang w:val="undefined"/>
               </w:rPr>
               <w:t xml:space="preserve"> является более простым, стабильным и достаточным решением.</w:t>
             </w:r>
@@ -6916,7 +8844,15 @@
                 <w:rFonts w:ascii="Calibri" w:hAnsi="Calibri" w:eastAsia="Calibri" w:cs="Calibri"/>
                 <w:sz w:val="18"/>
                 <w:szCs w:val="18"/>
-                <w:lang w:val="undefined"/>
+                <w14:ligatures w14:val="none"/>
+              </w:rPr>
+            </w:r>
+            <w:r>
+              <w:rPr>
+                <w:rFonts w:ascii="Calibri" w:hAnsi="Calibri" w:eastAsia="Calibri" w:cs="Calibri"/>
+                <w:sz w:val="18"/>
+                <w:szCs w:val="18"/>
+                <w14:ligatures w14:val="none"/>
               </w:rPr>
             </w:r>
           </w:p>
@@ -6937,7 +8873,6 @@
                 <w:rFonts w:ascii="Calibri" w:hAnsi="Calibri" w:eastAsia="Calibri" w:cs="Calibri"/>
                 <w:sz w:val="18"/>
                 <w:szCs w:val="18"/>
-                <w:lang w:val="undefined" w:bidi="undefined"/>
               </w:rPr>
             </w:r>
             <w:r>
@@ -6945,7 +8880,15 @@
                 <w:rFonts w:ascii="Calibri" w:hAnsi="Calibri" w:eastAsia="Calibri" w:cs="Calibri"/>
                 <w:sz w:val="18"/>
                 <w:szCs w:val="18"/>
-                <w:lang w:val="undefined"/>
+                <w14:ligatures w14:val="none"/>
+              </w:rPr>
+            </w:r>
+            <w:r>
+              <w:rPr>
+                <w:rFonts w:ascii="Calibri" w:hAnsi="Calibri" w:eastAsia="Calibri" w:cs="Calibri"/>
+                <w:sz w:val="18"/>
+                <w:szCs w:val="18"/>
+                <w14:ligatures w14:val="none"/>
               </w:rPr>
             </w:r>
           </w:p>
@@ -7036,7 +8979,15 @@
                 <w:rFonts w:ascii="Calibri" w:hAnsi="Calibri" w:eastAsia="Calibri" w:cs="Calibri"/>
                 <w:sz w:val="18"/>
                 <w:szCs w:val="18"/>
-                <w:lang w:val="undefined"/>
+                <w14:ligatures w14:val="none"/>
+              </w:rPr>
+            </w:r>
+            <w:r>
+              <w:rPr>
+                <w:rFonts w:ascii="Calibri" w:hAnsi="Calibri" w:eastAsia="Calibri" w:cs="Calibri"/>
+                <w:sz w:val="18"/>
+                <w:szCs w:val="18"/>
+                <w14:ligatures w14:val="none"/>
               </w:rPr>
             </w:r>
           </w:p>
@@ -7075,7 +9026,6 @@
                 <w:rFonts w:ascii="Calibri" w:hAnsi="Calibri" w:eastAsia="Calibri" w:cs="Calibri"/>
                 <w:sz w:val="18"/>
                 <w:szCs w:val="18"/>
-                <w:lang w:val="undefined"/>
               </w:rPr>
               <w:t xml:space="preserve">Для CI/CD выбран </w:t>
             </w:r>
@@ -7084,7 +9034,6 @@
                 <w:rFonts w:ascii="Calibri" w:hAnsi="Calibri" w:eastAsia="Calibri" w:cs="Calibri"/>
                 <w:sz w:val="18"/>
                 <w:szCs w:val="18"/>
-                <w:lang w:val="undefined"/>
               </w:rPr>
               <w:t xml:space="preserve">GitHub Actions</w:t>
             </w:r>
@@ -7093,7 +9042,6 @@
                 <w:rFonts w:ascii="Calibri" w:hAnsi="Calibri" w:eastAsia="Calibri" w:cs="Calibri"/>
                 <w:sz w:val="18"/>
                 <w:szCs w:val="18"/>
-                <w:lang w:val="undefined"/>
               </w:rPr>
               <w:t xml:space="preserve">, так как проект уже размещен в GitHub. Это позволяет настраивать pipeline без дополнительной интеграции с внешними CI-системами и не усложнять инфраструктуру проекта.</w:t>
             </w:r>
@@ -7102,7 +9050,15 @@
                 <w:rFonts w:ascii="Calibri" w:hAnsi="Calibri" w:eastAsia="Calibri" w:cs="Calibri"/>
                 <w:sz w:val="18"/>
                 <w:szCs w:val="18"/>
-                <w:lang w:val="undefined"/>
+                <w14:ligatures w14:val="none"/>
+              </w:rPr>
+            </w:r>
+            <w:r>
+              <w:rPr>
+                <w:rFonts w:ascii="Calibri" w:hAnsi="Calibri" w:eastAsia="Calibri" w:cs="Calibri"/>
+                <w:sz w:val="18"/>
+                <w:szCs w:val="18"/>
+                <w14:ligatures w14:val="none"/>
               </w:rPr>
             </w:r>
           </w:p>
@@ -7128,7 +9084,6 @@
                 <w:rFonts w:ascii="Calibri" w:hAnsi="Calibri" w:eastAsia="Calibri" w:cs="Calibri"/>
                 <w:sz w:val="18"/>
                 <w:szCs w:val="18"/>
-                <w:lang w:val="undefined"/>
               </w:rPr>
               <w:t xml:space="preserve">По сравнению с альтернативами вроде TeamCity, Jenkins или GitLab CI, GitHub Actions в нашем случае требует ме</w:t>
             </w:r>
@@ -7137,7 +9092,6 @@
                 <w:rFonts w:ascii="Calibri" w:hAnsi="Calibri" w:eastAsia="Calibri" w:cs="Calibri"/>
                 <w:sz w:val="18"/>
                 <w:szCs w:val="18"/>
-                <w:lang w:val="undefined"/>
               </w:rPr>
               <w:t xml:space="preserve">ньше усилий на внедрение: репозиторий, workflow, secrets, pull requests и результаты запусков находятся в одной экосистеме.</w:t>
             </w:r>
@@ -7146,7 +9100,15 @@
                 <w:rFonts w:ascii="Calibri" w:hAnsi="Calibri" w:eastAsia="Calibri" w:cs="Calibri"/>
                 <w:sz w:val="18"/>
                 <w:szCs w:val="18"/>
-                <w:lang w:val="undefined"/>
+                <w14:ligatures w14:val="none"/>
+              </w:rPr>
+            </w:r>
+            <w:r>
+              <w:rPr>
+                <w:rFonts w:ascii="Calibri" w:hAnsi="Calibri" w:eastAsia="Calibri" w:cs="Calibri"/>
+                <w:sz w:val="18"/>
+                <w:szCs w:val="18"/>
+                <w14:ligatures w14:val="none"/>
               </w:rPr>
             </w:r>
           </w:p>
@@ -7172,7 +9134,6 @@
                 <w:rFonts w:ascii="Calibri" w:hAnsi="Calibri" w:eastAsia="Calibri" w:cs="Calibri"/>
                 <w:sz w:val="18"/>
                 <w:szCs w:val="18"/>
-                <w:lang w:val="undefined"/>
               </w:rPr>
               <w:t xml:space="preserve">Также важным фактором является стоимость: для текущих задач GitHub Actions можно использовать в рамках доступного бесплатного лимита, без необходимости отдельно разворачивать и поддерживать CI-сервер.</w:t>
             </w:r>
@@ -7181,7 +9142,15 @@
                 <w:rFonts w:ascii="Calibri" w:hAnsi="Calibri" w:eastAsia="Calibri" w:cs="Calibri"/>
                 <w:sz w:val="18"/>
                 <w:szCs w:val="18"/>
-                <w:lang w:val="undefined"/>
+                <w14:ligatures w14:val="none"/>
+              </w:rPr>
+            </w:r>
+            <w:r>
+              <w:rPr>
+                <w:rFonts w:ascii="Calibri" w:hAnsi="Calibri" w:eastAsia="Calibri" w:cs="Calibri"/>
+                <w:sz w:val="18"/>
+                <w:szCs w:val="18"/>
+                <w14:ligatures w14:val="none"/>
               </w:rPr>
             </w:r>
           </w:p>
@@ -7208,7 +9177,6 @@
                 <w:sz w:val="18"/>
                 <w:szCs w:val="18"/>
                 <w:rtl w:val="0"/>
-                <w:lang w:val="undefined" w:bidi="undefined"/>
               </w:rPr>
             </w:r>
             <w:r>
@@ -7216,7 +9184,15 @@
                 <w:rFonts w:ascii="Calibri" w:hAnsi="Calibri" w:eastAsia="Calibri" w:cs="Calibri"/>
                 <w:sz w:val="18"/>
                 <w:szCs w:val="18"/>
-                <w:lang w:val="undefined"/>
+                <w14:ligatures w14:val="none"/>
+              </w:rPr>
+            </w:r>
+            <w:r>
+              <w:rPr>
+                <w:rFonts w:ascii="Calibri" w:hAnsi="Calibri" w:eastAsia="Calibri" w:cs="Calibri"/>
+                <w:sz w:val="18"/>
+                <w:szCs w:val="18"/>
+                <w14:ligatures w14:val="none"/>
               </w:rPr>
             </w:r>
           </w:p>
@@ -7256,7 +9232,6 @@
                 <w:sz w:val="18"/>
                 <w:szCs w:val="18"/>
                 <w:rtl w:val="0"/>
-                <w:lang w:val="undefined"/>
               </w:rPr>
               <w:t xml:space="preserve">Test reports</w:t>
             </w:r>
@@ -7265,7 +9240,7 @@
                 <w:rFonts w:ascii="Calibri" w:hAnsi="Calibri" w:eastAsia="Calibri" w:cs="Calibri"/>
                 <w:sz w:val="18"/>
                 <w:szCs w:val="18"/>
-                <w:lang w:val="undefined" w:bidi="undefined"/>
+                <w14:ligatures w14:val="none"/>
               </w:rPr>
             </w:r>
             <w:r>
@@ -7273,7 +9248,7 @@
                 <w:rFonts w:ascii="Calibri" w:hAnsi="Calibri" w:eastAsia="Calibri" w:cs="Calibri"/>
                 <w:sz w:val="18"/>
                 <w:szCs w:val="18"/>
-                <w:lang w:val="undefined"/>
+                <w14:ligatures w14:val="none"/>
               </w:rPr>
             </w:r>
           </w:p>
@@ -7308,7 +9283,6 @@
                 <w:sz w:val="18"/>
                 <w:szCs w:val="18"/>
                 <w:rtl w:val="0"/>
-                <w:lang w:val="undefined"/>
               </w:rPr>
               <w:t xml:space="preserve">Allure Reports</w:t>
             </w:r>
@@ -7317,7 +9291,15 @@
                 <w:rFonts w:ascii="Calibri" w:hAnsi="Calibri" w:eastAsia="Calibri" w:cs="Calibri"/>
                 <w:sz w:val="18"/>
                 <w:szCs w:val="18"/>
-                <w:lang w:val="undefined"/>
+                <w14:ligatures w14:val="none"/>
+              </w:rPr>
+            </w:r>
+            <w:r>
+              <w:rPr>
+                <w:rFonts w:ascii="Calibri" w:hAnsi="Calibri" w:eastAsia="Calibri" w:cs="Calibri"/>
+                <w:sz w:val="18"/>
+                <w:szCs w:val="18"/>
+                <w14:ligatures w14:val="none"/>
               </w:rPr>
             </w:r>
           </w:p>
@@ -7356,7 +9338,6 @@
                 <w:rFonts w:ascii="Calibri" w:hAnsi="Calibri" w:eastAsia="Calibri" w:cs="Calibri"/>
                 <w:sz w:val="18"/>
                 <w:szCs w:val="18"/>
-                <w:lang w:val="undefined"/>
               </w:rPr>
               <w:t xml:space="preserve">Д</w:t>
             </w:r>
@@ -7365,7 +9346,6 @@
                 <w:rFonts w:ascii="Calibri" w:hAnsi="Calibri" w:eastAsia="Calibri" w:cs="Calibri"/>
                 <w:sz w:val="18"/>
                 <w:szCs w:val="18"/>
-                <w:lang w:val="undefined"/>
               </w:rPr>
               <w:t xml:space="preserve">ля отчетности выбран </w:t>
             </w:r>
@@ -7374,7 +9354,6 @@
                 <w:rFonts w:ascii="Calibri" w:hAnsi="Calibri" w:eastAsia="Calibri" w:cs="Calibri"/>
                 <w:sz w:val="18"/>
                 <w:szCs w:val="18"/>
-                <w:lang w:val="undefined"/>
               </w:rPr>
               <w:t xml:space="preserve">Allure Reports</w:t>
             </w:r>
@@ -7383,7 +9362,6 @@
                 <w:rFonts w:ascii="Calibri" w:hAnsi="Calibri" w:eastAsia="Calibri" w:cs="Calibri"/>
                 <w:sz w:val="18"/>
                 <w:szCs w:val="18"/>
-                <w:lang w:val="undefined"/>
               </w:rPr>
               <w:t xml:space="preserve">, потому что он дает более наглядный и удобный анализ результатов автотестов по сравнению с базовыми JUnit/XML-отчетами и стандартными отчетами CI.</w:t>
             </w:r>
@@ -7392,7 +9370,15 @@
                 <w:rFonts w:ascii="Calibri" w:hAnsi="Calibri" w:eastAsia="Calibri" w:cs="Calibri"/>
                 <w:sz w:val="18"/>
                 <w:szCs w:val="18"/>
-                <w:lang w:val="undefined"/>
+                <w14:ligatures w14:val="none"/>
+              </w:rPr>
+            </w:r>
+            <w:r>
+              <w:rPr>
+                <w:rFonts w:ascii="Calibri" w:hAnsi="Calibri" w:eastAsia="Calibri" w:cs="Calibri"/>
+                <w:sz w:val="18"/>
+                <w:szCs w:val="18"/>
+                <w14:ligatures w14:val="none"/>
               </w:rPr>
             </w:r>
           </w:p>
@@ -7418,7 +9404,6 @@
                 <w:rFonts w:ascii="Calibri" w:hAnsi="Calibri" w:eastAsia="Calibri" w:cs="Calibri"/>
                 <w:sz w:val="18"/>
                 <w:szCs w:val="18"/>
-                <w:lang w:val="undefined"/>
               </w:rPr>
               <w:t xml:space="preserve">JUnit/XML хорошо подходит для передачи статусов в CI, но плохо читается человеком и не дает удобной детализации по шагам, вложениям и причинам падений. Встроенные отчеты GitHub Actions показывают факт успешного или неуспешного запуска, но недостаточны для </w:t>
             </w:r>
@@ -7427,7 +9412,6 @@
                 <w:rFonts w:ascii="Calibri" w:hAnsi="Calibri" w:eastAsia="Calibri" w:cs="Calibri"/>
                 <w:sz w:val="18"/>
                 <w:szCs w:val="18"/>
-                <w:lang w:val="undefined"/>
               </w:rPr>
               <w:t xml:space="preserve">глубокого анализа автотестов.</w:t>
             </w:r>
@@ -7436,7 +9420,15 @@
                 <w:rFonts w:ascii="Calibri" w:hAnsi="Calibri" w:eastAsia="Calibri" w:cs="Calibri"/>
                 <w:sz w:val="18"/>
                 <w:szCs w:val="18"/>
-                <w:lang w:val="undefined"/>
+                <w14:ligatures w14:val="none"/>
+              </w:rPr>
+            </w:r>
+            <w:r>
+              <w:rPr>
+                <w:rFonts w:ascii="Calibri" w:hAnsi="Calibri" w:eastAsia="Calibri" w:cs="Calibri"/>
+                <w:sz w:val="18"/>
+                <w:szCs w:val="18"/>
+                <w14:ligatures w14:val="none"/>
               </w:rPr>
             </w:r>
           </w:p>
@@ -7462,7 +9454,6 @@
                 <w:rFonts w:ascii="Calibri" w:hAnsi="Calibri" w:eastAsia="Calibri" w:cs="Calibri"/>
                 <w:sz w:val="18"/>
                 <w:szCs w:val="18"/>
-                <w:lang w:val="undefined"/>
               </w:rPr>
               <w:t xml:space="preserve">Allure позволяет видеть структуру test suites, шаги выполнения, ошибки, stack trace, screenshots, logs и attachments в одном отчете. Это ускоряет разбор падений и делает результаты автотестов понятными не только automation-инженерам, но и разработчикам, QA</w:t>
             </w:r>
@@ -7471,7 +9462,6 @@
                 <w:rFonts w:ascii="Calibri" w:hAnsi="Calibri" w:eastAsia="Calibri" w:cs="Calibri"/>
                 <w:sz w:val="18"/>
                 <w:szCs w:val="18"/>
-                <w:lang w:val="undefined"/>
               </w:rPr>
               <w:t xml:space="preserve"> и менеджерам.</w:t>
             </w:r>
@@ -7480,7 +9470,15 @@
                 <w:rFonts w:ascii="Calibri" w:hAnsi="Calibri" w:eastAsia="Calibri" w:cs="Calibri"/>
                 <w:sz w:val="18"/>
                 <w:szCs w:val="18"/>
-                <w:lang w:val="undefined"/>
+                <w14:ligatures w14:val="none"/>
+              </w:rPr>
+            </w:r>
+            <w:r>
+              <w:rPr>
+                <w:rFonts w:ascii="Calibri" w:hAnsi="Calibri" w:eastAsia="Calibri" w:cs="Calibri"/>
+                <w:sz w:val="18"/>
+                <w:szCs w:val="18"/>
+                <w14:ligatures w14:val="none"/>
               </w:rPr>
             </w:r>
           </w:p>
@@ -7502,7 +9500,6 @@
                 <w:sz w:val="18"/>
                 <w:szCs w:val="18"/>
                 <w:rtl w:val="0"/>
-                <w:lang w:val="undefined" w:bidi="undefined"/>
               </w:rPr>
             </w:r>
             <w:r>
@@ -7510,7 +9507,15 @@
                 <w:rFonts w:ascii="Calibri" w:hAnsi="Calibri" w:eastAsia="Calibri" w:cs="Calibri"/>
                 <w:sz w:val="18"/>
                 <w:szCs w:val="18"/>
-                <w:lang w:val="undefined"/>
+                <w14:ligatures w14:val="none"/>
+              </w:rPr>
+            </w:r>
+            <w:r>
+              <w:rPr>
+                <w:rFonts w:ascii="Calibri" w:hAnsi="Calibri" w:eastAsia="Calibri" w:cs="Calibri"/>
+                <w:sz w:val="18"/>
+                <w:szCs w:val="18"/>
+                <w14:ligatures w14:val="none"/>
               </w:rPr>
             </w:r>
           </w:p>
@@ -7692,7 +9697,6 @@
         <w:t xml:space="preserve">Главное правило: зависимости идут сверху вниз, а нижние слои не импортируют тесты и бизнес-сценарии.</w:t>
       </w:r>
       <w:r/>
-      <w:r/>
     </w:p>
     <w:tbl>
       <w:tblPr>
@@ -8080,11 +10084,7 @@
           <w:highlight w:val="none"/>
         </w:rPr>
       </w:r>
-      <w:r>
-        <w:rPr>
-          <w:highlight w:val="none"/>
-        </w:rPr>
-      </w:r>
+      <w:r/>
     </w:p>
     <w:p>
       <w:pPr>
@@ -8101,6 +10101,7 @@
           <w:highlight w:val="none"/>
         </w:rPr>
       </w:r>
+      <w:r/>
     </w:p>
     <w:p>
       <w:pPr>
@@ -8114,8 +10115,63 @@
       <w:r>
         <w:t xml:space="preserve"> Разделение выполняется пакетами и ответственностями: UI-код не дублирует API-подготовку данных, а API-клиенты не зависят от Page Objects.</w:t>
       </w:r>
-      <w:r/>
-      <w:r/>
+      <w:r>
+        <w:rPr>
+          <w:highlight w:val="none"/>
+        </w:rPr>
+      </w:r>
+      <w:r>
+        <w:rPr>
+          <w:highlight w:val="none"/>
+        </w:rPr>
+      </w:r>
+    </w:p>
+    <w:p>
+      <w:pPr>
+        <w:pBdr/>
+        <w:spacing/>
+        <w:ind/>
+        <w:rPr>
+          <w:highlight w:val="none"/>
+        </w:rPr>
+      </w:pPr>
+      <w:r>
+        <w:rPr>
+          <w:highlight w:val="none"/>
+        </w:rPr>
+      </w:r>
+      <w:r>
+        <w:rPr>
+          <w:highlight w:val="none"/>
+        </w:rPr>
+      </w:r>
+      <w:r>
+        <w:rPr>
+          <w:highlight w:val="none"/>
+        </w:rPr>
+      </w:r>
+    </w:p>
+    <w:p>
+      <w:pPr>
+        <w:pBdr/>
+        <w:spacing/>
+        <w:ind/>
+        <w:rPr>
+          <w:highlight w:val="none"/>
+        </w:rPr>
+      </w:pPr>
+      <w:r>
+        <w:rPr>
+          <w:highlight w:val="none"/>
+          <w:lang w:val="en-US"/>
+        </w:rPr>
+        <w:t xml:space="preserve">TODO UML</w:t>
+      </w:r>
+      <w:r>
+        <w:rPr>
+          <w:highlight w:val="none"/>
+        </w:rPr>
+      </w:r>
     </w:p>
     <w:p>
       <w:pPr>
@@ -8143,11 +10199,7 @@
           <w:highlight w:val="none"/>
         </w:rPr>
       </w:r>
-      <w:r>
-        <w:rPr>
-          <w:highlight w:val="none"/>
-        </w:rPr>
-      </w:r>
+      <w:r/>
     </w:p>
     <w:p>
       <w:pPr>
@@ -8179,8 +10231,16 @@
         </w:rPr>
       </w:r>
       <w:bookmarkEnd w:id="1007"/>
-      <w:r/>
-      <w:r/>
+      <w:r>
+        <w:rPr>
+          <w:highlight w:val="none"/>
+        </w:rPr>
+      </w:r>
+      <w:r>
+        <w:rPr>
+          <w:highlight w:val="none"/>
+        </w:rPr>
+      </w:r>
     </w:p>
     <w:tbl>
       <w:tblPr>
@@ -8803,7 +10863,6 @@
           <w:sz w:val="32"/>
           <w:szCs w:val="32"/>
           <w:rtl w:val="0"/>
-          <w:lang w:val="undefined" w:bidi="undefined"/>
         </w:rPr>
       </w:r>
       <w:r>
@@ -8814,18 +10873,10 @@
           <w:color w:val="2e74b5"/>
           <w:sz w:val="32"/>
           <w:szCs w:val="32"/>
-          <w:lang w:val="undefined"/>
+          <w14:ligatures w14:val="none"/>
         </w:rPr>
       </w:r>
-    </w:p>
-    <w:p>
-      <w:pPr>
-        <w:pStyle w:val="894"/>
-        <w:keepNext w:val="true"/>
-        <w:pageBreakBefore w:val="false"/>
-        <w:pBdr/>
-        <w:spacing w:after="120" w:before="240"/>
-        <w:ind/>
+      <w:r>
         <w:rPr>
           <w:rFonts w:ascii="Calibri" w:hAnsi="Calibri" w:eastAsia="Calibri" w:cs="Calibri"/>
           <w:b/>
@@ -8835,6 +10886,25 @@
           <w:szCs w:val="32"/>
           <w14:ligatures w14:val="none"/>
         </w:rPr>
+      </w:r>
+    </w:p>
+    <w:p>
+      <w:pPr>
+        <w:pStyle w:val="894"/>
+        <w:keepNext w:val="true"/>
+        <w:pageBreakBefore w:val="false"/>
+        <w:pBdr/>
+        <w:spacing w:after="120" w:before="240"/>
+        <w:ind/>
+        <w:rPr>
+          <w:rFonts w:ascii="Calibri" w:hAnsi="Calibri" w:eastAsia="Calibri" w:cs="Calibri"/>
+          <w:b/>
+          <w:bCs/>
+          <w:color w:val="2e74b5"/>
+          <w:sz w:val="32"/>
+          <w:szCs w:val="32"/>
+          <w14:ligatures w14:val="none"/>
+        </w:rPr>
       </w:pPr>
       <w:r>
         <w:rPr>
@@ -8845,7 +10915,6 @@
           <w:sz w:val="32"/>
           <w:szCs w:val="32"/>
           <w:rtl w:val="0"/>
-          <w:lang w:val="undefined"/>
         </w:rPr>
         <w:t xml:space="preserve">Архитектура локального стенда:</w:t>
       </w:r>
@@ -8858,7 +10927,6 @@
           <w:sz w:val="32"/>
           <w:szCs w:val="32"/>
           <w:rtl w:val="0"/>
-          <w:lang w:val="undefined"/>
         </w:rPr>
         <w:t xml:space="preserve"> TODO</w:t>
       </w:r>
@@ -8870,6 +10938,18 @@
           <w:color w:val="2e74b5"/>
           <w:sz w:val="32"/>
           <w:szCs w:val="32"/>
+          <w14:ligatures w14:val="none"/>
+        </w:rPr>
+      </w:r>
+      <w:r>
+        <w:rPr>
+          <w:rFonts w:ascii="Calibri" w:hAnsi="Calibri" w:eastAsia="Calibri" w:cs="Calibri"/>
+          <w:b/>
+          <w:bCs/>
+          <w:color w:val="2e74b5"/>
+          <w:sz w:val="32"/>
+          <w:szCs w:val="32"/>
+          <w14:ligatures w14:val="none"/>
         </w:rPr>
       </w:r>
     </w:p>
@@ -8933,7 +11013,12 @@
         </w:rPr>
       </w:r>
       <w:bookmarkEnd w:id="1008"/>
-      <w:r/>
+      <w:r>
+        <w:rPr>
+          <w:lang w:val="en-US"/>
+        </w:rPr>
+        <w:t xml:space="preserve"> TODO</w:t>
+      </w:r>
       <w:r/>
     </w:p>
     <w:p>
@@ -10292,7 +12377,12 @@
         </w:rPr>
       </w:r>
       <w:bookmarkEnd w:id="1009"/>
-      <w:r/>
+      <w:r>
+        <w:rPr>
+          <w:lang w:val="en-US"/>
+        </w:rPr>
+        <w:t xml:space="preserve"> TODO</w:t>
+      </w:r>
       <w:r/>
     </w:p>
     <w:p>
@@ -11445,7 +13535,12 @@
         </w:rPr>
       </w:r>
       <w:bookmarkEnd w:id="1011"/>
-      <w:r/>
+      <w:r>
+        <w:rPr>
+          <w:lang w:val="en-US"/>
+        </w:rPr>
+        <w:t xml:space="preserve"> TODO</w:t>
+      </w:r>
       <w:r/>
     </w:p>
     <w:tbl>
@@ -12657,7 +14752,12 @@
         </w:rPr>
       </w:r>
       <w:bookmarkEnd w:id="1012"/>
-      <w:r/>
+      <w:r>
+        <w:rPr>
+          <w:lang w:val="en-US"/>
+        </w:rPr>
+        <w:t xml:space="preserve"> TODO</w:t>
+      </w:r>
       <w:r/>
     </w:p>
     <w:tbl>
@@ -13296,7 +15396,12 @@
         </w:rPr>
       </w:r>
       <w:bookmarkEnd w:id="1013"/>
-      <w:r/>
+      <w:r>
+        <w:rPr>
+          <w:lang w:val="en-US"/>
+        </w:rPr>
+        <w:t xml:space="preserve"> TODO</w:t>
+      </w:r>
       <w:r/>
     </w:p>
     <w:tbl>
@@ -14145,6 +16250,21 @@
     </w:p>
     <w:p>
       <w:pPr>
+        <w:pageBreakBefore w:val="false"/>
+        <w:pBdr/>
+        <w:spacing/>
+        <w:ind/>
+        <w:rPr/>
+      </w:pPr>
+      <w:r>
+        <w:rPr>
+          <w:rtl w:val="0"/>
+        </w:rPr>
+      </w:r>
+      <w:r/>
+    </w:p>
+    <w:p>
+      <w:pPr>
         <w:pStyle w:val="894"/>
         <w:keepNext w:val="true"/>
         <w:pageBreakBefore w:val="false"/>
@@ -14154,7 +16274,7 @@
         <w:rPr/>
       </w:pPr>
       <w:r/>
-      <w:bookmarkStart w:id="1014" w:name="toc_sec_14"/>
+      <w:bookmarkStart w:id="1015" w:name="toc_sec_15"/>
       <w:r>
         <w:rPr>
           <w:rFonts w:ascii="Calibri" w:hAnsi="Calibri" w:eastAsia="Calibri" w:cs="Calibri"/>
@@ -14165,44 +16285,20 @@
           <w:szCs w:val="32"/>
           <w:rtl w:val="0"/>
         </w:rPr>
-        <w:t xml:space="preserve">Распределение работ в команде</w:t>
+        <w:t xml:space="preserve">Риски</w:t>
       </w:r>
       <w:r>
         <w:rPr>
           <w:rtl w:val="0"/>
         </w:rPr>
       </w:r>
-      <w:bookmarkEnd w:id="1014"/>
+      <w:bookmarkEnd w:id="1015"/>
       <w:r/>
       <w:r/>
     </w:p>
-    <w:p>
-      <w:pPr>
-        <w:pageBreakBefore w:val="false"/>
-        <w:pBdr/>
-        <w:spacing w:after="120" w:line="259" w:lineRule="auto"/>
-        <w:ind/>
-        <w:rPr/>
-      </w:pPr>
-      <w:r>
-        <w:rPr>
-          <w:rFonts w:ascii="Calibri" w:hAnsi="Calibri" w:eastAsia="Calibri" w:cs="Calibri"/>
-          <w:sz w:val="22"/>
-          <w:szCs w:val="22"/>
-          <w:rtl w:val="0"/>
-        </w:rPr>
-        <w:t xml:space="preserve">Постоянные роли QA Automation 1/2/3 не закрепляются: на каждом этапе задачи дробятся и распределяются между всеми участниками равномерно; роль интегратора и ревьюера ротируется.</w:t>
-      </w:r>
-      <w:r>
-        <w:rPr>
-          <w:rtl w:val="0"/>
-        </w:rPr>
-      </w:r>
-      <w:r/>
-    </w:p>
     <w:tbl>
       <w:tblPr>
-        <w:tblStyle w:val="913"/>
+        <w:tblStyle w:val="914"/>
         <w:tblInd w:w="-120" w:type="dxa"/>
         <w:tblW w:w="9792" w:type="dxa"/>
         <w:tblBorders/>
@@ -14241,27 +16337,17 @@
           <w:p>
             <w:pPr>
               <w:pBdr/>
-              <w:spacing w:after="0" w:line="252" w:lineRule="auto"/>
+              <w:spacing/>
               <w:ind/>
+              <w:jc w:val="center"/>
               <w:rPr/>
             </w:pPr>
             <w:r>
               <w:rPr>
-                <w:rFonts w:ascii="Calibri" w:hAnsi="Calibri" w:eastAsia="Calibri" w:cs="Calibri"/>
-                <w:b/>
-                <w:bCs/>
-                <w:sz w:val="18"/>
-                <w:szCs w:val="19"/>
-                <w:rtl w:val="0"/>
-              </w:rPr>
-              <w:t xml:space="preserve">Этап</w:t>
-            </w:r>
-            <w:r>
-              <w:rPr>
-                <w:rFonts w:ascii="Calibri" w:hAnsi="Calibri"/>
                 <w:b/>
                 <w:sz w:val="18"/>
               </w:rPr>
+              <w:t xml:space="preserve">Риск</w:t>
             </w:r>
             <w:r/>
           </w:p>
@@ -14281,27 +16367,17 @@
           <w:p>
             <w:pPr>
               <w:pBdr/>
-              <w:spacing w:after="0" w:line="252" w:lineRule="auto"/>
+              <w:spacing/>
               <w:ind/>
+              <w:jc w:val="center"/>
               <w:rPr/>
             </w:pPr>
             <w:r>
               <w:rPr>
-                <w:rFonts w:ascii="Calibri" w:hAnsi="Calibri" w:eastAsia="Calibri" w:cs="Calibri"/>
-                <w:b/>
-                <w:bCs/>
-                <w:sz w:val="18"/>
-                <w:szCs w:val="19"/>
-                <w:rtl w:val="0"/>
-              </w:rPr>
-              <w:t xml:space="preserve">Фокус работ</w:t>
-            </w:r>
-            <w:r>
-              <w:rPr>
-                <w:rFonts w:ascii="Calibri" w:hAnsi="Calibri"/>
                 <w:b/>
                 <w:sz w:val="18"/>
               </w:rPr>
+              <w:t xml:space="preserve">Влияние</w:t>
             </w:r>
             <w:r/>
           </w:p>
@@ -14321,27 +16397,17 @@
           <w:p>
             <w:pPr>
               <w:pBdr/>
-              <w:spacing w:after="0" w:line="252" w:lineRule="auto"/>
+              <w:spacing/>
               <w:ind/>
+              <w:jc w:val="center"/>
               <w:rPr/>
             </w:pPr>
             <w:r>
               <w:rPr>
-                <w:rFonts w:ascii="Calibri" w:hAnsi="Calibri" w:eastAsia="Calibri" w:cs="Calibri"/>
-                <w:b/>
-                <w:bCs/>
-                <w:sz w:val="18"/>
-                <w:szCs w:val="19"/>
-                <w:rtl w:val="0"/>
-              </w:rPr>
-              <w:t xml:space="preserve">Равномерное распределение внутри команды</w:t>
-            </w:r>
-            <w:r>
-              <w:rPr>
-                <w:rFonts w:ascii="Calibri" w:hAnsi="Calibri"/>
                 <w:b/>
                 <w:sz w:val="18"/>
               </w:rPr>
+              <w:t xml:space="preserve">Как минимизировать</w:t>
             </w:r>
             <w:r/>
           </w:p>
@@ -14353,104 +16419,67 @@
         </w:trPr>
         <w:tc>
           <w:tcPr>
-            <w:shd w:val="clear" w:color="auto" w:fill="ffffff"/>
             <w:tcBorders/>
-            <w:tcMar>
-              <w:left w:w="120" w:type="dxa"/>
-              <w:top w:w="80" w:type="dxa"/>
-              <w:right w:w="120" w:type="dxa"/>
-              <w:bottom w:w="80" w:type="dxa"/>
-            </w:tcMar>
+            <w:tcW w:w="3264" w:type="dxa"/>
             <w:vAlign w:val="center"/>
           </w:tcPr>
           <w:p>
             <w:pPr>
               <w:pBdr/>
-              <w:spacing w:after="0" w:line="252" w:lineRule="auto"/>
+              <w:spacing w:after="0" w:line="240" w:lineRule="auto"/>
               <w:ind/>
               <w:rPr/>
             </w:pPr>
             <w:r>
               <w:rPr>
-                <w:rFonts w:ascii="Calibri" w:hAnsi="Calibri" w:eastAsia="Calibri" w:cs="Calibri"/>
-                <w:sz w:val="18"/>
-                <w:szCs w:val="19"/>
-                <w:rtl w:val="0"/>
-              </w:rPr>
-              <w:t xml:space="preserve">Неделя 1</w:t>
-            </w:r>
-            <w:r>
-              <w:rPr>
-                <w:rFonts w:ascii="Calibri" w:hAnsi="Calibri"/>
-                <w:sz w:val="18"/>
-              </w:rPr>
+                <w:b/>
+                <w:sz w:val="17"/>
+              </w:rPr>
+              <w:t xml:space="preserve">Состояние data directory и agent conf делает прогоны невоспроизводимыми</w:t>
             </w:r>
             <w:r/>
           </w:p>
         </w:tc>
         <w:tc>
           <w:tcPr>
-            <w:shd w:val="clear" w:color="auto" w:fill="ffffff"/>
             <w:tcBorders/>
-            <w:tcMar>
-              <w:left w:w="120" w:type="dxa"/>
-              <w:top w:w="80" w:type="dxa"/>
-              <w:right w:w="120" w:type="dxa"/>
-              <w:bottom w:w="80" w:type="dxa"/>
-            </w:tcMar>
+            <w:tcW w:w="3264" w:type="dxa"/>
             <w:vAlign w:val="center"/>
           </w:tcPr>
           <w:p>
             <w:pPr>
               <w:pBdr/>
-              <w:spacing w:after="0" w:line="252" w:lineRule="auto"/>
+              <w:spacing w:after="0" w:line="240" w:lineRule="auto"/>
               <w:ind/>
               <w:rPr/>
             </w:pPr>
             <w:r>
               <w:rPr>
-                <w:rFonts w:ascii="Calibri" w:hAnsi="Calibri" w:eastAsia="Calibri" w:cs="Calibri"/>
-                <w:sz w:val="18"/>
-                <w:szCs w:val="19"/>
-                <w:rtl w:val="0"/>
-              </w:rPr>
-              <w:t xml:space="preserve">Ручные сценарии и тест-дизайн</w:t>
-            </w:r>
-            <w:r>
-              <w:rPr>
-                <w:rFonts w:ascii="Calibri" w:hAnsi="Calibri"/>
-                <w:sz w:val="18"/>
-              </w:rPr>
+                <w:sz w:val="17"/>
+              </w:rPr>
+              <w:t xml:space="preserve">Грязные teamcity-data или teamcity-agent-conf могут скрыть ошибки first start, менять результат тестов и создавать зависимость от предыдущего запуска.</w:t>
             </w:r>
             <w:r/>
           </w:p>
         </w:tc>
         <w:tc>
           <w:tcPr>
-            <w:shd w:val="clear" w:color="auto" w:fill="ffffff"/>
             <w:tcBorders/>
-            <w:tcMar>
-              <w:left w:w="120" w:type="dxa"/>
-              <w:top w:w="80" w:type="dxa"/>
-              <w:right w:w="120" w:type="dxa"/>
-              <w:bottom w:w="80" w:type="dxa"/>
-            </w:tcMar>
+            <w:tcW w:w="3264" w:type="dxa"/>
             <w:vAlign w:val="center"/>
           </w:tcPr>
           <w:p>
             <w:pPr>
               <w:pBdr/>
-              <w:spacing w:after="0" w:line="252" w:lineRule="auto"/>
+              <w:spacing w:after="0" w:line="240" w:lineRule="auto"/>
               <w:ind/>
               <w:rPr/>
             </w:pPr>
             <w:r>
               <w:rPr>
-                <w:rFonts w:ascii="Calibri" w:hAnsi="Calibri"/>
-                <w:b w:val="0"/>
-                <w:sz w:val="18"/>
-              </w:rPr>
-              <w:t xml:space="preserve">Все 3 QA делят P0/P1 сценарии по частям: setup/admin, roles/permissions, agent, API/build lifecycle, bootstrap. Каждый описывает свою часть и участвует в общем review scope.</w:t>
+                <w:sz w:val="17"/>
+              </w:rPr>
+              <w:t xml:space="preserve">Разделить fresh/reuse сценарии, явно сбрасывать Docker-состояние для E2E, использовать уникальные имена сущностей и проверять cleanup после тестов.</w:t>
             </w:r>
             <w:r/>
           </w:p>
@@ -14462,111 +16491,67 @@
         </w:trPr>
         <w:tc>
           <w:tcPr>
-            <w:shd w:val="clear" w:color="auto" w:fill="ffffff"/>
             <w:tcBorders/>
-            <w:tcMar>
-              <w:left w:w="120" w:type="dxa"/>
-              <w:top w:w="80" w:type="dxa"/>
-              <w:right w:w="120" w:type="dxa"/>
-              <w:bottom w:w="80" w:type="dxa"/>
-            </w:tcMar>
+            <w:tcW w:w="3264" w:type="dxa"/>
             <w:vAlign w:val="center"/>
           </w:tcPr>
           <w:p>
             <w:pPr>
               <w:pBdr/>
-              <w:spacing w:after="0" w:line="252" w:lineRule="auto"/>
+              <w:spacing w:after="0" w:line="240" w:lineRule="auto"/>
               <w:ind/>
               <w:rPr/>
             </w:pPr>
             <w:r>
               <w:rPr>
-                <w:rFonts w:ascii="Calibri" w:hAnsi="Calibri" w:eastAsia="Calibri" w:cs="Calibri"/>
-                <w:sz w:val="18"/>
-                <w:szCs w:val="19"/>
-                <w:rtl w:val="0"/>
-              </w:rPr>
-              <w:t xml:space="preserve">Неделя 2</w:t>
-            </w:r>
-            <w:r>
-              <w:rPr>
-                <w:rFonts w:ascii="Calibri" w:hAnsi="Calibri"/>
-                <w:sz w:val="18"/>
-              </w:rPr>
+                <w:b/>
+                <w:sz w:val="17"/>
+              </w:rPr>
+              <w:t xml:space="preserve">Fast CI на HSQLDB не покрывает production-like поведение внешних БД</w:t>
             </w:r>
             <w:r/>
           </w:p>
         </w:tc>
         <w:tc>
           <w:tcPr>
-            <w:shd w:val="clear" w:color="auto" w:fill="ffffff"/>
             <w:tcBorders/>
-            <w:tcMar>
-              <w:left w:w="120" w:type="dxa"/>
-              <w:top w:w="80" w:type="dxa"/>
-              <w:right w:w="120" w:type="dxa"/>
-              <w:bottom w:w="80" w:type="dxa"/>
-            </w:tcMar>
+            <w:tcW w:w="3264" w:type="dxa"/>
             <w:vAlign w:val="center"/>
           </w:tcPr>
           <w:p>
             <w:pPr>
               <w:pBdr/>
-              <w:spacing w:after="0" w:line="252" w:lineRule="auto"/>
+              <w:spacing w:after="0" w:line="240" w:lineRule="auto"/>
               <w:ind/>
               <w:rPr/>
             </w:pPr>
             <w:r>
               <w:rPr>
-                <w:rFonts w:ascii="Calibri" w:hAnsi="Calibri" w:eastAsia="Calibri" w:cs="Calibri"/>
-                <w:sz w:val="18"/>
-                <w:szCs w:val="19"/>
-                <w:rtl w:val="0"/>
-              </w:rPr>
-              <w:t xml:space="preserve">UI smoke</w:t>
-            </w:r>
-            <w:r>
-              <w:rPr>
-                <w:rFonts w:ascii="Calibri" w:hAnsi="Calibri"/>
-                <w:sz w:val="18"/>
-              </w:rPr>
+                <w:sz w:val="17"/>
+              </w:rPr>
+              <w:t xml:space="preserve">Ошибки схемы, миграций, блокировок или SQL-совместимости с PostgreSQL и другими БД могут проявиться поздно.</w:t>
             </w:r>
             <w:r/>
           </w:p>
         </w:tc>
         <w:tc>
           <w:tcPr>
-            <w:shd w:val="clear" w:color="auto" w:fill="ffffff"/>
             <w:tcBorders/>
-            <w:tcMar>
-              <w:left w:w="120" w:type="dxa"/>
-              <w:top w:w="80" w:type="dxa"/>
-              <w:right w:w="120" w:type="dxa"/>
-              <w:bottom w:w="80" w:type="dxa"/>
-            </w:tcMar>
+            <w:tcW w:w="3264" w:type="dxa"/>
             <w:vAlign w:val="center"/>
           </w:tcPr>
           <w:p>
             <w:pPr>
               <w:pBdr/>
-              <w:spacing w:after="0" w:line="252" w:lineRule="auto"/>
+              <w:spacing w:after="0" w:line="240" w:lineRule="auto"/>
               <w:ind/>
               <w:rPr/>
             </w:pPr>
             <w:r>
               <w:rPr>
-                <w:rFonts w:ascii="Calibri" w:hAnsi="Calibri" w:eastAsia="Calibri" w:cs="Calibri"/>
-                <w:sz w:val="18"/>
-                <w:szCs w:val="19"/>
-                <w:rtl w:val="0"/>
-              </w:rPr>
-              <w:t xml:space="preserve">Playwright-задачи распределяются между участниками по сценариям; общий результат — startup confirmation, HSQLDB setup, first admin, login, agent authorization.</w:t>
-            </w:r>
-            <w:r>
-              <w:rPr>
-                <w:rFonts w:ascii="Calibri" w:hAnsi="Calibri"/>
-                <w:sz w:val="18"/>
-              </w:rPr>
+                <w:sz w:val="17"/>
+              </w:rPr>
+              <w:t xml:space="preserve">Оставить HSQLDB для быстрого PR-контурa, добавить PostgreSQL production-like job на main/release и nightly compatibility smoke для MySQL, MariaDB, MS SQL Server и Oracle.</w:t>
             </w:r>
             <w:r/>
           </w:p>
@@ -14578,104 +16563,83 @@
         </w:trPr>
         <w:tc>
           <w:tcPr>
-            <w:shd w:val="clear" w:color="auto" w:fill="ffffff"/>
             <w:tcBorders/>
-            <w:tcMar>
-              <w:left w:w="120" w:type="dxa"/>
-              <w:top w:w="80" w:type="dxa"/>
-              <w:right w:w="120" w:type="dxa"/>
-              <w:bottom w:w="80" w:type="dxa"/>
-            </w:tcMar>
+            <w:tcW w:w="3264" w:type="dxa"/>
             <w:vAlign w:val="center"/>
           </w:tcPr>
           <w:p>
             <w:pPr>
               <w:pBdr/>
-              <w:spacing w:after="0" w:line="252" w:lineRule="auto"/>
+              <w:spacing w:after="0" w:line="240" w:lineRule="auto"/>
               <w:ind/>
               <w:rPr/>
             </w:pPr>
             <w:r>
               <w:rPr>
-                <w:rFonts w:ascii="Calibri" w:hAnsi="Calibri" w:eastAsia="Calibri" w:cs="Calibri"/>
-                <w:sz w:val="18"/>
-                <w:szCs w:val="19"/>
-                <w:rtl w:val="0"/>
-              </w:rPr>
-              <w:t xml:space="preserve">Неделя 3</w:t>
-            </w:r>
-            <w:r>
-              <w:rPr>
-                <w:rFonts w:ascii="Calibri" w:hAnsi="Calibri"/>
-                <w:sz w:val="18"/>
-              </w:rPr>
+                <w:b/>
+                <w:sz w:val="17"/>
+              </w:rPr>
+              <w:t xml:space="preserve">UI </w:t>
+            </w:r>
+            <w:r>
+              <w:rPr>
+                <w:b/>
+                <w:sz w:val="17"/>
+                <w:lang w:val="ru-RU"/>
+              </w:rPr>
+              <w:t xml:space="preserve">автотесты становятся </w:t>
+            </w:r>
+            <w:r>
+              <w:rPr>
+                <w:b/>
+                <w:sz w:val="17"/>
+                <w:lang w:val="en-US"/>
+              </w:rPr>
+              <w:t xml:space="preserve">flaky</w:t>
             </w:r>
             <w:r/>
           </w:p>
         </w:tc>
         <w:tc>
           <w:tcPr>
-            <w:shd w:val="clear" w:color="auto" w:fill="ffffff"/>
             <w:tcBorders/>
-            <w:tcMar>
-              <w:left w:w="120" w:type="dxa"/>
-              <w:top w:w="80" w:type="dxa"/>
-              <w:right w:w="120" w:type="dxa"/>
-              <w:bottom w:w="80" w:type="dxa"/>
-            </w:tcMar>
+            <w:tcW w:w="3264" w:type="dxa"/>
             <w:vAlign w:val="center"/>
           </w:tcPr>
           <w:p>
             <w:pPr>
               <w:pBdr/>
-              <w:spacing w:after="0" w:line="252" w:lineRule="auto"/>
+              <w:spacing w:after="0" w:line="240" w:lineRule="auto"/>
               <w:ind/>
               <w:rPr/>
             </w:pPr>
             <w:r>
               <w:rPr>
-                <w:rFonts w:ascii="Calibri" w:hAnsi="Calibri" w:eastAsia="Calibri" w:cs="Calibri"/>
-                <w:sz w:val="18"/>
-                <w:szCs w:val="19"/>
-                <w:rtl w:val="0"/>
-              </w:rPr>
-              <w:t xml:space="preserve">REST API + build lifecycle</w:t>
-            </w:r>
-            <w:r>
-              <w:rPr>
-                <w:rFonts w:ascii="Calibri" w:hAnsi="Calibri"/>
-                <w:sz w:val="18"/>
-              </w:rPr>
+                <w:sz w:val="17"/>
+              </w:rPr>
+              <w:t xml:space="preserve">P0 UI flow снижает доверие к автотестам, ухудшает Pass Rate и мешает достигнуть Flaky Rate &lt;= 3%.</w:t>
             </w:r>
             <w:r/>
           </w:p>
         </w:tc>
         <w:tc>
           <w:tcPr>
-            <w:shd w:val="clear" w:color="auto" w:fill="ffffff"/>
             <w:tcBorders/>
-            <w:tcMar>
-              <w:left w:w="120" w:type="dxa"/>
-              <w:top w:w="80" w:type="dxa"/>
-              <w:right w:w="120" w:type="dxa"/>
-              <w:bottom w:w="80" w:type="dxa"/>
-            </w:tcMar>
+            <w:tcW w:w="3264" w:type="dxa"/>
             <w:vAlign w:val="center"/>
           </w:tcPr>
           <w:p>
             <w:pPr>
               <w:pBdr/>
-              <w:spacing w:after="0" w:line="252" w:lineRule="auto"/>
+              <w:spacing w:after="0" w:line="240" w:lineRule="auto"/>
               <w:ind/>
               <w:rPr/>
             </w:pPr>
             <w:r>
               <w:rPr>
-                <w:rFonts w:ascii="Calibri" w:hAnsi="Calibri"/>
-                <w:b w:val="0"/>
-                <w:sz w:val="18"/>
-              </w:rPr>
-              <w:t xml:space="preserve">Pytest/API задачи делятся поровну по сущностям и flow: server readiness, project, build configuration, build run, status, role/permission negative checks, cleanup.</w:t>
+                <w:sz w:val="17"/>
+              </w:rPr>
+              <w:t xml:space="preserve">Оставить UI только для незаменимых flows, использовать Playwright auto-wait, trace, screenshots/video, стабильные локаторы и переносить подготовку данных в API.</w:t>
             </w:r>
             <w:r/>
           </w:p>
@@ -14687,307 +16651,67 @@
         </w:trPr>
         <w:tc>
           <w:tcPr>
-            <w:shd w:val="clear" w:color="auto" w:fill="ffffff"/>
             <w:tcBorders/>
-            <w:tcMar>
-              <w:left w:w="120" w:type="dxa"/>
-              <w:top w:w="80" w:type="dxa"/>
-              <w:right w:w="120" w:type="dxa"/>
-              <w:bottom w:w="80" w:type="dxa"/>
-            </w:tcMar>
+            <w:tcW w:w="3264" w:type="dxa"/>
             <w:vAlign w:val="center"/>
           </w:tcPr>
           <w:p>
             <w:pPr>
               <w:pBdr/>
-              <w:spacing w:after="0" w:line="252" w:lineRule="auto"/>
+              <w:spacing w:after="0" w:line="240" w:lineRule="auto"/>
               <w:ind/>
               <w:rPr/>
             </w:pPr>
             <w:r>
               <w:rPr>
-                <w:rFonts w:ascii="Calibri" w:hAnsi="Calibri" w:eastAsia="Calibri" w:cs="Calibri"/>
-                <w:sz w:val="18"/>
-                <w:szCs w:val="19"/>
-                <w:rtl w:val="0"/>
-              </w:rPr>
-              <w:t xml:space="preserve">Неделя 4</w:t>
-            </w:r>
-            <w:r>
-              <w:rPr>
-                <w:rFonts w:ascii="Calibri" w:hAnsi="Calibri"/>
-                <w:sz w:val="18"/>
-              </w:rPr>
+                <w:b/>
+                <w:sz w:val="17"/>
+              </w:rPr>
+              <w:t xml:space="preserve">Матрица ролей и прав доступа не зафиксирована</w:t>
             </w:r>
             <w:r/>
           </w:p>
         </w:tc>
         <w:tc>
           <w:tcPr>
-            <w:shd w:val="clear" w:color="auto" w:fill="ffffff"/>
             <w:tcBorders/>
-            <w:tcMar>
-              <w:left w:w="120" w:type="dxa"/>
-              <w:top w:w="80" w:type="dxa"/>
-              <w:right w:w="120" w:type="dxa"/>
-              <w:bottom w:w="80" w:type="dxa"/>
-            </w:tcMar>
+            <w:tcW w:w="3264" w:type="dxa"/>
             <w:vAlign w:val="center"/>
           </w:tcPr>
           <w:p>
             <w:pPr>
               <w:pBdr/>
-              <w:spacing w:after="0" w:line="252" w:lineRule="auto"/>
+              <w:spacing w:after="0" w:line="240" w:lineRule="auto"/>
               <w:ind/>
               <w:rPr/>
             </w:pPr>
             <w:r>
               <w:rPr>
-                <w:rFonts w:ascii="Calibri" w:hAnsi="Calibri" w:eastAsia="Calibri" w:cs="Calibri"/>
-                <w:sz w:val="18"/>
-                <w:szCs w:val="19"/>
-                <w:rtl w:val="0"/>
-              </w:rPr>
-              <w:t xml:space="preserve">Docker / Bootstrap / Pipeline</w:t>
-            </w:r>
-            <w:r>
-              <w:rPr>
-                <w:rFonts w:ascii="Calibri" w:hAnsi="Calibri"/>
-                <w:sz w:val="18"/>
-              </w:rPr>
+                <w:sz w:val="17"/>
+              </w:rPr>
+              <w:t xml:space="preserve">Roles / Permissions suite может проверить только поверхностный happy path и пропустить лишние права у ограниченного пользователя.</w:t>
             </w:r>
             <w:r/>
           </w:p>
         </w:tc>
         <w:tc>
           <w:tcPr>
-            <w:shd w:val="clear" w:color="auto" w:fill="ffffff"/>
             <w:tcBorders/>
-            <w:tcMar>
-              <w:left w:w="120" w:type="dxa"/>
-              <w:top w:w="80" w:type="dxa"/>
-              <w:right w:w="120" w:type="dxa"/>
-              <w:bottom w:w="80" w:type="dxa"/>
-            </w:tcMar>
+            <w:tcW w:w="3264" w:type="dxa"/>
             <w:vAlign w:val="center"/>
           </w:tcPr>
           <w:p>
             <w:pPr>
               <w:pBdr/>
-              <w:spacing w:after="0" w:line="252" w:lineRule="auto"/>
+              <w:spacing w:after="0" w:line="240" w:lineRule="auto"/>
               <w:ind/>
               <w:rPr/>
             </w:pPr>
             <w:r>
               <w:rPr>
-                <w:rFonts w:ascii="Calibri" w:hAnsi="Calibri" w:eastAsia="Calibri" w:cs="Calibri"/>
-                <w:sz w:val="18"/>
-                <w:szCs w:val="19"/>
-                <w:rtl w:val="0"/>
-              </w:rPr>
-              <w:t xml:space="preserve">Pipeline-задачи распределяются поровну: compose/bootstrap, readiness checks, запуск UI/API suites, отчеты и стабилизация.</w:t>
-            </w:r>
-            <w:r>
-              <w:rPr>
-                <w:rFonts w:ascii="Calibri" w:hAnsi="Calibri"/>
-                <w:sz w:val="18"/>
-              </w:rPr>
-            </w:r>
-            <w:r/>
-          </w:p>
-        </w:tc>
-      </w:tr>
-    </w:tbl>
-    <w:p>
-      <w:pPr>
-        <w:pageBreakBefore w:val="false"/>
-        <w:pBdr/>
-        <w:spacing/>
-        <w:ind/>
-        <w:rPr/>
-      </w:pPr>
-      <w:r>
-        <w:rPr>
-          <w:rtl w:val="0"/>
-        </w:rPr>
-      </w:r>
-      <w:r/>
-    </w:p>
-    <w:p>
-      <w:pPr>
-        <w:pStyle w:val="894"/>
-        <w:keepNext w:val="true"/>
-        <w:pageBreakBefore w:val="false"/>
-        <w:pBdr/>
-        <w:spacing w:after="120" w:before="240"/>
-        <w:ind/>
-        <w:rPr/>
-      </w:pPr>
-      <w:r/>
-      <w:bookmarkStart w:id="1015" w:name="toc_sec_15"/>
-      <w:r>
-        <w:rPr>
-          <w:rFonts w:ascii="Calibri" w:hAnsi="Calibri" w:eastAsia="Calibri" w:cs="Calibri"/>
-          <w:b/>
-          <w:bCs/>
-          <w:color w:val="2e74b5"/>
-          <w:sz w:val="32"/>
-          <w:szCs w:val="32"/>
-          <w:rtl w:val="0"/>
-        </w:rPr>
-        <w:t xml:space="preserve">Риски</w:t>
-      </w:r>
-      <w:r>
-        <w:rPr>
-          <w:rtl w:val="0"/>
-        </w:rPr>
-      </w:r>
-      <w:bookmarkEnd w:id="1015"/>
-      <w:r/>
-      <w:r/>
-    </w:p>
-    <w:tbl>
-      <w:tblPr>
-        <w:tblStyle w:val="914"/>
-        <w:tblInd w:w="-120" w:type="dxa"/>
-        <w:tblW w:w="9792" w:type="dxa"/>
-        <w:tblBorders/>
-        <w:tblLayout w:type="fixed"/>
-        <w:tblLook w:val="04A0" w:firstRow="1" w:lastRow="0" w:firstColumn="1" w:lastColumn="0" w:noHBand="0" w:noVBand="1"/>
-      </w:tblPr>
-      <w:tblGrid>
-        <w:gridCol w:w="3264"/>
-        <w:gridCol w:w="3264"/>
-        <w:gridCol w:w="3264"/>
-        <w:tblGridChange w:id="11">
-          <w:tblGrid>
-            <w:gridCol w:w="3264"/>
-            <w:gridCol w:w="3264"/>
-            <w:gridCol w:w="3264"/>
-          </w:tblGrid>
-        </w:tblGridChange>
-      </w:tblGrid>
-      <w:tr>
-        <w:trPr>
-          <w:cantSplit/>
-          <w:tblHeader/>
-        </w:trPr>
-        <w:tc>
-          <w:tcPr>
-            <w:shd w:val="clear" w:color="auto" w:fill="f2f2f2"/>
-            <w:tcBorders/>
-            <w:tcMar>
-              <w:left w:w="120" w:type="dxa"/>
-              <w:top w:w="80" w:type="dxa"/>
-              <w:right w:w="120" w:type="dxa"/>
-              <w:bottom w:w="80" w:type="dxa"/>
-            </w:tcMar>
-            <w:vAlign w:val="center"/>
-          </w:tcPr>
-          <w:p>
-            <w:pPr>
-              <w:pBdr/>
-              <w:spacing w:after="0" w:line="252" w:lineRule="auto"/>
-              <w:ind/>
-              <w:rPr/>
-            </w:pPr>
-            <w:r>
-              <w:rPr>
-                <w:rFonts w:ascii="Calibri" w:hAnsi="Calibri" w:eastAsia="Calibri" w:cs="Calibri"/>
-                <w:b/>
-                <w:bCs/>
-                <w:sz w:val="18"/>
-                <w:szCs w:val="19"/>
-                <w:rtl w:val="0"/>
-              </w:rPr>
-              <w:t xml:space="preserve">Риск</w:t>
-            </w:r>
-            <w:r>
-              <w:rPr>
-                <w:rFonts w:ascii="Calibri" w:hAnsi="Calibri"/>
-                <w:b/>
-                <w:sz w:val="18"/>
-              </w:rPr>
-            </w:r>
-            <w:r/>
-          </w:p>
-        </w:tc>
-        <w:tc>
-          <w:tcPr>
-            <w:shd w:val="clear" w:color="auto" w:fill="f2f2f2"/>
-            <w:tcBorders/>
-            <w:tcMar>
-              <w:left w:w="120" w:type="dxa"/>
-              <w:top w:w="80" w:type="dxa"/>
-              <w:right w:w="120" w:type="dxa"/>
-              <w:bottom w:w="80" w:type="dxa"/>
-            </w:tcMar>
-            <w:vAlign w:val="center"/>
-          </w:tcPr>
-          <w:p>
-            <w:pPr>
-              <w:pBdr/>
-              <w:spacing w:after="0" w:line="252" w:lineRule="auto"/>
-              <w:ind/>
-              <w:rPr/>
-            </w:pPr>
-            <w:r>
-              <w:rPr>
-                <w:rFonts w:ascii="Calibri" w:hAnsi="Calibri" w:eastAsia="Calibri" w:cs="Calibri"/>
-                <w:b/>
-                <w:bCs/>
-                <w:sz w:val="18"/>
-                <w:szCs w:val="19"/>
-                <w:rtl w:val="0"/>
-              </w:rPr>
-              <w:t xml:space="preserve">Влияние</w:t>
-            </w:r>
-            <w:r>
-              <w:rPr>
-                <w:rFonts w:ascii="Calibri" w:hAnsi="Calibri"/>
-                <w:b/>
-                <w:sz w:val="18"/>
-              </w:rPr>
-            </w:r>
-            <w:r/>
-          </w:p>
-        </w:tc>
-        <w:tc>
-          <w:tcPr>
-            <w:shd w:val="clear" w:color="auto" w:fill="f2f2f2"/>
-            <w:tcBorders/>
-            <w:tcMar>
-              <w:left w:w="120" w:type="dxa"/>
-              <w:top w:w="80" w:type="dxa"/>
-              <w:right w:w="120" w:type="dxa"/>
-              <w:bottom w:w="80" w:type="dxa"/>
-            </w:tcMar>
-            <w:vAlign w:val="center"/>
-          </w:tcPr>
-          <w:p>
-            <w:pPr>
-              <w:pBdr/>
-              <w:spacing w:after="0" w:line="252" w:lineRule="auto"/>
-              <w:ind/>
-              <w:rPr/>
-            </w:pPr>
-            <w:r>
-              <w:rPr>
-                <w:rFonts w:ascii="Calibri" w:hAnsi="Calibri" w:eastAsia="Calibri" w:cs="Calibri"/>
-                <w:b/>
-                <w:bCs/>
-                <w:sz w:val="18"/>
-                <w:szCs w:val="19"/>
-                <w:rtl w:val="0"/>
-              </w:rPr>
-              <w:t xml:space="preserve">Как минимизировать</w:t>
-            </w:r>
-            <w:r>
-              <w:rPr>
-                <w:rFonts w:ascii="Calibri" w:hAnsi="Calibri"/>
-                <w:b/>
-                <w:sz w:val="18"/>
-              </w:rPr>
+                <w:sz w:val="17"/>
+              </w:rPr>
+              <w:t xml:space="preserve">До автоматизации согласовать минимальную RBAC-матрицу: admin и limited user. Добавить positive admin checks и negative checks для project, build configuration, build run и agent authorization.</w:t>
             </w:r>
             <w:r/>
           </w:p>
@@ -14999,111 +16723,67 @@
         </w:trPr>
         <w:tc>
           <w:tcPr>
-            <w:shd w:val="clear" w:color="auto" w:fill="ffffff"/>
             <w:tcBorders/>
-            <w:tcMar>
-              <w:left w:w="120" w:type="dxa"/>
-              <w:top w:w="80" w:type="dxa"/>
-              <w:right w:w="120" w:type="dxa"/>
-              <w:bottom w:w="80" w:type="dxa"/>
-            </w:tcMar>
+            <w:tcW w:w="3264" w:type="dxa"/>
             <w:vAlign w:val="center"/>
           </w:tcPr>
           <w:p>
             <w:pPr>
               <w:pBdr/>
-              <w:spacing w:after="0" w:line="252" w:lineRule="auto"/>
+              <w:spacing w:after="0" w:line="240" w:lineRule="auto"/>
               <w:ind/>
               <w:rPr/>
             </w:pPr>
             <w:r>
               <w:rPr>
-                <w:rFonts w:ascii="Calibri" w:hAnsi="Calibri" w:eastAsia="Calibri" w:cs="Calibri"/>
-                <w:sz w:val="18"/>
-                <w:szCs w:val="19"/>
-                <w:rtl w:val="0"/>
-              </w:rPr>
-              <w:t xml:space="preserve">Startup confirmation блокирует CI</w:t>
-            </w:r>
-            <w:r>
-              <w:rPr>
-                <w:rFonts w:ascii="Calibri" w:hAnsi="Calibri"/>
-                <w:sz w:val="18"/>
-              </w:rPr>
+                <w:b/>
+                <w:sz w:val="17"/>
+              </w:rPr>
+              <w:t xml:space="preserve">Тестовые данные конфликтуют между прогонами</w:t>
             </w:r>
             <w:r/>
           </w:p>
         </w:tc>
         <w:tc>
           <w:tcPr>
-            <w:shd w:val="clear" w:color="auto" w:fill="ffffff"/>
             <w:tcBorders/>
-            <w:tcMar>
-              <w:left w:w="120" w:type="dxa"/>
-              <w:top w:w="80" w:type="dxa"/>
-              <w:right w:w="120" w:type="dxa"/>
-              <w:bottom w:w="80" w:type="dxa"/>
-            </w:tcMar>
+            <w:tcW w:w="3264" w:type="dxa"/>
             <w:vAlign w:val="center"/>
           </w:tcPr>
           <w:p>
             <w:pPr>
               <w:pBdr/>
-              <w:spacing w:after="0" w:line="252" w:lineRule="auto"/>
+              <w:spacing w:after="0" w:line="240" w:lineRule="auto"/>
               <w:ind/>
               <w:rPr/>
             </w:pPr>
             <w:r>
               <w:rPr>
-                <w:rFonts w:ascii="Calibri" w:hAnsi="Calibri" w:eastAsia="Calibri" w:cs="Calibri"/>
-                <w:sz w:val="18"/>
-                <w:szCs w:val="19"/>
-                <w:rtl w:val="0"/>
-              </w:rPr>
-              <w:t xml:space="preserve">Pipeline не сможет поднять TeamCity с нуля.</w:t>
-            </w:r>
-            <w:r>
-              <w:rPr>
-                <w:rFonts w:ascii="Calibri" w:hAnsi="Calibri"/>
-                <w:sz w:val="18"/>
-              </w:rPr>
+                <w:sz w:val="17"/>
+              </w:rPr>
+              <w:t xml:space="preserve">Повторные project/build configuration/user/token names создают ложные падения, зависимость от порядка тестов и невозможность надежного rerun.</w:t>
             </w:r>
             <w:r/>
           </w:p>
         </w:tc>
         <w:tc>
           <w:tcPr>
-            <w:shd w:val="clear" w:color="auto" w:fill="ffffff"/>
             <w:tcBorders/>
-            <w:tcMar>
-              <w:left w:w="120" w:type="dxa"/>
-              <w:top w:w="80" w:type="dxa"/>
-              <w:right w:w="120" w:type="dxa"/>
-              <w:bottom w:w="80" w:type="dxa"/>
-            </w:tcMar>
+            <w:tcW w:w="3264" w:type="dxa"/>
             <w:vAlign w:val="center"/>
           </w:tcPr>
           <w:p>
             <w:pPr>
               <w:pBdr/>
-              <w:spacing w:after="0" w:line="252" w:lineRule="auto"/>
+              <w:spacing w:after="0" w:line="240" w:lineRule="auto"/>
               <w:ind/>
               <w:rPr/>
             </w:pPr>
             <w:r>
               <w:rPr>
-                <w:rFonts w:ascii="Calibri" w:hAnsi="Calibri" w:eastAsia="Calibri" w:cs="Calibri"/>
-                <w:sz w:val="18"/>
-                <w:szCs w:val="19"/>
-                <w:rtl w:val="0"/>
-              </w:rPr>
-              <w:t xml:space="preserve">Сделать bootstrap-скрипт и отдельный suite Initial Setup.</w:t>
-            </w:r>
-            <w:r>
-              <w:rPr>
-                <w:rFonts w:ascii="Calibri" w:hAnsi="Calibri"/>
-                <w:sz w:val="18"/>
-              </w:rPr>
+                <w:sz w:val="17"/>
+              </w:rPr>
+              <w:t xml:space="preserve">Создавать уникальные имена с префиксом автотестов, изолировать fixtures, чистить данные через REST API или полный Docker reset, проверять результат cleanup.</w:t>
             </w:r>
             <w:r/>
           </w:p>
@@ -15115,902 +16795,67 @@
         </w:trPr>
         <w:tc>
           <w:tcPr>
-            <w:shd w:val="clear" w:color="auto" w:fill="ffffff"/>
             <w:tcBorders/>
-            <w:tcMar>
-              <w:left w:w="120" w:type="dxa"/>
-              <w:top w:w="80" w:type="dxa"/>
-              <w:right w:w="120" w:type="dxa"/>
-              <w:bottom w:w="80" w:type="dxa"/>
-            </w:tcMar>
+            <w:tcW w:w="3264" w:type="dxa"/>
             <w:vAlign w:val="center"/>
           </w:tcPr>
           <w:p>
             <w:pPr>
               <w:pBdr/>
-              <w:spacing w:after="0" w:line="252" w:lineRule="auto"/>
+              <w:spacing w:after="0" w:line="240" w:lineRule="auto"/>
               <w:ind/>
               <w:rPr/>
             </w:pPr>
             <w:r>
               <w:rPr>
-                <w:rFonts w:ascii="Calibri" w:hAnsi="Calibri" w:eastAsia="Calibri" w:cs="Calibri"/>
-                <w:sz w:val="18"/>
-                <w:szCs w:val="19"/>
-                <w:rtl w:val="0"/>
-              </w:rPr>
-              <w:t xml:space="preserve">UI setup wizard нестабилен для автоматизации</w:t>
-            </w:r>
-            <w:r>
-              <w:rPr>
-                <w:rFonts w:ascii="Calibri" w:hAnsi="Calibri"/>
-                <w:sz w:val="18"/>
-              </w:rPr>
+                <w:b/>
+                <w:sz w:val="17"/>
+              </w:rPr>
+              <w:t xml:space="preserve">Нет готовых ручных тест-кейсов и выбранной TMS</w:t>
             </w:r>
             <w:r/>
           </w:p>
         </w:tc>
         <w:tc>
           <w:tcPr>
-            <w:shd w:val="clear" w:color="auto" w:fill="ffffff"/>
             <w:tcBorders/>
-            <w:tcMar>
-              <w:left w:w="120" w:type="dxa"/>
-              <w:top w:w="80" w:type="dxa"/>
-              <w:right w:w="120" w:type="dxa"/>
-              <w:bottom w:w="80" w:type="dxa"/>
-            </w:tcMar>
+            <w:tcW w:w="3264" w:type="dxa"/>
             <w:vAlign w:val="center"/>
           </w:tcPr>
           <w:p>
             <w:pPr>
               <w:pBdr/>
-              <w:spacing w:after="0" w:line="252" w:lineRule="auto"/>
+              <w:spacing w:after="0" w:line="240" w:lineRule="auto"/>
               <w:ind/>
               <w:rPr/>
             </w:pPr>
             <w:r>
               <w:rPr>
-                <w:rFonts w:ascii="Calibri" w:hAnsi="Calibri" w:eastAsia="Calibri" w:cs="Calibri"/>
-                <w:sz w:val="18"/>
-                <w:szCs w:val="19"/>
-                <w:rtl w:val="0"/>
-              </w:rPr>
-              <w:t xml:space="preserve">UI-тесты будут flaky.</w:t>
-            </w:r>
-            <w:r>
-              <w:rPr>
-                <w:rFonts w:ascii="Calibri" w:hAnsi="Calibri"/>
-                <w:sz w:val="18"/>
-              </w:rPr>
+                <w:sz w:val="17"/>
+              </w:rPr>
+              <w:t xml:space="preserve">Команда может автоматизировать технически удобные, но не самые важные сценарии; P0/P1 coverage будет трудно доказать.</w:t>
             </w:r>
             <w:r/>
           </w:p>
         </w:tc>
         <w:tc>
           <w:tcPr>
-            <w:shd w:val="clear" w:color="auto" w:fill="ffffff"/>
             <w:tcBorders/>
-            <w:tcMar>
-              <w:left w:w="120" w:type="dxa"/>
-              <w:top w:w="80" w:type="dxa"/>
-              <w:right w:w="120" w:type="dxa"/>
-              <w:bottom w:w="80" w:type="dxa"/>
-            </w:tcMar>
+            <w:tcW w:w="3264" w:type="dxa"/>
             <w:vAlign w:val="center"/>
           </w:tcPr>
           <w:p>
             <w:pPr>
               <w:pBdr/>
-              <w:spacing w:after="0" w:line="252" w:lineRule="auto"/>
+              <w:spacing w:after="0" w:line="240" w:lineRule="auto"/>
               <w:ind/>
               <w:rPr/>
             </w:pPr>
             <w:r>
               <w:rPr>
-                <w:rFonts w:ascii="Calibri" w:hAnsi="Calibri" w:eastAsia="Calibri" w:cs="Calibri"/>
-                <w:sz w:val="18"/>
-                <w:szCs w:val="19"/>
-                <w:rtl w:val="0"/>
-              </w:rPr>
-              <w:t xml:space="preserve">UI покрывает только P0 flow, остальное переносится в API.</w:t>
-            </w:r>
-            <w:r>
-              <w:rPr>
-                <w:rFonts w:ascii="Calibri" w:hAnsi="Calibri"/>
-                <w:sz w:val="18"/>
-              </w:rPr>
-            </w:r>
-            <w:r/>
-          </w:p>
-        </w:tc>
-      </w:tr>
-      <w:tr>
-        <w:trPr>
-          <w:cantSplit/>
-        </w:trPr>
-        <w:tc>
-          <w:tcPr>
-            <w:shd w:val="clear" w:color="auto" w:fill="ffffff"/>
-            <w:tcBorders/>
-            <w:tcMar>
-              <w:left w:w="120" w:type="dxa"/>
-              <w:top w:w="80" w:type="dxa"/>
-              <w:right w:w="120" w:type="dxa"/>
-              <w:bottom w:w="80" w:type="dxa"/>
-            </w:tcMar>
-            <w:vAlign w:val="center"/>
-          </w:tcPr>
-          <w:p>
-            <w:pPr>
-              <w:pBdr/>
-              <w:spacing w:after="0" w:line="252" w:lineRule="auto"/>
-              <w:ind/>
-              <w:rPr/>
-            </w:pPr>
-            <w:r>
-              <w:rPr>
-                <w:rFonts w:ascii="Calibri" w:hAnsi="Calibri" w:eastAsia="Calibri" w:cs="Calibri"/>
-                <w:sz w:val="18"/>
-                <w:szCs w:val="19"/>
-                <w:rtl w:val="0"/>
-              </w:rPr>
-              <w:t xml:space="preserve">Agent не авторизуется автоматически</w:t>
-            </w:r>
-            <w:r>
-              <w:rPr>
-                <w:rFonts w:ascii="Calibri" w:hAnsi="Calibri"/>
-                <w:sz w:val="18"/>
-              </w:rPr>
-            </w:r>
-            <w:r/>
-          </w:p>
-        </w:tc>
-        <w:tc>
-          <w:tcPr>
-            <w:shd w:val="clear" w:color="auto" w:fill="ffffff"/>
-            <w:tcBorders/>
-            <w:tcMar>
-              <w:left w:w="120" w:type="dxa"/>
-              <w:top w:w="80" w:type="dxa"/>
-              <w:right w:w="120" w:type="dxa"/>
-              <w:bottom w:w="80" w:type="dxa"/>
-            </w:tcMar>
-            <w:vAlign w:val="center"/>
-          </w:tcPr>
-          <w:p>
-            <w:pPr>
-              <w:pBdr/>
-              <w:spacing w:after="0" w:line="252" w:lineRule="auto"/>
-              <w:ind/>
-              <w:rPr/>
-            </w:pPr>
-            <w:r>
-              <w:rPr>
-                <w:rFonts w:ascii="Calibri" w:hAnsi="Calibri" w:eastAsia="Calibri" w:cs="Calibri"/>
-                <w:sz w:val="18"/>
-                <w:szCs w:val="19"/>
-                <w:rtl w:val="0"/>
-              </w:rPr>
-              <w:t xml:space="preserve">Build не сможет стартовать.</w:t>
-            </w:r>
-            <w:r>
-              <w:rPr>
-                <w:rFonts w:ascii="Calibri" w:hAnsi="Calibri"/>
-                <w:sz w:val="18"/>
-              </w:rPr>
-            </w:r>
-            <w:r/>
-          </w:p>
-        </w:tc>
-        <w:tc>
-          <w:tcPr>
-            <w:shd w:val="clear" w:color="auto" w:fill="ffffff"/>
-            <w:tcBorders/>
-            <w:tcMar>
-              <w:left w:w="120" w:type="dxa"/>
-              <w:top w:w="80" w:type="dxa"/>
-              <w:right w:w="120" w:type="dxa"/>
-              <w:bottom w:w="80" w:type="dxa"/>
-            </w:tcMar>
-            <w:vAlign w:val="center"/>
-          </w:tcPr>
-          <w:p>
-            <w:pPr>
-              <w:pBdr/>
-              <w:spacing w:after="0" w:line="252" w:lineRule="auto"/>
-              <w:ind/>
-              <w:rPr/>
-            </w:pPr>
-            <w:r>
-              <w:rPr>
-                <w:rFonts w:ascii="Calibri" w:hAnsi="Calibri" w:eastAsia="Calibri" w:cs="Calibri"/>
-                <w:sz w:val="18"/>
-                <w:szCs w:val="19"/>
-                <w:rtl w:val="0"/>
-              </w:rPr>
-              <w:t xml:space="preserve">Проверять Unauthorized state и автоматизировать authorization шаг.</w:t>
-            </w:r>
-            <w:r>
-              <w:rPr>
-                <w:rFonts w:ascii="Calibri" w:hAnsi="Calibri"/>
-                <w:sz w:val="18"/>
-              </w:rPr>
-            </w:r>
-            <w:r/>
-          </w:p>
-        </w:tc>
-      </w:tr>
-      <w:tr>
-        <w:trPr>
-          <w:cantSplit/>
-        </w:trPr>
-        <w:tc>
-          <w:tcPr>
-            <w:shd w:val="clear" w:color="auto" w:fill="ffffff"/>
-            <w:tcBorders/>
-            <w:tcMar>
-              <w:left w:w="120" w:type="dxa"/>
-              <w:top w:w="80" w:type="dxa"/>
-              <w:right w:w="120" w:type="dxa"/>
-              <w:bottom w:w="80" w:type="dxa"/>
-            </w:tcMar>
-            <w:vAlign w:val="center"/>
-          </w:tcPr>
-          <w:p>
-            <w:pPr>
-              <w:pBdr/>
-              <w:spacing w:after="0" w:line="252" w:lineRule="auto"/>
-              <w:ind/>
-              <w:rPr/>
-            </w:pPr>
-            <w:r>
-              <w:rPr>
-                <w:rFonts w:ascii="Calibri" w:hAnsi="Calibri" w:eastAsia="Calibri" w:cs="Calibri"/>
-                <w:sz w:val="18"/>
-                <w:szCs w:val="19"/>
-                <w:rtl w:val="0"/>
-              </w:rPr>
-              <w:t xml:space="preserve">Долгий первый download Docker images</w:t>
-            </w:r>
-            <w:r>
-              <w:rPr>
-                <w:rFonts w:ascii="Calibri" w:hAnsi="Calibri"/>
-                <w:sz w:val="18"/>
-              </w:rPr>
-            </w:r>
-            <w:r/>
-          </w:p>
-        </w:tc>
-        <w:tc>
-          <w:tcPr>
-            <w:shd w:val="clear" w:color="auto" w:fill="ffffff"/>
-            <w:tcBorders/>
-            <w:tcMar>
-              <w:left w:w="120" w:type="dxa"/>
-              <w:top w:w="80" w:type="dxa"/>
-              <w:right w:w="120" w:type="dxa"/>
-              <w:bottom w:w="80" w:type="dxa"/>
-            </w:tcMar>
-            <w:vAlign w:val="center"/>
-          </w:tcPr>
-          <w:p>
-            <w:pPr>
-              <w:pBdr/>
-              <w:spacing w:after="0" w:line="252" w:lineRule="auto"/>
-              <w:ind/>
-              <w:rPr/>
-            </w:pPr>
-            <w:r>
-              <w:rPr>
-                <w:rFonts w:ascii="Calibri" w:hAnsi="Calibri" w:eastAsia="Calibri" w:cs="Calibri"/>
-                <w:sz w:val="18"/>
-                <w:szCs w:val="19"/>
-                <w:rtl w:val="0"/>
-              </w:rPr>
-              <w:t xml:space="preserve">CI и локальный старт занимают много времени.</w:t>
-            </w:r>
-            <w:r>
-              <w:rPr>
-                <w:rFonts w:ascii="Calibri" w:hAnsi="Calibri"/>
-                <w:sz w:val="18"/>
-              </w:rPr>
-            </w:r>
-            <w:r/>
-          </w:p>
-        </w:tc>
-        <w:tc>
-          <w:tcPr>
-            <w:shd w:val="clear" w:color="auto" w:fill="ffffff"/>
-            <w:tcBorders/>
-            <w:tcMar>
-              <w:left w:w="120" w:type="dxa"/>
-              <w:top w:w="80" w:type="dxa"/>
-              <w:right w:w="120" w:type="dxa"/>
-              <w:bottom w:w="80" w:type="dxa"/>
-            </w:tcMar>
-            <w:vAlign w:val="center"/>
-          </w:tcPr>
-          <w:p>
-            <w:pPr>
-              <w:pBdr/>
-              <w:spacing w:after="0" w:line="252" w:lineRule="auto"/>
-              <w:ind/>
-              <w:rPr/>
-            </w:pPr>
-            <w:r>
-              <w:rPr>
-                <w:rFonts w:ascii="Calibri" w:hAnsi="Calibri" w:eastAsia="Calibri" w:cs="Calibri"/>
-                <w:sz w:val="18"/>
-                <w:szCs w:val="19"/>
-                <w:rtl w:val="0"/>
-              </w:rPr>
-              <w:t xml:space="preserve">Кешировать Docker layers, фиксировать версии образов.</w:t>
-            </w:r>
-            <w:r>
-              <w:rPr>
-                <w:rFonts w:ascii="Calibri" w:hAnsi="Calibri"/>
-                <w:sz w:val="18"/>
-              </w:rPr>
-            </w:r>
-            <w:r/>
-          </w:p>
-        </w:tc>
-      </w:tr>
-      <w:tr>
-        <w:trPr>
-          <w:cantSplit/>
-        </w:trPr>
-        <w:tc>
-          <w:tcPr>
-            <w:shd w:val="clear" w:color="auto" w:fill="ffffff"/>
-            <w:tcBorders/>
-            <w:tcMar>
-              <w:left w:w="120" w:type="dxa"/>
-              <w:top w:w="80" w:type="dxa"/>
-              <w:right w:w="120" w:type="dxa"/>
-              <w:bottom w:w="80" w:type="dxa"/>
-            </w:tcMar>
-            <w:vAlign w:val="center"/>
-          </w:tcPr>
-          <w:p>
-            <w:pPr>
-              <w:pBdr/>
-              <w:spacing w:after="0" w:line="252" w:lineRule="auto"/>
-              <w:ind/>
-              <w:rPr/>
-            </w:pPr>
-            <w:r>
-              <w:rPr>
-                <w:rFonts w:ascii="Calibri" w:hAnsi="Calibri" w:eastAsia="Calibri" w:cs="Calibri"/>
-                <w:sz w:val="18"/>
-                <w:szCs w:val="19"/>
-                <w:rtl w:val="0"/>
-              </w:rPr>
-              <w:t xml:space="preserve">Различия database backends</w:t>
-            </w:r>
-            <w:r>
-              <w:rPr>
-                <w:rFonts w:ascii="Calibri" w:hAnsi="Calibri"/>
-                <w:sz w:val="18"/>
-              </w:rPr>
-            </w:r>
-            <w:r/>
-          </w:p>
-        </w:tc>
-        <w:tc>
-          <w:tcPr>
-            <w:shd w:val="clear" w:color="auto" w:fill="ffffff"/>
-            <w:tcBorders/>
-            <w:tcMar>
-              <w:left w:w="120" w:type="dxa"/>
-              <w:top w:w="80" w:type="dxa"/>
-              <w:right w:w="120" w:type="dxa"/>
-              <w:bottom w:w="80" w:type="dxa"/>
-            </w:tcMar>
-            <w:vAlign w:val="center"/>
-          </w:tcPr>
-          <w:p>
-            <w:pPr>
-              <w:pBdr/>
-              <w:spacing w:after="0" w:line="252" w:lineRule="auto"/>
-              <w:ind/>
-              <w:rPr/>
-            </w:pPr>
-            <w:r>
-              <w:rPr>
-                <w:rFonts w:ascii="Calibri" w:hAnsi="Calibri" w:eastAsia="Calibri" w:cs="Calibri"/>
-                <w:sz w:val="18"/>
-                <w:szCs w:val="19"/>
-                <w:rtl w:val="0"/>
-              </w:rPr>
-              <w:t xml:space="preserve">Ошибки с внешними БД появятся поздно.</w:t>
-            </w:r>
-            <w:r>
-              <w:rPr>
-                <w:rFonts w:ascii="Calibri" w:hAnsi="Calibri"/>
-                <w:sz w:val="18"/>
-              </w:rPr>
-            </w:r>
-            <w:r/>
-          </w:p>
-        </w:tc>
-        <w:tc>
-          <w:tcPr>
-            <w:shd w:val="clear" w:color="auto" w:fill="ffffff"/>
-            <w:tcBorders/>
-            <w:tcMar>
-              <w:left w:w="120" w:type="dxa"/>
-              <w:top w:w="80" w:type="dxa"/>
-              <w:right w:w="120" w:type="dxa"/>
-              <w:bottom w:w="80" w:type="dxa"/>
-            </w:tcMar>
-            <w:vAlign w:val="center"/>
-          </w:tcPr>
-          <w:p>
-            <w:pPr>
-              <w:pBdr/>
-              <w:spacing w:after="0" w:line="252" w:lineRule="auto"/>
-              <w:ind/>
-              <w:rPr/>
-            </w:pPr>
-            <w:r>
-              <w:rPr>
-                <w:rFonts w:ascii="Calibri" w:hAnsi="Calibri" w:eastAsia="Calibri" w:cs="Calibri"/>
-                <w:sz w:val="18"/>
-                <w:szCs w:val="19"/>
-                <w:rtl w:val="0"/>
-              </w:rPr>
-              <w:t xml:space="preserve">Ввести nightly compatibility smoke по поддерживаемым БД.</w:t>
-            </w:r>
-            <w:r>
-              <w:rPr>
-                <w:rFonts w:ascii="Calibri" w:hAnsi="Calibri"/>
-                <w:sz w:val="18"/>
-              </w:rPr>
-            </w:r>
-            <w:r/>
-          </w:p>
-        </w:tc>
-      </w:tr>
-      <w:tr>
-        <w:trPr>
-          <w:cantSplit/>
-        </w:trPr>
-        <w:tc>
-          <w:tcPr>
-            <w:shd w:val="clear" w:color="auto" w:fill="ffffff"/>
-            <w:tcBorders/>
-            <w:tcMar>
-              <w:left w:w="120" w:type="dxa"/>
-              <w:top w:w="80" w:type="dxa"/>
-              <w:right w:w="120" w:type="dxa"/>
-              <w:bottom w:w="80" w:type="dxa"/>
-            </w:tcMar>
-            <w:vAlign w:val="center"/>
-          </w:tcPr>
-          <w:p>
-            <w:pPr>
-              <w:pBdr/>
-              <w:spacing w:after="0" w:line="252" w:lineRule="auto"/>
-              <w:ind/>
-              <w:rPr/>
-            </w:pPr>
-            <w:r>
-              <w:rPr>
-                <w:rFonts w:ascii="Calibri" w:hAnsi="Calibri" w:eastAsia="Calibri" w:cs="Calibri"/>
-                <w:sz w:val="18"/>
-                <w:szCs w:val="19"/>
-                <w:rtl w:val="0"/>
-              </w:rPr>
-              <w:t xml:space="preserve">Нет существующих ручных сценариев</w:t>
-            </w:r>
-            <w:r>
-              <w:rPr>
-                <w:rFonts w:ascii="Calibri" w:hAnsi="Calibri"/>
-                <w:sz w:val="18"/>
-              </w:rPr>
-            </w:r>
-            <w:r/>
-          </w:p>
-        </w:tc>
-        <w:tc>
-          <w:tcPr>
-            <w:shd w:val="clear" w:color="auto" w:fill="ffffff"/>
-            <w:tcBorders/>
-            <w:tcMar>
-              <w:left w:w="120" w:type="dxa"/>
-              <w:top w:w="80" w:type="dxa"/>
-              <w:right w:w="120" w:type="dxa"/>
-              <w:bottom w:w="80" w:type="dxa"/>
-            </w:tcMar>
-            <w:vAlign w:val="center"/>
-          </w:tcPr>
-          <w:p>
-            <w:pPr>
-              <w:pBdr/>
-              <w:spacing w:after="0" w:line="252" w:lineRule="auto"/>
-              <w:ind/>
-              <w:rPr/>
-            </w:pPr>
-            <w:r>
-              <w:rPr>
-                <w:rFonts w:ascii="Calibri" w:hAnsi="Calibri" w:eastAsia="Calibri" w:cs="Calibri"/>
-                <w:sz w:val="18"/>
-                <w:szCs w:val="19"/>
-                <w:rtl w:val="0"/>
-              </w:rPr>
-              <w:t xml:space="preserve">Команда может автоматизировать не тот scope.</w:t>
-            </w:r>
-            <w:r>
-              <w:rPr>
-                <w:rFonts w:ascii="Calibri" w:hAnsi="Calibri"/>
-                <w:sz w:val="18"/>
-              </w:rPr>
-            </w:r>
-            <w:r/>
-          </w:p>
-        </w:tc>
-        <w:tc>
-          <w:tcPr>
-            <w:shd w:val="clear" w:color="auto" w:fill="ffffff"/>
-            <w:tcBorders/>
-            <w:tcMar>
-              <w:left w:w="120" w:type="dxa"/>
-              <w:top w:w="80" w:type="dxa"/>
-              <w:right w:w="120" w:type="dxa"/>
-              <w:bottom w:w="80" w:type="dxa"/>
-            </w:tcMar>
-            <w:vAlign w:val="center"/>
-          </w:tcPr>
-          <w:p>
-            <w:pPr>
-              <w:pBdr/>
-              <w:spacing w:after="0" w:line="252" w:lineRule="auto"/>
-              <w:ind/>
-              <w:rPr/>
-            </w:pPr>
-            <w:r>
-              <w:rPr>
-                <w:rFonts w:ascii="Calibri" w:hAnsi="Calibri" w:eastAsia="Calibri" w:cs="Calibri"/>
-                <w:sz w:val="18"/>
-                <w:szCs w:val="19"/>
-                <w:rtl w:val="0"/>
-              </w:rPr>
-              <w:t xml:space="preserve">Неделя 1 выделена на тест-дизайн и P0/P1 приоритизацию.</w:t>
-            </w:r>
-            <w:r>
-              <w:rPr>
-                <w:rFonts w:ascii="Calibri" w:hAnsi="Calibri"/>
-                <w:sz w:val="18"/>
-              </w:rPr>
-            </w:r>
-            <w:r/>
-          </w:p>
-        </w:tc>
-      </w:tr>
-      <w:tr>
-        <w:trPr>
-          <w:cantSplit/>
-        </w:trPr>
-        <w:tc>
-          <w:tcPr>
-            <w:shd w:val="clear" w:color="auto" w:fill="ffffff"/>
-            <w:tcBorders/>
-            <w:tcMar>
-              <w:left w:w="120" w:type="dxa"/>
-              <w:top w:w="80" w:type="dxa"/>
-              <w:right w:w="120" w:type="dxa"/>
-              <w:bottom w:w="80" w:type="dxa"/>
-            </w:tcMar>
-            <w:vAlign w:val="center"/>
-          </w:tcPr>
-          <w:p>
-            <w:pPr>
-              <w:pBdr/>
-              <w:spacing w:after="0" w:line="252" w:lineRule="auto"/>
-              <w:ind/>
-              <w:rPr/>
-            </w:pPr>
-            <w:r>
-              <w:rPr>
-                <w:rFonts w:ascii="Calibri" w:hAnsi="Calibri" w:eastAsia="Calibri" w:cs="Calibri"/>
-                <w:sz w:val="18"/>
-                <w:szCs w:val="19"/>
-                <w:rtl w:val="0"/>
-              </w:rPr>
-              <w:t xml:space="preserve">Слишком широкий стартовый scope</w:t>
-            </w:r>
-            <w:r>
-              <w:rPr>
-                <w:rFonts w:ascii="Calibri" w:hAnsi="Calibri"/>
-                <w:sz w:val="18"/>
-              </w:rPr>
-            </w:r>
-            <w:r/>
-          </w:p>
-        </w:tc>
-        <w:tc>
-          <w:tcPr>
-            <w:shd w:val="clear" w:color="auto" w:fill="ffffff"/>
-            <w:tcBorders/>
-            <w:tcMar>
-              <w:left w:w="120" w:type="dxa"/>
-              <w:top w:w="80" w:type="dxa"/>
-              <w:right w:w="120" w:type="dxa"/>
-              <w:bottom w:w="80" w:type="dxa"/>
-            </w:tcMar>
-            <w:vAlign w:val="center"/>
-          </w:tcPr>
-          <w:p>
-            <w:pPr>
-              <w:pBdr/>
-              <w:spacing w:after="0" w:line="252" w:lineRule="auto"/>
-              <w:ind/>
-              <w:rPr/>
-            </w:pPr>
-            <w:r>
-              <w:rPr>
-                <w:rFonts w:ascii="Calibri" w:hAnsi="Calibri" w:eastAsia="Calibri" w:cs="Calibri"/>
-                <w:sz w:val="18"/>
-                <w:szCs w:val="19"/>
-                <w:rtl w:val="0"/>
-              </w:rPr>
-              <w:t xml:space="preserve">Команда не покажет результат за 4 недели.</w:t>
-            </w:r>
-            <w:r>
-              <w:rPr>
-                <w:rFonts w:ascii="Calibri" w:hAnsi="Calibri"/>
-                <w:sz w:val="18"/>
-              </w:rPr>
-            </w:r>
-            <w:r/>
-          </w:p>
-        </w:tc>
-        <w:tc>
-          <w:tcPr>
-            <w:shd w:val="clear" w:color="auto" w:fill="ffffff"/>
-            <w:tcBorders/>
-            <w:tcMar>
-              <w:left w:w="120" w:type="dxa"/>
-              <w:top w:w="80" w:type="dxa"/>
-              <w:right w:w="120" w:type="dxa"/>
-              <w:bottom w:w="80" w:type="dxa"/>
-            </w:tcMar>
-            <w:vAlign w:val="center"/>
-          </w:tcPr>
-          <w:p>
-            <w:pPr>
-              <w:pBdr/>
-              <w:spacing w:after="0" w:line="252" w:lineRule="auto"/>
-              <w:ind/>
-              <w:rPr/>
-            </w:pPr>
-            <w:r>
-              <w:rPr>
-                <w:rFonts w:ascii="Calibri" w:hAnsi="Calibri" w:eastAsia="Calibri" w:cs="Calibri"/>
-                <w:sz w:val="18"/>
-                <w:szCs w:val="19"/>
-                <w:rtl w:val="0"/>
-              </w:rPr>
-              <w:t xml:space="preserve">Сначала автоматизировать один критичный E2E path, затем расширяться.</w:t>
-            </w:r>
-            <w:r>
-              <w:rPr>
-                <w:rFonts w:ascii="Calibri" w:hAnsi="Calibri"/>
-                <w:sz w:val="18"/>
-              </w:rPr>
-            </w:r>
-            <w:r/>
-          </w:p>
-        </w:tc>
-      </w:tr>
-      <w:tr>
-        <w:trPr>
-          <w:cantSplit/>
-        </w:trPr>
-        <w:tc>
-          <w:tcPr>
-            <w:shd w:val="clear" w:color="auto" w:fill="ffffff"/>
-            <w:tcBorders/>
-            <w:tcMar>
-              <w:left w:w="120" w:type="dxa"/>
-              <w:top w:w="80" w:type="dxa"/>
-              <w:right w:w="120" w:type="dxa"/>
-              <w:bottom w:w="80" w:type="dxa"/>
-            </w:tcMar>
-            <w:vAlign w:val="center"/>
-          </w:tcPr>
-          <w:p>
-            <w:pPr>
-              <w:pBdr/>
-              <w:spacing w:after="0" w:line="252" w:lineRule="auto"/>
-              <w:ind/>
-              <w:rPr/>
-            </w:pPr>
-            <w:r>
-              <w:rPr>
-                <w:rFonts w:ascii="Calibri" w:hAnsi="Calibri"/>
-                <w:b w:val="0"/>
-                <w:sz w:val="18"/>
-              </w:rPr>
-              <w:t xml:space="preserve">Ролевые ограничения не проверены</w:t>
-            </w:r>
-            <w:r/>
-          </w:p>
-        </w:tc>
-        <w:tc>
-          <w:tcPr>
-            <w:shd w:val="clear" w:color="auto" w:fill="ffffff"/>
-            <w:tcBorders/>
-            <w:tcMar>
-              <w:left w:w="120" w:type="dxa"/>
-              <w:top w:w="80" w:type="dxa"/>
-              <w:right w:w="120" w:type="dxa"/>
-              <w:bottom w:w="80" w:type="dxa"/>
-            </w:tcMar>
-            <w:vAlign w:val="center"/>
-          </w:tcPr>
-          <w:p>
-            <w:pPr>
-              <w:pBdr/>
-              <w:spacing w:after="0" w:line="252" w:lineRule="auto"/>
-              <w:ind/>
-              <w:rPr/>
-            </w:pPr>
-            <w:r>
-              <w:rPr>
-                <w:rFonts w:ascii="Calibri" w:hAnsi="Calibri"/>
-                <w:b w:val="0"/>
-                <w:sz w:val="18"/>
-              </w:rPr>
-              <w:t xml:space="preserve">Пользователь с ограниченной ролью может получить лишний доступ к критичным действиям.</w:t>
-            </w:r>
-            <w:r/>
-          </w:p>
-        </w:tc>
-        <w:tc>
-          <w:tcPr>
-            <w:shd w:val="clear" w:color="auto" w:fill="ffffff"/>
-            <w:tcBorders/>
-            <w:tcMar>
-              <w:left w:w="120" w:type="dxa"/>
-              <w:top w:w="80" w:type="dxa"/>
-              <w:right w:w="120" w:type="dxa"/>
-              <w:bottom w:w="80" w:type="dxa"/>
-            </w:tcMar>
-            <w:vAlign w:val="center"/>
-          </w:tcPr>
-          <w:p>
-            <w:pPr>
-              <w:pBdr/>
-              <w:spacing w:after="0" w:line="252" w:lineRule="auto"/>
-              <w:ind/>
-              <w:rPr/>
-            </w:pPr>
-            <w:r>
-              <w:rPr>
-                <w:rFonts w:ascii="Calibri" w:hAnsi="Calibri"/>
-                <w:b w:val="0"/>
-                <w:sz w:val="18"/>
-              </w:rPr>
-              <w:t xml:space="preserve">Добавить P1 Roles / Permissions suite с positive admin checks и negative checks для ограниченных пользователей.</w:t>
-            </w:r>
-            <w:r/>
-          </w:p>
-        </w:tc>
-      </w:tr>
-      <w:tr>
-        <w:trPr>
-          <w:cantSplit/>
-        </w:trPr>
-        <w:tc>
-          <w:tcPr>
-            <w:shd w:val="clear" w:color="auto" w:fill="ffffff"/>
-            <w:tcBorders/>
-            <w:tcMar>
-              <w:left w:w="120" w:type="dxa"/>
-              <w:top w:w="80" w:type="dxa"/>
-              <w:right w:w="120" w:type="dxa"/>
-              <w:bottom w:w="80" w:type="dxa"/>
-            </w:tcMar>
-            <w:vAlign w:val="center"/>
-          </w:tcPr>
-          <w:p>
-            <w:pPr>
-              <w:pBdr/>
-              <w:spacing w:after="0" w:line="252" w:lineRule="auto"/>
-              <w:ind/>
-              <w:rPr/>
-            </w:pPr>
-            <w:r>
-              <w:rPr>
-                <w:rFonts w:ascii="Calibri" w:hAnsi="Calibri" w:eastAsia="Calibri" w:cs="Calibri"/>
-                <w:sz w:val="18"/>
-                <w:szCs w:val="19"/>
-                <w:rtl w:val="0"/>
-              </w:rPr>
-              <w:t xml:space="preserve">Недостаточная наблюдаемость падений</w:t>
-            </w:r>
-            <w:r>
-              <w:rPr>
-                <w:rFonts w:ascii="Calibri" w:hAnsi="Calibri"/>
-                <w:sz w:val="18"/>
-              </w:rPr>
-            </w:r>
-            <w:r/>
-          </w:p>
-        </w:tc>
-        <w:tc>
-          <w:tcPr>
-            <w:shd w:val="clear" w:color="auto" w:fill="ffffff"/>
-            <w:tcBorders/>
-            <w:tcMar>
-              <w:left w:w="120" w:type="dxa"/>
-              <w:top w:w="80" w:type="dxa"/>
-              <w:right w:w="120" w:type="dxa"/>
-              <w:bottom w:w="80" w:type="dxa"/>
-            </w:tcMar>
-            <w:vAlign w:val="center"/>
-          </w:tcPr>
-          <w:p>
-            <w:pPr>
-              <w:pBdr/>
-              <w:spacing w:after="0" w:line="252" w:lineRule="auto"/>
-              <w:ind/>
-              <w:rPr/>
-            </w:pPr>
-            <w:r>
-              <w:rPr>
-                <w:rFonts w:ascii="Calibri" w:hAnsi="Calibri" w:eastAsia="Calibri" w:cs="Calibri"/>
-                <w:sz w:val="18"/>
-                <w:szCs w:val="19"/>
-                <w:rtl w:val="0"/>
-              </w:rPr>
-              <w:t xml:space="preserve">Падения автотестов будет сложно анализировать.</w:t>
-            </w:r>
-            <w:r>
-              <w:rPr>
-                <w:rFonts w:ascii="Calibri" w:hAnsi="Calibri"/>
-                <w:sz w:val="18"/>
-              </w:rPr>
-            </w:r>
-            <w:r/>
-          </w:p>
-        </w:tc>
-        <w:tc>
-          <w:tcPr>
-            <w:shd w:val="clear" w:color="auto" w:fill="ffffff"/>
-            <w:tcBorders/>
-            <w:tcMar>
-              <w:left w:w="120" w:type="dxa"/>
-              <w:top w:w="80" w:type="dxa"/>
-              <w:right w:w="120" w:type="dxa"/>
-              <w:bottom w:w="80" w:type="dxa"/>
-            </w:tcMar>
-            <w:vAlign w:val="center"/>
-          </w:tcPr>
-          <w:p>
-            <w:pPr>
-              <w:pBdr/>
-              <w:spacing w:after="0" w:line="252" w:lineRule="auto"/>
-              <w:ind/>
-              <w:rPr/>
-            </w:pPr>
-            <w:r>
-              <w:rPr>
-                <w:rFonts w:ascii="Calibri" w:hAnsi="Calibri" w:eastAsia="Calibri" w:cs="Calibri"/>
-                <w:sz w:val="18"/>
-                <w:szCs w:val="19"/>
-                <w:rtl w:val="0"/>
-              </w:rPr>
-              <w:t xml:space="preserve">Собирать логи TeamCity, REST responses, screenshots/video для UI и build logs.</w:t>
-            </w:r>
-            <w:r>
-              <w:rPr>
-                <w:rFonts w:ascii="Calibri" w:hAnsi="Calibri"/>
-                <w:sz w:val="18"/>
-              </w:rPr>
+                <w:sz w:val="17"/>
+              </w:rPr>
+              <w:t xml:space="preserve">Неделю 1 использовать для тест-дизайна, зафиксировать P0/P1 scope, связать автотесты с тест-кейсами после выбора TMS и пересматривать покрытие на demo.</w:t>
             </w:r>
             <w:r/>
           </w:p>
@@ -16251,8 +17096,6 @@
         <w:ind/>
         <w:rPr/>
       </w:pPr>
-      <w:r/>
-      <w:bookmarkStart w:id="1017" w:name="toc_sec_17"/>
       <w:r>
         <w:rPr>
           <w:rFonts w:ascii="Calibri" w:hAnsi="Calibri" w:eastAsia="Calibri" w:cs="Calibri"/>
@@ -16302,11 +17145,10 @@
         <w:tblLook w:val="04A0" w:firstRow="1" w:lastRow="0" w:firstColumn="1" w:lastColumn="0" w:noHBand="0" w:noVBand="1"/>
       </w:tblPr>
       <w:tblGrid>
-        <w:gridCol w:w="3264"/>
-        <w:gridCol w:w="3264"/>
-        <w:gridCol w:w="3264"/>
-        <w:gridCol w:w="3264"/>
-        <w:tblGridChange w:id="12">
+        <w:gridCol w:w="2448"/>
+        <w:gridCol w:w="2448"/>
+        <w:gridCol w:w="2448"/>
+        <w:tblGridChange w:id="11">
           <w:tblGrid>
             <w:gridCol w:w="3264"/>
             <w:gridCol w:w="3264"/>
@@ -16353,7 +17195,6 @@
                 <w:bCs/>
                 <w:sz w:val="19"/>
                 <w:szCs w:val="19"/>
-                <w:lang w:val="undefined"/>
               </w:rPr>
               <w:t xml:space="preserve">ФИО</w:t>
             </w:r>
@@ -16364,7 +17205,17 @@
                 <w:bCs/>
                 <w:sz w:val="19"/>
                 <w:szCs w:val="19"/>
-                <w:lang w:val="undefined"/>
+                <w14:ligatures w14:val="none"/>
+              </w:rPr>
+            </w:r>
+            <w:r>
+              <w:rPr>
+                <w:rFonts w:ascii="Calibri" w:hAnsi="Calibri" w:eastAsia="Calibri" w:cs="Calibri"/>
+                <w:b/>
+                <w:bCs/>
+                <w:sz w:val="19"/>
+                <w:szCs w:val="19"/>
+                <w14:ligatures w14:val="none"/>
               </w:rPr>
             </w:r>
           </w:p>
@@ -16398,44 +17249,6 @@
                 <w:rtl w:val="0"/>
               </w:rPr>
               <w:t xml:space="preserve">Роль</w:t>
-            </w:r>
-            <w:r>
-              <w:rPr>
-                <w:rtl w:val="0"/>
-              </w:rPr>
-            </w:r>
-            <w:r/>
-          </w:p>
-        </w:tc>
-        <w:tc>
-          <w:tcPr>
-            <w:shd w:val="clear" w:color="auto" w:fill="f2f2f2"/>
-            <w:tcBorders/>
-            <w:tcMar>
-              <w:left w:w="120" w:type="dxa"/>
-              <w:top w:w="80" w:type="dxa"/>
-              <w:right w:w="120" w:type="dxa"/>
-              <w:bottom w:w="80" w:type="dxa"/>
-            </w:tcMar>
-            <w:vAlign w:val="center"/>
-          </w:tcPr>
-          <w:p>
-            <w:pPr>
-              <w:pBdr/>
-              <w:spacing w:after="0" w:line="259" w:lineRule="auto"/>
-              <w:ind/>
-              <w:rPr/>
-            </w:pPr>
-            <w:r>
-              <w:rPr>
-                <w:rFonts w:ascii="Calibri" w:hAnsi="Calibri" w:eastAsia="Calibri" w:cs="Calibri"/>
-                <w:b/>
-                <w:bCs/>
-                <w:sz w:val="19"/>
-                <w:szCs w:val="19"/>
-                <w:rtl w:val="0"/>
-              </w:rPr>
-              <w:t xml:space="preserve">Ответственность</w:t>
             </w:r>
             <w:r>
               <w:rPr>
@@ -16522,7 +17335,6 @@
                 <w:bCs/>
                 <w:sz w:val="19"/>
                 <w:szCs w:val="19"/>
-                <w:lang w:val="undefined" w:bidi="undefined"/>
               </w:rPr>
             </w:r>
             <w:r>
@@ -16532,7 +17344,17 @@
                 <w:bCs/>
                 <w:sz w:val="19"/>
                 <w:szCs w:val="19"/>
-                <w:lang w:val="undefined"/>
+                <w14:ligatures w14:val="none"/>
+              </w:rPr>
+            </w:r>
+            <w:r>
+              <w:rPr>
+                <w:rFonts w:ascii="Calibri" w:hAnsi="Calibri" w:eastAsia="Calibri" w:cs="Calibri"/>
+                <w:b/>
+                <w:bCs/>
+                <w:sz w:val="19"/>
+                <w:szCs w:val="19"/>
+                <w14:ligatures w14:val="none"/>
               </w:rPr>
             </w:r>
           </w:p>
@@ -16564,42 +17386,6 @@
                 <w:rtl w:val="0"/>
               </w:rPr>
               <w:t xml:space="preserve">QA Automation Engineer</w:t>
-            </w:r>
-            <w:r>
-              <w:rPr>
-                <w:rtl w:val="0"/>
-              </w:rPr>
-            </w:r>
-            <w:r/>
-          </w:p>
-        </w:tc>
-        <w:tc>
-          <w:tcPr>
-            <w:shd w:val="clear" w:color="auto" w:fill="ffffff"/>
-            <w:tcBorders/>
-            <w:tcMar>
-              <w:left w:w="120" w:type="dxa"/>
-              <w:top w:w="80" w:type="dxa"/>
-              <w:right w:w="120" w:type="dxa"/>
-              <w:bottom w:w="80" w:type="dxa"/>
-            </w:tcMar>
-            <w:vAlign w:val="center"/>
-          </w:tcPr>
-          <w:p>
-            <w:pPr>
-              <w:pBdr/>
-              <w:spacing w:after="0" w:line="259" w:lineRule="auto"/>
-              <w:ind/>
-              <w:rPr/>
-            </w:pPr>
-            <w:r>
-              <w:rPr>
-                <w:rFonts w:ascii="Calibri" w:hAnsi="Calibri" w:eastAsia="Calibri" w:cs="Calibri"/>
-                <w:sz w:val="19"/>
-                <w:szCs w:val="19"/>
-                <w:rtl w:val="0"/>
-              </w:rPr>
-              <w:t xml:space="preserve">Равномерное участие в тест-дизайне, UI/API/bootstrap задачах.</w:t>
             </w:r>
             <w:r>
               <w:rPr>
@@ -16684,7 +17470,6 @@
                 <w:bCs/>
                 <w:sz w:val="19"/>
                 <w:szCs w:val="19"/>
-                <w:lang w:val="undefined" w:bidi="undefined"/>
               </w:rPr>
             </w:r>
             <w:r>
@@ -16694,7 +17479,17 @@
                 <w:bCs/>
                 <w:sz w:val="19"/>
                 <w:szCs w:val="19"/>
-                <w:lang w:val="undefined"/>
+                <w14:ligatures w14:val="none"/>
+              </w:rPr>
+            </w:r>
+            <w:r>
+              <w:rPr>
+                <w:rFonts w:ascii="Calibri" w:hAnsi="Calibri" w:eastAsia="Calibri" w:cs="Calibri"/>
+                <w:b/>
+                <w:bCs/>
+                <w:sz w:val="19"/>
+                <w:szCs w:val="19"/>
+                <w14:ligatures w14:val="none"/>
               </w:rPr>
             </w:r>
           </w:p>
@@ -16752,7 +17547,12 @@
               <w:pBdr/>
               <w:spacing w:after="0" w:line="259" w:lineRule="auto"/>
               <w:ind/>
-              <w:rPr/>
+              <w:rPr>
+                <w:rFonts w:ascii="Calibri" w:hAnsi="Calibri" w:eastAsia="Calibri" w:cs="Calibri"/>
+                <w:sz w:val="19"/>
+                <w:szCs w:val="19"/>
+                <w14:ligatures w14:val="none"/>
+              </w:rPr>
             </w:pPr>
             <w:r>
               <w:rPr>
@@ -16761,50 +17561,23 @@
                 <w:szCs w:val="19"/>
                 <w:rtl w:val="0"/>
               </w:rPr>
-              <w:t xml:space="preserve">Равномерное участие в тест-дизайне, UI/API/bootstrap задачах.</w:t>
-            </w:r>
-            <w:r>
-              <w:rPr>
-                <w:rtl w:val="0"/>
-              </w:rPr>
-            </w:r>
-            <w:r/>
-          </w:p>
-        </w:tc>
-        <w:tc>
-          <w:tcPr>
-            <w:shd w:val="clear" w:color="auto" w:fill="ffffff"/>
-            <w:tcBorders/>
-            <w:tcMar>
-              <w:left w:w="120" w:type="dxa"/>
-              <w:top w:w="80" w:type="dxa"/>
-              <w:right w:w="120" w:type="dxa"/>
-              <w:bottom w:w="80" w:type="dxa"/>
-            </w:tcMar>
-            <w:vAlign w:val="center"/>
-          </w:tcPr>
-          <w:p>
-            <w:pPr>
-              <w:pBdr/>
-              <w:spacing w:after="0" w:line="259" w:lineRule="auto"/>
-              <w:ind/>
-              <w:rPr/>
-            </w:pPr>
+              <w:t xml:space="preserve">Нет информации</w:t>
+            </w:r>
             <w:r>
               <w:rPr>
                 <w:rFonts w:ascii="Calibri" w:hAnsi="Calibri" w:eastAsia="Calibri" w:cs="Calibri"/>
                 <w:sz w:val="19"/>
                 <w:szCs w:val="19"/>
-                <w:rtl w:val="0"/>
-              </w:rPr>
-              <w:t xml:space="preserve">Нет информации</w:t>
-            </w:r>
-            <w:r>
-              <w:rPr>
-                <w:rtl w:val="0"/>
-              </w:rPr>
-            </w:r>
-            <w:r/>
+              </w:rPr>
+            </w:r>
+            <w:r>
+              <w:rPr>
+                <w:rFonts w:ascii="Calibri" w:hAnsi="Calibri" w:eastAsia="Calibri" w:cs="Calibri"/>
+                <w:sz w:val="19"/>
+                <w:szCs w:val="19"/>
+                <w14:ligatures w14:val="none"/>
+              </w:rPr>
+            </w:r>
           </w:p>
         </w:tc>
       </w:tr>
@@ -16846,7 +17619,6 @@
                 <w:bCs/>
                 <w:sz w:val="19"/>
                 <w:szCs w:val="19"/>
-                <w:lang w:val="undefined" w:bidi="undefined"/>
               </w:rPr>
             </w:r>
             <w:r>
@@ -16856,7 +17628,17 @@
                 <w:bCs/>
                 <w:sz w:val="19"/>
                 <w:szCs w:val="19"/>
-                <w:lang w:val="undefined"/>
+                <w14:ligatures w14:val="none"/>
+              </w:rPr>
+            </w:r>
+            <w:r>
+              <w:rPr>
+                <w:rFonts w:ascii="Calibri" w:hAnsi="Calibri" w:eastAsia="Calibri" w:cs="Calibri"/>
+                <w:b/>
+                <w:bCs/>
+                <w:sz w:val="19"/>
+                <w:szCs w:val="19"/>
+                <w14:ligatures w14:val="none"/>
               </w:rPr>
             </w:r>
           </w:p>
@@ -16914,7 +17696,12 @@
               <w:pBdr/>
               <w:spacing w:after="0" w:line="259" w:lineRule="auto"/>
               <w:ind/>
-              <w:rPr/>
+              <w:rPr>
+                <w:rFonts w:ascii="Calibri" w:hAnsi="Calibri" w:eastAsia="Calibri" w:cs="Calibri"/>
+                <w:sz w:val="19"/>
+                <w:szCs w:val="19"/>
+                <w14:ligatures w14:val="none"/>
+              </w:rPr>
             </w:pPr>
             <w:r>
               <w:rPr>
@@ -16923,34 +17710,46 @@
                 <w:szCs w:val="19"/>
                 <w:rtl w:val="0"/>
               </w:rPr>
-              <w:t xml:space="preserve">Равномерное участие в тест-дизайне, UI/API/bootstrap задачах.</w:t>
-            </w:r>
-            <w:r>
-              <w:rPr>
-                <w:rtl w:val="0"/>
-              </w:rPr>
-            </w:r>
-            <w:r/>
+              <w:t xml:space="preserve">Email:</w:t>
+            </w:r>
+            <w:hyperlink r:id="rId9" w:tooltip="mailto:ekaterina-konchina@yandex.ru" w:history="1">
+              <w:r>
+                <w:rPr>
+                  <w:rFonts w:ascii="Calibri" w:hAnsi="Calibri" w:eastAsia="Calibri" w:cs="Calibri"/>
+                  <w:sz w:val="19"/>
+                  <w:szCs w:val="19"/>
+                  <w:rtl w:val="0"/>
+                </w:rPr>
+                <w:t xml:space="preserve">ekaterina-konchina@yandex.ru</w:t>
+              </w:r>
+            </w:hyperlink>
+            <w:r>
+              <w:rPr>
+                <w:rFonts w:ascii="Calibri" w:hAnsi="Calibri" w:eastAsia="Calibri" w:cs="Calibri"/>
+                <w:sz w:val="19"/>
+                <w:szCs w:val="19"/>
+              </w:rPr>
+            </w:r>
+            <w:r>
+              <w:rPr>
+                <w:rFonts w:ascii="Calibri" w:hAnsi="Calibri" w:eastAsia="Calibri" w:cs="Calibri"/>
+                <w:sz w:val="19"/>
+                <w:szCs w:val="19"/>
+                <w14:ligatures w14:val="none"/>
+              </w:rPr>
+            </w:r>
           </w:p>
-        </w:tc>
-        <w:tc>
-          <w:tcPr>
-            <w:shd w:val="clear" w:color="auto" w:fill="ffffff"/>
-            <w:tcBorders/>
-            <w:tcMar>
-              <w:left w:w="120" w:type="dxa"/>
-              <w:top w:w="80" w:type="dxa"/>
-              <w:right w:w="120" w:type="dxa"/>
-              <w:bottom w:w="80" w:type="dxa"/>
-            </w:tcMar>
-            <w:vAlign w:val="center"/>
-          </w:tcPr>
           <w:p>
             <w:pPr>
               <w:pBdr/>
               <w:spacing w:after="0" w:line="259" w:lineRule="auto"/>
               <w:ind/>
-              <w:rPr/>
+              <w:rPr>
+                <w:rFonts w:ascii="Calibri" w:hAnsi="Calibri" w:eastAsia="Calibri" w:cs="Calibri"/>
+                <w:sz w:val="19"/>
+                <w:szCs w:val="19"/>
+                <w14:ligatures w14:val="none"/>
+              </w:rPr>
             </w:pPr>
             <w:r>
               <w:rPr>
@@ -16959,14 +17758,59 @@
                 <w:szCs w:val="19"/>
                 <w:rtl w:val="0"/>
               </w:rPr>
-              <w:t xml:space="preserve">Нет информации</w:t>
-            </w:r>
-            <w:r>
-              <w:rPr>
+              <w:t xml:space="preserve">Github: ekonchina</w:t>
+            </w:r>
+            <w:r>
+              <w:rPr>
+                <w:rFonts w:ascii="Calibri" w:hAnsi="Calibri" w:eastAsia="Calibri" w:cs="Calibri"/>
+                <w:sz w:val="19"/>
+                <w:szCs w:val="19"/>
+              </w:rPr>
+            </w:r>
+            <w:r>
+              <w:rPr>
+                <w:rFonts w:ascii="Calibri" w:hAnsi="Calibri" w:eastAsia="Calibri" w:cs="Calibri"/>
+                <w:sz w:val="19"/>
+                <w:szCs w:val="19"/>
+                <w14:ligatures w14:val="none"/>
+              </w:rPr>
+            </w:r>
+          </w:p>
+          <w:p>
+            <w:pPr>
+              <w:pBdr/>
+              <w:spacing w:after="0" w:line="259" w:lineRule="auto"/>
+              <w:ind/>
+              <w:rPr>
+                <w:rFonts w:ascii="Calibri" w:hAnsi="Calibri" w:eastAsia="Calibri" w:cs="Calibri"/>
+                <w:sz w:val="19"/>
+                <w:szCs w:val="19"/>
+                <w14:ligatures w14:val="none"/>
+              </w:rPr>
+            </w:pPr>
+            <w:r>
+              <w:rPr>
+                <w:rFonts w:ascii="Calibri" w:hAnsi="Calibri" w:eastAsia="Calibri" w:cs="Calibri"/>
+                <w:sz w:val="19"/>
+                <w:szCs w:val="19"/>
                 <w:rtl w:val="0"/>
               </w:rPr>
             </w:r>
-            <w:r/>
+            <w:r>
+              <w:rPr>
+                <w:rFonts w:ascii="Calibri" w:hAnsi="Calibri" w:eastAsia="Calibri" w:cs="Calibri"/>
+                <w:sz w:val="19"/>
+                <w:szCs w:val="19"/>
+              </w:rPr>
+            </w:r>
+            <w:r>
+              <w:rPr>
+                <w:rFonts w:ascii="Calibri" w:hAnsi="Calibri" w:eastAsia="Calibri" w:cs="Calibri"/>
+                <w:sz w:val="19"/>
+                <w:szCs w:val="19"/>
+                <w14:ligatures w14:val="none"/>
+              </w:rPr>
+            </w:r>
           </w:p>
         </w:tc>
       </w:tr>

--- a/docs/Тест План по Автоматизации Тестирования - TeamCity.docx
+++ b/docs/Тест План по Автоматизации Тестирования - TeamCity.docx
@@ -15376,33 +15376,17 @@
         <w:ind/>
         <w:rPr/>
       </w:pPr>
-      <w:r/>
-      <w:bookmarkStart w:id="1013" w:name="toc_sec_13"/>
       <w:r>
-        <w:rPr>
-          <w:rFonts w:ascii="Calibri" w:hAnsi="Calibri" w:eastAsia="Calibri" w:cs="Calibri"/>
-          <w:b/>
-          <w:bCs/>
-          <w:color w:val="2e74b5"/>
-          <w:sz w:val="32"/>
-          <w:szCs w:val="32"/>
-          <w:rtl w:val="0"/>
-        </w:rPr>
-        <w:t xml:space="preserve">Необходимые ресурсы</w:t>
+        <w:t>Необходимые ресурсы</w:t>
       </w:r>
+    </w:p>
+    <w:p>
+      <w:pPr>
+        <w:spacing w:after="160"/>
+      </w:pPr>
       <w:r>
-        <w:rPr>
-          <w:rtl w:val="0"/>
-        </w:rPr>
+        <w:t>Для реализации MVP автоматизации внешние ресурсы не требуются. Все работы выполняются силами QA Automation Engineers: выбор TMS, описание тестовых сценариев, автоматизация API/UI проверок, настройка CI/CD, отчетности, quality gates и уведомлений.</w:t>
       </w:r>
-      <w:bookmarkEnd w:id="1013"/>
-      <w:r>
-        <w:rPr>
-          <w:lang w:val="en-US"/>
-        </w:rPr>
-        <w:t xml:space="preserve"> TODO</w:t>
-      </w:r>
-      <w:r/>
     </w:p>
     <w:tbl>
       <w:tblPr>
@@ -15427,8 +15411,8 @@
       </w:tblGrid>
       <w:tr>
         <w:trPr>
+          <w:tblHeader/>
           <w:cantSplit/>
-          <w:tblHeader/>
         </w:trPr>
         <w:tc>
           <w:tcPr>
@@ -15444,30 +15428,15 @@
           </w:tcPr>
           <w:p>
             <w:pPr>
-              <w:pBdr/>
-              <w:spacing w:after="0" w:line="252" w:lineRule="auto"/>
-              <w:ind/>
-              <w:rPr/>
+              <w:jc w:val="left"/>
             </w:pPr>
             <w:r>
               <w:rPr>
-                <w:rFonts w:ascii="Calibri" w:hAnsi="Calibri" w:eastAsia="Calibri" w:cs="Calibri"/>
-                <w:b/>
-                <w:bCs/>
-                <w:sz w:val="18"/>
-                <w:szCs w:val="19"/>
-                <w:rtl w:val="0"/>
-              </w:rPr>
-              <w:t xml:space="preserve">Задача</w:t>
-            </w:r>
-            <w:r>
-              <w:rPr>
-                <w:rFonts w:ascii="Calibri" w:hAnsi="Calibri"/>
                 <w:b/>
                 <w:sz w:val="18"/>
               </w:rPr>
-            </w:r>
-            <w:r/>
+              <w:t>Неделя / задача</w:t>
+            </w:r>
           </w:p>
         </w:tc>
         <w:tc>
@@ -15484,30 +15453,15 @@
           </w:tcPr>
           <w:p>
             <w:pPr>
-              <w:pBdr/>
-              <w:spacing w:after="0" w:line="252" w:lineRule="auto"/>
-              <w:ind/>
-              <w:rPr/>
+              <w:jc w:val="left"/>
             </w:pPr>
             <w:r>
               <w:rPr>
-                <w:rFonts w:ascii="Calibri" w:hAnsi="Calibri" w:eastAsia="Calibri" w:cs="Calibri"/>
-                <w:b/>
-                <w:bCs/>
-                <w:sz w:val="18"/>
-                <w:szCs w:val="19"/>
-                <w:rtl w:val="0"/>
-              </w:rPr>
-              <w:t xml:space="preserve">Ответственный</w:t>
-            </w:r>
-            <w:r>
-              <w:rPr>
-                <w:rFonts w:ascii="Calibri" w:hAnsi="Calibri"/>
                 <w:b/>
                 <w:sz w:val="18"/>
               </w:rPr>
-            </w:r>
-            <w:r/>
+              <w:t>Ответственный</w:t>
+            </w:r>
           </w:p>
         </w:tc>
         <w:tc>
@@ -15524,30 +15478,15 @@
           </w:tcPr>
           <w:p>
             <w:pPr>
-              <w:pBdr/>
-              <w:spacing w:after="0" w:line="252" w:lineRule="auto"/>
-              <w:ind/>
-              <w:rPr/>
+              <w:jc w:val="left"/>
             </w:pPr>
             <w:r>
               <w:rPr>
-                <w:rFonts w:ascii="Calibri" w:hAnsi="Calibri" w:eastAsia="Calibri" w:cs="Calibri"/>
-                <w:b/>
-                <w:bCs/>
-                <w:sz w:val="18"/>
-                <w:szCs w:val="19"/>
-                <w:rtl w:val="0"/>
-              </w:rPr>
-              <w:t xml:space="preserve">Ожидание / статус</w:t>
-            </w:r>
-            <w:r>
-              <w:rPr>
-                <w:rFonts w:ascii="Calibri" w:hAnsi="Calibri"/>
                 <w:b/>
                 <w:sz w:val="18"/>
               </w:rPr>
-            </w:r>
-            <w:r/>
+              <w:t>Ожидание / результат</w:t>
+            </w:r>
           </w:p>
         </w:tc>
       </w:tr>
@@ -15557,113 +15496,54 @@
         </w:trPr>
         <w:tc>
           <w:tcPr>
-            <w:shd w:val="clear" w:color="auto" w:fill="ffffff"/>
-            <w:tcBorders/>
-            <w:tcMar>
-              <w:left w:w="120" w:type="dxa"/>
-              <w:top w:w="80" w:type="dxa"/>
-              <w:right w:w="120" w:type="dxa"/>
-              <w:bottom w:w="80" w:type="dxa"/>
-            </w:tcMar>
+            <w:tcW w:type="dxa" w:w="3264"/>
             <w:vAlign w:val="center"/>
           </w:tcPr>
           <w:p>
             <w:pPr>
-              <w:pBdr/>
-              <w:spacing w:after="0" w:line="252" w:lineRule="auto"/>
-              <w:ind/>
-              <w:rPr/>
+              <w:spacing w:after="0" w:line="240" w:lineRule="auto"/>
             </w:pPr>
             <w:r>
               <w:rPr>
-                <w:rFonts w:ascii="Calibri" w:hAnsi="Calibri" w:eastAsia="Calibri" w:cs="Calibri"/>
-                <w:sz w:val="18"/>
-                <w:szCs w:val="19"/>
-                <w:rtl w:val="0"/>
-              </w:rPr>
-              <w:t xml:space="preserve">Настройка CI/CD</w:t>
-            </w:r>
-            <w:r>
-              <w:rPr>
-                <w:rFonts w:ascii="Calibri" w:hAnsi="Calibri"/>
-                <w:sz w:val="18"/>
-              </w:rPr>
-            </w:r>
-            <w:r/>
+                <w:b/>
+                <w:sz w:val="17"/>
+              </w:rPr>
+              <w:t>Неделя 1: выбор TMS и описание критичных тестовых сценариев</w:t>
+            </w:r>
           </w:p>
         </w:tc>
         <w:tc>
           <w:tcPr>
-            <w:shd w:val="clear" w:color="auto" w:fill="ffffff"/>
-            <w:tcBorders/>
-            <w:tcMar>
-              <w:left w:w="120" w:type="dxa"/>
-              <w:top w:w="80" w:type="dxa"/>
-              <w:right w:w="120" w:type="dxa"/>
-              <w:bottom w:w="80" w:type="dxa"/>
-            </w:tcMar>
+            <w:tcW w:type="dxa" w:w="3264"/>
             <w:vAlign w:val="center"/>
           </w:tcPr>
           <w:p>
             <w:pPr>
-              <w:pBdr/>
-              <w:spacing w:after="0" w:line="252" w:lineRule="auto"/>
-              <w:ind/>
-              <w:rPr/>
+              <w:spacing w:after="0" w:line="240" w:lineRule="auto"/>
             </w:pPr>
             <w:r>
               <w:rPr>
-                <w:rFonts w:ascii="Calibri" w:hAnsi="Calibri" w:eastAsia="Calibri" w:cs="Calibri"/>
-                <w:sz w:val="18"/>
-                <w:szCs w:val="19"/>
-                <w:rtl w:val="0"/>
-              </w:rPr>
-              <w:t xml:space="preserve">QA Automation Engineer / DevOps: нет информации по конкретному владельцу</w:t>
-            </w:r>
-            <w:r>
-              <w:rPr>
-                <w:rFonts w:ascii="Calibri" w:hAnsi="Calibri"/>
-                <w:sz w:val="18"/>
-              </w:rPr>
-            </w:r>
-            <w:r/>
+                <w:sz w:val="17"/>
+              </w:rPr>
+              <w:t>QA Automation Engineers</w:t>
+            </w:r>
           </w:p>
         </w:tc>
         <w:tc>
           <w:tcPr>
-            <w:shd w:val="clear" w:color="auto" w:fill="ffffff"/>
-            <w:tcBorders/>
-            <w:tcMar>
-              <w:left w:w="120" w:type="dxa"/>
-              <w:top w:w="80" w:type="dxa"/>
-              <w:right w:w="120" w:type="dxa"/>
-              <w:bottom w:w="80" w:type="dxa"/>
-            </w:tcMar>
+            <w:tcW w:type="dxa" w:w="3264"/>
             <w:vAlign w:val="center"/>
           </w:tcPr>
           <w:p>
             <w:pPr>
-              <w:pBdr/>
-              <w:spacing w:after="0" w:line="252" w:lineRule="auto"/>
-              <w:ind/>
-              <w:rPr/>
+              <w:spacing w:after="0" w:line="240" w:lineRule="auto"/>
             </w:pPr>
             <w:r>
               <w:rPr>
-                <w:rFonts w:ascii="Calibri" w:hAnsi="Calibri" w:eastAsia="Calibri" w:cs="Calibri"/>
-                <w:sz w:val="18"/>
-                <w:szCs w:val="19"/>
-                <w:rtl w:val="0"/>
-              </w:rPr>
-              <w:t xml:space="preserve">Готов pipeline для bootstrap, запуска suites, публикации результатов и артефактов.</w:t>
-            </w:r>
-            <w:r>
-              <w:rPr>
-                <w:rFonts w:ascii="Calibri" w:hAnsi="Calibri"/>
-                <w:sz w:val="18"/>
-              </w:rPr>
-            </w:r>
-            <w:r/>
+                <w:sz w:val="17"/>
+              </w:rPr>
+              <w:t>Выбрана TMS для хранения тест-кейсов. Описаны критичные P0/P1 сценарии TeamCity: first start, создание администратора, роли и права доступа, agent authorization, project, build configuration, build run, build result. Для каждого сценария указаны шаги, expected result, приоритет и уровень автоматизации: API, UI или E2E.</w:t>
+            </w:r>
           </w:p>
         </w:tc>
       </w:tr>
@@ -15673,113 +15553,54 @@
         </w:trPr>
         <w:tc>
           <w:tcPr>
-            <w:shd w:val="clear" w:color="auto" w:fill="ffffff"/>
-            <w:tcBorders/>
-            <w:tcMar>
-              <w:left w:w="120" w:type="dxa"/>
-              <w:top w:w="80" w:type="dxa"/>
-              <w:right w:w="120" w:type="dxa"/>
-              <w:bottom w:w="80" w:type="dxa"/>
-            </w:tcMar>
+            <w:tcW w:type="dxa" w:w="3264"/>
             <w:vAlign w:val="center"/>
           </w:tcPr>
           <w:p>
             <w:pPr>
-              <w:pBdr/>
-              <w:spacing w:after="0" w:line="252" w:lineRule="auto"/>
-              <w:ind/>
-              <w:rPr/>
+              <w:spacing w:after="0" w:line="240" w:lineRule="auto"/>
             </w:pPr>
             <w:r>
               <w:rPr>
-                <w:rFonts w:ascii="Calibri" w:hAnsi="Calibri" w:eastAsia="Calibri" w:cs="Calibri"/>
-                <w:sz w:val="18"/>
-                <w:szCs w:val="19"/>
-                <w:rtl w:val="0"/>
-              </w:rPr>
-              <w:t xml:space="preserve">Документирование тест-кейсов</w:t>
-            </w:r>
-            <w:r>
-              <w:rPr>
-                <w:rFonts w:ascii="Calibri" w:hAnsi="Calibri"/>
-                <w:sz w:val="18"/>
-              </w:rPr>
-            </w:r>
-            <w:r/>
+                <w:b/>
+                <w:sz w:val="17"/>
+              </w:rPr>
+              <w:t>Неделя 2: автоматизация API-сценариев</w:t>
+            </w:r>
           </w:p>
         </w:tc>
         <w:tc>
           <w:tcPr>
-            <w:shd w:val="clear" w:color="auto" w:fill="ffffff"/>
-            <w:tcBorders/>
-            <w:tcMar>
-              <w:left w:w="120" w:type="dxa"/>
-              <w:top w:w="80" w:type="dxa"/>
-              <w:right w:w="120" w:type="dxa"/>
-              <w:bottom w:w="80" w:type="dxa"/>
-            </w:tcMar>
+            <w:tcW w:type="dxa" w:w="3264"/>
             <w:vAlign w:val="center"/>
           </w:tcPr>
           <w:p>
             <w:pPr>
-              <w:pBdr/>
-              <w:spacing w:after="0" w:line="252" w:lineRule="auto"/>
-              <w:ind/>
-              <w:rPr/>
+              <w:spacing w:after="0" w:line="240" w:lineRule="auto"/>
             </w:pPr>
             <w:r>
               <w:rPr>
-                <w:rFonts w:ascii="Calibri" w:hAnsi="Calibri" w:eastAsia="Calibri" w:cs="Calibri"/>
-                <w:sz w:val="18"/>
-                <w:szCs w:val="19"/>
-                <w:rtl w:val="0"/>
-              </w:rPr>
-              <w:t xml:space="preserve">QA Automation Engineers</w:t>
-            </w:r>
-            <w:r>
-              <w:rPr>
-                <w:rFonts w:ascii="Calibri" w:hAnsi="Calibri"/>
-                <w:sz w:val="18"/>
-              </w:rPr>
-            </w:r>
-            <w:r/>
+                <w:sz w:val="17"/>
+              </w:rPr>
+              <w:t>QA Automation Engineers</w:t>
+            </w:r>
           </w:p>
         </w:tc>
         <w:tc>
           <w:tcPr>
-            <w:shd w:val="clear" w:color="auto" w:fill="ffffff"/>
-            <w:tcBorders/>
-            <w:tcMar>
-              <w:left w:w="120" w:type="dxa"/>
-              <w:top w:w="80" w:type="dxa"/>
-              <w:right w:w="120" w:type="dxa"/>
-              <w:bottom w:w="80" w:type="dxa"/>
-            </w:tcMar>
+            <w:tcW w:type="dxa" w:w="3264"/>
             <w:vAlign w:val="center"/>
           </w:tcPr>
           <w:p>
             <w:pPr>
-              <w:pBdr/>
-              <w:spacing w:after="0" w:line="252" w:lineRule="auto"/>
-              <w:ind/>
-              <w:rPr/>
+              <w:spacing w:after="0" w:line="240" w:lineRule="auto"/>
             </w:pPr>
             <w:r>
               <w:rPr>
-                <w:rFonts w:ascii="Calibri" w:hAnsi="Calibri" w:eastAsia="Calibri" w:cs="Calibri"/>
-                <w:sz w:val="18"/>
-                <w:szCs w:val="19"/>
-                <w:rtl w:val="0"/>
-              </w:rPr>
-              <w:t xml:space="preserve">P0/P1 сценарии расписаны до автоматизации; TMS не выбрана.</w:t>
-            </w:r>
-            <w:r>
-              <w:rPr>
-                <w:rFonts w:ascii="Calibri" w:hAnsi="Calibri"/>
-                <w:sz w:val="18"/>
-              </w:rPr>
-            </w:r>
-            <w:r/>
+                <w:sz w:val="17"/>
+              </w:rPr>
+              <w:t>Реализованы базовые API автотесты для Core REST API: readiness/server info, создание project, создание build configuration, запуск build, получение build status, negative checks для авторизации и прав доступа. Подготовлены API-клиенты, fixtures, генерация уникальных тестовых данных и cleanup.</w:t>
+            </w:r>
           </w:p>
         </w:tc>
       </w:tr>
@@ -15789,113 +15610,54 @@
         </w:trPr>
         <w:tc>
           <w:tcPr>
-            <w:shd w:val="clear" w:color="auto" w:fill="ffffff"/>
-            <w:tcBorders/>
-            <w:tcMar>
-              <w:left w:w="120" w:type="dxa"/>
-              <w:top w:w="80" w:type="dxa"/>
-              <w:right w:w="120" w:type="dxa"/>
-              <w:bottom w:w="80" w:type="dxa"/>
-            </w:tcMar>
+            <w:tcW w:type="dxa" w:w="3264"/>
             <w:vAlign w:val="center"/>
           </w:tcPr>
           <w:p>
             <w:pPr>
-              <w:pBdr/>
-              <w:spacing w:after="0" w:line="252" w:lineRule="auto"/>
-              <w:ind/>
-              <w:rPr/>
+              <w:spacing w:after="0" w:line="240" w:lineRule="auto"/>
             </w:pPr>
             <w:r>
               <w:rPr>
-                <w:rFonts w:ascii="Calibri" w:hAnsi="Calibri" w:eastAsia="Calibri" w:cs="Calibri"/>
-                <w:sz w:val="18"/>
-                <w:szCs w:val="19"/>
-                <w:rtl w:val="0"/>
-              </w:rPr>
-              <w:t xml:space="preserve">Создание framework автоматизации</w:t>
-            </w:r>
-            <w:r>
-              <w:rPr>
-                <w:rFonts w:ascii="Calibri" w:hAnsi="Calibri"/>
-                <w:sz w:val="18"/>
-              </w:rPr>
-            </w:r>
-            <w:r/>
+                <w:b/>
+                <w:sz w:val="17"/>
+              </w:rPr>
+              <w:t>Неделя 3: автоматизация UI-сценариев</w:t>
+            </w:r>
           </w:p>
         </w:tc>
         <w:tc>
           <w:tcPr>
-            <w:shd w:val="clear" w:color="auto" w:fill="ffffff"/>
-            <w:tcBorders/>
-            <w:tcMar>
-              <w:left w:w="120" w:type="dxa"/>
-              <w:top w:w="80" w:type="dxa"/>
-              <w:right w:w="120" w:type="dxa"/>
-              <w:bottom w:w="80" w:type="dxa"/>
-            </w:tcMar>
+            <w:tcW w:type="dxa" w:w="3264"/>
             <w:vAlign w:val="center"/>
           </w:tcPr>
           <w:p>
             <w:pPr>
-              <w:pBdr/>
-              <w:spacing w:after="0" w:line="252" w:lineRule="auto"/>
-              <w:ind/>
-              <w:rPr/>
+              <w:spacing w:after="0" w:line="240" w:lineRule="auto"/>
             </w:pPr>
             <w:r>
               <w:rPr>
-                <w:rFonts w:ascii="Calibri" w:hAnsi="Calibri" w:eastAsia="Calibri" w:cs="Calibri"/>
-                <w:sz w:val="18"/>
-                <w:szCs w:val="19"/>
-                <w:rtl w:val="0"/>
-              </w:rPr>
-              <w:t xml:space="preserve">QA Automation Engineers</w:t>
-            </w:r>
-            <w:r>
-              <w:rPr>
-                <w:rFonts w:ascii="Calibri" w:hAnsi="Calibri"/>
-                <w:sz w:val="18"/>
-              </w:rPr>
-            </w:r>
-            <w:r/>
+                <w:sz w:val="17"/>
+              </w:rPr>
+              <w:t>QA Automation Engineers</w:t>
+            </w:r>
           </w:p>
         </w:tc>
         <w:tc>
           <w:tcPr>
-            <w:shd w:val="clear" w:color="auto" w:fill="ffffff"/>
-            <w:tcBorders/>
-            <w:tcMar>
-              <w:left w:w="120" w:type="dxa"/>
-              <w:top w:w="80" w:type="dxa"/>
-              <w:right w:w="120" w:type="dxa"/>
-              <w:bottom w:w="80" w:type="dxa"/>
-            </w:tcMar>
+            <w:tcW w:type="dxa" w:w="3264"/>
             <w:vAlign w:val="center"/>
           </w:tcPr>
           <w:p>
             <w:pPr>
-              <w:pBdr/>
-              <w:spacing w:after="0" w:line="252" w:lineRule="auto"/>
-              <w:ind/>
-              <w:rPr/>
+              <w:spacing w:after="0" w:line="240" w:lineRule="auto"/>
             </w:pPr>
             <w:r>
               <w:rPr>
-                <w:rFonts w:ascii="Calibri" w:hAnsi="Calibri" w:eastAsia="Calibri" w:cs="Calibri"/>
-                <w:sz w:val="18"/>
-                <w:szCs w:val="19"/>
-                <w:rtl w:val="0"/>
-              </w:rPr>
-              <w:t xml:space="preserve">Единая структура Pytest/Playwright, фикстуры, cleanup, логирование, отчетность.</w:t>
-            </w:r>
-            <w:r>
-              <w:rPr>
-                <w:rFonts w:ascii="Calibri" w:hAnsi="Calibri"/>
-                <w:sz w:val="18"/>
-              </w:rPr>
-            </w:r>
-            <w:r/>
+                <w:sz w:val="17"/>
+              </w:rPr>
+              <w:t>Реализованы UI автотесты только для критичных пользовательских flows, которые нельзя надежно заменить API: startup confirmation, database setup, создание первого администратора, login, authorization agent. Для UI-тестов настроены стабильные локаторы, ожидания, screenshots/video/trace для разбора падений.</w:t>
+            </w:r>
           </w:p>
         </w:tc>
       </w:tr>
@@ -15905,330 +15667,54 @@
         </w:trPr>
         <w:tc>
           <w:tcPr>
-            <w:shd w:val="clear" w:color="auto" w:fill="ffffff"/>
-            <w:tcBorders/>
-            <w:tcMar>
-              <w:left w:w="120" w:type="dxa"/>
-              <w:top w:w="80" w:type="dxa"/>
-              <w:right w:w="120" w:type="dxa"/>
-              <w:bottom w:w="80" w:type="dxa"/>
-            </w:tcMar>
+            <w:tcW w:type="dxa" w:w="3264"/>
             <w:vAlign w:val="center"/>
           </w:tcPr>
           <w:p>
             <w:pPr>
-              <w:pBdr/>
-              <w:spacing w:after="0" w:line="252" w:lineRule="auto"/>
-              <w:ind/>
-              <w:rPr/>
+              <w:spacing w:after="0" w:line="240" w:lineRule="auto"/>
             </w:pPr>
             <w:r>
               <w:rPr>
-                <w:rFonts w:ascii="Calibri" w:hAnsi="Calibri" w:eastAsia="Calibri" w:cs="Calibri"/>
-                <w:sz w:val="18"/>
-                <w:szCs w:val="19"/>
-                <w:rtl w:val="0"/>
-              </w:rPr>
-              <w:t xml:space="preserve">Доступы и credentials</w:t>
-            </w:r>
-            <w:r>
-              <w:rPr>
-                <w:rFonts w:ascii="Calibri" w:hAnsi="Calibri"/>
-                <w:sz w:val="18"/>
-              </w:rPr>
-            </w:r>
-            <w:r/>
+                <w:b/>
+                <w:sz w:val="17"/>
+              </w:rPr>
+              <w:t>Неделя 4: настройка CI/CD, отчетности и quality gates</w:t>
+            </w:r>
           </w:p>
         </w:tc>
         <w:tc>
           <w:tcPr>
-            <w:shd w:val="clear" w:color="auto" w:fill="ffffff"/>
-            <w:tcBorders/>
-            <w:tcMar>
-              <w:left w:w="120" w:type="dxa"/>
-              <w:top w:w="80" w:type="dxa"/>
-              <w:right w:w="120" w:type="dxa"/>
-              <w:bottom w:w="80" w:type="dxa"/>
-            </w:tcMar>
+            <w:tcW w:type="dxa" w:w="3264"/>
             <w:vAlign w:val="center"/>
           </w:tcPr>
           <w:p>
             <w:pPr>
-              <w:pBdr/>
-              <w:spacing w:after="0" w:line="252" w:lineRule="auto"/>
-              <w:ind/>
-              <w:rPr/>
+              <w:spacing w:after="0" w:line="240" w:lineRule="auto"/>
             </w:pPr>
             <w:r>
               <w:rPr>
-                <w:rFonts w:ascii="Calibri" w:hAnsi="Calibri" w:eastAsia="Calibri" w:cs="Calibri"/>
-                <w:sz w:val="18"/>
-                <w:szCs w:val="19"/>
-                <w:rtl w:val="0"/>
-              </w:rPr>
-              <w:t xml:space="preserve">Нет информации</w:t>
-            </w:r>
-            <w:r>
-              <w:rPr>
-                <w:rFonts w:ascii="Calibri" w:hAnsi="Calibri"/>
-                <w:sz w:val="18"/>
-              </w:rPr>
-            </w:r>
-            <w:r/>
+                <w:sz w:val="17"/>
+              </w:rPr>
+              <w:t>QA Automation Engineers</w:t>
+            </w:r>
           </w:p>
         </w:tc>
         <w:tc>
           <w:tcPr>
-            <w:shd w:val="clear" w:color="auto" w:fill="ffffff"/>
-            <w:tcBorders/>
-            <w:tcMar>
-              <w:left w:w="120" w:type="dxa"/>
-              <w:top w:w="80" w:type="dxa"/>
-              <w:right w:w="120" w:type="dxa"/>
-              <w:bottom w:w="80" w:type="dxa"/>
-            </w:tcMar>
+            <w:tcW w:type="dxa" w:w="3264"/>
             <w:vAlign w:val="center"/>
           </w:tcPr>
           <w:p>
             <w:pPr>
-              <w:pBdr/>
-              <w:spacing w:after="0" w:line="252" w:lineRule="auto"/>
-              <w:ind/>
-              <w:rPr/>
+              <w:spacing w:after="0" w:line="240" w:lineRule="auto"/>
             </w:pPr>
             <w:r>
               <w:rPr>
-                <w:rFonts w:ascii="Calibri" w:hAnsi="Calibri"/>
-                <w:b w:val="0"/>
-                <w:sz w:val="18"/>
-              </w:rPr>
-              <w:t xml:space="preserve">Нужны временные credentials/token для admin и ограниченных test users через переменные окружения CI.</w:t>
-            </w:r>
-            <w:r/>
-          </w:p>
-        </w:tc>
-      </w:tr>
-      <w:tr>
-        <w:trPr>
-          <w:cantSplit/>
-        </w:trPr>
-        <w:tc>
-          <w:tcPr>
-            <w:shd w:val="clear" w:color="auto" w:fill="ffffff"/>
-            <w:tcBorders/>
-            <w:tcMar>
-              <w:left w:w="120" w:type="dxa"/>
-              <w:top w:w="80" w:type="dxa"/>
-              <w:right w:w="120" w:type="dxa"/>
-              <w:bottom w:w="80" w:type="dxa"/>
-            </w:tcMar>
-            <w:vAlign w:val="center"/>
-          </w:tcPr>
-          <w:p>
-            <w:pPr>
-              <w:pBdr/>
-              <w:spacing w:after="0" w:line="252" w:lineRule="auto"/>
-              <w:ind/>
-              <w:rPr/>
-            </w:pPr>
-            <w:r>
-              <w:rPr>
-                <w:rFonts w:ascii="Calibri" w:hAnsi="Calibri" w:eastAsia="Calibri" w:cs="Calibri"/>
-                <w:sz w:val="18"/>
-                <w:szCs w:val="19"/>
-                <w:rtl w:val="0"/>
-              </w:rPr>
-              <w:t xml:space="preserve">Настройка отчетности</w:t>
-            </w:r>
-            <w:r>
-              <w:rPr>
-                <w:rFonts w:ascii="Calibri" w:hAnsi="Calibri"/>
-                <w:sz w:val="18"/>
-              </w:rPr>
-            </w:r>
-            <w:r/>
-          </w:p>
-        </w:tc>
-        <w:tc>
-          <w:tcPr>
-            <w:shd w:val="clear" w:color="auto" w:fill="ffffff"/>
-            <w:tcBorders/>
-            <w:tcMar>
-              <w:left w:w="120" w:type="dxa"/>
-              <w:top w:w="80" w:type="dxa"/>
-              <w:right w:w="120" w:type="dxa"/>
-              <w:bottom w:w="80" w:type="dxa"/>
-            </w:tcMar>
-            <w:vAlign w:val="center"/>
-          </w:tcPr>
-          <w:p>
-            <w:pPr>
-              <w:pBdr/>
-              <w:spacing w:after="0" w:line="252" w:lineRule="auto"/>
-              <w:ind/>
-              <w:rPr/>
-            </w:pPr>
-            <w:r>
-              <w:rPr>
-                <w:rFonts w:ascii="Calibri" w:hAnsi="Calibri" w:eastAsia="Calibri" w:cs="Calibri"/>
-                <w:sz w:val="18"/>
-                <w:szCs w:val="19"/>
-                <w:rtl w:val="0"/>
-              </w:rPr>
-              <w:t xml:space="preserve">QA Automation Engineer</w:t>
-            </w:r>
-            <w:r>
-              <w:rPr>
-                <w:rFonts w:ascii="Calibri" w:hAnsi="Calibri"/>
-                <w:sz w:val="18"/>
-              </w:rPr>
-            </w:r>
-            <w:r/>
-          </w:p>
-        </w:tc>
-        <w:tc>
-          <w:tcPr>
-            <w:shd w:val="clear" w:color="auto" w:fill="ffffff"/>
-            <w:tcBorders/>
-            <w:tcMar>
-              <w:left w:w="120" w:type="dxa"/>
-              <w:top w:w="80" w:type="dxa"/>
-              <w:right w:w="120" w:type="dxa"/>
-              <w:bottom w:w="80" w:type="dxa"/>
-            </w:tcMar>
-            <w:vAlign w:val="center"/>
-          </w:tcPr>
-          <w:p>
-            <w:pPr>
-              <w:pBdr/>
-              <w:spacing w:after="0" w:line="252" w:lineRule="auto"/>
-              <w:ind/>
-              <w:rPr/>
-            </w:pPr>
-            <w:r>
-              <w:rPr>
-                <w:rFonts w:ascii="Calibri" w:hAnsi="Calibri" w:eastAsia="Calibri" w:cs="Calibri"/>
-                <w:sz w:val="18"/>
-                <w:szCs w:val="19"/>
-                <w:rtl w:val="0"/>
-              </w:rPr>
-              <w:t xml:space="preserve">Инструмент отчетности не выбран; минимум нужны pass/fail, duration, logs, UI screenshots.</w:t>
-            </w:r>
-            <w:r>
-              <w:rPr>
-                <w:rFonts w:ascii="Calibri" w:hAnsi="Calibri"/>
-                <w:sz w:val="18"/>
-              </w:rPr>
-            </w:r>
-            <w:r/>
-          </w:p>
-        </w:tc>
-      </w:tr>
-      <w:tr>
-        <w:trPr>
-          <w:cantSplit/>
-        </w:trPr>
-        <w:tc>
-          <w:tcPr>
-            <w:shd w:val="clear" w:color="auto" w:fill="ffffff"/>
-            <w:tcBorders/>
-            <w:tcMar>
-              <w:left w:w="120" w:type="dxa"/>
-              <w:top w:w="80" w:type="dxa"/>
-              <w:right w:w="120" w:type="dxa"/>
-              <w:bottom w:w="80" w:type="dxa"/>
-            </w:tcMar>
-            <w:vAlign w:val="center"/>
-          </w:tcPr>
-          <w:p>
-            <w:pPr>
-              <w:pBdr/>
-              <w:spacing w:after="0" w:line="252" w:lineRule="auto"/>
-              <w:ind/>
-              <w:rPr/>
-            </w:pPr>
-            <w:r>
-              <w:rPr>
-                <w:rFonts w:ascii="Calibri" w:hAnsi="Calibri" w:eastAsia="Calibri" w:cs="Calibri"/>
-                <w:sz w:val="18"/>
-                <w:szCs w:val="19"/>
-                <w:rtl w:val="0"/>
-              </w:rPr>
-              <w:t xml:space="preserve">Code Coverage / Quality Gate</w:t>
-            </w:r>
-            <w:r>
-              <w:rPr>
-                <w:rFonts w:ascii="Calibri" w:hAnsi="Calibri"/>
-                <w:sz w:val="18"/>
-              </w:rPr>
-            </w:r>
-            <w:r/>
-          </w:p>
-        </w:tc>
-        <w:tc>
-          <w:tcPr>
-            <w:shd w:val="clear" w:color="auto" w:fill="ffffff"/>
-            <w:tcBorders/>
-            <w:tcMar>
-              <w:left w:w="120" w:type="dxa"/>
-              <w:top w:w="80" w:type="dxa"/>
-              <w:right w:w="120" w:type="dxa"/>
-              <w:bottom w:w="80" w:type="dxa"/>
-            </w:tcMar>
-            <w:vAlign w:val="center"/>
-          </w:tcPr>
-          <w:p>
-            <w:pPr>
-              <w:pBdr/>
-              <w:spacing w:after="0" w:line="252" w:lineRule="auto"/>
-              <w:ind/>
-              <w:rPr/>
-            </w:pPr>
-            <w:r>
-              <w:rPr>
-                <w:rFonts w:ascii="Calibri" w:hAnsi="Calibri" w:eastAsia="Calibri" w:cs="Calibri"/>
-                <w:sz w:val="18"/>
-                <w:szCs w:val="19"/>
-                <w:rtl w:val="0"/>
-              </w:rPr>
-              <w:t xml:space="preserve">Нет информации</w:t>
-            </w:r>
-            <w:r>
-              <w:rPr>
-                <w:rFonts w:ascii="Calibri" w:hAnsi="Calibri"/>
-                <w:sz w:val="18"/>
-              </w:rPr>
-            </w:r>
-            <w:r/>
-          </w:p>
-        </w:tc>
-        <w:tc>
-          <w:tcPr>
-            <w:shd w:val="clear" w:color="auto" w:fill="ffffff"/>
-            <w:tcBorders/>
-            <w:tcMar>
-              <w:left w:w="120" w:type="dxa"/>
-              <w:top w:w="80" w:type="dxa"/>
-              <w:right w:w="120" w:type="dxa"/>
-              <w:bottom w:w="80" w:type="dxa"/>
-            </w:tcMar>
-            <w:vAlign w:val="center"/>
-          </w:tcPr>
-          <w:p>
-            <w:pPr>
-              <w:pBdr/>
-              <w:spacing w:after="0" w:line="252" w:lineRule="auto"/>
-              <w:ind/>
-              <w:rPr/>
-            </w:pPr>
-            <w:r>
-              <w:rPr>
-                <w:rFonts w:ascii="Calibri" w:hAnsi="Calibri"/>
-                <w:sz w:val="18"/>
-              </w:rPr>
-              <w:t xml:space="preserve">Unit tests существуют на стороне продукта, но исходный код и их coverage вне зоны проекта; для нашего black-box scope quality gate оценивается по P0/P1 UI/API/E2E pass rate.</w:t>
-            </w:r>
-            <w:r/>
+                <w:sz w:val="17"/>
+              </w:rPr>
+              <w:t>Настроен pipeline, который поднимает TeamCity стенд, выполняет bootstrap, запускает API/UI/E2E автотесты и публикует результаты. Подключен Allure Report с метриками pass rate, fail rate, duration, flaky failures, failed tests и skipped tests. Настроены quality gates автотестов: pipeline не считается успешным, если падают критичные P0/P1 проверки или pass rate ниже заданного порога. Добавлены уведомления в Telegram через bot: статус прогона, ссылка на отчет, passed/failed/skipped и список критичных падений.</w:t>
+            </w:r>
           </w:p>
         </w:tc>
       </w:tr>

--- a/docs/Тест План по Автоматизации Тестирования - TeamCity.docx
+++ b/docs/Тест План по Автоматизации Тестирования - TeamCity.docx
@@ -14732,33 +14732,17 @@
         <w:ind/>
         <w:rPr/>
       </w:pPr>
-      <w:r/>
-      <w:bookmarkStart w:id="1012" w:name="toc_sec_12"/>
       <w:r>
-        <w:rPr>
-          <w:rFonts w:ascii="Calibri" w:hAnsi="Calibri" w:eastAsia="Calibri" w:cs="Calibri"/>
-          <w:b/>
-          <w:bCs/>
-          <w:color w:val="2e74b5"/>
-          <w:sz w:val="32"/>
-          <w:szCs w:val="32"/>
-          <w:rtl w:val="0"/>
-        </w:rPr>
-        <w:t xml:space="preserve">Поэтапный план</w:t>
+        <w:t>Поэтапный план</w:t>
       </w:r>
+    </w:p>
+    <w:p>
+      <w:pPr>
+        <w:spacing w:after="160"/>
+      </w:pPr>
       <w:r>
-        <w:rPr>
-          <w:rtl w:val="0"/>
-        </w:rPr>
+        <w:t>Основные этапы внедрения MVP автоматизации рассчитаны на 4 недели. Для каждого этапа фиксируются цель, срок, ключевые шаги и ожидаемый результат. CI/CD развивается параллельно по мере появления API/UI тестов, но основной фокус на сборку пайплайна, отчетности и quality gates выносится на 4 неделю.</w:t>
       </w:r>
-      <w:bookmarkEnd w:id="1012"/>
-      <w:r>
-        <w:rPr>
-          <w:lang w:val="en-US"/>
-        </w:rPr>
-        <w:t xml:space="preserve"> TODO</w:t>
-      </w:r>
-      <w:r/>
     </w:p>
     <w:tbl>
       <w:tblPr>
@@ -14783,8 +14767,8 @@
       </w:tblGrid>
       <w:tr>
         <w:trPr>
+          <w:tblHeader/>
           <w:cantSplit/>
-          <w:tblHeader/>
         </w:trPr>
         <w:tc>
           <w:tcPr>
@@ -14800,30 +14784,15 @@
           </w:tcPr>
           <w:p>
             <w:pPr>
-              <w:pBdr/>
-              <w:spacing w:after="0" w:line="252" w:lineRule="auto"/>
-              <w:ind/>
-              <w:rPr/>
+              <w:jc w:val="left"/>
             </w:pPr>
             <w:r>
               <w:rPr>
-                <w:rFonts w:ascii="Calibri" w:hAnsi="Calibri" w:eastAsia="Calibri" w:cs="Calibri"/>
-                <w:b/>
-                <w:bCs/>
-                <w:sz w:val="18"/>
-                <w:szCs w:val="19"/>
-                <w:rtl w:val="0"/>
-              </w:rPr>
-              <w:t xml:space="preserve">Неделя</w:t>
-            </w:r>
-            <w:r>
-              <w:rPr>
-                <w:rFonts w:ascii="Calibri" w:hAnsi="Calibri"/>
                 <w:b/>
                 <w:sz w:val="18"/>
               </w:rPr>
-            </w:r>
-            <w:r/>
+              <w:t>Этап / срок</w:t>
+            </w:r>
           </w:p>
         </w:tc>
         <w:tc>
@@ -14840,30 +14809,15 @@
           </w:tcPr>
           <w:p>
             <w:pPr>
-              <w:pBdr/>
-              <w:spacing w:after="0" w:line="252" w:lineRule="auto"/>
-              <w:ind/>
-              <w:rPr/>
+              <w:jc w:val="left"/>
             </w:pPr>
             <w:r>
               <w:rPr>
-                <w:rFonts w:ascii="Calibri" w:hAnsi="Calibri" w:eastAsia="Calibri" w:cs="Calibri"/>
-                <w:b/>
-                <w:bCs/>
-                <w:sz w:val="18"/>
-                <w:szCs w:val="19"/>
-                <w:rtl w:val="0"/>
-              </w:rPr>
-              <w:t xml:space="preserve">Фокус</w:t>
-            </w:r>
-            <w:r>
-              <w:rPr>
-                <w:rFonts w:ascii="Calibri" w:hAnsi="Calibri"/>
                 <w:b/>
                 <w:sz w:val="18"/>
               </w:rPr>
-            </w:r>
-            <w:r/>
+              <w:t>Цель</w:t>
+            </w:r>
           </w:p>
         </w:tc>
         <w:tc>
@@ -14880,30 +14834,15 @@
           </w:tcPr>
           <w:p>
             <w:pPr>
-              <w:pBdr/>
-              <w:spacing w:after="0" w:line="252" w:lineRule="auto"/>
-              <w:ind/>
-              <w:rPr/>
+              <w:jc w:val="left"/>
             </w:pPr>
             <w:r>
               <w:rPr>
-                <w:rFonts w:ascii="Calibri" w:hAnsi="Calibri" w:eastAsia="Calibri" w:cs="Calibri"/>
-                <w:b/>
-                <w:bCs/>
-                <w:sz w:val="18"/>
-                <w:szCs w:val="19"/>
-                <w:rtl w:val="0"/>
-              </w:rPr>
-              <w:t xml:space="preserve">Результат</w:t>
-            </w:r>
-            <w:r>
-              <w:rPr>
-                <w:rFonts w:ascii="Calibri" w:hAnsi="Calibri"/>
                 <w:b/>
                 <w:sz w:val="18"/>
               </w:rPr>
-            </w:r>
-            <w:r/>
+              <w:t>Ключевые шаги и результат</w:t>
+            </w:r>
           </w:p>
         </w:tc>
       </w:tr>
@@ -14913,106 +14852,56 @@
         </w:trPr>
         <w:tc>
           <w:tcPr>
-            <w:shd w:val="clear" w:color="auto" w:fill="ffffff"/>
-            <w:tcBorders/>
-            <w:tcMar>
-              <w:left w:w="120" w:type="dxa"/>
-              <w:top w:w="80" w:type="dxa"/>
-              <w:right w:w="120" w:type="dxa"/>
-              <w:bottom w:w="80" w:type="dxa"/>
-            </w:tcMar>
+            <w:tcW w:type="dxa" w:w="3264"/>
             <w:vAlign w:val="center"/>
           </w:tcPr>
           <w:p>
             <w:pPr>
-              <w:pBdr/>
-              <w:spacing w:after="0" w:line="252" w:lineRule="auto"/>
-              <w:ind/>
-              <w:rPr/>
+              <w:spacing w:after="0" w:line="240" w:lineRule="auto"/>
             </w:pPr>
             <w:r>
               <w:rPr>
-                <w:rFonts w:ascii="Calibri" w:hAnsi="Calibri" w:eastAsia="Calibri" w:cs="Calibri"/>
-                <w:sz w:val="18"/>
-                <w:szCs w:val="19"/>
-                <w:rtl w:val="0"/>
-              </w:rPr>
-              <w:t xml:space="preserve">1</w:t>
-            </w:r>
-            <w:r>
-              <w:rPr>
-                <w:rFonts w:ascii="Calibri" w:hAnsi="Calibri"/>
-                <w:sz w:val="18"/>
-              </w:rPr>
-            </w:r>
-            <w:r/>
+                <w:b/>
+                <w:sz w:val="16"/>
+              </w:rPr>
+              <w:t>Этап 1: тест-дизайн и критичный scope</w:t>
+              <w:br/>
+              <w:t>Срок: 1 неделя (1-я неделя проекта)</w:t>
+            </w:r>
           </w:p>
         </w:tc>
         <w:tc>
           <w:tcPr>
-            <w:shd w:val="clear" w:color="auto" w:fill="ffffff"/>
-            <w:tcBorders/>
-            <w:tcMar>
-              <w:left w:w="120" w:type="dxa"/>
-              <w:top w:w="80" w:type="dxa"/>
-              <w:right w:w="120" w:type="dxa"/>
-              <w:bottom w:w="80" w:type="dxa"/>
-            </w:tcMar>
+            <w:tcW w:type="dxa" w:w="3264"/>
             <w:vAlign w:val="center"/>
           </w:tcPr>
           <w:p>
             <w:pPr>
-              <w:pBdr/>
-              <w:spacing w:after="0" w:line="252" w:lineRule="auto"/>
-              <w:ind/>
-              <w:rPr/>
+              <w:spacing w:after="0" w:line="240" w:lineRule="auto"/>
             </w:pPr>
             <w:r>
               <w:rPr>
-                <w:rFonts w:ascii="Calibri" w:hAnsi="Calibri" w:eastAsia="Calibri" w:cs="Calibri"/>
-                <w:sz w:val="18"/>
-                <w:szCs w:val="19"/>
-                <w:rtl w:val="0"/>
-              </w:rPr>
-              <w:t xml:space="preserve">Ручные сценарии, тест-дизайн, тестируемость</w:t>
-            </w:r>
-            <w:r>
-              <w:rPr>
-                <w:rFonts w:ascii="Calibri" w:hAnsi="Calibri"/>
-                <w:sz w:val="18"/>
-              </w:rPr>
-            </w:r>
-            <w:r/>
+                <w:sz w:val="16"/>
+              </w:rPr>
+              <w:t>Определить, какие критичные сценарии TeamCity входят в MVP автоматизации и как они будут проверяться: API, UI или E2E.</w:t>
+            </w:r>
           </w:p>
         </w:tc>
         <w:tc>
           <w:tcPr>
-            <w:shd w:val="clear" w:color="auto" w:fill="ffffff"/>
-            <w:tcBorders/>
-            <w:tcMar>
-              <w:left w:w="120" w:type="dxa"/>
-              <w:top w:w="80" w:type="dxa"/>
-              <w:right w:w="120" w:type="dxa"/>
-              <w:bottom w:w="80" w:type="dxa"/>
-            </w:tcMar>
+            <w:tcW w:type="dxa" w:w="3264"/>
             <w:vAlign w:val="center"/>
           </w:tcPr>
           <w:p>
             <w:pPr>
-              <w:pBdr/>
-              <w:spacing w:after="0" w:line="252" w:lineRule="auto"/>
-              <w:ind/>
-              <w:rPr/>
+              <w:spacing w:after="0" w:line="240" w:lineRule="auto"/>
             </w:pPr>
             <w:r>
               <w:rPr>
-                <w:rFonts w:ascii="Calibri" w:hAnsi="Calibri"/>
-                <w:b w:val="0"/>
-                <w:sz w:val="18"/>
-              </w:rPr>
-              <w:t xml:space="preserve">Описаны P0/P1 сценарии: setup, first admin, roles/permissions, agent, project, build configuration, build run, REST checks. Зафиксированы риски и TODO.</w:t>
-            </w:r>
-            <w:r/>
+                <w:sz w:val="16"/>
+              </w:rPr>
+              <w:t>Ключевые шаги: выбрать TMS; описать ручные тест-кейсы для P0/P1 сценариев; определить scope критичной функциональности; разделить проверки на API/UI/E2E; зафиксировать expected results, тестовые данные и риски. Результат: готов утвержденный MVP-scope и набор критичных тест-кейсов для автоматизации.</w:t>
+            </w:r>
           </w:p>
         </w:tc>
       </w:tr>
@@ -15022,106 +14911,56 @@
         </w:trPr>
         <w:tc>
           <w:tcPr>
-            <w:shd w:val="clear" w:color="auto" w:fill="ffffff"/>
-            <w:tcBorders/>
-            <w:tcMar>
-              <w:left w:w="120" w:type="dxa"/>
-              <w:top w:w="80" w:type="dxa"/>
-              <w:right w:w="120" w:type="dxa"/>
-              <w:bottom w:w="80" w:type="dxa"/>
-            </w:tcMar>
+            <w:tcW w:type="dxa" w:w="3264"/>
             <w:vAlign w:val="center"/>
           </w:tcPr>
           <w:p>
             <w:pPr>
-              <w:pBdr/>
-              <w:spacing w:after="0" w:line="252" w:lineRule="auto"/>
-              <w:ind/>
-              <w:rPr/>
+              <w:spacing w:after="0" w:line="240" w:lineRule="auto"/>
             </w:pPr>
             <w:r>
               <w:rPr>
-                <w:rFonts w:ascii="Calibri" w:hAnsi="Calibri" w:eastAsia="Calibri" w:cs="Calibri"/>
-                <w:sz w:val="18"/>
-                <w:szCs w:val="19"/>
-                <w:rtl w:val="0"/>
-              </w:rPr>
-              <w:t xml:space="preserve">2</w:t>
-            </w:r>
-            <w:r>
-              <w:rPr>
-                <w:rFonts w:ascii="Calibri" w:hAnsi="Calibri"/>
-                <w:sz w:val="18"/>
-              </w:rPr>
-            </w:r>
-            <w:r/>
+                <w:b/>
+                <w:sz w:val="16"/>
+              </w:rPr>
+              <w:t>Этап 2: базовый фреймворк и API автотесты</w:t>
+              <w:br/>
+              <w:t>Срок: 1 неделя (2-я неделя проекта)</w:t>
+            </w:r>
           </w:p>
         </w:tc>
         <w:tc>
           <w:tcPr>
-            <w:shd w:val="clear" w:color="auto" w:fill="ffffff"/>
-            <w:tcBorders/>
-            <w:tcMar>
-              <w:left w:w="120" w:type="dxa"/>
-              <w:top w:w="80" w:type="dxa"/>
-              <w:right w:w="120" w:type="dxa"/>
-              <w:bottom w:w="80" w:type="dxa"/>
-            </w:tcMar>
+            <w:tcW w:type="dxa" w:w="3264"/>
             <w:vAlign w:val="center"/>
           </w:tcPr>
           <w:p>
             <w:pPr>
-              <w:pBdr/>
-              <w:spacing w:after="0" w:line="252" w:lineRule="auto"/>
-              <w:ind/>
-              <w:rPr/>
+              <w:spacing w:after="0" w:line="240" w:lineRule="auto"/>
             </w:pPr>
             <w:r>
               <w:rPr>
-                <w:rFonts w:ascii="Calibri" w:hAnsi="Calibri" w:eastAsia="Calibri" w:cs="Calibri"/>
-                <w:sz w:val="18"/>
-                <w:szCs w:val="19"/>
-                <w:rtl w:val="0"/>
-              </w:rPr>
-              <w:t xml:space="preserve">UI автотесты + базовый framework</w:t>
-            </w:r>
-            <w:r>
-              <w:rPr>
-                <w:rFonts w:ascii="Calibri" w:hAnsi="Calibri"/>
-                <w:sz w:val="18"/>
-              </w:rPr>
-            </w:r>
-            <w:r/>
+                <w:sz w:val="16"/>
+              </w:rPr>
+              <w:t>Построить основу фреймворка и закрыть быстрым стабильным покрытием критичные REST API сценарии.</w:t>
+            </w:r>
           </w:p>
         </w:tc>
         <w:tc>
           <w:tcPr>
-            <w:shd w:val="clear" w:color="auto" w:fill="ffffff"/>
-            <w:tcBorders/>
-            <w:tcMar>
-              <w:left w:w="120" w:type="dxa"/>
-              <w:top w:w="80" w:type="dxa"/>
-              <w:right w:w="120" w:type="dxa"/>
-              <w:bottom w:w="80" w:type="dxa"/>
-            </w:tcMar>
+            <w:tcW w:type="dxa" w:w="3264"/>
             <w:vAlign w:val="center"/>
           </w:tcPr>
           <w:p>
             <w:pPr>
-              <w:pBdr/>
-              <w:spacing w:after="0" w:line="252" w:lineRule="auto"/>
-              <w:ind/>
-              <w:rPr/>
+              <w:spacing w:after="0" w:line="240" w:lineRule="auto"/>
             </w:pPr>
             <w:r>
               <w:rPr>
-                <w:rFonts w:ascii="Calibri" w:hAnsi="Calibri"/>
-                <w:b w:val="0"/>
-                <w:sz w:val="18"/>
-              </w:rPr>
-              <w:t xml:space="preserve">Автоматизирован критичный UI flow: startup confirmation, database selection, first admin, login, agent authorization, базовые role-based UI checks.</w:t>
-            </w:r>
-            <w:r/>
+                <w:sz w:val="16"/>
+              </w:rPr>
+              <w:t>Ключевые шаги: создать структуру Python/Pytest framework; настроить конфигурацию, fixtures, API clients, генерацию уникальных данных, cleanup и базовое логирование; реализовать API тесты для readiness/server info, project, build configuration, build run, build status, authorization/permissions negative checks; начать базовую интеграцию с CI. Результат: API suite запускается локально и готов к включению в pipeline.</w:t>
+            </w:r>
           </w:p>
         </w:tc>
       </w:tr>
@@ -15131,106 +14970,56 @@
         </w:trPr>
         <w:tc>
           <w:tcPr>
-            <w:shd w:val="clear" w:color="auto" w:fill="ffffff"/>
-            <w:tcBorders/>
-            <w:tcMar>
-              <w:left w:w="120" w:type="dxa"/>
-              <w:top w:w="80" w:type="dxa"/>
-              <w:right w:w="120" w:type="dxa"/>
-              <w:bottom w:w="80" w:type="dxa"/>
-            </w:tcMar>
+            <w:tcW w:type="dxa" w:w="3264"/>
             <w:vAlign w:val="center"/>
           </w:tcPr>
           <w:p>
             <w:pPr>
-              <w:pBdr/>
-              <w:spacing w:after="0" w:line="252" w:lineRule="auto"/>
-              <w:ind/>
-              <w:rPr/>
+              <w:spacing w:after="0" w:line="240" w:lineRule="auto"/>
             </w:pPr>
             <w:r>
               <w:rPr>
-                <w:rFonts w:ascii="Calibri" w:hAnsi="Calibri" w:eastAsia="Calibri" w:cs="Calibri"/>
-                <w:sz w:val="18"/>
-                <w:szCs w:val="19"/>
-                <w:rtl w:val="0"/>
-              </w:rPr>
-              <w:t xml:space="preserve">3</w:t>
-            </w:r>
-            <w:r>
-              <w:rPr>
-                <w:rFonts w:ascii="Calibri" w:hAnsi="Calibri"/>
-                <w:sz w:val="18"/>
-              </w:rPr>
-            </w:r>
-            <w:r/>
+                <w:b/>
+                <w:sz w:val="16"/>
+              </w:rPr>
+              <w:t>Этап 3: UI слой фреймворка и UI автотесты</w:t>
+              <w:br/>
+              <w:t>Срок: 1 неделя (3-я неделя проекта)</w:t>
+            </w:r>
           </w:p>
         </w:tc>
         <w:tc>
           <w:tcPr>
-            <w:shd w:val="clear" w:color="auto" w:fill="ffffff"/>
-            <w:tcBorders/>
-            <w:tcMar>
-              <w:left w:w="120" w:type="dxa"/>
-              <w:top w:w="80" w:type="dxa"/>
-              <w:right w:w="120" w:type="dxa"/>
-              <w:bottom w:w="80" w:type="dxa"/>
-            </w:tcMar>
+            <w:tcW w:type="dxa" w:w="3264"/>
             <w:vAlign w:val="center"/>
           </w:tcPr>
           <w:p>
             <w:pPr>
-              <w:pBdr/>
-              <w:spacing w:after="0" w:line="252" w:lineRule="auto"/>
-              <w:ind/>
-              <w:rPr/>
+              <w:spacing w:after="0" w:line="240" w:lineRule="auto"/>
             </w:pPr>
             <w:r>
               <w:rPr>
-                <w:rFonts w:ascii="Calibri" w:hAnsi="Calibri" w:eastAsia="Calibri" w:cs="Calibri"/>
-                <w:sz w:val="18"/>
-                <w:szCs w:val="19"/>
-                <w:rtl w:val="0"/>
-              </w:rPr>
-              <w:t xml:space="preserve">API автотесты + build lifecycle</w:t>
-            </w:r>
-            <w:r>
-              <w:rPr>
-                <w:rFonts w:ascii="Calibri" w:hAnsi="Calibri"/>
-                <w:sz w:val="18"/>
-              </w:rPr>
-            </w:r>
-            <w:r/>
+                <w:sz w:val="16"/>
+              </w:rPr>
+              <w:t>Добавить UI слой во фреймворк и автоматизировать только те пользовательские flows, которые нельзя надежно заменить API.</w:t>
+            </w:r>
           </w:p>
         </w:tc>
         <w:tc>
           <w:tcPr>
-            <w:shd w:val="clear" w:color="auto" w:fill="ffffff"/>
-            <w:tcBorders/>
-            <w:tcMar>
-              <w:left w:w="120" w:type="dxa"/>
-              <w:top w:w="80" w:type="dxa"/>
-              <w:right w:w="120" w:type="dxa"/>
-              <w:bottom w:w="80" w:type="dxa"/>
-            </w:tcMar>
+            <w:tcW w:type="dxa" w:w="3264"/>
             <w:vAlign w:val="center"/>
           </w:tcPr>
           <w:p>
             <w:pPr>
-              <w:pBdr/>
-              <w:spacing w:after="0" w:line="252" w:lineRule="auto"/>
-              <w:ind/>
-              <w:rPr/>
+              <w:spacing w:after="0" w:line="240" w:lineRule="auto"/>
             </w:pPr>
             <w:r>
               <w:rPr>
-                <w:rFonts w:ascii="Calibri" w:hAnsi="Calibri"/>
-                <w:b w:val="0"/>
-                <w:sz w:val="18"/>
-              </w:rPr>
-              <w:t xml:space="preserve">Автоматизированы REST API сценарии: server readiness, project, build configuration, run build, build status, permission negative checks, cleanup.</w:t>
-            </w:r>
-            <w:r/>
+                <w:sz w:val="16"/>
+              </w:rPr>
+              <w:t>Ключевые шаги: добавить Playwright layer, pages/components, стабильные локаторы и ожидания; настроить screenshots/video/trace; реализовать UI автотесты для startup confirmation, database setup, создания первого администратора, login и authorization agent; продолжить параллельную подготовку pipeline. Результат: UI smoke покрывает критичный пользовательский путь и дает диагностические артефакты при падениях.</w:t>
+            </w:r>
           </w:p>
         </w:tc>
       </w:tr>
@@ -15240,113 +15029,56 @@
         </w:trPr>
         <w:tc>
           <w:tcPr>
-            <w:shd w:val="clear" w:color="auto" w:fill="ffffff"/>
-            <w:tcBorders/>
-            <w:tcMar>
-              <w:left w:w="120" w:type="dxa"/>
-              <w:top w:w="80" w:type="dxa"/>
-              <w:right w:w="120" w:type="dxa"/>
-              <w:bottom w:w="80" w:type="dxa"/>
-            </w:tcMar>
+            <w:tcW w:type="dxa" w:w="3264"/>
             <w:vAlign w:val="center"/>
           </w:tcPr>
           <w:p>
             <w:pPr>
-              <w:pBdr/>
-              <w:spacing w:after="0" w:line="252" w:lineRule="auto"/>
-              <w:ind/>
-              <w:rPr/>
+              <w:spacing w:after="0" w:line="240" w:lineRule="auto"/>
             </w:pPr>
             <w:r>
               <w:rPr>
-                <w:rFonts w:ascii="Calibri" w:hAnsi="Calibri" w:eastAsia="Calibri" w:cs="Calibri"/>
-                <w:sz w:val="18"/>
-                <w:szCs w:val="19"/>
-                <w:rtl w:val="0"/>
-              </w:rPr>
-              <w:t xml:space="preserve">4</w:t>
-            </w:r>
-            <w:r>
-              <w:rPr>
-                <w:rFonts w:ascii="Calibri" w:hAnsi="Calibri"/>
-                <w:sz w:val="18"/>
-              </w:rPr>
-            </w:r>
-            <w:r/>
+                <w:b/>
+                <w:sz w:val="16"/>
+              </w:rPr>
+              <w:t>Этап 4: CI/CD, отчетность и quality gates</w:t>
+              <w:br/>
+              <w:t>Срок: 1 неделя (4-я неделя проекта)</w:t>
+            </w:r>
           </w:p>
         </w:tc>
         <w:tc>
           <w:tcPr>
-            <w:shd w:val="clear" w:color="auto" w:fill="ffffff"/>
-            <w:tcBorders/>
-            <w:tcMar>
-              <w:left w:w="120" w:type="dxa"/>
-              <w:top w:w="80" w:type="dxa"/>
-              <w:right w:w="120" w:type="dxa"/>
-              <w:bottom w:w="80" w:type="dxa"/>
-            </w:tcMar>
+            <w:tcW w:type="dxa" w:w="3264"/>
             <w:vAlign w:val="center"/>
           </w:tcPr>
           <w:p>
             <w:pPr>
-              <w:pBdr/>
-              <w:spacing w:after="0" w:line="252" w:lineRule="auto"/>
-              <w:ind/>
-              <w:rPr/>
+              <w:spacing w:after="0" w:line="240" w:lineRule="auto"/>
             </w:pPr>
             <w:r>
               <w:rPr>
-                <w:rFonts w:ascii="Calibri" w:hAnsi="Calibri" w:eastAsia="Calibri" w:cs="Calibri"/>
-                <w:sz w:val="18"/>
-                <w:szCs w:val="19"/>
-                <w:rtl w:val="0"/>
-              </w:rPr>
-              <w:t xml:space="preserve">Pipeline, bootstrap, отчеты</w:t>
-            </w:r>
-            <w:r>
-              <w:rPr>
-                <w:rFonts w:ascii="Calibri" w:hAnsi="Calibri"/>
-                <w:sz w:val="18"/>
-              </w:rPr>
-            </w:r>
-            <w:r/>
+                <w:sz w:val="16"/>
+              </w:rPr>
+              <w:t>Собрать воспроизводимый pipeline, который поднимает стенд, запускает автотесты, публикует отчет и блокирует некачественный результат.</w:t>
+            </w:r>
           </w:p>
         </w:tc>
         <w:tc>
           <w:tcPr>
-            <w:shd w:val="clear" w:color="auto" w:fill="ffffff"/>
-            <w:tcBorders/>
-            <w:tcMar>
-              <w:left w:w="120" w:type="dxa"/>
-              <w:top w:w="80" w:type="dxa"/>
-              <w:right w:w="120" w:type="dxa"/>
-              <w:bottom w:w="80" w:type="dxa"/>
-            </w:tcMar>
+            <w:tcW w:type="dxa" w:w="3264"/>
             <w:vAlign w:val="center"/>
           </w:tcPr>
           <w:p>
             <w:pPr>
-              <w:pBdr/>
-              <w:spacing w:after="0" w:line="252" w:lineRule="auto"/>
-              <w:ind/>
-              <w:rPr/>
+              <w:spacing w:after="0" w:line="240" w:lineRule="auto"/>
             </w:pPr>
             <w:r>
               <w:rPr>
-                <w:rFonts w:ascii="Calibri" w:hAnsi="Calibri" w:eastAsia="Calibri" w:cs="Calibri"/>
-                <w:sz w:val="18"/>
-                <w:szCs w:val="19"/>
-                <w:rtl w:val="0"/>
-              </w:rPr>
-              <w:t xml:space="preserve">Собран CI flow: поднятие стенда, bootstrap, запуск UI/API suites, отчетность и стабилизация.</w:t>
-            </w:r>
-            <w:r>
-              <w:rPr>
-                <w:rFonts w:ascii="Calibri" w:hAnsi="Calibri"/>
-                <w:sz w:val="18"/>
-              </w:rPr>
-            </w:r>
-            <w:r/>
+                <w:sz w:val="16"/>
+              </w:rPr>
+              <w:t>Ключевые шаги: настроить bootstrap TeamCity стенда; запуск API/UI/E2E suites; публикацию Allure Report; сбор метрик pass rate, fail rate, duration, flaky failures, failed/skipped tests; quality gates автотестов; Telegram bot уведомления со статусом прогона, ссылкой на отчет и списком критичных падений; стабилизацию flaky тестов. Результат: готов demo-прогон MVP автоматизации в CI/CD.</w:t>
+            </w:r>
           </w:p>
         </w:tc>
       </w:tr>

--- a/docs/Тест План по Автоматизации Тестирования - TeamCity.docx
+++ b/docs/Тест План по Автоматизации Тестирования - TeamCity.docx
@@ -716,7 +716,21 @@
             <w:color w:val="0563C1"/>
             <w:u w:val="single"/>
           </w:rPr>
-          <w:t>автоматизации</w:t>
+          <w:t>авт</w:t>
+        </w:r>
+        <w:r>
+          <w:rPr>
+            <w:color w:val="0563C1"/>
+            <w:u w:val="single"/>
+          </w:rPr>
+          <w:t>о</w:t>
+        </w:r>
+        <w:r>
+          <w:rPr>
+            <w:color w:val="0563C1"/>
+            <w:u w:val="single"/>
+          </w:rPr>
+          <w:t>матизации</w:t>
         </w:r>
         <w:proofErr w:type="spellEnd"/>
       </w:hyperlink>
@@ -2177,85 +2191,11 @@
           </w:p>
         </w:tc>
       </w:tr>
-      <w:tr>
-        <w:trPr>
-          <w:cantSplit/>
-        </w:trPr>
-        <w:tc>
-          <w:tcPr>
-            <w:tcW w:w="4896" w:type="dxa"/>
-            <w:shd w:val="clear" w:color="auto" w:fill="FFFFFF"/>
-            <w:tcMar>
-              <w:top w:w="80" w:type="dxa"/>
-              <w:left w:w="120" w:type="dxa"/>
-              <w:bottom w:w="80" w:type="dxa"/>
-              <w:right w:w="120" w:type="dxa"/>
-            </w:tcMar>
-            <w:vAlign w:val="center"/>
-          </w:tcPr>
-          <w:p>
-            <w:pPr>
-              <w:spacing w:after="0" w:line="259" w:lineRule="auto"/>
-            </w:pPr>
-            <w:r>
-              <w:rPr>
-                <w:sz w:val="19"/>
-                <w:szCs w:val="19"/>
-              </w:rPr>
-              <w:t>Test Management System</w:t>
-            </w:r>
-          </w:p>
-        </w:tc>
-        <w:tc>
-          <w:tcPr>
-            <w:tcW w:w="4896" w:type="dxa"/>
-            <w:shd w:val="clear" w:color="auto" w:fill="FFFFFF"/>
-            <w:tcMar>
-              <w:top w:w="80" w:type="dxa"/>
-              <w:left w:w="120" w:type="dxa"/>
-              <w:bottom w:w="80" w:type="dxa"/>
-              <w:right w:w="120" w:type="dxa"/>
-            </w:tcMar>
-            <w:vAlign w:val="center"/>
-          </w:tcPr>
-          <w:p>
-            <w:pPr>
-              <w:spacing w:after="0" w:line="259" w:lineRule="auto"/>
-              <w:rPr>
-                <w:lang w:val="ru-RU"/>
-              </w:rPr>
-            </w:pPr>
-            <w:r>
-              <w:rPr>
-                <w:sz w:val="19"/>
-                <w:szCs w:val="19"/>
-                <w:lang w:val="ru-RU"/>
-              </w:rPr>
-              <w:t xml:space="preserve">Нет информации: конкретная </w:t>
-            </w:r>
-            <w:r>
-              <w:rPr>
-                <w:sz w:val="19"/>
-                <w:szCs w:val="19"/>
-              </w:rPr>
-              <w:t>TMS</w:t>
-            </w:r>
-            <w:r>
-              <w:rPr>
-                <w:sz w:val="19"/>
-                <w:szCs w:val="19"/>
-                <w:lang w:val="ru-RU"/>
-              </w:rPr>
-              <w:t xml:space="preserve"> не выбрана.</w:t>
-            </w:r>
-          </w:p>
-        </w:tc>
-      </w:tr>
     </w:tbl>
     <w:p>
       <w:pPr>
         <w:rPr>
-          <w:lang w:val="ru-RU"/>
+          <w:lang w:val="en-US"/>
         </w:rPr>
       </w:pPr>
     </w:p>
@@ -7707,7 +7647,15 @@
                 <w:sz w:val="17"/>
                 <w:lang w:val="en-US"/>
               </w:rPr>
-              <w:t xml:space="preserve">,22 </w:t>
+              <w:t>,</w:t>
+            </w:r>
+            <w:proofErr w:type="gramStart"/>
+            <w:r>
+              <w:rPr>
+                <w:sz w:val="17"/>
+                <w:lang w:val="en-US"/>
+              </w:rPr>
+              <w:t xml:space="preserve">22 </w:t>
             </w:r>
             <w:r>
               <w:rPr>
@@ -7723,6 +7671,7 @@
               <w:t>года</w:t>
             </w:r>
             <w:proofErr w:type="spellEnd"/>
+            <w:proofErr w:type="gramEnd"/>
           </w:p>
         </w:tc>
       </w:tr>
@@ -8350,7 +8299,14 @@
         <w:rPr>
           <w:lang w:val="ru-RU"/>
         </w:rPr>
-        <w:t xml:space="preserve"> окупается примерно за 13  </w:t>
+        <w:t xml:space="preserve"> окупается примерно за </w:t>
+      </w:r>
+      <w:proofErr w:type="gramStart"/>
+      <w:r>
+        <w:rPr>
+          <w:lang w:val="ru-RU"/>
+        </w:rPr>
+        <w:t xml:space="preserve">13  </w:t>
       </w:r>
       <w:r>
         <w:rPr>
@@ -8358,6 +8314,7 @@
         </w:rPr>
         <w:t>месяцев</w:t>
       </w:r>
+      <w:proofErr w:type="gramEnd"/>
       <w:r>
         <w:rPr>
           <w:lang w:val="ru-RU"/>
@@ -9232,7 +9189,7 @@
               <w:rPr>
                 <w:sz w:val="18"/>
                 <w:szCs w:val="18"/>
-                <w:lang w:val="ru-RU"/>
+                <w:lang w:val="en-US"/>
               </w:rPr>
             </w:pPr>
             <w:r>
@@ -11102,14 +11059,15 @@
             <w:pPr>
               <w:spacing w:after="0" w:line="252" w:lineRule="auto"/>
             </w:pPr>
-            <w:r>
-              <w:rPr>
-                <w:sz w:val="18"/>
-                <w:szCs w:val="19"/>
-                <w:lang w:val="en-US"/>
-              </w:rPr>
-              <w:t>TODO</w:t>
-            </w:r>
+            <w:proofErr w:type="spellStart"/>
+            <w:r>
+              <w:rPr>
+                <w:sz w:val="18"/>
+                <w:szCs w:val="18"/>
+              </w:rPr>
+              <w:t>TestIT</w:t>
+            </w:r>
+            <w:proofErr w:type="spellEnd"/>
           </w:p>
         </w:tc>
         <w:tc>
@@ -11122,18 +11080,92 @@
               <w:bottom w:w="80" w:type="dxa"/>
               <w:right w:w="120" w:type="dxa"/>
             </w:tcMar>
-            <w:vAlign w:val="center"/>
           </w:tcPr>
           <w:p>
             <w:pPr>
               <w:spacing w:after="0" w:line="252" w:lineRule="auto"/>
+              <w:rPr>
+                <w:b/>
+                <w:bCs/>
+                <w:lang w:val="ru-RU"/>
+              </w:rPr>
             </w:pPr>
+            <w:r>
+              <w:rPr>
+                <w:sz w:val="18"/>
+                <w:szCs w:val="18"/>
+                <w:lang w:val="ru-RU"/>
+              </w:rPr>
+              <w:t xml:space="preserve">Для ведения тестовой документации выбран </w:t>
+            </w:r>
+            <w:proofErr w:type="spellStart"/>
+            <w:r>
+              <w:rPr>
+                <w:sz w:val="18"/>
+                <w:szCs w:val="18"/>
+              </w:rPr>
+              <w:t>TestIT</w:t>
+            </w:r>
+            <w:proofErr w:type="spellEnd"/>
+            <w:r>
+              <w:rPr>
+                <w:sz w:val="18"/>
+                <w:szCs w:val="18"/>
+                <w:lang w:val="ru-RU"/>
+              </w:rPr>
+              <w:t xml:space="preserve">. Это бесплатный продукт, который имеет весь необходимый функционал для управления тестированием. </w:t>
+            </w:r>
+            <w:proofErr w:type="spellStart"/>
+            <w:r>
+              <w:rPr>
+                <w:sz w:val="18"/>
+                <w:szCs w:val="18"/>
+              </w:rPr>
+              <w:t>TestIT</w:t>
+            </w:r>
+            <w:proofErr w:type="spellEnd"/>
+            <w:r>
+              <w:rPr>
+                <w:sz w:val="18"/>
+                <w:szCs w:val="18"/>
+                <w:lang w:val="ru-RU"/>
+              </w:rPr>
+              <w:t xml:space="preserve"> позволяет хранить тест-кейсы в единой библиотеке, объединять их в тест-планы и тестовые наборы, назначать исполнителей и фиксировать результаты прохождения тестов.</w:t>
+            </w:r>
+            <w:r>
+              <w:rPr>
+                <w:lang w:val="ru-RU"/>
+              </w:rPr>
+              <w:t xml:space="preserve"> </w:t>
+            </w:r>
+            <w:r>
+              <w:rPr>
+                <w:lang w:val="ru-RU"/>
+              </w:rPr>
+              <w:t xml:space="preserve">Имеется </w:t>
+            </w:r>
+            <w:r>
+              <w:rPr>
+                <w:sz w:val="18"/>
+                <w:szCs w:val="18"/>
+                <w:lang w:val="ru-RU"/>
+              </w:rPr>
+              <w:t>поддержка как ручного, так и автоматизированного тестирования</w:t>
+            </w:r>
           </w:p>
         </w:tc>
       </w:tr>
     </w:tbl>
     <w:p>
-      <w:r>
+      <w:pPr>
+        <w:rPr>
+          <w:lang w:val="ru-RU"/>
+        </w:rPr>
+      </w:pPr>
+      <w:r>
+        <w:rPr>
+          <w:lang w:val="ru-RU"/>
+        </w:rPr>
         <w:br w:type="page" w:clear="all"/>
       </w:r>
     </w:p>
@@ -11302,14 +11334,14 @@
               <w:rPr>
                 <w:sz w:val="19"/>
               </w:rPr>
-              <w:t xml:space="preserve">1. </w:t>
+              <w:t>1. Т</w:t>
             </w:r>
             <w:proofErr w:type="spellStart"/>
             <w:r>
               <w:rPr>
                 <w:sz w:val="19"/>
               </w:rPr>
-              <w:t>Тесты</w:t>
+              <w:t>есты</w:t>
             </w:r>
             <w:proofErr w:type="spellEnd"/>
           </w:p>
@@ -11478,14 +11510,14 @@
               <w:rPr>
                 <w:sz w:val="19"/>
               </w:rPr>
-              <w:t xml:space="preserve">2. </w:t>
+              <w:t>2. Ш</w:t>
             </w:r>
             <w:proofErr w:type="spellStart"/>
             <w:r>
               <w:rPr>
                 <w:sz w:val="19"/>
               </w:rPr>
-              <w:t>Шаги</w:t>
+              <w:t>аги</w:t>
             </w:r>
             <w:proofErr w:type="spellEnd"/>
             <w:r>
@@ -12968,18 +13000,6 @@
         <w:t>-сценарий автоматизации</w:t>
       </w:r>
       <w:bookmarkEnd w:id="9"/>
-      <w:r>
-        <w:rPr>
-          <w:lang w:val="ru-RU"/>
-        </w:rPr>
-        <w:t xml:space="preserve"> </w:t>
-      </w:r>
-      <w:r>
-        <w:rPr>
-          <w:lang w:val="en-US"/>
-        </w:rPr>
-        <w:t>TODO</w:t>
-      </w:r>
     </w:p>
     <w:p>
       <w:pPr>
@@ -13024,145 +13044,706 @@
     </w:p>
     <w:tbl>
       <w:tblPr>
-        <w:tblStyle w:val="StGen6"/>
-        <w:tblW w:w="9792" w:type="dxa"/>
-        <w:tblInd w:w="-120" w:type="dxa"/>
-        <w:tblLayout w:type="fixed"/>
+        <w:tblW w:w="9689" w:type="dxa"/>
+        <w:tblCellSpacing w:w="15" w:type="dxa"/>
+        <w:tblCellMar>
+          <w:top w:w="15" w:type="dxa"/>
+          <w:left w:w="15" w:type="dxa"/>
+          <w:bottom w:w="15" w:type="dxa"/>
+          <w:right w:w="15" w:type="dxa"/>
+        </w:tblCellMar>
         <w:tblLook w:val="04A0" w:firstRow="1" w:lastRow="0" w:firstColumn="1" w:lastColumn="0" w:noHBand="0" w:noVBand="1"/>
       </w:tblPr>
       <w:tblGrid>
-        <w:gridCol w:w="3264"/>
-        <w:gridCol w:w="3264"/>
-        <w:gridCol w:w="3264"/>
+        <w:gridCol w:w="390"/>
+        <w:gridCol w:w="2877"/>
+        <w:gridCol w:w="1342"/>
+        <w:gridCol w:w="5080"/>
       </w:tblGrid>
       <w:tr>
         <w:trPr>
-          <w:cantSplit/>
           <w:tblHeader/>
+          <w:tblCellSpacing w:w="15" w:type="dxa"/>
         </w:trPr>
         <w:tc>
           <w:tcPr>
-            <w:tcW w:w="3264" w:type="dxa"/>
-            <w:shd w:val="clear" w:color="auto" w:fill="F2F2F2"/>
-            <w:tcMar>
-              <w:top w:w="80" w:type="dxa"/>
-              <w:left w:w="120" w:type="dxa"/>
-              <w:bottom w:w="80" w:type="dxa"/>
-              <w:right w:w="120" w:type="dxa"/>
-            </w:tcMar>
+            <w:tcW w:w="0" w:type="auto"/>
             <w:vAlign w:val="center"/>
+            <w:hideMark/>
           </w:tcPr>
           <w:p>
             <w:pPr>
-              <w:spacing w:after="0" w:line="252" w:lineRule="auto"/>
-            </w:pPr>
-            <w:proofErr w:type="spellStart"/>
-            <w:r>
-              <w:rPr>
+              <w:spacing w:after="0" w:line="240" w:lineRule="auto"/>
+              <w:jc w:val="center"/>
+              <w:rPr>
+                <w:rFonts w:asciiTheme="majorHAnsi" w:eastAsia="Times New Roman" w:hAnsiTheme="majorHAnsi" w:cstheme="majorHAnsi"/>
                 <w:b/>
                 <w:bCs/>
                 <w:sz w:val="18"/>
-                <w:szCs w:val="19"/>
+                <w:szCs w:val="18"/>
+                <w:lang w:val="ru-RU" w:eastAsia="ru-RU"/>
+              </w:rPr>
+            </w:pPr>
+            <w:r>
+              <w:rPr>
+                <w:rFonts w:asciiTheme="majorHAnsi" w:eastAsia="Times New Roman" w:hAnsiTheme="majorHAnsi" w:cstheme="majorHAnsi"/>
+                <w:b/>
+                <w:bCs/>
+                <w:sz w:val="18"/>
+                <w:szCs w:val="18"/>
+                <w:lang w:val="ru-RU" w:eastAsia="ru-RU"/>
               </w:rPr>
               <w:t>Шаг</w:t>
+            </w:r>
+          </w:p>
+        </w:tc>
+        <w:tc>
+          <w:tcPr>
+            <w:tcW w:w="0" w:type="auto"/>
+            <w:vAlign w:val="center"/>
+            <w:hideMark/>
+          </w:tcPr>
+          <w:p>
+            <w:pPr>
+              <w:spacing w:after="0" w:line="240" w:lineRule="auto"/>
+              <w:jc w:val="center"/>
+              <w:rPr>
+                <w:rFonts w:asciiTheme="majorHAnsi" w:eastAsia="Times New Roman" w:hAnsiTheme="majorHAnsi" w:cstheme="majorHAnsi"/>
+                <w:b/>
+                <w:bCs/>
+                <w:sz w:val="18"/>
+                <w:szCs w:val="18"/>
+                <w:lang w:val="ru-RU" w:eastAsia="ru-RU"/>
+              </w:rPr>
+            </w:pPr>
+            <w:r>
+              <w:rPr>
+                <w:rFonts w:asciiTheme="majorHAnsi" w:eastAsia="Times New Roman" w:hAnsiTheme="majorHAnsi" w:cstheme="majorHAnsi"/>
+                <w:b/>
+                <w:bCs/>
+                <w:sz w:val="18"/>
+                <w:szCs w:val="18"/>
+                <w:lang w:val="ru-RU" w:eastAsia="ru-RU"/>
+              </w:rPr>
+              <w:t>Действие</w:t>
+            </w:r>
+          </w:p>
+        </w:tc>
+        <w:tc>
+          <w:tcPr>
+            <w:tcW w:w="0" w:type="auto"/>
+            <w:vAlign w:val="center"/>
+            <w:hideMark/>
+          </w:tcPr>
+          <w:p>
+            <w:pPr>
+              <w:spacing w:after="0" w:line="240" w:lineRule="auto"/>
+              <w:jc w:val="center"/>
+              <w:rPr>
+                <w:rFonts w:asciiTheme="majorHAnsi" w:eastAsia="Times New Roman" w:hAnsiTheme="majorHAnsi" w:cstheme="majorHAnsi"/>
+                <w:b/>
+                <w:bCs/>
+                <w:sz w:val="18"/>
+                <w:szCs w:val="18"/>
+                <w:lang w:val="ru-RU" w:eastAsia="ru-RU"/>
+              </w:rPr>
+            </w:pPr>
+            <w:r>
+              <w:rPr>
+                <w:rFonts w:asciiTheme="majorHAnsi" w:eastAsia="Times New Roman" w:hAnsiTheme="majorHAnsi" w:cstheme="majorHAnsi"/>
+                <w:b/>
+                <w:bCs/>
+                <w:sz w:val="18"/>
+                <w:szCs w:val="18"/>
+                <w:lang w:val="ru-RU" w:eastAsia="ru-RU"/>
+              </w:rPr>
+              <w:t>Уровень проверки</w:t>
+            </w:r>
+          </w:p>
+        </w:tc>
+        <w:tc>
+          <w:tcPr>
+            <w:tcW w:w="0" w:type="auto"/>
+            <w:vAlign w:val="center"/>
+            <w:hideMark/>
+          </w:tcPr>
+          <w:p>
+            <w:pPr>
+              <w:spacing w:after="0" w:line="240" w:lineRule="auto"/>
+              <w:jc w:val="center"/>
+              <w:rPr>
+                <w:rFonts w:asciiTheme="majorHAnsi" w:eastAsia="Times New Roman" w:hAnsiTheme="majorHAnsi" w:cstheme="majorHAnsi"/>
+                <w:b/>
+                <w:bCs/>
+                <w:sz w:val="18"/>
+                <w:szCs w:val="18"/>
+                <w:lang w:val="ru-RU" w:eastAsia="ru-RU"/>
+              </w:rPr>
+            </w:pPr>
+            <w:r>
+              <w:rPr>
+                <w:rFonts w:asciiTheme="majorHAnsi" w:eastAsia="Times New Roman" w:hAnsiTheme="majorHAnsi" w:cstheme="majorHAnsi"/>
+                <w:b/>
+                <w:bCs/>
+                <w:sz w:val="18"/>
+                <w:szCs w:val="18"/>
+                <w:lang w:val="ru-RU" w:eastAsia="ru-RU"/>
+              </w:rPr>
+              <w:t>Ожидаемый результат</w:t>
+            </w:r>
+          </w:p>
+        </w:tc>
+      </w:tr>
+      <w:tr>
+        <w:trPr>
+          <w:tblCellSpacing w:w="15" w:type="dxa"/>
+        </w:trPr>
+        <w:tc>
+          <w:tcPr>
+            <w:tcW w:w="0" w:type="auto"/>
+            <w:vAlign w:val="center"/>
+            <w:hideMark/>
+          </w:tcPr>
+          <w:p>
+            <w:pPr>
+              <w:spacing w:after="0" w:line="360" w:lineRule="auto"/>
+              <w:rPr>
+                <w:rFonts w:asciiTheme="majorHAnsi" w:eastAsia="Times New Roman" w:hAnsiTheme="majorHAnsi" w:cstheme="majorHAnsi"/>
+                <w:sz w:val="18"/>
+                <w:szCs w:val="18"/>
+                <w:lang w:val="ru-RU" w:eastAsia="ru-RU"/>
+              </w:rPr>
+            </w:pPr>
+            <w:r>
+              <w:rPr>
+                <w:rFonts w:asciiTheme="majorHAnsi" w:eastAsia="Times New Roman" w:hAnsiTheme="majorHAnsi" w:cstheme="majorHAnsi"/>
+                <w:sz w:val="18"/>
+                <w:szCs w:val="18"/>
+                <w:lang w:val="ru-RU" w:eastAsia="ru-RU"/>
+              </w:rPr>
+              <w:t>1</w:t>
+            </w:r>
+          </w:p>
+        </w:tc>
+        <w:tc>
+          <w:tcPr>
+            <w:tcW w:w="0" w:type="auto"/>
+            <w:vAlign w:val="center"/>
+            <w:hideMark/>
+          </w:tcPr>
+          <w:p>
+            <w:pPr>
+              <w:spacing w:after="0" w:line="360" w:lineRule="auto"/>
+              <w:rPr>
+                <w:rFonts w:asciiTheme="majorHAnsi" w:eastAsia="Times New Roman" w:hAnsiTheme="majorHAnsi" w:cstheme="majorHAnsi"/>
+                <w:sz w:val="18"/>
+                <w:szCs w:val="18"/>
+                <w:lang w:val="ru-RU" w:eastAsia="ru-RU"/>
+              </w:rPr>
+            </w:pPr>
+            <w:r>
+              <w:rPr>
+                <w:rFonts w:asciiTheme="majorHAnsi" w:eastAsia="Times New Roman" w:hAnsiTheme="majorHAnsi" w:cstheme="majorHAnsi"/>
+                <w:sz w:val="18"/>
+                <w:szCs w:val="18"/>
+                <w:lang w:val="ru-RU" w:eastAsia="ru-RU"/>
+              </w:rPr>
+              <w:t xml:space="preserve">Проверить доступность </w:t>
+            </w:r>
+            <w:proofErr w:type="spellStart"/>
+            <w:r>
+              <w:rPr>
+                <w:rFonts w:asciiTheme="majorHAnsi" w:eastAsia="Times New Roman" w:hAnsiTheme="majorHAnsi" w:cstheme="majorHAnsi"/>
+                <w:sz w:val="18"/>
+                <w:szCs w:val="18"/>
+                <w:lang w:val="ru-RU" w:eastAsia="ru-RU"/>
+              </w:rPr>
+              <w:t>TeamCity</w:t>
+            </w:r>
+            <w:proofErr w:type="spellEnd"/>
+            <w:r>
+              <w:rPr>
+                <w:rFonts w:asciiTheme="majorHAnsi" w:eastAsia="Times New Roman" w:hAnsiTheme="majorHAnsi" w:cstheme="majorHAnsi"/>
+                <w:sz w:val="18"/>
+                <w:szCs w:val="18"/>
+                <w:lang w:val="ru-RU" w:eastAsia="ru-RU"/>
+              </w:rPr>
+              <w:t xml:space="preserve"> Server</w:t>
+            </w:r>
+          </w:p>
+        </w:tc>
+        <w:tc>
+          <w:tcPr>
+            <w:tcW w:w="0" w:type="auto"/>
+            <w:vAlign w:val="center"/>
+            <w:hideMark/>
+          </w:tcPr>
+          <w:p>
+            <w:pPr>
+              <w:spacing w:after="0" w:line="360" w:lineRule="auto"/>
+              <w:rPr>
+                <w:rFonts w:asciiTheme="majorHAnsi" w:eastAsia="Times New Roman" w:hAnsiTheme="majorHAnsi" w:cstheme="majorHAnsi"/>
+                <w:sz w:val="18"/>
+                <w:szCs w:val="18"/>
+                <w:lang w:val="ru-RU" w:eastAsia="ru-RU"/>
+              </w:rPr>
+            </w:pPr>
+            <w:r>
+              <w:rPr>
+                <w:rFonts w:asciiTheme="majorHAnsi" w:eastAsia="Times New Roman" w:hAnsiTheme="majorHAnsi" w:cstheme="majorHAnsi"/>
+                <w:sz w:val="18"/>
+                <w:szCs w:val="18"/>
+                <w:lang w:val="ru-RU" w:eastAsia="ru-RU"/>
+              </w:rPr>
+              <w:t xml:space="preserve">API </w:t>
+            </w:r>
+          </w:p>
+        </w:tc>
+        <w:tc>
+          <w:tcPr>
+            <w:tcW w:w="0" w:type="auto"/>
+            <w:vAlign w:val="center"/>
+            <w:hideMark/>
+          </w:tcPr>
+          <w:p>
+            <w:pPr>
+              <w:spacing w:after="0" w:line="360" w:lineRule="auto"/>
+              <w:rPr>
+                <w:rFonts w:asciiTheme="majorHAnsi" w:eastAsia="Times New Roman" w:hAnsiTheme="majorHAnsi" w:cstheme="majorHAnsi"/>
+                <w:sz w:val="18"/>
+                <w:szCs w:val="18"/>
+                <w:lang w:val="ru-RU" w:eastAsia="ru-RU"/>
+              </w:rPr>
+            </w:pPr>
+            <w:r>
+              <w:rPr>
+                <w:rFonts w:asciiTheme="majorHAnsi" w:eastAsia="Times New Roman" w:hAnsiTheme="majorHAnsi" w:cstheme="majorHAnsi"/>
+                <w:sz w:val="18"/>
+                <w:szCs w:val="18"/>
+                <w:lang w:val="ru-RU" w:eastAsia="ru-RU"/>
+              </w:rPr>
+              <w:t>GET /</w:t>
+            </w:r>
+            <w:proofErr w:type="spellStart"/>
+            <w:r>
+              <w:rPr>
+                <w:rFonts w:asciiTheme="majorHAnsi" w:eastAsia="Times New Roman" w:hAnsiTheme="majorHAnsi" w:cstheme="majorHAnsi"/>
+                <w:sz w:val="18"/>
+                <w:szCs w:val="18"/>
+                <w:lang w:val="ru-RU" w:eastAsia="ru-RU"/>
+              </w:rPr>
+              <w:t>app</w:t>
+            </w:r>
+            <w:proofErr w:type="spellEnd"/>
+            <w:r>
+              <w:rPr>
+                <w:rFonts w:asciiTheme="majorHAnsi" w:eastAsia="Times New Roman" w:hAnsiTheme="majorHAnsi" w:cstheme="majorHAnsi"/>
+                <w:sz w:val="18"/>
+                <w:szCs w:val="18"/>
+                <w:lang w:val="ru-RU" w:eastAsia="ru-RU"/>
+              </w:rPr>
+              <w:t>/</w:t>
+            </w:r>
+            <w:proofErr w:type="spellStart"/>
+            <w:r>
+              <w:rPr>
+                <w:rFonts w:asciiTheme="majorHAnsi" w:eastAsia="Times New Roman" w:hAnsiTheme="majorHAnsi" w:cstheme="majorHAnsi"/>
+                <w:sz w:val="18"/>
+                <w:szCs w:val="18"/>
+                <w:lang w:val="ru-RU" w:eastAsia="ru-RU"/>
+              </w:rPr>
+              <w:t>rest</w:t>
+            </w:r>
+            <w:proofErr w:type="spellEnd"/>
+            <w:r>
+              <w:rPr>
+                <w:rFonts w:asciiTheme="majorHAnsi" w:eastAsia="Times New Roman" w:hAnsiTheme="majorHAnsi" w:cstheme="majorHAnsi"/>
+                <w:sz w:val="18"/>
+                <w:szCs w:val="18"/>
+                <w:lang w:val="ru-RU" w:eastAsia="ru-RU"/>
+              </w:rPr>
+              <w:t>/</w:t>
+            </w:r>
+            <w:proofErr w:type="spellStart"/>
+            <w:r>
+              <w:rPr>
+                <w:rFonts w:asciiTheme="majorHAnsi" w:eastAsia="Times New Roman" w:hAnsiTheme="majorHAnsi" w:cstheme="majorHAnsi"/>
+                <w:sz w:val="18"/>
+                <w:szCs w:val="18"/>
+                <w:lang w:val="ru-RU" w:eastAsia="ru-RU"/>
+              </w:rPr>
+              <w:t>server</w:t>
+            </w:r>
+            <w:proofErr w:type="spellEnd"/>
+            <w:r>
+              <w:rPr>
+                <w:rFonts w:asciiTheme="majorHAnsi" w:eastAsia="Times New Roman" w:hAnsiTheme="majorHAnsi" w:cstheme="majorHAnsi"/>
+                <w:sz w:val="18"/>
+                <w:szCs w:val="18"/>
+                <w:lang w:val="ru-RU" w:eastAsia="ru-RU"/>
+              </w:rPr>
+              <w:t xml:space="preserve"> возвращает успешный ответ</w:t>
+            </w:r>
+          </w:p>
+        </w:tc>
+      </w:tr>
+      <w:tr>
+        <w:trPr>
+          <w:tblCellSpacing w:w="15" w:type="dxa"/>
+        </w:trPr>
+        <w:tc>
+          <w:tcPr>
+            <w:tcW w:w="0" w:type="auto"/>
+            <w:vAlign w:val="center"/>
+            <w:hideMark/>
+          </w:tcPr>
+          <w:p>
+            <w:pPr>
+              <w:spacing w:after="0" w:line="360" w:lineRule="auto"/>
+              <w:rPr>
+                <w:rFonts w:asciiTheme="majorHAnsi" w:eastAsia="Times New Roman" w:hAnsiTheme="majorHAnsi" w:cstheme="majorHAnsi"/>
+                <w:sz w:val="18"/>
+                <w:szCs w:val="18"/>
+                <w:lang w:val="ru-RU" w:eastAsia="ru-RU"/>
+              </w:rPr>
+            </w:pPr>
+            <w:r>
+              <w:rPr>
+                <w:rFonts w:asciiTheme="majorHAnsi" w:eastAsia="Times New Roman" w:hAnsiTheme="majorHAnsi" w:cstheme="majorHAnsi"/>
+                <w:sz w:val="18"/>
+                <w:szCs w:val="18"/>
+                <w:lang w:val="ru-RU" w:eastAsia="ru-RU"/>
+              </w:rPr>
+              <w:t>2</w:t>
+            </w:r>
+          </w:p>
+        </w:tc>
+        <w:tc>
+          <w:tcPr>
+            <w:tcW w:w="0" w:type="auto"/>
+            <w:vAlign w:val="center"/>
+            <w:hideMark/>
+          </w:tcPr>
+          <w:p>
+            <w:pPr>
+              <w:spacing w:after="0" w:line="360" w:lineRule="auto"/>
+              <w:rPr>
+                <w:rFonts w:asciiTheme="majorHAnsi" w:eastAsia="Times New Roman" w:hAnsiTheme="majorHAnsi" w:cstheme="majorHAnsi"/>
+                <w:sz w:val="18"/>
+                <w:szCs w:val="18"/>
+                <w:lang w:val="ru-RU" w:eastAsia="ru-RU"/>
+              </w:rPr>
+            </w:pPr>
+            <w:r>
+              <w:rPr>
+                <w:rFonts w:asciiTheme="majorHAnsi" w:eastAsia="Times New Roman" w:hAnsiTheme="majorHAnsi" w:cstheme="majorHAnsi"/>
+                <w:sz w:val="18"/>
+                <w:szCs w:val="18"/>
+                <w:lang w:val="ru-RU" w:eastAsia="ru-RU"/>
+              </w:rPr>
+              <w:t xml:space="preserve">Проверить готовность </w:t>
+            </w:r>
+            <w:proofErr w:type="spellStart"/>
+            <w:r>
+              <w:rPr>
+                <w:rFonts w:asciiTheme="majorHAnsi" w:eastAsia="Times New Roman" w:hAnsiTheme="majorHAnsi" w:cstheme="majorHAnsi"/>
+                <w:sz w:val="18"/>
+                <w:szCs w:val="18"/>
+                <w:lang w:val="ru-RU" w:eastAsia="ru-RU"/>
+              </w:rPr>
+              <w:t>agent</w:t>
             </w:r>
             <w:proofErr w:type="spellEnd"/>
           </w:p>
         </w:tc>
         <w:tc>
           <w:tcPr>
-            <w:tcW w:w="3264" w:type="dxa"/>
-            <w:shd w:val="clear" w:color="auto" w:fill="F2F2F2"/>
-            <w:tcMar>
-              <w:top w:w="80" w:type="dxa"/>
-              <w:left w:w="120" w:type="dxa"/>
-              <w:bottom w:w="80" w:type="dxa"/>
-              <w:right w:w="120" w:type="dxa"/>
-            </w:tcMar>
+            <w:tcW w:w="0" w:type="auto"/>
             <w:vAlign w:val="center"/>
+            <w:hideMark/>
           </w:tcPr>
           <w:p>
             <w:pPr>
-              <w:spacing w:after="0" w:line="252" w:lineRule="auto"/>
+              <w:spacing w:after="0" w:line="360" w:lineRule="auto"/>
+              <w:rPr>
+                <w:rFonts w:asciiTheme="majorHAnsi" w:eastAsia="Times New Roman" w:hAnsiTheme="majorHAnsi" w:cstheme="majorHAnsi"/>
+                <w:sz w:val="18"/>
+                <w:szCs w:val="18"/>
+                <w:lang w:val="ru-RU" w:eastAsia="ru-RU"/>
+              </w:rPr>
             </w:pPr>
+            <w:r>
+              <w:rPr>
+                <w:rFonts w:asciiTheme="majorHAnsi" w:eastAsia="Times New Roman" w:hAnsiTheme="majorHAnsi" w:cstheme="majorHAnsi"/>
+                <w:sz w:val="18"/>
+                <w:szCs w:val="18"/>
+                <w:lang w:val="ru-RU" w:eastAsia="ru-RU"/>
+              </w:rPr>
+              <w:t>API</w:t>
+            </w:r>
+          </w:p>
+        </w:tc>
+        <w:tc>
+          <w:tcPr>
+            <w:tcW w:w="0" w:type="auto"/>
+            <w:vAlign w:val="center"/>
+            <w:hideMark/>
+          </w:tcPr>
+          <w:p>
+            <w:pPr>
+              <w:spacing w:after="0" w:line="360" w:lineRule="auto"/>
+              <w:rPr>
+                <w:rFonts w:asciiTheme="majorHAnsi" w:eastAsia="Times New Roman" w:hAnsiTheme="majorHAnsi" w:cstheme="majorHAnsi"/>
+                <w:sz w:val="18"/>
+                <w:szCs w:val="18"/>
+                <w:lang w:val="en-US" w:eastAsia="ru-RU"/>
+              </w:rPr>
+            </w:pPr>
+            <w:r>
+              <w:rPr>
+                <w:rFonts w:asciiTheme="majorHAnsi" w:eastAsia="Times New Roman" w:hAnsiTheme="majorHAnsi" w:cstheme="majorHAnsi"/>
+                <w:sz w:val="18"/>
+                <w:szCs w:val="18"/>
+                <w:lang w:val="ru-RU" w:eastAsia="ru-RU"/>
+              </w:rPr>
+              <w:t>Есть</w:t>
+            </w:r>
+            <w:r>
+              <w:rPr>
+                <w:rFonts w:asciiTheme="majorHAnsi" w:eastAsia="Times New Roman" w:hAnsiTheme="majorHAnsi" w:cstheme="majorHAnsi"/>
+                <w:sz w:val="18"/>
+                <w:szCs w:val="18"/>
+                <w:lang w:val="en-US" w:eastAsia="ru-RU"/>
+              </w:rPr>
+              <w:t xml:space="preserve"> authorized/connected agent, </w:t>
+            </w:r>
+            <w:r>
+              <w:rPr>
+                <w:rFonts w:asciiTheme="majorHAnsi" w:eastAsia="Times New Roman" w:hAnsiTheme="majorHAnsi" w:cstheme="majorHAnsi"/>
+                <w:sz w:val="18"/>
+                <w:szCs w:val="18"/>
+                <w:lang w:val="ru-RU" w:eastAsia="ru-RU"/>
+              </w:rPr>
+              <w:t>способный</w:t>
+            </w:r>
+            <w:r>
+              <w:rPr>
+                <w:rFonts w:asciiTheme="majorHAnsi" w:eastAsia="Times New Roman" w:hAnsiTheme="majorHAnsi" w:cstheme="majorHAnsi"/>
+                <w:sz w:val="18"/>
+                <w:szCs w:val="18"/>
+                <w:lang w:val="en-US" w:eastAsia="ru-RU"/>
+              </w:rPr>
+              <w:t xml:space="preserve"> </w:t>
+            </w:r>
+            <w:r>
+              <w:rPr>
+                <w:rFonts w:asciiTheme="majorHAnsi" w:eastAsia="Times New Roman" w:hAnsiTheme="majorHAnsi" w:cstheme="majorHAnsi"/>
+                <w:sz w:val="18"/>
+                <w:szCs w:val="18"/>
+                <w:lang w:val="ru-RU" w:eastAsia="ru-RU"/>
+              </w:rPr>
+              <w:t>выполнять</w:t>
+            </w:r>
+            <w:r>
+              <w:rPr>
+                <w:rFonts w:asciiTheme="majorHAnsi" w:eastAsia="Times New Roman" w:hAnsiTheme="majorHAnsi" w:cstheme="majorHAnsi"/>
+                <w:sz w:val="18"/>
+                <w:szCs w:val="18"/>
+                <w:lang w:val="en-US" w:eastAsia="ru-RU"/>
+              </w:rPr>
+              <w:t xml:space="preserve"> build</w:t>
+            </w:r>
+          </w:p>
+        </w:tc>
+      </w:tr>
+      <w:tr>
+        <w:trPr>
+          <w:tblCellSpacing w:w="15" w:type="dxa"/>
+        </w:trPr>
+        <w:tc>
+          <w:tcPr>
+            <w:tcW w:w="0" w:type="auto"/>
+            <w:vAlign w:val="center"/>
+            <w:hideMark/>
+          </w:tcPr>
+          <w:p>
+            <w:pPr>
+              <w:spacing w:after="0" w:line="360" w:lineRule="auto"/>
+              <w:rPr>
+                <w:rFonts w:asciiTheme="majorHAnsi" w:eastAsia="Times New Roman" w:hAnsiTheme="majorHAnsi" w:cstheme="majorHAnsi"/>
+                <w:sz w:val="18"/>
+                <w:szCs w:val="18"/>
+                <w:lang w:val="ru-RU" w:eastAsia="ru-RU"/>
+              </w:rPr>
+            </w:pPr>
+            <w:r>
+              <w:rPr>
+                <w:rFonts w:asciiTheme="majorHAnsi" w:eastAsia="Times New Roman" w:hAnsiTheme="majorHAnsi" w:cstheme="majorHAnsi"/>
+                <w:sz w:val="18"/>
+                <w:szCs w:val="18"/>
+                <w:lang w:val="ru-RU" w:eastAsia="ru-RU"/>
+              </w:rPr>
+              <w:t>3</w:t>
+            </w:r>
+          </w:p>
+        </w:tc>
+        <w:tc>
+          <w:tcPr>
+            <w:tcW w:w="0" w:type="auto"/>
+            <w:vAlign w:val="center"/>
+            <w:hideMark/>
+          </w:tcPr>
+          <w:p>
+            <w:pPr>
+              <w:spacing w:after="0" w:line="360" w:lineRule="auto"/>
+              <w:rPr>
+                <w:rFonts w:asciiTheme="majorHAnsi" w:eastAsia="Times New Roman" w:hAnsiTheme="majorHAnsi" w:cstheme="majorHAnsi"/>
+                <w:sz w:val="18"/>
+                <w:szCs w:val="18"/>
+                <w:lang w:val="ru-RU" w:eastAsia="ru-RU"/>
+              </w:rPr>
+            </w:pPr>
+            <w:r>
+              <w:rPr>
+                <w:rFonts w:asciiTheme="majorHAnsi" w:eastAsia="Times New Roman" w:hAnsiTheme="majorHAnsi" w:cstheme="majorHAnsi"/>
+                <w:sz w:val="18"/>
+                <w:szCs w:val="18"/>
+                <w:lang w:val="ru-RU" w:eastAsia="ru-RU"/>
+              </w:rPr>
+              <w:t xml:space="preserve">Выполнить UI </w:t>
+            </w:r>
             <w:proofErr w:type="spellStart"/>
             <w:r>
               <w:rPr>
-                <w:b/>
-                <w:bCs/>
-                <w:sz w:val="18"/>
-                <w:szCs w:val="19"/>
-              </w:rPr>
-              <w:t>Ожидаемый</w:t>
+                <w:rFonts w:asciiTheme="majorHAnsi" w:eastAsia="Times New Roman" w:hAnsiTheme="majorHAnsi" w:cstheme="majorHAnsi"/>
+                <w:sz w:val="18"/>
+                <w:szCs w:val="18"/>
+                <w:lang w:val="ru-RU" w:eastAsia="ru-RU"/>
+              </w:rPr>
+              <w:t>smoke</w:t>
             </w:r>
             <w:proofErr w:type="spellEnd"/>
             <w:r>
               <w:rPr>
-                <w:b/>
-                <w:bCs/>
-                <w:sz w:val="18"/>
-                <w:szCs w:val="19"/>
+                <w:rFonts w:asciiTheme="majorHAnsi" w:eastAsia="Times New Roman" w:hAnsiTheme="majorHAnsi" w:cstheme="majorHAnsi"/>
+                <w:sz w:val="18"/>
+                <w:szCs w:val="18"/>
+                <w:lang w:val="ru-RU" w:eastAsia="ru-RU"/>
               </w:rPr>
               <w:t xml:space="preserve"> </w:t>
             </w:r>
             <w:proofErr w:type="spellStart"/>
             <w:r>
               <w:rPr>
-                <w:b/>
-                <w:bCs/>
-                <w:sz w:val="18"/>
-                <w:szCs w:val="19"/>
-              </w:rPr>
-              <w:t>результат</w:t>
+                <w:rFonts w:asciiTheme="majorHAnsi" w:eastAsia="Times New Roman" w:hAnsiTheme="majorHAnsi" w:cstheme="majorHAnsi"/>
+                <w:sz w:val="18"/>
+                <w:szCs w:val="18"/>
+                <w:lang w:val="ru-RU" w:eastAsia="ru-RU"/>
+              </w:rPr>
+              <w:t>login</w:t>
             </w:r>
             <w:proofErr w:type="spellEnd"/>
           </w:p>
         </w:tc>
         <w:tc>
           <w:tcPr>
-            <w:tcW w:w="3264" w:type="dxa"/>
-            <w:shd w:val="clear" w:color="auto" w:fill="F2F2F2"/>
-            <w:tcMar>
-              <w:top w:w="80" w:type="dxa"/>
-              <w:left w:w="120" w:type="dxa"/>
-              <w:bottom w:w="80" w:type="dxa"/>
-              <w:right w:w="120" w:type="dxa"/>
-            </w:tcMar>
+            <w:tcW w:w="0" w:type="auto"/>
             <w:vAlign w:val="center"/>
+            <w:hideMark/>
           </w:tcPr>
           <w:p>
             <w:pPr>
-              <w:spacing w:after="0" w:line="252" w:lineRule="auto"/>
+              <w:spacing w:after="0" w:line="360" w:lineRule="auto"/>
+              <w:rPr>
+                <w:rFonts w:asciiTheme="majorHAnsi" w:eastAsia="Times New Roman" w:hAnsiTheme="majorHAnsi" w:cstheme="majorHAnsi"/>
+                <w:sz w:val="18"/>
+                <w:szCs w:val="18"/>
+                <w:lang w:val="ru-RU" w:eastAsia="ru-RU"/>
+              </w:rPr>
             </w:pPr>
+            <w:r>
+              <w:rPr>
+                <w:rFonts w:asciiTheme="majorHAnsi" w:eastAsia="Times New Roman" w:hAnsiTheme="majorHAnsi" w:cstheme="majorHAnsi"/>
+                <w:sz w:val="18"/>
+                <w:szCs w:val="18"/>
+                <w:lang w:val="ru-RU" w:eastAsia="ru-RU"/>
+              </w:rPr>
+              <w:t>UI</w:t>
+            </w:r>
+            <w:r>
+              <w:rPr>
+                <w:rFonts w:asciiTheme="majorHAnsi" w:eastAsia="Times New Roman" w:hAnsiTheme="majorHAnsi" w:cstheme="majorHAnsi"/>
+                <w:sz w:val="18"/>
+                <w:szCs w:val="18"/>
+                <w:lang w:val="ru-RU" w:eastAsia="ru-RU"/>
+              </w:rPr>
+              <w:t xml:space="preserve"> </w:t>
+            </w:r>
+            <w:r>
+              <w:rPr>
+                <w:rFonts w:asciiTheme="majorHAnsi" w:eastAsia="Times New Roman" w:hAnsiTheme="majorHAnsi" w:cstheme="majorHAnsi"/>
+                <w:sz w:val="18"/>
+                <w:szCs w:val="18"/>
+                <w:lang w:val="ru-RU" w:eastAsia="ru-RU"/>
+              </w:rPr>
+              <w:t>Smoke</w:t>
+            </w:r>
+          </w:p>
+        </w:tc>
+        <w:tc>
+          <w:tcPr>
+            <w:tcW w:w="0" w:type="auto"/>
+            <w:vAlign w:val="center"/>
+            <w:hideMark/>
+          </w:tcPr>
+          <w:p>
+            <w:pPr>
+              <w:spacing w:after="0" w:line="360" w:lineRule="auto"/>
+              <w:rPr>
+                <w:rFonts w:asciiTheme="majorHAnsi" w:eastAsia="Times New Roman" w:hAnsiTheme="majorHAnsi" w:cstheme="majorHAnsi"/>
+                <w:sz w:val="18"/>
+                <w:szCs w:val="18"/>
+                <w:lang w:val="ru-RU" w:eastAsia="ru-RU"/>
+              </w:rPr>
+            </w:pPr>
+            <w:r>
+              <w:rPr>
+                <w:rFonts w:asciiTheme="majorHAnsi" w:eastAsia="Times New Roman" w:hAnsiTheme="majorHAnsi" w:cstheme="majorHAnsi"/>
+                <w:sz w:val="18"/>
+                <w:szCs w:val="18"/>
+                <w:lang w:val="ru-RU" w:eastAsia="ru-RU"/>
+              </w:rPr>
+              <w:t xml:space="preserve">Пользователь может войти и открыть </w:t>
+            </w:r>
             <w:proofErr w:type="spellStart"/>
             <w:r>
               <w:rPr>
-                <w:b/>
-                <w:bCs/>
-                <w:sz w:val="18"/>
-                <w:szCs w:val="19"/>
-              </w:rPr>
-              <w:t>Тип</w:t>
+                <w:rFonts w:asciiTheme="majorHAnsi" w:eastAsia="Times New Roman" w:hAnsiTheme="majorHAnsi" w:cstheme="majorHAnsi"/>
+                <w:sz w:val="18"/>
+                <w:szCs w:val="18"/>
+                <w:lang w:val="ru-RU" w:eastAsia="ru-RU"/>
+              </w:rPr>
+              <w:t>Projects</w:t>
             </w:r>
             <w:proofErr w:type="spellEnd"/>
             <w:r>
               <w:rPr>
-                <w:b/>
-                <w:bCs/>
-                <w:sz w:val="18"/>
-                <w:szCs w:val="19"/>
+                <w:rFonts w:asciiTheme="majorHAnsi" w:eastAsia="Times New Roman" w:hAnsiTheme="majorHAnsi" w:cstheme="majorHAnsi"/>
+                <w:sz w:val="18"/>
+                <w:szCs w:val="18"/>
+                <w:lang w:val="ru-RU" w:eastAsia="ru-RU"/>
               </w:rPr>
               <w:t xml:space="preserve"> </w:t>
             </w:r>
             <w:proofErr w:type="spellStart"/>
             <w:r>
               <w:rPr>
-                <w:b/>
-                <w:bCs/>
-                <w:sz w:val="18"/>
-                <w:szCs w:val="19"/>
-              </w:rPr>
-              <w:t>проверки</w:t>
+                <w:rFonts w:asciiTheme="majorHAnsi" w:eastAsia="Times New Roman" w:hAnsiTheme="majorHAnsi" w:cstheme="majorHAnsi"/>
+                <w:sz w:val="18"/>
+                <w:szCs w:val="18"/>
+                <w:lang w:val="ru-RU" w:eastAsia="ru-RU"/>
+              </w:rPr>
+              <w:t>page</w:t>
             </w:r>
             <w:proofErr w:type="spellEnd"/>
           </w:p>
@@ -13170,1227 +13751,1572 @@
       </w:tr>
       <w:tr>
         <w:trPr>
-          <w:cantSplit/>
+          <w:tblCellSpacing w:w="15" w:type="dxa"/>
         </w:trPr>
         <w:tc>
           <w:tcPr>
-            <w:tcW w:w="3264" w:type="dxa"/>
-            <w:shd w:val="clear" w:color="auto" w:fill="FFFFFF"/>
-            <w:tcMar>
-              <w:top w:w="80" w:type="dxa"/>
-              <w:left w:w="120" w:type="dxa"/>
-              <w:bottom w:w="80" w:type="dxa"/>
-              <w:right w:w="120" w:type="dxa"/>
-            </w:tcMar>
+            <w:tcW w:w="0" w:type="auto"/>
             <w:vAlign w:val="center"/>
+            <w:hideMark/>
           </w:tcPr>
           <w:p>
             <w:pPr>
-              <w:spacing w:after="0" w:line="252" w:lineRule="auto"/>
+              <w:spacing w:after="0" w:line="360" w:lineRule="auto"/>
+              <w:rPr>
+                <w:rFonts w:asciiTheme="majorHAnsi" w:eastAsia="Times New Roman" w:hAnsiTheme="majorHAnsi" w:cstheme="majorHAnsi"/>
+                <w:sz w:val="18"/>
+                <w:szCs w:val="18"/>
+                <w:lang w:val="ru-RU" w:eastAsia="ru-RU"/>
+              </w:rPr>
             </w:pPr>
-            <w:proofErr w:type="spellStart"/>
-            <w:r>
-              <w:rPr>
-                <w:sz w:val="18"/>
-                <w:szCs w:val="19"/>
-              </w:rPr>
-              <w:t>Поднять</w:t>
-            </w:r>
-            <w:proofErr w:type="spellEnd"/>
-            <w:r>
-              <w:rPr>
-                <w:sz w:val="18"/>
-                <w:szCs w:val="19"/>
-              </w:rPr>
-              <w:t xml:space="preserve"> TeamCity Server и full Agent</w:t>
+            <w:r>
+              <w:rPr>
+                <w:rFonts w:asciiTheme="majorHAnsi" w:eastAsia="Times New Roman" w:hAnsiTheme="majorHAnsi" w:cstheme="majorHAnsi"/>
+                <w:sz w:val="18"/>
+                <w:szCs w:val="18"/>
+                <w:lang w:val="ru-RU" w:eastAsia="ru-RU"/>
+              </w:rPr>
+              <w:t>4</w:t>
             </w:r>
           </w:p>
         </w:tc>
         <w:tc>
           <w:tcPr>
-            <w:tcW w:w="3264" w:type="dxa"/>
-            <w:shd w:val="clear" w:color="auto" w:fill="FFFFFF"/>
-            <w:tcMar>
-              <w:top w:w="80" w:type="dxa"/>
-              <w:left w:w="120" w:type="dxa"/>
-              <w:bottom w:w="80" w:type="dxa"/>
-              <w:right w:w="120" w:type="dxa"/>
-            </w:tcMar>
+            <w:tcW w:w="0" w:type="auto"/>
             <w:vAlign w:val="center"/>
+            <w:hideMark/>
           </w:tcPr>
           <w:p>
             <w:pPr>
-              <w:spacing w:after="0" w:line="252" w:lineRule="auto"/>
-              <w:rPr>
-                <w:lang w:val="ru-RU"/>
+              <w:spacing w:after="0" w:line="360" w:lineRule="auto"/>
+              <w:rPr>
+                <w:rFonts w:asciiTheme="majorHAnsi" w:eastAsia="Times New Roman" w:hAnsiTheme="majorHAnsi" w:cstheme="majorHAnsi"/>
+                <w:sz w:val="18"/>
+                <w:szCs w:val="18"/>
+                <w:lang w:val="ru-RU" w:eastAsia="ru-RU"/>
               </w:rPr>
             </w:pPr>
             <w:r>
               <w:rPr>
-                <w:sz w:val="18"/>
-                <w:szCs w:val="19"/>
-                <w:lang w:val="ru-RU"/>
-              </w:rPr>
-              <w:t>Контейнеры запущены, сервер доступен на 8111.</w:t>
-            </w:r>
+                <w:rFonts w:asciiTheme="majorHAnsi" w:eastAsia="Times New Roman" w:hAnsiTheme="majorHAnsi" w:cstheme="majorHAnsi"/>
+                <w:sz w:val="18"/>
+                <w:szCs w:val="18"/>
+                <w:lang w:val="ru-RU" w:eastAsia="ru-RU"/>
+              </w:rPr>
+              <w:t xml:space="preserve">Создать </w:t>
+            </w:r>
+            <w:proofErr w:type="spellStart"/>
+            <w:r>
+              <w:rPr>
+                <w:rFonts w:asciiTheme="majorHAnsi" w:eastAsia="Times New Roman" w:hAnsiTheme="majorHAnsi" w:cstheme="majorHAnsi"/>
+                <w:sz w:val="18"/>
+                <w:szCs w:val="18"/>
+                <w:lang w:val="ru-RU" w:eastAsia="ru-RU"/>
+              </w:rPr>
+              <w:t>test</w:t>
+            </w:r>
+            <w:proofErr w:type="spellEnd"/>
+            <w:r>
+              <w:rPr>
+                <w:rFonts w:asciiTheme="majorHAnsi" w:eastAsia="Times New Roman" w:hAnsiTheme="majorHAnsi" w:cstheme="majorHAnsi"/>
+                <w:sz w:val="18"/>
+                <w:szCs w:val="18"/>
+                <w:lang w:val="ru-RU" w:eastAsia="ru-RU"/>
+              </w:rPr>
+              <w:t xml:space="preserve"> </w:t>
+            </w:r>
+            <w:proofErr w:type="spellStart"/>
+            <w:r>
+              <w:rPr>
+                <w:rFonts w:asciiTheme="majorHAnsi" w:eastAsia="Times New Roman" w:hAnsiTheme="majorHAnsi" w:cstheme="majorHAnsi"/>
+                <w:sz w:val="18"/>
+                <w:szCs w:val="18"/>
+                <w:lang w:val="ru-RU" w:eastAsia="ru-RU"/>
+              </w:rPr>
+              <w:t>project</w:t>
+            </w:r>
+            <w:proofErr w:type="spellEnd"/>
           </w:p>
         </w:tc>
         <w:tc>
           <w:tcPr>
-            <w:tcW w:w="3264" w:type="dxa"/>
-            <w:shd w:val="clear" w:color="auto" w:fill="FFFFFF"/>
-            <w:tcMar>
-              <w:top w:w="80" w:type="dxa"/>
-              <w:left w:w="120" w:type="dxa"/>
-              <w:bottom w:w="80" w:type="dxa"/>
-              <w:right w:w="120" w:type="dxa"/>
-            </w:tcMar>
+            <w:tcW w:w="0" w:type="auto"/>
             <w:vAlign w:val="center"/>
+            <w:hideMark/>
           </w:tcPr>
           <w:p>
             <w:pPr>
-              <w:spacing w:after="0" w:line="252" w:lineRule="auto"/>
+              <w:spacing w:after="0" w:line="360" w:lineRule="auto"/>
+              <w:rPr>
+                <w:rFonts w:asciiTheme="majorHAnsi" w:eastAsia="Times New Roman" w:hAnsiTheme="majorHAnsi" w:cstheme="majorHAnsi"/>
+                <w:sz w:val="18"/>
+                <w:szCs w:val="18"/>
+                <w:lang w:val="ru-RU" w:eastAsia="ru-RU"/>
+              </w:rPr>
             </w:pPr>
             <w:r>
               <w:rPr>
-                <w:sz w:val="18"/>
-                <w:szCs w:val="19"/>
-              </w:rPr>
-              <w:t>Docker/Bootstrap</w:t>
+                <w:rFonts w:asciiTheme="majorHAnsi" w:eastAsia="Times New Roman" w:hAnsiTheme="majorHAnsi" w:cstheme="majorHAnsi"/>
+                <w:sz w:val="18"/>
+                <w:szCs w:val="18"/>
+                <w:lang w:val="ru-RU" w:eastAsia="ru-RU"/>
+              </w:rPr>
+              <w:t>API</w:t>
+            </w:r>
+          </w:p>
+        </w:tc>
+        <w:tc>
+          <w:tcPr>
+            <w:tcW w:w="0" w:type="auto"/>
+            <w:vAlign w:val="center"/>
+            <w:hideMark/>
+          </w:tcPr>
+          <w:p>
+            <w:pPr>
+              <w:spacing w:after="0" w:line="360" w:lineRule="auto"/>
+              <w:rPr>
+                <w:rFonts w:asciiTheme="majorHAnsi" w:eastAsia="Times New Roman" w:hAnsiTheme="majorHAnsi" w:cstheme="majorHAnsi"/>
+                <w:sz w:val="18"/>
+                <w:szCs w:val="18"/>
+                <w:lang w:val="ru-RU" w:eastAsia="ru-RU"/>
+              </w:rPr>
+            </w:pPr>
+            <w:r>
+              <w:rPr>
+                <w:rFonts w:asciiTheme="majorHAnsi" w:eastAsia="Times New Roman" w:hAnsiTheme="majorHAnsi" w:cstheme="majorHAnsi"/>
+                <w:sz w:val="18"/>
+                <w:szCs w:val="18"/>
+                <w:lang w:val="ru-RU" w:eastAsia="ru-RU"/>
+              </w:rPr>
+              <w:t>Project создан и доступен через REST API</w:t>
             </w:r>
           </w:p>
         </w:tc>
       </w:tr>
       <w:tr>
         <w:trPr>
-          <w:cantSplit/>
+          <w:tblCellSpacing w:w="15" w:type="dxa"/>
         </w:trPr>
         <w:tc>
           <w:tcPr>
-            <w:tcW w:w="3264" w:type="dxa"/>
-            <w:shd w:val="clear" w:color="auto" w:fill="FFFFFF"/>
-            <w:tcMar>
-              <w:top w:w="80" w:type="dxa"/>
-              <w:left w:w="120" w:type="dxa"/>
-              <w:bottom w:w="80" w:type="dxa"/>
-              <w:right w:w="120" w:type="dxa"/>
-            </w:tcMar>
+            <w:tcW w:w="0" w:type="auto"/>
             <w:vAlign w:val="center"/>
+            <w:hideMark/>
           </w:tcPr>
           <w:p>
             <w:pPr>
-              <w:spacing w:after="0" w:line="252" w:lineRule="auto"/>
+              <w:spacing w:after="0" w:line="360" w:lineRule="auto"/>
+              <w:rPr>
+                <w:rFonts w:asciiTheme="majorHAnsi" w:eastAsia="Times New Roman" w:hAnsiTheme="majorHAnsi" w:cstheme="majorHAnsi"/>
+                <w:sz w:val="18"/>
+                <w:szCs w:val="18"/>
+                <w:lang w:val="ru-RU" w:eastAsia="ru-RU"/>
+              </w:rPr>
             </w:pPr>
-            <w:proofErr w:type="spellStart"/>
-            <w:r>
-              <w:rPr>
-                <w:sz w:val="18"/>
-                <w:szCs w:val="19"/>
-              </w:rPr>
-              <w:t>Пройти</w:t>
-            </w:r>
-            <w:proofErr w:type="spellEnd"/>
-            <w:r>
-              <w:rPr>
-                <w:sz w:val="18"/>
-                <w:szCs w:val="19"/>
-              </w:rPr>
-              <w:t xml:space="preserve"> startup confirmation</w:t>
+            <w:r>
+              <w:rPr>
+                <w:rFonts w:asciiTheme="majorHAnsi" w:eastAsia="Times New Roman" w:hAnsiTheme="majorHAnsi" w:cstheme="majorHAnsi"/>
+                <w:sz w:val="18"/>
+                <w:szCs w:val="18"/>
+                <w:lang w:val="ru-RU" w:eastAsia="ru-RU"/>
+              </w:rPr>
+              <w:t>5</w:t>
             </w:r>
           </w:p>
         </w:tc>
         <w:tc>
           <w:tcPr>
-            <w:tcW w:w="3264" w:type="dxa"/>
-            <w:shd w:val="clear" w:color="auto" w:fill="FFFFFF"/>
-            <w:tcMar>
-              <w:top w:w="80" w:type="dxa"/>
-              <w:left w:w="120" w:type="dxa"/>
-              <w:bottom w:w="80" w:type="dxa"/>
-              <w:right w:w="120" w:type="dxa"/>
-            </w:tcMar>
+            <w:tcW w:w="0" w:type="auto"/>
             <w:vAlign w:val="center"/>
+            <w:hideMark/>
           </w:tcPr>
           <w:p>
             <w:pPr>
-              <w:spacing w:after="0" w:line="252" w:lineRule="auto"/>
-              <w:rPr>
-                <w:lang w:val="ru-RU"/>
+              <w:spacing w:after="0" w:line="360" w:lineRule="auto"/>
+              <w:rPr>
+                <w:rFonts w:asciiTheme="majorHAnsi" w:eastAsia="Times New Roman" w:hAnsiTheme="majorHAnsi" w:cstheme="majorHAnsi"/>
+                <w:sz w:val="18"/>
+                <w:szCs w:val="18"/>
+                <w:lang w:val="ru-RU" w:eastAsia="ru-RU"/>
               </w:rPr>
             </w:pPr>
             <w:r>
               <w:rPr>
-                <w:sz w:val="18"/>
-                <w:szCs w:val="19"/>
-              </w:rPr>
-              <w:t>TeamCity</w:t>
-            </w:r>
-            <w:r>
-              <w:rPr>
-                <w:sz w:val="18"/>
-                <w:szCs w:val="19"/>
-                <w:lang w:val="ru-RU"/>
-              </w:rPr>
-              <w:t xml:space="preserve"> принимает первый запуск с новым </w:t>
-            </w:r>
-            <w:r>
-              <w:rPr>
-                <w:sz w:val="18"/>
-                <w:szCs w:val="19"/>
-              </w:rPr>
-              <w:t>data</w:t>
-            </w:r>
-            <w:r>
-              <w:rPr>
-                <w:sz w:val="18"/>
-                <w:szCs w:val="19"/>
-                <w:lang w:val="ru-RU"/>
-              </w:rPr>
-              <w:t xml:space="preserve"> </w:t>
-            </w:r>
-            <w:r>
-              <w:rPr>
-                <w:sz w:val="18"/>
-                <w:szCs w:val="19"/>
-              </w:rPr>
-              <w:t>directory</w:t>
-            </w:r>
-            <w:r>
-              <w:rPr>
-                <w:sz w:val="18"/>
-                <w:szCs w:val="19"/>
-                <w:lang w:val="ru-RU"/>
-              </w:rPr>
-              <w:t>.</w:t>
-            </w:r>
+                <w:rFonts w:asciiTheme="majorHAnsi" w:eastAsia="Times New Roman" w:hAnsiTheme="majorHAnsi" w:cstheme="majorHAnsi"/>
+                <w:sz w:val="18"/>
+                <w:szCs w:val="18"/>
+                <w:lang w:val="ru-RU" w:eastAsia="ru-RU"/>
+              </w:rPr>
+              <w:t xml:space="preserve">Создать VCS </w:t>
+            </w:r>
+            <w:proofErr w:type="spellStart"/>
+            <w:r>
+              <w:rPr>
+                <w:rFonts w:asciiTheme="majorHAnsi" w:eastAsia="Times New Roman" w:hAnsiTheme="majorHAnsi" w:cstheme="majorHAnsi"/>
+                <w:sz w:val="18"/>
+                <w:szCs w:val="18"/>
+                <w:lang w:val="ru-RU" w:eastAsia="ru-RU"/>
+              </w:rPr>
+              <w:t>root</w:t>
+            </w:r>
+            <w:proofErr w:type="spellEnd"/>
           </w:p>
         </w:tc>
         <w:tc>
           <w:tcPr>
-            <w:tcW w:w="3264" w:type="dxa"/>
-            <w:shd w:val="clear" w:color="auto" w:fill="FFFFFF"/>
-            <w:tcMar>
-              <w:top w:w="80" w:type="dxa"/>
-              <w:left w:w="120" w:type="dxa"/>
-              <w:bottom w:w="80" w:type="dxa"/>
-              <w:right w:w="120" w:type="dxa"/>
-            </w:tcMar>
+            <w:tcW w:w="0" w:type="auto"/>
             <w:vAlign w:val="center"/>
+            <w:hideMark/>
           </w:tcPr>
           <w:p>
             <w:pPr>
-              <w:spacing w:after="0" w:line="252" w:lineRule="auto"/>
+              <w:spacing w:after="0" w:line="360" w:lineRule="auto"/>
+              <w:rPr>
+                <w:rFonts w:asciiTheme="majorHAnsi" w:eastAsia="Times New Roman" w:hAnsiTheme="majorHAnsi" w:cstheme="majorHAnsi"/>
+                <w:sz w:val="18"/>
+                <w:szCs w:val="18"/>
+                <w:lang w:val="ru-RU" w:eastAsia="ru-RU"/>
+              </w:rPr>
             </w:pPr>
             <w:r>
               <w:rPr>
-                <w:sz w:val="18"/>
-                <w:szCs w:val="19"/>
-              </w:rPr>
-              <w:t>UI</w:t>
+                <w:rFonts w:asciiTheme="majorHAnsi" w:eastAsia="Times New Roman" w:hAnsiTheme="majorHAnsi" w:cstheme="majorHAnsi"/>
+                <w:sz w:val="18"/>
+                <w:szCs w:val="18"/>
+                <w:lang w:val="ru-RU" w:eastAsia="ru-RU"/>
+              </w:rPr>
+              <w:t>API</w:t>
+            </w:r>
+          </w:p>
+        </w:tc>
+        <w:tc>
+          <w:tcPr>
+            <w:tcW w:w="0" w:type="auto"/>
+            <w:vAlign w:val="center"/>
+            <w:hideMark/>
+          </w:tcPr>
+          <w:p>
+            <w:pPr>
+              <w:spacing w:after="0" w:line="360" w:lineRule="auto"/>
+              <w:rPr>
+                <w:rFonts w:asciiTheme="majorHAnsi" w:eastAsia="Times New Roman" w:hAnsiTheme="majorHAnsi" w:cstheme="majorHAnsi"/>
+                <w:sz w:val="18"/>
+                <w:szCs w:val="18"/>
+                <w:lang w:val="en-US" w:eastAsia="ru-RU"/>
+              </w:rPr>
+            </w:pPr>
+            <w:r>
+              <w:rPr>
+                <w:rFonts w:asciiTheme="majorHAnsi" w:eastAsia="Times New Roman" w:hAnsiTheme="majorHAnsi" w:cstheme="majorHAnsi"/>
+                <w:sz w:val="18"/>
+                <w:szCs w:val="18"/>
+                <w:lang w:val="en-US" w:eastAsia="ru-RU"/>
+              </w:rPr>
+              <w:t xml:space="preserve">VCS root </w:t>
+            </w:r>
+            <w:r>
+              <w:rPr>
+                <w:rFonts w:asciiTheme="majorHAnsi" w:eastAsia="Times New Roman" w:hAnsiTheme="majorHAnsi" w:cstheme="majorHAnsi"/>
+                <w:sz w:val="18"/>
+                <w:szCs w:val="18"/>
+                <w:lang w:val="ru-RU" w:eastAsia="ru-RU"/>
+              </w:rPr>
+              <w:t>создан</w:t>
+            </w:r>
+            <w:r>
+              <w:rPr>
+                <w:rFonts w:asciiTheme="majorHAnsi" w:eastAsia="Times New Roman" w:hAnsiTheme="majorHAnsi" w:cstheme="majorHAnsi"/>
+                <w:sz w:val="18"/>
+                <w:szCs w:val="18"/>
+                <w:lang w:val="en-US" w:eastAsia="ru-RU"/>
+              </w:rPr>
+              <w:t xml:space="preserve"> </w:t>
+            </w:r>
+            <w:r>
+              <w:rPr>
+                <w:rFonts w:asciiTheme="majorHAnsi" w:eastAsia="Times New Roman" w:hAnsiTheme="majorHAnsi" w:cstheme="majorHAnsi"/>
+                <w:sz w:val="18"/>
+                <w:szCs w:val="18"/>
+                <w:lang w:val="ru-RU" w:eastAsia="ru-RU"/>
+              </w:rPr>
+              <w:t>и</w:t>
+            </w:r>
+            <w:r>
+              <w:rPr>
+                <w:rFonts w:asciiTheme="majorHAnsi" w:eastAsia="Times New Roman" w:hAnsiTheme="majorHAnsi" w:cstheme="majorHAnsi"/>
+                <w:sz w:val="18"/>
+                <w:szCs w:val="18"/>
+                <w:lang w:val="en-US" w:eastAsia="ru-RU"/>
+              </w:rPr>
+              <w:t xml:space="preserve"> </w:t>
+            </w:r>
+            <w:r>
+              <w:rPr>
+                <w:rFonts w:asciiTheme="majorHAnsi" w:eastAsia="Times New Roman" w:hAnsiTheme="majorHAnsi" w:cstheme="majorHAnsi"/>
+                <w:sz w:val="18"/>
+                <w:szCs w:val="18"/>
+                <w:lang w:val="ru-RU" w:eastAsia="ru-RU"/>
+              </w:rPr>
+              <w:t>привязан</w:t>
+            </w:r>
+            <w:r>
+              <w:rPr>
+                <w:rFonts w:asciiTheme="majorHAnsi" w:eastAsia="Times New Roman" w:hAnsiTheme="majorHAnsi" w:cstheme="majorHAnsi"/>
+                <w:sz w:val="18"/>
+                <w:szCs w:val="18"/>
+                <w:lang w:val="en-US" w:eastAsia="ru-RU"/>
+              </w:rPr>
+              <w:t xml:space="preserve"> </w:t>
+            </w:r>
+            <w:r>
+              <w:rPr>
+                <w:rFonts w:asciiTheme="majorHAnsi" w:eastAsia="Times New Roman" w:hAnsiTheme="majorHAnsi" w:cstheme="majorHAnsi"/>
+                <w:sz w:val="18"/>
+                <w:szCs w:val="18"/>
+                <w:lang w:val="ru-RU" w:eastAsia="ru-RU"/>
+              </w:rPr>
+              <w:t>к</w:t>
+            </w:r>
+            <w:r>
+              <w:rPr>
+                <w:rFonts w:asciiTheme="majorHAnsi" w:eastAsia="Times New Roman" w:hAnsiTheme="majorHAnsi" w:cstheme="majorHAnsi"/>
+                <w:sz w:val="18"/>
+                <w:szCs w:val="18"/>
+                <w:lang w:val="en-US" w:eastAsia="ru-RU"/>
+              </w:rPr>
+              <w:t xml:space="preserve"> test project/build configuration</w:t>
             </w:r>
           </w:p>
         </w:tc>
       </w:tr>
       <w:tr>
         <w:trPr>
-          <w:cantSplit/>
+          <w:tblCellSpacing w:w="15" w:type="dxa"/>
         </w:trPr>
         <w:tc>
           <w:tcPr>
-            <w:tcW w:w="3264" w:type="dxa"/>
-            <w:shd w:val="clear" w:color="auto" w:fill="FFFFFF"/>
-            <w:tcMar>
-              <w:top w:w="80" w:type="dxa"/>
-              <w:left w:w="120" w:type="dxa"/>
-              <w:bottom w:w="80" w:type="dxa"/>
-              <w:right w:w="120" w:type="dxa"/>
-            </w:tcMar>
+            <w:tcW w:w="0" w:type="auto"/>
             <w:vAlign w:val="center"/>
+            <w:hideMark/>
           </w:tcPr>
           <w:p>
             <w:pPr>
-              <w:spacing w:after="0" w:line="252" w:lineRule="auto"/>
+              <w:spacing w:after="0" w:line="360" w:lineRule="auto"/>
+              <w:rPr>
+                <w:rFonts w:asciiTheme="majorHAnsi" w:eastAsia="Times New Roman" w:hAnsiTheme="majorHAnsi" w:cstheme="majorHAnsi"/>
+                <w:sz w:val="18"/>
+                <w:szCs w:val="18"/>
+                <w:lang w:val="ru-RU" w:eastAsia="ru-RU"/>
+              </w:rPr>
             </w:pPr>
-            <w:proofErr w:type="spellStart"/>
-            <w:r>
-              <w:rPr>
-                <w:sz w:val="18"/>
-                <w:szCs w:val="19"/>
-              </w:rPr>
-              <w:t>Выбрать</w:t>
-            </w:r>
-            <w:proofErr w:type="spellEnd"/>
-            <w:r>
-              <w:rPr>
-                <w:sz w:val="18"/>
-                <w:szCs w:val="19"/>
-              </w:rPr>
-              <w:t xml:space="preserve"> Internal database / HSQLDB</w:t>
+            <w:r>
+              <w:rPr>
+                <w:rFonts w:asciiTheme="majorHAnsi" w:eastAsia="Times New Roman" w:hAnsiTheme="majorHAnsi" w:cstheme="majorHAnsi"/>
+                <w:sz w:val="18"/>
+                <w:szCs w:val="18"/>
+                <w:lang w:val="ru-RU" w:eastAsia="ru-RU"/>
+              </w:rPr>
+              <w:t>6</w:t>
             </w:r>
           </w:p>
         </w:tc>
         <w:tc>
           <w:tcPr>
-            <w:tcW w:w="3264" w:type="dxa"/>
-            <w:shd w:val="clear" w:color="auto" w:fill="FFFFFF"/>
-            <w:tcMar>
-              <w:top w:w="80" w:type="dxa"/>
-              <w:left w:w="120" w:type="dxa"/>
-              <w:bottom w:w="80" w:type="dxa"/>
-              <w:right w:w="120" w:type="dxa"/>
-            </w:tcMar>
+            <w:tcW w:w="0" w:type="auto"/>
             <w:vAlign w:val="center"/>
+            <w:hideMark/>
           </w:tcPr>
           <w:p>
             <w:pPr>
-              <w:spacing w:after="0" w:line="252" w:lineRule="auto"/>
-              <w:rPr>
-                <w:lang w:val="ru-RU"/>
+              <w:spacing w:after="0" w:line="360" w:lineRule="auto"/>
+              <w:rPr>
+                <w:rFonts w:asciiTheme="majorHAnsi" w:eastAsia="Times New Roman" w:hAnsiTheme="majorHAnsi" w:cstheme="majorHAnsi"/>
+                <w:sz w:val="18"/>
+                <w:szCs w:val="18"/>
+                <w:lang w:val="ru-RU" w:eastAsia="ru-RU"/>
               </w:rPr>
             </w:pPr>
             <w:r>
               <w:rPr>
-                <w:sz w:val="18"/>
-                <w:szCs w:val="19"/>
-                <w:lang w:val="ru-RU"/>
-              </w:rPr>
-              <w:t xml:space="preserve">Локальный стенд проходит </w:t>
-            </w:r>
-            <w:r>
-              <w:rPr>
-                <w:sz w:val="18"/>
-                <w:szCs w:val="19"/>
-              </w:rPr>
-              <w:t>database</w:t>
-            </w:r>
-            <w:r>
-              <w:rPr>
-                <w:sz w:val="18"/>
-                <w:szCs w:val="19"/>
-                <w:lang w:val="ru-RU"/>
+                <w:rFonts w:asciiTheme="majorHAnsi" w:eastAsia="Times New Roman" w:hAnsiTheme="majorHAnsi" w:cstheme="majorHAnsi"/>
+                <w:sz w:val="18"/>
+                <w:szCs w:val="18"/>
+                <w:lang w:val="ru-RU" w:eastAsia="ru-RU"/>
+              </w:rPr>
+              <w:t xml:space="preserve">Создать </w:t>
+            </w:r>
+            <w:proofErr w:type="spellStart"/>
+            <w:r>
+              <w:rPr>
+                <w:rFonts w:asciiTheme="majorHAnsi" w:eastAsia="Times New Roman" w:hAnsiTheme="majorHAnsi" w:cstheme="majorHAnsi"/>
+                <w:sz w:val="18"/>
+                <w:szCs w:val="18"/>
+                <w:lang w:val="ru-RU" w:eastAsia="ru-RU"/>
+              </w:rPr>
+              <w:t>build</w:t>
+            </w:r>
+            <w:proofErr w:type="spellEnd"/>
+            <w:r>
+              <w:rPr>
+                <w:rFonts w:asciiTheme="majorHAnsi" w:eastAsia="Times New Roman" w:hAnsiTheme="majorHAnsi" w:cstheme="majorHAnsi"/>
+                <w:sz w:val="18"/>
+                <w:szCs w:val="18"/>
+                <w:lang w:val="ru-RU" w:eastAsia="ru-RU"/>
               </w:rPr>
               <w:t xml:space="preserve"> </w:t>
             </w:r>
-            <w:r>
-              <w:rPr>
-                <w:sz w:val="18"/>
-                <w:szCs w:val="19"/>
-              </w:rPr>
-              <w:t>setup</w:t>
-            </w:r>
-            <w:r>
-              <w:rPr>
-                <w:sz w:val="18"/>
-                <w:szCs w:val="19"/>
-                <w:lang w:val="ru-RU"/>
-              </w:rPr>
-              <w:t>.</w:t>
-            </w:r>
+            <w:proofErr w:type="spellStart"/>
+            <w:r>
+              <w:rPr>
+                <w:rFonts w:asciiTheme="majorHAnsi" w:eastAsia="Times New Roman" w:hAnsiTheme="majorHAnsi" w:cstheme="majorHAnsi"/>
+                <w:sz w:val="18"/>
+                <w:szCs w:val="18"/>
+                <w:lang w:val="ru-RU" w:eastAsia="ru-RU"/>
+              </w:rPr>
+              <w:t>configuration</w:t>
+            </w:r>
+            <w:proofErr w:type="spellEnd"/>
           </w:p>
         </w:tc>
         <w:tc>
           <w:tcPr>
-            <w:tcW w:w="3264" w:type="dxa"/>
-            <w:shd w:val="clear" w:color="auto" w:fill="FFFFFF"/>
-            <w:tcMar>
-              <w:top w:w="80" w:type="dxa"/>
-              <w:left w:w="120" w:type="dxa"/>
-              <w:bottom w:w="80" w:type="dxa"/>
-              <w:right w:w="120" w:type="dxa"/>
-            </w:tcMar>
+            <w:tcW w:w="0" w:type="auto"/>
             <w:vAlign w:val="center"/>
+            <w:hideMark/>
           </w:tcPr>
           <w:p>
             <w:pPr>
-              <w:spacing w:after="0" w:line="252" w:lineRule="auto"/>
+              <w:spacing w:after="0" w:line="360" w:lineRule="auto"/>
+              <w:rPr>
+                <w:rFonts w:asciiTheme="majorHAnsi" w:eastAsia="Times New Roman" w:hAnsiTheme="majorHAnsi" w:cstheme="majorHAnsi"/>
+                <w:sz w:val="18"/>
+                <w:szCs w:val="18"/>
+                <w:lang w:val="ru-RU" w:eastAsia="ru-RU"/>
+              </w:rPr>
             </w:pPr>
             <w:r>
               <w:rPr>
-                <w:sz w:val="18"/>
-                <w:szCs w:val="19"/>
-              </w:rPr>
-              <w:t>UI</w:t>
+                <w:rFonts w:asciiTheme="majorHAnsi" w:eastAsia="Times New Roman" w:hAnsiTheme="majorHAnsi" w:cstheme="majorHAnsi"/>
+                <w:sz w:val="18"/>
+                <w:szCs w:val="18"/>
+                <w:lang w:val="ru-RU" w:eastAsia="ru-RU"/>
+              </w:rPr>
+              <w:t>API</w:t>
+            </w:r>
+          </w:p>
+        </w:tc>
+        <w:tc>
+          <w:tcPr>
+            <w:tcW w:w="0" w:type="auto"/>
+            <w:vAlign w:val="center"/>
+            <w:hideMark/>
+          </w:tcPr>
+          <w:p>
+            <w:pPr>
+              <w:spacing w:after="0" w:line="360" w:lineRule="auto"/>
+              <w:rPr>
+                <w:rFonts w:asciiTheme="majorHAnsi" w:eastAsia="Times New Roman" w:hAnsiTheme="majorHAnsi" w:cstheme="majorHAnsi"/>
+                <w:sz w:val="18"/>
+                <w:szCs w:val="18"/>
+                <w:lang w:val="ru-RU" w:eastAsia="ru-RU"/>
+              </w:rPr>
+            </w:pPr>
+            <w:proofErr w:type="spellStart"/>
+            <w:r>
+              <w:rPr>
+                <w:rFonts w:asciiTheme="majorHAnsi" w:eastAsia="Times New Roman" w:hAnsiTheme="majorHAnsi" w:cstheme="majorHAnsi"/>
+                <w:sz w:val="18"/>
+                <w:szCs w:val="18"/>
+                <w:lang w:val="ru-RU" w:eastAsia="ru-RU"/>
+              </w:rPr>
+              <w:t>Build</w:t>
+            </w:r>
+            <w:proofErr w:type="spellEnd"/>
+            <w:r>
+              <w:rPr>
+                <w:rFonts w:asciiTheme="majorHAnsi" w:eastAsia="Times New Roman" w:hAnsiTheme="majorHAnsi" w:cstheme="majorHAnsi"/>
+                <w:sz w:val="18"/>
+                <w:szCs w:val="18"/>
+                <w:lang w:val="ru-RU" w:eastAsia="ru-RU"/>
+              </w:rPr>
+              <w:t xml:space="preserve"> </w:t>
+            </w:r>
+            <w:proofErr w:type="spellStart"/>
+            <w:r>
+              <w:rPr>
+                <w:rFonts w:asciiTheme="majorHAnsi" w:eastAsia="Times New Roman" w:hAnsiTheme="majorHAnsi" w:cstheme="majorHAnsi"/>
+                <w:sz w:val="18"/>
+                <w:szCs w:val="18"/>
+                <w:lang w:val="ru-RU" w:eastAsia="ru-RU"/>
+              </w:rPr>
+              <w:t>configuration</w:t>
+            </w:r>
+            <w:proofErr w:type="spellEnd"/>
+            <w:r>
+              <w:rPr>
+                <w:rFonts w:asciiTheme="majorHAnsi" w:eastAsia="Times New Roman" w:hAnsiTheme="majorHAnsi" w:cstheme="majorHAnsi"/>
+                <w:sz w:val="18"/>
+                <w:szCs w:val="18"/>
+                <w:lang w:val="ru-RU" w:eastAsia="ru-RU"/>
+              </w:rPr>
+              <w:t xml:space="preserve"> создана и доступна через REST API</w:t>
             </w:r>
           </w:p>
         </w:tc>
       </w:tr>
       <w:tr>
         <w:trPr>
-          <w:cantSplit/>
+          <w:tblCellSpacing w:w="15" w:type="dxa"/>
         </w:trPr>
         <w:tc>
           <w:tcPr>
-            <w:tcW w:w="3264" w:type="dxa"/>
-            <w:shd w:val="clear" w:color="auto" w:fill="FFFFFF"/>
-            <w:tcMar>
-              <w:top w:w="80" w:type="dxa"/>
-              <w:left w:w="120" w:type="dxa"/>
-              <w:bottom w:w="80" w:type="dxa"/>
-              <w:right w:w="120" w:type="dxa"/>
-            </w:tcMar>
+            <w:tcW w:w="0" w:type="auto"/>
             <w:vAlign w:val="center"/>
+            <w:hideMark/>
           </w:tcPr>
           <w:p>
             <w:pPr>
-              <w:spacing w:after="0" w:line="252" w:lineRule="auto"/>
+              <w:spacing w:after="0" w:line="360" w:lineRule="auto"/>
+              <w:rPr>
+                <w:rFonts w:asciiTheme="majorHAnsi" w:eastAsia="Times New Roman" w:hAnsiTheme="majorHAnsi" w:cstheme="majorHAnsi"/>
+                <w:sz w:val="18"/>
+                <w:szCs w:val="18"/>
+                <w:lang w:val="ru-RU" w:eastAsia="ru-RU"/>
+              </w:rPr>
             </w:pPr>
+            <w:r>
+              <w:rPr>
+                <w:rFonts w:asciiTheme="majorHAnsi" w:eastAsia="Times New Roman" w:hAnsiTheme="majorHAnsi" w:cstheme="majorHAnsi"/>
+                <w:sz w:val="18"/>
+                <w:szCs w:val="18"/>
+                <w:lang w:val="ru-RU" w:eastAsia="ru-RU"/>
+              </w:rPr>
+              <w:t>7</w:t>
+            </w:r>
+          </w:p>
+        </w:tc>
+        <w:tc>
+          <w:tcPr>
+            <w:tcW w:w="0" w:type="auto"/>
+            <w:vAlign w:val="center"/>
+            <w:hideMark/>
+          </w:tcPr>
+          <w:p>
+            <w:pPr>
+              <w:spacing w:after="0" w:line="360" w:lineRule="auto"/>
+              <w:rPr>
+                <w:rFonts w:asciiTheme="majorHAnsi" w:eastAsia="Times New Roman" w:hAnsiTheme="majorHAnsi" w:cstheme="majorHAnsi"/>
+                <w:sz w:val="18"/>
+                <w:szCs w:val="18"/>
+                <w:lang w:val="ru-RU" w:eastAsia="ru-RU"/>
+              </w:rPr>
+            </w:pPr>
+            <w:r>
+              <w:rPr>
+                <w:rFonts w:asciiTheme="majorHAnsi" w:eastAsia="Times New Roman" w:hAnsiTheme="majorHAnsi" w:cstheme="majorHAnsi"/>
+                <w:sz w:val="18"/>
+                <w:szCs w:val="18"/>
+                <w:lang w:val="ru-RU" w:eastAsia="ru-RU"/>
+              </w:rPr>
+              <w:t xml:space="preserve">Добавить простой </w:t>
+            </w:r>
             <w:proofErr w:type="spellStart"/>
             <w:r>
               <w:rPr>
-                <w:sz w:val="18"/>
-                <w:szCs w:val="19"/>
-              </w:rPr>
-              <w:t>Создать</w:t>
+                <w:rFonts w:asciiTheme="majorHAnsi" w:eastAsia="Times New Roman" w:hAnsiTheme="majorHAnsi" w:cstheme="majorHAnsi"/>
+                <w:sz w:val="18"/>
+                <w:szCs w:val="18"/>
+                <w:lang w:val="ru-RU" w:eastAsia="ru-RU"/>
+              </w:rPr>
+              <w:t>build</w:t>
             </w:r>
             <w:proofErr w:type="spellEnd"/>
             <w:r>
               <w:rPr>
-                <w:sz w:val="18"/>
-                <w:szCs w:val="19"/>
+                <w:rFonts w:asciiTheme="majorHAnsi" w:eastAsia="Times New Roman" w:hAnsiTheme="majorHAnsi" w:cstheme="majorHAnsi"/>
+                <w:sz w:val="18"/>
+                <w:szCs w:val="18"/>
+                <w:lang w:val="ru-RU" w:eastAsia="ru-RU"/>
               </w:rPr>
               <w:t xml:space="preserve"> </w:t>
             </w:r>
             <w:proofErr w:type="spellStart"/>
             <w:r>
               <w:rPr>
-                <w:sz w:val="18"/>
-                <w:szCs w:val="19"/>
-              </w:rPr>
-              <w:t>первого</w:t>
-            </w:r>
-            <w:proofErr w:type="spellEnd"/>
-            <w:r>
-              <w:rPr>
-                <w:sz w:val="18"/>
-                <w:szCs w:val="19"/>
-              </w:rPr>
-              <w:t xml:space="preserve"> </w:t>
-            </w:r>
-            <w:proofErr w:type="spellStart"/>
-            <w:r>
-              <w:rPr>
-                <w:sz w:val="18"/>
-                <w:szCs w:val="19"/>
-              </w:rPr>
-              <w:t>администратора</w:t>
+                <w:rFonts w:asciiTheme="majorHAnsi" w:eastAsia="Times New Roman" w:hAnsiTheme="majorHAnsi" w:cstheme="majorHAnsi"/>
+                <w:sz w:val="18"/>
+                <w:szCs w:val="18"/>
+                <w:lang w:val="ru-RU" w:eastAsia="ru-RU"/>
+              </w:rPr>
+              <w:t>step</w:t>
             </w:r>
             <w:proofErr w:type="spellEnd"/>
           </w:p>
         </w:tc>
         <w:tc>
           <w:tcPr>
-            <w:tcW w:w="3264" w:type="dxa"/>
-            <w:shd w:val="clear" w:color="auto" w:fill="FFFFFF"/>
-            <w:tcMar>
-              <w:top w:w="80" w:type="dxa"/>
-              <w:left w:w="120" w:type="dxa"/>
-              <w:bottom w:w="80" w:type="dxa"/>
-              <w:right w:w="120" w:type="dxa"/>
-            </w:tcMar>
+            <w:tcW w:w="0" w:type="auto"/>
             <w:vAlign w:val="center"/>
+            <w:hideMark/>
           </w:tcPr>
           <w:p>
             <w:pPr>
-              <w:spacing w:after="0" w:line="252" w:lineRule="auto"/>
+              <w:spacing w:after="0" w:line="360" w:lineRule="auto"/>
+              <w:rPr>
+                <w:rFonts w:asciiTheme="majorHAnsi" w:eastAsia="Times New Roman" w:hAnsiTheme="majorHAnsi" w:cstheme="majorHAnsi"/>
+                <w:sz w:val="18"/>
+                <w:szCs w:val="18"/>
+                <w:lang w:val="ru-RU" w:eastAsia="ru-RU"/>
+              </w:rPr>
             </w:pPr>
             <w:r>
               <w:rPr>
-                <w:sz w:val="18"/>
-                <w:szCs w:val="19"/>
-              </w:rPr>
-              <w:t xml:space="preserve">Admin </w:t>
-            </w:r>
-            <w:proofErr w:type="spellStart"/>
-            <w:r>
-              <w:rPr>
-                <w:sz w:val="18"/>
-                <w:szCs w:val="19"/>
-              </w:rPr>
-              <w:t>создан</w:t>
-            </w:r>
-            <w:proofErr w:type="spellEnd"/>
-            <w:r>
-              <w:rPr>
-                <w:sz w:val="18"/>
-                <w:szCs w:val="19"/>
-              </w:rPr>
-              <w:t xml:space="preserve">, </w:t>
-            </w:r>
-            <w:proofErr w:type="spellStart"/>
-            <w:r>
-              <w:rPr>
-                <w:sz w:val="18"/>
-                <w:szCs w:val="19"/>
-              </w:rPr>
-              <w:t>возможен</w:t>
-            </w:r>
-            <w:proofErr w:type="spellEnd"/>
-            <w:r>
-              <w:rPr>
-                <w:sz w:val="18"/>
-                <w:szCs w:val="19"/>
-              </w:rPr>
-              <w:t xml:space="preserve"> login.</w:t>
+                <w:rFonts w:asciiTheme="majorHAnsi" w:eastAsia="Times New Roman" w:hAnsiTheme="majorHAnsi" w:cstheme="majorHAnsi"/>
+                <w:sz w:val="18"/>
+                <w:szCs w:val="18"/>
+                <w:lang w:val="ru-RU" w:eastAsia="ru-RU"/>
+              </w:rPr>
+              <w:t>API</w:t>
             </w:r>
           </w:p>
         </w:tc>
         <w:tc>
           <w:tcPr>
-            <w:tcW w:w="3264" w:type="dxa"/>
-            <w:shd w:val="clear" w:color="auto" w:fill="FFFFFF"/>
-            <w:tcMar>
-              <w:top w:w="80" w:type="dxa"/>
-              <w:left w:w="120" w:type="dxa"/>
-              <w:bottom w:w="80" w:type="dxa"/>
-              <w:right w:w="120" w:type="dxa"/>
-            </w:tcMar>
+            <w:tcW w:w="0" w:type="auto"/>
             <w:vAlign w:val="center"/>
+            <w:hideMark/>
           </w:tcPr>
           <w:p>
             <w:pPr>
-              <w:spacing w:after="0" w:line="252" w:lineRule="auto"/>
+              <w:spacing w:after="0" w:line="360" w:lineRule="auto"/>
+              <w:rPr>
+                <w:rFonts w:asciiTheme="majorHAnsi" w:eastAsia="Times New Roman" w:hAnsiTheme="majorHAnsi" w:cstheme="majorHAnsi"/>
+                <w:sz w:val="18"/>
+                <w:szCs w:val="18"/>
+                <w:lang w:val="en-US" w:eastAsia="ru-RU"/>
+              </w:rPr>
             </w:pPr>
             <w:r>
               <w:rPr>
-                <w:sz w:val="18"/>
-                <w:szCs w:val="19"/>
-              </w:rPr>
-              <w:t>UI</w:t>
+                <w:rFonts w:asciiTheme="majorHAnsi" w:eastAsia="Times New Roman" w:hAnsiTheme="majorHAnsi" w:cstheme="majorHAnsi"/>
+                <w:sz w:val="18"/>
+                <w:szCs w:val="18"/>
+                <w:lang w:val="en-US" w:eastAsia="ru-RU"/>
+              </w:rPr>
+              <w:t xml:space="preserve">Build step </w:t>
+            </w:r>
+            <w:r>
+              <w:rPr>
+                <w:rFonts w:asciiTheme="majorHAnsi" w:eastAsia="Times New Roman" w:hAnsiTheme="majorHAnsi" w:cstheme="majorHAnsi"/>
+                <w:sz w:val="18"/>
+                <w:szCs w:val="18"/>
+                <w:lang w:val="ru-RU" w:eastAsia="ru-RU"/>
+              </w:rPr>
+              <w:t>сохранен</w:t>
+            </w:r>
+            <w:r>
+              <w:rPr>
+                <w:rFonts w:asciiTheme="majorHAnsi" w:eastAsia="Times New Roman" w:hAnsiTheme="majorHAnsi" w:cstheme="majorHAnsi"/>
+                <w:sz w:val="18"/>
+                <w:szCs w:val="18"/>
+                <w:lang w:val="en-US" w:eastAsia="ru-RU"/>
+              </w:rPr>
+              <w:t xml:space="preserve"> </w:t>
+            </w:r>
+            <w:r>
+              <w:rPr>
+                <w:rFonts w:asciiTheme="majorHAnsi" w:eastAsia="Times New Roman" w:hAnsiTheme="majorHAnsi" w:cstheme="majorHAnsi"/>
+                <w:sz w:val="18"/>
+                <w:szCs w:val="18"/>
+                <w:lang w:val="ru-RU" w:eastAsia="ru-RU"/>
+              </w:rPr>
+              <w:t>в</w:t>
+            </w:r>
+            <w:r>
+              <w:rPr>
+                <w:rFonts w:asciiTheme="majorHAnsi" w:eastAsia="Times New Roman" w:hAnsiTheme="majorHAnsi" w:cstheme="majorHAnsi"/>
+                <w:sz w:val="18"/>
+                <w:szCs w:val="18"/>
+                <w:lang w:val="en-US" w:eastAsia="ru-RU"/>
+              </w:rPr>
+              <w:t xml:space="preserve"> build configuration</w:t>
             </w:r>
           </w:p>
         </w:tc>
       </w:tr>
       <w:tr>
         <w:trPr>
-          <w:cantSplit/>
+          <w:tblCellSpacing w:w="15" w:type="dxa"/>
         </w:trPr>
         <w:tc>
           <w:tcPr>
-            <w:tcW w:w="3264" w:type="dxa"/>
-            <w:shd w:val="clear" w:color="auto" w:fill="FFFFFF"/>
-            <w:tcMar>
-              <w:top w:w="80" w:type="dxa"/>
-              <w:left w:w="120" w:type="dxa"/>
-              <w:bottom w:w="80" w:type="dxa"/>
-              <w:right w:w="120" w:type="dxa"/>
-            </w:tcMar>
+            <w:tcW w:w="0" w:type="auto"/>
             <w:vAlign w:val="center"/>
+            <w:hideMark/>
           </w:tcPr>
           <w:p>
             <w:pPr>
-              <w:spacing w:after="0" w:line="252" w:lineRule="auto"/>
-              <w:rPr>
-                <w:lang w:val="ru-RU"/>
+              <w:spacing w:after="0" w:line="360" w:lineRule="auto"/>
+              <w:rPr>
+                <w:rFonts w:asciiTheme="majorHAnsi" w:eastAsia="Times New Roman" w:hAnsiTheme="majorHAnsi" w:cstheme="majorHAnsi"/>
+                <w:sz w:val="18"/>
+                <w:szCs w:val="18"/>
+                <w:lang w:val="ru-RU" w:eastAsia="ru-RU"/>
               </w:rPr>
             </w:pPr>
             <w:r>
               <w:rPr>
-                <w:sz w:val="18"/>
-                <w:lang w:val="ru-RU"/>
-              </w:rPr>
-              <w:t>Проверить базовые роли и права доступа</w:t>
+                <w:rFonts w:asciiTheme="majorHAnsi" w:eastAsia="Times New Roman" w:hAnsiTheme="majorHAnsi" w:cstheme="majorHAnsi"/>
+                <w:sz w:val="18"/>
+                <w:szCs w:val="18"/>
+                <w:lang w:val="ru-RU" w:eastAsia="ru-RU"/>
+              </w:rPr>
+              <w:t>8</w:t>
             </w:r>
           </w:p>
         </w:tc>
         <w:tc>
           <w:tcPr>
-            <w:tcW w:w="3264" w:type="dxa"/>
-            <w:shd w:val="clear" w:color="auto" w:fill="FFFFFF"/>
-            <w:tcMar>
-              <w:top w:w="80" w:type="dxa"/>
-              <w:left w:w="120" w:type="dxa"/>
-              <w:bottom w:w="80" w:type="dxa"/>
-              <w:right w:w="120" w:type="dxa"/>
-            </w:tcMar>
+            <w:tcW w:w="0" w:type="auto"/>
             <w:vAlign w:val="center"/>
+            <w:hideMark/>
           </w:tcPr>
           <w:p>
             <w:pPr>
-              <w:spacing w:after="0" w:line="252" w:lineRule="auto"/>
-              <w:rPr>
-                <w:lang w:val="ru-RU"/>
+              <w:spacing w:after="0" w:line="360" w:lineRule="auto"/>
+              <w:rPr>
+                <w:rFonts w:asciiTheme="majorHAnsi" w:eastAsia="Times New Roman" w:hAnsiTheme="majorHAnsi" w:cstheme="majorHAnsi"/>
+                <w:sz w:val="18"/>
+                <w:szCs w:val="18"/>
+                <w:lang w:val="ru-RU" w:eastAsia="ru-RU"/>
               </w:rPr>
             </w:pPr>
             <w:r>
               <w:rPr>
-                <w:sz w:val="18"/>
-              </w:rPr>
-              <w:t>Admin</w:t>
-            </w:r>
-            <w:r>
-              <w:rPr>
-                <w:sz w:val="18"/>
-                <w:lang w:val="ru-RU"/>
-              </w:rPr>
-              <w:t xml:space="preserve"> выполняет критичные </w:t>
-            </w:r>
-            <w:r>
-              <w:rPr>
-                <w:sz w:val="18"/>
-              </w:rPr>
-              <w:t>admin</w:t>
-            </w:r>
-            <w:r>
-              <w:rPr>
-                <w:sz w:val="18"/>
-                <w:lang w:val="ru-RU"/>
-              </w:rPr>
-              <w:t>-действия; ограниченный пользователь не получает доступ к запрещенным действиям.</w:t>
-            </w:r>
+                <w:rFonts w:asciiTheme="majorHAnsi" w:eastAsia="Times New Roman" w:hAnsiTheme="majorHAnsi" w:cstheme="majorHAnsi"/>
+                <w:sz w:val="18"/>
+                <w:szCs w:val="18"/>
+                <w:lang w:val="ru-RU" w:eastAsia="ru-RU"/>
+              </w:rPr>
+              <w:t xml:space="preserve">Запустить </w:t>
+            </w:r>
+            <w:proofErr w:type="spellStart"/>
+            <w:r>
+              <w:rPr>
+                <w:rFonts w:asciiTheme="majorHAnsi" w:eastAsia="Times New Roman" w:hAnsiTheme="majorHAnsi" w:cstheme="majorHAnsi"/>
+                <w:sz w:val="18"/>
+                <w:szCs w:val="18"/>
+                <w:lang w:val="ru-RU" w:eastAsia="ru-RU"/>
+              </w:rPr>
+              <w:t>build</w:t>
+            </w:r>
+            <w:proofErr w:type="spellEnd"/>
           </w:p>
         </w:tc>
         <w:tc>
           <w:tcPr>
-            <w:tcW w:w="3264" w:type="dxa"/>
-            <w:shd w:val="clear" w:color="auto" w:fill="FFFFFF"/>
-            <w:tcMar>
-              <w:top w:w="80" w:type="dxa"/>
-              <w:left w:w="120" w:type="dxa"/>
-              <w:bottom w:w="80" w:type="dxa"/>
-              <w:right w:w="120" w:type="dxa"/>
-            </w:tcMar>
+            <w:tcW w:w="0" w:type="auto"/>
             <w:vAlign w:val="center"/>
+            <w:hideMark/>
           </w:tcPr>
           <w:p>
             <w:pPr>
-              <w:spacing w:after="0" w:line="252" w:lineRule="auto"/>
+              <w:spacing w:after="0" w:line="360" w:lineRule="auto"/>
+              <w:rPr>
+                <w:rFonts w:asciiTheme="majorHAnsi" w:eastAsia="Times New Roman" w:hAnsiTheme="majorHAnsi" w:cstheme="majorHAnsi"/>
+                <w:sz w:val="18"/>
+                <w:szCs w:val="18"/>
+                <w:lang w:val="ru-RU" w:eastAsia="ru-RU"/>
+              </w:rPr>
             </w:pPr>
             <w:r>
               <w:rPr>
-                <w:sz w:val="18"/>
-              </w:rPr>
-              <w:t>UI/API</w:t>
-            </w:r>
+                <w:rFonts w:asciiTheme="majorHAnsi" w:eastAsia="Times New Roman" w:hAnsiTheme="majorHAnsi" w:cstheme="majorHAnsi"/>
+                <w:sz w:val="18"/>
+                <w:szCs w:val="18"/>
+                <w:lang w:val="ru-RU" w:eastAsia="ru-RU"/>
+              </w:rPr>
+              <w:t>API / E2E</w:t>
+            </w:r>
+          </w:p>
+        </w:tc>
+        <w:tc>
+          <w:tcPr>
+            <w:tcW w:w="0" w:type="auto"/>
+            <w:vAlign w:val="center"/>
+            <w:hideMark/>
+          </w:tcPr>
+          <w:p>
+            <w:pPr>
+              <w:spacing w:after="0" w:line="360" w:lineRule="auto"/>
+              <w:rPr>
+                <w:rFonts w:asciiTheme="majorHAnsi" w:eastAsia="Times New Roman" w:hAnsiTheme="majorHAnsi" w:cstheme="majorHAnsi"/>
+                <w:sz w:val="18"/>
+                <w:szCs w:val="18"/>
+                <w:lang w:val="ru-RU" w:eastAsia="ru-RU"/>
+              </w:rPr>
+            </w:pPr>
+            <w:proofErr w:type="spellStart"/>
+            <w:r>
+              <w:rPr>
+                <w:rFonts w:asciiTheme="majorHAnsi" w:eastAsia="Times New Roman" w:hAnsiTheme="majorHAnsi" w:cstheme="majorHAnsi"/>
+                <w:sz w:val="18"/>
+                <w:szCs w:val="18"/>
+                <w:lang w:val="ru-RU" w:eastAsia="ru-RU"/>
+              </w:rPr>
+              <w:t>Build</w:t>
+            </w:r>
+            <w:proofErr w:type="spellEnd"/>
+            <w:r>
+              <w:rPr>
+                <w:rFonts w:asciiTheme="majorHAnsi" w:eastAsia="Times New Roman" w:hAnsiTheme="majorHAnsi" w:cstheme="majorHAnsi"/>
+                <w:sz w:val="18"/>
+                <w:szCs w:val="18"/>
+                <w:lang w:val="ru-RU" w:eastAsia="ru-RU"/>
+              </w:rPr>
+              <w:t xml:space="preserve"> добавлен в </w:t>
+            </w:r>
+            <w:proofErr w:type="spellStart"/>
+            <w:r>
+              <w:rPr>
+                <w:rFonts w:asciiTheme="majorHAnsi" w:eastAsia="Times New Roman" w:hAnsiTheme="majorHAnsi" w:cstheme="majorHAnsi"/>
+                <w:sz w:val="18"/>
+                <w:szCs w:val="18"/>
+                <w:lang w:val="ru-RU" w:eastAsia="ru-RU"/>
+              </w:rPr>
+              <w:t>build</w:t>
+            </w:r>
+            <w:proofErr w:type="spellEnd"/>
+            <w:r>
+              <w:rPr>
+                <w:rFonts w:asciiTheme="majorHAnsi" w:eastAsia="Times New Roman" w:hAnsiTheme="majorHAnsi" w:cstheme="majorHAnsi"/>
+                <w:sz w:val="18"/>
+                <w:szCs w:val="18"/>
+                <w:lang w:val="ru-RU" w:eastAsia="ru-RU"/>
+              </w:rPr>
+              <w:t xml:space="preserve"> </w:t>
+            </w:r>
+            <w:proofErr w:type="spellStart"/>
+            <w:r>
+              <w:rPr>
+                <w:rFonts w:asciiTheme="majorHAnsi" w:eastAsia="Times New Roman" w:hAnsiTheme="majorHAnsi" w:cstheme="majorHAnsi"/>
+                <w:sz w:val="18"/>
+                <w:szCs w:val="18"/>
+                <w:lang w:val="ru-RU" w:eastAsia="ru-RU"/>
+              </w:rPr>
+              <w:t>queue</w:t>
+            </w:r>
+            <w:proofErr w:type="spellEnd"/>
           </w:p>
         </w:tc>
       </w:tr>
       <w:tr>
         <w:trPr>
-          <w:cantSplit/>
+          <w:tblCellSpacing w:w="15" w:type="dxa"/>
         </w:trPr>
         <w:tc>
           <w:tcPr>
-            <w:tcW w:w="3264" w:type="dxa"/>
-            <w:shd w:val="clear" w:color="auto" w:fill="FFFFFF"/>
-            <w:tcMar>
-              <w:top w:w="80" w:type="dxa"/>
-              <w:left w:w="120" w:type="dxa"/>
-              <w:bottom w:w="80" w:type="dxa"/>
-              <w:right w:w="120" w:type="dxa"/>
-            </w:tcMar>
+            <w:tcW w:w="0" w:type="auto"/>
             <w:vAlign w:val="center"/>
+            <w:hideMark/>
           </w:tcPr>
           <w:p>
             <w:pPr>
-              <w:spacing w:after="0" w:line="252" w:lineRule="auto"/>
+              <w:spacing w:after="0" w:line="360" w:lineRule="auto"/>
+              <w:rPr>
+                <w:rFonts w:asciiTheme="majorHAnsi" w:eastAsia="Times New Roman" w:hAnsiTheme="majorHAnsi" w:cstheme="majorHAnsi"/>
+                <w:sz w:val="18"/>
+                <w:szCs w:val="18"/>
+                <w:lang w:val="ru-RU" w:eastAsia="ru-RU"/>
+              </w:rPr>
             </w:pPr>
-            <w:proofErr w:type="spellStart"/>
-            <w:r>
-              <w:rPr>
-                <w:sz w:val="18"/>
-                <w:szCs w:val="19"/>
-              </w:rPr>
-              <w:t>Авторизовать</w:t>
-            </w:r>
-            <w:proofErr w:type="spellEnd"/>
-            <w:r>
-              <w:rPr>
-                <w:sz w:val="18"/>
-                <w:szCs w:val="19"/>
-              </w:rPr>
-              <w:t xml:space="preserve"> local-agent-1</w:t>
+            <w:r>
+              <w:rPr>
+                <w:rFonts w:asciiTheme="majorHAnsi" w:eastAsia="Times New Roman" w:hAnsiTheme="majorHAnsi" w:cstheme="majorHAnsi"/>
+                <w:sz w:val="18"/>
+                <w:szCs w:val="18"/>
+                <w:lang w:val="ru-RU" w:eastAsia="ru-RU"/>
+              </w:rPr>
+              <w:t>9</w:t>
             </w:r>
           </w:p>
         </w:tc>
         <w:tc>
           <w:tcPr>
-            <w:tcW w:w="3264" w:type="dxa"/>
-            <w:shd w:val="clear" w:color="auto" w:fill="FFFFFF"/>
-            <w:tcMar>
-              <w:top w:w="80" w:type="dxa"/>
-              <w:left w:w="120" w:type="dxa"/>
-              <w:bottom w:w="80" w:type="dxa"/>
-              <w:right w:w="120" w:type="dxa"/>
-            </w:tcMar>
+            <w:tcW w:w="0" w:type="auto"/>
             <w:vAlign w:val="center"/>
+            <w:hideMark/>
           </w:tcPr>
           <w:p>
             <w:pPr>
-              <w:spacing w:after="0" w:line="252" w:lineRule="auto"/>
+              <w:spacing w:after="0" w:line="360" w:lineRule="auto"/>
+              <w:rPr>
+                <w:rFonts w:asciiTheme="majorHAnsi" w:eastAsia="Times New Roman" w:hAnsiTheme="majorHAnsi" w:cstheme="majorHAnsi"/>
+                <w:sz w:val="18"/>
+                <w:szCs w:val="18"/>
+                <w:lang w:val="ru-RU" w:eastAsia="ru-RU"/>
+              </w:rPr>
             </w:pPr>
             <w:r>
               <w:rPr>
-                <w:sz w:val="18"/>
-                <w:szCs w:val="19"/>
-              </w:rPr>
-              <w:t xml:space="preserve">Agent </w:t>
+                <w:rFonts w:asciiTheme="majorHAnsi" w:eastAsia="Times New Roman" w:hAnsiTheme="majorHAnsi" w:cstheme="majorHAnsi"/>
+                <w:sz w:val="18"/>
+                <w:szCs w:val="18"/>
+                <w:lang w:val="ru-RU" w:eastAsia="ru-RU"/>
+              </w:rPr>
+              <w:t xml:space="preserve">Проверить </w:t>
             </w:r>
             <w:proofErr w:type="spellStart"/>
             <w:r>
               <w:rPr>
-                <w:sz w:val="18"/>
-                <w:szCs w:val="19"/>
-              </w:rPr>
-              <w:t>переходит</w:t>
+                <w:rFonts w:asciiTheme="majorHAnsi" w:eastAsia="Times New Roman" w:hAnsiTheme="majorHAnsi" w:cstheme="majorHAnsi"/>
+                <w:sz w:val="18"/>
+                <w:szCs w:val="18"/>
+                <w:lang w:val="ru-RU" w:eastAsia="ru-RU"/>
+              </w:rPr>
+              <w:t>build</w:t>
             </w:r>
             <w:proofErr w:type="spellEnd"/>
             <w:r>
               <w:rPr>
-                <w:sz w:val="18"/>
-                <w:szCs w:val="19"/>
+                <w:rFonts w:asciiTheme="majorHAnsi" w:eastAsia="Times New Roman" w:hAnsiTheme="majorHAnsi" w:cstheme="majorHAnsi"/>
+                <w:sz w:val="18"/>
+                <w:szCs w:val="18"/>
+                <w:lang w:val="ru-RU" w:eastAsia="ru-RU"/>
               </w:rPr>
               <w:t xml:space="preserve"> </w:t>
             </w:r>
             <w:proofErr w:type="spellStart"/>
             <w:r>
               <w:rPr>
-                <w:sz w:val="18"/>
-                <w:szCs w:val="19"/>
-              </w:rPr>
-              <w:t>из</w:t>
+                <w:rFonts w:asciiTheme="majorHAnsi" w:eastAsia="Times New Roman" w:hAnsiTheme="majorHAnsi" w:cstheme="majorHAnsi"/>
+                <w:sz w:val="18"/>
+                <w:szCs w:val="18"/>
+                <w:lang w:val="ru-RU" w:eastAsia="ru-RU"/>
+              </w:rPr>
+              <w:t>execution</w:t>
             </w:r>
             <w:proofErr w:type="spellEnd"/>
-            <w:r>
-              <w:rPr>
-                <w:sz w:val="18"/>
-                <w:szCs w:val="19"/>
-              </w:rPr>
-              <w:t xml:space="preserve"> Unauthorized в Connected/Idle.</w:t>
-            </w:r>
           </w:p>
         </w:tc>
         <w:tc>
           <w:tcPr>
-            <w:tcW w:w="3264" w:type="dxa"/>
-            <w:shd w:val="clear" w:color="auto" w:fill="FFFFFF"/>
-            <w:tcMar>
-              <w:top w:w="80" w:type="dxa"/>
-              <w:left w:w="120" w:type="dxa"/>
-              <w:bottom w:w="80" w:type="dxa"/>
-              <w:right w:w="120" w:type="dxa"/>
-            </w:tcMar>
+            <w:tcW w:w="0" w:type="auto"/>
             <w:vAlign w:val="center"/>
+            <w:hideMark/>
           </w:tcPr>
           <w:p>
             <w:pPr>
-              <w:spacing w:after="0" w:line="252" w:lineRule="auto"/>
+              <w:spacing w:after="0" w:line="360" w:lineRule="auto"/>
+              <w:rPr>
+                <w:rFonts w:asciiTheme="majorHAnsi" w:eastAsia="Times New Roman" w:hAnsiTheme="majorHAnsi" w:cstheme="majorHAnsi"/>
+                <w:sz w:val="18"/>
+                <w:szCs w:val="18"/>
+                <w:lang w:val="ru-RU" w:eastAsia="ru-RU"/>
+              </w:rPr>
             </w:pPr>
             <w:r>
               <w:rPr>
-                <w:sz w:val="18"/>
-                <w:szCs w:val="19"/>
-              </w:rPr>
-              <w:t>UI/API</w:t>
+                <w:rFonts w:asciiTheme="majorHAnsi" w:eastAsia="Times New Roman" w:hAnsiTheme="majorHAnsi" w:cstheme="majorHAnsi"/>
+                <w:sz w:val="18"/>
+                <w:szCs w:val="18"/>
+                <w:lang w:val="ru-RU" w:eastAsia="ru-RU"/>
+              </w:rPr>
+              <w:t>API / E2E</w:t>
+            </w:r>
+          </w:p>
+        </w:tc>
+        <w:tc>
+          <w:tcPr>
+            <w:tcW w:w="0" w:type="auto"/>
+            <w:vAlign w:val="center"/>
+            <w:hideMark/>
+          </w:tcPr>
+          <w:p>
+            <w:pPr>
+              <w:spacing w:after="0" w:line="360" w:lineRule="auto"/>
+              <w:rPr>
+                <w:rFonts w:asciiTheme="majorHAnsi" w:eastAsia="Times New Roman" w:hAnsiTheme="majorHAnsi" w:cstheme="majorHAnsi"/>
+                <w:sz w:val="18"/>
+                <w:szCs w:val="18"/>
+                <w:lang w:val="ru-RU" w:eastAsia="ru-RU"/>
+              </w:rPr>
+            </w:pPr>
+            <w:proofErr w:type="spellStart"/>
+            <w:r>
+              <w:rPr>
+                <w:rFonts w:asciiTheme="majorHAnsi" w:eastAsia="Times New Roman" w:hAnsiTheme="majorHAnsi" w:cstheme="majorHAnsi"/>
+                <w:sz w:val="18"/>
+                <w:szCs w:val="18"/>
+                <w:lang w:val="ru-RU" w:eastAsia="ru-RU"/>
+              </w:rPr>
+              <w:t>Build</w:t>
+            </w:r>
+            <w:proofErr w:type="spellEnd"/>
+            <w:r>
+              <w:rPr>
+                <w:rFonts w:asciiTheme="majorHAnsi" w:eastAsia="Times New Roman" w:hAnsiTheme="majorHAnsi" w:cstheme="majorHAnsi"/>
+                <w:sz w:val="18"/>
+                <w:szCs w:val="18"/>
+                <w:lang w:val="ru-RU" w:eastAsia="ru-RU"/>
+              </w:rPr>
+              <w:t xml:space="preserve"> стартует на </w:t>
+            </w:r>
+            <w:proofErr w:type="spellStart"/>
+            <w:r>
+              <w:rPr>
+                <w:rFonts w:asciiTheme="majorHAnsi" w:eastAsia="Times New Roman" w:hAnsiTheme="majorHAnsi" w:cstheme="majorHAnsi"/>
+                <w:sz w:val="18"/>
+                <w:szCs w:val="18"/>
+                <w:lang w:val="ru-RU" w:eastAsia="ru-RU"/>
+              </w:rPr>
+              <w:t>agent</w:t>
+            </w:r>
+            <w:proofErr w:type="spellEnd"/>
+            <w:r>
+              <w:rPr>
+                <w:rFonts w:asciiTheme="majorHAnsi" w:eastAsia="Times New Roman" w:hAnsiTheme="majorHAnsi" w:cstheme="majorHAnsi"/>
+                <w:sz w:val="18"/>
+                <w:szCs w:val="18"/>
+                <w:lang w:val="ru-RU" w:eastAsia="ru-RU"/>
+              </w:rPr>
+              <w:t xml:space="preserve"> и завершается ожидаемым статусом</w:t>
             </w:r>
           </w:p>
         </w:tc>
       </w:tr>
       <w:tr>
         <w:trPr>
-          <w:cantSplit/>
+          <w:tblCellSpacing w:w="15" w:type="dxa"/>
         </w:trPr>
         <w:tc>
           <w:tcPr>
-            <w:tcW w:w="3264" w:type="dxa"/>
-            <w:shd w:val="clear" w:color="auto" w:fill="FFFFFF"/>
-            <w:tcMar>
-              <w:top w:w="80" w:type="dxa"/>
-              <w:left w:w="120" w:type="dxa"/>
-              <w:bottom w:w="80" w:type="dxa"/>
-              <w:right w:w="120" w:type="dxa"/>
-            </w:tcMar>
+            <w:tcW w:w="0" w:type="auto"/>
             <w:vAlign w:val="center"/>
+            <w:hideMark/>
           </w:tcPr>
           <w:p>
             <w:pPr>
-              <w:spacing w:after="0" w:line="252" w:lineRule="auto"/>
+              <w:spacing w:after="0" w:line="360" w:lineRule="auto"/>
+              <w:rPr>
+                <w:rFonts w:asciiTheme="majorHAnsi" w:eastAsia="Times New Roman" w:hAnsiTheme="majorHAnsi" w:cstheme="majorHAnsi"/>
+                <w:sz w:val="18"/>
+                <w:szCs w:val="18"/>
+                <w:lang w:val="ru-RU" w:eastAsia="ru-RU"/>
+              </w:rPr>
             </w:pPr>
-            <w:proofErr w:type="spellStart"/>
-            <w:r>
-              <w:rPr>
-                <w:sz w:val="18"/>
-                <w:szCs w:val="19"/>
-              </w:rPr>
-              <w:t>Создать</w:t>
-            </w:r>
-            <w:proofErr w:type="spellEnd"/>
-            <w:r>
-              <w:rPr>
-                <w:sz w:val="18"/>
-                <w:szCs w:val="19"/>
-              </w:rPr>
-              <w:t xml:space="preserve"> project</w:t>
+            <w:r>
+              <w:rPr>
+                <w:rFonts w:asciiTheme="majorHAnsi" w:eastAsia="Times New Roman" w:hAnsiTheme="majorHAnsi" w:cstheme="majorHAnsi"/>
+                <w:sz w:val="18"/>
+                <w:szCs w:val="18"/>
+                <w:lang w:val="ru-RU" w:eastAsia="ru-RU"/>
+              </w:rPr>
+              <w:t>10</w:t>
             </w:r>
           </w:p>
         </w:tc>
         <w:tc>
           <w:tcPr>
-            <w:tcW w:w="3264" w:type="dxa"/>
-            <w:shd w:val="clear" w:color="auto" w:fill="FFFFFF"/>
-            <w:tcMar>
-              <w:top w:w="80" w:type="dxa"/>
-              <w:left w:w="120" w:type="dxa"/>
-              <w:bottom w:w="80" w:type="dxa"/>
-              <w:right w:w="120" w:type="dxa"/>
-            </w:tcMar>
+            <w:tcW w:w="0" w:type="auto"/>
             <w:vAlign w:val="center"/>
+            <w:hideMark/>
           </w:tcPr>
           <w:p>
             <w:pPr>
-              <w:spacing w:after="0" w:line="252" w:lineRule="auto"/>
+              <w:spacing w:after="0" w:line="360" w:lineRule="auto"/>
+              <w:rPr>
+                <w:rFonts w:asciiTheme="majorHAnsi" w:eastAsia="Times New Roman" w:hAnsiTheme="majorHAnsi" w:cstheme="majorHAnsi"/>
+                <w:sz w:val="18"/>
+                <w:szCs w:val="18"/>
+                <w:lang w:val="en-US" w:eastAsia="ru-RU"/>
+              </w:rPr>
             </w:pPr>
             <w:r>
               <w:rPr>
-                <w:sz w:val="18"/>
-                <w:szCs w:val="19"/>
-              </w:rPr>
-              <w:t xml:space="preserve">Project </w:t>
-            </w:r>
-            <w:proofErr w:type="spellStart"/>
-            <w:r>
-              <w:rPr>
-                <w:sz w:val="18"/>
-                <w:szCs w:val="19"/>
-              </w:rPr>
-              <w:t>появляется</w:t>
-            </w:r>
-            <w:proofErr w:type="spellEnd"/>
-            <w:r>
-              <w:rPr>
-                <w:sz w:val="18"/>
-                <w:szCs w:val="19"/>
-              </w:rPr>
-              <w:t xml:space="preserve"> в TeamCity.</w:t>
+                <w:rFonts w:asciiTheme="majorHAnsi" w:eastAsia="Times New Roman" w:hAnsiTheme="majorHAnsi" w:cstheme="majorHAnsi"/>
+                <w:sz w:val="18"/>
+                <w:szCs w:val="18"/>
+                <w:lang w:val="ru-RU" w:eastAsia="ru-RU"/>
+              </w:rPr>
+              <w:t>Проверить</w:t>
+            </w:r>
+            <w:r>
+              <w:rPr>
+                <w:rFonts w:asciiTheme="majorHAnsi" w:eastAsia="Times New Roman" w:hAnsiTheme="majorHAnsi" w:cstheme="majorHAnsi"/>
+                <w:sz w:val="18"/>
+                <w:szCs w:val="18"/>
+                <w:lang w:val="en-US" w:eastAsia="ru-RU"/>
+              </w:rPr>
+              <w:t xml:space="preserve"> build result/log metadata</w:t>
             </w:r>
           </w:p>
         </w:tc>
         <w:tc>
           <w:tcPr>
-            <w:tcW w:w="3264" w:type="dxa"/>
-            <w:shd w:val="clear" w:color="auto" w:fill="FFFFFF"/>
-            <w:tcMar>
-              <w:top w:w="80" w:type="dxa"/>
-              <w:left w:w="120" w:type="dxa"/>
-              <w:bottom w:w="80" w:type="dxa"/>
-              <w:right w:w="120" w:type="dxa"/>
-            </w:tcMar>
+            <w:tcW w:w="0" w:type="auto"/>
             <w:vAlign w:val="center"/>
+            <w:hideMark/>
           </w:tcPr>
           <w:p>
             <w:pPr>
-              <w:spacing w:after="0" w:line="252" w:lineRule="auto"/>
+              <w:spacing w:after="0" w:line="360" w:lineRule="auto"/>
+              <w:rPr>
+                <w:rFonts w:asciiTheme="majorHAnsi" w:eastAsia="Times New Roman" w:hAnsiTheme="majorHAnsi" w:cstheme="majorHAnsi"/>
+                <w:sz w:val="18"/>
+                <w:szCs w:val="18"/>
+                <w:lang w:val="ru-RU" w:eastAsia="ru-RU"/>
+              </w:rPr>
             </w:pPr>
             <w:r>
               <w:rPr>
-                <w:sz w:val="18"/>
-                <w:szCs w:val="19"/>
+                <w:rFonts w:asciiTheme="majorHAnsi" w:eastAsia="Times New Roman" w:hAnsiTheme="majorHAnsi" w:cstheme="majorHAnsi"/>
+                <w:sz w:val="18"/>
+                <w:szCs w:val="18"/>
+                <w:lang w:val="ru-RU" w:eastAsia="ru-RU"/>
               </w:rPr>
               <w:t>API</w:t>
+            </w:r>
+          </w:p>
+        </w:tc>
+        <w:tc>
+          <w:tcPr>
+            <w:tcW w:w="0" w:type="auto"/>
+            <w:vAlign w:val="center"/>
+            <w:hideMark/>
+          </w:tcPr>
+          <w:p>
+            <w:pPr>
+              <w:spacing w:after="0" w:line="360" w:lineRule="auto"/>
+              <w:rPr>
+                <w:rFonts w:asciiTheme="majorHAnsi" w:eastAsia="Times New Roman" w:hAnsiTheme="majorHAnsi" w:cstheme="majorHAnsi"/>
+                <w:sz w:val="18"/>
+                <w:szCs w:val="18"/>
+                <w:lang w:val="ru-RU" w:eastAsia="ru-RU"/>
+              </w:rPr>
+            </w:pPr>
+            <w:r>
+              <w:rPr>
+                <w:rFonts w:asciiTheme="majorHAnsi" w:eastAsia="Times New Roman" w:hAnsiTheme="majorHAnsi" w:cstheme="majorHAnsi"/>
+                <w:sz w:val="18"/>
+                <w:szCs w:val="18"/>
+                <w:lang w:val="ru-RU" w:eastAsia="ru-RU"/>
+              </w:rPr>
+              <w:t>Статус, история и базовая информация о логах доступны через REST API</w:t>
             </w:r>
           </w:p>
         </w:tc>
       </w:tr>
       <w:tr>
         <w:trPr>
-          <w:cantSplit/>
+          <w:tblCellSpacing w:w="15" w:type="dxa"/>
         </w:trPr>
         <w:tc>
           <w:tcPr>
-            <w:tcW w:w="3264" w:type="dxa"/>
-            <w:shd w:val="clear" w:color="auto" w:fill="FFFFFF"/>
-            <w:tcMar>
-              <w:top w:w="80" w:type="dxa"/>
-              <w:left w:w="120" w:type="dxa"/>
-              <w:bottom w:w="80" w:type="dxa"/>
-              <w:right w:w="120" w:type="dxa"/>
-            </w:tcMar>
+            <w:tcW w:w="0" w:type="auto"/>
             <w:vAlign w:val="center"/>
+            <w:hideMark/>
           </w:tcPr>
           <w:p>
             <w:pPr>
-              <w:spacing w:after="0" w:line="252" w:lineRule="auto"/>
+              <w:spacing w:after="0" w:line="360" w:lineRule="auto"/>
+              <w:rPr>
+                <w:rFonts w:asciiTheme="majorHAnsi" w:eastAsia="Times New Roman" w:hAnsiTheme="majorHAnsi" w:cstheme="majorHAnsi"/>
+                <w:sz w:val="18"/>
+                <w:szCs w:val="18"/>
+                <w:lang w:val="ru-RU" w:eastAsia="ru-RU"/>
+              </w:rPr>
             </w:pPr>
-            <w:proofErr w:type="spellStart"/>
-            <w:r>
-              <w:rPr>
-                <w:sz w:val="18"/>
-                <w:szCs w:val="19"/>
-              </w:rPr>
-              <w:t>Создать</w:t>
-            </w:r>
-            <w:proofErr w:type="spellEnd"/>
-            <w:r>
-              <w:rPr>
-                <w:sz w:val="18"/>
-                <w:szCs w:val="19"/>
-              </w:rPr>
-              <w:t xml:space="preserve"> build configuration</w:t>
+            <w:r>
+              <w:rPr>
+                <w:rFonts w:asciiTheme="majorHAnsi" w:eastAsia="Times New Roman" w:hAnsiTheme="majorHAnsi" w:cstheme="majorHAnsi"/>
+                <w:sz w:val="18"/>
+                <w:szCs w:val="18"/>
+                <w:lang w:val="ru-RU" w:eastAsia="ru-RU"/>
+              </w:rPr>
+              <w:t>11</w:t>
             </w:r>
           </w:p>
         </w:tc>
         <w:tc>
           <w:tcPr>
-            <w:tcW w:w="3264" w:type="dxa"/>
-            <w:shd w:val="clear" w:color="auto" w:fill="FFFFFF"/>
-            <w:tcMar>
-              <w:top w:w="80" w:type="dxa"/>
-              <w:left w:w="120" w:type="dxa"/>
-              <w:bottom w:w="80" w:type="dxa"/>
-              <w:right w:w="120" w:type="dxa"/>
-            </w:tcMar>
+            <w:tcW w:w="0" w:type="auto"/>
             <w:vAlign w:val="center"/>
+            <w:hideMark/>
           </w:tcPr>
           <w:p>
             <w:pPr>
-              <w:spacing w:after="0" w:line="252" w:lineRule="auto"/>
-              <w:rPr>
-                <w:lang w:val="ru-RU"/>
+              <w:spacing w:after="0" w:line="360" w:lineRule="auto"/>
+              <w:rPr>
+                <w:rFonts w:asciiTheme="majorHAnsi" w:eastAsia="Times New Roman" w:hAnsiTheme="majorHAnsi" w:cstheme="majorHAnsi"/>
+                <w:sz w:val="18"/>
+                <w:szCs w:val="18"/>
+                <w:lang w:val="ru-RU" w:eastAsia="ru-RU"/>
               </w:rPr>
             </w:pPr>
             <w:r>
               <w:rPr>
-                <w:sz w:val="18"/>
-                <w:szCs w:val="19"/>
-              </w:rPr>
-              <w:t>Build</w:t>
-            </w:r>
-            <w:r>
-              <w:rPr>
-                <w:sz w:val="18"/>
-                <w:szCs w:val="19"/>
-                <w:lang w:val="ru-RU"/>
-              </w:rPr>
-              <w:t xml:space="preserve"> </w:t>
-            </w:r>
-            <w:r>
-              <w:rPr>
-                <w:sz w:val="18"/>
-                <w:szCs w:val="19"/>
-              </w:rPr>
-              <w:t>configuration</w:t>
-            </w:r>
-            <w:r>
-              <w:rPr>
-                <w:sz w:val="18"/>
-                <w:szCs w:val="19"/>
-                <w:lang w:val="ru-RU"/>
-              </w:rPr>
-              <w:t xml:space="preserve"> создана и готова к запуску.</w:t>
+                <w:rFonts w:asciiTheme="majorHAnsi" w:eastAsia="Times New Roman" w:hAnsiTheme="majorHAnsi" w:cstheme="majorHAnsi"/>
+                <w:sz w:val="18"/>
+                <w:szCs w:val="18"/>
+                <w:lang w:val="ru-RU" w:eastAsia="ru-RU"/>
+              </w:rPr>
+              <w:t xml:space="preserve">Выполнить </w:t>
+            </w:r>
+            <w:proofErr w:type="spellStart"/>
+            <w:r>
+              <w:rPr>
+                <w:rFonts w:asciiTheme="majorHAnsi" w:eastAsia="Times New Roman" w:hAnsiTheme="majorHAnsi" w:cstheme="majorHAnsi"/>
+                <w:sz w:val="18"/>
+                <w:szCs w:val="18"/>
+                <w:lang w:val="ru-RU" w:eastAsia="ru-RU"/>
+              </w:rPr>
+              <w:t>read-only</w:t>
+            </w:r>
+            <w:proofErr w:type="spellEnd"/>
+            <w:r>
+              <w:rPr>
+                <w:rFonts w:asciiTheme="majorHAnsi" w:eastAsia="Times New Roman" w:hAnsiTheme="majorHAnsi" w:cstheme="majorHAnsi"/>
+                <w:sz w:val="18"/>
+                <w:szCs w:val="18"/>
+                <w:lang w:val="ru-RU" w:eastAsia="ru-RU"/>
+              </w:rPr>
+              <w:t xml:space="preserve"> UI </w:t>
+            </w:r>
+            <w:r>
+              <w:rPr>
+                <w:rFonts w:asciiTheme="majorHAnsi" w:eastAsia="Times New Roman" w:hAnsiTheme="majorHAnsi" w:cstheme="majorHAnsi"/>
+                <w:sz w:val="18"/>
+                <w:szCs w:val="18"/>
+                <w:lang w:val="ru-RU" w:eastAsia="ru-RU"/>
+              </w:rPr>
+              <w:t>проверку</w:t>
+            </w:r>
+            <w:r>
+              <w:rPr>
+                <w:rFonts w:asciiTheme="majorHAnsi" w:eastAsia="Times New Roman" w:hAnsiTheme="majorHAnsi" w:cstheme="majorHAnsi"/>
+                <w:sz w:val="18"/>
+                <w:szCs w:val="18"/>
+                <w:lang w:val="ru-RU" w:eastAsia="ru-RU"/>
+              </w:rPr>
+              <w:t xml:space="preserve"> результата</w:t>
             </w:r>
           </w:p>
         </w:tc>
         <w:tc>
           <w:tcPr>
-            <w:tcW w:w="3264" w:type="dxa"/>
-            <w:shd w:val="clear" w:color="auto" w:fill="FFFFFF"/>
-            <w:tcMar>
-              <w:top w:w="80" w:type="dxa"/>
-              <w:left w:w="120" w:type="dxa"/>
-              <w:bottom w:w="80" w:type="dxa"/>
-              <w:right w:w="120" w:type="dxa"/>
-            </w:tcMar>
+            <w:tcW w:w="0" w:type="auto"/>
             <w:vAlign w:val="center"/>
+            <w:hideMark/>
           </w:tcPr>
           <w:p>
             <w:pPr>
-              <w:spacing w:after="0" w:line="252" w:lineRule="auto"/>
+              <w:spacing w:after="0" w:line="360" w:lineRule="auto"/>
+              <w:rPr>
+                <w:rFonts w:asciiTheme="majorHAnsi" w:eastAsia="Times New Roman" w:hAnsiTheme="majorHAnsi" w:cstheme="majorHAnsi"/>
+                <w:sz w:val="18"/>
+                <w:szCs w:val="18"/>
+                <w:lang w:val="ru-RU" w:eastAsia="ru-RU"/>
+              </w:rPr>
             </w:pPr>
             <w:r>
               <w:rPr>
-                <w:sz w:val="18"/>
-                <w:szCs w:val="19"/>
-              </w:rPr>
-              <w:t>API</w:t>
+                <w:rFonts w:asciiTheme="majorHAnsi" w:eastAsia="Times New Roman" w:hAnsiTheme="majorHAnsi" w:cstheme="majorHAnsi"/>
+                <w:sz w:val="18"/>
+                <w:szCs w:val="18"/>
+                <w:lang w:val="ru-RU" w:eastAsia="ru-RU"/>
+              </w:rPr>
+              <w:t>UI Smoke</w:t>
+            </w:r>
+          </w:p>
+        </w:tc>
+        <w:tc>
+          <w:tcPr>
+            <w:tcW w:w="0" w:type="auto"/>
+            <w:vAlign w:val="center"/>
+            <w:hideMark/>
+          </w:tcPr>
+          <w:p>
+            <w:pPr>
+              <w:spacing w:after="0" w:line="360" w:lineRule="auto"/>
+              <w:rPr>
+                <w:rFonts w:asciiTheme="majorHAnsi" w:eastAsia="Times New Roman" w:hAnsiTheme="majorHAnsi" w:cstheme="majorHAnsi"/>
+                <w:sz w:val="18"/>
+                <w:szCs w:val="18"/>
+                <w:lang w:val="ru-RU" w:eastAsia="ru-RU"/>
+              </w:rPr>
+            </w:pPr>
+            <w:proofErr w:type="spellStart"/>
+            <w:r>
+              <w:rPr>
+                <w:rFonts w:asciiTheme="majorHAnsi" w:eastAsia="Times New Roman" w:hAnsiTheme="majorHAnsi" w:cstheme="majorHAnsi"/>
+                <w:sz w:val="18"/>
+                <w:szCs w:val="18"/>
+                <w:lang w:val="ru-RU" w:eastAsia="ru-RU"/>
+              </w:rPr>
+              <w:t>Queue</w:t>
+            </w:r>
+            <w:proofErr w:type="spellEnd"/>
+            <w:r>
+              <w:rPr>
+                <w:rFonts w:asciiTheme="majorHAnsi" w:eastAsia="Times New Roman" w:hAnsiTheme="majorHAnsi" w:cstheme="majorHAnsi"/>
+                <w:sz w:val="18"/>
+                <w:szCs w:val="18"/>
+                <w:lang w:val="ru-RU" w:eastAsia="ru-RU"/>
+              </w:rPr>
+              <w:t>/</w:t>
+            </w:r>
+            <w:proofErr w:type="spellStart"/>
+            <w:r>
+              <w:rPr>
+                <w:rFonts w:asciiTheme="majorHAnsi" w:eastAsia="Times New Roman" w:hAnsiTheme="majorHAnsi" w:cstheme="majorHAnsi"/>
+                <w:sz w:val="18"/>
+                <w:szCs w:val="18"/>
+                <w:lang w:val="ru-RU" w:eastAsia="ru-RU"/>
+              </w:rPr>
+              <w:t>Build</w:t>
+            </w:r>
+            <w:proofErr w:type="spellEnd"/>
+            <w:r>
+              <w:rPr>
+                <w:rFonts w:asciiTheme="majorHAnsi" w:eastAsia="Times New Roman" w:hAnsiTheme="majorHAnsi" w:cstheme="majorHAnsi"/>
+                <w:sz w:val="18"/>
+                <w:szCs w:val="18"/>
+                <w:lang w:val="ru-RU" w:eastAsia="ru-RU"/>
+              </w:rPr>
+              <w:t xml:space="preserve"> </w:t>
+            </w:r>
+            <w:proofErr w:type="spellStart"/>
+            <w:r>
+              <w:rPr>
+                <w:rFonts w:asciiTheme="majorHAnsi" w:eastAsia="Times New Roman" w:hAnsiTheme="majorHAnsi" w:cstheme="majorHAnsi"/>
+                <w:sz w:val="18"/>
+                <w:szCs w:val="18"/>
+                <w:lang w:val="ru-RU" w:eastAsia="ru-RU"/>
+              </w:rPr>
+              <w:t>Result</w:t>
+            </w:r>
+            <w:proofErr w:type="spellEnd"/>
+            <w:r>
+              <w:rPr>
+                <w:rFonts w:asciiTheme="majorHAnsi" w:eastAsia="Times New Roman" w:hAnsiTheme="majorHAnsi" w:cstheme="majorHAnsi"/>
+                <w:sz w:val="18"/>
+                <w:szCs w:val="18"/>
+                <w:lang w:val="ru-RU" w:eastAsia="ru-RU"/>
+              </w:rPr>
+              <w:t xml:space="preserve"> </w:t>
+            </w:r>
+            <w:proofErr w:type="spellStart"/>
+            <w:r>
+              <w:rPr>
+                <w:rFonts w:asciiTheme="majorHAnsi" w:eastAsia="Times New Roman" w:hAnsiTheme="majorHAnsi" w:cstheme="majorHAnsi"/>
+                <w:sz w:val="18"/>
+                <w:szCs w:val="18"/>
+                <w:lang w:val="ru-RU" w:eastAsia="ru-RU"/>
+              </w:rPr>
+              <w:t>page</w:t>
+            </w:r>
+            <w:proofErr w:type="spellEnd"/>
+            <w:r>
+              <w:rPr>
+                <w:rFonts w:asciiTheme="majorHAnsi" w:eastAsia="Times New Roman" w:hAnsiTheme="majorHAnsi" w:cstheme="majorHAnsi"/>
+                <w:sz w:val="18"/>
+                <w:szCs w:val="18"/>
+                <w:lang w:val="ru-RU" w:eastAsia="ru-RU"/>
+              </w:rPr>
+              <w:t xml:space="preserve"> открывается, результат </w:t>
+            </w:r>
+            <w:proofErr w:type="spellStart"/>
+            <w:r>
+              <w:rPr>
+                <w:rFonts w:asciiTheme="majorHAnsi" w:eastAsia="Times New Roman" w:hAnsiTheme="majorHAnsi" w:cstheme="majorHAnsi"/>
+                <w:sz w:val="18"/>
+                <w:szCs w:val="18"/>
+                <w:lang w:val="ru-RU" w:eastAsia="ru-RU"/>
+              </w:rPr>
+              <w:t>build</w:t>
+            </w:r>
+            <w:proofErr w:type="spellEnd"/>
+            <w:r>
+              <w:rPr>
+                <w:rFonts w:asciiTheme="majorHAnsi" w:eastAsia="Times New Roman" w:hAnsiTheme="majorHAnsi" w:cstheme="majorHAnsi"/>
+                <w:sz w:val="18"/>
+                <w:szCs w:val="18"/>
+                <w:lang w:val="ru-RU" w:eastAsia="ru-RU"/>
+              </w:rPr>
+              <w:t xml:space="preserve"> виден в UI</w:t>
             </w:r>
           </w:p>
         </w:tc>
       </w:tr>
       <w:tr>
         <w:trPr>
-          <w:cantSplit/>
+          <w:tblCellSpacing w:w="15" w:type="dxa"/>
         </w:trPr>
         <w:tc>
           <w:tcPr>
-            <w:tcW w:w="3264" w:type="dxa"/>
-            <w:shd w:val="clear" w:color="auto" w:fill="FFFFFF"/>
-            <w:tcMar>
-              <w:top w:w="80" w:type="dxa"/>
-              <w:left w:w="120" w:type="dxa"/>
-              <w:bottom w:w="80" w:type="dxa"/>
-              <w:right w:w="120" w:type="dxa"/>
-            </w:tcMar>
+            <w:tcW w:w="0" w:type="auto"/>
             <w:vAlign w:val="center"/>
+            <w:hideMark/>
           </w:tcPr>
           <w:p>
             <w:pPr>
-              <w:spacing w:after="0" w:line="252" w:lineRule="auto"/>
+              <w:spacing w:after="0" w:line="360" w:lineRule="auto"/>
+              <w:rPr>
+                <w:rFonts w:asciiTheme="majorHAnsi" w:eastAsia="Times New Roman" w:hAnsiTheme="majorHAnsi" w:cstheme="majorHAnsi"/>
+                <w:sz w:val="18"/>
+                <w:szCs w:val="18"/>
+                <w:lang w:val="ru-RU" w:eastAsia="ru-RU"/>
+              </w:rPr>
             </w:pPr>
-            <w:proofErr w:type="spellStart"/>
-            <w:r>
-              <w:rPr>
-                <w:sz w:val="18"/>
-                <w:szCs w:val="19"/>
-              </w:rPr>
-              <w:t>Запустить</w:t>
-            </w:r>
-            <w:proofErr w:type="spellEnd"/>
-            <w:r>
-              <w:rPr>
-                <w:sz w:val="18"/>
-                <w:szCs w:val="19"/>
-              </w:rPr>
-              <w:t xml:space="preserve"> </w:t>
-            </w:r>
-            <w:proofErr w:type="spellStart"/>
-            <w:r>
-              <w:rPr>
-                <w:sz w:val="18"/>
-                <w:szCs w:val="19"/>
-              </w:rPr>
-              <w:t>простой</w:t>
-            </w:r>
-            <w:proofErr w:type="spellEnd"/>
-            <w:r>
-              <w:rPr>
-                <w:sz w:val="18"/>
-                <w:szCs w:val="19"/>
-              </w:rPr>
-              <w:t xml:space="preserve"> build</w:t>
+            <w:r>
+              <w:rPr>
+                <w:rFonts w:asciiTheme="majorHAnsi" w:eastAsia="Times New Roman" w:hAnsiTheme="majorHAnsi" w:cstheme="majorHAnsi"/>
+                <w:sz w:val="18"/>
+                <w:szCs w:val="18"/>
+                <w:lang w:val="ru-RU" w:eastAsia="ru-RU"/>
+              </w:rPr>
+              <w:t>12</w:t>
             </w:r>
           </w:p>
         </w:tc>
         <w:tc>
           <w:tcPr>
-            <w:tcW w:w="3264" w:type="dxa"/>
-            <w:shd w:val="clear" w:color="auto" w:fill="FFFFFF"/>
-            <w:tcMar>
-              <w:top w:w="80" w:type="dxa"/>
-              <w:left w:w="120" w:type="dxa"/>
-              <w:bottom w:w="80" w:type="dxa"/>
-              <w:right w:w="120" w:type="dxa"/>
-            </w:tcMar>
+            <w:tcW w:w="0" w:type="auto"/>
             <w:vAlign w:val="center"/>
+            <w:hideMark/>
           </w:tcPr>
           <w:p>
             <w:pPr>
-              <w:spacing w:after="0" w:line="252" w:lineRule="auto"/>
-              <w:rPr>
-                <w:lang w:val="ru-RU"/>
+              <w:spacing w:after="0" w:line="360" w:lineRule="auto"/>
+              <w:rPr>
+                <w:rFonts w:asciiTheme="majorHAnsi" w:eastAsia="Times New Roman" w:hAnsiTheme="majorHAnsi" w:cstheme="majorHAnsi"/>
+                <w:sz w:val="18"/>
+                <w:szCs w:val="18"/>
+                <w:lang w:val="ru-RU" w:eastAsia="ru-RU"/>
               </w:rPr>
             </w:pPr>
             <w:r>
               <w:rPr>
-                <w:sz w:val="18"/>
-                <w:szCs w:val="19"/>
-              </w:rPr>
-              <w:t>Build</w:t>
-            </w:r>
-            <w:r>
-              <w:rPr>
-                <w:sz w:val="18"/>
-                <w:szCs w:val="19"/>
-                <w:lang w:val="ru-RU"/>
-              </w:rPr>
-              <w:t xml:space="preserve"> стартует на </w:t>
-            </w:r>
-            <w:r>
-              <w:rPr>
-                <w:sz w:val="18"/>
-                <w:szCs w:val="19"/>
-              </w:rPr>
-              <w:t>agent</w:t>
-            </w:r>
-            <w:r>
-              <w:rPr>
-                <w:sz w:val="18"/>
-                <w:szCs w:val="19"/>
-                <w:lang w:val="ru-RU"/>
-              </w:rPr>
-              <w:t xml:space="preserve"> и завершается ожидаемым статусом.</w:t>
+                <w:rFonts w:asciiTheme="majorHAnsi" w:eastAsia="Times New Roman" w:hAnsiTheme="majorHAnsi" w:cstheme="majorHAnsi"/>
+                <w:sz w:val="18"/>
+                <w:szCs w:val="18"/>
+                <w:lang w:val="ru-RU" w:eastAsia="ru-RU"/>
+              </w:rPr>
+              <w:t>Очистить тестовые данные</w:t>
             </w:r>
           </w:p>
         </w:tc>
         <w:tc>
           <w:tcPr>
-            <w:tcW w:w="3264" w:type="dxa"/>
-            <w:shd w:val="clear" w:color="auto" w:fill="FFFFFF"/>
-            <w:tcMar>
-              <w:top w:w="80" w:type="dxa"/>
-              <w:left w:w="120" w:type="dxa"/>
-              <w:bottom w:w="80" w:type="dxa"/>
-              <w:right w:w="120" w:type="dxa"/>
-            </w:tcMar>
+            <w:tcW w:w="0" w:type="auto"/>
             <w:vAlign w:val="center"/>
+            <w:hideMark/>
           </w:tcPr>
           <w:p>
             <w:pPr>
-              <w:spacing w:after="0" w:line="252" w:lineRule="auto"/>
+              <w:spacing w:after="0" w:line="360" w:lineRule="auto"/>
+              <w:rPr>
+                <w:rFonts w:asciiTheme="majorHAnsi" w:eastAsia="Times New Roman" w:hAnsiTheme="majorHAnsi" w:cstheme="majorHAnsi"/>
+                <w:sz w:val="18"/>
+                <w:szCs w:val="18"/>
+                <w:lang w:val="ru-RU" w:eastAsia="ru-RU"/>
+              </w:rPr>
             </w:pPr>
             <w:r>
               <w:rPr>
-                <w:sz w:val="18"/>
-                <w:szCs w:val="19"/>
-              </w:rPr>
-              <w:t>API/E2E</w:t>
-            </w:r>
-          </w:p>
-        </w:tc>
-      </w:tr>
-      <w:tr>
-        <w:trPr>
-          <w:cantSplit/>
-        </w:trPr>
-        <w:tc>
-          <w:tcPr>
-            <w:tcW w:w="3264" w:type="dxa"/>
-            <w:shd w:val="clear" w:color="auto" w:fill="FFFFFF"/>
-            <w:tcMar>
-              <w:top w:w="80" w:type="dxa"/>
-              <w:left w:w="120" w:type="dxa"/>
-              <w:bottom w:w="80" w:type="dxa"/>
-              <w:right w:w="120" w:type="dxa"/>
-            </w:tcMar>
-            <w:vAlign w:val="center"/>
-          </w:tcPr>
-          <w:p>
-            <w:pPr>
-              <w:spacing w:after="0" w:line="252" w:lineRule="auto"/>
-            </w:pPr>
-            <w:proofErr w:type="spellStart"/>
-            <w:r>
-              <w:rPr>
-                <w:sz w:val="18"/>
-                <w:szCs w:val="19"/>
-              </w:rPr>
-              <w:t>Проверить</w:t>
-            </w:r>
-            <w:proofErr w:type="spellEnd"/>
-            <w:r>
-              <w:rPr>
-                <w:sz w:val="18"/>
-                <w:szCs w:val="19"/>
-              </w:rPr>
-              <w:t xml:space="preserve"> build result</w:t>
+                <w:rFonts w:asciiTheme="majorHAnsi" w:eastAsia="Times New Roman" w:hAnsiTheme="majorHAnsi" w:cstheme="majorHAnsi"/>
+                <w:sz w:val="18"/>
+                <w:szCs w:val="18"/>
+                <w:lang w:val="ru-RU" w:eastAsia="ru-RU"/>
+              </w:rPr>
+              <w:t xml:space="preserve">API </w:t>
             </w:r>
           </w:p>
         </w:tc>
         <w:tc>
           <w:tcPr>
-            <w:tcW w:w="3264" w:type="dxa"/>
-            <w:shd w:val="clear" w:color="auto" w:fill="FFFFFF"/>
-            <w:tcMar>
-              <w:top w:w="80" w:type="dxa"/>
-              <w:left w:w="120" w:type="dxa"/>
-              <w:bottom w:w="80" w:type="dxa"/>
-              <w:right w:w="120" w:type="dxa"/>
-            </w:tcMar>
+            <w:tcW w:w="0" w:type="auto"/>
             <w:vAlign w:val="center"/>
+            <w:hideMark/>
           </w:tcPr>
           <w:p>
             <w:pPr>
-              <w:spacing w:after="0" w:line="252" w:lineRule="auto"/>
-              <w:rPr>
-                <w:lang w:val="ru-RU"/>
+              <w:spacing w:after="0" w:line="360" w:lineRule="auto"/>
+              <w:rPr>
+                <w:rFonts w:asciiTheme="majorHAnsi" w:eastAsia="Times New Roman" w:hAnsiTheme="majorHAnsi" w:cstheme="majorHAnsi"/>
+                <w:sz w:val="18"/>
+                <w:szCs w:val="18"/>
+                <w:lang w:val="en-US" w:eastAsia="ru-RU"/>
               </w:rPr>
             </w:pPr>
             <w:r>
               <w:rPr>
-                <w:sz w:val="18"/>
-                <w:szCs w:val="19"/>
-                <w:lang w:val="ru-RU"/>
-              </w:rPr>
-              <w:t xml:space="preserve">Статус </w:t>
-            </w:r>
-            <w:r>
-              <w:rPr>
-                <w:sz w:val="18"/>
-                <w:szCs w:val="19"/>
-              </w:rPr>
-              <w:t>build</w:t>
-            </w:r>
-            <w:r>
-              <w:rPr>
-                <w:sz w:val="18"/>
-                <w:szCs w:val="19"/>
-                <w:lang w:val="ru-RU"/>
-              </w:rPr>
-              <w:t xml:space="preserve"> доступен через </w:t>
-            </w:r>
-            <w:r>
-              <w:rPr>
-                <w:sz w:val="18"/>
-                <w:szCs w:val="19"/>
-              </w:rPr>
-              <w:t>REST</w:t>
-            </w:r>
-            <w:r>
-              <w:rPr>
-                <w:sz w:val="18"/>
-                <w:szCs w:val="19"/>
-                <w:lang w:val="ru-RU"/>
+                <w:rFonts w:asciiTheme="majorHAnsi" w:eastAsia="Times New Roman" w:hAnsiTheme="majorHAnsi" w:cstheme="majorHAnsi"/>
+                <w:sz w:val="18"/>
+                <w:szCs w:val="18"/>
+                <w:lang w:val="ru-RU" w:eastAsia="ru-RU"/>
+              </w:rPr>
+              <w:t>Созданные</w:t>
+            </w:r>
+            <w:r>
+              <w:rPr>
+                <w:rFonts w:asciiTheme="majorHAnsi" w:eastAsia="Times New Roman" w:hAnsiTheme="majorHAnsi" w:cstheme="majorHAnsi"/>
+                <w:sz w:val="18"/>
+                <w:szCs w:val="18"/>
+                <w:lang w:val="en-US" w:eastAsia="ru-RU"/>
+              </w:rPr>
+              <w:t xml:space="preserve"> test project/build configuration/build data </w:t>
+            </w:r>
+            <w:r>
+              <w:rPr>
+                <w:rFonts w:asciiTheme="majorHAnsi" w:eastAsia="Times New Roman" w:hAnsiTheme="majorHAnsi" w:cstheme="majorHAnsi"/>
+                <w:sz w:val="18"/>
+                <w:szCs w:val="18"/>
+                <w:lang w:val="ru-RU" w:eastAsia="ru-RU"/>
+              </w:rPr>
+              <w:t>удалены</w:t>
+            </w:r>
+            <w:r>
+              <w:rPr>
+                <w:rFonts w:asciiTheme="majorHAnsi" w:eastAsia="Times New Roman" w:hAnsiTheme="majorHAnsi" w:cstheme="majorHAnsi"/>
+                <w:sz w:val="18"/>
+                <w:szCs w:val="18"/>
+                <w:lang w:val="en-US" w:eastAsia="ru-RU"/>
               </w:rPr>
               <w:t xml:space="preserve"> </w:t>
             </w:r>
             <w:r>
               <w:rPr>
-                <w:sz w:val="18"/>
-                <w:szCs w:val="19"/>
-              </w:rPr>
-              <w:t>API</w:t>
-            </w:r>
-            <w:r>
-              <w:rPr>
-                <w:sz w:val="18"/>
-                <w:szCs w:val="19"/>
-                <w:lang w:val="ru-RU"/>
-              </w:rPr>
-              <w:t xml:space="preserve"> и </w:t>
-            </w:r>
-            <w:r>
-              <w:rPr>
-                <w:sz w:val="18"/>
-                <w:szCs w:val="19"/>
-              </w:rPr>
-              <w:t>UI</w:t>
-            </w:r>
-            <w:r>
-              <w:rPr>
-                <w:sz w:val="18"/>
-                <w:szCs w:val="19"/>
-                <w:lang w:val="ru-RU"/>
-              </w:rPr>
-              <w:t>.</w:t>
-            </w:r>
-          </w:p>
-        </w:tc>
-        <w:tc>
-          <w:tcPr>
-            <w:tcW w:w="3264" w:type="dxa"/>
-            <w:shd w:val="clear" w:color="auto" w:fill="FFFFFF"/>
-            <w:tcMar>
-              <w:top w:w="80" w:type="dxa"/>
-              <w:left w:w="120" w:type="dxa"/>
-              <w:bottom w:w="80" w:type="dxa"/>
-              <w:right w:w="120" w:type="dxa"/>
-            </w:tcMar>
-            <w:vAlign w:val="center"/>
-          </w:tcPr>
-          <w:p>
-            <w:pPr>
-              <w:spacing w:after="0" w:line="252" w:lineRule="auto"/>
-            </w:pPr>
-            <w:r>
-              <w:rPr>
-                <w:sz w:val="18"/>
-                <w:szCs w:val="19"/>
-              </w:rPr>
-              <w:t>API/UI</w:t>
+                <w:rFonts w:asciiTheme="majorHAnsi" w:eastAsia="Times New Roman" w:hAnsiTheme="majorHAnsi" w:cstheme="majorHAnsi"/>
+                <w:sz w:val="18"/>
+                <w:szCs w:val="18"/>
+                <w:lang w:val="ru-RU" w:eastAsia="ru-RU"/>
+              </w:rPr>
+              <w:t>или</w:t>
+            </w:r>
+            <w:r>
+              <w:rPr>
+                <w:rFonts w:asciiTheme="majorHAnsi" w:eastAsia="Times New Roman" w:hAnsiTheme="majorHAnsi" w:cstheme="majorHAnsi"/>
+                <w:sz w:val="18"/>
+                <w:szCs w:val="18"/>
+                <w:lang w:val="en-US" w:eastAsia="ru-RU"/>
+              </w:rPr>
+              <w:t xml:space="preserve"> </w:t>
+            </w:r>
+            <w:r>
+              <w:rPr>
+                <w:rFonts w:asciiTheme="majorHAnsi" w:eastAsia="Times New Roman" w:hAnsiTheme="majorHAnsi" w:cstheme="majorHAnsi"/>
+                <w:sz w:val="18"/>
+                <w:szCs w:val="18"/>
+                <w:lang w:val="ru-RU" w:eastAsia="ru-RU"/>
+              </w:rPr>
+              <w:t>изолированы</w:t>
             </w:r>
           </w:p>
         </w:tc>
       </w:tr>
     </w:tbl>
-    <w:p/>
     <w:p>
       <w:pPr>
         <w:pStyle w:val="1"/>
@@ -14401,6 +15327,7 @@
       </w:pPr>
       <w:bookmarkStart w:id="10" w:name="toc_sec_09"/>
       <w:r>
+        <w:lastRenderedPageBreak/>
         <w:t>UI Automation Scope</w:t>
       </w:r>
       <w:bookmarkEnd w:id="10"/>
@@ -15884,7 +16811,6 @@
       <w:bookmarkStart w:id="12" w:name="toc_sec_11"/>
       <w:proofErr w:type="spellStart"/>
       <w:r>
-        <w:lastRenderedPageBreak/>
         <w:t>Тестовые</w:t>
       </w:r>
       <w:proofErr w:type="spellEnd"/>
@@ -16259,6 +17185,7 @@
               <w:rPr>
                 <w:sz w:val="18"/>
               </w:rPr>
+              <w:lastRenderedPageBreak/>
               <w:t>Projects / Build Configurations</w:t>
             </w:r>
           </w:p>
@@ -17887,7 +18814,6 @@
                 <w:b/>
                 <w:sz w:val="18"/>
               </w:rPr>
-              <w:lastRenderedPageBreak/>
               <w:t>Этап</w:t>
             </w:r>
             <w:proofErr w:type="spellEnd"/>
@@ -18331,6 +19257,7 @@
                 <w:sz w:val="16"/>
                 <w:lang w:val="ru-RU"/>
               </w:rPr>
+              <w:lastRenderedPageBreak/>
               <w:t xml:space="preserve">Этап 2: базовый фреймворк и </w:t>
             </w:r>
             <w:r>
@@ -19901,7 +20828,6 @@
                 <w:b/>
                 <w:sz w:val="18"/>
               </w:rPr>
-              <w:lastRenderedPageBreak/>
               <w:t>Неделя</w:t>
             </w:r>
             <w:proofErr w:type="spellEnd"/>
@@ -20360,6 +21286,7 @@
                 <w:b/>
                 <w:sz w:val="17"/>
               </w:rPr>
+              <w:lastRenderedPageBreak/>
               <w:t>Неделя</w:t>
             </w:r>
             <w:proofErr w:type="spellEnd"/>
@@ -21390,7 +22317,6 @@
       <w:bookmarkStart w:id="13" w:name="toc_sec_15"/>
       <w:proofErr w:type="spellStart"/>
       <w:r>
-        <w:lastRenderedPageBreak/>
         <w:t>Риски</w:t>
       </w:r>
       <w:bookmarkEnd w:id="13"/>
@@ -22228,6 +23154,7 @@
                 <w:b/>
                 <w:sz w:val="17"/>
               </w:rPr>
+              <w:lastRenderedPageBreak/>
               <w:t xml:space="preserve">UI </w:t>
             </w:r>
             <w:proofErr w:type="spellStart"/>
@@ -22965,202 +23892,6 @@
                 <w:sz w:val="17"/>
               </w:rPr>
               <w:t>cleanup</w:t>
-            </w:r>
-            <w:r>
-              <w:rPr>
-                <w:sz w:val="17"/>
-                <w:lang w:val="ru-RU"/>
-              </w:rPr>
-              <w:t>.</w:t>
-            </w:r>
-          </w:p>
-        </w:tc>
-      </w:tr>
-      <w:tr>
-        <w:trPr>
-          <w:cantSplit/>
-        </w:trPr>
-        <w:tc>
-          <w:tcPr>
-            <w:tcW w:w="3264" w:type="dxa"/>
-            <w:vAlign w:val="center"/>
-          </w:tcPr>
-          <w:p>
-            <w:pPr>
-              <w:spacing w:after="0" w:line="240" w:lineRule="auto"/>
-              <w:rPr>
-                <w:lang w:val="ru-RU"/>
-              </w:rPr>
-            </w:pPr>
-            <w:r>
-              <w:rPr>
-                <w:b/>
-                <w:sz w:val="17"/>
-                <w:lang w:val="ru-RU"/>
-              </w:rPr>
-              <w:t xml:space="preserve">Нет готовых ручных тест-кейсов и выбранной </w:t>
-            </w:r>
-            <w:r>
-              <w:rPr>
-                <w:b/>
-                <w:sz w:val="17"/>
-              </w:rPr>
-              <w:t>TMS</w:t>
-            </w:r>
-          </w:p>
-        </w:tc>
-        <w:tc>
-          <w:tcPr>
-            <w:tcW w:w="3264" w:type="dxa"/>
-            <w:vAlign w:val="center"/>
-          </w:tcPr>
-          <w:p>
-            <w:pPr>
-              <w:spacing w:after="0" w:line="240" w:lineRule="auto"/>
-              <w:rPr>
-                <w:lang w:val="ru-RU"/>
-              </w:rPr>
-            </w:pPr>
-            <w:r>
-              <w:rPr>
-                <w:sz w:val="17"/>
-                <w:lang w:val="ru-RU"/>
-              </w:rPr>
-              <w:t xml:space="preserve">Команда может автоматизировать технически удобные, но не самые важные сценарии; </w:t>
-            </w:r>
-            <w:r>
-              <w:rPr>
-                <w:sz w:val="17"/>
-              </w:rPr>
-              <w:t>P</w:t>
-            </w:r>
-            <w:r>
-              <w:rPr>
-                <w:sz w:val="17"/>
-                <w:lang w:val="ru-RU"/>
-              </w:rPr>
-              <w:t>0/</w:t>
-            </w:r>
-            <w:r>
-              <w:rPr>
-                <w:sz w:val="17"/>
-              </w:rPr>
-              <w:t>P</w:t>
-            </w:r>
-            <w:r>
-              <w:rPr>
-                <w:sz w:val="17"/>
-                <w:lang w:val="ru-RU"/>
-              </w:rPr>
-              <w:t xml:space="preserve">1 </w:t>
-            </w:r>
-            <w:r>
-              <w:rPr>
-                <w:sz w:val="17"/>
-              </w:rPr>
-              <w:t>coverage</w:t>
-            </w:r>
-            <w:r>
-              <w:rPr>
-                <w:sz w:val="17"/>
-                <w:lang w:val="ru-RU"/>
-              </w:rPr>
-              <w:t xml:space="preserve"> будет трудно доказать.</w:t>
-            </w:r>
-          </w:p>
-        </w:tc>
-        <w:tc>
-          <w:tcPr>
-            <w:tcW w:w="3264" w:type="dxa"/>
-            <w:vAlign w:val="center"/>
-          </w:tcPr>
-          <w:p>
-            <w:pPr>
-              <w:spacing w:after="0" w:line="240" w:lineRule="auto"/>
-              <w:rPr>
-                <w:lang w:val="ru-RU"/>
-              </w:rPr>
-            </w:pPr>
-            <w:r>
-              <w:rPr>
-                <w:sz w:val="17"/>
-                <w:lang w:val="ru-RU"/>
-              </w:rPr>
-              <w:t xml:space="preserve">Неделю 1 использовать для тест-дизайна, зафиксировать </w:t>
-            </w:r>
-            <w:r>
-              <w:rPr>
-                <w:sz w:val="17"/>
-              </w:rPr>
-              <w:t>P</w:t>
-            </w:r>
-            <w:r>
-              <w:rPr>
-                <w:sz w:val="17"/>
-                <w:lang w:val="ru-RU"/>
-              </w:rPr>
-              <w:t>0/</w:t>
-            </w:r>
-            <w:r>
-              <w:rPr>
-                <w:sz w:val="17"/>
-              </w:rPr>
-              <w:t>P</w:t>
-            </w:r>
-            <w:r>
-              <w:rPr>
-                <w:sz w:val="17"/>
-                <w:lang w:val="ru-RU"/>
-              </w:rPr>
-              <w:t xml:space="preserve">1 </w:t>
-            </w:r>
-            <w:r>
-              <w:rPr>
-                <w:sz w:val="17"/>
-              </w:rPr>
-              <w:t>scope</w:t>
-            </w:r>
-            <w:r>
-              <w:rPr>
-                <w:sz w:val="17"/>
-                <w:lang w:val="ru-RU"/>
-              </w:rPr>
-              <w:t xml:space="preserve">, связать </w:t>
-            </w:r>
-            <w:proofErr w:type="spellStart"/>
-            <w:r>
-              <w:rPr>
-                <w:sz w:val="17"/>
-                <w:lang w:val="ru-RU"/>
-              </w:rPr>
-              <w:t>автотесты</w:t>
-            </w:r>
-            <w:proofErr w:type="spellEnd"/>
-            <w:r>
-              <w:rPr>
-                <w:sz w:val="17"/>
-                <w:lang w:val="ru-RU"/>
-              </w:rPr>
-              <w:t xml:space="preserve"> с тест-кейсами после выбора </w:t>
-            </w:r>
-            <w:r>
-              <w:rPr>
-                <w:sz w:val="17"/>
-              </w:rPr>
-              <w:t>TMS</w:t>
-            </w:r>
-            <w:r>
-              <w:rPr>
-                <w:sz w:val="17"/>
-                <w:lang w:val="ru-RU"/>
-              </w:rPr>
-              <w:t xml:space="preserve"> и пересматривать покрытие на </w:t>
-            </w:r>
-            <w:r>
-              <w:rPr>
-                <w:sz w:val="17"/>
-              </w:rPr>
-              <w:t>demo</w:t>
             </w:r>
             <w:r>
               <w:rPr>
@@ -36321,6 +37052,19 @@
       <w:shd w:val="clear" w:color="auto" w:fill="E1DFDD"/>
     </w:rPr>
   </w:style>
+  <w:style w:type="character" w:styleId="HTML">
+    <w:name w:val="HTML Code"/>
+    <w:basedOn w:val="a0"/>
+    <w:uiPriority w:val="99"/>
+    <w:semiHidden/>
+    <w:unhideWhenUsed/>
+    <w:rsid w:val="008B58C2"/>
+    <w:rPr>
+      <w:rFonts w:ascii="Courier New" w:eastAsia="Times New Roman" w:hAnsi="Courier New" w:cs="Courier New"/>
+      <w:sz w:val="20"/>
+      <w:szCs w:val="20"/>
+    </w:rPr>
+  </w:style>
 </w:styles>
 </file>
 

--- a/docs/Тест План по Автоматизации Тестирования - TeamCity.docx
+++ b/docs/Тест План по Автоматизации Тестирования - TeamCity.docx
@@ -2098,95 +2098,8 @@
             <w:vAlign w:val="center"/>
           </w:tcPr>
           <w:p>
-            <w:pPr>
-              <w:spacing w:after="0" w:line="259" w:lineRule="auto"/>
-            </w:pPr>
-            <w:r>
-              <w:rPr>
-                <w:sz w:val="19"/>
-                <w:szCs w:val="19"/>
-              </w:rPr>
-              <w:t xml:space="preserve">Fast CI </w:t>
-            </w:r>
-            <w:proofErr w:type="spellStart"/>
-            <w:r>
-              <w:rPr>
-                <w:sz w:val="19"/>
-                <w:szCs w:val="19"/>
-              </w:rPr>
-              <w:t>на</w:t>
-            </w:r>
-            <w:proofErr w:type="spellEnd"/>
-            <w:r>
-              <w:rPr>
-                <w:sz w:val="19"/>
-                <w:szCs w:val="19"/>
-              </w:rPr>
-              <w:t xml:space="preserve"> internal HSQLDB, production-like CI </w:t>
-            </w:r>
-            <w:proofErr w:type="spellStart"/>
-            <w:r>
-              <w:rPr>
-                <w:sz w:val="19"/>
-                <w:szCs w:val="19"/>
-              </w:rPr>
-              <w:t>на</w:t>
-            </w:r>
-            <w:proofErr w:type="spellEnd"/>
-            <w:r>
-              <w:rPr>
-                <w:sz w:val="19"/>
-                <w:szCs w:val="19"/>
-              </w:rPr>
-              <w:t xml:space="preserve"> PostgreSQL, compatibility smoke </w:t>
-            </w:r>
-            <w:proofErr w:type="spellStart"/>
-            <w:r>
-              <w:rPr>
-                <w:sz w:val="19"/>
-                <w:szCs w:val="19"/>
-              </w:rPr>
-              <w:t>на</w:t>
-            </w:r>
-            <w:proofErr w:type="spellEnd"/>
-            <w:r>
-              <w:rPr>
-                <w:sz w:val="19"/>
-                <w:szCs w:val="19"/>
-              </w:rPr>
-              <w:t xml:space="preserve"> </w:t>
-            </w:r>
-            <w:proofErr w:type="spellStart"/>
-            <w:r>
-              <w:rPr>
-                <w:sz w:val="19"/>
-                <w:szCs w:val="19"/>
-              </w:rPr>
-              <w:t>остальных</w:t>
-            </w:r>
-            <w:proofErr w:type="spellEnd"/>
-            <w:r>
-              <w:rPr>
-                <w:sz w:val="19"/>
-                <w:szCs w:val="19"/>
-              </w:rPr>
-              <w:t xml:space="preserve"> </w:t>
-            </w:r>
-            <w:proofErr w:type="spellStart"/>
-            <w:r>
-              <w:rPr>
-                <w:sz w:val="19"/>
-                <w:szCs w:val="19"/>
-              </w:rPr>
-              <w:t>поддерживаемых</w:t>
-            </w:r>
-            <w:proofErr w:type="spellEnd"/>
-            <w:r>
-              <w:rPr>
-                <w:sz w:val="19"/>
-                <w:szCs w:val="19"/>
-              </w:rPr>
-              <w:t xml:space="preserve"> БД.</w:t>
+            <w:r>
+              <w:t>Fast CI на internal HSQLDB, production-like CI на PostgreSQL, compatibility regression на остальных поддерживаемых БД.</w:t>
             </w:r>
           </w:p>
         </w:tc>
@@ -4237,64 +4150,8 @@
             <w:hideMark/>
           </w:tcPr>
           <w:p>
-            <w:pPr>
-              <w:rPr>
-                <w:lang w:val="ru-RU"/>
-              </w:rPr>
-            </w:pPr>
-            <w:r>
-              <w:rPr>
-                <w:lang w:val="ru-RU"/>
-              </w:rPr>
-              <w:t>Только</w:t>
-            </w:r>
-            <w:r>
-              <w:rPr>
-                <w:lang w:val="en-US"/>
-              </w:rPr>
-              <w:t xml:space="preserve"> </w:t>
-            </w:r>
-            <w:r>
-              <w:rPr>
-                <w:lang w:val="ru-RU"/>
-              </w:rPr>
-              <w:t>минимальный</w:t>
-            </w:r>
-            <w:r>
-              <w:rPr>
-                <w:lang w:val="en-US"/>
-              </w:rPr>
-              <w:t xml:space="preserve"> UI smoke: login/logout, Projects page, </w:t>
-            </w:r>
-            <w:r>
-              <w:rPr>
-                <w:lang w:val="ru-RU"/>
-              </w:rPr>
-              <w:t>переход</w:t>
-            </w:r>
-            <w:r>
-              <w:rPr>
-                <w:lang w:val="en-US"/>
-              </w:rPr>
-              <w:t xml:space="preserve"> </w:t>
-            </w:r>
-            <w:r>
-              <w:rPr>
-                <w:lang w:val="ru-RU"/>
-              </w:rPr>
-              <w:t>к</w:t>
-            </w:r>
-            <w:r>
-              <w:rPr>
-                <w:lang w:val="en-US"/>
-              </w:rPr>
-              <w:t xml:space="preserve"> Build Configuration Settings, Queue/Build Result read-only. </w:t>
-            </w:r>
-            <w:r>
-              <w:rPr>
-                <w:lang w:val="ru-RU"/>
-              </w:rPr>
-              <w:t>UI не создает основные тестовые данные.</w:t>
+            <w:r>
+              <w:t>Один минимальный UI happy path: login, Projects page, переход к заранее созданной через API Build Configuration, Queue/Build Result read-only. UI не создает и не меняет тестовые данные.</w:t>
             </w:r>
           </w:p>
         </w:tc>
@@ -5408,34 +5265,8 @@
             <w:hideMark/>
           </w:tcPr>
           <w:p>
-            <w:pPr>
-              <w:rPr>
-                <w:lang w:val="en-US"/>
-              </w:rPr>
-            </w:pPr>
-            <w:r>
-              <w:rPr>
-                <w:lang w:val="en-US"/>
-              </w:rPr>
-              <w:t xml:space="preserve">Out of Scope </w:t>
-            </w:r>
-            <w:r>
-              <w:rPr>
-                <w:lang w:val="ru-RU"/>
-              </w:rPr>
-              <w:t>на</w:t>
-            </w:r>
-            <w:r>
-              <w:rPr>
-                <w:lang w:val="en-US"/>
-              </w:rPr>
-              <w:t xml:space="preserve"> </w:t>
-            </w:r>
-            <w:r>
-              <w:rPr>
-                <w:lang w:val="ru-RU"/>
-              </w:rPr>
-              <w:t>старте</w:t>
+            <w:r>
+              <w:t>P1</w:t>
             </w:r>
           </w:p>
         </w:tc>
@@ -5446,25 +5277,9 @@
             <w:hideMark/>
           </w:tcPr>
           <w:p>
-            <w:pPr>
-              <w:rPr>
-                <w:lang w:val="ru-RU"/>
-              </w:rPr>
-            </w:pPr>
-            <w:r>
-              <w:rPr>
-                <w:lang w:val="ru-RU"/>
-              </w:rPr>
-              <w:t xml:space="preserve">Database </w:t>
-            </w:r>
-            <w:proofErr w:type="spellStart"/>
-            <w:r>
-              <w:rPr>
-                <w:lang w:val="ru-RU"/>
-              </w:rPr>
-              <w:t>Compatibility</w:t>
-            </w:r>
-            <w:proofErr w:type="spellEnd"/>
+            <w:r>
+              <w:t>Database Compatibility Regression</w:t>
+            </w:r>
           </w:p>
         </w:tc>
         <w:tc>
@@ -5474,86 +5289,8 @@
             <w:hideMark/>
           </w:tcPr>
           <w:p>
-            <w:pPr>
-              <w:rPr>
-                <w:lang w:val="ru-RU"/>
-              </w:rPr>
-            </w:pPr>
-            <w:r>
-              <w:rPr>
-                <w:lang w:val="ru-RU"/>
-              </w:rPr>
-              <w:t>MySQL/</w:t>
-            </w:r>
-            <w:proofErr w:type="spellStart"/>
-            <w:r>
-              <w:rPr>
-                <w:lang w:val="ru-RU"/>
-              </w:rPr>
-              <w:t>MariaDB</w:t>
-            </w:r>
-            <w:proofErr w:type="spellEnd"/>
-            <w:r>
-              <w:rPr>
-                <w:lang w:val="ru-RU"/>
-              </w:rPr>
-              <w:t xml:space="preserve">/MS SQL/Oracle </w:t>
-            </w:r>
-            <w:proofErr w:type="spellStart"/>
-            <w:r>
-              <w:rPr>
-                <w:lang w:val="ru-RU"/>
-              </w:rPr>
-              <w:t>regression</w:t>
-            </w:r>
-            <w:proofErr w:type="spellEnd"/>
-            <w:r>
-              <w:rPr>
-                <w:lang w:val="ru-RU"/>
-              </w:rPr>
-              <w:t xml:space="preserve"> не входит в первые 4 недели. Максимум — текущая БД стенда как часть </w:t>
-            </w:r>
-            <w:proofErr w:type="spellStart"/>
-            <w:r>
-              <w:rPr>
-                <w:lang w:val="ru-RU"/>
-              </w:rPr>
-              <w:t>readiness</w:t>
-            </w:r>
-            <w:proofErr w:type="spellEnd"/>
-            <w:r>
-              <w:rPr>
-                <w:lang w:val="ru-RU"/>
-              </w:rPr>
-              <w:t xml:space="preserve"> и </w:t>
-            </w:r>
-            <w:proofErr w:type="spellStart"/>
-            <w:r>
-              <w:rPr>
-                <w:lang w:val="ru-RU"/>
-              </w:rPr>
-              <w:t>PostgreSQL</w:t>
-            </w:r>
-            <w:proofErr w:type="spellEnd"/>
-            <w:r>
-              <w:rPr>
-                <w:lang w:val="ru-RU"/>
-              </w:rPr>
-              <w:t xml:space="preserve"> как внешняя </w:t>
-            </w:r>
-            <w:proofErr w:type="spellStart"/>
-            <w:r>
-              <w:rPr>
-                <w:lang w:val="ru-RU"/>
-              </w:rPr>
-              <w:t>бд</w:t>
-            </w:r>
-            <w:proofErr w:type="spellEnd"/>
-            <w:r>
-              <w:rPr>
-                <w:lang w:val="ru-RU"/>
-              </w:rPr>
-              <w:t>.</w:t>
+            <w:r>
+              <w:t>Входит в MVP: PostgreSQL production-like и MySQL/MariaDB/MS SQL/Oracle compatibility regression. Проверяем bootstrap, schema readiness, REST API, authorized/connected agent, project/build configuration, простой build и build result.</w:t>
             </w:r>
           </w:p>
         </w:tc>
@@ -5564,16 +5301,8 @@
             <w:hideMark/>
           </w:tcPr>
           <w:p>
-            <w:pPr>
-              <w:rPr>
-                <w:lang w:val="ru-RU"/>
-              </w:rPr>
-            </w:pPr>
-            <w:r>
-              <w:rPr>
-                <w:lang w:val="ru-RU"/>
-              </w:rPr>
-              <w:t>Не назначается на первые 4 недели</w:t>
+            <w:r>
+              <w:t>QA Automation Engineers</w:t>
             </w:r>
           </w:p>
         </w:tc>
@@ -6271,83 +6000,8 @@
             <w:vAlign w:val="center"/>
           </w:tcPr>
           <w:p>
-            <w:pPr>
-              <w:spacing w:after="0" w:line="259" w:lineRule="auto"/>
-              <w:rPr>
-                <w:lang w:val="ru-RU"/>
-              </w:rPr>
-            </w:pPr>
-            <w:r>
-              <w:rPr>
-                <w:sz w:val="18"/>
-                <w:lang w:val="ru-RU"/>
-              </w:rPr>
-              <w:t xml:space="preserve">К концу 4-й недели </w:t>
-            </w:r>
-            <w:r>
-              <w:rPr>
-                <w:sz w:val="18"/>
-              </w:rPr>
-              <w:t>pipeline</w:t>
-            </w:r>
-            <w:r>
-              <w:rPr>
-                <w:sz w:val="18"/>
-                <w:lang w:val="ru-RU"/>
-              </w:rPr>
-              <w:t xml:space="preserve"> поднимает стенд, выполняет </w:t>
-            </w:r>
-            <w:r>
-              <w:rPr>
-                <w:sz w:val="18"/>
-              </w:rPr>
-              <w:t>bootstrap</w:t>
-            </w:r>
-            <w:r>
-              <w:rPr>
-                <w:sz w:val="18"/>
-                <w:lang w:val="ru-RU"/>
-              </w:rPr>
-              <w:t xml:space="preserve">, запускает </w:t>
-            </w:r>
-            <w:r>
-              <w:rPr>
-                <w:sz w:val="18"/>
-              </w:rPr>
-              <w:t>UI</w:t>
-            </w:r>
-            <w:r>
-              <w:rPr>
-                <w:sz w:val="18"/>
-                <w:lang w:val="ru-RU"/>
-              </w:rPr>
-              <w:t>/</w:t>
-            </w:r>
-            <w:r>
-              <w:rPr>
-                <w:sz w:val="18"/>
-              </w:rPr>
-              <w:t>API</w:t>
-            </w:r>
-            <w:r>
-              <w:rPr>
-                <w:sz w:val="18"/>
-                <w:lang w:val="ru-RU"/>
-              </w:rPr>
-              <w:t xml:space="preserve"> </w:t>
-            </w:r>
-            <w:r>
-              <w:rPr>
-                <w:sz w:val="18"/>
-              </w:rPr>
-              <w:t>suites</w:t>
-            </w:r>
-            <w:r>
-              <w:rPr>
-                <w:sz w:val="18"/>
-                <w:lang w:val="ru-RU"/>
-              </w:rPr>
-              <w:t xml:space="preserve"> и публикует отчет.</w:t>
+            <w:r>
+              <w:t>К концу 4-й недели pipeline поднимает стенд, выполняет bootstrap, запускает UI/API/E2E suites, DB compatibility jobs и публикует отчет.</w:t>
             </w:r>
           </w:p>
         </w:tc>
@@ -12836,15 +12490,8 @@
             <w:vAlign w:val="center"/>
           </w:tcPr>
           <w:p>
-            <w:pPr>
-              <w:spacing w:after="0" w:line="259" w:lineRule="auto"/>
-            </w:pPr>
-            <w:r>
-              <w:rPr>
-                <w:sz w:val="19"/>
-                <w:szCs w:val="19"/>
-              </w:rPr>
-              <w:t>DB Compatibility Nightly</w:t>
+            <w:r>
+              <w:t>DB Compatibility MVP / Nightly</w:t>
             </w:r>
           </w:p>
         </w:tc>
@@ -12861,15 +12508,8 @@
             <w:vAlign w:val="center"/>
           </w:tcPr>
           <w:p>
-            <w:pPr>
-              <w:spacing w:after="0" w:line="259" w:lineRule="auto"/>
-            </w:pPr>
-            <w:r>
-              <w:rPr>
-                <w:sz w:val="19"/>
-                <w:szCs w:val="19"/>
-              </w:rPr>
-              <w:t>Server + full Agent + MySQL/MariaDB/MS SQL/Oracle</w:t>
+            <w:r>
+              <w:t>Server + full Agent + PostgreSQL/MySQL/MariaDB/MS SQL/Oracle</w:t>
             </w:r>
           </w:p>
         </w:tc>
@@ -12886,56 +12526,8 @@
             <w:vAlign w:val="center"/>
           </w:tcPr>
           <w:p>
-            <w:pPr>
-              <w:spacing w:after="0" w:line="259" w:lineRule="auto"/>
-              <w:rPr>
-                <w:lang w:val="ru-RU"/>
-              </w:rPr>
-            </w:pPr>
-            <w:r>
-              <w:rPr>
-                <w:sz w:val="19"/>
-                <w:szCs w:val="19"/>
-              </w:rPr>
-              <w:t>Smoke</w:t>
-            </w:r>
-            <w:r>
-              <w:rPr>
-                <w:sz w:val="19"/>
-                <w:szCs w:val="19"/>
-                <w:lang w:val="ru-RU"/>
-              </w:rPr>
-              <w:t xml:space="preserve">-проверка совместимости с поддерживаемыми </w:t>
-            </w:r>
-            <w:r>
-              <w:rPr>
-                <w:sz w:val="19"/>
-                <w:szCs w:val="19"/>
-              </w:rPr>
-              <w:t>database</w:t>
-            </w:r>
-            <w:r>
-              <w:rPr>
-                <w:sz w:val="19"/>
-                <w:szCs w:val="19"/>
-                <w:lang w:val="ru-RU"/>
-              </w:rPr>
-              <w:t xml:space="preserve"> </w:t>
-            </w:r>
-            <w:r>
-              <w:rPr>
-                <w:sz w:val="19"/>
-                <w:szCs w:val="19"/>
-              </w:rPr>
-              <w:t>backends</w:t>
-            </w:r>
-            <w:r>
-              <w:rPr>
-                <w:sz w:val="19"/>
-                <w:szCs w:val="19"/>
-                <w:lang w:val="ru-RU"/>
-              </w:rPr>
-              <w:t>.</w:t>
+            <w:r>
+              <w:t>MVP compatibility regression для поддерживаемых database backends: bootstrap, schema readiness, REST API, agent, project/build configuration, build run и build result.</w:t>
             </w:r>
           </w:p>
         </w:tc>
@@ -15345,122 +14937,7 @@
         </w:rPr>
       </w:pPr>
       <w:r>
-        <w:rPr>
-          <w:lang w:val="ru-RU"/>
-        </w:rPr>
-        <w:t xml:space="preserve">На первом этапе UI-автоматизация покрывает только минимальные критичные пользовательские </w:t>
-      </w:r>
-      <w:proofErr w:type="spellStart"/>
-      <w:r>
-        <w:rPr>
-          <w:lang w:val="ru-RU"/>
-        </w:rPr>
-        <w:t>flows</w:t>
-      </w:r>
-      <w:proofErr w:type="spellEnd"/>
-      <w:r>
-        <w:rPr>
-          <w:lang w:val="ru-RU"/>
-        </w:rPr>
-        <w:t xml:space="preserve">, где важно проверить именно интерфейс: </w:t>
-      </w:r>
-      <w:proofErr w:type="spellStart"/>
-      <w:r>
-        <w:rPr>
-          <w:lang w:val="ru-RU"/>
-        </w:rPr>
-        <w:t>login</w:t>
-      </w:r>
-      <w:proofErr w:type="spellEnd"/>
-      <w:r>
-        <w:rPr>
-          <w:lang w:val="ru-RU"/>
-        </w:rPr>
-        <w:t>/</w:t>
-      </w:r>
-      <w:proofErr w:type="spellStart"/>
-      <w:r>
-        <w:rPr>
-          <w:lang w:val="ru-RU"/>
-        </w:rPr>
-        <w:t>logout</w:t>
-      </w:r>
-      <w:proofErr w:type="spellEnd"/>
-      <w:r>
-        <w:rPr>
-          <w:lang w:val="ru-RU"/>
-        </w:rPr>
-        <w:t xml:space="preserve">, доступность </w:t>
-      </w:r>
-      <w:proofErr w:type="spellStart"/>
-      <w:r>
-        <w:rPr>
-          <w:lang w:val="ru-RU"/>
-        </w:rPr>
-        <w:t>Projects</w:t>
-      </w:r>
-      <w:proofErr w:type="spellEnd"/>
-      <w:r>
-        <w:rPr>
-          <w:lang w:val="ru-RU"/>
-        </w:rPr>
-        <w:t xml:space="preserve"> </w:t>
-      </w:r>
-      <w:proofErr w:type="spellStart"/>
-      <w:r>
-        <w:rPr>
-          <w:lang w:val="ru-RU"/>
-        </w:rPr>
-        <w:t>page</w:t>
-      </w:r>
-      <w:proofErr w:type="spellEnd"/>
-      <w:r>
-        <w:rPr>
-          <w:lang w:val="ru-RU"/>
-        </w:rPr>
-        <w:t xml:space="preserve">, базовую навигацию к Project, </w:t>
-      </w:r>
-      <w:proofErr w:type="spellStart"/>
-      <w:r>
-        <w:rPr>
-          <w:lang w:val="ru-RU"/>
-        </w:rPr>
-        <w:t>Build</w:t>
-      </w:r>
-      <w:proofErr w:type="spellEnd"/>
-      <w:r>
-        <w:rPr>
-          <w:lang w:val="ru-RU"/>
-        </w:rPr>
-        <w:t xml:space="preserve"> Configuration </w:t>
-      </w:r>
-      <w:proofErr w:type="spellStart"/>
-      <w:r>
-        <w:rPr>
-          <w:lang w:val="ru-RU"/>
-        </w:rPr>
-        <w:t>Settings</w:t>
-      </w:r>
-      <w:proofErr w:type="spellEnd"/>
-      <w:r>
-        <w:rPr>
-          <w:lang w:val="ru-RU"/>
-        </w:rPr>
-        <w:t xml:space="preserve"> и </w:t>
-      </w:r>
-      <w:proofErr w:type="spellStart"/>
-      <w:r>
-        <w:rPr>
-          <w:lang w:val="ru-RU"/>
-        </w:rPr>
-        <w:t>Queue</w:t>
-      </w:r>
-      <w:proofErr w:type="spellEnd"/>
-      <w:r>
-        <w:rPr>
-          <w:lang w:val="ru-RU"/>
-        </w:rPr>
-        <w:t>.</w:t>
+        <w:t>На первом этапе UI-автоматизация ограничивается одним happy path: login, открытие Projects page, переход к заранее созданным через API project/build configuration и read-only проверка Queue/Build Result. UI не создает и не изменяет тестовые данные.</w:t>
       </w:r>
     </w:p>
     <w:p>
@@ -15469,89 +14946,8 @@
           <w:lang w:val="ru-RU"/>
         </w:rPr>
       </w:pPr>
-      <w:proofErr w:type="spellStart"/>
-      <w:r>
-        <w:rPr>
-          <w:lang w:val="ru-RU"/>
-        </w:rPr>
-        <w:t>Initial</w:t>
-      </w:r>
-      <w:proofErr w:type="spellEnd"/>
-      <w:r>
-        <w:rPr>
-          <w:lang w:val="ru-RU"/>
-        </w:rPr>
-        <w:t xml:space="preserve"> </w:t>
-      </w:r>
-      <w:proofErr w:type="spellStart"/>
-      <w:r>
-        <w:rPr>
-          <w:lang w:val="ru-RU"/>
-        </w:rPr>
-        <w:t>setup</w:t>
-      </w:r>
-      <w:proofErr w:type="spellEnd"/>
-      <w:r>
-        <w:rPr>
-          <w:lang w:val="ru-RU"/>
-        </w:rPr>
-        <w:t xml:space="preserve">, </w:t>
-      </w:r>
-      <w:proofErr w:type="spellStart"/>
-      <w:r>
-        <w:rPr>
-          <w:lang w:val="ru-RU"/>
-        </w:rPr>
-        <w:t>database</w:t>
-      </w:r>
-      <w:proofErr w:type="spellEnd"/>
-      <w:r>
-        <w:rPr>
-          <w:lang w:val="ru-RU"/>
-        </w:rPr>
-        <w:t xml:space="preserve"> </w:t>
-      </w:r>
-      <w:proofErr w:type="spellStart"/>
-      <w:r>
-        <w:rPr>
-          <w:lang w:val="ru-RU"/>
-        </w:rPr>
-        <w:t>setup</w:t>
-      </w:r>
-      <w:proofErr w:type="spellEnd"/>
-      <w:r>
-        <w:rPr>
-          <w:lang w:val="ru-RU"/>
-        </w:rPr>
-        <w:t xml:space="preserve">, создание первого администратора, установка и авторизация </w:t>
-      </w:r>
-      <w:proofErr w:type="spellStart"/>
-      <w:r>
-        <w:rPr>
-          <w:lang w:val="ru-RU"/>
-        </w:rPr>
-        <w:t>TeamCity</w:t>
-      </w:r>
-      <w:proofErr w:type="spellEnd"/>
-      <w:r>
-        <w:rPr>
-          <w:lang w:val="ru-RU"/>
-        </w:rPr>
-        <w:t xml:space="preserve"> Agent не входят в MVP-</w:t>
-      </w:r>
-      <w:proofErr w:type="spellStart"/>
-      <w:r>
-        <w:rPr>
-          <w:lang w:val="ru-RU"/>
-        </w:rPr>
-        <w:t>scope</w:t>
-      </w:r>
-      <w:proofErr w:type="spellEnd"/>
-      <w:r>
-        <w:rPr>
-          <w:lang w:val="ru-RU"/>
-        </w:rPr>
-        <w:t>.</w:t>
+      <w:r>
+        <w:t>Initial setup, database setup, создание первого администратора, установка и авторизация TeamCity Agent не автоматизируются через UI в MVP; если эти шаги нужны для окружения, они выполняются bootstrap/API на уровне подготовки стенда.</w:t>
       </w:r>
     </w:p>
     <w:p>
@@ -15561,178 +14957,7 @@
         </w:rPr>
       </w:pPr>
       <w:r>
-        <w:rPr>
-          <w:lang w:val="ru-RU"/>
-        </w:rPr>
-        <w:t xml:space="preserve">Подготовка тестовых данных, создание </w:t>
-      </w:r>
-      <w:proofErr w:type="spellStart"/>
-      <w:r>
-        <w:rPr>
-          <w:lang w:val="ru-RU"/>
-        </w:rPr>
-        <w:t>project</w:t>
-      </w:r>
-      <w:proofErr w:type="spellEnd"/>
-      <w:r>
-        <w:rPr>
-          <w:lang w:val="ru-RU"/>
-        </w:rPr>
-        <w:t>/</w:t>
-      </w:r>
-      <w:proofErr w:type="spellStart"/>
-      <w:r>
-        <w:rPr>
-          <w:lang w:val="ru-RU"/>
-        </w:rPr>
-        <w:t>build</w:t>
-      </w:r>
-      <w:proofErr w:type="spellEnd"/>
-      <w:r>
-        <w:rPr>
-          <w:lang w:val="ru-RU"/>
-        </w:rPr>
-        <w:t xml:space="preserve"> </w:t>
-      </w:r>
-      <w:proofErr w:type="spellStart"/>
-      <w:r>
-        <w:rPr>
-          <w:lang w:val="ru-RU"/>
-        </w:rPr>
-        <w:t>configuration</w:t>
-      </w:r>
-      <w:proofErr w:type="spellEnd"/>
-      <w:r>
-        <w:rPr>
-          <w:lang w:val="ru-RU"/>
-        </w:rPr>
-        <w:t xml:space="preserve">/VCS </w:t>
-      </w:r>
-      <w:proofErr w:type="spellStart"/>
-      <w:r>
-        <w:rPr>
-          <w:lang w:val="ru-RU"/>
-        </w:rPr>
-        <w:t>root</w:t>
-      </w:r>
-      <w:proofErr w:type="spellEnd"/>
-      <w:r>
-        <w:rPr>
-          <w:lang w:val="ru-RU"/>
-        </w:rPr>
-        <w:t xml:space="preserve">, запуск </w:t>
-      </w:r>
-      <w:proofErr w:type="spellStart"/>
-      <w:r>
-        <w:rPr>
-          <w:lang w:val="ru-RU"/>
-        </w:rPr>
-        <w:t>build</w:t>
-      </w:r>
-      <w:proofErr w:type="spellEnd"/>
-      <w:r>
-        <w:rPr>
-          <w:lang w:val="ru-RU"/>
-        </w:rPr>
-        <w:t xml:space="preserve">, проверка </w:t>
-      </w:r>
-      <w:proofErr w:type="spellStart"/>
-      <w:r>
-        <w:rPr>
-          <w:lang w:val="ru-RU"/>
-        </w:rPr>
-        <w:t>queue</w:t>
-      </w:r>
-      <w:proofErr w:type="spellEnd"/>
-      <w:r>
-        <w:rPr>
-          <w:lang w:val="ru-RU"/>
-        </w:rPr>
-        <w:t>/</w:t>
-      </w:r>
-      <w:proofErr w:type="spellStart"/>
-      <w:r>
-        <w:rPr>
-          <w:lang w:val="ru-RU"/>
-        </w:rPr>
-        <w:t>build</w:t>
-      </w:r>
-      <w:proofErr w:type="spellEnd"/>
-      <w:r>
-        <w:rPr>
-          <w:lang w:val="ru-RU"/>
-        </w:rPr>
-        <w:t xml:space="preserve"> </w:t>
-      </w:r>
-      <w:proofErr w:type="spellStart"/>
-      <w:r>
-        <w:rPr>
-          <w:lang w:val="ru-RU"/>
-        </w:rPr>
-        <w:t>status</w:t>
-      </w:r>
-      <w:proofErr w:type="spellEnd"/>
-      <w:r>
-        <w:rPr>
-          <w:lang w:val="ru-RU"/>
-        </w:rPr>
-        <w:t>/</w:t>
-      </w:r>
-      <w:proofErr w:type="spellStart"/>
-      <w:r>
-        <w:rPr>
-          <w:lang w:val="ru-RU"/>
-        </w:rPr>
-        <w:t>build</w:t>
-      </w:r>
-      <w:proofErr w:type="spellEnd"/>
-      <w:r>
-        <w:rPr>
-          <w:lang w:val="ru-RU"/>
-        </w:rPr>
-        <w:t xml:space="preserve"> </w:t>
-      </w:r>
-      <w:proofErr w:type="spellStart"/>
-      <w:r>
-        <w:rPr>
-          <w:lang w:val="ru-RU"/>
-        </w:rPr>
-        <w:t>history</w:t>
-      </w:r>
-      <w:proofErr w:type="spellEnd"/>
-      <w:r>
-        <w:rPr>
-          <w:lang w:val="ru-RU"/>
-        </w:rPr>
-        <w:t xml:space="preserve"> и </w:t>
-      </w:r>
-      <w:proofErr w:type="spellStart"/>
-      <w:r>
-        <w:rPr>
-          <w:lang w:val="ru-RU"/>
-        </w:rPr>
-        <w:t>cleanup</w:t>
-      </w:r>
-      <w:proofErr w:type="spellEnd"/>
-      <w:r>
-        <w:rPr>
-          <w:lang w:val="ru-RU"/>
-        </w:rPr>
-        <w:t xml:space="preserve"> выполняются преимущественно через </w:t>
-      </w:r>
-      <w:proofErr w:type="spellStart"/>
-      <w:r>
-        <w:rPr>
-          <w:lang w:val="ru-RU"/>
-        </w:rPr>
-        <w:t>TeamCity</w:t>
-      </w:r>
-      <w:proofErr w:type="spellEnd"/>
-      <w:r>
-        <w:rPr>
-          <w:lang w:val="ru-RU"/>
-        </w:rPr>
-        <w:t xml:space="preserve"> REST API.</w:t>
+        <w:t>Подготовка тестовых данных, создание project/build configuration/VCS root, запуск build, проверка queue/build status/build history и cleanup выполняются через TeamCity REST API. UI используется только для проверки, что подготовленное состояние корректно отображается пользователю.</w:t>
       </w:r>
     </w:p>
     <w:p>
@@ -15926,63 +15151,7 @@
         </w:rPr>
       </w:pPr>
       <w:r>
-        <w:rPr>
-          <w:color w:val="000000"/>
-          <w:lang w:val="ru-RU"/>
-        </w:rPr>
-        <w:t xml:space="preserve">Основная подготовка данных выполняется через </w:t>
-      </w:r>
-      <w:r>
-        <w:rPr>
-          <w:color w:val="000000"/>
-        </w:rPr>
-        <w:t>REST</w:t>
-      </w:r>
-      <w:r>
-        <w:rPr>
-          <w:color w:val="000000"/>
-          <w:lang w:val="ru-RU"/>
-        </w:rPr>
-        <w:t xml:space="preserve"> </w:t>
-      </w:r>
-      <w:r>
-        <w:rPr>
-          <w:color w:val="000000"/>
-        </w:rPr>
-        <w:t>API</w:t>
-      </w:r>
-      <w:r>
-        <w:rPr>
-          <w:color w:val="000000"/>
-          <w:lang w:val="ru-RU"/>
-        </w:rPr>
-        <w:t xml:space="preserve">, </w:t>
-      </w:r>
-      <w:r>
-        <w:rPr>
-          <w:color w:val="000000"/>
-        </w:rPr>
-        <w:t>UI</w:t>
-      </w:r>
-      <w:r>
-        <w:rPr>
-          <w:color w:val="000000"/>
-          <w:lang w:val="ru-RU"/>
-        </w:rPr>
-        <w:t xml:space="preserve"> используется только там, где проверяется сам пользовательский </w:t>
-      </w:r>
-      <w:r>
-        <w:rPr>
-          <w:color w:val="000000"/>
-        </w:rPr>
-        <w:t>flow</w:t>
-      </w:r>
-      <w:r>
-        <w:rPr>
-          <w:color w:val="000000"/>
-          <w:lang w:val="ru-RU"/>
-        </w:rPr>
-        <w:t>.</w:t>
+        <w:t>Все тестовые данные создаются через REST API/bootstrap. UI используется только для одного happy-path read-only flow и не является источником тестовых данных.</w:t>
       </w:r>
     </w:p>
     <w:p>
@@ -16400,71 +15569,8 @@
             <w:vAlign w:val="center"/>
           </w:tcPr>
           <w:p>
-            <w:pPr>
-              <w:spacing w:after="0" w:line="252" w:lineRule="auto"/>
-              <w:rPr>
-                <w:lang w:val="ru-RU"/>
-              </w:rPr>
-            </w:pPr>
-            <w:r>
-              <w:rPr>
-                <w:sz w:val="18"/>
-                <w:szCs w:val="19"/>
-              </w:rPr>
-              <w:t>Setup</w:t>
-            </w:r>
-            <w:r>
-              <w:rPr>
-                <w:sz w:val="18"/>
-                <w:szCs w:val="19"/>
-                <w:lang w:val="ru-RU"/>
-              </w:rPr>
-              <w:t xml:space="preserve"> </w:t>
-            </w:r>
-            <w:r>
-              <w:rPr>
-                <w:sz w:val="18"/>
-                <w:szCs w:val="19"/>
-              </w:rPr>
-              <w:t>wizard</w:t>
-            </w:r>
-            <w:r>
-              <w:rPr>
-                <w:sz w:val="18"/>
-                <w:szCs w:val="19"/>
-                <w:lang w:val="ru-RU"/>
-              </w:rPr>
-              <w:t xml:space="preserve"> + минимальные данные, созданные в самом </w:t>
-            </w:r>
-            <w:r>
-              <w:rPr>
-                <w:sz w:val="18"/>
-                <w:szCs w:val="19"/>
-              </w:rPr>
-              <w:t>UI</w:t>
-            </w:r>
-            <w:r>
-              <w:rPr>
-                <w:sz w:val="18"/>
-                <w:szCs w:val="19"/>
-                <w:lang w:val="ru-RU"/>
-              </w:rPr>
-              <w:t xml:space="preserve"> </w:t>
-            </w:r>
-            <w:r>
-              <w:rPr>
-                <w:sz w:val="18"/>
-                <w:szCs w:val="19"/>
-              </w:rPr>
-              <w:t>flow</w:t>
-            </w:r>
-            <w:r>
-              <w:rPr>
-                <w:sz w:val="18"/>
-                <w:szCs w:val="19"/>
-                <w:lang w:val="ru-RU"/>
-              </w:rPr>
-              <w:t>.</w:t>
+            <w:r>
+              <w:t>Данные заранее создаются через REST API/bootstrap; UI только выполняет один happy-path read-only flow: login, Projects page, Build Configuration/Queue/Build Result.</w:t>
             </w:r>
           </w:p>
         </w:tc>
@@ -16566,24 +15672,8 @@
             <w:vAlign w:val="center"/>
           </w:tcPr>
           <w:p>
-            <w:pPr>
-              <w:spacing w:after="0" w:line="252" w:lineRule="auto"/>
-            </w:pPr>
-            <w:proofErr w:type="spellStart"/>
-            <w:r>
-              <w:rPr>
-                <w:sz w:val="18"/>
-                <w:szCs w:val="19"/>
-              </w:rPr>
-              <w:t>Комбинация</w:t>
-            </w:r>
-            <w:proofErr w:type="spellEnd"/>
-            <w:r>
-              <w:rPr>
-                <w:sz w:val="18"/>
-                <w:szCs w:val="19"/>
-              </w:rPr>
-              <w:t xml:space="preserve"> UI bootstrap + API setup + Docker reset/cleanup.</w:t>
+            <w:r>
+              <w:t>API setup + API build run + read-only UI confirmation; cleanup через REST API или Docker reset.</w:t>
             </w:r>
           </w:p>
         </w:tc>
@@ -17880,31 +16970,8 @@
             <w:vAlign w:val="center"/>
           </w:tcPr>
           <w:p>
-            <w:pPr>
-              <w:spacing w:after="0" w:line="252" w:lineRule="auto"/>
-            </w:pPr>
-            <w:r>
-              <w:rPr>
-                <w:sz w:val="18"/>
-                <w:szCs w:val="19"/>
-              </w:rPr>
-              <w:t xml:space="preserve">Login, Projects page, </w:t>
-            </w:r>
-            <w:proofErr w:type="spellStart"/>
-            <w:r>
-              <w:rPr>
-                <w:sz w:val="18"/>
-                <w:szCs w:val="19"/>
-              </w:rPr>
-              <w:t>переход</w:t>
-            </w:r>
-            <w:proofErr w:type="spellEnd"/>
-            <w:r>
-              <w:rPr>
-                <w:sz w:val="18"/>
-                <w:szCs w:val="19"/>
-              </w:rPr>
-              <w:t xml:space="preserve"> к Build Configuration Settings, Queue/Build Result read-only checks.</w:t>
+            <w:r>
+              <w:t>Один happy path: login, Projects page, переход к заранее созданной через API Build Configuration, Queue/Build Result read-only checks.</w:t>
             </w:r>
           </w:p>
         </w:tc>
@@ -17921,94 +16988,8 @@
             <w:vAlign w:val="center"/>
           </w:tcPr>
           <w:p>
-            <w:pPr>
-              <w:spacing w:after="0" w:line="252" w:lineRule="auto"/>
-              <w:rPr>
-                <w:lang w:val="ru-RU"/>
-              </w:rPr>
-            </w:pPr>
-            <w:r>
-              <w:rPr>
-                <w:sz w:val="18"/>
-                <w:szCs w:val="19"/>
-                <w:lang w:val="ru-RU"/>
-              </w:rPr>
-              <w:t xml:space="preserve">Создание данных через </w:t>
-            </w:r>
-            <w:r>
-              <w:rPr>
-                <w:sz w:val="18"/>
-                <w:szCs w:val="19"/>
-              </w:rPr>
-              <w:t>UI</w:t>
-            </w:r>
-            <w:r>
-              <w:rPr>
-                <w:sz w:val="18"/>
-                <w:szCs w:val="19"/>
-                <w:lang w:val="ru-RU"/>
-              </w:rPr>
-              <w:t xml:space="preserve">, нестабильные длинные </w:t>
-            </w:r>
-            <w:r>
-              <w:rPr>
-                <w:sz w:val="18"/>
-                <w:szCs w:val="19"/>
-              </w:rPr>
-              <w:t>UI</w:t>
-            </w:r>
-            <w:r>
-              <w:rPr>
-                <w:sz w:val="18"/>
-                <w:szCs w:val="19"/>
-                <w:lang w:val="ru-RU"/>
-              </w:rPr>
-              <w:t xml:space="preserve"> </w:t>
-            </w:r>
-            <w:r>
-              <w:rPr>
-                <w:sz w:val="18"/>
-                <w:szCs w:val="19"/>
-              </w:rPr>
-              <w:t>E</w:t>
-            </w:r>
-            <w:r>
-              <w:rPr>
-                <w:sz w:val="18"/>
-                <w:szCs w:val="19"/>
-                <w:lang w:val="ru-RU"/>
-              </w:rPr>
-              <w:t>2</w:t>
-            </w:r>
-            <w:r>
-              <w:rPr>
-                <w:sz w:val="18"/>
-                <w:szCs w:val="19"/>
-              </w:rPr>
-              <w:t>E</w:t>
-            </w:r>
-            <w:r>
-              <w:rPr>
-                <w:sz w:val="18"/>
-                <w:szCs w:val="19"/>
-                <w:lang w:val="ru-RU"/>
-              </w:rPr>
-              <w:t xml:space="preserve"> </w:t>
-            </w:r>
-            <w:r>
-              <w:rPr>
-                <w:sz w:val="18"/>
-                <w:szCs w:val="19"/>
-              </w:rPr>
-              <w:t>flows</w:t>
-            </w:r>
-            <w:r>
-              <w:rPr>
-                <w:sz w:val="18"/>
-                <w:szCs w:val="19"/>
-                <w:lang w:val="ru-RU"/>
-              </w:rPr>
-              <w:t>.</w:t>
+            <w:r>
+              <w:t>Создание данных через UI, редактирование project/build configuration через UI, нестабильные длинные UI E2E flows.</w:t>
             </w:r>
           </w:p>
         </w:tc>
@@ -18460,15 +17441,8 @@
             <w:vAlign w:val="center"/>
           </w:tcPr>
           <w:p>
-            <w:pPr>
-              <w:spacing w:after="0" w:line="252" w:lineRule="auto"/>
-            </w:pPr>
-            <w:r>
-              <w:rPr>
-                <w:sz w:val="18"/>
-                <w:szCs w:val="19"/>
-              </w:rPr>
-              <w:t>Database</w:t>
+            <w:r>
+              <w:t>Database Compatibility</w:t>
             </w:r>
           </w:p>
         </w:tc>
@@ -18485,49 +17459,8 @@
             <w:vAlign w:val="center"/>
           </w:tcPr>
           <w:p>
-            <w:pPr>
-              <w:spacing w:after="0" w:line="252" w:lineRule="auto"/>
-              <w:rPr>
-                <w:lang w:val="ru-RU"/>
-              </w:rPr>
-            </w:pPr>
-            <w:r>
-              <w:rPr>
-                <w:sz w:val="18"/>
-                <w:szCs w:val="19"/>
-                <w:lang w:val="ru-RU"/>
-              </w:rPr>
-              <w:t xml:space="preserve">Только текущая БД стенда как часть </w:t>
-            </w:r>
-            <w:r>
-              <w:rPr>
-                <w:sz w:val="18"/>
-                <w:szCs w:val="19"/>
-              </w:rPr>
-              <w:t>smoke</w:t>
-            </w:r>
-            <w:r>
-              <w:rPr>
-                <w:sz w:val="18"/>
-                <w:szCs w:val="19"/>
-                <w:lang w:val="ru-RU"/>
-              </w:rPr>
-              <w:t>/</w:t>
-            </w:r>
-            <w:r>
-              <w:rPr>
-                <w:sz w:val="18"/>
-                <w:szCs w:val="19"/>
-              </w:rPr>
-              <w:t>readiness</w:t>
-            </w:r>
-            <w:r>
-              <w:rPr>
-                <w:sz w:val="18"/>
-                <w:szCs w:val="19"/>
-                <w:lang w:val="ru-RU"/>
-              </w:rPr>
-              <w:t>.</w:t>
+            <w:r>
+              <w:t>Входит в MVP: PostgreSQL production-like + MySQL/MariaDB/MS SQL/Oracle compatibility regression. Проверяем bootstrap, schema readiness, REST API, agent authorization, project/build configuration, simple build, build result.</w:t>
             </w:r>
           </w:p>
         </w:tc>
@@ -18544,32 +17477,8 @@
             <w:vAlign w:val="center"/>
           </w:tcPr>
           <w:p>
-            <w:pPr>
-              <w:spacing w:after="0" w:line="252" w:lineRule="auto"/>
-              <w:rPr>
-                <w:lang w:val="en-US"/>
-              </w:rPr>
-            </w:pPr>
-            <w:r>
-              <w:rPr>
-                <w:sz w:val="18"/>
-                <w:szCs w:val="19"/>
-              </w:rPr>
-              <w:t>PostgreSQL/MySQL</w:t>
-            </w:r>
-            <w:r>
-              <w:rPr>
-                <w:sz w:val="18"/>
-                <w:szCs w:val="19"/>
-              </w:rPr>
-              <w:t xml:space="preserve"> </w:t>
-            </w:r>
-            <w:r>
-              <w:rPr>
-                <w:sz w:val="18"/>
-                <w:szCs w:val="19"/>
-              </w:rPr>
-              <w:t>/MS SQL/Oracle compatibility regression.</w:t>
+            <w:r>
+              <w:t>Глубокое покрытие всех runners, plugins, build chains и performance/load DB testing на каждой БД; сложные upgrade/migration сценарии.</w:t>
             </w:r>
           </w:p>
         </w:tc>
@@ -19786,57 +18695,8 @@
             <w:vAlign w:val="center"/>
           </w:tcPr>
           <w:p>
-            <w:pPr>
-              <w:spacing w:after="0" w:line="240" w:lineRule="auto"/>
-              <w:rPr>
-                <w:lang w:val="ru-RU"/>
-              </w:rPr>
-            </w:pPr>
-            <w:r>
-              <w:rPr>
-                <w:sz w:val="16"/>
-                <w:lang w:val="ru-RU"/>
-              </w:rPr>
-              <w:t xml:space="preserve">Добавить </w:t>
-            </w:r>
-            <w:r>
-              <w:rPr>
-                <w:sz w:val="16"/>
-              </w:rPr>
-              <w:t>UI</w:t>
-            </w:r>
-            <w:r>
-              <w:rPr>
-                <w:sz w:val="16"/>
-                <w:lang w:val="ru-RU"/>
-              </w:rPr>
-              <w:t xml:space="preserve"> слой во фреймворк и автоматизировать только те пользовательские </w:t>
-            </w:r>
-            <w:r>
-              <w:rPr>
-                <w:sz w:val="16"/>
-              </w:rPr>
-              <w:t>flows</w:t>
-            </w:r>
-            <w:r>
-              <w:rPr>
-                <w:sz w:val="16"/>
-                <w:lang w:val="ru-RU"/>
-              </w:rPr>
-              <w:t xml:space="preserve">, которые нельзя надежно заменить </w:t>
-            </w:r>
-            <w:r>
-              <w:rPr>
-                <w:sz w:val="16"/>
-              </w:rPr>
-              <w:t>API</w:t>
-            </w:r>
-            <w:r>
-              <w:rPr>
-                <w:sz w:val="16"/>
-                <w:lang w:val="ru-RU"/>
-              </w:rPr>
-              <w:t>.</w:t>
+            <w:r>
+              <w:t>Добавить UI слой во фреймворк и автоматизировать один стабильный happy path, который подтверждает, что подготовленные через API данные корректно видны в интерфейсе.</w:t>
             </w:r>
           </w:p>
         </w:tc>
@@ -19846,268 +18706,8 @@
             <w:vAlign w:val="center"/>
           </w:tcPr>
           <w:p>
-            <w:pPr>
-              <w:spacing w:after="0" w:line="240" w:lineRule="auto"/>
-              <w:rPr>
-                <w:lang w:val="ru-RU"/>
-              </w:rPr>
-            </w:pPr>
-            <w:r>
-              <w:rPr>
-                <w:sz w:val="16"/>
-                <w:lang w:val="ru-RU"/>
-              </w:rPr>
-              <w:t xml:space="preserve">Ключевые шаги: добавить </w:t>
-            </w:r>
-            <w:r>
-              <w:rPr>
-                <w:sz w:val="16"/>
-              </w:rPr>
-              <w:t>Playwright</w:t>
-            </w:r>
-            <w:r>
-              <w:rPr>
-                <w:sz w:val="16"/>
-                <w:lang w:val="ru-RU"/>
-              </w:rPr>
-              <w:t xml:space="preserve"> </w:t>
-            </w:r>
-            <w:r>
-              <w:rPr>
-                <w:sz w:val="16"/>
-              </w:rPr>
-              <w:t>layer</w:t>
-            </w:r>
-            <w:r>
-              <w:rPr>
-                <w:sz w:val="16"/>
-                <w:lang w:val="ru-RU"/>
-              </w:rPr>
-              <w:t xml:space="preserve">, </w:t>
-            </w:r>
-            <w:r>
-              <w:rPr>
-                <w:sz w:val="16"/>
-              </w:rPr>
-              <w:t>pages</w:t>
-            </w:r>
-            <w:r>
-              <w:rPr>
-                <w:sz w:val="16"/>
-                <w:lang w:val="ru-RU"/>
-              </w:rPr>
-              <w:t>/</w:t>
-            </w:r>
-            <w:r>
-              <w:rPr>
-                <w:sz w:val="16"/>
-              </w:rPr>
-              <w:t>components</w:t>
-            </w:r>
-            <w:r>
-              <w:rPr>
-                <w:sz w:val="16"/>
-                <w:lang w:val="ru-RU"/>
-              </w:rPr>
-              <w:t xml:space="preserve">, стабильные локаторы и ожидания; настроить </w:t>
-            </w:r>
-            <w:r>
-              <w:rPr>
-                <w:sz w:val="16"/>
-              </w:rPr>
-              <w:t>screenshots</w:t>
-            </w:r>
-            <w:r>
-              <w:rPr>
-                <w:sz w:val="16"/>
-                <w:lang w:val="ru-RU"/>
-              </w:rPr>
-              <w:t>/</w:t>
-            </w:r>
-            <w:r>
-              <w:rPr>
-                <w:sz w:val="16"/>
-              </w:rPr>
-              <w:t>video</w:t>
-            </w:r>
-            <w:r>
-              <w:rPr>
-                <w:sz w:val="16"/>
-                <w:lang w:val="ru-RU"/>
-              </w:rPr>
-              <w:t>/</w:t>
-            </w:r>
-            <w:r>
-              <w:rPr>
-                <w:sz w:val="16"/>
-              </w:rPr>
-              <w:t>trace</w:t>
-            </w:r>
-            <w:r>
-              <w:rPr>
-                <w:sz w:val="16"/>
-                <w:lang w:val="ru-RU"/>
-              </w:rPr>
-              <w:t xml:space="preserve">; реализовать </w:t>
-            </w:r>
-            <w:r>
-              <w:rPr>
-                <w:sz w:val="16"/>
-              </w:rPr>
-              <w:t>UI</w:t>
-            </w:r>
-            <w:r>
-              <w:rPr>
-                <w:sz w:val="16"/>
-                <w:lang w:val="ru-RU"/>
-              </w:rPr>
-              <w:t xml:space="preserve"> </w:t>
-            </w:r>
-            <w:proofErr w:type="spellStart"/>
-            <w:r>
-              <w:rPr>
-                <w:sz w:val="16"/>
-                <w:lang w:val="ru-RU"/>
-              </w:rPr>
-              <w:t>автотесты</w:t>
-            </w:r>
-            <w:proofErr w:type="spellEnd"/>
-            <w:r>
-              <w:rPr>
-                <w:sz w:val="16"/>
-                <w:lang w:val="ru-RU"/>
-              </w:rPr>
-              <w:t xml:space="preserve"> для </w:t>
-            </w:r>
-            <w:r>
-              <w:rPr>
-                <w:sz w:val="16"/>
-              </w:rPr>
-              <w:t>startup</w:t>
-            </w:r>
-            <w:r>
-              <w:rPr>
-                <w:sz w:val="16"/>
-                <w:lang w:val="ru-RU"/>
-              </w:rPr>
-              <w:t xml:space="preserve"> </w:t>
-            </w:r>
-            <w:r>
-              <w:rPr>
-                <w:sz w:val="16"/>
-              </w:rPr>
-              <w:t>confirmation</w:t>
-            </w:r>
-            <w:r>
-              <w:rPr>
-                <w:sz w:val="16"/>
-                <w:lang w:val="ru-RU"/>
-              </w:rPr>
-              <w:t xml:space="preserve">, </w:t>
-            </w:r>
-            <w:r>
-              <w:rPr>
-                <w:sz w:val="16"/>
-              </w:rPr>
-              <w:t>database</w:t>
-            </w:r>
-            <w:r>
-              <w:rPr>
-                <w:sz w:val="16"/>
-                <w:lang w:val="ru-RU"/>
-              </w:rPr>
-              <w:t xml:space="preserve"> </w:t>
-            </w:r>
-            <w:r>
-              <w:rPr>
-                <w:sz w:val="16"/>
-              </w:rPr>
-              <w:t>setup</w:t>
-            </w:r>
-            <w:r>
-              <w:rPr>
-                <w:sz w:val="16"/>
-                <w:lang w:val="ru-RU"/>
-              </w:rPr>
-              <w:t xml:space="preserve">, создания первого администратора, </w:t>
-            </w:r>
-            <w:r>
-              <w:rPr>
-                <w:sz w:val="16"/>
-              </w:rPr>
-              <w:t>login</w:t>
-            </w:r>
-            <w:r>
-              <w:rPr>
-                <w:sz w:val="16"/>
-                <w:lang w:val="ru-RU"/>
-              </w:rPr>
-              <w:t xml:space="preserve"> и </w:t>
-            </w:r>
-            <w:r>
-              <w:rPr>
-                <w:sz w:val="16"/>
-              </w:rPr>
-              <w:t>authorization</w:t>
-            </w:r>
-            <w:r>
-              <w:rPr>
-                <w:sz w:val="16"/>
-                <w:lang w:val="ru-RU"/>
-              </w:rPr>
-              <w:t xml:space="preserve"> </w:t>
-            </w:r>
-            <w:r>
-              <w:rPr>
-                <w:sz w:val="16"/>
-              </w:rPr>
-              <w:t>agent</w:t>
-            </w:r>
-            <w:r>
-              <w:rPr>
-                <w:sz w:val="16"/>
-                <w:lang w:val="ru-RU"/>
-              </w:rPr>
-              <w:t xml:space="preserve">; продолжить параллельную подготовку </w:t>
-            </w:r>
-            <w:r>
-              <w:rPr>
-                <w:sz w:val="16"/>
-              </w:rPr>
-              <w:t>pipeline</w:t>
-            </w:r>
-            <w:r>
-              <w:rPr>
-                <w:sz w:val="16"/>
-                <w:lang w:val="ru-RU"/>
-              </w:rPr>
-              <w:t xml:space="preserve">. Результат: </w:t>
-            </w:r>
-            <w:r>
-              <w:rPr>
-                <w:sz w:val="16"/>
-              </w:rPr>
-              <w:t>UI</w:t>
-            </w:r>
-            <w:r>
-              <w:rPr>
-                <w:sz w:val="16"/>
-                <w:lang w:val="ru-RU"/>
-              </w:rPr>
-              <w:t xml:space="preserve"> </w:t>
-            </w:r>
-            <w:r>
-              <w:rPr>
-                <w:sz w:val="16"/>
-              </w:rPr>
-              <w:t>smoke</w:t>
-            </w:r>
-            <w:r>
-              <w:rPr>
-                <w:sz w:val="16"/>
-                <w:lang w:val="ru-RU"/>
-              </w:rPr>
-              <w:t xml:space="preserve"> покрывает критичный пользовательский путь и дает диагностические артефакты при падениях.</w:t>
+            <w:r>
+              <w:t>Ключевые шаги: добавить Playwright layer, pages/components, стабильные локаторы и ожидания; настроить screenshots/video/trace; реализовать один UI happy path: login, Projects page, переход к заранее созданной через API Build Configuration и read-only проверка Queue/Build Result; продолжить параллельную подготовку pipeline. Результат: UI smoke подтверждает критичный пользовательский путь и дает диагностические артефакты при падениях.</w:t>
             </w:r>
           </w:p>
         </w:tc>
@@ -20255,398 +18855,8 @@
             <w:vAlign w:val="center"/>
           </w:tcPr>
           <w:p>
-            <w:pPr>
-              <w:spacing w:after="0" w:line="240" w:lineRule="auto"/>
-              <w:rPr>
-                <w:lang w:val="ru-RU"/>
-              </w:rPr>
-            </w:pPr>
-            <w:r>
-              <w:rPr>
-                <w:sz w:val="16"/>
-                <w:lang w:val="ru-RU"/>
-              </w:rPr>
-              <w:t xml:space="preserve">Ключевые шаги: настроить </w:t>
-            </w:r>
-            <w:r>
-              <w:rPr>
-                <w:sz w:val="16"/>
-              </w:rPr>
-              <w:t>bootstrap</w:t>
-            </w:r>
-            <w:r>
-              <w:rPr>
-                <w:sz w:val="16"/>
-                <w:lang w:val="ru-RU"/>
-              </w:rPr>
-              <w:t xml:space="preserve"> </w:t>
-            </w:r>
-            <w:r>
-              <w:rPr>
-                <w:sz w:val="16"/>
-              </w:rPr>
-              <w:t>TeamCity</w:t>
-            </w:r>
-            <w:r>
-              <w:rPr>
-                <w:sz w:val="16"/>
-                <w:lang w:val="ru-RU"/>
-              </w:rPr>
-              <w:t xml:space="preserve"> стенда; запуск </w:t>
-            </w:r>
-            <w:r>
-              <w:rPr>
-                <w:sz w:val="16"/>
-              </w:rPr>
-              <w:t>API</w:t>
-            </w:r>
-            <w:r>
-              <w:rPr>
-                <w:sz w:val="16"/>
-                <w:lang w:val="ru-RU"/>
-              </w:rPr>
-              <w:t>/</w:t>
-            </w:r>
-            <w:r>
-              <w:rPr>
-                <w:sz w:val="16"/>
-              </w:rPr>
-              <w:t>UI</w:t>
-            </w:r>
-            <w:r>
-              <w:rPr>
-                <w:sz w:val="16"/>
-                <w:lang w:val="ru-RU"/>
-              </w:rPr>
-              <w:t>/</w:t>
-            </w:r>
-            <w:r>
-              <w:rPr>
-                <w:sz w:val="16"/>
-              </w:rPr>
-              <w:t>E</w:t>
-            </w:r>
-            <w:r>
-              <w:rPr>
-                <w:sz w:val="16"/>
-                <w:lang w:val="ru-RU"/>
-              </w:rPr>
-              <w:t>2</w:t>
-            </w:r>
-            <w:r>
-              <w:rPr>
-                <w:sz w:val="16"/>
-              </w:rPr>
-              <w:t>E</w:t>
-            </w:r>
-            <w:r>
-              <w:rPr>
-                <w:sz w:val="16"/>
-                <w:lang w:val="ru-RU"/>
-              </w:rPr>
-              <w:t xml:space="preserve"> </w:t>
-            </w:r>
-            <w:r>
-              <w:rPr>
-                <w:sz w:val="16"/>
-              </w:rPr>
-              <w:t>suites</w:t>
-            </w:r>
-            <w:r>
-              <w:rPr>
-                <w:sz w:val="16"/>
-                <w:lang w:val="ru-RU"/>
-              </w:rPr>
-              <w:t xml:space="preserve">; публикацию </w:t>
-            </w:r>
-            <w:r>
-              <w:rPr>
-                <w:sz w:val="16"/>
-              </w:rPr>
-              <w:t>Allure</w:t>
-            </w:r>
-            <w:r>
-              <w:rPr>
-                <w:sz w:val="16"/>
-                <w:lang w:val="ru-RU"/>
-              </w:rPr>
-              <w:t xml:space="preserve"> </w:t>
-            </w:r>
-            <w:r>
-              <w:rPr>
-                <w:sz w:val="16"/>
-              </w:rPr>
-              <w:t>Report</w:t>
-            </w:r>
-            <w:r>
-              <w:rPr>
-                <w:sz w:val="16"/>
-                <w:lang w:val="ru-RU"/>
-              </w:rPr>
-              <w:t xml:space="preserve">; сбор метрик </w:t>
-            </w:r>
-            <w:r>
-              <w:rPr>
-                <w:sz w:val="16"/>
-              </w:rPr>
-              <w:t>pass</w:t>
-            </w:r>
-            <w:r>
-              <w:rPr>
-                <w:sz w:val="16"/>
-                <w:lang w:val="ru-RU"/>
-              </w:rPr>
-              <w:t xml:space="preserve"> </w:t>
-            </w:r>
-            <w:r>
-              <w:rPr>
-                <w:sz w:val="16"/>
-              </w:rPr>
-              <w:t>rate</w:t>
-            </w:r>
-            <w:r>
-              <w:rPr>
-                <w:sz w:val="16"/>
-                <w:lang w:val="ru-RU"/>
-              </w:rPr>
-              <w:t xml:space="preserve">, </w:t>
-            </w:r>
-            <w:r>
-              <w:rPr>
-                <w:sz w:val="16"/>
-              </w:rPr>
-              <w:t>fail</w:t>
-            </w:r>
-            <w:r>
-              <w:rPr>
-                <w:sz w:val="16"/>
-                <w:lang w:val="ru-RU"/>
-              </w:rPr>
-              <w:t xml:space="preserve"> </w:t>
-            </w:r>
-            <w:r>
-              <w:rPr>
-                <w:sz w:val="16"/>
-              </w:rPr>
-              <w:t>rate</w:t>
-            </w:r>
-            <w:r>
-              <w:rPr>
-                <w:sz w:val="16"/>
-                <w:lang w:val="ru-RU"/>
-              </w:rPr>
-              <w:t xml:space="preserve">, </w:t>
-            </w:r>
-            <w:r>
-              <w:rPr>
-                <w:sz w:val="16"/>
-              </w:rPr>
-              <w:t>duration</w:t>
-            </w:r>
-            <w:r>
-              <w:rPr>
-                <w:sz w:val="16"/>
-                <w:lang w:val="ru-RU"/>
-              </w:rPr>
-              <w:t xml:space="preserve">, </w:t>
-            </w:r>
-            <w:r>
-              <w:rPr>
-                <w:sz w:val="16"/>
-              </w:rPr>
-              <w:t>flaky</w:t>
-            </w:r>
-            <w:r>
-              <w:rPr>
-                <w:sz w:val="16"/>
-                <w:lang w:val="ru-RU"/>
-              </w:rPr>
-              <w:t xml:space="preserve"> </w:t>
-            </w:r>
-            <w:r>
-              <w:rPr>
-                <w:sz w:val="16"/>
-              </w:rPr>
-              <w:t>failures</w:t>
-            </w:r>
-            <w:r>
-              <w:rPr>
-                <w:sz w:val="16"/>
-                <w:lang w:val="ru-RU"/>
-              </w:rPr>
-              <w:t xml:space="preserve">, </w:t>
-            </w:r>
-            <w:r>
-              <w:rPr>
-                <w:sz w:val="16"/>
-              </w:rPr>
-              <w:t>failed</w:t>
-            </w:r>
-            <w:r>
-              <w:rPr>
-                <w:sz w:val="16"/>
-                <w:lang w:val="ru-RU"/>
-              </w:rPr>
-              <w:t>/</w:t>
-            </w:r>
-            <w:r>
-              <w:rPr>
-                <w:sz w:val="16"/>
-              </w:rPr>
-              <w:t>skipped</w:t>
-            </w:r>
-            <w:r>
-              <w:rPr>
-                <w:sz w:val="16"/>
-                <w:lang w:val="ru-RU"/>
-              </w:rPr>
-              <w:t xml:space="preserve"> </w:t>
-            </w:r>
-            <w:r>
-              <w:rPr>
-                <w:sz w:val="16"/>
-              </w:rPr>
-              <w:t>tests</w:t>
-            </w:r>
-            <w:r>
-              <w:rPr>
-                <w:sz w:val="16"/>
-                <w:lang w:val="ru-RU"/>
-              </w:rPr>
-              <w:t xml:space="preserve">; </w:t>
-            </w:r>
-            <w:r>
-              <w:rPr>
-                <w:sz w:val="16"/>
-              </w:rPr>
-              <w:t>quality</w:t>
-            </w:r>
-            <w:r>
-              <w:rPr>
-                <w:sz w:val="16"/>
-                <w:lang w:val="ru-RU"/>
-              </w:rPr>
-              <w:t xml:space="preserve"> </w:t>
-            </w:r>
-            <w:r>
-              <w:rPr>
-                <w:sz w:val="16"/>
-              </w:rPr>
-              <w:t>gates</w:t>
-            </w:r>
-            <w:r>
-              <w:rPr>
-                <w:sz w:val="16"/>
-                <w:lang w:val="ru-RU"/>
-              </w:rPr>
-              <w:t xml:space="preserve"> </w:t>
-            </w:r>
-            <w:proofErr w:type="spellStart"/>
-            <w:r>
-              <w:rPr>
-                <w:sz w:val="16"/>
-                <w:lang w:val="ru-RU"/>
-              </w:rPr>
-              <w:t>автотестов</w:t>
-            </w:r>
-            <w:proofErr w:type="spellEnd"/>
-            <w:r>
-              <w:rPr>
-                <w:sz w:val="16"/>
-                <w:lang w:val="ru-RU"/>
-              </w:rPr>
-              <w:t xml:space="preserve">; </w:t>
-            </w:r>
-            <w:r>
-              <w:rPr>
-                <w:sz w:val="16"/>
-              </w:rPr>
-              <w:t>Telegram</w:t>
-            </w:r>
-            <w:r>
-              <w:rPr>
-                <w:sz w:val="16"/>
-                <w:lang w:val="ru-RU"/>
-              </w:rPr>
-              <w:t xml:space="preserve"> </w:t>
-            </w:r>
-            <w:r>
-              <w:rPr>
-                <w:sz w:val="16"/>
-              </w:rPr>
-              <w:t>bot</w:t>
-            </w:r>
-            <w:r>
-              <w:rPr>
-                <w:sz w:val="16"/>
-                <w:lang w:val="ru-RU"/>
-              </w:rPr>
-              <w:t xml:space="preserve"> уведомления со статусом прогона, ссылкой на отчет и списком критичных падений; стабилизацию </w:t>
-            </w:r>
-            <w:r>
-              <w:rPr>
-                <w:sz w:val="16"/>
-              </w:rPr>
-              <w:t>flaky</w:t>
-            </w:r>
-            <w:r>
-              <w:rPr>
-                <w:sz w:val="16"/>
-                <w:lang w:val="ru-RU"/>
-              </w:rPr>
-              <w:t xml:space="preserve"> тестов. Результат: готов </w:t>
-            </w:r>
-            <w:r>
-              <w:rPr>
-                <w:sz w:val="16"/>
-              </w:rPr>
-              <w:t>demo</w:t>
-            </w:r>
-            <w:r>
-              <w:rPr>
-                <w:sz w:val="16"/>
-                <w:lang w:val="ru-RU"/>
-              </w:rPr>
-              <w:t xml:space="preserve">-прогон </w:t>
-            </w:r>
-            <w:r>
-              <w:rPr>
-                <w:sz w:val="16"/>
-              </w:rPr>
-              <w:t>MVP</w:t>
-            </w:r>
-            <w:r>
-              <w:rPr>
-                <w:sz w:val="16"/>
-                <w:lang w:val="ru-RU"/>
-              </w:rPr>
-              <w:t xml:space="preserve"> автоматизации в </w:t>
-            </w:r>
-            <w:r>
-              <w:rPr>
-                <w:sz w:val="16"/>
-              </w:rPr>
-              <w:t>CI</w:t>
-            </w:r>
-            <w:r>
-              <w:rPr>
-                <w:sz w:val="16"/>
-                <w:lang w:val="ru-RU"/>
-              </w:rPr>
-              <w:t>/</w:t>
-            </w:r>
-            <w:r>
-              <w:rPr>
-                <w:sz w:val="16"/>
-              </w:rPr>
-              <w:t>CD</w:t>
-            </w:r>
-            <w:r>
-              <w:rPr>
-                <w:sz w:val="16"/>
-                <w:lang w:val="ru-RU"/>
-              </w:rPr>
-              <w:t>.</w:t>
+            <w:r>
+              <w:t>Ключевые шаги: настроить bootstrap TeamCity стенда; запуск API/UI/E2E suites; добавить DB compatibility jobs для PostgreSQL/MySQL/MariaDB/MS SQL/Oracle; публикацию Allure Report; сбор метрик pass rate, fail rate, duration, flaky failures, failed/skipped tests; quality gates автотестов; Telegram bot уведомления со статусом прогона, ссылкой на отчет и списком критичных падений; стабилизацию flaky тестов. Результат: готов demo-прогон MVP автоматизации в CI/CD.</w:t>
             </w:r>
           </w:p>
         </w:tc>
@@ -21649,216 +19859,8 @@
             <w:vAlign w:val="center"/>
           </w:tcPr>
           <w:p>
-            <w:pPr>
-              <w:spacing w:after="0" w:line="240" w:lineRule="auto"/>
-              <w:rPr>
-                <w:lang w:val="ru-RU"/>
-              </w:rPr>
-            </w:pPr>
-            <w:r>
-              <w:rPr>
-                <w:sz w:val="17"/>
-                <w:lang w:val="ru-RU"/>
-              </w:rPr>
-              <w:t xml:space="preserve">Реализованы </w:t>
-            </w:r>
-            <w:r>
-              <w:rPr>
-                <w:sz w:val="17"/>
-              </w:rPr>
-              <w:t>UI</w:t>
-            </w:r>
-            <w:r>
-              <w:rPr>
-                <w:sz w:val="17"/>
-                <w:lang w:val="ru-RU"/>
-              </w:rPr>
-              <w:t xml:space="preserve"> </w:t>
-            </w:r>
-            <w:proofErr w:type="spellStart"/>
-            <w:r>
-              <w:rPr>
-                <w:sz w:val="17"/>
-                <w:lang w:val="ru-RU"/>
-              </w:rPr>
-              <w:t>автотесты</w:t>
-            </w:r>
-            <w:proofErr w:type="spellEnd"/>
-            <w:r>
-              <w:rPr>
-                <w:sz w:val="17"/>
-                <w:lang w:val="ru-RU"/>
-              </w:rPr>
-              <w:t xml:space="preserve"> только для критичных пользовательских </w:t>
-            </w:r>
-            <w:r>
-              <w:rPr>
-                <w:sz w:val="17"/>
-              </w:rPr>
-              <w:t>flows</w:t>
-            </w:r>
-            <w:r>
-              <w:rPr>
-                <w:sz w:val="17"/>
-                <w:lang w:val="ru-RU"/>
-              </w:rPr>
-              <w:t xml:space="preserve">, которые нельзя надежно заменить </w:t>
-            </w:r>
-            <w:r>
-              <w:rPr>
-                <w:sz w:val="17"/>
-              </w:rPr>
-              <w:t>API</w:t>
-            </w:r>
-            <w:r>
-              <w:rPr>
-                <w:sz w:val="17"/>
-                <w:lang w:val="ru-RU"/>
-              </w:rPr>
-              <w:t xml:space="preserve">: </w:t>
-            </w:r>
-            <w:r>
-              <w:rPr>
-                <w:sz w:val="17"/>
-              </w:rPr>
-              <w:t>startup</w:t>
-            </w:r>
-            <w:r>
-              <w:rPr>
-                <w:sz w:val="17"/>
-                <w:lang w:val="ru-RU"/>
-              </w:rPr>
-              <w:t xml:space="preserve"> </w:t>
-            </w:r>
-            <w:r>
-              <w:rPr>
-                <w:sz w:val="17"/>
-              </w:rPr>
-              <w:t>confirmation</w:t>
-            </w:r>
-            <w:r>
-              <w:rPr>
-                <w:sz w:val="17"/>
-                <w:lang w:val="ru-RU"/>
-              </w:rPr>
-              <w:t xml:space="preserve">, </w:t>
-            </w:r>
-            <w:r>
-              <w:rPr>
-                <w:sz w:val="17"/>
-              </w:rPr>
-              <w:t>database</w:t>
-            </w:r>
-            <w:r>
-              <w:rPr>
-                <w:sz w:val="17"/>
-                <w:lang w:val="ru-RU"/>
-              </w:rPr>
-              <w:t xml:space="preserve"> </w:t>
-            </w:r>
-            <w:r>
-              <w:rPr>
-                <w:sz w:val="17"/>
-              </w:rPr>
-              <w:t>setup</w:t>
-            </w:r>
-            <w:r>
-              <w:rPr>
-                <w:sz w:val="17"/>
-                <w:lang w:val="ru-RU"/>
-              </w:rPr>
-              <w:t xml:space="preserve">, создание первого администратора, </w:t>
-            </w:r>
-            <w:r>
-              <w:rPr>
-                <w:sz w:val="17"/>
-              </w:rPr>
-              <w:t>login</w:t>
-            </w:r>
-            <w:r>
-              <w:rPr>
-                <w:sz w:val="17"/>
-                <w:lang w:val="ru-RU"/>
-              </w:rPr>
-              <w:t xml:space="preserve">, </w:t>
-            </w:r>
-            <w:r>
-              <w:rPr>
-                <w:sz w:val="17"/>
-              </w:rPr>
-              <w:t>authorization</w:t>
-            </w:r>
-            <w:r>
-              <w:rPr>
-                <w:sz w:val="17"/>
-                <w:lang w:val="ru-RU"/>
-              </w:rPr>
-              <w:t xml:space="preserve"> </w:t>
-            </w:r>
-            <w:r>
-              <w:rPr>
-                <w:sz w:val="17"/>
-              </w:rPr>
-              <w:t>agent</w:t>
-            </w:r>
-            <w:r>
-              <w:rPr>
-                <w:sz w:val="17"/>
-                <w:lang w:val="ru-RU"/>
-              </w:rPr>
-              <w:t xml:space="preserve">. Для </w:t>
-            </w:r>
-            <w:r>
-              <w:rPr>
-                <w:sz w:val="17"/>
-              </w:rPr>
-              <w:t>UI</w:t>
-            </w:r>
-            <w:r>
-              <w:rPr>
-                <w:sz w:val="17"/>
-                <w:lang w:val="ru-RU"/>
-              </w:rPr>
-              <w:t xml:space="preserve">-тестов настроены стабильные локаторы, ожидания, </w:t>
-            </w:r>
-            <w:r>
-              <w:rPr>
-                <w:sz w:val="17"/>
-              </w:rPr>
-              <w:t>screenshots</w:t>
-            </w:r>
-            <w:r>
-              <w:rPr>
-                <w:sz w:val="17"/>
-                <w:lang w:val="ru-RU"/>
-              </w:rPr>
-              <w:t>/</w:t>
-            </w:r>
-            <w:r>
-              <w:rPr>
-                <w:sz w:val="17"/>
-              </w:rPr>
-              <w:t>video</w:t>
-            </w:r>
-            <w:r>
-              <w:rPr>
-                <w:sz w:val="17"/>
-                <w:lang w:val="ru-RU"/>
-              </w:rPr>
-              <w:t>/</w:t>
-            </w:r>
-            <w:r>
-              <w:rPr>
-                <w:sz w:val="17"/>
-              </w:rPr>
-              <w:t>trace</w:t>
-            </w:r>
-            <w:r>
-              <w:rPr>
-                <w:sz w:val="17"/>
-                <w:lang w:val="ru-RU"/>
-              </w:rPr>
-              <w:t xml:space="preserve"> для разбора падений.</w:t>
+            <w:r>
+              <w:t>Реализован один UI happy path, который не создает тестовые данные: login, Projects page, переход к заранее созданной через API Build Configuration, read-only проверка Queue/Build Result. Для UI-теста настроены стабильные локаторы, ожидания, screenshots/video/trace для разбора падений.</w:t>
             </w:r>
           </w:p>
         </w:tc>
@@ -21964,332 +19966,8 @@
             <w:vAlign w:val="center"/>
           </w:tcPr>
           <w:p>
-            <w:pPr>
-              <w:spacing w:after="0" w:line="240" w:lineRule="auto"/>
-              <w:rPr>
-                <w:lang w:val="ru-RU"/>
-              </w:rPr>
-            </w:pPr>
-            <w:r>
-              <w:rPr>
-                <w:sz w:val="17"/>
-                <w:lang w:val="ru-RU"/>
-              </w:rPr>
-              <w:t xml:space="preserve">Настроен </w:t>
-            </w:r>
-            <w:r>
-              <w:rPr>
-                <w:sz w:val="17"/>
-              </w:rPr>
-              <w:t>pipeline</w:t>
-            </w:r>
-            <w:r>
-              <w:rPr>
-                <w:sz w:val="17"/>
-                <w:lang w:val="ru-RU"/>
-              </w:rPr>
-              <w:t xml:space="preserve">, который поднимает </w:t>
-            </w:r>
-            <w:r>
-              <w:rPr>
-                <w:sz w:val="17"/>
-              </w:rPr>
-              <w:t>TeamCity</w:t>
-            </w:r>
-            <w:r>
-              <w:rPr>
-                <w:sz w:val="17"/>
-                <w:lang w:val="ru-RU"/>
-              </w:rPr>
-              <w:t xml:space="preserve"> стенд, выполняет </w:t>
-            </w:r>
-            <w:r>
-              <w:rPr>
-                <w:sz w:val="17"/>
-              </w:rPr>
-              <w:t>bootstrap</w:t>
-            </w:r>
-            <w:r>
-              <w:rPr>
-                <w:sz w:val="17"/>
-                <w:lang w:val="ru-RU"/>
-              </w:rPr>
-              <w:t xml:space="preserve">, запускает </w:t>
-            </w:r>
-            <w:r>
-              <w:rPr>
-                <w:sz w:val="17"/>
-              </w:rPr>
-              <w:t>API</w:t>
-            </w:r>
-            <w:r>
-              <w:rPr>
-                <w:sz w:val="17"/>
-                <w:lang w:val="ru-RU"/>
-              </w:rPr>
-              <w:t>/</w:t>
-            </w:r>
-            <w:r>
-              <w:rPr>
-                <w:sz w:val="17"/>
-              </w:rPr>
-              <w:t>UI</w:t>
-            </w:r>
-            <w:r>
-              <w:rPr>
-                <w:sz w:val="17"/>
-                <w:lang w:val="ru-RU"/>
-              </w:rPr>
-              <w:t>/</w:t>
-            </w:r>
-            <w:r>
-              <w:rPr>
-                <w:sz w:val="17"/>
-              </w:rPr>
-              <w:t>E</w:t>
-            </w:r>
-            <w:r>
-              <w:rPr>
-                <w:sz w:val="17"/>
-                <w:lang w:val="ru-RU"/>
-              </w:rPr>
-              <w:t>2</w:t>
-            </w:r>
-            <w:r>
-              <w:rPr>
-                <w:sz w:val="17"/>
-              </w:rPr>
-              <w:t>E</w:t>
-            </w:r>
-            <w:r>
-              <w:rPr>
-                <w:sz w:val="17"/>
-                <w:lang w:val="ru-RU"/>
-              </w:rPr>
-              <w:t xml:space="preserve"> </w:t>
-            </w:r>
-            <w:proofErr w:type="spellStart"/>
-            <w:r>
-              <w:rPr>
-                <w:sz w:val="17"/>
-                <w:lang w:val="ru-RU"/>
-              </w:rPr>
-              <w:t>автотесты</w:t>
-            </w:r>
-            <w:proofErr w:type="spellEnd"/>
-            <w:r>
-              <w:rPr>
-                <w:sz w:val="17"/>
-                <w:lang w:val="ru-RU"/>
-              </w:rPr>
-              <w:t xml:space="preserve"> и публикует результаты. </w:t>
-            </w:r>
-            <w:proofErr w:type="spellStart"/>
-            <w:r>
-              <w:rPr>
-                <w:sz w:val="17"/>
-              </w:rPr>
-              <w:t>Подключен</w:t>
-            </w:r>
-            <w:proofErr w:type="spellEnd"/>
-            <w:r>
-              <w:rPr>
-                <w:sz w:val="17"/>
-              </w:rPr>
-              <w:t xml:space="preserve"> Allure Report с </w:t>
-            </w:r>
-            <w:proofErr w:type="spellStart"/>
-            <w:r>
-              <w:rPr>
-                <w:sz w:val="17"/>
-              </w:rPr>
-              <w:t>метриками</w:t>
-            </w:r>
-            <w:proofErr w:type="spellEnd"/>
-            <w:r>
-              <w:rPr>
-                <w:sz w:val="17"/>
-              </w:rPr>
-              <w:t xml:space="preserve"> pass rate, fail rate, duration, flaky failures, failed tests и skipped tests. </w:t>
-            </w:r>
-            <w:r>
-              <w:rPr>
-                <w:sz w:val="17"/>
-                <w:lang w:val="ru-RU"/>
-              </w:rPr>
-              <w:t xml:space="preserve">Настроены </w:t>
-            </w:r>
-            <w:r>
-              <w:rPr>
-                <w:sz w:val="17"/>
-              </w:rPr>
-              <w:t>quality</w:t>
-            </w:r>
-            <w:r>
-              <w:rPr>
-                <w:sz w:val="17"/>
-                <w:lang w:val="ru-RU"/>
-              </w:rPr>
-              <w:t xml:space="preserve"> </w:t>
-            </w:r>
-            <w:r>
-              <w:rPr>
-                <w:sz w:val="17"/>
-              </w:rPr>
-              <w:t>gates</w:t>
-            </w:r>
-            <w:r>
-              <w:rPr>
-                <w:sz w:val="17"/>
-                <w:lang w:val="ru-RU"/>
-              </w:rPr>
-              <w:t xml:space="preserve"> </w:t>
-            </w:r>
-            <w:proofErr w:type="spellStart"/>
-            <w:r>
-              <w:rPr>
-                <w:sz w:val="17"/>
-                <w:lang w:val="ru-RU"/>
-              </w:rPr>
-              <w:t>автотестов</w:t>
-            </w:r>
-            <w:proofErr w:type="spellEnd"/>
-            <w:r>
-              <w:rPr>
-                <w:sz w:val="17"/>
-                <w:lang w:val="ru-RU"/>
-              </w:rPr>
-              <w:t xml:space="preserve">: </w:t>
-            </w:r>
-            <w:r>
-              <w:rPr>
-                <w:sz w:val="17"/>
-              </w:rPr>
-              <w:t>pipeline</w:t>
-            </w:r>
-            <w:r>
-              <w:rPr>
-                <w:sz w:val="17"/>
-                <w:lang w:val="ru-RU"/>
-              </w:rPr>
-              <w:t xml:space="preserve"> не считается успешным, если падают критичные </w:t>
-            </w:r>
-            <w:r>
-              <w:rPr>
-                <w:sz w:val="17"/>
-              </w:rPr>
-              <w:t>P</w:t>
-            </w:r>
-            <w:r>
-              <w:rPr>
-                <w:sz w:val="17"/>
-                <w:lang w:val="ru-RU"/>
-              </w:rPr>
-              <w:t>0/</w:t>
-            </w:r>
-            <w:r>
-              <w:rPr>
-                <w:sz w:val="17"/>
-              </w:rPr>
-              <w:t>P</w:t>
-            </w:r>
-            <w:r>
-              <w:rPr>
-                <w:sz w:val="17"/>
-                <w:lang w:val="ru-RU"/>
-              </w:rPr>
-              <w:t xml:space="preserve">1 проверки или </w:t>
-            </w:r>
-            <w:r>
-              <w:rPr>
-                <w:sz w:val="17"/>
-              </w:rPr>
-              <w:t>pass</w:t>
-            </w:r>
-            <w:r>
-              <w:rPr>
-                <w:sz w:val="17"/>
-                <w:lang w:val="ru-RU"/>
-              </w:rPr>
-              <w:t xml:space="preserve"> </w:t>
-            </w:r>
-            <w:r>
-              <w:rPr>
-                <w:sz w:val="17"/>
-              </w:rPr>
-              <w:t>rate</w:t>
-            </w:r>
-            <w:r>
-              <w:rPr>
-                <w:sz w:val="17"/>
-                <w:lang w:val="ru-RU"/>
-              </w:rPr>
-              <w:t xml:space="preserve"> ниже заданного порога. Добавлены уведомления в </w:t>
-            </w:r>
-            <w:r>
-              <w:rPr>
-                <w:sz w:val="17"/>
-              </w:rPr>
-              <w:t>Telegram</w:t>
-            </w:r>
-            <w:r>
-              <w:rPr>
-                <w:sz w:val="17"/>
-                <w:lang w:val="ru-RU"/>
-              </w:rPr>
-              <w:t xml:space="preserve"> через </w:t>
-            </w:r>
-            <w:r>
-              <w:rPr>
-                <w:sz w:val="17"/>
-              </w:rPr>
-              <w:t>bot</w:t>
-            </w:r>
-            <w:r>
-              <w:rPr>
-                <w:sz w:val="17"/>
-                <w:lang w:val="ru-RU"/>
-              </w:rPr>
-              <w:t xml:space="preserve">: статус прогона, ссылка на отчет, </w:t>
-            </w:r>
-            <w:r>
-              <w:rPr>
-                <w:sz w:val="17"/>
-              </w:rPr>
-              <w:t>passed</w:t>
-            </w:r>
-            <w:r>
-              <w:rPr>
-                <w:sz w:val="17"/>
-                <w:lang w:val="ru-RU"/>
-              </w:rPr>
-              <w:t>/</w:t>
-            </w:r>
-            <w:r>
-              <w:rPr>
-                <w:sz w:val="17"/>
-              </w:rPr>
-              <w:t>failed</w:t>
-            </w:r>
-            <w:r>
-              <w:rPr>
-                <w:sz w:val="17"/>
-                <w:lang w:val="ru-RU"/>
-              </w:rPr>
-              <w:t>/</w:t>
-            </w:r>
-            <w:r>
-              <w:rPr>
-                <w:sz w:val="17"/>
-              </w:rPr>
-              <w:t>skipped</w:t>
-            </w:r>
-            <w:r>
-              <w:rPr>
-                <w:sz w:val="17"/>
-                <w:lang w:val="ru-RU"/>
-              </w:rPr>
-              <w:t xml:space="preserve"> и список критичных падений.</w:t>
+            <w:r>
+              <w:t>Настроен pipeline, который поднимает TeamCity стенд, выполняет bootstrap, запускает API/UI/E2E автотесты и DB compatibility jobs для PostgreSQL/MySQL/MariaDB/MS SQL/Oracle, затем публикует результаты. Подключен Allure Report с метриками pass rate, fail rate, duration, flaky failures, failed tests и skipped tests. Настроены quality gates автотестов: pipeline не считается успешным, если падают критичные P0/P1 проверки, DB compatibility checks или pass rate ниже заданного порога. Добавлены уведомления в Telegram через bot: статус прогона, ссылка на отчет, passed/failed/skipped и список критичных падений.</w:t>
             </w:r>
           </w:p>
         </w:tc>
@@ -22886,252 +20564,8 @@
             <w:vAlign w:val="center"/>
           </w:tcPr>
           <w:p>
-            <w:pPr>
-              <w:spacing w:after="0" w:line="240" w:lineRule="auto"/>
-              <w:rPr>
-                <w:lang w:val="ru-RU"/>
-              </w:rPr>
-            </w:pPr>
-            <w:r>
-              <w:rPr>
-                <w:sz w:val="17"/>
-                <w:lang w:val="ru-RU"/>
-              </w:rPr>
-              <w:t xml:space="preserve">Оставить </w:t>
-            </w:r>
-            <w:r>
-              <w:rPr>
-                <w:sz w:val="17"/>
-              </w:rPr>
-              <w:t>HSQLDB</w:t>
-            </w:r>
-            <w:r>
-              <w:rPr>
-                <w:sz w:val="17"/>
-                <w:lang w:val="ru-RU"/>
-              </w:rPr>
-              <w:t xml:space="preserve"> для быстрого </w:t>
-            </w:r>
-            <w:r>
-              <w:rPr>
-                <w:sz w:val="17"/>
-              </w:rPr>
-              <w:t>PR</w:t>
-            </w:r>
-            <w:r>
-              <w:rPr>
-                <w:sz w:val="17"/>
-                <w:lang w:val="ru-RU"/>
-              </w:rPr>
-              <w:t>-контур</w:t>
-            </w:r>
-            <w:r>
-              <w:rPr>
-                <w:sz w:val="17"/>
-              </w:rPr>
-              <w:t>a</w:t>
-            </w:r>
-            <w:r>
-              <w:rPr>
-                <w:sz w:val="17"/>
-                <w:lang w:val="ru-RU"/>
-              </w:rPr>
-              <w:t xml:space="preserve">, добавить </w:t>
-            </w:r>
-            <w:r>
-              <w:rPr>
-                <w:sz w:val="17"/>
-              </w:rPr>
-              <w:t>PostgreSQL</w:t>
-            </w:r>
-            <w:r>
-              <w:rPr>
-                <w:sz w:val="17"/>
-                <w:lang w:val="ru-RU"/>
-              </w:rPr>
-              <w:t xml:space="preserve"> </w:t>
-            </w:r>
-            <w:r>
-              <w:rPr>
-                <w:sz w:val="17"/>
-              </w:rPr>
-              <w:t>production</w:t>
-            </w:r>
-            <w:r>
-              <w:rPr>
-                <w:sz w:val="17"/>
-                <w:lang w:val="ru-RU"/>
-              </w:rPr>
-              <w:t>-</w:t>
-            </w:r>
-            <w:r>
-              <w:rPr>
-                <w:sz w:val="17"/>
-              </w:rPr>
-              <w:t>like</w:t>
-            </w:r>
-            <w:r>
-              <w:rPr>
-                <w:sz w:val="17"/>
-                <w:lang w:val="ru-RU"/>
-              </w:rPr>
-              <w:t xml:space="preserve"> </w:t>
-            </w:r>
-            <w:r>
-              <w:rPr>
-                <w:sz w:val="17"/>
-              </w:rPr>
-              <w:t>job</w:t>
-            </w:r>
-            <w:r>
-              <w:rPr>
-                <w:sz w:val="17"/>
-                <w:lang w:val="ru-RU"/>
-              </w:rPr>
-              <w:t xml:space="preserve"> на </w:t>
-            </w:r>
-            <w:r>
-              <w:rPr>
-                <w:sz w:val="17"/>
-              </w:rPr>
-              <w:t>main</w:t>
-            </w:r>
-            <w:r>
-              <w:rPr>
-                <w:sz w:val="17"/>
-                <w:lang w:val="ru-RU"/>
-              </w:rPr>
-              <w:t>/</w:t>
-            </w:r>
-            <w:r>
-              <w:rPr>
-                <w:sz w:val="17"/>
-              </w:rPr>
-              <w:t>release</w:t>
-            </w:r>
-            <w:r>
-              <w:rPr>
-                <w:sz w:val="17"/>
-                <w:lang w:val="ru-RU"/>
-              </w:rPr>
-              <w:t xml:space="preserve"> и </w:t>
-            </w:r>
-            <w:r>
-              <w:rPr>
-                <w:sz w:val="17"/>
-              </w:rPr>
-              <w:t>nightly</w:t>
-            </w:r>
-            <w:r>
-              <w:rPr>
-                <w:sz w:val="17"/>
-                <w:lang w:val="ru-RU"/>
-              </w:rPr>
-              <w:t xml:space="preserve"> </w:t>
-            </w:r>
-            <w:r>
-              <w:rPr>
-                <w:sz w:val="17"/>
-              </w:rPr>
-              <w:t>compatibility</w:t>
-            </w:r>
-            <w:r>
-              <w:rPr>
-                <w:sz w:val="17"/>
-                <w:lang w:val="ru-RU"/>
-              </w:rPr>
-              <w:t xml:space="preserve"> </w:t>
-            </w:r>
-            <w:r>
-              <w:rPr>
-                <w:sz w:val="17"/>
-              </w:rPr>
-              <w:t>smoke</w:t>
-            </w:r>
-            <w:r>
-              <w:rPr>
-                <w:sz w:val="17"/>
-                <w:lang w:val="ru-RU"/>
-              </w:rPr>
-              <w:t xml:space="preserve"> для </w:t>
-            </w:r>
-            <w:r>
-              <w:rPr>
-                <w:sz w:val="17"/>
-              </w:rPr>
-              <w:t>MySQL</w:t>
-            </w:r>
-            <w:r>
-              <w:rPr>
-                <w:sz w:val="17"/>
-                <w:lang w:val="ru-RU"/>
-              </w:rPr>
-              <w:t xml:space="preserve">, </w:t>
-            </w:r>
-            <w:r>
-              <w:rPr>
-                <w:sz w:val="17"/>
-              </w:rPr>
-              <w:t>MariaDB</w:t>
-            </w:r>
-            <w:r>
-              <w:rPr>
-                <w:sz w:val="17"/>
-                <w:lang w:val="ru-RU"/>
-              </w:rPr>
-              <w:t xml:space="preserve">, </w:t>
-            </w:r>
-            <w:r>
-              <w:rPr>
-                <w:sz w:val="17"/>
-              </w:rPr>
-              <w:t>MS</w:t>
-            </w:r>
-            <w:r>
-              <w:rPr>
-                <w:sz w:val="17"/>
-                <w:lang w:val="ru-RU"/>
-              </w:rPr>
-              <w:t xml:space="preserve"> </w:t>
-            </w:r>
-            <w:r>
-              <w:rPr>
-                <w:sz w:val="17"/>
-              </w:rPr>
-              <w:t>SQL</w:t>
-            </w:r>
-            <w:r>
-              <w:rPr>
-                <w:sz w:val="17"/>
-                <w:lang w:val="ru-RU"/>
-              </w:rPr>
-              <w:t xml:space="preserve"> </w:t>
-            </w:r>
-            <w:r>
-              <w:rPr>
-                <w:sz w:val="17"/>
-              </w:rPr>
-              <w:t>Server</w:t>
-            </w:r>
-            <w:r>
-              <w:rPr>
-                <w:sz w:val="17"/>
-                <w:lang w:val="ru-RU"/>
-              </w:rPr>
-              <w:t xml:space="preserve"> и </w:t>
-            </w:r>
-            <w:r>
-              <w:rPr>
-                <w:sz w:val="17"/>
-              </w:rPr>
-              <w:t>Oracle</w:t>
-            </w:r>
-            <w:r>
-              <w:rPr>
-                <w:sz w:val="17"/>
-                <w:lang w:val="ru-RU"/>
-              </w:rPr>
-              <w:t>.</w:t>
+            <w:r>
+              <w:t>Оставить HSQLDB для быстрого PR-контура, добавить PostgreSQL production-like job на main/release и nightly compatibility regression для MySQL, MariaDB, MS SQL Server и Oracle.</w:t>
             </w:r>
           </w:p>
         </w:tc>

--- a/docs/Тест План по Автоматизации Тестирования - TeamCity.docx
+++ b/docs/Тест План по Автоматизации Тестирования - TeamCity.docx
@@ -64,7 +64,7 @@
       <w:pPr>
         <w:numPr>
           <w:ilvl w:val="0"/>
-          <w:numId w:val="10"/>
+          <w:numId w:val="2"/>
         </w:numPr>
         <w:pBdr>
           <w:top w:color="000000" w:space="0" w:sz="0" w:val="none"/>
@@ -79,7 +79,7 @@
           <w:color w:val="000000"/>
         </w:rPr>
       </w:pPr>
-      <w:hyperlink w:anchor="rgxjpbd5sfnl">
+      <w:hyperlink w:anchor="js6aynpiz29s">
         <w:r>
           <w:rPr>
             <w:color w:val="0563c1"/>
@@ -99,7 +99,7 @@
       <w:pPr>
         <w:numPr>
           <w:ilvl w:val="0"/>
-          <w:numId w:val="10"/>
+          <w:numId w:val="2"/>
         </w:numPr>
         <w:pBdr>
           <w:top w:color="000000" w:space="0" w:sz="0" w:val="none"/>
@@ -114,7 +114,7 @@
           <w:color w:val="000000"/>
         </w:rPr>
       </w:pPr>
-      <w:hyperlink w:anchor="8gjx35khnn1j">
+      <w:hyperlink w:anchor="bjgds5eo772b">
         <w:r>
           <w:rPr>
             <w:color w:val="0563c1"/>
@@ -134,7 +134,7 @@
       <w:pPr>
         <w:numPr>
           <w:ilvl w:val="0"/>
-          <w:numId w:val="10"/>
+          <w:numId w:val="2"/>
         </w:numPr>
         <w:pBdr>
           <w:top w:color="000000" w:space="0" w:sz="0" w:val="none"/>
@@ -149,7 +149,7 @@
           <w:color w:val="000000"/>
         </w:rPr>
       </w:pPr>
-      <w:hyperlink w:anchor="ebu3kwb1f6m5">
+      <w:hyperlink w:anchor="z1jvhaheprb">
         <w:r>
           <w:rPr>
             <w:color w:val="0563c1"/>
@@ -169,7 +169,7 @@
       <w:pPr>
         <w:numPr>
           <w:ilvl w:val="0"/>
-          <w:numId w:val="10"/>
+          <w:numId w:val="2"/>
         </w:numPr>
         <w:pBdr>
           <w:top w:color="000000" w:space="0" w:sz="0" w:val="none"/>
@@ -184,7 +184,7 @@
           <w:color w:val="000000"/>
         </w:rPr>
       </w:pPr>
-      <w:hyperlink w:anchor="ecniidx7f46j">
+      <w:hyperlink w:anchor="y85jlrl5l9r">
         <w:r>
           <w:rPr>
             <w:color w:val="0563c1"/>
@@ -204,7 +204,7 @@
       <w:pPr>
         <w:numPr>
           <w:ilvl w:val="0"/>
-          <w:numId w:val="10"/>
+          <w:numId w:val="2"/>
         </w:numPr>
         <w:pBdr>
           <w:top w:color="000000" w:space="0" w:sz="0" w:val="none"/>
@@ -219,7 +219,7 @@
           <w:color w:val="000000"/>
         </w:rPr>
       </w:pPr>
-      <w:hyperlink w:anchor="z5e7b26xea">
+      <w:hyperlink w:anchor="t437rpsedu4q">
         <w:r>
           <w:rPr>
             <w:color w:val="0563c1"/>
@@ -239,7 +239,7 @@
       <w:pPr>
         <w:numPr>
           <w:ilvl w:val="0"/>
-          <w:numId w:val="10"/>
+          <w:numId w:val="2"/>
         </w:numPr>
         <w:pBdr>
           <w:top w:color="000000" w:space="0" w:sz="0" w:val="none"/>
@@ -254,7 +254,7 @@
           <w:color w:val="000000"/>
         </w:rPr>
       </w:pPr>
-      <w:hyperlink w:anchor="x6ayd17w7vl9">
+      <w:hyperlink w:anchor="8a5iybqixmrt">
         <w:r>
           <w:rPr>
             <w:color w:val="0563c1"/>
@@ -274,7 +274,7 @@
       <w:pPr>
         <w:numPr>
           <w:ilvl w:val="0"/>
-          <w:numId w:val="10"/>
+          <w:numId w:val="2"/>
         </w:numPr>
         <w:pBdr>
           <w:top w:color="000000" w:space="0" w:sz="0" w:val="none"/>
@@ -289,7 +289,7 @@
           <w:color w:val="000000"/>
         </w:rPr>
       </w:pPr>
-      <w:hyperlink w:anchor="q85buxn8qjuw">
+      <w:hyperlink w:anchor="kbb2byj8ysag">
         <w:r>
           <w:rPr>
             <w:color w:val="0563c1"/>
@@ -309,7 +309,7 @@
       <w:pPr>
         <w:numPr>
           <w:ilvl w:val="0"/>
-          <w:numId w:val="10"/>
+          <w:numId w:val="2"/>
         </w:numPr>
         <w:pBdr>
           <w:top w:color="000000" w:space="0" w:sz="0" w:val="none"/>
@@ -324,7 +324,7 @@
           <w:color w:val="000000"/>
         </w:rPr>
       </w:pPr>
-      <w:hyperlink w:anchor="t4mrqzt1s8o0">
+      <w:hyperlink w:anchor="shz7ahca5lqa">
         <w:r>
           <w:rPr>
             <w:color w:val="0563c1"/>
@@ -344,7 +344,7 @@
       <w:pPr>
         <w:numPr>
           <w:ilvl w:val="0"/>
-          <w:numId w:val="10"/>
+          <w:numId w:val="2"/>
         </w:numPr>
         <w:pBdr>
           <w:top w:color="000000" w:space="0" w:sz="0" w:val="none"/>
@@ -359,7 +359,7 @@
           <w:color w:val="000000"/>
         </w:rPr>
       </w:pPr>
-      <w:hyperlink w:anchor="825h51c2kyv">
+      <w:hyperlink w:anchor="3l75zvzhh8k">
         <w:r>
           <w:rPr>
             <w:color w:val="0563c1"/>
@@ -379,7 +379,7 @@
       <w:pPr>
         <w:numPr>
           <w:ilvl w:val="0"/>
-          <w:numId w:val="10"/>
+          <w:numId w:val="2"/>
         </w:numPr>
         <w:pBdr>
           <w:top w:color="000000" w:space="0" w:sz="0" w:val="none"/>
@@ -394,7 +394,7 @@
           <w:color w:val="000000"/>
         </w:rPr>
       </w:pPr>
-      <w:hyperlink w:anchor="r22s98535i9v">
+      <w:hyperlink w:anchor="s3cnhw9yxkja">
         <w:r>
           <w:rPr>
             <w:color w:val="0563c1"/>
@@ -414,7 +414,7 @@
       <w:pPr>
         <w:numPr>
           <w:ilvl w:val="0"/>
-          <w:numId w:val="10"/>
+          <w:numId w:val="2"/>
         </w:numPr>
         <w:pBdr>
           <w:top w:color="000000" w:space="0" w:sz="0" w:val="none"/>
@@ -429,7 +429,7 @@
           <w:color w:val="000000"/>
         </w:rPr>
       </w:pPr>
-      <w:hyperlink w:anchor="t34i58z7fxma">
+      <w:hyperlink w:anchor="e4vxp8heps31">
         <w:r>
           <w:rPr>
             <w:color w:val="0563c1"/>
@@ -449,7 +449,7 @@
       <w:pPr>
         <w:numPr>
           <w:ilvl w:val="0"/>
-          <w:numId w:val="10"/>
+          <w:numId w:val="2"/>
         </w:numPr>
         <w:pBdr>
           <w:top w:color="000000" w:space="0" w:sz="0" w:val="none"/>
@@ -464,7 +464,7 @@
           <w:color w:val="000000"/>
         </w:rPr>
       </w:pPr>
-      <w:hyperlink w:anchor="e8069mf7axjg">
+      <w:hyperlink w:anchor="joghio4kfx4v">
         <w:r>
           <w:rPr>
             <w:color w:val="0563c1"/>
@@ -484,7 +484,7 @@
       <w:pPr>
         <w:numPr>
           <w:ilvl w:val="0"/>
-          <w:numId w:val="10"/>
+          <w:numId w:val="2"/>
         </w:numPr>
         <w:pBdr>
           <w:top w:color="000000" w:space="0" w:sz="0" w:val="none"/>
@@ -499,7 +499,7 @@
           <w:color w:val="000000"/>
         </w:rPr>
       </w:pPr>
-      <w:hyperlink w:anchor="kgzyf6sgpncl">
+      <w:hyperlink w:anchor="jcywmhet1p35">
         <w:r>
           <w:rPr>
             <w:color w:val="0563c1"/>
@@ -519,7 +519,7 @@
       <w:pPr>
         <w:numPr>
           <w:ilvl w:val="0"/>
-          <w:numId w:val="10"/>
+          <w:numId w:val="2"/>
         </w:numPr>
         <w:pBdr>
           <w:top w:color="000000" w:space="0" w:sz="0" w:val="none"/>
@@ -534,7 +534,7 @@
           <w:color w:val="000000"/>
         </w:rPr>
       </w:pPr>
-      <w:hyperlink w:anchor="nlbajox4breb">
+      <w:hyperlink w:anchor="4jldl3v1wnlz">
         <w:r>
           <w:rPr>
             <w:color w:val="0563c1"/>
@@ -554,7 +554,7 @@
       <w:pPr>
         <w:numPr>
           <w:ilvl w:val="0"/>
-          <w:numId w:val="10"/>
+          <w:numId w:val="2"/>
         </w:numPr>
         <w:pBdr>
           <w:top w:color="000000" w:space="0" w:sz="0" w:val="none"/>
@@ -569,7 +569,7 @@
           <w:color w:val="000000"/>
         </w:rPr>
       </w:pPr>
-      <w:hyperlink w:anchor="g6a1dvc974th">
+      <w:hyperlink w:anchor="xclax8lwvonf">
         <w:r>
           <w:rPr>
             <w:color w:val="0563c1"/>
@@ -589,7 +589,7 @@
       <w:pPr>
         <w:numPr>
           <w:ilvl w:val="0"/>
-          <w:numId w:val="10"/>
+          <w:numId w:val="2"/>
         </w:numPr>
         <w:pBdr>
           <w:top w:color="000000" w:space="0" w:sz="0" w:val="none"/>
@@ -604,7 +604,7 @@
           <w:color w:val="000000"/>
         </w:rPr>
       </w:pPr>
-      <w:hyperlink w:anchor="k51zo39nyksi">
+      <w:hyperlink w:anchor="2iycyy9vg6pn">
         <w:r>
           <w:rPr>
             <w:color w:val="0563c1"/>
@@ -624,7 +624,7 @@
       <w:pPr>
         <w:numPr>
           <w:ilvl w:val="0"/>
-          <w:numId w:val="10"/>
+          <w:numId w:val="2"/>
         </w:numPr>
         <w:pBdr>
           <w:top w:color="000000" w:space="0" w:sz="0" w:val="none"/>
@@ -639,7 +639,7 @@
           <w:color w:val="000000"/>
         </w:rPr>
       </w:pPr>
-      <w:hyperlink w:anchor="oqq63sz0uh1g">
+      <w:hyperlink w:anchor="dib74o5u02oa">
         <w:r>
           <w:rPr>
             <w:color w:val="0563c1"/>
@@ -659,7 +659,7 @@
       <w:pPr>
         <w:numPr>
           <w:ilvl w:val="0"/>
-          <w:numId w:val="10"/>
+          <w:numId w:val="2"/>
         </w:numPr>
         <w:pBdr>
           <w:top w:color="000000" w:space="0" w:sz="0" w:val="none"/>
@@ -674,7 +674,7 @@
           <w:color w:val="000000"/>
         </w:rPr>
       </w:pPr>
-      <w:hyperlink w:anchor="j0yfjygtzk8e">
+      <w:hyperlink w:anchor="uknmyuqdcylw">
         <w:r>
           <w:rPr>
             <w:color w:val="0563c1"/>
@@ -694,7 +694,7 @@
       <w:pPr>
         <w:numPr>
           <w:ilvl w:val="0"/>
-          <w:numId w:val="10"/>
+          <w:numId w:val="2"/>
         </w:numPr>
         <w:pBdr>
           <w:top w:color="000000" w:space="0" w:sz="0" w:val="none"/>
@@ -709,7 +709,7 @@
           <w:color w:val="000000"/>
         </w:rPr>
       </w:pPr>
-      <w:hyperlink w:anchor="bju1tpc67vzt">
+      <w:hyperlink w:anchor="ubkots2v0gfy">
         <w:r>
           <w:rPr>
             <w:color w:val="0563c1"/>
@@ -729,7 +729,7 @@
       <w:pPr>
         <w:numPr>
           <w:ilvl w:val="0"/>
-          <w:numId w:val="10"/>
+          <w:numId w:val="2"/>
         </w:numPr>
         <w:pBdr>
           <w:top w:color="000000" w:space="0" w:sz="0" w:val="none"/>
@@ -744,7 +744,7 @@
           <w:color w:val="000000"/>
         </w:rPr>
       </w:pPr>
-      <w:hyperlink w:anchor="xctdswcp84oo">
+      <w:hyperlink w:anchor="hmkp99mlox5s">
         <w:r>
           <w:rPr>
             <w:color w:val="0563c1"/>
@@ -760,7 +760,7 @@
         </w:rPr>
       </w:r>
     </w:p>
-    <w:bookmarkStart w:colFirst="0" w:colLast="0" w:name="rgxjpbd5sfnl" w:id="0"/>
+    <w:bookmarkStart w:colFirst="0" w:colLast="0" w:name="js6aynpiz29s" w:id="0"/>
     <w:bookmarkEnd w:id="0"/>
     <w:p>
       <w:pPr>
@@ -1353,7 +1353,7 @@
         </w:rPr>
       </w:r>
     </w:p>
-    <w:bookmarkStart w:colFirst="0" w:colLast="0" w:name="8gjx35khnn1j" w:id="1"/>
+    <w:bookmarkStart w:colFirst="0" w:colLast="0" w:name="bjgds5eo772b" w:id="1"/>
     <w:bookmarkEnd w:id="1"/>
     <w:p>
       <w:pPr>
@@ -1384,7 +1384,7 @@
       <w:pPr>
         <w:numPr>
           <w:ilvl w:val="0"/>
-          <w:numId w:val="9"/>
+          <w:numId w:val="12"/>
         </w:numPr>
         <w:pBdr>
           <w:top w:color="000000" w:space="0" w:sz="0" w:val="none"/>
@@ -1411,7 +1411,7 @@
       <w:pPr>
         <w:numPr>
           <w:ilvl w:val="0"/>
-          <w:numId w:val="9"/>
+          <w:numId w:val="12"/>
         </w:numPr>
         <w:pBdr>
           <w:top w:color="000000" w:space="0" w:sz="0" w:val="none"/>
@@ -1442,7 +1442,7 @@
       <w:pPr>
         <w:numPr>
           <w:ilvl w:val="0"/>
-          <w:numId w:val="9"/>
+          <w:numId w:val="12"/>
         </w:numPr>
         <w:pBdr>
           <w:top w:color="000000" w:space="0" w:sz="0" w:val="none"/>
@@ -1469,7 +1469,7 @@
       <w:pPr>
         <w:numPr>
           <w:ilvl w:val="0"/>
-          <w:numId w:val="9"/>
+          <w:numId w:val="12"/>
         </w:numPr>
         <w:pBdr>
           <w:top w:color="000000" w:space="0" w:sz="0" w:val="none"/>
@@ -2063,7 +2063,7 @@
         </w:rPr>
       </w:r>
     </w:p>
-    <w:bookmarkStart w:colFirst="0" w:colLast="0" w:name="ecniidx7f46j" w:id="2"/>
+    <w:bookmarkStart w:colFirst="0" w:colLast="0" w:name="y85jlrl5l9r" w:id="2"/>
     <w:bookmarkEnd w:id="2"/>
     <w:p>
       <w:pPr>
@@ -2079,17 +2079,6 @@
           <w:rtl w:val="0"/>
         </w:rPr>
         <w:t xml:space="preserve">Аспекты качества продукта</w:t>
-      </w:r>
-      <w:r>
-        <w:rPr>
-          <w:rtl w:val="0"/>
-        </w:rPr>
-        <w:t xml:space="preserve"> TODO</w:t>
-      </w:r>
-      <w:r>
-        <w:rPr>
-          <w:rtl w:val="0"/>
-        </w:rPr>
       </w:r>
     </w:p>
     <w:tbl>
@@ -2262,19 +2251,22 @@
             <w:pPr>
               <w:numPr>
                 <w:ilvl w:val="0"/>
-                <w:numId w:val="7"/>
+                <w:numId w:val="10"/>
               </w:numPr>
               <w:spacing w:after="0" w:line="259" w:lineRule="auto"/>
               <w:ind w:left="720" w:hanging="360"/>
-              <w:rPr>
-                <w:u w:val="none"/>
-              </w:rPr>
+              <w:rPr/>
             </w:pPr>
             <w:r>
               <w:rPr>
                 <w:rtl w:val="0"/>
               </w:rPr>
               <w:t xml:space="preserve">Корректность работы базового функционала: создание проекта, конфигурации, шагов сборки, запуск в очереди и получение финального статуса/логов.</w:t>
+            </w:r>
+            <w:r>
+              <w:rPr>
+                <w:rtl w:val="0"/>
+              </w:rPr>
             </w:r>
           </w:p>
           <w:p>
@@ -2285,6 +2277,119 @@
                 <w:bCs w:val="1"/>
               </w:rPr>
             </w:pPr>
+            <w:r>
+              <w:rPr>
+                <w:rtl w:val="0"/>
+              </w:rPr>
+            </w:r>
+          </w:p>
+        </w:tc>
+        <w:tc>
+          <w:tcPr>
+            <w:shd w:fill="f2f2f2" w:val="clear"/>
+            <w:tcMar>
+              <w:top w:w="80.0" w:type="dxa"/>
+              <w:left w:w="120.0" w:type="dxa"/>
+              <w:bottom w:w="80.0" w:type="dxa"/>
+              <w:right w:w="120.0" w:type="dxa"/>
+            </w:tcMar>
+            <w:vAlign w:val="center"/>
+          </w:tcPr>
+          <w:p>
+            <w:pPr>
+              <w:numPr>
+                <w:ilvl w:val="0"/>
+                <w:numId w:val="9"/>
+              </w:numPr>
+              <w:spacing w:after="0" w:line="259" w:lineRule="auto"/>
+              <w:ind w:left="720" w:hanging="360"/>
+              <w:rPr/>
+            </w:pPr>
+            <w:r>
+              <w:rPr>
+                <w:rtl w:val="0"/>
+              </w:rPr>
+              <w:t xml:space="preserve">Ручная регрессия базового функционала сильно увеличивает Time to Market</w:t>
+            </w:r>
+          </w:p>
+          <w:p>
+            <w:pPr>
+              <w:numPr>
+                <w:ilvl w:val="0"/>
+                <w:numId w:val="9"/>
+              </w:numPr>
+              <w:spacing w:after="0" w:line="259" w:lineRule="auto"/>
+              <w:ind w:left="720" w:hanging="360"/>
+              <w:rPr/>
+            </w:pPr>
+            <w:r>
+              <w:rPr>
+                <w:rtl w:val="0"/>
+              </w:rPr>
+              <w:t xml:space="preserve">Риск позднего обнаружения багов в логике выполнения</w:t>
+            </w:r>
+          </w:p>
+        </w:tc>
+      </w:tr>
+      <w:tr>
+        <w:trPr>
+          <w:cantSplit w:val="1"/>
+          <w:tblHeader w:val="0"/>
+        </w:trPr>
+        <w:tc>
+          <w:tcPr>
+            <w:shd w:fill="f2f2f2" w:val="clear"/>
+            <w:tcMar>
+              <w:top w:w="80.0" w:type="dxa"/>
+              <w:left w:w="120.0" w:type="dxa"/>
+              <w:bottom w:w="80.0" w:type="dxa"/>
+              <w:right w:w="120.0" w:type="dxa"/>
+            </w:tcMar>
+            <w:vAlign w:val="center"/>
+          </w:tcPr>
+          <w:p>
+            <w:pPr>
+              <w:spacing w:after="0" w:line="259" w:lineRule="auto"/>
+              <w:rPr/>
+            </w:pPr>
+            <w:r>
+              <w:rPr>
+                <w:rtl w:val="0"/>
+              </w:rPr>
+              <w:t xml:space="preserve">Безопасность и разделение прав</w:t>
+            </w:r>
+          </w:p>
+        </w:tc>
+        <w:tc>
+          <w:tcPr>
+            <w:shd w:fill="f2f2f2" w:val="clear"/>
+            <w:tcMar>
+              <w:top w:w="80.0" w:type="dxa"/>
+              <w:left w:w="120.0" w:type="dxa"/>
+              <w:bottom w:w="80.0" w:type="dxa"/>
+              <w:right w:w="120.0" w:type="dxa"/>
+            </w:tcMar>
+            <w:vAlign w:val="center"/>
+          </w:tcPr>
+          <w:p>
+            <w:pPr>
+              <w:numPr>
+                <w:ilvl w:val="0"/>
+                <w:numId w:val="1"/>
+              </w:numPr>
+              <w:spacing w:after="0" w:line="259" w:lineRule="auto"/>
+              <w:ind w:left="720" w:hanging="360"/>
+              <w:rPr>
+                <w:b w:val="1"/>
+                <w:bCs w:val="1"/>
+              </w:rPr>
+            </w:pPr>
+            <w:r>
+              <w:rPr>
+                <w:rtl w:val="0"/>
+              </w:rPr>
+              <w:t xml:space="preserve">Корректное поведение ролей (администратор и ограниченный пользователь), исключающее наличие избыточных прав.</w:t>
+            </w:r>
             <w:r>
               <w:rPr>
                 <w:rtl w:val="0"/>
@@ -2311,30 +2416,21 @@
               </w:numPr>
               <w:spacing w:after="0" w:line="259" w:lineRule="auto"/>
               <w:ind w:left="720" w:hanging="360"/>
-              <w:rPr/>
-            </w:pPr>
-            <w:r>
-              <w:rPr>
-                <w:rtl w:val="0"/>
-              </w:rPr>
-              <w:t xml:space="preserve">Ручная регрессия базового функционала сильно увеличивает Time to Market</w:t>
-            </w:r>
-          </w:p>
-          <w:p>
-            <w:pPr>
-              <w:numPr>
-                <w:ilvl w:val="0"/>
-                <w:numId w:val="6"/>
-              </w:numPr>
-              <w:spacing w:after="0" w:line="259" w:lineRule="auto"/>
-              <w:ind w:left="720" w:hanging="360"/>
-              <w:rPr/>
-            </w:pPr>
-            <w:r>
-              <w:rPr>
-                <w:rtl w:val="0"/>
-              </w:rPr>
-              <w:t xml:space="preserve">Риск позднего обнаружения багов в логике выполнения</w:t>
+              <w:rPr>
+                <w:b w:val="1"/>
+                <w:bCs w:val="1"/>
+              </w:rPr>
+            </w:pPr>
+            <w:r>
+              <w:rPr>
+                <w:rtl w:val="0"/>
+              </w:rPr>
+              <w:t xml:space="preserve">Без автоматизированных проверок существует риск пропуска избыточных прав у limited user или недостатка прав у admin.</w:t>
+            </w:r>
+            <w:r>
+              <w:rPr>
+                <w:rtl w:val="0"/>
+              </w:rPr>
             </w:r>
           </w:p>
         </w:tc>
@@ -2362,9 +2458,16 @@
             </w:pPr>
             <w:r>
               <w:rPr>
-                <w:rtl w:val="0"/>
-              </w:rPr>
-              <w:t xml:space="preserve">Безопасность и разделение прав</w:t>
+                <w:sz w:val="24"/>
+                <w:szCs w:val="24"/>
+                <w:rtl w:val="0"/>
+              </w:rPr>
+              <w:t xml:space="preserve">Совместимость с базами данных</w:t>
+            </w:r>
+            <w:r>
+              <w:rPr>
+                <w:rtl w:val="0"/>
+              </w:rPr>
             </w:r>
           </w:p>
         </w:tc>
@@ -2383,25 +2486,91 @@
             <w:pPr>
               <w:numPr>
                 <w:ilvl w:val="0"/>
-                <w:numId w:val="1"/>
+                <w:numId w:val="5"/>
               </w:numPr>
               <w:spacing w:after="0" w:line="259" w:lineRule="auto"/>
               <w:ind w:left="720" w:hanging="360"/>
-              <w:rPr>
-                <w:b w:val="1"/>
-                <w:bCs w:val="1"/>
-              </w:rPr>
-            </w:pPr>
-            <w:r>
-              <w:rPr>
-                <w:rtl w:val="0"/>
-              </w:rPr>
-              <w:t xml:space="preserve">Корректное поведение ролей (администратор и ограниченный пользователь), исключающее наличие избыточных прав.</w:t>
-            </w:r>
-            <w:r>
-              <w:rPr>
-                <w:rtl w:val="0"/>
-              </w:rPr>
+              <w:rPr/>
+            </w:pPr>
+            <w:r>
+              <w:rPr>
+                <w:rtl w:val="0"/>
+              </w:rPr>
+              <w:t xml:space="preserve">Корректная и идентичная работа TeamCity как на быстрой внутренней БД HSQLDB, так и на внешней БД PostgreSQL.</w:t>
+            </w:r>
+            <w:r>
+              <w:rPr>
+                <w:rtl w:val="0"/>
+              </w:rPr>
+            </w:r>
+          </w:p>
+        </w:tc>
+        <w:tc>
+          <w:tcPr>
+            <w:shd w:fill="f2f2f2" w:val="clear"/>
+            <w:tcMar>
+              <w:top w:w="80.0" w:type="dxa"/>
+              <w:left w:w="120.0" w:type="dxa"/>
+              <w:bottom w:w="80.0" w:type="dxa"/>
+              <w:right w:w="120.0" w:type="dxa"/>
+            </w:tcMar>
+            <w:vAlign w:val="center"/>
+          </w:tcPr>
+          <w:p>
+            <w:pPr>
+              <w:numPr>
+                <w:ilvl w:val="0"/>
+                <w:numId w:val="11"/>
+              </w:numPr>
+              <w:spacing w:after="0" w:line="259" w:lineRule="auto"/>
+              <w:ind w:left="720" w:hanging="360"/>
+              <w:rPr/>
+            </w:pPr>
+            <w:r>
+              <w:rPr>
+                <w:rtl w:val="0"/>
+              </w:rPr>
+              <w:t xml:space="preserve">Тестирование только на базовой HSQLDB не выявляет специфические ошибки схем данных, проблемы миграций или конкурентных блокировок, характерные для реальных СУБД.</w:t>
+            </w:r>
+            <w:r>
+              <w:rPr>
+                <w:rtl w:val="0"/>
+              </w:rPr>
+            </w:r>
+          </w:p>
+        </w:tc>
+      </w:tr>
+      <w:tr>
+        <w:trPr>
+          <w:cantSplit w:val="1"/>
+          <w:tblHeader w:val="0"/>
+        </w:trPr>
+        <w:tc>
+          <w:tcPr>
+            <w:shd w:fill="f2f2f2" w:val="clear"/>
+            <w:tcMar>
+              <w:top w:w="80.0" w:type="dxa"/>
+              <w:left w:w="120.0" w:type="dxa"/>
+              <w:bottom w:w="80.0" w:type="dxa"/>
+              <w:right w:w="120.0" w:type="dxa"/>
+            </w:tcMar>
+            <w:vAlign w:val="center"/>
+          </w:tcPr>
+          <w:p>
+            <w:pPr>
+              <w:spacing w:after="0" w:line="259" w:lineRule="auto"/>
+              <w:rPr>
+                <w:sz w:val="24"/>
+                <w:szCs w:val="24"/>
+              </w:rPr>
+            </w:pPr>
+            <w:r>
+              <w:rPr>
+                <w:sz w:val="24"/>
+                <w:szCs w:val="24"/>
+                <w:rtl w:val="0"/>
+              </w:rPr>
+              <w:t xml:space="preserve">Тестируемость и стабильность UI</w:t>
             </w:r>
           </w:p>
         </w:tc>
@@ -2424,45 +2593,6 @@
               </w:numPr>
               <w:spacing w:after="0" w:line="259" w:lineRule="auto"/>
               <w:ind w:left="720" w:hanging="360"/>
-              <w:rPr>
-                <w:b w:val="1"/>
-                <w:bCs w:val="1"/>
-                <w:u w:val="none"/>
-              </w:rPr>
-            </w:pPr>
-            <w:r>
-              <w:rPr>
-                <w:rtl w:val="0"/>
-              </w:rPr>
-              <w:t xml:space="preserve">Без автоматизированных проверок существует риск пропуска избыточных прав у limited user или недостатка прав у admin.</w:t>
-            </w:r>
-            <w:r>
-              <w:rPr>
-                <w:rtl w:val="0"/>
-              </w:rPr>
-            </w:r>
-          </w:p>
-        </w:tc>
-      </w:tr>
-      <w:tr>
-        <w:trPr>
-          <w:cantSplit w:val="1"/>
-          <w:tblHeader w:val="0"/>
-        </w:trPr>
-        <w:tc>
-          <w:tcPr>
-            <w:shd w:fill="f2f2f2" w:val="clear"/>
-            <w:tcMar>
-              <w:top w:w="80.0" w:type="dxa"/>
-              <w:left w:w="120.0" w:type="dxa"/>
-              <w:bottom w:w="80.0" w:type="dxa"/>
-              <w:right w:w="120.0" w:type="dxa"/>
-            </w:tcMar>
-            <w:vAlign w:val="center"/>
-          </w:tcPr>
-          <w:p>
-            <w:pPr>
-              <w:spacing w:after="0" w:line="259" w:lineRule="auto"/>
               <w:rPr/>
             </w:pPr>
             <w:r>
@@ -2471,7 +2601,7 @@
                 <w:szCs w:val="24"/>
                 <w:rtl w:val="0"/>
               </w:rPr>
-              <w:t xml:space="preserve">Совместимость с базами данных</w:t>
+              <w:t xml:space="preserve">Доступность и корректность отображения основных страниц (авторизация, страница проектов, настройки конфигурации, очередь и результаты сборок).</w:t>
             </w:r>
             <w:r>
               <w:rPr>
@@ -2495,145 +2625,11 @@
             <w:pPr>
               <w:numPr>
                 <w:ilvl w:val="0"/>
-                <w:numId w:val="2"/>
-              </w:numPr>
-              <w:spacing w:after="0" w:line="259" w:lineRule="auto"/>
-              <w:ind w:left="720" w:hanging="360"/>
-              <w:rPr>
-                <w:u w:val="none"/>
-              </w:rPr>
-            </w:pPr>
-            <w:r>
-              <w:rPr>
-                <w:rtl w:val="0"/>
-              </w:rPr>
-              <w:t xml:space="preserve">Корректная и идентичная работа TeamCity как на быстрой внутренней БД HSQLDB, так и на внешней БД PostgreSQL.</w:t>
-            </w:r>
-          </w:p>
-        </w:tc>
-        <w:tc>
-          <w:tcPr>
-            <w:shd w:fill="f2f2f2" w:val="clear"/>
-            <w:tcMar>
-              <w:top w:w="80.0" w:type="dxa"/>
-              <w:left w:w="120.0" w:type="dxa"/>
-              <w:bottom w:w="80.0" w:type="dxa"/>
-              <w:right w:w="120.0" w:type="dxa"/>
-            </w:tcMar>
-            <w:vAlign w:val="center"/>
-          </w:tcPr>
-          <w:p>
-            <w:pPr>
-              <w:numPr>
-                <w:ilvl w:val="0"/>
-                <w:numId w:val="8"/>
-              </w:numPr>
-              <w:spacing w:after="0" w:line="259" w:lineRule="auto"/>
-              <w:ind w:left="720" w:hanging="360"/>
-              <w:rPr>
-                <w:u w:val="none"/>
-              </w:rPr>
-            </w:pPr>
-            <w:r>
-              <w:rPr>
-                <w:rtl w:val="0"/>
-              </w:rPr>
-              <w:t xml:space="preserve">Тестирование только на базовой HSQLDB не выявляет специфические ошибки схем данных, проблемы миграций или конкурентных блокировок, характерные для реальных СУБД.</w:t>
-            </w:r>
-          </w:p>
-        </w:tc>
-      </w:tr>
-      <w:tr>
-        <w:trPr>
-          <w:cantSplit w:val="1"/>
-          <w:tblHeader w:val="0"/>
-        </w:trPr>
-        <w:tc>
-          <w:tcPr>
-            <w:shd w:fill="f2f2f2" w:val="clear"/>
-            <w:tcMar>
-              <w:top w:w="80.0" w:type="dxa"/>
-              <w:left w:w="120.0" w:type="dxa"/>
-              <w:bottom w:w="80.0" w:type="dxa"/>
-              <w:right w:w="120.0" w:type="dxa"/>
-            </w:tcMar>
-            <w:vAlign w:val="center"/>
-          </w:tcPr>
-          <w:p>
-            <w:pPr>
-              <w:spacing w:after="0" w:line="259" w:lineRule="auto"/>
-              <w:rPr>
-                <w:sz w:val="24"/>
-                <w:szCs w:val="24"/>
-              </w:rPr>
-            </w:pPr>
-            <w:r>
-              <w:rPr>
-                <w:sz w:val="24"/>
-                <w:szCs w:val="24"/>
-                <w:rtl w:val="0"/>
-              </w:rPr>
-              <w:t xml:space="preserve">Тестируемость и стабильность UI</w:t>
-            </w:r>
-          </w:p>
-        </w:tc>
-        <w:tc>
-          <w:tcPr>
-            <w:shd w:fill="f2f2f2" w:val="clear"/>
-            <w:tcMar>
-              <w:top w:w="80.0" w:type="dxa"/>
-              <w:left w:w="120.0" w:type="dxa"/>
-              <w:bottom w:w="80.0" w:type="dxa"/>
-              <w:right w:w="120.0" w:type="dxa"/>
-            </w:tcMar>
-            <w:vAlign w:val="center"/>
-          </w:tcPr>
-          <w:p>
-            <w:pPr>
-              <w:numPr>
-                <w:ilvl w:val="0"/>
-                <w:numId w:val="11"/>
-              </w:numPr>
-              <w:spacing w:after="0" w:line="259" w:lineRule="auto"/>
-              <w:ind w:left="720" w:hanging="360"/>
-              <w:rPr>
-                <w:u w:val="none"/>
-              </w:rPr>
-            </w:pPr>
-            <w:r>
-              <w:rPr>
-                <w:sz w:val="24"/>
-                <w:szCs w:val="24"/>
-                <w:rtl w:val="0"/>
-              </w:rPr>
-              <w:t xml:space="preserve">Доступность и корректность отображения основных страниц (авторизация, страница проектов, настройки конфигурации, очередь и результаты сборок).</w:t>
-            </w:r>
-            <w:r>
-              <w:rPr>
-                <w:rtl w:val="0"/>
-              </w:rPr>
-            </w:r>
-          </w:p>
-        </w:tc>
-        <w:tc>
-          <w:tcPr>
-            <w:shd w:fill="f2f2f2" w:val="clear"/>
-            <w:tcMar>
-              <w:top w:w="80.0" w:type="dxa"/>
-              <w:left w:w="120.0" w:type="dxa"/>
-              <w:bottom w:w="80.0" w:type="dxa"/>
-              <w:right w:w="120.0" w:type="dxa"/>
-            </w:tcMar>
-            <w:vAlign w:val="center"/>
-          </w:tcPr>
-          <w:p>
-            <w:pPr>
-              <w:numPr>
-                <w:ilvl w:val="0"/>
-                <w:numId w:val="4"/>
+                <w:numId w:val="7"/>
               </w:numPr>
               <w:spacing w:after="240" w:before="240" w:line="276" w:lineRule="auto"/>
               <w:ind w:left="720" w:hanging="360"/>
+              <w:rPr/>
             </w:pPr>
             <w:r>
               <w:rPr>
@@ -2671,7 +2667,7 @@
         </w:rPr>
       </w:r>
     </w:p>
-    <w:bookmarkStart w:colFirst="0" w:colLast="0" w:name="z5e7b26xea" w:id="3"/>
+    <w:bookmarkStart w:colFirst="0" w:colLast="0" w:name="t437rpsedu4q" w:id="3"/>
     <w:bookmarkEnd w:id="3"/>
     <w:p>
       <w:pPr>
@@ -3127,7 +3123,7 @@
               <w:rPr>
                 <w:rtl w:val="0"/>
               </w:rPr>
-              <w:t xml:space="preserve">Минимальная RBAC-проверка: admin full access, limited user negative checks для project, build configuration и build run.</w:t>
+              <w:t xml:space="preserve">Создание первого администратора, минимальная RBAC-проверка: admin full access, limited user negative checks для project, build configuration и build run.</w:t>
             </w:r>
           </w:p>
         </w:tc>
@@ -3407,7 +3403,7 @@
               <w:rPr>
                 <w:rtl w:val="0"/>
               </w:rPr>
-              <w:t xml:space="preserve">Setup wizard, выбор БД, создание первого администратора и установка TeamCity не входят в первые 4 недели.</w:t>
+              <w:t xml:space="preserve">Выбор БД и установка TeamCity не входят в первые 4 недели.</w:t>
             </w:r>
           </w:p>
         </w:tc>
@@ -3649,7 +3645,7 @@
         </w:rPr>
       </w:r>
     </w:p>
-    <w:bookmarkStart w:colFirst="0" w:colLast="0" w:name="x6ayd17w7vl9" w:id="4"/>
+    <w:bookmarkStart w:colFirst="0" w:colLast="0" w:name="8a5iybqixmrt" w:id="4"/>
     <w:bookmarkEnd w:id="4"/>
     <w:p>
       <w:pPr>
@@ -4184,7 +4180,7 @@
         </w:rPr>
       </w:r>
     </w:p>
-    <w:bookmarkStart w:colFirst="0" w:colLast="0" w:name="q85buxn8qjuw" w:id="5"/>
+    <w:bookmarkStart w:colFirst="0" w:colLast="0" w:name="kbb2byj8ysag" w:id="5"/>
     <w:bookmarkEnd w:id="5"/>
     <w:p>
       <w:pPr>
@@ -5273,7 +5269,7 @@
         <w:t xml:space="preserve">Если набор автотестов живет дольше 2 лет, эффект от автоматизации становится положительным.</w:t>
       </w:r>
     </w:p>
-    <w:bookmarkStart w:colFirst="0" w:colLast="0" w:name="t4mrqzt1s8o0" w:id="6"/>
+    <w:bookmarkStart w:colFirst="0" w:colLast="0" w:name="shz7ahca5lqa" w:id="6"/>
     <w:bookmarkEnd w:id="6"/>
     <w:p>
       <w:pPr>
@@ -6372,7 +6368,7 @@
         </w:rPr>
       </w:r>
     </w:p>
-    <w:bookmarkStart w:colFirst="0" w:colLast="0" w:name="825h51c2kyv" w:id="7"/>
+    <w:bookmarkStart w:colFirst="0" w:colLast="0" w:name="3l75zvzhh8k" w:id="7"/>
     <w:bookmarkEnd w:id="7"/>
     <w:p>
       <w:pPr>
@@ -6925,7 +6921,7 @@
         </w:rPr>
       </w:r>
     </w:p>
-    <w:bookmarkStart w:colFirst="0" w:colLast="0" w:name="r22s98535i9v" w:id="8"/>
+    <w:bookmarkStart w:colFirst="0" w:colLast="0" w:name="s3cnhw9yxkja" w:id="8"/>
     <w:bookmarkEnd w:id="8"/>
     <w:p>
       <w:pPr>
@@ -7510,19 +7506,15 @@
         </w:rPr>
         <w:t xml:space="preserve">Компоненты стенда:</w:t>
       </w:r>
-      <w:r>
-        <w:rPr>
-          <w:rtl w:val="0"/>
-        </w:rPr>
-      </w:r>
     </w:p>
     <w:p>
       <w:pPr>
         <w:numPr>
           <w:ilvl w:val="0"/>
-          <w:numId w:val="5"/>
+          <w:numId w:val="8"/>
         </w:numPr>
         <w:ind w:left="720" w:hanging="360"/>
+        <w:rPr/>
       </w:pPr>
       <w:r>
         <w:rPr>
@@ -7543,9 +7535,10 @@
       <w:pPr>
         <w:numPr>
           <w:ilvl w:val="0"/>
-          <w:numId w:val="5"/>
+          <w:numId w:val="8"/>
         </w:numPr>
         <w:ind w:left="720" w:hanging="360"/>
+        <w:rPr/>
       </w:pPr>
       <w:r>
         <w:rPr>
@@ -7566,12 +7559,10 @@
       <w:pPr>
         <w:numPr>
           <w:ilvl w:val="0"/>
-          <w:numId w:val="5"/>
+          <w:numId w:val="8"/>
         </w:numPr>
         <w:ind w:left="720" w:hanging="360"/>
-        <w:rPr>
-          <w:u w:val="none"/>
-        </w:rPr>
+        <w:rPr/>
       </w:pPr>
       <w:r>
         <w:rPr>
@@ -7579,13 +7570,40 @@
           <w:bCs w:val="1"/>
           <w:rtl w:val="0"/>
         </w:rPr>
-        <w:t xml:space="preserve">База данных (PostgreSQL):</w:t>
+        <w:t xml:space="preserve">База данных (</w:t>
       </w:r>
       <w:r>
         <w:rPr>
+          <w:b w:val="1"/>
+          <w:bCs w:val="1"/>
           <w:rtl w:val="0"/>
         </w:rPr>
-        <w:t xml:space="preserve"> Отдельный контейнер с СУБД PostgreSQL (postgres:16-alpine). </w:t>
+        <w:t xml:space="preserve">HSQLDB</w:t>
+      </w:r>
+      <w:r>
+        <w:rPr>
+          <w:b w:val="1"/>
+          <w:bCs w:val="1"/>
+          <w:rtl w:val="0"/>
+        </w:rPr>
+        <w:t xml:space="preserve">):</w:t>
+      </w:r>
+      <w:r>
+        <w:rPr>
+          <w:rtl w:val="0"/>
+        </w:rPr>
+        <w:t xml:space="preserve"> </w:t>
+      </w:r>
+      <w:r>
+        <w:rPr>
+          <w:rtl w:val="0"/>
+        </w:rPr>
+        <w:t xml:space="preserve">работает внутри контейнера сервера, не требует развертывания отдельного сервиса базы данных. </w:t>
+      </w:r>
+      <w:r>
+        <w:rPr>
+          <w:rtl w:val="0"/>
+        </w:rPr>
       </w:r>
     </w:p>
     <w:p>
@@ -7613,56 +7631,65 @@
       <w:pPr>
         <w:numPr>
           <w:ilvl w:val="0"/>
-          <w:numId w:val="12"/>
+          <w:numId w:val="4"/>
         </w:numPr>
-        <w:spacing w:after="0" w:afterAutospacing="0"/>
+        <w:spacing w:after="0" w:lineRule="auto"/>
         <w:ind w:left="720" w:hanging="360"/>
-        <w:rPr>
-          <w:u w:val="none"/>
-        </w:rPr>
+        <w:rPr/>
       </w:pPr>
       <w:r>
         <w:rPr>
           <w:rtl w:val="0"/>
         </w:rPr>
         <w:t xml:space="preserve">Тестовый фреймворк обращается к teamcity-server: и UI-тесты, и API-тесты работают с одним и тем же хостом и портом, agent тестами не вызывается.</w:t>
+      </w:r>
+      <w:r>
+        <w:rPr>
+          <w:rtl w:val="0"/>
+        </w:rPr>
       </w:r>
     </w:p>
     <w:p>
       <w:pPr>
         <w:numPr>
           <w:ilvl w:val="0"/>
-          <w:numId w:val="12"/>
+          <w:numId w:val="4"/>
         </w:numPr>
-        <w:spacing w:after="0" w:afterAutospacing="0"/>
+        <w:spacing w:after="0" w:lineRule="auto"/>
         <w:ind w:left="720" w:hanging="360"/>
-        <w:rPr>
-          <w:u w:val="none"/>
-        </w:rPr>
+        <w:rPr/>
       </w:pPr>
       <w:r>
         <w:rPr>
           <w:rtl w:val="0"/>
         </w:rPr>
         <w:t xml:space="preserve">teamcity-agent взаимодействует только с teamcity-server внутри Docker-сети. Он получает задания на выполнение build и отдаёт результат обратно на сервер; тестовый фреймворк наблюдает за этим процессом только через REST API сервера, не подключаясь к agent напрямую.</w:t>
+      </w:r>
+      <w:r>
+        <w:rPr>
+          <w:rtl w:val="0"/>
+        </w:rPr>
       </w:r>
     </w:p>
     <w:p>
       <w:pPr>
         <w:numPr>
           <w:ilvl w:val="0"/>
-          <w:numId w:val="12"/>
+          <w:numId w:val="4"/>
         </w:numPr>
         <w:ind w:left="720" w:hanging="360"/>
-        <w:rPr>
-          <w:u w:val="none"/>
-        </w:rPr>
+        <w:rPr/>
       </w:pPr>
       <w:r>
         <w:rPr>
           <w:rtl w:val="0"/>
         </w:rPr>
         <w:t xml:space="preserve">teamcity-server взаимодействует с БД; тесты и agent не имеют прямого доступа к БД, кроме отдельно оговорённых случаев отладки.</w:t>
+      </w:r>
+      <w:r>
+        <w:rPr>
+          <w:rtl w:val="0"/>
+        </w:rPr>
       </w:r>
     </w:p>
     <w:p>
@@ -7705,7 +7732,7 @@
         </w:rPr>
       </w:r>
     </w:p>
-    <w:bookmarkStart w:colFirst="0" w:colLast="0" w:name="t34i58z7fxma" w:id="9"/>
+    <w:bookmarkStart w:colFirst="0" w:colLast="0" w:name="e4vxp8heps31" w:id="9"/>
     <w:bookmarkEnd w:id="9"/>
     <w:p>
       <w:pPr>
@@ -9101,7 +9128,7 @@
         </w:tc>
       </w:tr>
     </w:tbl>
-    <w:bookmarkStart w:colFirst="0" w:colLast="0" w:name="e8069mf7axjg" w:id="10"/>
+    <w:bookmarkStart w:colFirst="0" w:colLast="0" w:name="joghio4kfx4v" w:id="10"/>
     <w:bookmarkEnd w:id="10"/>
     <w:p>
       <w:pPr>
@@ -9149,7 +9176,7 @@
         <w:t xml:space="preserve">Подготовка тестовых данных, создание project/build configuration/VCS root, запуск build, проверка queue/build status/build history и cleanup выполняются через TeamCity REST API. UI используется только для проверки, что подготовленное состояние корректно отображается пользователю.</w:t>
       </w:r>
     </w:p>
-    <w:bookmarkStart w:colFirst="0" w:colLast="0" w:name="kgzyf6sgpncl" w:id="11"/>
+    <w:bookmarkStart w:colFirst="0" w:colLast="0" w:name="jcywmhet1p35" w:id="11"/>
     <w:bookmarkEnd w:id="11"/>
     <w:p>
       <w:pPr>
@@ -9180,7 +9207,7 @@
       <w:pPr>
         <w:numPr>
           <w:ilvl w:val="0"/>
-          <w:numId w:val="9"/>
+          <w:numId w:val="12"/>
         </w:numPr>
         <w:pBdr>
           <w:top w:color="000000" w:space="0" w:sz="0" w:val="none"/>
@@ -9207,7 +9234,7 @@
       <w:pPr>
         <w:numPr>
           <w:ilvl w:val="0"/>
-          <w:numId w:val="9"/>
+          <w:numId w:val="12"/>
         </w:numPr>
         <w:pBdr>
           <w:top w:color="000000" w:space="0" w:sz="0" w:val="none"/>
@@ -9234,7 +9261,7 @@
       <w:pPr>
         <w:numPr>
           <w:ilvl w:val="0"/>
-          <w:numId w:val="9"/>
+          <w:numId w:val="12"/>
         </w:numPr>
         <w:pBdr>
           <w:top w:color="000000" w:space="0" w:sz="0" w:val="none"/>
@@ -9261,7 +9288,7 @@
       <w:pPr>
         <w:numPr>
           <w:ilvl w:val="0"/>
-          <w:numId w:val="9"/>
+          <w:numId w:val="12"/>
         </w:numPr>
         <w:pBdr>
           <w:top w:color="000000" w:space="0" w:sz="0" w:val="none"/>
@@ -9288,7 +9315,7 @@
       <w:pPr>
         <w:numPr>
           <w:ilvl w:val="0"/>
-          <w:numId w:val="9"/>
+          <w:numId w:val="12"/>
         </w:numPr>
         <w:pBdr>
           <w:top w:color="000000" w:space="0" w:sz="0" w:val="none"/>
@@ -9315,7 +9342,7 @@
       <w:pPr>
         <w:numPr>
           <w:ilvl w:val="0"/>
-          <w:numId w:val="9"/>
+          <w:numId w:val="12"/>
         </w:numPr>
         <w:pBdr>
           <w:top w:color="000000" w:space="0" w:sz="0" w:val="none"/>
@@ -9780,7 +9807,7 @@
         </w:rPr>
       </w:r>
     </w:p>
-    <w:bookmarkStart w:colFirst="0" w:colLast="0" w:name="nlbajox4breb" w:id="12"/>
+    <w:bookmarkStart w:colFirst="0" w:colLast="0" w:name="4jldl3v1wnlz" w:id="12"/>
     <w:bookmarkEnd w:id="12"/>
     <w:p>
       <w:pPr>
@@ -10564,16 +10591,19 @@
           </w:tcPr>
           <w:p>
             <w:pPr>
-              <w:spacing w:after="0" w:line="252.00000000000003" w:lineRule="auto"/>
-              <w:rPr/>
-            </w:pPr>
-            <w:r>
-              <w:rPr>
-                <w:sz w:val="18"/>
-                <w:szCs w:val="18"/>
-                <w:rtl w:val="0"/>
-              </w:rPr>
-              <w:t xml:space="preserve">Поднять стенд, проверить readiness, запустить API/UI suites, собрать Allure отчет и метрики.</w:t>
+              <w:spacing w:after="0" w:line="240" w:lineRule="auto"/>
+              <w:rPr>
+                <w:sz w:val="18"/>
+                <w:szCs w:val="18"/>
+              </w:rPr>
+            </w:pPr>
+            <w:r>
+              <w:rPr>
+                <w:sz w:val="18"/>
+                <w:szCs w:val="18"/>
+                <w:rtl w:val="0"/>
+              </w:rPr>
+              <w:t xml:space="preserve">Поднять стенд, проверить readiness, запустить API/UI/E2E suites, запустить DB compatibility jobs (PostgreSQL/MySQL/MariaDB/MS SQL/Oracle), собрать Allure отчет и метрики (pass rate, fail rate, duration, flaky), применить quality gates.</w:t>
             </w:r>
             <w:r>
               <w:rPr>
@@ -11889,7 +11919,7 @@
         </w:rPr>
       </w:r>
     </w:p>
-    <w:bookmarkStart w:colFirst="0" w:colLast="0" w:name="j0yfjygtzk8e" w:id="13"/>
+    <w:bookmarkStart w:colFirst="0" w:colLast="0" w:name="uknmyuqdcylw" w:id="13"/>
     <w:bookmarkEnd w:id="13"/>
     <w:p>
       <w:pPr>
@@ -12441,7 +12471,7 @@
         </w:rPr>
       </w:r>
     </w:p>
-    <w:bookmarkStart w:colFirst="0" w:colLast="0" w:name="bju1tpc67vzt" w:id="14"/>
+    <w:bookmarkStart w:colFirst="0" w:colLast="0" w:name="ubkots2v0gfy" w:id="14"/>
     <w:bookmarkEnd w:id="14"/>
     <w:p>
       <w:pPr>
@@ -12460,7 +12490,7 @@
       <w:pPr>
         <w:numPr>
           <w:ilvl w:val="0"/>
-          <w:numId w:val="9"/>
+          <w:numId w:val="12"/>
         </w:numPr>
         <w:pBdr>
           <w:top w:color="000000" w:space="0" w:sz="0" w:val="none"/>
@@ -12487,7 +12517,7 @@
       <w:pPr>
         <w:numPr>
           <w:ilvl w:val="0"/>
-          <w:numId w:val="9"/>
+          <w:numId w:val="12"/>
         </w:numPr>
         <w:pBdr>
           <w:top w:color="000000" w:space="0" w:sz="0" w:val="none"/>
@@ -12735,7 +12765,30 @@
                 <w:szCs w:val="19"/>
                 <w:rtl w:val="0"/>
               </w:rPr>
-              <w:t xml:space="preserve">Нет информации</w:t>
+              <w:t xml:space="preserve">Email: </w:t>
+            </w:r>
+            <w:r>
+              <w:rPr>
+                <w:rtl w:val="0"/>
+              </w:rPr>
+              <w:t xml:space="preserve">petr.samokhin.work@gmail.com</w:t>
+            </w:r>
+          </w:p>
+          <w:p>
+            <w:pPr>
+              <w:spacing w:after="0" w:line="259" w:lineRule="auto"/>
+              <w:rPr>
+                <w:sz w:val="19"/>
+                <w:szCs w:val="19"/>
+              </w:rPr>
+            </w:pPr>
+            <w:r>
+              <w:rPr>
+                <w:sz w:val="19"/>
+                <w:szCs w:val="19"/>
+                <w:rtl w:val="0"/>
+              </w:rPr>
+              <w:t xml:space="preserve">Github: qa-101587</w:t>
             </w:r>
             <w:r>
               <w:rPr>
@@ -13148,111 +13201,93 @@
   <w:abstractNum w:abstractNumId="2">
     <w:lvl w:ilvl="0">
       <w:start w:val="1"/>
-      <w:numFmt w:val="bullet"/>
-      <w:lvlText w:val="-"/>
+      <w:numFmt w:val="decimal"/>
+      <w:lvlText w:val="%1."/>
       <w:lvlJc w:val="left"/>
       <w:pPr>
-        <w:ind w:left="720" w:hanging="360"/>
-      </w:pPr>
-      <w:rPr>
-        <w:u w:val="none"/>
-      </w:rPr>
+        <w:ind w:left="1080" w:hanging="360"/>
+      </w:pPr>
+      <w:rPr/>
     </w:lvl>
     <w:lvl w:ilvl="1">
-      <w:start w:val="1"/>
+      <w:start w:val="0"/>
       <w:numFmt w:val="bullet"/>
-      <w:lvlText w:val="-"/>
+      <w:lvlText w:val=""/>
       <w:lvlJc w:val="left"/>
       <w:pPr>
-        <w:ind w:left="1440" w:hanging="360"/>
-      </w:pPr>
-      <w:rPr>
-        <w:u w:val="none"/>
-      </w:rPr>
+        <w:ind w:left="720" w:firstLine="0"/>
+      </w:pPr>
+      <w:rPr/>
     </w:lvl>
     <w:lvl w:ilvl="2">
-      <w:start w:val="1"/>
+      <w:start w:val="0"/>
       <w:numFmt w:val="bullet"/>
-      <w:lvlText w:val="-"/>
+      <w:lvlText w:val=""/>
       <w:lvlJc w:val="left"/>
       <w:pPr>
-        <w:ind w:left="2160" w:hanging="360"/>
-      </w:pPr>
-      <w:rPr>
-        <w:u w:val="none"/>
-      </w:rPr>
+        <w:ind w:left="720" w:firstLine="0"/>
+      </w:pPr>
+      <w:rPr/>
     </w:lvl>
     <w:lvl w:ilvl="3">
-      <w:start w:val="1"/>
+      <w:start w:val="0"/>
       <w:numFmt w:val="bullet"/>
-      <w:lvlText w:val="-"/>
+      <w:lvlText w:val=""/>
       <w:lvlJc w:val="left"/>
       <w:pPr>
-        <w:ind w:left="2880" w:hanging="360"/>
-      </w:pPr>
-      <w:rPr>
-        <w:u w:val="none"/>
-      </w:rPr>
+        <w:ind w:left="720" w:firstLine="0"/>
+      </w:pPr>
+      <w:rPr/>
     </w:lvl>
     <w:lvl w:ilvl="4">
-      <w:start w:val="1"/>
+      <w:start w:val="0"/>
       <w:numFmt w:val="bullet"/>
-      <w:lvlText w:val="-"/>
+      <w:lvlText w:val=""/>
       <w:lvlJc w:val="left"/>
       <w:pPr>
-        <w:ind w:left="3600" w:hanging="360"/>
-      </w:pPr>
-      <w:rPr>
-        <w:u w:val="none"/>
-      </w:rPr>
+        <w:ind w:left="720" w:firstLine="0"/>
+      </w:pPr>
+      <w:rPr/>
     </w:lvl>
     <w:lvl w:ilvl="5">
-      <w:start w:val="1"/>
+      <w:start w:val="0"/>
       <w:numFmt w:val="bullet"/>
-      <w:lvlText w:val="-"/>
+      <w:lvlText w:val=""/>
       <w:lvlJc w:val="left"/>
       <w:pPr>
-        <w:ind w:left="4320" w:hanging="360"/>
-      </w:pPr>
-      <w:rPr>
-        <w:u w:val="none"/>
-      </w:rPr>
+        <w:ind w:left="720" w:firstLine="0"/>
+      </w:pPr>
+      <w:rPr/>
     </w:lvl>
     <w:lvl w:ilvl="6">
-      <w:start w:val="1"/>
+      <w:start w:val="0"/>
       <w:numFmt w:val="bullet"/>
-      <w:lvlText w:val="-"/>
+      <w:lvlText w:val=""/>
       <w:lvlJc w:val="left"/>
       <w:pPr>
-        <w:ind w:left="5040" w:hanging="360"/>
-      </w:pPr>
-      <w:rPr>
-        <w:u w:val="none"/>
-      </w:rPr>
+        <w:ind w:left="720" w:firstLine="0"/>
+      </w:pPr>
+      <w:rPr/>
     </w:lvl>
     <w:lvl w:ilvl="7">
-      <w:start w:val="1"/>
+      <w:start w:val="0"/>
       <w:numFmt w:val="bullet"/>
-      <w:lvlText w:val="-"/>
+      <w:lvlText w:val=""/>
       <w:lvlJc w:val="left"/>
       <w:pPr>
-        <w:ind w:left="5760" w:hanging="360"/>
-      </w:pPr>
-      <w:rPr>
-        <w:u w:val="none"/>
-      </w:rPr>
+        <w:ind w:left="720" w:firstLine="0"/>
+      </w:pPr>
+      <w:rPr/>
     </w:lvl>
     <w:lvl w:ilvl="8">
-      <w:start w:val="1"/>
+      <w:start w:val="0"/>
       <w:numFmt w:val="bullet"/>
-      <w:lvlText w:val="-"/>
+      <w:lvlText w:val=""/>
       <w:lvlJc w:val="left"/>
       <w:pPr>
-        <w:ind w:left="6480" w:hanging="360"/>
-      </w:pPr>
-      <w:rPr>
-        <w:u w:val="none"/>
-      </w:rPr>
+        <w:ind w:left="720" w:firstLine="0"/>
+      </w:pPr>
+      <w:rPr/>
     </w:lvl>
   </w:abstractNum>
   <w:abstractNum w:abstractNumId="3">
@@ -13919,6 +13954,336 @@
     <w:lvl w:ilvl="0">
       <w:start w:val="1"/>
       <w:numFmt w:val="bullet"/>
+      <w:lvlText w:val="-"/>
+      <w:lvlJc w:val="left"/>
+      <w:pPr>
+        <w:ind w:left="720" w:hanging="360"/>
+      </w:pPr>
+      <w:rPr>
+        <w:u w:val="none"/>
+      </w:rPr>
+    </w:lvl>
+    <w:lvl w:ilvl="1">
+      <w:start w:val="1"/>
+      <w:numFmt w:val="bullet"/>
+      <w:lvlText w:val="-"/>
+      <w:lvlJc w:val="left"/>
+      <w:pPr>
+        <w:ind w:left="1440" w:hanging="360"/>
+      </w:pPr>
+      <w:rPr>
+        <w:u w:val="none"/>
+      </w:rPr>
+    </w:lvl>
+    <w:lvl w:ilvl="2">
+      <w:start w:val="1"/>
+      <w:numFmt w:val="bullet"/>
+      <w:lvlText w:val="-"/>
+      <w:lvlJc w:val="left"/>
+      <w:pPr>
+        <w:ind w:left="2160" w:hanging="360"/>
+      </w:pPr>
+      <w:rPr>
+        <w:u w:val="none"/>
+      </w:rPr>
+    </w:lvl>
+    <w:lvl w:ilvl="3">
+      <w:start w:val="1"/>
+      <w:numFmt w:val="bullet"/>
+      <w:lvlText w:val="-"/>
+      <w:lvlJc w:val="left"/>
+      <w:pPr>
+        <w:ind w:left="2880" w:hanging="360"/>
+      </w:pPr>
+      <w:rPr>
+        <w:u w:val="none"/>
+      </w:rPr>
+    </w:lvl>
+    <w:lvl w:ilvl="4">
+      <w:start w:val="1"/>
+      <w:numFmt w:val="bullet"/>
+      <w:lvlText w:val="-"/>
+      <w:lvlJc w:val="left"/>
+      <w:pPr>
+        <w:ind w:left="3600" w:hanging="360"/>
+      </w:pPr>
+      <w:rPr>
+        <w:u w:val="none"/>
+      </w:rPr>
+    </w:lvl>
+    <w:lvl w:ilvl="5">
+      <w:start w:val="1"/>
+      <w:numFmt w:val="bullet"/>
+      <w:lvlText w:val="-"/>
+      <w:lvlJc w:val="left"/>
+      <w:pPr>
+        <w:ind w:left="4320" w:hanging="360"/>
+      </w:pPr>
+      <w:rPr>
+        <w:u w:val="none"/>
+      </w:rPr>
+    </w:lvl>
+    <w:lvl w:ilvl="6">
+      <w:start w:val="1"/>
+      <w:numFmt w:val="bullet"/>
+      <w:lvlText w:val="-"/>
+      <w:lvlJc w:val="left"/>
+      <w:pPr>
+        <w:ind w:left="5040" w:hanging="360"/>
+      </w:pPr>
+      <w:rPr>
+        <w:u w:val="none"/>
+      </w:rPr>
+    </w:lvl>
+    <w:lvl w:ilvl="7">
+      <w:start w:val="1"/>
+      <w:numFmt w:val="bullet"/>
+      <w:lvlText w:val="-"/>
+      <w:lvlJc w:val="left"/>
+      <w:pPr>
+        <w:ind w:left="5760" w:hanging="360"/>
+      </w:pPr>
+      <w:rPr>
+        <w:u w:val="none"/>
+      </w:rPr>
+    </w:lvl>
+    <w:lvl w:ilvl="8">
+      <w:start w:val="1"/>
+      <w:numFmt w:val="bullet"/>
+      <w:lvlText w:val="-"/>
+      <w:lvlJc w:val="left"/>
+      <w:pPr>
+        <w:ind w:left="6480" w:hanging="360"/>
+      </w:pPr>
+      <w:rPr>
+        <w:u w:val="none"/>
+      </w:rPr>
+    </w:lvl>
+  </w:abstractNum>
+  <w:abstractNum w:abstractNumId="10">
+    <w:lvl w:ilvl="0">
+      <w:start w:val="1"/>
+      <w:numFmt w:val="bullet"/>
+      <w:lvlText w:val="-"/>
+      <w:lvlJc w:val="left"/>
+      <w:pPr>
+        <w:ind w:left="720" w:hanging="360"/>
+      </w:pPr>
+      <w:rPr>
+        <w:u w:val="none"/>
+      </w:rPr>
+    </w:lvl>
+    <w:lvl w:ilvl="1">
+      <w:start w:val="1"/>
+      <w:numFmt w:val="bullet"/>
+      <w:lvlText w:val="-"/>
+      <w:lvlJc w:val="left"/>
+      <w:pPr>
+        <w:ind w:left="1440" w:hanging="360"/>
+      </w:pPr>
+      <w:rPr>
+        <w:u w:val="none"/>
+      </w:rPr>
+    </w:lvl>
+    <w:lvl w:ilvl="2">
+      <w:start w:val="1"/>
+      <w:numFmt w:val="bullet"/>
+      <w:lvlText w:val="-"/>
+      <w:lvlJc w:val="left"/>
+      <w:pPr>
+        <w:ind w:left="2160" w:hanging="360"/>
+      </w:pPr>
+      <w:rPr>
+        <w:u w:val="none"/>
+      </w:rPr>
+    </w:lvl>
+    <w:lvl w:ilvl="3">
+      <w:start w:val="1"/>
+      <w:numFmt w:val="bullet"/>
+      <w:lvlText w:val="-"/>
+      <w:lvlJc w:val="left"/>
+      <w:pPr>
+        <w:ind w:left="2880" w:hanging="360"/>
+      </w:pPr>
+      <w:rPr>
+        <w:u w:val="none"/>
+      </w:rPr>
+    </w:lvl>
+    <w:lvl w:ilvl="4">
+      <w:start w:val="1"/>
+      <w:numFmt w:val="bullet"/>
+      <w:lvlText w:val="-"/>
+      <w:lvlJc w:val="left"/>
+      <w:pPr>
+        <w:ind w:left="3600" w:hanging="360"/>
+      </w:pPr>
+      <w:rPr>
+        <w:u w:val="none"/>
+      </w:rPr>
+    </w:lvl>
+    <w:lvl w:ilvl="5">
+      <w:start w:val="1"/>
+      <w:numFmt w:val="bullet"/>
+      <w:lvlText w:val="-"/>
+      <w:lvlJc w:val="left"/>
+      <w:pPr>
+        <w:ind w:left="4320" w:hanging="360"/>
+      </w:pPr>
+      <w:rPr>
+        <w:u w:val="none"/>
+      </w:rPr>
+    </w:lvl>
+    <w:lvl w:ilvl="6">
+      <w:start w:val="1"/>
+      <w:numFmt w:val="bullet"/>
+      <w:lvlText w:val="-"/>
+      <w:lvlJc w:val="left"/>
+      <w:pPr>
+        <w:ind w:left="5040" w:hanging="360"/>
+      </w:pPr>
+      <w:rPr>
+        <w:u w:val="none"/>
+      </w:rPr>
+    </w:lvl>
+    <w:lvl w:ilvl="7">
+      <w:start w:val="1"/>
+      <w:numFmt w:val="bullet"/>
+      <w:lvlText w:val="-"/>
+      <w:lvlJc w:val="left"/>
+      <w:pPr>
+        <w:ind w:left="5760" w:hanging="360"/>
+      </w:pPr>
+      <w:rPr>
+        <w:u w:val="none"/>
+      </w:rPr>
+    </w:lvl>
+    <w:lvl w:ilvl="8">
+      <w:start w:val="1"/>
+      <w:numFmt w:val="bullet"/>
+      <w:lvlText w:val="-"/>
+      <w:lvlJc w:val="left"/>
+      <w:pPr>
+        <w:ind w:left="6480" w:hanging="360"/>
+      </w:pPr>
+      <w:rPr>
+        <w:u w:val="none"/>
+      </w:rPr>
+    </w:lvl>
+  </w:abstractNum>
+  <w:abstractNum w:abstractNumId="11">
+    <w:lvl w:ilvl="0">
+      <w:start w:val="1"/>
+      <w:numFmt w:val="bullet"/>
+      <w:lvlText w:val="-"/>
+      <w:lvlJc w:val="left"/>
+      <w:pPr>
+        <w:ind w:left="720" w:hanging="360"/>
+      </w:pPr>
+      <w:rPr>
+        <w:u w:val="none"/>
+      </w:rPr>
+    </w:lvl>
+    <w:lvl w:ilvl="1">
+      <w:start w:val="1"/>
+      <w:numFmt w:val="bullet"/>
+      <w:lvlText w:val="-"/>
+      <w:lvlJc w:val="left"/>
+      <w:pPr>
+        <w:ind w:left="1440" w:hanging="360"/>
+      </w:pPr>
+      <w:rPr>
+        <w:u w:val="none"/>
+      </w:rPr>
+    </w:lvl>
+    <w:lvl w:ilvl="2">
+      <w:start w:val="1"/>
+      <w:numFmt w:val="bullet"/>
+      <w:lvlText w:val="-"/>
+      <w:lvlJc w:val="left"/>
+      <w:pPr>
+        <w:ind w:left="2160" w:hanging="360"/>
+      </w:pPr>
+      <w:rPr>
+        <w:u w:val="none"/>
+      </w:rPr>
+    </w:lvl>
+    <w:lvl w:ilvl="3">
+      <w:start w:val="1"/>
+      <w:numFmt w:val="bullet"/>
+      <w:lvlText w:val="-"/>
+      <w:lvlJc w:val="left"/>
+      <w:pPr>
+        <w:ind w:left="2880" w:hanging="360"/>
+      </w:pPr>
+      <w:rPr>
+        <w:u w:val="none"/>
+      </w:rPr>
+    </w:lvl>
+    <w:lvl w:ilvl="4">
+      <w:start w:val="1"/>
+      <w:numFmt w:val="bullet"/>
+      <w:lvlText w:val="-"/>
+      <w:lvlJc w:val="left"/>
+      <w:pPr>
+        <w:ind w:left="3600" w:hanging="360"/>
+      </w:pPr>
+      <w:rPr>
+        <w:u w:val="none"/>
+      </w:rPr>
+    </w:lvl>
+    <w:lvl w:ilvl="5">
+      <w:start w:val="1"/>
+      <w:numFmt w:val="bullet"/>
+      <w:lvlText w:val="-"/>
+      <w:lvlJc w:val="left"/>
+      <w:pPr>
+        <w:ind w:left="4320" w:hanging="360"/>
+      </w:pPr>
+      <w:rPr>
+        <w:u w:val="none"/>
+      </w:rPr>
+    </w:lvl>
+    <w:lvl w:ilvl="6">
+      <w:start w:val="1"/>
+      <w:numFmt w:val="bullet"/>
+      <w:lvlText w:val="-"/>
+      <w:lvlJc w:val="left"/>
+      <w:pPr>
+        <w:ind w:left="5040" w:hanging="360"/>
+      </w:pPr>
+      <w:rPr>
+        <w:u w:val="none"/>
+      </w:rPr>
+    </w:lvl>
+    <w:lvl w:ilvl="7">
+      <w:start w:val="1"/>
+      <w:numFmt w:val="bullet"/>
+      <w:lvlText w:val="-"/>
+      <w:lvlJc w:val="left"/>
+      <w:pPr>
+        <w:ind w:left="5760" w:hanging="360"/>
+      </w:pPr>
+      <w:rPr>
+        <w:u w:val="none"/>
+      </w:rPr>
+    </w:lvl>
+    <w:lvl w:ilvl="8">
+      <w:start w:val="1"/>
+      <w:numFmt w:val="bullet"/>
+      <w:lvlText w:val="-"/>
+      <w:lvlJc w:val="left"/>
+      <w:pPr>
+        <w:ind w:left="6480" w:hanging="360"/>
+      </w:pPr>
+      <w:rPr>
+        <w:u w:val="none"/>
+      </w:rPr>
+    </w:lvl>
+  </w:abstractNum>
+  <w:abstractNum w:abstractNumId="12">
+    <w:lvl w:ilvl="0">
+      <w:start w:val="1"/>
+      <w:numFmt w:val="bullet"/>
       <w:lvlText w:val="●"/>
       <w:lvlJc w:val="left"/>
       <w:pPr>
@@ -14007,318 +14372,6 @@
         <w:ind w:left="0" w:firstLine="0"/>
       </w:pPr>
       <w:rPr/>
-    </w:lvl>
-  </w:abstractNum>
-  <w:abstractNum w:abstractNumId="10">
-    <w:lvl w:ilvl="0">
-      <w:start w:val="1"/>
-      <w:numFmt w:val="decimal"/>
-      <w:lvlText w:val="%1."/>
-      <w:lvlJc w:val="left"/>
-      <w:pPr>
-        <w:ind w:left="1080" w:hanging="360"/>
-      </w:pPr>
-      <w:rPr/>
-    </w:lvl>
-    <w:lvl w:ilvl="1">
-      <w:start w:val="0"/>
-      <w:numFmt w:val="bullet"/>
-      <w:lvlText w:val=""/>
-      <w:lvlJc w:val="left"/>
-      <w:pPr>
-        <w:ind w:left="720" w:firstLine="0"/>
-      </w:pPr>
-      <w:rPr/>
-    </w:lvl>
-    <w:lvl w:ilvl="2">
-      <w:start w:val="0"/>
-      <w:numFmt w:val="bullet"/>
-      <w:lvlText w:val=""/>
-      <w:lvlJc w:val="left"/>
-      <w:pPr>
-        <w:ind w:left="720" w:firstLine="0"/>
-      </w:pPr>
-      <w:rPr/>
-    </w:lvl>
-    <w:lvl w:ilvl="3">
-      <w:start w:val="0"/>
-      <w:numFmt w:val="bullet"/>
-      <w:lvlText w:val=""/>
-      <w:lvlJc w:val="left"/>
-      <w:pPr>
-        <w:ind w:left="720" w:firstLine="0"/>
-      </w:pPr>
-      <w:rPr/>
-    </w:lvl>
-    <w:lvl w:ilvl="4">
-      <w:start w:val="0"/>
-      <w:numFmt w:val="bullet"/>
-      <w:lvlText w:val=""/>
-      <w:lvlJc w:val="left"/>
-      <w:pPr>
-        <w:ind w:left="720" w:firstLine="0"/>
-      </w:pPr>
-      <w:rPr/>
-    </w:lvl>
-    <w:lvl w:ilvl="5">
-      <w:start w:val="0"/>
-      <w:numFmt w:val="bullet"/>
-      <w:lvlText w:val=""/>
-      <w:lvlJc w:val="left"/>
-      <w:pPr>
-        <w:ind w:left="720" w:firstLine="0"/>
-      </w:pPr>
-      <w:rPr/>
-    </w:lvl>
-    <w:lvl w:ilvl="6">
-      <w:start w:val="0"/>
-      <w:numFmt w:val="bullet"/>
-      <w:lvlText w:val=""/>
-      <w:lvlJc w:val="left"/>
-      <w:pPr>
-        <w:ind w:left="720" w:firstLine="0"/>
-      </w:pPr>
-      <w:rPr/>
-    </w:lvl>
-    <w:lvl w:ilvl="7">
-      <w:start w:val="0"/>
-      <w:numFmt w:val="bullet"/>
-      <w:lvlText w:val=""/>
-      <w:lvlJc w:val="left"/>
-      <w:pPr>
-        <w:ind w:left="720" w:firstLine="0"/>
-      </w:pPr>
-      <w:rPr/>
-    </w:lvl>
-    <w:lvl w:ilvl="8">
-      <w:start w:val="0"/>
-      <w:numFmt w:val="bullet"/>
-      <w:lvlText w:val=""/>
-      <w:lvlJc w:val="left"/>
-      <w:pPr>
-        <w:ind w:left="720" w:firstLine="0"/>
-      </w:pPr>
-      <w:rPr/>
-    </w:lvl>
-  </w:abstractNum>
-  <w:abstractNum w:abstractNumId="11">
-    <w:lvl w:ilvl="0">
-      <w:start w:val="1"/>
-      <w:numFmt w:val="bullet"/>
-      <w:lvlText w:val="-"/>
-      <w:lvlJc w:val="left"/>
-      <w:pPr>
-        <w:ind w:left="720" w:hanging="360"/>
-      </w:pPr>
-      <w:rPr>
-        <w:u w:val="none"/>
-      </w:rPr>
-    </w:lvl>
-    <w:lvl w:ilvl="1">
-      <w:start w:val="1"/>
-      <w:numFmt w:val="bullet"/>
-      <w:lvlText w:val="-"/>
-      <w:lvlJc w:val="left"/>
-      <w:pPr>
-        <w:ind w:left="1440" w:hanging="360"/>
-      </w:pPr>
-      <w:rPr>
-        <w:u w:val="none"/>
-      </w:rPr>
-    </w:lvl>
-    <w:lvl w:ilvl="2">
-      <w:start w:val="1"/>
-      <w:numFmt w:val="bullet"/>
-      <w:lvlText w:val="-"/>
-      <w:lvlJc w:val="left"/>
-      <w:pPr>
-        <w:ind w:left="2160" w:hanging="360"/>
-      </w:pPr>
-      <w:rPr>
-        <w:u w:val="none"/>
-      </w:rPr>
-    </w:lvl>
-    <w:lvl w:ilvl="3">
-      <w:start w:val="1"/>
-      <w:numFmt w:val="bullet"/>
-      <w:lvlText w:val="-"/>
-      <w:lvlJc w:val="left"/>
-      <w:pPr>
-        <w:ind w:left="2880" w:hanging="360"/>
-      </w:pPr>
-      <w:rPr>
-        <w:u w:val="none"/>
-      </w:rPr>
-    </w:lvl>
-    <w:lvl w:ilvl="4">
-      <w:start w:val="1"/>
-      <w:numFmt w:val="bullet"/>
-      <w:lvlText w:val="-"/>
-      <w:lvlJc w:val="left"/>
-      <w:pPr>
-        <w:ind w:left="3600" w:hanging="360"/>
-      </w:pPr>
-      <w:rPr>
-        <w:u w:val="none"/>
-      </w:rPr>
-    </w:lvl>
-    <w:lvl w:ilvl="5">
-      <w:start w:val="1"/>
-      <w:numFmt w:val="bullet"/>
-      <w:lvlText w:val="-"/>
-      <w:lvlJc w:val="left"/>
-      <w:pPr>
-        <w:ind w:left="4320" w:hanging="360"/>
-      </w:pPr>
-      <w:rPr>
-        <w:u w:val="none"/>
-      </w:rPr>
-    </w:lvl>
-    <w:lvl w:ilvl="6">
-      <w:start w:val="1"/>
-      <w:numFmt w:val="bullet"/>
-      <w:lvlText w:val="-"/>
-      <w:lvlJc w:val="left"/>
-      <w:pPr>
-        <w:ind w:left="5040" w:hanging="360"/>
-      </w:pPr>
-      <w:rPr>
-        <w:u w:val="none"/>
-      </w:rPr>
-    </w:lvl>
-    <w:lvl w:ilvl="7">
-      <w:start w:val="1"/>
-      <w:numFmt w:val="bullet"/>
-      <w:lvlText w:val="-"/>
-      <w:lvlJc w:val="left"/>
-      <w:pPr>
-        <w:ind w:left="5760" w:hanging="360"/>
-      </w:pPr>
-      <w:rPr>
-        <w:u w:val="none"/>
-      </w:rPr>
-    </w:lvl>
-    <w:lvl w:ilvl="8">
-      <w:start w:val="1"/>
-      <w:numFmt w:val="bullet"/>
-      <w:lvlText w:val="-"/>
-      <w:lvlJc w:val="left"/>
-      <w:pPr>
-        <w:ind w:left="6480" w:hanging="360"/>
-      </w:pPr>
-      <w:rPr>
-        <w:u w:val="none"/>
-      </w:rPr>
-    </w:lvl>
-  </w:abstractNum>
-  <w:abstractNum w:abstractNumId="12">
-    <w:lvl w:ilvl="0">
-      <w:start w:val="1"/>
-      <w:numFmt w:val="bullet"/>
-      <w:lvlText w:val="-"/>
-      <w:lvlJc w:val="left"/>
-      <w:pPr>
-        <w:ind w:left="720" w:hanging="360"/>
-      </w:pPr>
-      <w:rPr>
-        <w:u w:val="none"/>
-      </w:rPr>
-    </w:lvl>
-    <w:lvl w:ilvl="1">
-      <w:start w:val="1"/>
-      <w:numFmt w:val="bullet"/>
-      <w:lvlText w:val="-"/>
-      <w:lvlJc w:val="left"/>
-      <w:pPr>
-        <w:ind w:left="1440" w:hanging="360"/>
-      </w:pPr>
-      <w:rPr>
-        <w:u w:val="none"/>
-      </w:rPr>
-    </w:lvl>
-    <w:lvl w:ilvl="2">
-      <w:start w:val="1"/>
-      <w:numFmt w:val="bullet"/>
-      <w:lvlText w:val="-"/>
-      <w:lvlJc w:val="left"/>
-      <w:pPr>
-        <w:ind w:left="2160" w:hanging="360"/>
-      </w:pPr>
-      <w:rPr>
-        <w:u w:val="none"/>
-      </w:rPr>
-    </w:lvl>
-    <w:lvl w:ilvl="3">
-      <w:start w:val="1"/>
-      <w:numFmt w:val="bullet"/>
-      <w:lvlText w:val="-"/>
-      <w:lvlJc w:val="left"/>
-      <w:pPr>
-        <w:ind w:left="2880" w:hanging="360"/>
-      </w:pPr>
-      <w:rPr>
-        <w:u w:val="none"/>
-      </w:rPr>
-    </w:lvl>
-    <w:lvl w:ilvl="4">
-      <w:start w:val="1"/>
-      <w:numFmt w:val="bullet"/>
-      <w:lvlText w:val="-"/>
-      <w:lvlJc w:val="left"/>
-      <w:pPr>
-        <w:ind w:left="3600" w:hanging="360"/>
-      </w:pPr>
-      <w:rPr>
-        <w:u w:val="none"/>
-      </w:rPr>
-    </w:lvl>
-    <w:lvl w:ilvl="5">
-      <w:start w:val="1"/>
-      <w:numFmt w:val="bullet"/>
-      <w:lvlText w:val="-"/>
-      <w:lvlJc w:val="left"/>
-      <w:pPr>
-        <w:ind w:left="4320" w:hanging="360"/>
-      </w:pPr>
-      <w:rPr>
-        <w:u w:val="none"/>
-      </w:rPr>
-    </w:lvl>
-    <w:lvl w:ilvl="6">
-      <w:start w:val="1"/>
-      <w:numFmt w:val="bullet"/>
-      <w:lvlText w:val="-"/>
-      <w:lvlJc w:val="left"/>
-      <w:pPr>
-        <w:ind w:left="5040" w:hanging="360"/>
-      </w:pPr>
-      <w:rPr>
-        <w:u w:val="none"/>
-      </w:rPr>
-    </w:lvl>
-    <w:lvl w:ilvl="7">
-      <w:start w:val="1"/>
-      <w:numFmt w:val="bullet"/>
-      <w:lvlText w:val="-"/>
-      <w:lvlJc w:val="left"/>
-      <w:pPr>
-        <w:ind w:left="5760" w:hanging="360"/>
-      </w:pPr>
-      <w:rPr>
-        <w:u w:val="none"/>
-      </w:rPr>
-    </w:lvl>
-    <w:lvl w:ilvl="8">
-      <w:start w:val="1"/>
-      <w:numFmt w:val="bullet"/>
-      <w:lvlText w:val="-"/>
-      <w:lvlJc w:val="left"/>
-      <w:pPr>
-        <w:ind w:left="6480" w:hanging="360"/>
-      </w:pPr>
-      <w:rPr>
-        <w:u w:val="none"/>
-      </w:rPr>
     </w:lvl>
   </w:abstractNum>
   <w:num w:numId="1">
